--- a/docs/assignment 1.docx
+++ b/docs/assignment 1.docx
@@ -35,21 +35,12 @@
         </w:rPr>
         <w:t xml:space="preserve">Malaysia has a serious food waste problem that involves the waste of tons of food every day by households because of poor inventory management, forgetting the date of expiry and not having food donation programs. </w:t>
       </w:r>
-      <w:proofErr w:type="spellStart"/>
-      <w:r>
-        <w:rPr>
-          <w:rFonts w:ascii="Times New Roman" w:hAnsi="Times New Roman"/>
-          <w:sz w:val="24"/>
-        </w:rPr>
-        <w:t>SavePlate</w:t>
-      </w:r>
-      <w:proofErr w:type="spellEnd"/>
-      <w:r>
-        <w:rPr>
-          <w:rFonts w:ascii="Times New Roman" w:hAnsi="Times New Roman"/>
-          <w:sz w:val="24"/>
-        </w:rPr>
-        <w:t xml:space="preserve"> is a new web-based application motivated by the need to empower Malaysian households to take concrete, technology-driven action against this issue.</w:t>
+      <w:r>
+        <w:rPr>
+          <w:rFonts w:ascii="Times New Roman" w:hAnsi="Times New Roman"/>
+          <w:sz w:val="24"/>
+        </w:rPr>
+        <w:t>SavePlate is a new web-based application motivated by the need to empower Malaysian households to take concrete, technology-driven action against this issue.</w:t>
       </w:r>
       <w:r>
         <w:rPr>
@@ -67,37 +58,12 @@
           <w:sz w:val="24"/>
         </w:rPr>
       </w:pPr>
-      <w:proofErr w:type="spellStart"/>
-      <w:r>
-        <w:rPr>
-          <w:rFonts w:ascii="Times New Roman" w:hAnsi="Times New Roman"/>
-          <w:sz w:val="24"/>
-        </w:rPr>
-        <w:t>SavePlate</w:t>
-      </w:r>
-      <w:proofErr w:type="spellEnd"/>
-      <w:r>
-        <w:rPr>
-          <w:rFonts w:ascii="Times New Roman" w:hAnsi="Times New Roman"/>
-          <w:sz w:val="24"/>
-        </w:rPr>
-        <w:t xml:space="preserve"> will provide six essential functions: User registration (with 2FA and privacy settings), food inventory management (with expiry tracking and alert), food donation browsing and claiming, food analytics dashboard (shows how much food was saved and donated), expiry and reminder notifications, and weekly meal planning based on current stock. </w:t>
-      </w:r>
-      <w:proofErr w:type="spellStart"/>
-      <w:r>
-        <w:rPr>
-          <w:rFonts w:ascii="Times New Roman" w:hAnsi="Times New Roman"/>
-          <w:sz w:val="24"/>
-        </w:rPr>
-        <w:t>SavePlate</w:t>
-      </w:r>
-      <w:proofErr w:type="spellEnd"/>
-      <w:r>
-        <w:rPr>
-          <w:rFonts w:ascii="Times New Roman" w:hAnsi="Times New Roman"/>
-          <w:sz w:val="24"/>
-        </w:rPr>
-        <w:t xml:space="preserve"> is a new product created to meet the needs of Malaysian households, in terms of food donation culture and household food management needs, unlike general food tracking apps available around the world.</w:t>
+      <w:r>
+        <w:rPr>
+          <w:rFonts w:ascii="Times New Roman" w:hAnsi="Times New Roman"/>
+          <w:sz w:val="24"/>
+        </w:rPr>
+        <w:t>SavePlate will provide six essential functions: User registration (with 2FA and privacy settings), food inventory management (with expiry tracking and alert), food donation browsing and claiming, food analytics dashboard (shows how much food was saved and donated), expiry and reminder notifications, and weekly meal planning based on current stock. SavePlate is a new product created to meet the needs of Malaysian households, in terms of food donation culture and household food management needs, unlike general food tracking apps available around the world.</w:t>
       </w:r>
     </w:p>
     <w:p>
@@ -127,7 +93,39 @@
           <w:rFonts w:ascii="Times New Roman" w:hAnsi="Times New Roman"/>
           <w:sz w:val="24"/>
         </w:rPr>
-        <w:t xml:space="preserve"> member's team to develop. The project has been scheduled for 13 weeks, from 18 May 2026 through to 21 August 2026, consisting of two assignment submissions and two project iterations in line with the project schedule.</w:t>
+        <w:t xml:space="preserve"> </w:t>
+      </w:r>
+      <w:proofErr w:type="gramStart"/>
+      <w:r>
+        <w:rPr>
+          <w:rFonts w:ascii="Times New Roman" w:hAnsi="Times New Roman"/>
+          <w:sz w:val="24"/>
+        </w:rPr>
+        <w:t>member's</w:t>
+      </w:r>
+      <w:proofErr w:type="gramEnd"/>
+      <w:r>
+        <w:rPr>
+          <w:rFonts w:ascii="Times New Roman" w:hAnsi="Times New Roman"/>
+          <w:sz w:val="24"/>
+        </w:rPr>
+        <w:t xml:space="preserve"> team to develop. The project has been scheduled for 13 weeks, from 18 May </w:t>
+      </w:r>
+      <w:proofErr w:type="gramStart"/>
+      <w:r>
+        <w:rPr>
+          <w:rFonts w:ascii="Times New Roman" w:hAnsi="Times New Roman"/>
+          <w:sz w:val="24"/>
+        </w:rPr>
+        <w:t>2026 through</w:t>
+      </w:r>
+      <w:proofErr w:type="gramEnd"/>
+      <w:r>
+        <w:rPr>
+          <w:rFonts w:ascii="Times New Roman" w:hAnsi="Times New Roman"/>
+          <w:sz w:val="24"/>
+        </w:rPr>
+        <w:t xml:space="preserve"> to 21 August 2026, consisting of two assignment submissions and two project iterations in line with the project schedule.</w:t>
       </w:r>
     </w:p>
     <w:p>
@@ -221,6 +219,7 @@
           <w:sz w:val="24"/>
         </w:rPr>
       </w:pPr>
+      <w:proofErr w:type="gramStart"/>
       <w:r>
         <w:rPr>
           <w:rFonts w:ascii="Times New Roman" w:hAnsi="Times New Roman"/>
@@ -228,39 +227,33 @@
           <w:bCs/>
           <w:sz w:val="24"/>
         </w:rPr>
-        <w:t>2.0  Project Aims</w:t>
-      </w:r>
-    </w:p>
-    <w:p>
-      <w:pPr>
-        <w:spacing w:line="360" w:lineRule="auto"/>
-        <w:rPr>
-          <w:rFonts w:ascii="Times New Roman" w:hAnsi="Times New Roman"/>
-          <w:sz w:val="24"/>
-        </w:rPr>
-      </w:pPr>
-      <w:r>
-        <w:rPr>
-          <w:rFonts w:ascii="Times New Roman" w:hAnsi="Times New Roman"/>
-          <w:sz w:val="24"/>
-        </w:rPr>
-        <w:t xml:space="preserve">The aims of the </w:t>
-      </w:r>
-      <w:proofErr w:type="spellStart"/>
-      <w:r>
-        <w:rPr>
-          <w:rFonts w:ascii="Times New Roman" w:hAnsi="Times New Roman"/>
-          <w:sz w:val="24"/>
-        </w:rPr>
-        <w:t>SavePlate</w:t>
-      </w:r>
-      <w:proofErr w:type="spellEnd"/>
-      <w:r>
-        <w:rPr>
-          <w:rFonts w:ascii="Times New Roman" w:hAnsi="Times New Roman"/>
-          <w:sz w:val="24"/>
-        </w:rPr>
-        <w:t xml:space="preserve"> project are:</w:t>
+        <w:t>2.0  Project</w:t>
+      </w:r>
+      <w:proofErr w:type="gramEnd"/>
+      <w:r>
+        <w:rPr>
+          <w:rFonts w:ascii="Times New Roman" w:hAnsi="Times New Roman"/>
+          <w:b/>
+          <w:bCs/>
+          <w:sz w:val="24"/>
+        </w:rPr>
+        <w:t xml:space="preserve"> Aims</w:t>
+      </w:r>
+    </w:p>
+    <w:p>
+      <w:pPr>
+        <w:spacing w:line="360" w:lineRule="auto"/>
+        <w:rPr>
+          <w:rFonts w:ascii="Times New Roman" w:hAnsi="Times New Roman"/>
+          <w:sz w:val="24"/>
+        </w:rPr>
+      </w:pPr>
+      <w:r>
+        <w:rPr>
+          <w:rFonts w:ascii="Times New Roman" w:hAnsi="Times New Roman"/>
+          <w:sz w:val="24"/>
+        </w:rPr>
+        <w:t>The aims of the SavePlate project are:</w:t>
       </w:r>
     </w:p>
     <w:p>
@@ -389,6 +382,7 @@
           <w:sz w:val="24"/>
         </w:rPr>
       </w:pPr>
+      <w:proofErr w:type="gramStart"/>
       <w:r>
         <w:rPr>
           <w:rFonts w:ascii="Times New Roman" w:hAnsi="Times New Roman"/>
@@ -397,7 +391,17 @@
           <w:sz w:val="24"/>
         </w:rPr>
         <w:lastRenderedPageBreak/>
-        <w:t>3.0  Project Objectives</w:t>
+        <w:t>3.0  Project</w:t>
+      </w:r>
+      <w:proofErr w:type="gramEnd"/>
+      <w:r>
+        <w:rPr>
+          <w:rFonts w:ascii="Times New Roman" w:hAnsi="Times New Roman"/>
+          <w:b/>
+          <w:bCs/>
+          <w:sz w:val="24"/>
+        </w:rPr>
+        <w:t xml:space="preserve"> Objectives</w:t>
       </w:r>
     </w:p>
     <w:p>
@@ -596,6 +600,7 @@
           <w:sz w:val="24"/>
         </w:rPr>
       </w:pPr>
+      <w:proofErr w:type="gramStart"/>
       <w:r>
         <w:rPr>
           <w:rFonts w:ascii="Times New Roman" w:hAnsi="Times New Roman"/>
@@ -604,27 +609,48 @@
           <w:sz w:val="24"/>
         </w:rPr>
         <w:lastRenderedPageBreak/>
-        <w:t>4.0  Project Scope</w:t>
-      </w:r>
-    </w:p>
-    <w:p>
-      <w:pPr>
-        <w:spacing w:line="360" w:lineRule="auto"/>
+        <w:t>4.0  Project</w:t>
+      </w:r>
+      <w:proofErr w:type="gramEnd"/>
+      <w:r>
         <w:rPr>
           <w:rFonts w:ascii="Times New Roman" w:hAnsi="Times New Roman"/>
           <w:b/>
           <w:bCs/>
           <w:sz w:val="24"/>
         </w:rPr>
-      </w:pPr>
-      <w:r>
+        <w:t xml:space="preserve"> Scope</w:t>
+      </w:r>
+    </w:p>
+    <w:p>
+      <w:pPr>
+        <w:spacing w:line="360" w:lineRule="auto"/>
         <w:rPr>
           <w:rFonts w:ascii="Times New Roman" w:hAnsi="Times New Roman"/>
           <w:b/>
           <w:bCs/>
           <w:sz w:val="24"/>
         </w:rPr>
-        <w:t>4.1  In Scope</w:t>
+      </w:pPr>
+      <w:proofErr w:type="gramStart"/>
+      <w:r>
+        <w:rPr>
+          <w:rFonts w:ascii="Times New Roman" w:hAnsi="Times New Roman"/>
+          <w:b/>
+          <w:bCs/>
+          <w:sz w:val="24"/>
+        </w:rPr>
+        <w:t>4.1  In</w:t>
+      </w:r>
+      <w:proofErr w:type="gramEnd"/>
+      <w:r>
+        <w:rPr>
+          <w:rFonts w:ascii="Times New Roman" w:hAnsi="Times New Roman"/>
+          <w:b/>
+          <w:bCs/>
+          <w:sz w:val="24"/>
+        </w:rPr>
+        <w:t xml:space="preserve"> Scope</w:t>
       </w:r>
     </w:p>
     <w:p>
@@ -794,6 +820,7 @@
           <w:sz w:val="24"/>
         </w:rPr>
       </w:pPr>
+      <w:proofErr w:type="gramStart"/>
       <w:r>
         <w:rPr>
           <w:rFonts w:ascii="Times New Roman" w:hAnsi="Times New Roman"/>
@@ -801,7 +828,17 @@
           <w:bCs/>
           <w:sz w:val="24"/>
         </w:rPr>
-        <w:t>4.2  Out of Scope</w:t>
+        <w:t>4.2  Out</w:t>
+      </w:r>
+      <w:proofErr w:type="gramEnd"/>
+      <w:r>
+        <w:rPr>
+          <w:rFonts w:ascii="Times New Roman" w:hAnsi="Times New Roman"/>
+          <w:b/>
+          <w:bCs/>
+          <w:sz w:val="24"/>
+        </w:rPr>
+        <w:t xml:space="preserve"> of Scope</w:t>
       </w:r>
     </w:p>
     <w:p>
@@ -1073,23 +1110,7 @@
           <w:rFonts w:ascii="Times New Roman" w:hAnsi="Times New Roman"/>
           <w:sz w:val="24"/>
         </w:rPr>
-        <w:t xml:space="preserve">The following tables describe the methods, tools, languages, and environments used for the design, implementation, testing, and documentation of </w:t>
-      </w:r>
-      <w:proofErr w:type="spellStart"/>
-      <w:r>
-        <w:rPr>
-          <w:rFonts w:ascii="Times New Roman" w:hAnsi="Times New Roman"/>
-          <w:sz w:val="24"/>
-        </w:rPr>
-        <w:t>SavePlate</w:t>
-      </w:r>
-      <w:proofErr w:type="spellEnd"/>
-      <w:r>
-        <w:rPr>
-          <w:rFonts w:ascii="Times New Roman" w:hAnsi="Times New Roman"/>
-          <w:sz w:val="24"/>
-        </w:rPr>
-        <w:t>.</w:t>
+        <w:t>The following tables describe the methods, tools, languages, and environments used for the design, implementation, testing, and documentation of SavePlate.</w:t>
       </w:r>
     </w:p>
     <w:tbl>
@@ -1866,8 +1887,31 @@
                 <w:rFonts w:ascii="Times New Roman" w:hAnsi="Times New Roman"/>
                 <w:sz w:val="24"/>
               </w:rPr>
-              <w:t>Hardware Spec :</w:t>
+              <w:t xml:space="preserve">Hardware </w:t>
             </w:r>
+            <w:proofErr w:type="gramStart"/>
+            <w:r>
+              <w:rPr>
+                <w:rFonts w:ascii="Times New Roman" w:hAnsi="Times New Roman"/>
+                <w:sz w:val="24"/>
+              </w:rPr>
+              <w:t>Spec</w:t>
+            </w:r>
+            <w:r>
+              <w:rPr>
+                <w:rFonts w:ascii="Times New Roman" w:hAnsi="Times New Roman"/>
+                <w:sz w:val="24"/>
+              </w:rPr>
+              <w:t>s</w:t>
+            </w:r>
+            <w:r>
+              <w:rPr>
+                <w:rFonts w:ascii="Times New Roman" w:hAnsi="Times New Roman"/>
+                <w:sz w:val="24"/>
+              </w:rPr>
+              <w:t xml:space="preserve"> :</w:t>
+            </w:r>
+            <w:proofErr w:type="gramEnd"/>
           </w:p>
           <w:p>
             <w:pPr>
@@ -2963,6 +3007,7 @@
   <w:style w:type="character" w:default="1" w:styleId="DefaultParagraphFont">
     <w:name w:val="Default Paragraph Font"/>
     <w:uiPriority w:val="1"/>
+    <w:semiHidden/>
     <w:unhideWhenUsed/>
   </w:style>
   <w:style w:type="table" w:default="1" w:styleId="TableNormal">

--- a/docs/assignment 1.docx
+++ b/docs/assignment 1.docx
@@ -35,12 +35,21 @@
         </w:rPr>
         <w:t xml:space="preserve">Malaysia has a serious food waste problem that involves the waste of tons of food every day by households because of poor inventory management, forgetting the date of expiry and not having food donation programs. </w:t>
       </w:r>
+      <w:proofErr w:type="spellStart"/>
       <w:r>
         <w:rPr>
           <w:rFonts w:ascii="Times New Roman" w:hAnsi="Times New Roman"/>
           <w:sz w:val="24"/>
         </w:rPr>
-        <w:t>SavePlate is a new web-based application motivated by the need to empower Malaysian households to take concrete, technology-driven action against this issue.</w:t>
+        <w:t>SavePlate</w:t>
+      </w:r>
+      <w:proofErr w:type="spellEnd"/>
+      <w:r>
+        <w:rPr>
+          <w:rFonts w:ascii="Times New Roman" w:hAnsi="Times New Roman"/>
+          <w:sz w:val="24"/>
+        </w:rPr>
+        <w:t xml:space="preserve"> is a new web-based application motivated by the need to empower Malaysian households to take concrete, technology-driven action against this issue.</w:t>
       </w:r>
       <w:r>
         <w:rPr>
@@ -58,12 +67,51 @@
           <w:sz w:val="24"/>
         </w:rPr>
       </w:pPr>
+      <w:proofErr w:type="spellStart"/>
       <w:r>
         <w:rPr>
           <w:rFonts w:ascii="Times New Roman" w:hAnsi="Times New Roman"/>
           <w:sz w:val="24"/>
         </w:rPr>
-        <w:t>SavePlate will provide six essential functions: User registration (with 2FA and privacy settings), food inventory management (with expiry tracking and alert), food donation browsing and claiming, food analytics dashboard (shows how much food was saved and donated), expiry and reminder notifications, and weekly meal planning based on current stock. SavePlate is a new product created to meet the needs of Malaysian households, in terms of food donation culture and household food management needs, unlike general food tracking apps available around the world.</w:t>
+        <w:t>SavePlate</w:t>
+      </w:r>
+      <w:proofErr w:type="spellEnd"/>
+      <w:r>
+        <w:rPr>
+          <w:rFonts w:ascii="Times New Roman" w:hAnsi="Times New Roman"/>
+          <w:sz w:val="24"/>
+        </w:rPr>
+        <w:t xml:space="preserve"> will provide six essential functions: </w:t>
+      </w:r>
+      <w:r>
+        <w:rPr>
+          <w:rFonts w:ascii="Times New Roman" w:hAnsi="Times New Roman"/>
+          <w:sz w:val="24"/>
+        </w:rPr>
+        <w:t>user registration and privacy settings, food inventory management, food item browsing and donation claiming, food analytics reporting, notifications, and weekly meal planning.</w:t>
+      </w:r>
+      <w:r>
+        <w:rPr>
+          <w:rFonts w:ascii="Times New Roman" w:hAnsi="Times New Roman"/>
+          <w:sz w:val="24"/>
+        </w:rPr>
+        <w:t xml:space="preserve"> </w:t>
+      </w:r>
+      <w:proofErr w:type="spellStart"/>
+      <w:r>
+        <w:rPr>
+          <w:rFonts w:ascii="Times New Roman" w:hAnsi="Times New Roman"/>
+          <w:sz w:val="24"/>
+        </w:rPr>
+        <w:t>SavePlate</w:t>
+      </w:r>
+      <w:proofErr w:type="spellEnd"/>
+      <w:r>
+        <w:rPr>
+          <w:rFonts w:ascii="Times New Roman" w:hAnsi="Times New Roman"/>
+          <w:sz w:val="24"/>
+        </w:rPr>
+        <w:t xml:space="preserve"> is a new product created to meet the needs of Malaysian households, in terms of food donation culture and household food management needs, unlike general food tracking apps available around the world.</w:t>
       </w:r>
     </w:p>
     <w:p>
@@ -93,39 +141,37 @@
           <w:rFonts w:ascii="Times New Roman" w:hAnsi="Times New Roman"/>
           <w:sz w:val="24"/>
         </w:rPr>
-        <w:t xml:space="preserve"> </w:t>
+        <w:t xml:space="preserve"> member's team to develop. </w:t>
       </w:r>
-      <w:proofErr w:type="gramStart"/>
       <w:r>
         <w:rPr>
           <w:rFonts w:ascii="Times New Roman" w:hAnsi="Times New Roman"/>
           <w:sz w:val="24"/>
         </w:rPr>
-        <w:t>member's</w:t>
+        <w:t xml:space="preserve">It is being developed from scratch using modern web technologies including React.js (frontend) and Node.js with Express (backend), hosted on cloud </w:t>
       </w:r>
-      <w:proofErr w:type="gramEnd"/>
+      <w:proofErr w:type="spellStart"/>
       <w:r>
         <w:rPr>
           <w:rFonts w:ascii="Times New Roman" w:hAnsi="Times New Roman"/>
           <w:sz w:val="24"/>
         </w:rPr>
-        <w:t xml:space="preserve"> team to develop. The project has been scheduled for 13 weeks, from 18 May </w:t>
+        <w:t>infrastructure.</w:t>
       </w:r>
-      <w:proofErr w:type="gramStart"/>
       <w:r>
         <w:rPr>
           <w:rFonts w:ascii="Times New Roman" w:hAnsi="Times New Roman"/>
           <w:sz w:val="24"/>
         </w:rPr>
-        <w:t>2026 through</w:t>
+        <w:t>The</w:t>
       </w:r>
-      <w:proofErr w:type="gramEnd"/>
+      <w:proofErr w:type="spellEnd"/>
       <w:r>
         <w:rPr>
           <w:rFonts w:ascii="Times New Roman" w:hAnsi="Times New Roman"/>
           <w:sz w:val="24"/>
         </w:rPr>
-        <w:t xml:space="preserve"> to 21 August 2026, consisting of two assignment submissions and two project iterations in line with the project schedule.</w:t>
+        <w:t xml:space="preserve"> project has been scheduled for 13 weeks, from 18 May 2026 through to 21 August 2026, consisting of two assignment submissions and two project iterations in line with the project schedule.</w:t>
       </w:r>
     </w:p>
     <w:p>
@@ -205,21 +251,11 @@
         <w:spacing w:line="360" w:lineRule="auto"/>
         <w:rPr>
           <w:rFonts w:ascii="Times New Roman" w:hAnsi="Times New Roman"/>
-          <w:sz w:val="24"/>
-        </w:rPr>
-      </w:pPr>
-    </w:p>
-    <w:p>
-      <w:pPr>
-        <w:spacing w:line="360" w:lineRule="auto"/>
-        <w:rPr>
-          <w:rFonts w:ascii="Times New Roman" w:hAnsi="Times New Roman"/>
           <w:b/>
           <w:bCs/>
           <w:sz w:val="24"/>
         </w:rPr>
       </w:pPr>
-      <w:proofErr w:type="gramStart"/>
       <w:r>
         <w:rPr>
           <w:rFonts w:ascii="Times New Roman" w:hAnsi="Times New Roman"/>
@@ -227,17 +263,8 @@
           <w:bCs/>
           <w:sz w:val="24"/>
         </w:rPr>
-        <w:t>2.0  Project</w:t>
-      </w:r>
-      <w:proofErr w:type="gramEnd"/>
-      <w:r>
-        <w:rPr>
-          <w:rFonts w:ascii="Times New Roman" w:hAnsi="Times New Roman"/>
-          <w:b/>
-          <w:bCs/>
-          <w:sz w:val="24"/>
-        </w:rPr>
-        <w:t xml:space="preserve"> Aims</w:t>
+        <w:lastRenderedPageBreak/>
+        <w:t>2.0  Project Aims</w:t>
       </w:r>
     </w:p>
     <w:p>
@@ -253,7 +280,23 @@
           <w:rFonts w:ascii="Times New Roman" w:hAnsi="Times New Roman"/>
           <w:sz w:val="24"/>
         </w:rPr>
-        <w:t>The aims of the SavePlate project are:</w:t>
+        <w:t xml:space="preserve">The aims of the </w:t>
+      </w:r>
+      <w:proofErr w:type="spellStart"/>
+      <w:r>
+        <w:rPr>
+          <w:rFonts w:ascii="Times New Roman" w:hAnsi="Times New Roman"/>
+          <w:sz w:val="24"/>
+        </w:rPr>
+        <w:t>SavePlate</w:t>
+      </w:r>
+      <w:proofErr w:type="spellEnd"/>
+      <w:r>
+        <w:rPr>
+          <w:rFonts w:ascii="Times New Roman" w:hAnsi="Times New Roman"/>
+          <w:sz w:val="24"/>
+        </w:rPr>
+        <w:t xml:space="preserve"> project are:</w:t>
       </w:r>
     </w:p>
     <w:p>
@@ -298,6 +341,28 @@
     </w:p>
     <w:p>
       <w:pPr>
+        <w:pStyle w:val="ListParagraph"/>
+        <w:numPr>
+          <w:ilvl w:val="0"/>
+          <w:numId w:val="1"/>
+        </w:numPr>
+        <w:spacing w:after="60" w:line="360" w:lineRule="auto"/>
+        <w:contextualSpacing w:val="0"/>
+        <w:rPr>
+          <w:rFonts w:ascii="Times New Roman" w:hAnsi="Times New Roman" w:cs="Times New Roman"/>
+          <w:sz w:val="24"/>
+        </w:rPr>
+      </w:pPr>
+      <w:r>
+        <w:rPr>
+          <w:rFonts w:ascii="Times New Roman" w:hAnsi="Times New Roman" w:cs="Times New Roman"/>
+          <w:sz w:val="24"/>
+        </w:rPr>
+        <w:t>To promote responsible meal planning by enabling users to plan weekly meals based on their available food inventory.</w:t>
+      </w:r>
+    </w:p>
+    <w:p>
+      <w:pPr>
         <w:numPr>
           <w:ilvl w:val="0"/>
           <w:numId w:val="1"/>
@@ -313,7 +378,7 @@
           <w:rFonts w:ascii="Times New Roman" w:hAnsi="Times New Roman"/>
           <w:sz w:val="24"/>
         </w:rPr>
-        <w:t>To incorporate meal planning features that encourage households to plan meals around existing ingredients before purchasing new ones.</w:t>
+        <w:t>To raise awareness of individual food waste impact through visual analytics and progress tracking.</w:t>
       </w:r>
     </w:p>
     <w:p>
@@ -333,7 +398,60 @@
           <w:rFonts w:ascii="Times New Roman" w:hAnsi="Times New Roman"/>
           <w:sz w:val="24"/>
         </w:rPr>
-        <w:t>To raise awareness of individual food waste impact through visual analytics and progress tracking.</w:t>
+        <w:t>To ensure user data privacy and account security through authentication mechanisms including two-factor authentication (2FA).</w:t>
+      </w:r>
+    </w:p>
+    <w:p>
+      <w:pPr>
+        <w:spacing w:line="360" w:lineRule="auto"/>
+        <w:rPr>
+          <w:rFonts w:ascii="Times New Roman" w:hAnsi="Times New Roman"/>
+          <w:sz w:val="24"/>
+        </w:rPr>
+      </w:pPr>
+      <w:r>
+        <w:rPr>
+          <w:rFonts w:ascii="Times New Roman" w:hAnsi="Times New Roman"/>
+          <w:sz w:val="24"/>
+        </w:rPr>
+        <w:br w:type="page"/>
+      </w:r>
+    </w:p>
+    <w:p>
+      <w:pPr>
+        <w:spacing w:line="360" w:lineRule="auto"/>
+        <w:rPr>
+          <w:rFonts w:ascii="Times New Roman" w:hAnsi="Times New Roman"/>
+          <w:b/>
+          <w:bCs/>
+          <w:sz w:val="24"/>
+        </w:rPr>
+      </w:pPr>
+      <w:r>
+        <w:rPr>
+          <w:rFonts w:ascii="Times New Roman" w:hAnsi="Times New Roman"/>
+          <w:b/>
+          <w:bCs/>
+          <w:sz w:val="24"/>
+        </w:rPr>
+        <w:lastRenderedPageBreak/>
+        <w:t>3.0  Project Objectives</w:t>
+      </w:r>
+    </w:p>
+    <w:p>
+      <w:pPr>
+        <w:spacing w:line="360" w:lineRule="auto"/>
+        <w:rPr>
+          <w:rFonts w:ascii="Times New Roman" w:hAnsi="Times New Roman"/>
+          <w:sz w:val="24"/>
+        </w:rPr>
+      </w:pPr>
+      <w:r>
+        <w:rPr>
+          <w:rFonts w:ascii="Times New Roman" w:hAnsi="Times New Roman"/>
+          <w:sz w:val="24"/>
+        </w:rPr>
+        <w:t>By the end of the project, the team will have:</w:t>
       </w:r>
     </w:p>
     <w:p>
@@ -353,71 +471,7 @@
           <w:rFonts w:ascii="Times New Roman" w:hAnsi="Times New Roman"/>
           <w:sz w:val="24"/>
         </w:rPr>
-        <w:t>To ensure user data privacy and account security through authentication mechanisms including two-factor authentication (2FA).</w:t>
-      </w:r>
-    </w:p>
-    <w:p>
-      <w:pPr>
-        <w:spacing w:line="360" w:lineRule="auto"/>
-        <w:rPr>
-          <w:rFonts w:ascii="Times New Roman" w:hAnsi="Times New Roman"/>
-          <w:sz w:val="24"/>
-        </w:rPr>
-      </w:pPr>
-      <w:r>
-        <w:rPr>
-          <w:rFonts w:ascii="Times New Roman" w:hAnsi="Times New Roman"/>
-          <w:sz w:val="24"/>
-        </w:rPr>
-        <w:br w:type="page"/>
-      </w:r>
-    </w:p>
-    <w:p>
-      <w:pPr>
-        <w:spacing w:line="360" w:lineRule="auto"/>
-        <w:rPr>
-          <w:rFonts w:ascii="Times New Roman" w:hAnsi="Times New Roman"/>
-          <w:b/>
-          <w:bCs/>
-          <w:sz w:val="24"/>
-        </w:rPr>
-      </w:pPr>
-      <w:proofErr w:type="gramStart"/>
-      <w:r>
-        <w:rPr>
-          <w:rFonts w:ascii="Times New Roman" w:hAnsi="Times New Roman"/>
-          <w:b/>
-          <w:bCs/>
-          <w:sz w:val="24"/>
-        </w:rPr>
-        <w:lastRenderedPageBreak/>
-        <w:t>3.0  Project</w:t>
-      </w:r>
-      <w:proofErr w:type="gramEnd"/>
-      <w:r>
-        <w:rPr>
-          <w:rFonts w:ascii="Times New Roman" w:hAnsi="Times New Roman"/>
-          <w:b/>
-          <w:bCs/>
-          <w:sz w:val="24"/>
-        </w:rPr>
-        <w:t xml:space="preserve"> Objectives</w:t>
-      </w:r>
-    </w:p>
-    <w:p>
-      <w:pPr>
-        <w:spacing w:line="360" w:lineRule="auto"/>
-        <w:rPr>
-          <w:rFonts w:ascii="Times New Roman" w:hAnsi="Times New Roman"/>
-          <w:sz w:val="24"/>
-        </w:rPr>
-      </w:pPr>
-      <w:r>
-        <w:rPr>
-          <w:rFonts w:ascii="Times New Roman" w:hAnsi="Times New Roman"/>
-          <w:sz w:val="24"/>
-        </w:rPr>
-        <w:t>By the end of the project, the team will have:</w:t>
+        <w:t>Deliver a working web application with all 6 use cases fully implemented and passing user acceptance testing by Week 14 (4 September 2026).</w:t>
       </w:r>
     </w:p>
     <w:p>
@@ -437,7 +491,21 @@
           <w:rFonts w:ascii="Times New Roman" w:hAnsi="Times New Roman"/>
           <w:sz w:val="24"/>
         </w:rPr>
-        <w:t>Designed and implemented a secure user registration and login module with 2FA support and configurable privacy settings.</w:t>
+        <w:t xml:space="preserve">Built a food inventory module that allows users to add, edit, delete, and </w:t>
+      </w:r>
+      <w:r>
+        <w:rPr>
+          <w:rFonts w:ascii="Times New Roman" w:hAnsi="Times New Roman"/>
+          <w:sz w:val="24"/>
+        </w:rPr>
+        <w:t>categorize</w:t>
+      </w:r>
+      <w:r>
+        <w:rPr>
+          <w:rFonts w:ascii="Times New Roman" w:hAnsi="Times New Roman"/>
+          <w:sz w:val="24"/>
+        </w:rPr>
+        <w:t xml:space="preserve"> food items with expiry dates, and receive automated alerts for items nearing expiry.</w:t>
       </w:r>
     </w:p>
     <w:p>
@@ -457,21 +525,7 @@
           <w:rFonts w:ascii="Times New Roman" w:hAnsi="Times New Roman"/>
           <w:sz w:val="24"/>
         </w:rPr>
-        <w:t xml:space="preserve">Built a food inventory module that allows users to add, edit, delete, and </w:t>
-      </w:r>
-      <w:r>
-        <w:rPr>
-          <w:rFonts w:ascii="Times New Roman" w:hAnsi="Times New Roman"/>
-          <w:sz w:val="24"/>
-        </w:rPr>
-        <w:t>categorize</w:t>
-      </w:r>
-      <w:r>
-        <w:rPr>
-          <w:rFonts w:ascii="Times New Roman" w:hAnsi="Times New Roman"/>
-          <w:sz w:val="24"/>
-        </w:rPr>
-        <w:t xml:space="preserve"> food items with expiry dates, and receive automated alerts for items nearing expiry.</w:t>
+        <w:t>Developed a food donation browsing and claiming module where users can post, browse, and claim food donations with pickup details.</w:t>
       </w:r>
     </w:p>
     <w:p>
@@ -491,7 +545,7 @@
           <w:rFonts w:ascii="Times New Roman" w:hAnsi="Times New Roman"/>
           <w:sz w:val="24"/>
         </w:rPr>
-        <w:t>Developed a food donation browsing and claiming module where users can post, browse, and claim food donations with pickup details.</w:t>
+        <w:t>Implemented a food analytics dashboard that displays visual charts and progress indicators for food saved and donated over time.</w:t>
       </w:r>
     </w:p>
     <w:p>
@@ -511,7 +565,7 @@
           <w:rFonts w:ascii="Times New Roman" w:hAnsi="Times New Roman"/>
           <w:sz w:val="24"/>
         </w:rPr>
-        <w:t>Implemented a food analytics dashboard that displays visual charts and progress indicators for food saved and donated over time.</w:t>
+        <w:t>Created a notification system that delivers timely alerts for expiry dates, donation status updates, and meal planning reminders.</w:t>
       </w:r>
     </w:p>
     <w:p>
@@ -531,7 +585,7 @@
           <w:rFonts w:ascii="Times New Roman" w:hAnsi="Times New Roman"/>
           <w:sz w:val="24"/>
         </w:rPr>
-        <w:t>Created a notification system that delivers timely alerts for expiry dates, donation status updates, and meal planning reminders.</w:t>
+        <w:t>Produced a weekly meal planner that links inventory items to meal slots and suggests recipes based on available ingredients.</w:t>
       </w:r>
     </w:p>
     <w:p>
@@ -551,7 +605,80 @@
           <w:rFonts w:ascii="Times New Roman" w:hAnsi="Times New Roman"/>
           <w:sz w:val="24"/>
         </w:rPr>
-        <w:t>Produced a weekly meal planner that links inventory items to meal slots and suggests recipes based on available ingredients.</w:t>
+        <w:t>Demonstrated all modules through working prototypes in Iteration 1 and Iteration 2 with test cases and GitHub collaboration evidence.</w:t>
+      </w:r>
+    </w:p>
+    <w:p>
+      <w:pPr>
+        <w:spacing w:line="360" w:lineRule="auto"/>
+        <w:rPr>
+          <w:rFonts w:ascii="Times New Roman" w:hAnsi="Times New Roman"/>
+          <w:sz w:val="24"/>
+        </w:rPr>
+      </w:pPr>
+      <w:r>
+        <w:rPr>
+          <w:rFonts w:ascii="Times New Roman" w:hAnsi="Times New Roman"/>
+          <w:sz w:val="24"/>
+        </w:rPr>
+        <w:br w:type="page"/>
+      </w:r>
+    </w:p>
+    <w:p>
+      <w:pPr>
+        <w:spacing w:line="360" w:lineRule="auto"/>
+        <w:rPr>
+          <w:rFonts w:ascii="Times New Roman" w:hAnsi="Times New Roman"/>
+          <w:b/>
+          <w:bCs/>
+          <w:sz w:val="24"/>
+        </w:rPr>
+      </w:pPr>
+      <w:r>
+        <w:rPr>
+          <w:rFonts w:ascii="Times New Roman" w:hAnsi="Times New Roman"/>
+          <w:b/>
+          <w:bCs/>
+          <w:sz w:val="24"/>
+        </w:rPr>
+        <w:lastRenderedPageBreak/>
+        <w:t>4.0  Project Scope</w:t>
+      </w:r>
+    </w:p>
+    <w:p>
+      <w:pPr>
+        <w:spacing w:line="360" w:lineRule="auto"/>
+        <w:rPr>
+          <w:rFonts w:ascii="Times New Roman" w:hAnsi="Times New Roman"/>
+          <w:b/>
+          <w:bCs/>
+          <w:sz w:val="24"/>
+        </w:rPr>
+      </w:pPr>
+      <w:r>
+        <w:rPr>
+          <w:rFonts w:ascii="Times New Roman" w:hAnsi="Times New Roman"/>
+          <w:b/>
+          <w:bCs/>
+          <w:sz w:val="24"/>
+        </w:rPr>
+        <w:t>4.1  In Scope</w:t>
+      </w:r>
+    </w:p>
+    <w:p>
+      <w:pPr>
+        <w:spacing w:line="360" w:lineRule="auto"/>
+        <w:rPr>
+          <w:rFonts w:ascii="Times New Roman" w:hAnsi="Times New Roman"/>
+          <w:sz w:val="24"/>
+        </w:rPr>
+      </w:pPr>
+      <w:r>
+        <w:rPr>
+          <w:rFonts w:ascii="Times New Roman" w:hAnsi="Times New Roman"/>
+          <w:sz w:val="24"/>
+        </w:rPr>
+        <w:t>The following features are within the scope of this project:</w:t>
       </w:r>
     </w:p>
     <w:p>
@@ -571,102 +698,7 @@
           <w:rFonts w:ascii="Times New Roman" w:hAnsi="Times New Roman"/>
           <w:sz w:val="24"/>
         </w:rPr>
-        <w:t>Demonstrated all modules through working prototypes in Iteration 1 and Iteration 2 with test cases and GitHub collaboration evidence.</w:t>
-      </w:r>
-    </w:p>
-    <w:p>
-      <w:pPr>
-        <w:spacing w:line="360" w:lineRule="auto"/>
-        <w:rPr>
-          <w:rFonts w:ascii="Times New Roman" w:hAnsi="Times New Roman"/>
-          <w:sz w:val="24"/>
-        </w:rPr>
-      </w:pPr>
-      <w:r>
-        <w:rPr>
-          <w:rFonts w:ascii="Times New Roman" w:hAnsi="Times New Roman"/>
-          <w:sz w:val="24"/>
-        </w:rPr>
-        <w:br w:type="page"/>
-      </w:r>
-    </w:p>
-    <w:p>
-      <w:pPr>
-        <w:spacing w:line="360" w:lineRule="auto"/>
-        <w:rPr>
-          <w:rFonts w:ascii="Times New Roman" w:hAnsi="Times New Roman"/>
-          <w:b/>
-          <w:bCs/>
-          <w:sz w:val="24"/>
-        </w:rPr>
-      </w:pPr>
-      <w:proofErr w:type="gramStart"/>
-      <w:r>
-        <w:rPr>
-          <w:rFonts w:ascii="Times New Roman" w:hAnsi="Times New Roman"/>
-          <w:b/>
-          <w:bCs/>
-          <w:sz w:val="24"/>
-        </w:rPr>
-        <w:lastRenderedPageBreak/>
-        <w:t>4.0  Project</w:t>
-      </w:r>
-      <w:proofErr w:type="gramEnd"/>
-      <w:r>
-        <w:rPr>
-          <w:rFonts w:ascii="Times New Roman" w:hAnsi="Times New Roman"/>
-          <w:b/>
-          <w:bCs/>
-          <w:sz w:val="24"/>
-        </w:rPr>
-        <w:t xml:space="preserve"> Scope</w:t>
-      </w:r>
-    </w:p>
-    <w:p>
-      <w:pPr>
-        <w:spacing w:line="360" w:lineRule="auto"/>
-        <w:rPr>
-          <w:rFonts w:ascii="Times New Roman" w:hAnsi="Times New Roman"/>
-          <w:b/>
-          <w:bCs/>
-          <w:sz w:val="24"/>
-        </w:rPr>
-      </w:pPr>
-      <w:proofErr w:type="gramStart"/>
-      <w:r>
-        <w:rPr>
-          <w:rFonts w:ascii="Times New Roman" w:hAnsi="Times New Roman"/>
-          <w:b/>
-          <w:bCs/>
-          <w:sz w:val="24"/>
-        </w:rPr>
-        <w:t>4.1  In</w:t>
-      </w:r>
-      <w:proofErr w:type="gramEnd"/>
-      <w:r>
-        <w:rPr>
-          <w:rFonts w:ascii="Times New Roman" w:hAnsi="Times New Roman"/>
-          <w:b/>
-          <w:bCs/>
-          <w:sz w:val="24"/>
-        </w:rPr>
-        <w:t xml:space="preserve"> Scope</w:t>
-      </w:r>
-    </w:p>
-    <w:p>
-      <w:pPr>
-        <w:spacing w:line="360" w:lineRule="auto"/>
-        <w:rPr>
-          <w:rFonts w:ascii="Times New Roman" w:hAnsi="Times New Roman"/>
-          <w:sz w:val="24"/>
-        </w:rPr>
-      </w:pPr>
-      <w:r>
-        <w:rPr>
-          <w:rFonts w:ascii="Times New Roman" w:hAnsi="Times New Roman"/>
-          <w:sz w:val="24"/>
-        </w:rPr>
-        <w:t>The following features are within the scope of this project:</w:t>
+        <w:t>User registration, login, logout, and account management with optional 2FA.</w:t>
       </w:r>
     </w:p>
     <w:p>
@@ -686,7 +718,28 @@
           <w:rFonts w:ascii="Times New Roman" w:hAnsi="Times New Roman"/>
           <w:sz w:val="24"/>
         </w:rPr>
-        <w:t>User registration, login, logout, and account management with optional 2FA.</w:t>
+        <w:t xml:space="preserve">Food inventory management: adding, editing, </w:t>
+      </w:r>
+      <w:r>
+        <w:rPr>
+          <w:rFonts w:ascii="Times New Roman" w:hAnsi="Times New Roman"/>
+          <w:sz w:val="24"/>
+        </w:rPr>
+        <w:t xml:space="preserve">and </w:t>
+      </w:r>
+      <w:r>
+        <w:rPr>
+          <w:rFonts w:ascii="Times New Roman" w:hAnsi="Times New Roman"/>
+          <w:sz w:val="24"/>
+        </w:rPr>
+        <w:t>deleting food items with name, quantity, expiry date, category, and storage location.</w:t>
+      </w:r>
+      <w:r>
+        <w:rPr>
+          <w:rFonts w:ascii="Times New Roman" w:hAnsi="Times New Roman"/>
+          <w:sz w:val="24"/>
+        </w:rPr>
+        <w:t xml:space="preserve"> </w:t>
       </w:r>
     </w:p>
     <w:p>
@@ -706,28 +759,7 @@
           <w:rFonts w:ascii="Times New Roman" w:hAnsi="Times New Roman"/>
           <w:sz w:val="24"/>
         </w:rPr>
-        <w:t xml:space="preserve">Food inventory management: adding, editing, </w:t>
-      </w:r>
-      <w:r>
-        <w:rPr>
-          <w:rFonts w:ascii="Times New Roman" w:hAnsi="Times New Roman"/>
-          <w:sz w:val="24"/>
-        </w:rPr>
-        <w:t xml:space="preserve">and </w:t>
-      </w:r>
-      <w:r>
-        <w:rPr>
-          <w:rFonts w:ascii="Times New Roman" w:hAnsi="Times New Roman"/>
-          <w:sz w:val="24"/>
-        </w:rPr>
-        <w:t>deleting food items with name, quantity, expiry date, category, and storage location.</w:t>
-      </w:r>
-      <w:r>
-        <w:rPr>
-          <w:rFonts w:ascii="Times New Roman" w:hAnsi="Times New Roman"/>
-          <w:sz w:val="24"/>
-        </w:rPr>
-        <w:t xml:space="preserve"> </w:t>
+        <w:t>Donation module: converting inventory items to donation listings, browsing available donations, and claiming items with pickup confirmation.</w:t>
       </w:r>
     </w:p>
     <w:p>
@@ -747,7 +779,7 @@
           <w:rFonts w:ascii="Times New Roman" w:hAnsi="Times New Roman"/>
           <w:sz w:val="24"/>
         </w:rPr>
-        <w:t>Donation module: converting inventory items to donation listings, browsing available donations, and claiming items with pickup confirmation.</w:t>
+        <w:t>Food analytics: visual reports on food saved from waste and donations made, filterable by date range and category.</w:t>
       </w:r>
     </w:p>
     <w:p>
@@ -767,7 +799,7 @@
           <w:rFonts w:ascii="Times New Roman" w:hAnsi="Times New Roman"/>
           <w:sz w:val="24"/>
         </w:rPr>
-        <w:t>Food analytics: visual reports on food saved from waste and donations made, filterable by date range and category.</w:t>
+        <w:t>Notifications: automated alerts for expiring items, donation updates, and meal plan reminders.</w:t>
       </w:r>
     </w:p>
     <w:p>
@@ -787,7 +819,43 @@
           <w:rFonts w:ascii="Times New Roman" w:hAnsi="Times New Roman"/>
           <w:sz w:val="24"/>
         </w:rPr>
-        <w:t>Notifications: automated alerts for expiring items, donation updates, and meal plan reminders.</w:t>
+        <w:t>Weekly meal planner: selecting meals by day and slot, browsing suggested recipes based on inventory.</w:t>
+      </w:r>
+    </w:p>
+    <w:p>
+      <w:pPr>
+        <w:spacing w:line="360" w:lineRule="auto"/>
+        <w:rPr>
+          <w:rFonts w:ascii="Times New Roman" w:hAnsi="Times New Roman"/>
+          <w:b/>
+          <w:bCs/>
+          <w:sz w:val="24"/>
+        </w:rPr>
+      </w:pPr>
+      <w:r>
+        <w:rPr>
+          <w:rFonts w:ascii="Times New Roman" w:hAnsi="Times New Roman"/>
+          <w:b/>
+          <w:bCs/>
+          <w:sz w:val="24"/>
+        </w:rPr>
+        <w:t>4.2  Out of Scope</w:t>
+      </w:r>
+    </w:p>
+    <w:p>
+      <w:pPr>
+        <w:spacing w:line="360" w:lineRule="auto"/>
+        <w:rPr>
+          <w:rFonts w:ascii="Times New Roman" w:hAnsi="Times New Roman"/>
+          <w:sz w:val="24"/>
+        </w:rPr>
+      </w:pPr>
+      <w:r>
+        <w:rPr>
+          <w:rFonts w:ascii="Times New Roman" w:hAnsi="Times New Roman"/>
+          <w:sz w:val="24"/>
+        </w:rPr>
+        <w:t>The following are not included in this project:</w:t>
       </w:r>
     </w:p>
     <w:p>
@@ -807,54 +875,7 @@
           <w:rFonts w:ascii="Times New Roman" w:hAnsi="Times New Roman"/>
           <w:sz w:val="24"/>
         </w:rPr>
-        <w:t>Weekly meal planner: selecting meals by day and slot, browsing suggested recipes based on inventory.</w:t>
-      </w:r>
-    </w:p>
-    <w:p>
-      <w:pPr>
-        <w:spacing w:line="360" w:lineRule="auto"/>
-        <w:rPr>
-          <w:rFonts w:ascii="Times New Roman" w:hAnsi="Times New Roman"/>
-          <w:b/>
-          <w:bCs/>
-          <w:sz w:val="24"/>
-        </w:rPr>
-      </w:pPr>
-      <w:proofErr w:type="gramStart"/>
-      <w:r>
-        <w:rPr>
-          <w:rFonts w:ascii="Times New Roman" w:hAnsi="Times New Roman"/>
-          <w:b/>
-          <w:bCs/>
-          <w:sz w:val="24"/>
-        </w:rPr>
-        <w:t>4.2  Out</w:t>
-      </w:r>
-      <w:proofErr w:type="gramEnd"/>
-      <w:r>
-        <w:rPr>
-          <w:rFonts w:ascii="Times New Roman" w:hAnsi="Times New Roman"/>
-          <w:b/>
-          <w:bCs/>
-          <w:sz w:val="24"/>
-        </w:rPr>
-        <w:t xml:space="preserve"> of Scope</w:t>
-      </w:r>
-    </w:p>
-    <w:p>
-      <w:pPr>
-        <w:spacing w:line="360" w:lineRule="auto"/>
-        <w:rPr>
-          <w:rFonts w:ascii="Times New Roman" w:hAnsi="Times New Roman"/>
-          <w:sz w:val="24"/>
-        </w:rPr>
-      </w:pPr>
-      <w:r>
-        <w:rPr>
-          <w:rFonts w:ascii="Times New Roman" w:hAnsi="Times New Roman"/>
-          <w:sz w:val="24"/>
-        </w:rPr>
-        <w:t>The following are not included in this project:</w:t>
+        <w:t>Payment or e-commerce functionality.</w:t>
       </w:r>
     </w:p>
     <w:p>
@@ -874,7 +895,21 @@
           <w:rFonts w:ascii="Times New Roman" w:hAnsi="Times New Roman"/>
           <w:sz w:val="24"/>
         </w:rPr>
-        <w:t>Payment or e-commerce functionality.</w:t>
+        <w:t xml:space="preserve">Mobile native application (iOS/Android) </w:t>
+      </w:r>
+      <w:r>
+        <w:rPr>
+          <w:rFonts w:ascii="Times New Roman" w:hAnsi="Times New Roman"/>
+          <w:sz w:val="24"/>
+        </w:rPr>
+        <w:t xml:space="preserve">because </w:t>
+      </w:r>
+      <w:r>
+        <w:rPr>
+          <w:rFonts w:ascii="Times New Roman" w:hAnsi="Times New Roman"/>
+          <w:sz w:val="24"/>
+        </w:rPr>
+        <w:t>the platform is web-based only.</w:t>
       </w:r>
     </w:p>
     <w:p>
@@ -894,21 +929,7 @@
           <w:rFonts w:ascii="Times New Roman" w:hAnsi="Times New Roman"/>
           <w:sz w:val="24"/>
         </w:rPr>
-        <w:t xml:space="preserve">Mobile native application (iOS/Android) </w:t>
-      </w:r>
-      <w:r>
-        <w:rPr>
-          <w:rFonts w:ascii="Times New Roman" w:hAnsi="Times New Roman"/>
-          <w:sz w:val="24"/>
-        </w:rPr>
-        <w:t xml:space="preserve">because </w:t>
-      </w:r>
-      <w:r>
-        <w:rPr>
-          <w:rFonts w:ascii="Times New Roman" w:hAnsi="Times New Roman"/>
-          <w:sz w:val="24"/>
-        </w:rPr>
-        <w:t>the platform is web-based only.</w:t>
+        <w:t>Integration with external food databases or third-party recipe APIs (recipe suggestions will be based on available inventory items only).</w:t>
       </w:r>
     </w:p>
     <w:p>
@@ -928,7 +949,7 @@
           <w:rFonts w:ascii="Times New Roman" w:hAnsi="Times New Roman"/>
           <w:sz w:val="24"/>
         </w:rPr>
-        <w:t>Integration with external food databases or third-party recipe APIs (recipe suggestions will be based on available inventory items only).</w:t>
+        <w:t>Admin panel or moderation tools for managing users across the platform.</w:t>
       </w:r>
     </w:p>
     <w:p>
@@ -948,41 +969,35 @@
           <w:rFonts w:ascii="Times New Roman" w:hAnsi="Times New Roman"/>
           <w:sz w:val="24"/>
         </w:rPr>
-        <w:t>Admin panel or moderation tools for managing users across the platform.</w:t>
+        <w:t>Real-time chat or messaging between donors and recipients.</w:t>
       </w:r>
     </w:p>
     <w:p>
       <w:pPr>
+        <w:pStyle w:val="ListParagraph"/>
         <w:numPr>
           <w:ilvl w:val="0"/>
           <w:numId w:val="1"/>
         </w:numPr>
-        <w:spacing w:line="360" w:lineRule="auto"/>
-        <w:rPr>
-          <w:rFonts w:ascii="Times New Roman" w:hAnsi="Times New Roman"/>
+        <w:spacing w:after="60" w:line="360" w:lineRule="auto"/>
+        <w:contextualSpacing w:val="0"/>
+        <w:rPr>
+          <w:rFonts w:ascii="Times New Roman" w:hAnsi="Times New Roman" w:cs="Times New Roman"/>
           <w:sz w:val="24"/>
         </w:rPr>
       </w:pPr>
       <w:r>
         <w:rPr>
-          <w:rFonts w:ascii="Times New Roman" w:hAnsi="Times New Roman"/>
-          <w:sz w:val="24"/>
-        </w:rPr>
-        <w:t>Real-time chat or messaging between donors and recipients.</w:t>
+          <w:rFonts w:ascii="Times New Roman" w:hAnsi="Times New Roman" w:cs="Times New Roman"/>
+          <w:sz w:val="24"/>
+        </w:rPr>
+        <w:t>Multi-language support (English only for initial release).</w:t>
       </w:r>
     </w:p>
     <w:p>
       <w:pPr>
         <w:spacing w:line="360" w:lineRule="auto"/>
-        <w:rPr>
-          <w:rFonts w:ascii="Times New Roman" w:hAnsi="Times New Roman"/>
-          <w:sz w:val="24"/>
-        </w:rPr>
-      </w:pPr>
-    </w:p>
-    <w:p>
-      <w:pPr>
-        <w:spacing w:line="360" w:lineRule="auto"/>
+        <w:ind w:left="720"/>
         <w:rPr>
           <w:rFonts w:ascii="Times New Roman" w:hAnsi="Times New Roman"/>
           <w:sz w:val="24"/>
@@ -1040,6 +1055,2443 @@
         <w:t>5.1 Work Breakdown Structure (WBS)</w:t>
       </w:r>
     </w:p>
+    <w:tbl>
+      <w:tblPr>
+        <w:tblW w:w="9026" w:type="dxa"/>
+        <w:tblInd w:w="-12" w:type="dxa"/>
+        <w:tblBorders>
+          <w:top w:val="single" w:sz="4" w:space="0" w:color="auto"/>
+          <w:left w:val="single" w:sz="4" w:space="0" w:color="auto"/>
+          <w:bottom w:val="single" w:sz="4" w:space="0" w:color="auto"/>
+          <w:right w:val="single" w:sz="4" w:space="0" w:color="auto"/>
+          <w:insideH w:val="single" w:sz="4" w:space="0" w:color="auto"/>
+          <w:insideV w:val="single" w:sz="4" w:space="0" w:color="auto"/>
+        </w:tblBorders>
+        <w:tblCellMar>
+          <w:left w:w="10" w:type="dxa"/>
+          <w:right w:w="10" w:type="dxa"/>
+        </w:tblCellMar>
+        <w:tblLook w:val="04A0" w:firstRow="1" w:lastRow="0" w:firstColumn="1" w:lastColumn="0" w:noHBand="0" w:noVBand="1"/>
+      </w:tblPr>
+      <w:tblGrid>
+        <w:gridCol w:w="1400"/>
+        <w:gridCol w:w="7626"/>
+      </w:tblGrid>
+      <w:tr>
+        <w:tc>
+          <w:tcPr>
+            <w:tcW w:w="1400" w:type="dxa"/>
+            <w:tcMar>
+              <w:top w:w="80" w:type="dxa"/>
+              <w:left w:w="120" w:type="dxa"/>
+              <w:bottom w:w="80" w:type="dxa"/>
+              <w:right w:w="120" w:type="dxa"/>
+            </w:tcMar>
+            <w:hideMark/>
+          </w:tcPr>
+          <w:p>
+            <w:pPr>
+              <w:spacing w:line="360" w:lineRule="auto"/>
+              <w:rPr>
+                <w:rFonts w:ascii="Times New Roman" w:hAnsi="Times New Roman"/>
+                <w:sz w:val="24"/>
+              </w:rPr>
+            </w:pPr>
+            <w:r>
+              <w:rPr>
+                <w:rFonts w:ascii="Times New Roman" w:hAnsi="Times New Roman"/>
+                <w:b/>
+                <w:bCs/>
+                <w:sz w:val="24"/>
+              </w:rPr>
+              <w:t>WBS ID</w:t>
+            </w:r>
+          </w:p>
+        </w:tc>
+        <w:tc>
+          <w:tcPr>
+            <w:tcW w:w="7626" w:type="dxa"/>
+            <w:tcMar>
+              <w:top w:w="80" w:type="dxa"/>
+              <w:left w:w="120" w:type="dxa"/>
+              <w:bottom w:w="80" w:type="dxa"/>
+              <w:right w:w="120" w:type="dxa"/>
+            </w:tcMar>
+            <w:hideMark/>
+          </w:tcPr>
+          <w:p>
+            <w:pPr>
+              <w:spacing w:line="360" w:lineRule="auto"/>
+              <w:rPr>
+                <w:rFonts w:ascii="Times New Roman" w:hAnsi="Times New Roman"/>
+                <w:sz w:val="24"/>
+              </w:rPr>
+            </w:pPr>
+            <w:r>
+              <w:rPr>
+                <w:rFonts w:ascii="Times New Roman" w:hAnsi="Times New Roman"/>
+                <w:b/>
+                <w:bCs/>
+                <w:sz w:val="24"/>
+              </w:rPr>
+              <w:t>Work Package / Deliverable</w:t>
+            </w:r>
+          </w:p>
+        </w:tc>
+      </w:tr>
+      <w:tr>
+        <w:tc>
+          <w:tcPr>
+            <w:tcW w:w="1400" w:type="dxa"/>
+            <w:tcMar>
+              <w:top w:w="80" w:type="dxa"/>
+              <w:left w:w="120" w:type="dxa"/>
+              <w:bottom w:w="80" w:type="dxa"/>
+              <w:right w:w="120" w:type="dxa"/>
+            </w:tcMar>
+            <w:hideMark/>
+          </w:tcPr>
+          <w:p>
+            <w:pPr>
+              <w:spacing w:line="360" w:lineRule="auto"/>
+              <w:rPr>
+                <w:rFonts w:ascii="Times New Roman" w:hAnsi="Times New Roman"/>
+                <w:sz w:val="24"/>
+              </w:rPr>
+            </w:pPr>
+            <w:r>
+              <w:rPr>
+                <w:rFonts w:ascii="Times New Roman" w:hAnsi="Times New Roman"/>
+                <w:sz w:val="24"/>
+              </w:rPr>
+              <w:t>1</w:t>
+            </w:r>
+          </w:p>
+        </w:tc>
+        <w:tc>
+          <w:tcPr>
+            <w:tcW w:w="7626" w:type="dxa"/>
+            <w:tcMar>
+              <w:top w:w="60" w:type="dxa"/>
+              <w:left w:w="120" w:type="dxa"/>
+              <w:bottom w:w="60" w:type="dxa"/>
+              <w:right w:w="120" w:type="dxa"/>
+            </w:tcMar>
+            <w:hideMark/>
+          </w:tcPr>
+          <w:p>
+            <w:pPr>
+              <w:spacing w:line="360" w:lineRule="auto"/>
+              <w:rPr>
+                <w:rFonts w:ascii="Times New Roman" w:hAnsi="Times New Roman"/>
+                <w:sz w:val="24"/>
+              </w:rPr>
+            </w:pPr>
+            <w:proofErr w:type="spellStart"/>
+            <w:r>
+              <w:rPr>
+                <w:rFonts w:ascii="Times New Roman" w:hAnsi="Times New Roman"/>
+                <w:b/>
+                <w:bCs/>
+                <w:sz w:val="24"/>
+              </w:rPr>
+              <w:t>SavePlate</w:t>
+            </w:r>
+            <w:proofErr w:type="spellEnd"/>
+            <w:r>
+              <w:rPr>
+                <w:rFonts w:ascii="Times New Roman" w:hAnsi="Times New Roman"/>
+                <w:b/>
+                <w:bCs/>
+                <w:sz w:val="24"/>
+              </w:rPr>
+              <w:t xml:space="preserve"> Project</w:t>
+            </w:r>
+          </w:p>
+        </w:tc>
+      </w:tr>
+      <w:tr>
+        <w:tc>
+          <w:tcPr>
+            <w:tcW w:w="1400" w:type="dxa"/>
+            <w:tcMar>
+              <w:top w:w="80" w:type="dxa"/>
+              <w:left w:w="120" w:type="dxa"/>
+              <w:bottom w:w="80" w:type="dxa"/>
+              <w:right w:w="120" w:type="dxa"/>
+            </w:tcMar>
+            <w:hideMark/>
+          </w:tcPr>
+          <w:p>
+            <w:pPr>
+              <w:spacing w:line="360" w:lineRule="auto"/>
+              <w:rPr>
+                <w:rFonts w:ascii="Times New Roman" w:hAnsi="Times New Roman"/>
+                <w:sz w:val="24"/>
+              </w:rPr>
+            </w:pPr>
+            <w:r>
+              <w:rPr>
+                <w:rFonts w:ascii="Times New Roman" w:hAnsi="Times New Roman"/>
+                <w:sz w:val="24"/>
+              </w:rPr>
+              <w:t>1.1</w:t>
+            </w:r>
+          </w:p>
+        </w:tc>
+        <w:tc>
+          <w:tcPr>
+            <w:tcW w:w="7626" w:type="dxa"/>
+            <w:tcMar>
+              <w:top w:w="60" w:type="dxa"/>
+              <w:left w:w="400" w:type="dxa"/>
+              <w:bottom w:w="60" w:type="dxa"/>
+              <w:right w:w="120" w:type="dxa"/>
+            </w:tcMar>
+            <w:hideMark/>
+          </w:tcPr>
+          <w:p>
+            <w:pPr>
+              <w:spacing w:line="360" w:lineRule="auto"/>
+              <w:rPr>
+                <w:rFonts w:ascii="Times New Roman" w:hAnsi="Times New Roman"/>
+                <w:sz w:val="24"/>
+              </w:rPr>
+            </w:pPr>
+            <w:r>
+              <w:rPr>
+                <w:rFonts w:ascii="Times New Roman" w:hAnsi="Times New Roman"/>
+                <w:b/>
+                <w:bCs/>
+                <w:sz w:val="24"/>
+              </w:rPr>
+              <w:t>Project Management &amp; Documentation</w:t>
+            </w:r>
+          </w:p>
+        </w:tc>
+      </w:tr>
+      <w:tr>
+        <w:tc>
+          <w:tcPr>
+            <w:tcW w:w="1400" w:type="dxa"/>
+            <w:tcMar>
+              <w:top w:w="80" w:type="dxa"/>
+              <w:left w:w="120" w:type="dxa"/>
+              <w:bottom w:w="80" w:type="dxa"/>
+              <w:right w:w="120" w:type="dxa"/>
+            </w:tcMar>
+            <w:hideMark/>
+          </w:tcPr>
+          <w:p>
+            <w:pPr>
+              <w:spacing w:line="360" w:lineRule="auto"/>
+              <w:rPr>
+                <w:rFonts w:ascii="Times New Roman" w:hAnsi="Times New Roman"/>
+                <w:sz w:val="24"/>
+              </w:rPr>
+            </w:pPr>
+            <w:r>
+              <w:rPr>
+                <w:rFonts w:ascii="Times New Roman" w:hAnsi="Times New Roman"/>
+                <w:sz w:val="24"/>
+              </w:rPr>
+              <w:t>1.1.1</w:t>
+            </w:r>
+          </w:p>
+        </w:tc>
+        <w:tc>
+          <w:tcPr>
+            <w:tcW w:w="7626" w:type="dxa"/>
+            <w:tcMar>
+              <w:top w:w="60" w:type="dxa"/>
+              <w:left w:w="680" w:type="dxa"/>
+              <w:bottom w:w="60" w:type="dxa"/>
+              <w:right w:w="120" w:type="dxa"/>
+            </w:tcMar>
+            <w:hideMark/>
+          </w:tcPr>
+          <w:p>
+            <w:pPr>
+              <w:spacing w:line="360" w:lineRule="auto"/>
+              <w:rPr>
+                <w:rFonts w:ascii="Times New Roman" w:hAnsi="Times New Roman"/>
+                <w:sz w:val="24"/>
+              </w:rPr>
+            </w:pPr>
+            <w:r>
+              <w:rPr>
+                <w:rFonts w:ascii="Times New Roman" w:hAnsi="Times New Roman"/>
+                <w:sz w:val="24"/>
+              </w:rPr>
+              <w:t>Project Plan / Proposal (Assignment 1 Task 1)</w:t>
+            </w:r>
+          </w:p>
+        </w:tc>
+      </w:tr>
+      <w:tr>
+        <w:tc>
+          <w:tcPr>
+            <w:tcW w:w="1400" w:type="dxa"/>
+            <w:tcMar>
+              <w:top w:w="80" w:type="dxa"/>
+              <w:left w:w="120" w:type="dxa"/>
+              <w:bottom w:w="80" w:type="dxa"/>
+              <w:right w:w="120" w:type="dxa"/>
+            </w:tcMar>
+            <w:hideMark/>
+          </w:tcPr>
+          <w:p>
+            <w:pPr>
+              <w:spacing w:line="360" w:lineRule="auto"/>
+              <w:rPr>
+                <w:rFonts w:ascii="Times New Roman" w:hAnsi="Times New Roman"/>
+                <w:sz w:val="24"/>
+              </w:rPr>
+            </w:pPr>
+            <w:r>
+              <w:rPr>
+                <w:rFonts w:ascii="Times New Roman" w:hAnsi="Times New Roman"/>
+                <w:sz w:val="24"/>
+              </w:rPr>
+              <w:t>1.1.2</w:t>
+            </w:r>
+          </w:p>
+        </w:tc>
+        <w:tc>
+          <w:tcPr>
+            <w:tcW w:w="7626" w:type="dxa"/>
+            <w:tcMar>
+              <w:top w:w="60" w:type="dxa"/>
+              <w:left w:w="680" w:type="dxa"/>
+              <w:bottom w:w="60" w:type="dxa"/>
+              <w:right w:w="120" w:type="dxa"/>
+            </w:tcMar>
+            <w:hideMark/>
+          </w:tcPr>
+          <w:p>
+            <w:pPr>
+              <w:spacing w:line="360" w:lineRule="auto"/>
+              <w:rPr>
+                <w:rFonts w:ascii="Times New Roman" w:hAnsi="Times New Roman"/>
+                <w:sz w:val="24"/>
+              </w:rPr>
+            </w:pPr>
+            <w:r>
+              <w:rPr>
+                <w:rFonts w:ascii="Times New Roman" w:hAnsi="Times New Roman"/>
+                <w:sz w:val="24"/>
+              </w:rPr>
+              <w:t>Requirements Specification &amp; Design (Assignment 1 Task 2)</w:t>
+            </w:r>
+          </w:p>
+        </w:tc>
+      </w:tr>
+      <w:tr>
+        <w:tc>
+          <w:tcPr>
+            <w:tcW w:w="1400" w:type="dxa"/>
+            <w:tcMar>
+              <w:top w:w="80" w:type="dxa"/>
+              <w:left w:w="120" w:type="dxa"/>
+              <w:bottom w:w="80" w:type="dxa"/>
+              <w:right w:w="120" w:type="dxa"/>
+            </w:tcMar>
+            <w:hideMark/>
+          </w:tcPr>
+          <w:p>
+            <w:pPr>
+              <w:spacing w:line="360" w:lineRule="auto"/>
+              <w:rPr>
+                <w:rFonts w:ascii="Times New Roman" w:hAnsi="Times New Roman"/>
+                <w:sz w:val="24"/>
+              </w:rPr>
+            </w:pPr>
+            <w:r>
+              <w:rPr>
+                <w:rFonts w:ascii="Times New Roman" w:hAnsi="Times New Roman"/>
+                <w:sz w:val="24"/>
+              </w:rPr>
+              <w:t>1.1.3</w:t>
+            </w:r>
+          </w:p>
+        </w:tc>
+        <w:tc>
+          <w:tcPr>
+            <w:tcW w:w="7626" w:type="dxa"/>
+            <w:tcMar>
+              <w:top w:w="60" w:type="dxa"/>
+              <w:left w:w="680" w:type="dxa"/>
+              <w:bottom w:w="60" w:type="dxa"/>
+              <w:right w:w="120" w:type="dxa"/>
+            </w:tcMar>
+            <w:hideMark/>
+          </w:tcPr>
+          <w:p>
+            <w:pPr>
+              <w:spacing w:line="360" w:lineRule="auto"/>
+              <w:rPr>
+                <w:rFonts w:ascii="Times New Roman" w:hAnsi="Times New Roman"/>
+                <w:sz w:val="24"/>
+              </w:rPr>
+            </w:pPr>
+            <w:r>
+              <w:rPr>
+                <w:rFonts w:ascii="Times New Roman" w:hAnsi="Times New Roman"/>
+                <w:sz w:val="24"/>
+              </w:rPr>
+              <w:t>Assignment 2 – Testing &amp; Implementation Report</w:t>
+            </w:r>
+          </w:p>
+        </w:tc>
+      </w:tr>
+      <w:tr>
+        <w:tc>
+          <w:tcPr>
+            <w:tcW w:w="1400" w:type="dxa"/>
+            <w:tcMar>
+              <w:top w:w="80" w:type="dxa"/>
+              <w:left w:w="120" w:type="dxa"/>
+              <w:bottom w:w="80" w:type="dxa"/>
+              <w:right w:w="120" w:type="dxa"/>
+            </w:tcMar>
+            <w:hideMark/>
+          </w:tcPr>
+          <w:p>
+            <w:pPr>
+              <w:spacing w:line="360" w:lineRule="auto"/>
+              <w:rPr>
+                <w:rFonts w:ascii="Times New Roman" w:hAnsi="Times New Roman"/>
+                <w:sz w:val="24"/>
+              </w:rPr>
+            </w:pPr>
+            <w:r>
+              <w:rPr>
+                <w:rFonts w:ascii="Times New Roman" w:hAnsi="Times New Roman"/>
+                <w:sz w:val="24"/>
+              </w:rPr>
+              <w:t>1.2</w:t>
+            </w:r>
+          </w:p>
+        </w:tc>
+        <w:tc>
+          <w:tcPr>
+            <w:tcW w:w="7626" w:type="dxa"/>
+            <w:tcMar>
+              <w:top w:w="60" w:type="dxa"/>
+              <w:left w:w="400" w:type="dxa"/>
+              <w:bottom w:w="60" w:type="dxa"/>
+              <w:right w:w="120" w:type="dxa"/>
+            </w:tcMar>
+            <w:hideMark/>
+          </w:tcPr>
+          <w:p>
+            <w:pPr>
+              <w:spacing w:line="360" w:lineRule="auto"/>
+              <w:rPr>
+                <w:rFonts w:ascii="Times New Roman" w:hAnsi="Times New Roman"/>
+                <w:sz w:val="24"/>
+              </w:rPr>
+            </w:pPr>
+            <w:r>
+              <w:rPr>
+                <w:rFonts w:ascii="Times New Roman" w:hAnsi="Times New Roman"/>
+                <w:b/>
+                <w:bCs/>
+                <w:sz w:val="24"/>
+              </w:rPr>
+              <w:t>ITERATION 1 – Core Features (Weeks 1–7)</w:t>
+            </w:r>
+          </w:p>
+        </w:tc>
+      </w:tr>
+      <w:tr>
+        <w:tc>
+          <w:tcPr>
+            <w:tcW w:w="1400" w:type="dxa"/>
+            <w:tcMar>
+              <w:top w:w="80" w:type="dxa"/>
+              <w:left w:w="120" w:type="dxa"/>
+              <w:bottom w:w="80" w:type="dxa"/>
+              <w:right w:w="120" w:type="dxa"/>
+            </w:tcMar>
+            <w:hideMark/>
+          </w:tcPr>
+          <w:p>
+            <w:pPr>
+              <w:spacing w:line="360" w:lineRule="auto"/>
+              <w:rPr>
+                <w:rFonts w:ascii="Times New Roman" w:hAnsi="Times New Roman"/>
+                <w:sz w:val="24"/>
+              </w:rPr>
+            </w:pPr>
+            <w:r>
+              <w:rPr>
+                <w:rFonts w:ascii="Times New Roman" w:hAnsi="Times New Roman"/>
+                <w:sz w:val="24"/>
+              </w:rPr>
+              <w:t>1.2.1</w:t>
+            </w:r>
+          </w:p>
+        </w:tc>
+        <w:tc>
+          <w:tcPr>
+            <w:tcW w:w="7626" w:type="dxa"/>
+            <w:tcMar>
+              <w:top w:w="60" w:type="dxa"/>
+              <w:left w:w="680" w:type="dxa"/>
+              <w:bottom w:w="60" w:type="dxa"/>
+              <w:right w:w="120" w:type="dxa"/>
+            </w:tcMar>
+            <w:hideMark/>
+          </w:tcPr>
+          <w:p>
+            <w:pPr>
+              <w:spacing w:line="360" w:lineRule="auto"/>
+              <w:rPr>
+                <w:rFonts w:ascii="Times New Roman" w:hAnsi="Times New Roman"/>
+                <w:sz w:val="24"/>
+              </w:rPr>
+            </w:pPr>
+            <w:r>
+              <w:rPr>
+                <w:rFonts w:ascii="Times New Roman" w:hAnsi="Times New Roman"/>
+                <w:sz w:val="24"/>
+              </w:rPr>
+              <w:t>UC1: User Registration &amp; Privacy Settings</w:t>
+            </w:r>
+          </w:p>
+        </w:tc>
+      </w:tr>
+      <w:tr>
+        <w:tc>
+          <w:tcPr>
+            <w:tcW w:w="1400" w:type="dxa"/>
+            <w:tcMar>
+              <w:top w:w="80" w:type="dxa"/>
+              <w:left w:w="120" w:type="dxa"/>
+              <w:bottom w:w="80" w:type="dxa"/>
+              <w:right w:w="120" w:type="dxa"/>
+            </w:tcMar>
+            <w:hideMark/>
+          </w:tcPr>
+          <w:p>
+            <w:pPr>
+              <w:spacing w:line="360" w:lineRule="auto"/>
+              <w:rPr>
+                <w:rFonts w:ascii="Times New Roman" w:hAnsi="Times New Roman"/>
+                <w:sz w:val="24"/>
+              </w:rPr>
+            </w:pPr>
+            <w:r>
+              <w:rPr>
+                <w:rFonts w:ascii="Times New Roman" w:hAnsi="Times New Roman"/>
+                <w:sz w:val="24"/>
+              </w:rPr>
+              <w:t>1.2.1.1</w:t>
+            </w:r>
+          </w:p>
+        </w:tc>
+        <w:tc>
+          <w:tcPr>
+            <w:tcW w:w="7626" w:type="dxa"/>
+            <w:tcMar>
+              <w:top w:w="60" w:type="dxa"/>
+              <w:left w:w="960" w:type="dxa"/>
+              <w:bottom w:w="60" w:type="dxa"/>
+              <w:right w:w="120" w:type="dxa"/>
+            </w:tcMar>
+            <w:hideMark/>
+          </w:tcPr>
+          <w:p>
+            <w:pPr>
+              <w:spacing w:line="360" w:lineRule="auto"/>
+              <w:rPr>
+                <w:rFonts w:ascii="Times New Roman" w:hAnsi="Times New Roman"/>
+                <w:sz w:val="24"/>
+              </w:rPr>
+            </w:pPr>
+            <w:r>
+              <w:rPr>
+                <w:rFonts w:ascii="Times New Roman" w:hAnsi="Times New Roman"/>
+                <w:sz w:val="24"/>
+              </w:rPr>
+              <w:t>Requirements analysis &amp; user stories</w:t>
+            </w:r>
+          </w:p>
+        </w:tc>
+      </w:tr>
+      <w:tr>
+        <w:tc>
+          <w:tcPr>
+            <w:tcW w:w="1400" w:type="dxa"/>
+            <w:tcMar>
+              <w:top w:w="80" w:type="dxa"/>
+              <w:left w:w="120" w:type="dxa"/>
+              <w:bottom w:w="80" w:type="dxa"/>
+              <w:right w:w="120" w:type="dxa"/>
+            </w:tcMar>
+            <w:hideMark/>
+          </w:tcPr>
+          <w:p>
+            <w:pPr>
+              <w:spacing w:line="360" w:lineRule="auto"/>
+              <w:rPr>
+                <w:rFonts w:ascii="Times New Roman" w:hAnsi="Times New Roman"/>
+                <w:sz w:val="24"/>
+              </w:rPr>
+            </w:pPr>
+            <w:r>
+              <w:rPr>
+                <w:rFonts w:ascii="Times New Roman" w:hAnsi="Times New Roman"/>
+                <w:sz w:val="24"/>
+              </w:rPr>
+              <w:t>1.2.1.2</w:t>
+            </w:r>
+          </w:p>
+        </w:tc>
+        <w:tc>
+          <w:tcPr>
+            <w:tcW w:w="7626" w:type="dxa"/>
+            <w:tcMar>
+              <w:top w:w="60" w:type="dxa"/>
+              <w:left w:w="960" w:type="dxa"/>
+              <w:bottom w:w="60" w:type="dxa"/>
+              <w:right w:w="120" w:type="dxa"/>
+            </w:tcMar>
+            <w:hideMark/>
+          </w:tcPr>
+          <w:p>
+            <w:pPr>
+              <w:spacing w:line="360" w:lineRule="auto"/>
+              <w:rPr>
+                <w:rFonts w:ascii="Times New Roman" w:hAnsi="Times New Roman"/>
+                <w:sz w:val="24"/>
+              </w:rPr>
+            </w:pPr>
+            <w:r>
+              <w:rPr>
+                <w:rFonts w:ascii="Times New Roman" w:hAnsi="Times New Roman"/>
+                <w:sz w:val="24"/>
+              </w:rPr>
+              <w:t>UI/UX wireframes &amp; design</w:t>
+            </w:r>
+          </w:p>
+        </w:tc>
+      </w:tr>
+      <w:tr>
+        <w:tc>
+          <w:tcPr>
+            <w:tcW w:w="1400" w:type="dxa"/>
+            <w:tcMar>
+              <w:top w:w="80" w:type="dxa"/>
+              <w:left w:w="120" w:type="dxa"/>
+              <w:bottom w:w="80" w:type="dxa"/>
+              <w:right w:w="120" w:type="dxa"/>
+            </w:tcMar>
+            <w:hideMark/>
+          </w:tcPr>
+          <w:p>
+            <w:pPr>
+              <w:spacing w:line="360" w:lineRule="auto"/>
+              <w:rPr>
+                <w:rFonts w:ascii="Times New Roman" w:hAnsi="Times New Roman"/>
+                <w:sz w:val="24"/>
+              </w:rPr>
+            </w:pPr>
+            <w:r>
+              <w:rPr>
+                <w:rFonts w:ascii="Times New Roman" w:hAnsi="Times New Roman"/>
+                <w:sz w:val="24"/>
+              </w:rPr>
+              <w:t>1.2.1.3</w:t>
+            </w:r>
+          </w:p>
+        </w:tc>
+        <w:tc>
+          <w:tcPr>
+            <w:tcW w:w="7626" w:type="dxa"/>
+            <w:tcMar>
+              <w:top w:w="60" w:type="dxa"/>
+              <w:left w:w="960" w:type="dxa"/>
+              <w:bottom w:w="60" w:type="dxa"/>
+              <w:right w:w="120" w:type="dxa"/>
+            </w:tcMar>
+            <w:hideMark/>
+          </w:tcPr>
+          <w:p>
+            <w:pPr>
+              <w:spacing w:line="360" w:lineRule="auto"/>
+              <w:rPr>
+                <w:rFonts w:ascii="Times New Roman" w:hAnsi="Times New Roman"/>
+                <w:sz w:val="24"/>
+              </w:rPr>
+            </w:pPr>
+            <w:r>
+              <w:rPr>
+                <w:rFonts w:ascii="Times New Roman" w:hAnsi="Times New Roman"/>
+                <w:sz w:val="24"/>
+              </w:rPr>
+              <w:t>Frontend development (registration forms, 2FA)</w:t>
+            </w:r>
+          </w:p>
+        </w:tc>
+      </w:tr>
+      <w:tr>
+        <w:tc>
+          <w:tcPr>
+            <w:tcW w:w="1400" w:type="dxa"/>
+            <w:tcMar>
+              <w:top w:w="80" w:type="dxa"/>
+              <w:left w:w="120" w:type="dxa"/>
+              <w:bottom w:w="80" w:type="dxa"/>
+              <w:right w:w="120" w:type="dxa"/>
+            </w:tcMar>
+            <w:hideMark/>
+          </w:tcPr>
+          <w:p>
+            <w:pPr>
+              <w:spacing w:line="360" w:lineRule="auto"/>
+              <w:rPr>
+                <w:rFonts w:ascii="Times New Roman" w:hAnsi="Times New Roman"/>
+                <w:sz w:val="24"/>
+              </w:rPr>
+            </w:pPr>
+            <w:r>
+              <w:rPr>
+                <w:rFonts w:ascii="Times New Roman" w:hAnsi="Times New Roman"/>
+                <w:sz w:val="24"/>
+              </w:rPr>
+              <w:t>1.2.1.4</w:t>
+            </w:r>
+          </w:p>
+        </w:tc>
+        <w:tc>
+          <w:tcPr>
+            <w:tcW w:w="7626" w:type="dxa"/>
+            <w:tcMar>
+              <w:top w:w="60" w:type="dxa"/>
+              <w:left w:w="960" w:type="dxa"/>
+              <w:bottom w:w="60" w:type="dxa"/>
+              <w:right w:w="120" w:type="dxa"/>
+            </w:tcMar>
+            <w:hideMark/>
+          </w:tcPr>
+          <w:p>
+            <w:pPr>
+              <w:spacing w:line="360" w:lineRule="auto"/>
+              <w:rPr>
+                <w:rFonts w:ascii="Times New Roman" w:hAnsi="Times New Roman"/>
+                <w:sz w:val="24"/>
+              </w:rPr>
+            </w:pPr>
+            <w:r>
+              <w:rPr>
+                <w:rFonts w:ascii="Times New Roman" w:hAnsi="Times New Roman"/>
+                <w:sz w:val="24"/>
+              </w:rPr>
+              <w:t>Backend development (auth, email verification)</w:t>
+            </w:r>
+          </w:p>
+        </w:tc>
+      </w:tr>
+      <w:tr>
+        <w:tc>
+          <w:tcPr>
+            <w:tcW w:w="1400" w:type="dxa"/>
+            <w:tcMar>
+              <w:top w:w="80" w:type="dxa"/>
+              <w:left w:w="120" w:type="dxa"/>
+              <w:bottom w:w="80" w:type="dxa"/>
+              <w:right w:w="120" w:type="dxa"/>
+            </w:tcMar>
+            <w:hideMark/>
+          </w:tcPr>
+          <w:p>
+            <w:pPr>
+              <w:spacing w:line="360" w:lineRule="auto"/>
+              <w:rPr>
+                <w:rFonts w:ascii="Times New Roman" w:hAnsi="Times New Roman"/>
+                <w:sz w:val="24"/>
+              </w:rPr>
+            </w:pPr>
+            <w:r>
+              <w:rPr>
+                <w:rFonts w:ascii="Times New Roman" w:hAnsi="Times New Roman"/>
+                <w:sz w:val="24"/>
+              </w:rPr>
+              <w:t>1.2.1.5</w:t>
+            </w:r>
+          </w:p>
+        </w:tc>
+        <w:tc>
+          <w:tcPr>
+            <w:tcW w:w="7626" w:type="dxa"/>
+            <w:tcMar>
+              <w:top w:w="60" w:type="dxa"/>
+              <w:left w:w="960" w:type="dxa"/>
+              <w:bottom w:w="60" w:type="dxa"/>
+              <w:right w:w="120" w:type="dxa"/>
+            </w:tcMar>
+            <w:hideMark/>
+          </w:tcPr>
+          <w:p>
+            <w:pPr>
+              <w:spacing w:line="360" w:lineRule="auto"/>
+              <w:rPr>
+                <w:rFonts w:ascii="Times New Roman" w:hAnsi="Times New Roman"/>
+                <w:sz w:val="24"/>
+              </w:rPr>
+            </w:pPr>
+            <w:r>
+              <w:rPr>
+                <w:rFonts w:ascii="Times New Roman" w:hAnsi="Times New Roman"/>
+                <w:sz w:val="24"/>
+              </w:rPr>
+              <w:t>Unit &amp; integration testing</w:t>
+            </w:r>
+          </w:p>
+        </w:tc>
+      </w:tr>
+      <w:tr>
+        <w:tc>
+          <w:tcPr>
+            <w:tcW w:w="1400" w:type="dxa"/>
+            <w:tcMar>
+              <w:top w:w="80" w:type="dxa"/>
+              <w:left w:w="120" w:type="dxa"/>
+              <w:bottom w:w="80" w:type="dxa"/>
+              <w:right w:w="120" w:type="dxa"/>
+            </w:tcMar>
+            <w:hideMark/>
+          </w:tcPr>
+          <w:p>
+            <w:pPr>
+              <w:spacing w:line="360" w:lineRule="auto"/>
+              <w:rPr>
+                <w:rFonts w:ascii="Times New Roman" w:hAnsi="Times New Roman"/>
+                <w:sz w:val="24"/>
+              </w:rPr>
+            </w:pPr>
+            <w:r>
+              <w:rPr>
+                <w:rFonts w:ascii="Times New Roman" w:hAnsi="Times New Roman"/>
+                <w:sz w:val="24"/>
+              </w:rPr>
+              <w:t>1.2.2</w:t>
+            </w:r>
+          </w:p>
+        </w:tc>
+        <w:tc>
+          <w:tcPr>
+            <w:tcW w:w="7626" w:type="dxa"/>
+            <w:tcMar>
+              <w:top w:w="60" w:type="dxa"/>
+              <w:left w:w="680" w:type="dxa"/>
+              <w:bottom w:w="60" w:type="dxa"/>
+              <w:right w:w="120" w:type="dxa"/>
+            </w:tcMar>
+            <w:hideMark/>
+          </w:tcPr>
+          <w:p>
+            <w:pPr>
+              <w:spacing w:line="360" w:lineRule="auto"/>
+              <w:rPr>
+                <w:rFonts w:ascii="Times New Roman" w:hAnsi="Times New Roman"/>
+                <w:sz w:val="24"/>
+              </w:rPr>
+            </w:pPr>
+            <w:r>
+              <w:rPr>
+                <w:rFonts w:ascii="Times New Roman" w:hAnsi="Times New Roman"/>
+                <w:sz w:val="24"/>
+              </w:rPr>
+              <w:t>UC2: Manage Food Inventory</w:t>
+            </w:r>
+          </w:p>
+        </w:tc>
+      </w:tr>
+      <w:tr>
+        <w:tc>
+          <w:tcPr>
+            <w:tcW w:w="1400" w:type="dxa"/>
+            <w:tcMar>
+              <w:top w:w="80" w:type="dxa"/>
+              <w:left w:w="120" w:type="dxa"/>
+              <w:bottom w:w="80" w:type="dxa"/>
+              <w:right w:w="120" w:type="dxa"/>
+            </w:tcMar>
+            <w:hideMark/>
+          </w:tcPr>
+          <w:p>
+            <w:pPr>
+              <w:spacing w:line="360" w:lineRule="auto"/>
+              <w:rPr>
+                <w:rFonts w:ascii="Times New Roman" w:hAnsi="Times New Roman"/>
+                <w:sz w:val="24"/>
+              </w:rPr>
+            </w:pPr>
+            <w:r>
+              <w:rPr>
+                <w:rFonts w:ascii="Times New Roman" w:hAnsi="Times New Roman"/>
+                <w:sz w:val="24"/>
+              </w:rPr>
+              <w:t>1.2.2.1</w:t>
+            </w:r>
+          </w:p>
+        </w:tc>
+        <w:tc>
+          <w:tcPr>
+            <w:tcW w:w="7626" w:type="dxa"/>
+            <w:tcMar>
+              <w:top w:w="60" w:type="dxa"/>
+              <w:left w:w="960" w:type="dxa"/>
+              <w:bottom w:w="60" w:type="dxa"/>
+              <w:right w:w="120" w:type="dxa"/>
+            </w:tcMar>
+            <w:hideMark/>
+          </w:tcPr>
+          <w:p>
+            <w:pPr>
+              <w:spacing w:line="360" w:lineRule="auto"/>
+              <w:rPr>
+                <w:rFonts w:ascii="Times New Roman" w:hAnsi="Times New Roman"/>
+                <w:sz w:val="24"/>
+              </w:rPr>
+            </w:pPr>
+            <w:r>
+              <w:rPr>
+                <w:rFonts w:ascii="Times New Roman" w:hAnsi="Times New Roman"/>
+                <w:sz w:val="24"/>
+              </w:rPr>
+              <w:t>Requirements analysis &amp; user stories</w:t>
+            </w:r>
+          </w:p>
+        </w:tc>
+      </w:tr>
+      <w:tr>
+        <w:tc>
+          <w:tcPr>
+            <w:tcW w:w="1400" w:type="dxa"/>
+            <w:tcMar>
+              <w:top w:w="80" w:type="dxa"/>
+              <w:left w:w="120" w:type="dxa"/>
+              <w:bottom w:w="80" w:type="dxa"/>
+              <w:right w:w="120" w:type="dxa"/>
+            </w:tcMar>
+            <w:hideMark/>
+          </w:tcPr>
+          <w:p>
+            <w:pPr>
+              <w:spacing w:line="360" w:lineRule="auto"/>
+              <w:rPr>
+                <w:rFonts w:ascii="Times New Roman" w:hAnsi="Times New Roman"/>
+                <w:sz w:val="24"/>
+              </w:rPr>
+            </w:pPr>
+            <w:r>
+              <w:rPr>
+                <w:rFonts w:ascii="Times New Roman" w:hAnsi="Times New Roman"/>
+                <w:sz w:val="24"/>
+              </w:rPr>
+              <w:t>1.2.2.2</w:t>
+            </w:r>
+          </w:p>
+        </w:tc>
+        <w:tc>
+          <w:tcPr>
+            <w:tcW w:w="7626" w:type="dxa"/>
+            <w:tcMar>
+              <w:top w:w="60" w:type="dxa"/>
+              <w:left w:w="960" w:type="dxa"/>
+              <w:bottom w:w="60" w:type="dxa"/>
+              <w:right w:w="120" w:type="dxa"/>
+            </w:tcMar>
+            <w:hideMark/>
+          </w:tcPr>
+          <w:p>
+            <w:pPr>
+              <w:spacing w:line="360" w:lineRule="auto"/>
+              <w:rPr>
+                <w:rFonts w:ascii="Times New Roman" w:hAnsi="Times New Roman"/>
+                <w:sz w:val="24"/>
+              </w:rPr>
+            </w:pPr>
+            <w:r>
+              <w:rPr>
+                <w:rFonts w:ascii="Times New Roman" w:hAnsi="Times New Roman"/>
+                <w:sz w:val="24"/>
+              </w:rPr>
+              <w:t>UI/UX wireframes &amp; design</w:t>
+            </w:r>
+          </w:p>
+        </w:tc>
+      </w:tr>
+      <w:tr>
+        <w:tc>
+          <w:tcPr>
+            <w:tcW w:w="1400" w:type="dxa"/>
+            <w:tcMar>
+              <w:top w:w="80" w:type="dxa"/>
+              <w:left w:w="120" w:type="dxa"/>
+              <w:bottom w:w="80" w:type="dxa"/>
+              <w:right w:w="120" w:type="dxa"/>
+            </w:tcMar>
+            <w:hideMark/>
+          </w:tcPr>
+          <w:p>
+            <w:pPr>
+              <w:spacing w:line="360" w:lineRule="auto"/>
+              <w:rPr>
+                <w:rFonts w:ascii="Times New Roman" w:hAnsi="Times New Roman"/>
+                <w:sz w:val="24"/>
+              </w:rPr>
+            </w:pPr>
+            <w:r>
+              <w:rPr>
+                <w:rFonts w:ascii="Times New Roman" w:hAnsi="Times New Roman"/>
+                <w:sz w:val="24"/>
+              </w:rPr>
+              <w:t>1.2.2.3</w:t>
+            </w:r>
+          </w:p>
+        </w:tc>
+        <w:tc>
+          <w:tcPr>
+            <w:tcW w:w="7626" w:type="dxa"/>
+            <w:tcMar>
+              <w:top w:w="60" w:type="dxa"/>
+              <w:left w:w="960" w:type="dxa"/>
+              <w:bottom w:w="60" w:type="dxa"/>
+              <w:right w:w="120" w:type="dxa"/>
+            </w:tcMar>
+            <w:hideMark/>
+          </w:tcPr>
+          <w:p>
+            <w:pPr>
+              <w:spacing w:line="360" w:lineRule="auto"/>
+              <w:rPr>
+                <w:rFonts w:ascii="Times New Roman" w:hAnsi="Times New Roman"/>
+                <w:sz w:val="24"/>
+              </w:rPr>
+            </w:pPr>
+            <w:r>
+              <w:rPr>
+                <w:rFonts w:ascii="Times New Roman" w:hAnsi="Times New Roman"/>
+                <w:sz w:val="24"/>
+              </w:rPr>
+              <w:t>Frontend development (inventory dashboard)</w:t>
+            </w:r>
+          </w:p>
+        </w:tc>
+      </w:tr>
+      <w:tr>
+        <w:tc>
+          <w:tcPr>
+            <w:tcW w:w="1400" w:type="dxa"/>
+            <w:tcMar>
+              <w:top w:w="80" w:type="dxa"/>
+              <w:left w:w="120" w:type="dxa"/>
+              <w:bottom w:w="80" w:type="dxa"/>
+              <w:right w:w="120" w:type="dxa"/>
+            </w:tcMar>
+            <w:hideMark/>
+          </w:tcPr>
+          <w:p>
+            <w:pPr>
+              <w:spacing w:line="360" w:lineRule="auto"/>
+              <w:rPr>
+                <w:rFonts w:ascii="Times New Roman" w:hAnsi="Times New Roman"/>
+                <w:sz w:val="24"/>
+              </w:rPr>
+            </w:pPr>
+            <w:r>
+              <w:rPr>
+                <w:rFonts w:ascii="Times New Roman" w:hAnsi="Times New Roman"/>
+                <w:sz w:val="24"/>
+              </w:rPr>
+              <w:lastRenderedPageBreak/>
+              <w:t>1.2.2.4</w:t>
+            </w:r>
+          </w:p>
+        </w:tc>
+        <w:tc>
+          <w:tcPr>
+            <w:tcW w:w="7626" w:type="dxa"/>
+            <w:tcMar>
+              <w:top w:w="60" w:type="dxa"/>
+              <w:left w:w="960" w:type="dxa"/>
+              <w:bottom w:w="60" w:type="dxa"/>
+              <w:right w:w="120" w:type="dxa"/>
+            </w:tcMar>
+            <w:hideMark/>
+          </w:tcPr>
+          <w:p>
+            <w:pPr>
+              <w:spacing w:line="360" w:lineRule="auto"/>
+              <w:rPr>
+                <w:rFonts w:ascii="Times New Roman" w:hAnsi="Times New Roman"/>
+                <w:sz w:val="24"/>
+              </w:rPr>
+            </w:pPr>
+            <w:r>
+              <w:rPr>
+                <w:rFonts w:ascii="Times New Roman" w:hAnsi="Times New Roman"/>
+                <w:sz w:val="24"/>
+              </w:rPr>
+              <w:t>Backend development (CRUD, expiry logic)</w:t>
+            </w:r>
+          </w:p>
+        </w:tc>
+      </w:tr>
+      <w:tr>
+        <w:tc>
+          <w:tcPr>
+            <w:tcW w:w="1400" w:type="dxa"/>
+            <w:tcMar>
+              <w:top w:w="80" w:type="dxa"/>
+              <w:left w:w="120" w:type="dxa"/>
+              <w:bottom w:w="80" w:type="dxa"/>
+              <w:right w:w="120" w:type="dxa"/>
+            </w:tcMar>
+            <w:hideMark/>
+          </w:tcPr>
+          <w:p>
+            <w:pPr>
+              <w:spacing w:line="360" w:lineRule="auto"/>
+              <w:rPr>
+                <w:rFonts w:ascii="Times New Roman" w:hAnsi="Times New Roman"/>
+                <w:sz w:val="24"/>
+              </w:rPr>
+            </w:pPr>
+            <w:r>
+              <w:rPr>
+                <w:rFonts w:ascii="Times New Roman" w:hAnsi="Times New Roman"/>
+                <w:sz w:val="24"/>
+              </w:rPr>
+              <w:t>1.2.2.5</w:t>
+            </w:r>
+          </w:p>
+        </w:tc>
+        <w:tc>
+          <w:tcPr>
+            <w:tcW w:w="7626" w:type="dxa"/>
+            <w:tcMar>
+              <w:top w:w="60" w:type="dxa"/>
+              <w:left w:w="960" w:type="dxa"/>
+              <w:bottom w:w="60" w:type="dxa"/>
+              <w:right w:w="120" w:type="dxa"/>
+            </w:tcMar>
+            <w:hideMark/>
+          </w:tcPr>
+          <w:p>
+            <w:pPr>
+              <w:spacing w:line="360" w:lineRule="auto"/>
+              <w:rPr>
+                <w:rFonts w:ascii="Times New Roman" w:hAnsi="Times New Roman"/>
+                <w:sz w:val="24"/>
+              </w:rPr>
+            </w:pPr>
+            <w:r>
+              <w:rPr>
+                <w:rFonts w:ascii="Times New Roman" w:hAnsi="Times New Roman"/>
+                <w:sz w:val="24"/>
+              </w:rPr>
+              <w:t>Unit &amp; integration testing</w:t>
+            </w:r>
+          </w:p>
+        </w:tc>
+      </w:tr>
+      <w:tr>
+        <w:tc>
+          <w:tcPr>
+            <w:tcW w:w="1400" w:type="dxa"/>
+            <w:tcMar>
+              <w:top w:w="80" w:type="dxa"/>
+              <w:left w:w="120" w:type="dxa"/>
+              <w:bottom w:w="80" w:type="dxa"/>
+              <w:right w:w="120" w:type="dxa"/>
+            </w:tcMar>
+            <w:hideMark/>
+          </w:tcPr>
+          <w:p>
+            <w:pPr>
+              <w:spacing w:line="360" w:lineRule="auto"/>
+              <w:rPr>
+                <w:rFonts w:ascii="Times New Roman" w:hAnsi="Times New Roman"/>
+                <w:sz w:val="24"/>
+              </w:rPr>
+            </w:pPr>
+            <w:r>
+              <w:rPr>
+                <w:rFonts w:ascii="Times New Roman" w:hAnsi="Times New Roman"/>
+                <w:sz w:val="24"/>
+              </w:rPr>
+              <w:t>1.2.3</w:t>
+            </w:r>
+          </w:p>
+        </w:tc>
+        <w:tc>
+          <w:tcPr>
+            <w:tcW w:w="7626" w:type="dxa"/>
+            <w:tcMar>
+              <w:top w:w="60" w:type="dxa"/>
+              <w:left w:w="680" w:type="dxa"/>
+              <w:bottom w:w="60" w:type="dxa"/>
+              <w:right w:w="120" w:type="dxa"/>
+            </w:tcMar>
+            <w:hideMark/>
+          </w:tcPr>
+          <w:p>
+            <w:pPr>
+              <w:spacing w:line="360" w:lineRule="auto"/>
+              <w:rPr>
+                <w:rFonts w:ascii="Times New Roman" w:hAnsi="Times New Roman"/>
+                <w:sz w:val="24"/>
+              </w:rPr>
+            </w:pPr>
+            <w:r>
+              <w:rPr>
+                <w:rFonts w:ascii="Times New Roman" w:hAnsi="Times New Roman"/>
+                <w:sz w:val="24"/>
+              </w:rPr>
+              <w:t>UC3: Browse Food Items &amp; Donations</w:t>
+            </w:r>
+          </w:p>
+        </w:tc>
+      </w:tr>
+      <w:tr>
+        <w:tc>
+          <w:tcPr>
+            <w:tcW w:w="1400" w:type="dxa"/>
+            <w:tcMar>
+              <w:top w:w="80" w:type="dxa"/>
+              <w:left w:w="120" w:type="dxa"/>
+              <w:bottom w:w="80" w:type="dxa"/>
+              <w:right w:w="120" w:type="dxa"/>
+            </w:tcMar>
+            <w:hideMark/>
+          </w:tcPr>
+          <w:p>
+            <w:pPr>
+              <w:spacing w:line="360" w:lineRule="auto"/>
+              <w:rPr>
+                <w:rFonts w:ascii="Times New Roman" w:hAnsi="Times New Roman"/>
+                <w:sz w:val="24"/>
+              </w:rPr>
+            </w:pPr>
+            <w:r>
+              <w:rPr>
+                <w:rFonts w:ascii="Times New Roman" w:hAnsi="Times New Roman"/>
+                <w:sz w:val="24"/>
+              </w:rPr>
+              <w:t>1.2.3.1</w:t>
+            </w:r>
+          </w:p>
+        </w:tc>
+        <w:tc>
+          <w:tcPr>
+            <w:tcW w:w="7626" w:type="dxa"/>
+            <w:tcMar>
+              <w:top w:w="60" w:type="dxa"/>
+              <w:left w:w="960" w:type="dxa"/>
+              <w:bottom w:w="60" w:type="dxa"/>
+              <w:right w:w="120" w:type="dxa"/>
+            </w:tcMar>
+            <w:hideMark/>
+          </w:tcPr>
+          <w:p>
+            <w:pPr>
+              <w:spacing w:line="360" w:lineRule="auto"/>
+              <w:rPr>
+                <w:rFonts w:ascii="Times New Roman" w:hAnsi="Times New Roman"/>
+                <w:sz w:val="24"/>
+              </w:rPr>
+            </w:pPr>
+            <w:r>
+              <w:rPr>
+                <w:rFonts w:ascii="Times New Roman" w:hAnsi="Times New Roman"/>
+                <w:sz w:val="24"/>
+              </w:rPr>
+              <w:t>Requirements analysis &amp; user stories</w:t>
+            </w:r>
+          </w:p>
+        </w:tc>
+      </w:tr>
+      <w:tr>
+        <w:tc>
+          <w:tcPr>
+            <w:tcW w:w="1400" w:type="dxa"/>
+            <w:tcMar>
+              <w:top w:w="80" w:type="dxa"/>
+              <w:left w:w="120" w:type="dxa"/>
+              <w:bottom w:w="80" w:type="dxa"/>
+              <w:right w:w="120" w:type="dxa"/>
+            </w:tcMar>
+            <w:hideMark/>
+          </w:tcPr>
+          <w:p>
+            <w:pPr>
+              <w:spacing w:line="360" w:lineRule="auto"/>
+              <w:rPr>
+                <w:rFonts w:ascii="Times New Roman" w:hAnsi="Times New Roman"/>
+                <w:sz w:val="24"/>
+              </w:rPr>
+            </w:pPr>
+            <w:r>
+              <w:rPr>
+                <w:rFonts w:ascii="Times New Roman" w:hAnsi="Times New Roman"/>
+                <w:sz w:val="24"/>
+              </w:rPr>
+              <w:t>1.2.3.2</w:t>
+            </w:r>
+          </w:p>
+        </w:tc>
+        <w:tc>
+          <w:tcPr>
+            <w:tcW w:w="7626" w:type="dxa"/>
+            <w:tcMar>
+              <w:top w:w="60" w:type="dxa"/>
+              <w:left w:w="960" w:type="dxa"/>
+              <w:bottom w:w="60" w:type="dxa"/>
+              <w:right w:w="120" w:type="dxa"/>
+            </w:tcMar>
+            <w:hideMark/>
+          </w:tcPr>
+          <w:p>
+            <w:pPr>
+              <w:spacing w:line="360" w:lineRule="auto"/>
+              <w:rPr>
+                <w:rFonts w:ascii="Times New Roman" w:hAnsi="Times New Roman"/>
+                <w:sz w:val="24"/>
+              </w:rPr>
+            </w:pPr>
+            <w:r>
+              <w:rPr>
+                <w:rFonts w:ascii="Times New Roman" w:hAnsi="Times New Roman"/>
+                <w:sz w:val="24"/>
+              </w:rPr>
+              <w:t>Frontend development (listing, filter, claim)</w:t>
+            </w:r>
+          </w:p>
+        </w:tc>
+      </w:tr>
+      <w:tr>
+        <w:tc>
+          <w:tcPr>
+            <w:tcW w:w="1400" w:type="dxa"/>
+            <w:tcMar>
+              <w:top w:w="80" w:type="dxa"/>
+              <w:left w:w="120" w:type="dxa"/>
+              <w:bottom w:w="80" w:type="dxa"/>
+              <w:right w:w="120" w:type="dxa"/>
+            </w:tcMar>
+            <w:hideMark/>
+          </w:tcPr>
+          <w:p>
+            <w:pPr>
+              <w:spacing w:line="360" w:lineRule="auto"/>
+              <w:rPr>
+                <w:rFonts w:ascii="Times New Roman" w:hAnsi="Times New Roman"/>
+                <w:sz w:val="24"/>
+              </w:rPr>
+            </w:pPr>
+            <w:r>
+              <w:rPr>
+                <w:rFonts w:ascii="Times New Roman" w:hAnsi="Times New Roman"/>
+                <w:sz w:val="24"/>
+              </w:rPr>
+              <w:t>1.2.3.3</w:t>
+            </w:r>
+          </w:p>
+        </w:tc>
+        <w:tc>
+          <w:tcPr>
+            <w:tcW w:w="7626" w:type="dxa"/>
+            <w:tcMar>
+              <w:top w:w="60" w:type="dxa"/>
+              <w:left w:w="960" w:type="dxa"/>
+              <w:bottom w:w="60" w:type="dxa"/>
+              <w:right w:w="120" w:type="dxa"/>
+            </w:tcMar>
+            <w:hideMark/>
+          </w:tcPr>
+          <w:p>
+            <w:pPr>
+              <w:spacing w:line="360" w:lineRule="auto"/>
+              <w:rPr>
+                <w:rFonts w:ascii="Times New Roman" w:hAnsi="Times New Roman"/>
+                <w:sz w:val="24"/>
+              </w:rPr>
+            </w:pPr>
+            <w:r>
+              <w:rPr>
+                <w:rFonts w:ascii="Times New Roman" w:hAnsi="Times New Roman"/>
+                <w:sz w:val="24"/>
+              </w:rPr>
+              <w:t>Backend development (donation APIs)</w:t>
+            </w:r>
+          </w:p>
+        </w:tc>
+      </w:tr>
+      <w:tr>
+        <w:tc>
+          <w:tcPr>
+            <w:tcW w:w="1400" w:type="dxa"/>
+            <w:tcMar>
+              <w:top w:w="80" w:type="dxa"/>
+              <w:left w:w="120" w:type="dxa"/>
+              <w:bottom w:w="80" w:type="dxa"/>
+              <w:right w:w="120" w:type="dxa"/>
+            </w:tcMar>
+            <w:hideMark/>
+          </w:tcPr>
+          <w:p>
+            <w:pPr>
+              <w:spacing w:line="360" w:lineRule="auto"/>
+              <w:rPr>
+                <w:rFonts w:ascii="Times New Roman" w:hAnsi="Times New Roman"/>
+                <w:sz w:val="24"/>
+              </w:rPr>
+            </w:pPr>
+            <w:r>
+              <w:rPr>
+                <w:rFonts w:ascii="Times New Roman" w:hAnsi="Times New Roman"/>
+                <w:sz w:val="24"/>
+              </w:rPr>
+              <w:t>1.2.3.4</w:t>
+            </w:r>
+          </w:p>
+        </w:tc>
+        <w:tc>
+          <w:tcPr>
+            <w:tcW w:w="7626" w:type="dxa"/>
+            <w:tcMar>
+              <w:top w:w="60" w:type="dxa"/>
+              <w:left w:w="960" w:type="dxa"/>
+              <w:bottom w:w="60" w:type="dxa"/>
+              <w:right w:w="120" w:type="dxa"/>
+            </w:tcMar>
+            <w:hideMark/>
+          </w:tcPr>
+          <w:p>
+            <w:pPr>
+              <w:spacing w:line="360" w:lineRule="auto"/>
+              <w:rPr>
+                <w:rFonts w:ascii="Times New Roman" w:hAnsi="Times New Roman"/>
+                <w:sz w:val="24"/>
+              </w:rPr>
+            </w:pPr>
+            <w:r>
+              <w:rPr>
+                <w:rFonts w:ascii="Times New Roman" w:hAnsi="Times New Roman"/>
+                <w:sz w:val="24"/>
+              </w:rPr>
+              <w:t>Unit &amp; integration testing</w:t>
+            </w:r>
+          </w:p>
+        </w:tc>
+      </w:tr>
+      <w:tr>
+        <w:tc>
+          <w:tcPr>
+            <w:tcW w:w="1400" w:type="dxa"/>
+            <w:tcMar>
+              <w:top w:w="80" w:type="dxa"/>
+              <w:left w:w="120" w:type="dxa"/>
+              <w:bottom w:w="80" w:type="dxa"/>
+              <w:right w:w="120" w:type="dxa"/>
+            </w:tcMar>
+            <w:hideMark/>
+          </w:tcPr>
+          <w:p>
+            <w:pPr>
+              <w:spacing w:line="360" w:lineRule="auto"/>
+              <w:rPr>
+                <w:rFonts w:ascii="Times New Roman" w:hAnsi="Times New Roman"/>
+                <w:sz w:val="24"/>
+              </w:rPr>
+            </w:pPr>
+            <w:r>
+              <w:rPr>
+                <w:rFonts w:ascii="Times New Roman" w:hAnsi="Times New Roman"/>
+                <w:sz w:val="24"/>
+              </w:rPr>
+              <w:t>1.3</w:t>
+            </w:r>
+          </w:p>
+        </w:tc>
+        <w:tc>
+          <w:tcPr>
+            <w:tcW w:w="7626" w:type="dxa"/>
+            <w:tcMar>
+              <w:top w:w="60" w:type="dxa"/>
+              <w:left w:w="400" w:type="dxa"/>
+              <w:bottom w:w="60" w:type="dxa"/>
+              <w:right w:w="120" w:type="dxa"/>
+            </w:tcMar>
+            <w:hideMark/>
+          </w:tcPr>
+          <w:p>
+            <w:pPr>
+              <w:spacing w:line="360" w:lineRule="auto"/>
+              <w:rPr>
+                <w:rFonts w:ascii="Times New Roman" w:hAnsi="Times New Roman"/>
+                <w:sz w:val="24"/>
+              </w:rPr>
+            </w:pPr>
+            <w:r>
+              <w:rPr>
+                <w:rFonts w:ascii="Times New Roman" w:hAnsi="Times New Roman"/>
+                <w:b/>
+                <w:bCs/>
+                <w:sz w:val="24"/>
+              </w:rPr>
+              <w:t>ITERATION 2 – Advanced Features (Weeks 8–13)</w:t>
+            </w:r>
+          </w:p>
+        </w:tc>
+      </w:tr>
+      <w:tr>
+        <w:tc>
+          <w:tcPr>
+            <w:tcW w:w="1400" w:type="dxa"/>
+            <w:tcMar>
+              <w:top w:w="80" w:type="dxa"/>
+              <w:left w:w="120" w:type="dxa"/>
+              <w:bottom w:w="80" w:type="dxa"/>
+              <w:right w:w="120" w:type="dxa"/>
+            </w:tcMar>
+            <w:hideMark/>
+          </w:tcPr>
+          <w:p>
+            <w:pPr>
+              <w:spacing w:line="360" w:lineRule="auto"/>
+              <w:rPr>
+                <w:rFonts w:ascii="Times New Roman" w:hAnsi="Times New Roman"/>
+                <w:sz w:val="24"/>
+              </w:rPr>
+            </w:pPr>
+            <w:r>
+              <w:rPr>
+                <w:rFonts w:ascii="Times New Roman" w:hAnsi="Times New Roman"/>
+                <w:sz w:val="24"/>
+              </w:rPr>
+              <w:t>1.3.1</w:t>
+            </w:r>
+          </w:p>
+        </w:tc>
+        <w:tc>
+          <w:tcPr>
+            <w:tcW w:w="7626" w:type="dxa"/>
+            <w:tcMar>
+              <w:top w:w="60" w:type="dxa"/>
+              <w:left w:w="680" w:type="dxa"/>
+              <w:bottom w:w="60" w:type="dxa"/>
+              <w:right w:w="120" w:type="dxa"/>
+            </w:tcMar>
+            <w:hideMark/>
+          </w:tcPr>
+          <w:p>
+            <w:pPr>
+              <w:spacing w:line="360" w:lineRule="auto"/>
+              <w:rPr>
+                <w:rFonts w:ascii="Times New Roman" w:hAnsi="Times New Roman"/>
+                <w:sz w:val="24"/>
+              </w:rPr>
+            </w:pPr>
+            <w:r>
+              <w:rPr>
+                <w:rFonts w:ascii="Times New Roman" w:hAnsi="Times New Roman"/>
+                <w:sz w:val="24"/>
+              </w:rPr>
+              <w:t>UC4: Food Analytics</w:t>
+            </w:r>
+          </w:p>
+        </w:tc>
+      </w:tr>
+      <w:tr>
+        <w:tc>
+          <w:tcPr>
+            <w:tcW w:w="1400" w:type="dxa"/>
+            <w:tcMar>
+              <w:top w:w="80" w:type="dxa"/>
+              <w:left w:w="120" w:type="dxa"/>
+              <w:bottom w:w="80" w:type="dxa"/>
+              <w:right w:w="120" w:type="dxa"/>
+            </w:tcMar>
+            <w:hideMark/>
+          </w:tcPr>
+          <w:p>
+            <w:pPr>
+              <w:spacing w:line="360" w:lineRule="auto"/>
+              <w:rPr>
+                <w:rFonts w:ascii="Times New Roman" w:hAnsi="Times New Roman"/>
+                <w:sz w:val="24"/>
+              </w:rPr>
+            </w:pPr>
+            <w:r>
+              <w:rPr>
+                <w:rFonts w:ascii="Times New Roman" w:hAnsi="Times New Roman"/>
+                <w:sz w:val="24"/>
+              </w:rPr>
+              <w:t>1.3.1.1</w:t>
+            </w:r>
+          </w:p>
+        </w:tc>
+        <w:tc>
+          <w:tcPr>
+            <w:tcW w:w="7626" w:type="dxa"/>
+            <w:tcMar>
+              <w:top w:w="60" w:type="dxa"/>
+              <w:left w:w="960" w:type="dxa"/>
+              <w:bottom w:w="60" w:type="dxa"/>
+              <w:right w:w="120" w:type="dxa"/>
+            </w:tcMar>
+            <w:hideMark/>
+          </w:tcPr>
+          <w:p>
+            <w:pPr>
+              <w:spacing w:line="360" w:lineRule="auto"/>
+              <w:rPr>
+                <w:rFonts w:ascii="Times New Roman" w:hAnsi="Times New Roman"/>
+                <w:sz w:val="24"/>
+              </w:rPr>
+            </w:pPr>
+            <w:r>
+              <w:rPr>
+                <w:rFonts w:ascii="Times New Roman" w:hAnsi="Times New Roman"/>
+                <w:sz w:val="24"/>
+              </w:rPr>
+              <w:t>Data aggregation &amp; chart design</w:t>
+            </w:r>
+          </w:p>
+        </w:tc>
+      </w:tr>
+      <w:tr>
+        <w:tc>
+          <w:tcPr>
+            <w:tcW w:w="1400" w:type="dxa"/>
+            <w:tcMar>
+              <w:top w:w="80" w:type="dxa"/>
+              <w:left w:w="120" w:type="dxa"/>
+              <w:bottom w:w="80" w:type="dxa"/>
+              <w:right w:w="120" w:type="dxa"/>
+            </w:tcMar>
+            <w:hideMark/>
+          </w:tcPr>
+          <w:p>
+            <w:pPr>
+              <w:spacing w:line="360" w:lineRule="auto"/>
+              <w:rPr>
+                <w:rFonts w:ascii="Times New Roman" w:hAnsi="Times New Roman"/>
+                <w:sz w:val="24"/>
+              </w:rPr>
+            </w:pPr>
+            <w:r>
+              <w:rPr>
+                <w:rFonts w:ascii="Times New Roman" w:hAnsi="Times New Roman"/>
+                <w:sz w:val="24"/>
+              </w:rPr>
+              <w:t>1.3.1.2</w:t>
+            </w:r>
+          </w:p>
+        </w:tc>
+        <w:tc>
+          <w:tcPr>
+            <w:tcW w:w="7626" w:type="dxa"/>
+            <w:tcMar>
+              <w:top w:w="60" w:type="dxa"/>
+              <w:left w:w="960" w:type="dxa"/>
+              <w:bottom w:w="60" w:type="dxa"/>
+              <w:right w:w="120" w:type="dxa"/>
+            </w:tcMar>
+            <w:hideMark/>
+          </w:tcPr>
+          <w:p>
+            <w:pPr>
+              <w:spacing w:line="360" w:lineRule="auto"/>
+              <w:rPr>
+                <w:rFonts w:ascii="Times New Roman" w:hAnsi="Times New Roman"/>
+                <w:sz w:val="24"/>
+              </w:rPr>
+            </w:pPr>
+            <w:r>
+              <w:rPr>
+                <w:rFonts w:ascii="Times New Roman" w:hAnsi="Times New Roman"/>
+                <w:sz w:val="24"/>
+              </w:rPr>
+              <w:t>Frontend development (dashboard charts)</w:t>
+            </w:r>
+          </w:p>
+        </w:tc>
+      </w:tr>
+      <w:tr>
+        <w:tc>
+          <w:tcPr>
+            <w:tcW w:w="1400" w:type="dxa"/>
+            <w:tcMar>
+              <w:top w:w="80" w:type="dxa"/>
+              <w:left w:w="120" w:type="dxa"/>
+              <w:bottom w:w="80" w:type="dxa"/>
+              <w:right w:w="120" w:type="dxa"/>
+            </w:tcMar>
+            <w:hideMark/>
+          </w:tcPr>
+          <w:p>
+            <w:pPr>
+              <w:spacing w:line="360" w:lineRule="auto"/>
+              <w:rPr>
+                <w:rFonts w:ascii="Times New Roman" w:hAnsi="Times New Roman"/>
+                <w:sz w:val="24"/>
+              </w:rPr>
+            </w:pPr>
+            <w:r>
+              <w:rPr>
+                <w:rFonts w:ascii="Times New Roman" w:hAnsi="Times New Roman"/>
+                <w:sz w:val="24"/>
+              </w:rPr>
+              <w:t>1.3.1.3</w:t>
+            </w:r>
+          </w:p>
+        </w:tc>
+        <w:tc>
+          <w:tcPr>
+            <w:tcW w:w="7626" w:type="dxa"/>
+            <w:tcMar>
+              <w:top w:w="60" w:type="dxa"/>
+              <w:left w:w="960" w:type="dxa"/>
+              <w:bottom w:w="60" w:type="dxa"/>
+              <w:right w:w="120" w:type="dxa"/>
+            </w:tcMar>
+            <w:hideMark/>
+          </w:tcPr>
+          <w:p>
+            <w:pPr>
+              <w:spacing w:line="360" w:lineRule="auto"/>
+              <w:rPr>
+                <w:rFonts w:ascii="Times New Roman" w:hAnsi="Times New Roman"/>
+                <w:sz w:val="24"/>
+              </w:rPr>
+            </w:pPr>
+            <w:r>
+              <w:rPr>
+                <w:rFonts w:ascii="Times New Roman" w:hAnsi="Times New Roman"/>
+                <w:sz w:val="24"/>
+              </w:rPr>
+              <w:t>Backend development (reporting APIs)</w:t>
+            </w:r>
+          </w:p>
+        </w:tc>
+      </w:tr>
+      <w:tr>
+        <w:tc>
+          <w:tcPr>
+            <w:tcW w:w="1400" w:type="dxa"/>
+            <w:tcMar>
+              <w:top w:w="80" w:type="dxa"/>
+              <w:left w:w="120" w:type="dxa"/>
+              <w:bottom w:w="80" w:type="dxa"/>
+              <w:right w:w="120" w:type="dxa"/>
+            </w:tcMar>
+            <w:hideMark/>
+          </w:tcPr>
+          <w:p>
+            <w:pPr>
+              <w:spacing w:line="360" w:lineRule="auto"/>
+              <w:rPr>
+                <w:rFonts w:ascii="Times New Roman" w:hAnsi="Times New Roman"/>
+                <w:sz w:val="24"/>
+              </w:rPr>
+            </w:pPr>
+            <w:r>
+              <w:rPr>
+                <w:rFonts w:ascii="Times New Roman" w:hAnsi="Times New Roman"/>
+                <w:sz w:val="24"/>
+              </w:rPr>
+              <w:t>1.3.2</w:t>
+            </w:r>
+          </w:p>
+        </w:tc>
+        <w:tc>
+          <w:tcPr>
+            <w:tcW w:w="7626" w:type="dxa"/>
+            <w:tcMar>
+              <w:top w:w="60" w:type="dxa"/>
+              <w:left w:w="680" w:type="dxa"/>
+              <w:bottom w:w="60" w:type="dxa"/>
+              <w:right w:w="120" w:type="dxa"/>
+            </w:tcMar>
+            <w:hideMark/>
+          </w:tcPr>
+          <w:p>
+            <w:pPr>
+              <w:spacing w:line="360" w:lineRule="auto"/>
+              <w:rPr>
+                <w:rFonts w:ascii="Times New Roman" w:hAnsi="Times New Roman"/>
+                <w:sz w:val="24"/>
+              </w:rPr>
+            </w:pPr>
+            <w:r>
+              <w:rPr>
+                <w:rFonts w:ascii="Times New Roman" w:hAnsi="Times New Roman"/>
+                <w:sz w:val="24"/>
+              </w:rPr>
+              <w:t>UC5: Notifications</w:t>
+            </w:r>
+          </w:p>
+        </w:tc>
+      </w:tr>
+      <w:tr>
+        <w:tc>
+          <w:tcPr>
+            <w:tcW w:w="1400" w:type="dxa"/>
+            <w:tcMar>
+              <w:top w:w="80" w:type="dxa"/>
+              <w:left w:w="120" w:type="dxa"/>
+              <w:bottom w:w="80" w:type="dxa"/>
+              <w:right w:w="120" w:type="dxa"/>
+            </w:tcMar>
+            <w:hideMark/>
+          </w:tcPr>
+          <w:p>
+            <w:pPr>
+              <w:spacing w:line="360" w:lineRule="auto"/>
+              <w:rPr>
+                <w:rFonts w:ascii="Times New Roman" w:hAnsi="Times New Roman"/>
+                <w:sz w:val="24"/>
+              </w:rPr>
+            </w:pPr>
+            <w:r>
+              <w:rPr>
+                <w:rFonts w:ascii="Times New Roman" w:hAnsi="Times New Roman"/>
+                <w:sz w:val="24"/>
+              </w:rPr>
+              <w:t>1.3.2.1</w:t>
+            </w:r>
+          </w:p>
+        </w:tc>
+        <w:tc>
+          <w:tcPr>
+            <w:tcW w:w="7626" w:type="dxa"/>
+            <w:tcMar>
+              <w:top w:w="60" w:type="dxa"/>
+              <w:left w:w="960" w:type="dxa"/>
+              <w:bottom w:w="60" w:type="dxa"/>
+              <w:right w:w="120" w:type="dxa"/>
+            </w:tcMar>
+            <w:hideMark/>
+          </w:tcPr>
+          <w:p>
+            <w:pPr>
+              <w:spacing w:line="360" w:lineRule="auto"/>
+              <w:rPr>
+                <w:rFonts w:ascii="Times New Roman" w:hAnsi="Times New Roman"/>
+                <w:sz w:val="24"/>
+              </w:rPr>
+            </w:pPr>
+            <w:r>
+              <w:rPr>
+                <w:rFonts w:ascii="Times New Roman" w:hAnsi="Times New Roman"/>
+                <w:sz w:val="24"/>
+              </w:rPr>
+              <w:t>Firebase FCM integration</w:t>
+            </w:r>
+          </w:p>
+        </w:tc>
+      </w:tr>
+      <w:tr>
+        <w:tc>
+          <w:tcPr>
+            <w:tcW w:w="1400" w:type="dxa"/>
+            <w:tcMar>
+              <w:top w:w="80" w:type="dxa"/>
+              <w:left w:w="120" w:type="dxa"/>
+              <w:bottom w:w="80" w:type="dxa"/>
+              <w:right w:w="120" w:type="dxa"/>
+            </w:tcMar>
+            <w:hideMark/>
+          </w:tcPr>
+          <w:p>
+            <w:pPr>
+              <w:spacing w:line="360" w:lineRule="auto"/>
+              <w:rPr>
+                <w:rFonts w:ascii="Times New Roman" w:hAnsi="Times New Roman"/>
+                <w:sz w:val="24"/>
+              </w:rPr>
+            </w:pPr>
+            <w:r>
+              <w:rPr>
+                <w:rFonts w:ascii="Times New Roman" w:hAnsi="Times New Roman"/>
+                <w:sz w:val="24"/>
+              </w:rPr>
+              <w:t>1.3.2.2</w:t>
+            </w:r>
+          </w:p>
+        </w:tc>
+        <w:tc>
+          <w:tcPr>
+            <w:tcW w:w="7626" w:type="dxa"/>
+            <w:tcMar>
+              <w:top w:w="60" w:type="dxa"/>
+              <w:left w:w="960" w:type="dxa"/>
+              <w:bottom w:w="60" w:type="dxa"/>
+              <w:right w:w="120" w:type="dxa"/>
+            </w:tcMar>
+            <w:hideMark/>
+          </w:tcPr>
+          <w:p>
+            <w:pPr>
+              <w:spacing w:line="360" w:lineRule="auto"/>
+              <w:rPr>
+                <w:rFonts w:ascii="Times New Roman" w:hAnsi="Times New Roman"/>
+                <w:sz w:val="24"/>
+              </w:rPr>
+            </w:pPr>
+            <w:r>
+              <w:rPr>
+                <w:rFonts w:ascii="Times New Roman" w:hAnsi="Times New Roman"/>
+                <w:sz w:val="24"/>
+              </w:rPr>
+              <w:t>Notification triggers &amp; email fallback</w:t>
+            </w:r>
+          </w:p>
+        </w:tc>
+      </w:tr>
+      <w:tr>
+        <w:tc>
+          <w:tcPr>
+            <w:tcW w:w="1400" w:type="dxa"/>
+            <w:tcMar>
+              <w:top w:w="80" w:type="dxa"/>
+              <w:left w:w="120" w:type="dxa"/>
+              <w:bottom w:w="80" w:type="dxa"/>
+              <w:right w:w="120" w:type="dxa"/>
+            </w:tcMar>
+            <w:hideMark/>
+          </w:tcPr>
+          <w:p>
+            <w:pPr>
+              <w:spacing w:line="360" w:lineRule="auto"/>
+              <w:rPr>
+                <w:rFonts w:ascii="Times New Roman" w:hAnsi="Times New Roman"/>
+                <w:sz w:val="24"/>
+              </w:rPr>
+            </w:pPr>
+            <w:r>
+              <w:rPr>
+                <w:rFonts w:ascii="Times New Roman" w:hAnsi="Times New Roman"/>
+                <w:sz w:val="24"/>
+              </w:rPr>
+              <w:t>1.3.3</w:t>
+            </w:r>
+          </w:p>
+        </w:tc>
+        <w:tc>
+          <w:tcPr>
+            <w:tcW w:w="7626" w:type="dxa"/>
+            <w:tcMar>
+              <w:top w:w="60" w:type="dxa"/>
+              <w:left w:w="680" w:type="dxa"/>
+              <w:bottom w:w="60" w:type="dxa"/>
+              <w:right w:w="120" w:type="dxa"/>
+            </w:tcMar>
+            <w:hideMark/>
+          </w:tcPr>
+          <w:p>
+            <w:pPr>
+              <w:spacing w:line="360" w:lineRule="auto"/>
+              <w:rPr>
+                <w:rFonts w:ascii="Times New Roman" w:hAnsi="Times New Roman"/>
+                <w:sz w:val="24"/>
+              </w:rPr>
+            </w:pPr>
+            <w:r>
+              <w:rPr>
+                <w:rFonts w:ascii="Times New Roman" w:hAnsi="Times New Roman"/>
+                <w:sz w:val="24"/>
+              </w:rPr>
+              <w:t>UC6: Plan Weekly Meals</w:t>
+            </w:r>
+          </w:p>
+        </w:tc>
+      </w:tr>
+      <w:tr>
+        <w:tc>
+          <w:tcPr>
+            <w:tcW w:w="1400" w:type="dxa"/>
+            <w:tcMar>
+              <w:top w:w="80" w:type="dxa"/>
+              <w:left w:w="120" w:type="dxa"/>
+              <w:bottom w:w="80" w:type="dxa"/>
+              <w:right w:w="120" w:type="dxa"/>
+            </w:tcMar>
+            <w:hideMark/>
+          </w:tcPr>
+          <w:p>
+            <w:pPr>
+              <w:spacing w:line="360" w:lineRule="auto"/>
+              <w:rPr>
+                <w:rFonts w:ascii="Times New Roman" w:hAnsi="Times New Roman"/>
+                <w:sz w:val="24"/>
+              </w:rPr>
+            </w:pPr>
+            <w:r>
+              <w:rPr>
+                <w:rFonts w:ascii="Times New Roman" w:hAnsi="Times New Roman"/>
+                <w:sz w:val="24"/>
+              </w:rPr>
+              <w:t>1.3.3.1</w:t>
+            </w:r>
+          </w:p>
+        </w:tc>
+        <w:tc>
+          <w:tcPr>
+            <w:tcW w:w="7626" w:type="dxa"/>
+            <w:tcMar>
+              <w:top w:w="60" w:type="dxa"/>
+              <w:left w:w="960" w:type="dxa"/>
+              <w:bottom w:w="60" w:type="dxa"/>
+              <w:right w:w="120" w:type="dxa"/>
+            </w:tcMar>
+            <w:hideMark/>
+          </w:tcPr>
+          <w:p>
+            <w:pPr>
+              <w:spacing w:line="360" w:lineRule="auto"/>
+              <w:rPr>
+                <w:rFonts w:ascii="Times New Roman" w:hAnsi="Times New Roman"/>
+                <w:sz w:val="24"/>
+              </w:rPr>
+            </w:pPr>
+            <w:r>
+              <w:rPr>
+                <w:rFonts w:ascii="Times New Roman" w:hAnsi="Times New Roman"/>
+                <w:sz w:val="24"/>
+              </w:rPr>
+              <w:t>Meal calendar UI development</w:t>
+            </w:r>
+          </w:p>
+        </w:tc>
+      </w:tr>
+      <w:tr>
+        <w:tc>
+          <w:tcPr>
+            <w:tcW w:w="1400" w:type="dxa"/>
+            <w:tcMar>
+              <w:top w:w="80" w:type="dxa"/>
+              <w:left w:w="120" w:type="dxa"/>
+              <w:bottom w:w="80" w:type="dxa"/>
+              <w:right w:w="120" w:type="dxa"/>
+            </w:tcMar>
+            <w:hideMark/>
+          </w:tcPr>
+          <w:p>
+            <w:pPr>
+              <w:spacing w:line="360" w:lineRule="auto"/>
+              <w:rPr>
+                <w:rFonts w:ascii="Times New Roman" w:hAnsi="Times New Roman"/>
+                <w:sz w:val="24"/>
+              </w:rPr>
+            </w:pPr>
+            <w:r>
+              <w:rPr>
+                <w:rFonts w:ascii="Times New Roman" w:hAnsi="Times New Roman"/>
+                <w:sz w:val="24"/>
+              </w:rPr>
+              <w:t>1.3.3.2</w:t>
+            </w:r>
+          </w:p>
+        </w:tc>
+        <w:tc>
+          <w:tcPr>
+            <w:tcW w:w="7626" w:type="dxa"/>
+            <w:tcMar>
+              <w:top w:w="60" w:type="dxa"/>
+              <w:left w:w="960" w:type="dxa"/>
+              <w:bottom w:w="60" w:type="dxa"/>
+              <w:right w:w="120" w:type="dxa"/>
+            </w:tcMar>
+            <w:hideMark/>
+          </w:tcPr>
+          <w:p>
+            <w:pPr>
+              <w:spacing w:line="360" w:lineRule="auto"/>
+              <w:rPr>
+                <w:rFonts w:ascii="Times New Roman" w:hAnsi="Times New Roman"/>
+                <w:sz w:val="24"/>
+              </w:rPr>
+            </w:pPr>
+            <w:r>
+              <w:rPr>
+                <w:rFonts w:ascii="Times New Roman" w:hAnsi="Times New Roman"/>
+                <w:sz w:val="24"/>
+              </w:rPr>
+              <w:t>Inventory-linked meal suggestions</w:t>
+            </w:r>
+          </w:p>
+        </w:tc>
+      </w:tr>
+      <w:tr>
+        <w:tc>
+          <w:tcPr>
+            <w:tcW w:w="1400" w:type="dxa"/>
+            <w:tcMar>
+              <w:top w:w="80" w:type="dxa"/>
+              <w:left w:w="120" w:type="dxa"/>
+              <w:bottom w:w="80" w:type="dxa"/>
+              <w:right w:w="120" w:type="dxa"/>
+            </w:tcMar>
+            <w:hideMark/>
+          </w:tcPr>
+          <w:p>
+            <w:pPr>
+              <w:spacing w:line="360" w:lineRule="auto"/>
+              <w:rPr>
+                <w:rFonts w:ascii="Times New Roman" w:hAnsi="Times New Roman"/>
+                <w:sz w:val="24"/>
+              </w:rPr>
+            </w:pPr>
+            <w:r>
+              <w:rPr>
+                <w:rFonts w:ascii="Times New Roman" w:hAnsi="Times New Roman"/>
+                <w:sz w:val="24"/>
+              </w:rPr>
+              <w:lastRenderedPageBreak/>
+              <w:t>1.3.3.3</w:t>
+            </w:r>
+          </w:p>
+        </w:tc>
+        <w:tc>
+          <w:tcPr>
+            <w:tcW w:w="7626" w:type="dxa"/>
+            <w:tcMar>
+              <w:top w:w="60" w:type="dxa"/>
+              <w:left w:w="960" w:type="dxa"/>
+              <w:bottom w:w="60" w:type="dxa"/>
+              <w:right w:w="120" w:type="dxa"/>
+            </w:tcMar>
+            <w:hideMark/>
+          </w:tcPr>
+          <w:p>
+            <w:pPr>
+              <w:spacing w:line="360" w:lineRule="auto"/>
+              <w:rPr>
+                <w:rFonts w:ascii="Times New Roman" w:hAnsi="Times New Roman"/>
+                <w:sz w:val="24"/>
+              </w:rPr>
+            </w:pPr>
+            <w:r>
+              <w:rPr>
+                <w:rFonts w:ascii="Times New Roman" w:hAnsi="Times New Roman"/>
+                <w:sz w:val="24"/>
+              </w:rPr>
+              <w:t>Backend development (meal plan APIs)</w:t>
+            </w:r>
+          </w:p>
+        </w:tc>
+      </w:tr>
+      <w:tr>
+        <w:tc>
+          <w:tcPr>
+            <w:tcW w:w="1400" w:type="dxa"/>
+            <w:tcMar>
+              <w:top w:w="80" w:type="dxa"/>
+              <w:left w:w="120" w:type="dxa"/>
+              <w:bottom w:w="80" w:type="dxa"/>
+              <w:right w:w="120" w:type="dxa"/>
+            </w:tcMar>
+            <w:hideMark/>
+          </w:tcPr>
+          <w:p>
+            <w:pPr>
+              <w:spacing w:line="360" w:lineRule="auto"/>
+              <w:rPr>
+                <w:rFonts w:ascii="Times New Roman" w:hAnsi="Times New Roman"/>
+                <w:sz w:val="24"/>
+              </w:rPr>
+            </w:pPr>
+            <w:r>
+              <w:rPr>
+                <w:rFonts w:ascii="Times New Roman" w:hAnsi="Times New Roman"/>
+                <w:sz w:val="24"/>
+              </w:rPr>
+              <w:t>1.4</w:t>
+            </w:r>
+          </w:p>
+        </w:tc>
+        <w:tc>
+          <w:tcPr>
+            <w:tcW w:w="7626" w:type="dxa"/>
+            <w:tcMar>
+              <w:top w:w="60" w:type="dxa"/>
+              <w:left w:w="400" w:type="dxa"/>
+              <w:bottom w:w="60" w:type="dxa"/>
+              <w:right w:w="120" w:type="dxa"/>
+            </w:tcMar>
+            <w:hideMark/>
+          </w:tcPr>
+          <w:p>
+            <w:pPr>
+              <w:spacing w:line="360" w:lineRule="auto"/>
+              <w:rPr>
+                <w:rFonts w:ascii="Times New Roman" w:hAnsi="Times New Roman"/>
+                <w:sz w:val="24"/>
+              </w:rPr>
+            </w:pPr>
+            <w:r>
+              <w:rPr>
+                <w:rFonts w:ascii="Times New Roman" w:hAnsi="Times New Roman"/>
+                <w:b/>
+                <w:bCs/>
+                <w:sz w:val="24"/>
+              </w:rPr>
+              <w:t>Testing &amp; Deployment (Weeks 13–14)</w:t>
+            </w:r>
+          </w:p>
+        </w:tc>
+      </w:tr>
+      <w:tr>
+        <w:tc>
+          <w:tcPr>
+            <w:tcW w:w="1400" w:type="dxa"/>
+            <w:tcMar>
+              <w:top w:w="80" w:type="dxa"/>
+              <w:left w:w="120" w:type="dxa"/>
+              <w:bottom w:w="80" w:type="dxa"/>
+              <w:right w:w="120" w:type="dxa"/>
+            </w:tcMar>
+            <w:hideMark/>
+          </w:tcPr>
+          <w:p>
+            <w:pPr>
+              <w:spacing w:line="360" w:lineRule="auto"/>
+              <w:rPr>
+                <w:rFonts w:ascii="Times New Roman" w:hAnsi="Times New Roman"/>
+                <w:sz w:val="24"/>
+              </w:rPr>
+            </w:pPr>
+            <w:r>
+              <w:rPr>
+                <w:rFonts w:ascii="Times New Roman" w:hAnsi="Times New Roman"/>
+                <w:sz w:val="24"/>
+              </w:rPr>
+              <w:t>1.4.1</w:t>
+            </w:r>
+          </w:p>
+        </w:tc>
+        <w:tc>
+          <w:tcPr>
+            <w:tcW w:w="7626" w:type="dxa"/>
+            <w:tcMar>
+              <w:top w:w="60" w:type="dxa"/>
+              <w:left w:w="680" w:type="dxa"/>
+              <w:bottom w:w="60" w:type="dxa"/>
+              <w:right w:w="120" w:type="dxa"/>
+            </w:tcMar>
+            <w:hideMark/>
+          </w:tcPr>
+          <w:p>
+            <w:pPr>
+              <w:spacing w:line="360" w:lineRule="auto"/>
+              <w:rPr>
+                <w:rFonts w:ascii="Times New Roman" w:hAnsi="Times New Roman"/>
+                <w:sz w:val="24"/>
+              </w:rPr>
+            </w:pPr>
+            <w:r>
+              <w:rPr>
+                <w:rFonts w:ascii="Times New Roman" w:hAnsi="Times New Roman"/>
+                <w:sz w:val="24"/>
+              </w:rPr>
+              <w:t>User Acceptance Testing (UAT)</w:t>
+            </w:r>
+          </w:p>
+        </w:tc>
+      </w:tr>
+      <w:tr>
+        <w:tc>
+          <w:tcPr>
+            <w:tcW w:w="1400" w:type="dxa"/>
+            <w:tcMar>
+              <w:top w:w="80" w:type="dxa"/>
+              <w:left w:w="120" w:type="dxa"/>
+              <w:bottom w:w="80" w:type="dxa"/>
+              <w:right w:w="120" w:type="dxa"/>
+            </w:tcMar>
+            <w:hideMark/>
+          </w:tcPr>
+          <w:p>
+            <w:pPr>
+              <w:spacing w:line="360" w:lineRule="auto"/>
+              <w:rPr>
+                <w:rFonts w:ascii="Times New Roman" w:hAnsi="Times New Roman"/>
+                <w:sz w:val="24"/>
+              </w:rPr>
+            </w:pPr>
+            <w:r>
+              <w:rPr>
+                <w:rFonts w:ascii="Times New Roman" w:hAnsi="Times New Roman"/>
+                <w:sz w:val="24"/>
+              </w:rPr>
+              <w:t>1.4.2</w:t>
+            </w:r>
+          </w:p>
+        </w:tc>
+        <w:tc>
+          <w:tcPr>
+            <w:tcW w:w="7626" w:type="dxa"/>
+            <w:tcMar>
+              <w:top w:w="60" w:type="dxa"/>
+              <w:left w:w="680" w:type="dxa"/>
+              <w:bottom w:w="60" w:type="dxa"/>
+              <w:right w:w="120" w:type="dxa"/>
+            </w:tcMar>
+            <w:hideMark/>
+          </w:tcPr>
+          <w:p>
+            <w:pPr>
+              <w:spacing w:line="360" w:lineRule="auto"/>
+              <w:rPr>
+                <w:rFonts w:ascii="Times New Roman" w:hAnsi="Times New Roman"/>
+                <w:sz w:val="24"/>
+              </w:rPr>
+            </w:pPr>
+            <w:r>
+              <w:rPr>
+                <w:rFonts w:ascii="Times New Roman" w:hAnsi="Times New Roman"/>
+                <w:sz w:val="24"/>
+              </w:rPr>
+              <w:t>Bug fixing &amp; regression testing</w:t>
+            </w:r>
+          </w:p>
+        </w:tc>
+      </w:tr>
+      <w:tr>
+        <w:tc>
+          <w:tcPr>
+            <w:tcW w:w="1400" w:type="dxa"/>
+            <w:tcMar>
+              <w:top w:w="80" w:type="dxa"/>
+              <w:left w:w="120" w:type="dxa"/>
+              <w:bottom w:w="80" w:type="dxa"/>
+              <w:right w:w="120" w:type="dxa"/>
+            </w:tcMar>
+            <w:hideMark/>
+          </w:tcPr>
+          <w:p>
+            <w:pPr>
+              <w:spacing w:line="360" w:lineRule="auto"/>
+              <w:rPr>
+                <w:rFonts w:ascii="Times New Roman" w:hAnsi="Times New Roman"/>
+                <w:sz w:val="24"/>
+              </w:rPr>
+            </w:pPr>
+            <w:r>
+              <w:rPr>
+                <w:rFonts w:ascii="Times New Roman" w:hAnsi="Times New Roman"/>
+                <w:sz w:val="24"/>
+              </w:rPr>
+              <w:t>1.4.3</w:t>
+            </w:r>
+          </w:p>
+        </w:tc>
+        <w:tc>
+          <w:tcPr>
+            <w:tcW w:w="7626" w:type="dxa"/>
+            <w:tcMar>
+              <w:top w:w="60" w:type="dxa"/>
+              <w:left w:w="680" w:type="dxa"/>
+              <w:bottom w:w="60" w:type="dxa"/>
+              <w:right w:w="120" w:type="dxa"/>
+            </w:tcMar>
+            <w:hideMark/>
+          </w:tcPr>
+          <w:p>
+            <w:pPr>
+              <w:spacing w:line="360" w:lineRule="auto"/>
+              <w:rPr>
+                <w:rFonts w:ascii="Times New Roman" w:hAnsi="Times New Roman"/>
+                <w:sz w:val="24"/>
+              </w:rPr>
+            </w:pPr>
+            <w:r>
+              <w:rPr>
+                <w:rFonts w:ascii="Times New Roman" w:hAnsi="Times New Roman"/>
+                <w:sz w:val="24"/>
+              </w:rPr>
+              <w:t>Cloud deployment (AWS)</w:t>
+            </w:r>
+          </w:p>
+        </w:tc>
+      </w:tr>
+      <w:tr>
+        <w:tc>
+          <w:tcPr>
+            <w:tcW w:w="1400" w:type="dxa"/>
+            <w:tcMar>
+              <w:top w:w="80" w:type="dxa"/>
+              <w:left w:w="120" w:type="dxa"/>
+              <w:bottom w:w="80" w:type="dxa"/>
+              <w:right w:w="120" w:type="dxa"/>
+            </w:tcMar>
+            <w:hideMark/>
+          </w:tcPr>
+          <w:p>
+            <w:pPr>
+              <w:spacing w:line="360" w:lineRule="auto"/>
+              <w:rPr>
+                <w:rFonts w:ascii="Times New Roman" w:hAnsi="Times New Roman"/>
+                <w:sz w:val="24"/>
+              </w:rPr>
+            </w:pPr>
+            <w:r>
+              <w:rPr>
+                <w:rFonts w:ascii="Times New Roman" w:hAnsi="Times New Roman"/>
+                <w:sz w:val="24"/>
+              </w:rPr>
+              <w:t>1.4.4</w:t>
+            </w:r>
+          </w:p>
+        </w:tc>
+        <w:tc>
+          <w:tcPr>
+            <w:tcW w:w="7626" w:type="dxa"/>
+            <w:tcMar>
+              <w:top w:w="60" w:type="dxa"/>
+              <w:left w:w="680" w:type="dxa"/>
+              <w:bottom w:w="60" w:type="dxa"/>
+              <w:right w:w="120" w:type="dxa"/>
+            </w:tcMar>
+            <w:hideMark/>
+          </w:tcPr>
+          <w:p>
+            <w:pPr>
+              <w:spacing w:line="360" w:lineRule="auto"/>
+              <w:rPr>
+                <w:rFonts w:ascii="Times New Roman" w:hAnsi="Times New Roman"/>
+                <w:sz w:val="24"/>
+              </w:rPr>
+            </w:pPr>
+            <w:r>
+              <w:rPr>
+                <w:rFonts w:ascii="Times New Roman" w:hAnsi="Times New Roman"/>
+                <w:sz w:val="24"/>
+              </w:rPr>
+              <w:t>Performance &amp; security audit</w:t>
+            </w:r>
+          </w:p>
+        </w:tc>
+      </w:tr>
+    </w:tbl>
+    <w:p>
+      <w:pPr>
+        <w:spacing w:line="360" w:lineRule="auto"/>
+        <w:rPr>
+          <w:rFonts w:ascii="Times New Roman" w:hAnsi="Times New Roman"/>
+          <w:sz w:val="24"/>
+        </w:rPr>
+      </w:pPr>
+    </w:p>
     <w:p>
       <w:pPr>
         <w:spacing w:line="360" w:lineRule="auto"/>
@@ -1055,6 +3507,547 @@
         </w:rPr>
         <w:t>5.2 Milestone / Deliverable</w:t>
       </w:r>
+    </w:p>
+    <w:tbl>
+      <w:tblPr>
+        <w:tblStyle w:val="TableGrid"/>
+        <w:tblW w:w="0" w:type="auto"/>
+        <w:tblLook w:val="04A0" w:firstRow="1" w:lastRow="0" w:firstColumn="1" w:lastColumn="0" w:noHBand="0" w:noVBand="1"/>
+      </w:tblPr>
+      <w:tblGrid>
+        <w:gridCol w:w="562"/>
+        <w:gridCol w:w="3946"/>
+        <w:gridCol w:w="2254"/>
+      </w:tblGrid>
+      <w:tr>
+        <w:tc>
+          <w:tcPr>
+            <w:tcW w:w="562" w:type="dxa"/>
+          </w:tcPr>
+          <w:p>
+            <w:pPr>
+              <w:spacing w:line="360" w:lineRule="auto"/>
+              <w:rPr>
+                <w:rFonts w:ascii="Times New Roman" w:hAnsi="Times New Roman"/>
+                <w:sz w:val="24"/>
+              </w:rPr>
+            </w:pPr>
+            <w:r>
+              <w:rPr>
+                <w:rFonts w:ascii="Times New Roman" w:hAnsi="Times New Roman"/>
+                <w:sz w:val="24"/>
+              </w:rPr>
+              <w:t>ID</w:t>
+            </w:r>
+          </w:p>
+        </w:tc>
+        <w:tc>
+          <w:tcPr>
+            <w:tcW w:w="3946" w:type="dxa"/>
+          </w:tcPr>
+          <w:p>
+            <w:pPr>
+              <w:spacing w:line="360" w:lineRule="auto"/>
+              <w:rPr>
+                <w:rFonts w:ascii="Times New Roman" w:hAnsi="Times New Roman"/>
+                <w:sz w:val="24"/>
+              </w:rPr>
+            </w:pPr>
+            <w:r>
+              <w:rPr>
+                <w:rFonts w:ascii="Times New Roman" w:hAnsi="Times New Roman"/>
+                <w:sz w:val="24"/>
+              </w:rPr>
+              <w:t>Milestone/ Deliverable</w:t>
+            </w:r>
+          </w:p>
+        </w:tc>
+        <w:tc>
+          <w:tcPr>
+            <w:tcW w:w="2254" w:type="dxa"/>
+          </w:tcPr>
+          <w:p>
+            <w:pPr>
+              <w:spacing w:line="360" w:lineRule="auto"/>
+              <w:rPr>
+                <w:rFonts w:ascii="Times New Roman" w:hAnsi="Times New Roman"/>
+                <w:sz w:val="24"/>
+              </w:rPr>
+            </w:pPr>
+            <w:r>
+              <w:rPr>
+                <w:rFonts w:ascii="Times New Roman" w:hAnsi="Times New Roman"/>
+                <w:sz w:val="24"/>
+              </w:rPr>
+              <w:t>Target Date</w:t>
+            </w:r>
+          </w:p>
+        </w:tc>
+      </w:tr>
+      <w:tr>
+        <w:tc>
+          <w:tcPr>
+            <w:tcW w:w="562" w:type="dxa"/>
+          </w:tcPr>
+          <w:p>
+            <w:pPr>
+              <w:spacing w:line="360" w:lineRule="auto"/>
+              <w:rPr>
+                <w:rFonts w:ascii="Times New Roman" w:hAnsi="Times New Roman"/>
+                <w:sz w:val="24"/>
+              </w:rPr>
+            </w:pPr>
+            <w:r>
+              <w:rPr>
+                <w:rFonts w:ascii="Times New Roman" w:hAnsi="Times New Roman"/>
+                <w:sz w:val="24"/>
+              </w:rPr>
+              <w:t>M1</w:t>
+            </w:r>
+          </w:p>
+        </w:tc>
+        <w:tc>
+          <w:tcPr>
+            <w:tcW w:w="3946" w:type="dxa"/>
+          </w:tcPr>
+          <w:p>
+            <w:pPr>
+              <w:spacing w:line="360" w:lineRule="auto"/>
+              <w:rPr>
+                <w:rFonts w:ascii="Times New Roman" w:hAnsi="Times New Roman"/>
+                <w:sz w:val="24"/>
+              </w:rPr>
+            </w:pPr>
+            <w:r>
+              <w:rPr>
+                <w:rFonts w:ascii="Times New Roman" w:hAnsi="Times New Roman"/>
+                <w:sz w:val="24"/>
+              </w:rPr>
+              <w:t>Project Plan Submitted (Assignment 1 Task 1)</w:t>
+            </w:r>
+          </w:p>
+        </w:tc>
+        <w:tc>
+          <w:tcPr>
+            <w:tcW w:w="2254" w:type="dxa"/>
+          </w:tcPr>
+          <w:p>
+            <w:pPr>
+              <w:spacing w:line="360" w:lineRule="auto"/>
+              <w:rPr>
+                <w:rFonts w:ascii="Times New Roman" w:hAnsi="Times New Roman"/>
+                <w:sz w:val="24"/>
+              </w:rPr>
+            </w:pPr>
+            <w:r>
+              <w:rPr>
+                <w:rFonts w:ascii="Times New Roman" w:hAnsi="Times New Roman"/>
+                <w:sz w:val="24"/>
+              </w:rPr>
+              <w:t>12 June 2026</w:t>
+            </w:r>
+          </w:p>
+        </w:tc>
+      </w:tr>
+      <w:tr>
+        <w:tc>
+          <w:tcPr>
+            <w:tcW w:w="562" w:type="dxa"/>
+          </w:tcPr>
+          <w:p>
+            <w:pPr>
+              <w:spacing w:line="360" w:lineRule="auto"/>
+              <w:rPr>
+                <w:rFonts w:ascii="Times New Roman" w:hAnsi="Times New Roman"/>
+                <w:sz w:val="24"/>
+              </w:rPr>
+            </w:pPr>
+            <w:r>
+              <w:rPr>
+                <w:rFonts w:ascii="Times New Roman" w:hAnsi="Times New Roman"/>
+                <w:sz w:val="24"/>
+              </w:rPr>
+              <w:t>M2</w:t>
+            </w:r>
+          </w:p>
+        </w:tc>
+        <w:tc>
+          <w:tcPr>
+            <w:tcW w:w="3946" w:type="dxa"/>
+          </w:tcPr>
+          <w:p>
+            <w:pPr>
+              <w:spacing w:line="360" w:lineRule="auto"/>
+              <w:rPr>
+                <w:rFonts w:ascii="Times New Roman" w:hAnsi="Times New Roman"/>
+                <w:sz w:val="24"/>
+              </w:rPr>
+            </w:pPr>
+            <w:r>
+              <w:rPr>
+                <w:rFonts w:ascii="Times New Roman" w:hAnsi="Times New Roman"/>
+                <w:sz w:val="24"/>
+              </w:rPr>
+              <w:t>Requirements and Design Document Submitted (Task 2 )</w:t>
+            </w:r>
+          </w:p>
+        </w:tc>
+        <w:tc>
+          <w:tcPr>
+            <w:tcW w:w="2254" w:type="dxa"/>
+          </w:tcPr>
+          <w:p>
+            <w:pPr>
+              <w:spacing w:line="360" w:lineRule="auto"/>
+              <w:rPr>
+                <w:rFonts w:ascii="Times New Roman" w:hAnsi="Times New Roman"/>
+                <w:sz w:val="24"/>
+              </w:rPr>
+            </w:pPr>
+            <w:r>
+              <w:rPr>
+                <w:rFonts w:ascii="Times New Roman" w:hAnsi="Times New Roman"/>
+                <w:sz w:val="24"/>
+              </w:rPr>
+              <w:t>26 June 2026</w:t>
+            </w:r>
+          </w:p>
+        </w:tc>
+      </w:tr>
+      <w:tr>
+        <w:tc>
+          <w:tcPr>
+            <w:tcW w:w="562" w:type="dxa"/>
+          </w:tcPr>
+          <w:p>
+            <w:pPr>
+              <w:spacing w:line="360" w:lineRule="auto"/>
+              <w:rPr>
+                <w:rFonts w:ascii="Times New Roman" w:hAnsi="Times New Roman"/>
+                <w:sz w:val="24"/>
+              </w:rPr>
+            </w:pPr>
+            <w:r>
+              <w:rPr>
+                <w:rFonts w:ascii="Times New Roman" w:hAnsi="Times New Roman"/>
+                <w:sz w:val="24"/>
+              </w:rPr>
+              <w:t>M3</w:t>
+            </w:r>
+          </w:p>
+        </w:tc>
+        <w:tc>
+          <w:tcPr>
+            <w:tcW w:w="3946" w:type="dxa"/>
+          </w:tcPr>
+          <w:p>
+            <w:pPr>
+              <w:spacing w:line="360" w:lineRule="auto"/>
+              <w:rPr>
+                <w:rFonts w:ascii="Times New Roman" w:hAnsi="Times New Roman"/>
+                <w:sz w:val="24"/>
+              </w:rPr>
+            </w:pPr>
+            <w:r>
+              <w:rPr>
+                <w:rFonts w:ascii="Times New Roman" w:hAnsi="Times New Roman"/>
+                <w:sz w:val="24"/>
+              </w:rPr>
+              <w:t>Iteration 1 Complete</w:t>
+            </w:r>
+          </w:p>
+        </w:tc>
+        <w:tc>
+          <w:tcPr>
+            <w:tcW w:w="2254" w:type="dxa"/>
+          </w:tcPr>
+          <w:p>
+            <w:pPr>
+              <w:spacing w:line="360" w:lineRule="auto"/>
+              <w:rPr>
+                <w:rFonts w:ascii="Times New Roman" w:hAnsi="Times New Roman"/>
+                <w:sz w:val="24"/>
+              </w:rPr>
+            </w:pPr>
+            <w:r>
+              <w:rPr>
+                <w:rFonts w:ascii="Times New Roman" w:hAnsi="Times New Roman"/>
+                <w:sz w:val="24"/>
+              </w:rPr>
+              <w:t>12 July 2026</w:t>
+            </w:r>
+          </w:p>
+        </w:tc>
+      </w:tr>
+      <w:tr>
+        <w:tc>
+          <w:tcPr>
+            <w:tcW w:w="562" w:type="dxa"/>
+          </w:tcPr>
+          <w:p>
+            <w:pPr>
+              <w:spacing w:line="360" w:lineRule="auto"/>
+              <w:rPr>
+                <w:rFonts w:ascii="Times New Roman" w:hAnsi="Times New Roman"/>
+                <w:sz w:val="24"/>
+              </w:rPr>
+            </w:pPr>
+            <w:r>
+              <w:rPr>
+                <w:rFonts w:ascii="Times New Roman" w:hAnsi="Times New Roman"/>
+                <w:sz w:val="24"/>
+              </w:rPr>
+              <w:t>M4</w:t>
+            </w:r>
+          </w:p>
+        </w:tc>
+        <w:tc>
+          <w:tcPr>
+            <w:tcW w:w="3946" w:type="dxa"/>
+          </w:tcPr>
+          <w:p>
+            <w:pPr>
+              <w:spacing w:line="360" w:lineRule="auto"/>
+              <w:rPr>
+                <w:rFonts w:ascii="Times New Roman" w:hAnsi="Times New Roman"/>
+                <w:sz w:val="24"/>
+              </w:rPr>
+            </w:pPr>
+            <w:r>
+              <w:rPr>
+                <w:rFonts w:ascii="Times New Roman" w:hAnsi="Times New Roman"/>
+                <w:sz w:val="24"/>
+              </w:rPr>
+              <w:t>Iteration 2 Complete</w:t>
+            </w:r>
+          </w:p>
+        </w:tc>
+        <w:tc>
+          <w:tcPr>
+            <w:tcW w:w="2254" w:type="dxa"/>
+          </w:tcPr>
+          <w:p>
+            <w:pPr>
+              <w:spacing w:line="360" w:lineRule="auto"/>
+              <w:rPr>
+                <w:rFonts w:ascii="Times New Roman" w:hAnsi="Times New Roman"/>
+                <w:sz w:val="24"/>
+              </w:rPr>
+            </w:pPr>
+            <w:r>
+              <w:rPr>
+                <w:rFonts w:ascii="Times New Roman" w:hAnsi="Times New Roman"/>
+                <w:sz w:val="24"/>
+              </w:rPr>
+              <w:t>16 August 2026</w:t>
+            </w:r>
+          </w:p>
+        </w:tc>
+      </w:tr>
+      <w:tr>
+        <w:tc>
+          <w:tcPr>
+            <w:tcW w:w="562" w:type="dxa"/>
+          </w:tcPr>
+          <w:p>
+            <w:pPr>
+              <w:spacing w:line="360" w:lineRule="auto"/>
+              <w:rPr>
+                <w:rFonts w:ascii="Times New Roman" w:hAnsi="Times New Roman"/>
+                <w:sz w:val="24"/>
+              </w:rPr>
+            </w:pPr>
+            <w:r>
+              <w:rPr>
+                <w:rFonts w:ascii="Times New Roman" w:hAnsi="Times New Roman"/>
+                <w:sz w:val="24"/>
+              </w:rPr>
+              <w:t>M5</w:t>
+            </w:r>
+          </w:p>
+        </w:tc>
+        <w:tc>
+          <w:tcPr>
+            <w:tcW w:w="3946" w:type="dxa"/>
+          </w:tcPr>
+          <w:p>
+            <w:pPr>
+              <w:spacing w:line="360" w:lineRule="auto"/>
+              <w:rPr>
+                <w:rFonts w:ascii="Times New Roman" w:hAnsi="Times New Roman"/>
+                <w:sz w:val="24"/>
+              </w:rPr>
+            </w:pPr>
+            <w:r>
+              <w:rPr>
+                <w:rFonts w:ascii="Times New Roman" w:hAnsi="Times New Roman"/>
+                <w:sz w:val="24"/>
+              </w:rPr>
+              <w:t>Assignment 2 Submitted</w:t>
+            </w:r>
+          </w:p>
+        </w:tc>
+        <w:tc>
+          <w:tcPr>
+            <w:tcW w:w="2254" w:type="dxa"/>
+          </w:tcPr>
+          <w:p>
+            <w:pPr>
+              <w:spacing w:line="360" w:lineRule="auto"/>
+              <w:rPr>
+                <w:rFonts w:ascii="Times New Roman" w:hAnsi="Times New Roman"/>
+                <w:sz w:val="24"/>
+              </w:rPr>
+            </w:pPr>
+            <w:r>
+              <w:rPr>
+                <w:rFonts w:ascii="Times New Roman" w:hAnsi="Times New Roman"/>
+                <w:sz w:val="24"/>
+              </w:rPr>
+              <w:t>21 August 2026</w:t>
+            </w:r>
+          </w:p>
+        </w:tc>
+      </w:tr>
+      <w:tr>
+        <w:tc>
+          <w:tcPr>
+            <w:tcW w:w="562" w:type="dxa"/>
+          </w:tcPr>
+          <w:p>
+            <w:pPr>
+              <w:spacing w:line="360" w:lineRule="auto"/>
+              <w:rPr>
+                <w:rFonts w:ascii="Times New Roman" w:hAnsi="Times New Roman"/>
+                <w:sz w:val="24"/>
+              </w:rPr>
+            </w:pPr>
+            <w:r>
+              <w:rPr>
+                <w:rFonts w:ascii="Times New Roman" w:hAnsi="Times New Roman"/>
+                <w:sz w:val="24"/>
+              </w:rPr>
+              <w:t>M6</w:t>
+            </w:r>
+          </w:p>
+        </w:tc>
+        <w:tc>
+          <w:tcPr>
+            <w:tcW w:w="3946" w:type="dxa"/>
+          </w:tcPr>
+          <w:p>
+            <w:pPr>
+              <w:spacing w:line="360" w:lineRule="auto"/>
+              <w:rPr>
+                <w:rFonts w:ascii="Times New Roman" w:hAnsi="Times New Roman"/>
+                <w:sz w:val="24"/>
+              </w:rPr>
+            </w:pPr>
+            <w:r>
+              <w:rPr>
+                <w:rFonts w:ascii="Times New Roman" w:hAnsi="Times New Roman"/>
+                <w:sz w:val="24"/>
+              </w:rPr>
+              <w:t>UAT Passed</w:t>
+            </w:r>
+          </w:p>
+        </w:tc>
+        <w:tc>
+          <w:tcPr>
+            <w:tcW w:w="2254" w:type="dxa"/>
+          </w:tcPr>
+          <w:p>
+            <w:pPr>
+              <w:spacing w:line="360" w:lineRule="auto"/>
+              <w:rPr>
+                <w:rFonts w:ascii="Times New Roman" w:hAnsi="Times New Roman"/>
+                <w:sz w:val="24"/>
+              </w:rPr>
+            </w:pPr>
+            <w:r>
+              <w:rPr>
+                <w:rFonts w:ascii="Times New Roman" w:hAnsi="Times New Roman"/>
+                <w:sz w:val="24"/>
+              </w:rPr>
+              <w:t>21 August 2026</w:t>
+            </w:r>
+          </w:p>
+        </w:tc>
+      </w:tr>
+      <w:tr>
+        <w:tc>
+          <w:tcPr>
+            <w:tcW w:w="562" w:type="dxa"/>
+          </w:tcPr>
+          <w:p>
+            <w:pPr>
+              <w:spacing w:line="360" w:lineRule="auto"/>
+              <w:rPr>
+                <w:rFonts w:ascii="Times New Roman" w:hAnsi="Times New Roman"/>
+                <w:sz w:val="24"/>
+              </w:rPr>
+            </w:pPr>
+            <w:r>
+              <w:rPr>
+                <w:rFonts w:ascii="Times New Roman" w:hAnsi="Times New Roman"/>
+                <w:sz w:val="24"/>
+              </w:rPr>
+              <w:t>M7</w:t>
+            </w:r>
+          </w:p>
+        </w:tc>
+        <w:tc>
+          <w:tcPr>
+            <w:tcW w:w="3946" w:type="dxa"/>
+          </w:tcPr>
+          <w:p>
+            <w:pPr>
+              <w:spacing w:line="360" w:lineRule="auto"/>
+              <w:rPr>
+                <w:rFonts w:ascii="Times New Roman" w:hAnsi="Times New Roman"/>
+                <w:sz w:val="24"/>
+              </w:rPr>
+            </w:pPr>
+            <w:r>
+              <w:rPr>
+                <w:rFonts w:ascii="Times New Roman" w:hAnsi="Times New Roman"/>
+                <w:sz w:val="24"/>
+              </w:rPr>
+              <w:t>Final Deployment and Closure</w:t>
+            </w:r>
+          </w:p>
+        </w:tc>
+        <w:tc>
+          <w:tcPr>
+            <w:tcW w:w="2254" w:type="dxa"/>
+          </w:tcPr>
+          <w:p>
+            <w:pPr>
+              <w:spacing w:line="360" w:lineRule="auto"/>
+              <w:rPr>
+                <w:rFonts w:ascii="Times New Roman" w:hAnsi="Times New Roman"/>
+                <w:sz w:val="24"/>
+              </w:rPr>
+            </w:pPr>
+            <w:r>
+              <w:rPr>
+                <w:rFonts w:ascii="Times New Roman" w:hAnsi="Times New Roman"/>
+                <w:sz w:val="24"/>
+              </w:rPr>
+              <w:t>21 August 2026</w:t>
+            </w:r>
+          </w:p>
+        </w:tc>
+      </w:tr>
+    </w:tbl>
+    <w:p>
+      <w:pPr>
+        <w:spacing w:line="360" w:lineRule="auto"/>
+        <w:rPr>
+          <w:rFonts w:ascii="Times New Roman" w:hAnsi="Times New Roman"/>
+          <w:sz w:val="24"/>
+        </w:rPr>
+      </w:pPr>
     </w:p>
     <w:p>
       <w:pPr>
@@ -1080,6 +4073,29 @@
           <w:sz w:val="24"/>
         </w:rPr>
       </w:pPr>
+      <w:r>
+        <w:rPr>
+          <w:rFonts w:ascii="Times New Roman" w:hAnsi="Times New Roman"/>
+          <w:sz w:val="24"/>
+        </w:rPr>
+        <w:t xml:space="preserve">The following Gantt chart was created using </w:t>
+      </w:r>
+      <w:proofErr w:type="spellStart"/>
+      <w:r>
+        <w:rPr>
+          <w:rFonts w:ascii="Times New Roman" w:hAnsi="Times New Roman"/>
+          <w:sz w:val="24"/>
+        </w:rPr>
+        <w:t>GanttProject</w:t>
+      </w:r>
+      <w:proofErr w:type="spellEnd"/>
+      <w:r>
+        <w:rPr>
+          <w:rFonts w:ascii="Times New Roman" w:hAnsi="Times New Roman"/>
+          <w:sz w:val="24"/>
+        </w:rPr>
+        <w:t xml:space="preserve"> and shows the baseline project schedule with task dependencies, resource allocations and milestones. </w:t>
+      </w:r>
     </w:p>
     <w:p>
       <w:pPr>
@@ -1105,50 +4121,110 @@
           <w:sz w:val="24"/>
         </w:rPr>
       </w:pPr>
+      <w:proofErr w:type="spellStart"/>
       <w:r>
         <w:rPr>
           <w:rFonts w:ascii="Times New Roman" w:hAnsi="Times New Roman"/>
           <w:sz w:val="24"/>
         </w:rPr>
-        <w:t>The following tables describe the methods, tools, languages, and environments used for the design, implementation, testing, and documentation of SavePlate.</w:t>
+        <w:t>SavePlate</w:t>
+      </w:r>
+      <w:proofErr w:type="spellEnd"/>
+      <w:r>
+        <w:rPr>
+          <w:rFonts w:ascii="Times New Roman" w:hAnsi="Times New Roman"/>
+          <w:sz w:val="24"/>
+        </w:rPr>
+        <w:t xml:space="preserve"> will be developed as a web-based application using the React.js </w:t>
+      </w:r>
+      <w:r>
+        <w:rPr>
+          <w:rFonts w:ascii="Times New Roman" w:hAnsi="Times New Roman"/>
+          <w:sz w:val="24"/>
+        </w:rPr>
+        <w:t>and</w:t>
+      </w:r>
+      <w:r>
+        <w:rPr>
+          <w:rFonts w:ascii="Times New Roman" w:hAnsi="Times New Roman"/>
+          <w:sz w:val="24"/>
+        </w:rPr>
+        <w:t xml:space="preserve"> Node.js stack. The system follows a client-server architecture with a RESTful API backend, MySQL </w:t>
+      </w:r>
+      <w:r>
+        <w:rPr>
+          <w:rFonts w:ascii="Times New Roman" w:hAnsi="Times New Roman"/>
+          <w:sz w:val="24"/>
+        </w:rPr>
+        <w:lastRenderedPageBreak/>
+        <w:t>relational database, and cloud hosting on AWS. Firebase Cloud Messaging handles push notifications for expiry alerts and donation updates.</w:t>
+      </w:r>
+    </w:p>
+    <w:p>
+      <w:pPr>
+        <w:spacing w:line="360" w:lineRule="auto"/>
+        <w:rPr>
+          <w:rFonts w:ascii="Times New Roman" w:hAnsi="Times New Roman"/>
+          <w:sz w:val="24"/>
+        </w:rPr>
+      </w:pPr>
+      <w:r>
+        <w:rPr>
+          <w:rFonts w:ascii="Times New Roman" w:hAnsi="Times New Roman"/>
+          <w:sz w:val="24"/>
+        </w:rPr>
+        <w:t xml:space="preserve">The following tables describe the methods, tools, languages, and environments used for the design, implementation, testing, and documentation of </w:t>
+      </w:r>
+      <w:proofErr w:type="spellStart"/>
+      <w:r>
+        <w:rPr>
+          <w:rFonts w:ascii="Times New Roman" w:hAnsi="Times New Roman"/>
+          <w:sz w:val="24"/>
+        </w:rPr>
+        <w:t>SavePlate</w:t>
+      </w:r>
+      <w:proofErr w:type="spellEnd"/>
+      <w:r>
+        <w:rPr>
+          <w:rFonts w:ascii="Times New Roman" w:hAnsi="Times New Roman"/>
+          <w:sz w:val="24"/>
+        </w:rPr>
+        <w:t>.</w:t>
       </w:r>
     </w:p>
     <w:tbl>
       <w:tblPr>
         <w:tblStyle w:val="TableGrid"/>
         <w:tblW w:w="9351" w:type="dxa"/>
-        <w:tblLayout w:type="fixed"/>
         <w:tblLook w:val="04A0" w:firstRow="1" w:lastRow="0" w:firstColumn="1" w:lastColumn="0" w:noHBand="0" w:noVBand="1"/>
       </w:tblPr>
       <w:tblGrid>
-        <w:gridCol w:w="2433"/>
-        <w:gridCol w:w="2329"/>
-        <w:gridCol w:w="1045"/>
-        <w:gridCol w:w="3544"/>
+        <w:gridCol w:w="2432"/>
+        <w:gridCol w:w="2240"/>
+        <w:gridCol w:w="994"/>
+        <w:gridCol w:w="3685"/>
       </w:tblGrid>
       <w:tr>
         <w:tc>
           <w:tcPr>
             <w:tcW w:w="2433" w:type="dxa"/>
-            <w:tcBorders>
-              <w:top w:val="single" w:sz="4" w:space="0" w:color="auto"/>
-              <w:left w:val="single" w:sz="4" w:space="0" w:color="auto"/>
-              <w:bottom w:val="single" w:sz="4" w:space="0" w:color="auto"/>
-              <w:right w:val="single" w:sz="4" w:space="0" w:color="auto"/>
-            </w:tcBorders>
-            <w:hideMark/>
-          </w:tcPr>
-          <w:p>
-            <w:pPr>
-              <w:spacing w:after="160" w:line="360" w:lineRule="auto"/>
-              <w:rPr>
-                <w:rFonts w:ascii="Times New Roman" w:hAnsi="Times New Roman"/>
-                <w:sz w:val="24"/>
-              </w:rPr>
-            </w:pPr>
-            <w:r>
-              <w:rPr>
-                <w:rFonts w:ascii="Times New Roman" w:hAnsi="Times New Roman"/>
+            <w:hideMark/>
+          </w:tcPr>
+          <w:p>
+            <w:pPr>
+              <w:spacing w:line="360" w:lineRule="auto"/>
+              <w:rPr>
+                <w:rFonts w:ascii="Times New Roman" w:hAnsi="Times New Roman"/>
+                <w:color w:val="000000" w:themeColor="text1"/>
+                <w:sz w:val="24"/>
+              </w:rPr>
+            </w:pPr>
+            <w:r>
+              <w:rPr>
+                <w:rFonts w:ascii="Times New Roman" w:hAnsi="Times New Roman"/>
+                <w:b/>
+                <w:bCs/>
+                <w:color w:val="000000" w:themeColor="text1"/>
                 <w:sz w:val="24"/>
               </w:rPr>
               <w:t>Criteria</w:t>
@@ -1157,54 +4233,50 @@
         </w:tc>
         <w:tc>
           <w:tcPr>
-            <w:tcW w:w="2329" w:type="dxa"/>
-            <w:tcBorders>
-              <w:top w:val="single" w:sz="4" w:space="0" w:color="auto"/>
-              <w:left w:val="single" w:sz="4" w:space="0" w:color="auto"/>
-              <w:bottom w:val="single" w:sz="4" w:space="0" w:color="auto"/>
-              <w:right w:val="single" w:sz="4" w:space="0" w:color="auto"/>
-            </w:tcBorders>
-            <w:hideMark/>
-          </w:tcPr>
-          <w:p>
-            <w:pPr>
-              <w:spacing w:after="160" w:line="360" w:lineRule="auto"/>
-              <w:rPr>
-                <w:rFonts w:ascii="Times New Roman" w:hAnsi="Times New Roman"/>
-                <w:sz w:val="24"/>
-              </w:rPr>
-            </w:pPr>
-            <w:r>
-              <w:rPr>
-                <w:rFonts w:ascii="Times New Roman" w:hAnsi="Times New Roman"/>
-                <w:sz w:val="24"/>
-              </w:rPr>
-              <w:t>Tools/Hardware</w:t>
-            </w:r>
-          </w:p>
-        </w:tc>
-        <w:tc>
-          <w:tcPr>
-            <w:tcW w:w="1045" w:type="dxa"/>
-            <w:tcBorders>
-              <w:top w:val="single" w:sz="4" w:space="0" w:color="auto"/>
-              <w:left w:val="single" w:sz="4" w:space="0" w:color="auto"/>
-              <w:bottom w:val="single" w:sz="4" w:space="0" w:color="auto"/>
-              <w:right w:val="single" w:sz="4" w:space="0" w:color="auto"/>
-            </w:tcBorders>
-            <w:hideMark/>
-          </w:tcPr>
-          <w:p>
-            <w:pPr>
-              <w:spacing w:after="160" w:line="360" w:lineRule="auto"/>
-              <w:rPr>
-                <w:rFonts w:ascii="Times New Roman" w:hAnsi="Times New Roman"/>
-                <w:sz w:val="24"/>
-              </w:rPr>
-            </w:pPr>
-            <w:r>
-              <w:rPr>
-                <w:rFonts w:ascii="Times New Roman" w:hAnsi="Times New Roman"/>
+            <w:tcW w:w="2240" w:type="dxa"/>
+            <w:hideMark/>
+          </w:tcPr>
+          <w:p>
+            <w:pPr>
+              <w:spacing w:line="360" w:lineRule="auto"/>
+              <w:rPr>
+                <w:rFonts w:ascii="Times New Roman" w:hAnsi="Times New Roman"/>
+                <w:color w:val="000000" w:themeColor="text1"/>
+                <w:sz w:val="24"/>
+              </w:rPr>
+            </w:pPr>
+            <w:r>
+              <w:rPr>
+                <w:rFonts w:ascii="Times New Roman" w:hAnsi="Times New Roman"/>
+                <w:b/>
+                <w:bCs/>
+                <w:color w:val="000000" w:themeColor="text1"/>
+                <w:sz w:val="24"/>
+              </w:rPr>
+              <w:t>Tools / Hardware</w:t>
+            </w:r>
+          </w:p>
+        </w:tc>
+        <w:tc>
+          <w:tcPr>
+            <w:tcW w:w="992" w:type="dxa"/>
+            <w:hideMark/>
+          </w:tcPr>
+          <w:p>
+            <w:pPr>
+              <w:spacing w:line="360" w:lineRule="auto"/>
+              <w:rPr>
+                <w:rFonts w:ascii="Times New Roman" w:hAnsi="Times New Roman"/>
+                <w:color w:val="000000" w:themeColor="text1"/>
+                <w:sz w:val="24"/>
+              </w:rPr>
+            </w:pPr>
+            <w:r>
+              <w:rPr>
+                <w:rFonts w:ascii="Times New Roman" w:hAnsi="Times New Roman"/>
+                <w:b/>
+                <w:bCs/>
+                <w:color w:val="000000" w:themeColor="text1"/>
                 <w:sz w:val="24"/>
               </w:rPr>
               <w:t>Version</w:t>
@@ -1213,26 +4285,24 @@
         </w:tc>
         <w:tc>
           <w:tcPr>
-            <w:tcW w:w="3544" w:type="dxa"/>
-            <w:tcBorders>
-              <w:top w:val="single" w:sz="4" w:space="0" w:color="auto"/>
-              <w:left w:val="single" w:sz="4" w:space="0" w:color="auto"/>
-              <w:bottom w:val="single" w:sz="4" w:space="0" w:color="auto"/>
-              <w:right w:val="single" w:sz="4" w:space="0" w:color="auto"/>
-            </w:tcBorders>
-            <w:hideMark/>
-          </w:tcPr>
-          <w:p>
-            <w:pPr>
-              <w:spacing w:after="160" w:line="360" w:lineRule="auto"/>
-              <w:rPr>
-                <w:rFonts w:ascii="Times New Roman" w:hAnsi="Times New Roman"/>
-                <w:sz w:val="24"/>
-              </w:rPr>
-            </w:pPr>
-            <w:r>
-              <w:rPr>
-                <w:rFonts w:ascii="Times New Roman" w:hAnsi="Times New Roman"/>
+            <w:tcW w:w="3686" w:type="dxa"/>
+            <w:hideMark/>
+          </w:tcPr>
+          <w:p>
+            <w:pPr>
+              <w:spacing w:line="360" w:lineRule="auto"/>
+              <w:rPr>
+                <w:rFonts w:ascii="Times New Roman" w:hAnsi="Times New Roman"/>
+                <w:color w:val="000000" w:themeColor="text1"/>
+                <w:sz w:val="24"/>
+              </w:rPr>
+            </w:pPr>
+            <w:r>
+              <w:rPr>
+                <w:rFonts w:ascii="Times New Roman" w:hAnsi="Times New Roman"/>
+                <w:b/>
+                <w:bCs/>
+                <w:color w:val="000000" w:themeColor="text1"/>
                 <w:sz w:val="24"/>
               </w:rPr>
               <w:t>Description</w:t>
@@ -1243,29 +4313,99 @@
       <w:tr>
         <w:tc>
           <w:tcPr>
-            <w:tcW w:w="9351" w:type="dxa"/>
-            <w:gridSpan w:val="4"/>
-            <w:tcBorders>
-              <w:top w:val="single" w:sz="4" w:space="0" w:color="auto"/>
-              <w:left w:val="single" w:sz="4" w:space="0" w:color="auto"/>
-              <w:bottom w:val="single" w:sz="4" w:space="0" w:color="auto"/>
-              <w:right w:val="single" w:sz="4" w:space="0" w:color="auto"/>
-            </w:tcBorders>
-          </w:tcPr>
-          <w:p>
-            <w:pPr>
-              <w:spacing w:line="360" w:lineRule="auto"/>
-              <w:rPr>
-                <w:rFonts w:ascii="Times New Roman" w:hAnsi="Times New Roman"/>
-                <w:sz w:val="24"/>
-              </w:rPr>
-            </w:pPr>
-            <w:r>
-              <w:rPr>
-                <w:rFonts w:ascii="Times New Roman" w:hAnsi="Times New Roman"/>
+            <w:tcW w:w="2433" w:type="dxa"/>
+            <w:hideMark/>
+          </w:tcPr>
+          <w:p>
+            <w:pPr>
+              <w:spacing w:line="360" w:lineRule="auto"/>
+              <w:rPr>
+                <w:rFonts w:ascii="Times New Roman" w:hAnsi="Times New Roman"/>
+                <w:color w:val="000000" w:themeColor="text1"/>
+                <w:sz w:val="24"/>
+              </w:rPr>
+            </w:pPr>
+            <w:r>
+              <w:rPr>
+                <w:rFonts w:ascii="Times New Roman" w:hAnsi="Times New Roman"/>
+                <w:b/>
+                <w:bCs/>
+                <w:color w:val="000000" w:themeColor="text1"/>
                 <w:sz w:val="24"/>
               </w:rPr>
               <w:t>Documentation</w:t>
+            </w:r>
+          </w:p>
+        </w:tc>
+        <w:tc>
+          <w:tcPr>
+            <w:tcW w:w="2240" w:type="dxa"/>
+            <w:hideMark/>
+          </w:tcPr>
+          <w:p>
+            <w:pPr>
+              <w:spacing w:line="360" w:lineRule="auto"/>
+              <w:rPr>
+                <w:rFonts w:ascii="Times New Roman" w:hAnsi="Times New Roman"/>
+                <w:color w:val="000000" w:themeColor="text1"/>
+                <w:sz w:val="24"/>
+              </w:rPr>
+            </w:pPr>
+            <w:r>
+              <w:rPr>
+                <w:rFonts w:ascii="Times New Roman" w:hAnsi="Times New Roman"/>
+                <w:color w:val="000000" w:themeColor="text1"/>
+                <w:sz w:val="24"/>
+              </w:rPr>
+              <w:t>Microsoft Word / Google Docs</w:t>
+            </w:r>
+          </w:p>
+        </w:tc>
+        <w:tc>
+          <w:tcPr>
+            <w:tcW w:w="992" w:type="dxa"/>
+            <w:hideMark/>
+          </w:tcPr>
+          <w:p>
+            <w:pPr>
+              <w:spacing w:line="360" w:lineRule="auto"/>
+              <w:rPr>
+                <w:rFonts w:ascii="Times New Roman" w:hAnsi="Times New Roman"/>
+                <w:color w:val="000000" w:themeColor="text1"/>
+                <w:sz w:val="24"/>
+              </w:rPr>
+            </w:pPr>
+            <w:r>
+              <w:rPr>
+                <w:rFonts w:ascii="Times New Roman" w:hAnsi="Times New Roman"/>
+                <w:color w:val="000000" w:themeColor="text1"/>
+                <w:sz w:val="24"/>
+              </w:rPr>
+              <w:t>Office 365 / Latest</w:t>
+            </w:r>
+          </w:p>
+        </w:tc>
+        <w:tc>
+          <w:tcPr>
+            <w:tcW w:w="3686" w:type="dxa"/>
+            <w:hideMark/>
+          </w:tcPr>
+          <w:p>
+            <w:pPr>
+              <w:spacing w:line="360" w:lineRule="auto"/>
+              <w:rPr>
+                <w:rFonts w:ascii="Times New Roman" w:hAnsi="Times New Roman"/>
+                <w:color w:val="000000" w:themeColor="text1"/>
+                <w:sz w:val="24"/>
+              </w:rPr>
+            </w:pPr>
+            <w:r>
+              <w:rPr>
+                <w:rFonts w:ascii="Times New Roman" w:hAnsi="Times New Roman"/>
+                <w:color w:val="000000" w:themeColor="text1"/>
+                <w:sz w:val="24"/>
+              </w:rPr>
+              <w:t>For project reports and assignment documentation</w:t>
             </w:r>
           </w:p>
         </w:tc>
@@ -1274,102 +4414,98 @@
         <w:tc>
           <w:tcPr>
             <w:tcW w:w="2433" w:type="dxa"/>
-            <w:tcBorders>
-              <w:top w:val="single" w:sz="4" w:space="0" w:color="auto"/>
-              <w:left w:val="single" w:sz="4" w:space="0" w:color="auto"/>
-              <w:bottom w:val="single" w:sz="4" w:space="0" w:color="auto"/>
-              <w:right w:val="single" w:sz="4" w:space="0" w:color="auto"/>
-            </w:tcBorders>
-            <w:hideMark/>
-          </w:tcPr>
-          <w:p>
-            <w:pPr>
-              <w:spacing w:after="160" w:line="360" w:lineRule="auto"/>
-              <w:rPr>
-                <w:rFonts w:ascii="Times New Roman" w:hAnsi="Times New Roman"/>
-                <w:sz w:val="24"/>
-              </w:rPr>
-            </w:pPr>
-          </w:p>
-        </w:tc>
-        <w:tc>
-          <w:tcPr>
-            <w:tcW w:w="2329" w:type="dxa"/>
-            <w:tcBorders>
-              <w:top w:val="single" w:sz="4" w:space="0" w:color="auto"/>
-              <w:left w:val="single" w:sz="4" w:space="0" w:color="auto"/>
-              <w:bottom w:val="single" w:sz="4" w:space="0" w:color="auto"/>
-              <w:right w:val="single" w:sz="4" w:space="0" w:color="auto"/>
-            </w:tcBorders>
-          </w:tcPr>
-          <w:p>
-            <w:pPr>
-              <w:spacing w:after="160" w:line="360" w:lineRule="auto"/>
-              <w:rPr>
-                <w:rFonts w:ascii="Times New Roman" w:hAnsi="Times New Roman"/>
-                <w:sz w:val="24"/>
-              </w:rPr>
-            </w:pPr>
-            <w:r>
-              <w:rPr>
-                <w:rFonts w:ascii="Times New Roman" w:hAnsi="Times New Roman"/>
-                <w:sz w:val="24"/>
-              </w:rPr>
-              <w:t>Microsoft Word</w:t>
-            </w:r>
-          </w:p>
-        </w:tc>
-        <w:tc>
-          <w:tcPr>
-            <w:tcW w:w="1045" w:type="dxa"/>
-            <w:tcBorders>
-              <w:top w:val="single" w:sz="4" w:space="0" w:color="auto"/>
-              <w:left w:val="single" w:sz="4" w:space="0" w:color="auto"/>
-              <w:bottom w:val="single" w:sz="4" w:space="0" w:color="auto"/>
-              <w:right w:val="single" w:sz="4" w:space="0" w:color="auto"/>
-            </w:tcBorders>
-          </w:tcPr>
-          <w:p>
-            <w:pPr>
-              <w:spacing w:after="160" w:line="360" w:lineRule="auto"/>
-              <w:rPr>
-                <w:rFonts w:ascii="Times New Roman" w:hAnsi="Times New Roman"/>
-                <w:sz w:val="24"/>
-              </w:rPr>
-            </w:pPr>
-          </w:p>
-        </w:tc>
-        <w:tc>
-          <w:tcPr>
-            <w:tcW w:w="3544" w:type="dxa"/>
-            <w:tcBorders>
-              <w:top w:val="single" w:sz="4" w:space="0" w:color="auto"/>
-              <w:left w:val="single" w:sz="4" w:space="0" w:color="auto"/>
-              <w:bottom w:val="single" w:sz="4" w:space="0" w:color="auto"/>
-              <w:right w:val="single" w:sz="4" w:space="0" w:color="auto"/>
-            </w:tcBorders>
-          </w:tcPr>
-          <w:p>
-            <w:pPr>
-              <w:spacing w:after="160" w:line="360" w:lineRule="auto"/>
-              <w:rPr>
-                <w:rFonts w:ascii="Times New Roman" w:hAnsi="Times New Roman"/>
-                <w:sz w:val="24"/>
-              </w:rPr>
-            </w:pPr>
-            <w:r>
-              <w:rPr>
-                <w:rFonts w:ascii="Times New Roman" w:hAnsi="Times New Roman"/>
-                <w:sz w:val="24"/>
-              </w:rPr>
-              <w:t xml:space="preserve">Used to </w:t>
-            </w:r>
-            <w:r>
-              <w:rPr>
-                <w:rFonts w:ascii="Times New Roman" w:hAnsi="Times New Roman"/>
-                <w:sz w:val="24"/>
-              </w:rPr>
-              <w:t>write project proposal and requirement specification document</w:t>
+            <w:hideMark/>
+          </w:tcPr>
+          <w:p>
+            <w:pPr>
+              <w:spacing w:line="360" w:lineRule="auto"/>
+              <w:rPr>
+                <w:rFonts w:ascii="Times New Roman" w:hAnsi="Times New Roman"/>
+                <w:color w:val="000000" w:themeColor="text1"/>
+                <w:sz w:val="24"/>
+              </w:rPr>
+            </w:pPr>
+            <w:r>
+              <w:rPr>
+                <w:rFonts w:ascii="Times New Roman" w:hAnsi="Times New Roman"/>
+                <w:b/>
+                <w:bCs/>
+                <w:color w:val="000000" w:themeColor="text1"/>
+                <w:sz w:val="24"/>
+              </w:rPr>
+              <w:t>Documentation</w:t>
+            </w:r>
+          </w:p>
+        </w:tc>
+        <w:tc>
+          <w:tcPr>
+            <w:tcW w:w="2240" w:type="dxa"/>
+            <w:hideMark/>
+          </w:tcPr>
+          <w:p>
+            <w:pPr>
+              <w:spacing w:line="360" w:lineRule="auto"/>
+              <w:rPr>
+                <w:rFonts w:ascii="Times New Roman" w:hAnsi="Times New Roman"/>
+                <w:color w:val="000000" w:themeColor="text1"/>
+                <w:sz w:val="24"/>
+              </w:rPr>
+            </w:pPr>
+            <w:r>
+              <w:rPr>
+                <w:rFonts w:ascii="Times New Roman" w:hAnsi="Times New Roman"/>
+                <w:color w:val="000000" w:themeColor="text1"/>
+                <w:sz w:val="24"/>
+              </w:rPr>
+              <w:t>APA 7th Edition</w:t>
+            </w:r>
+          </w:p>
+        </w:tc>
+        <w:tc>
+          <w:tcPr>
+            <w:tcW w:w="992" w:type="dxa"/>
+            <w:hideMark/>
+          </w:tcPr>
+          <w:p>
+            <w:pPr>
+              <w:spacing w:line="360" w:lineRule="auto"/>
+              <w:rPr>
+                <w:rFonts w:ascii="Times New Roman" w:hAnsi="Times New Roman"/>
+                <w:color w:val="000000" w:themeColor="text1"/>
+                <w:sz w:val="24"/>
+              </w:rPr>
+            </w:pPr>
+            <w:r>
+              <w:rPr>
+                <w:rFonts w:ascii="Times New Roman" w:hAnsi="Times New Roman"/>
+                <w:color w:val="000000" w:themeColor="text1"/>
+                <w:sz w:val="24"/>
+              </w:rPr>
+              <w:t>7th Ed.</w:t>
+            </w:r>
+          </w:p>
+        </w:tc>
+        <w:tc>
+          <w:tcPr>
+            <w:tcW w:w="3686" w:type="dxa"/>
+            <w:hideMark/>
+          </w:tcPr>
+          <w:p>
+            <w:pPr>
+              <w:spacing w:line="360" w:lineRule="auto"/>
+              <w:rPr>
+                <w:rFonts w:ascii="Times New Roman" w:hAnsi="Times New Roman"/>
+                <w:color w:val="000000" w:themeColor="text1"/>
+                <w:sz w:val="24"/>
+              </w:rPr>
+            </w:pPr>
+            <w:r>
+              <w:rPr>
+                <w:rFonts w:ascii="Times New Roman" w:hAnsi="Times New Roman"/>
+                <w:color w:val="000000" w:themeColor="text1"/>
+                <w:sz w:val="24"/>
+              </w:rPr>
+              <w:t>Referencing and citation standard</w:t>
             </w:r>
           </w:p>
         </w:tc>
@@ -1378,117 +4514,208 @@
         <w:tc>
           <w:tcPr>
             <w:tcW w:w="2433" w:type="dxa"/>
-            <w:tcBorders>
-              <w:top w:val="single" w:sz="4" w:space="0" w:color="auto"/>
-              <w:left w:val="single" w:sz="4" w:space="0" w:color="auto"/>
-              <w:bottom w:val="single" w:sz="4" w:space="0" w:color="auto"/>
-              <w:right w:val="single" w:sz="4" w:space="0" w:color="auto"/>
-            </w:tcBorders>
-          </w:tcPr>
-          <w:p>
-            <w:pPr>
-              <w:spacing w:line="360" w:lineRule="auto"/>
-              <w:rPr>
-                <w:rFonts w:ascii="Times New Roman" w:hAnsi="Times New Roman"/>
-                <w:sz w:val="24"/>
-              </w:rPr>
-            </w:pPr>
-          </w:p>
-        </w:tc>
-        <w:tc>
-          <w:tcPr>
-            <w:tcW w:w="2329" w:type="dxa"/>
-            <w:tcBorders>
-              <w:top w:val="single" w:sz="4" w:space="0" w:color="auto"/>
-              <w:left w:val="single" w:sz="4" w:space="0" w:color="auto"/>
-              <w:bottom w:val="single" w:sz="4" w:space="0" w:color="auto"/>
-              <w:right w:val="single" w:sz="4" w:space="0" w:color="auto"/>
-            </w:tcBorders>
-          </w:tcPr>
-          <w:p>
-            <w:pPr>
-              <w:spacing w:line="360" w:lineRule="auto"/>
-              <w:rPr>
-                <w:rFonts w:ascii="Times New Roman" w:hAnsi="Times New Roman"/>
-                <w:sz w:val="24"/>
-              </w:rPr>
-            </w:pPr>
-            <w:r>
-              <w:rPr>
-                <w:rFonts w:ascii="Times New Roman" w:hAnsi="Times New Roman"/>
-                <w:sz w:val="24"/>
-              </w:rPr>
-              <w:t>Gantt Project</w:t>
-            </w:r>
-          </w:p>
-        </w:tc>
-        <w:tc>
-          <w:tcPr>
-            <w:tcW w:w="1045" w:type="dxa"/>
-            <w:tcBorders>
-              <w:top w:val="single" w:sz="4" w:space="0" w:color="auto"/>
-              <w:left w:val="single" w:sz="4" w:space="0" w:color="auto"/>
-              <w:bottom w:val="single" w:sz="4" w:space="0" w:color="auto"/>
-              <w:right w:val="single" w:sz="4" w:space="0" w:color="auto"/>
-            </w:tcBorders>
-          </w:tcPr>
-          <w:p>
-            <w:pPr>
-              <w:spacing w:line="360" w:lineRule="auto"/>
-              <w:rPr>
-                <w:rFonts w:ascii="Times New Roman" w:hAnsi="Times New Roman"/>
-                <w:sz w:val="24"/>
-              </w:rPr>
-            </w:pPr>
-          </w:p>
-        </w:tc>
-        <w:tc>
-          <w:tcPr>
-            <w:tcW w:w="3544" w:type="dxa"/>
-            <w:tcBorders>
-              <w:top w:val="single" w:sz="4" w:space="0" w:color="auto"/>
-              <w:left w:val="single" w:sz="4" w:space="0" w:color="auto"/>
-              <w:bottom w:val="single" w:sz="4" w:space="0" w:color="auto"/>
-              <w:right w:val="single" w:sz="4" w:space="0" w:color="auto"/>
-            </w:tcBorders>
-          </w:tcPr>
-          <w:p>
-            <w:pPr>
-              <w:spacing w:line="360" w:lineRule="auto"/>
-              <w:rPr>
-                <w:rFonts w:ascii="Times New Roman" w:hAnsi="Times New Roman"/>
-                <w:sz w:val="24"/>
-              </w:rPr>
-            </w:pPr>
+            <w:hideMark/>
+          </w:tcPr>
+          <w:p>
+            <w:pPr>
+              <w:spacing w:line="360" w:lineRule="auto"/>
+              <w:rPr>
+                <w:rFonts w:ascii="Times New Roman" w:hAnsi="Times New Roman"/>
+                <w:color w:val="000000" w:themeColor="text1"/>
+                <w:sz w:val="24"/>
+              </w:rPr>
+            </w:pPr>
+            <w:r>
+              <w:rPr>
+                <w:rFonts w:ascii="Times New Roman" w:hAnsi="Times New Roman"/>
+                <w:b/>
+                <w:bCs/>
+                <w:color w:val="000000" w:themeColor="text1"/>
+                <w:sz w:val="24"/>
+              </w:rPr>
+              <w:t>Modelling – Requirement</w:t>
+            </w:r>
+          </w:p>
+        </w:tc>
+        <w:tc>
+          <w:tcPr>
+            <w:tcW w:w="2240" w:type="dxa"/>
+            <w:hideMark/>
+          </w:tcPr>
+          <w:p>
+            <w:pPr>
+              <w:spacing w:line="360" w:lineRule="auto"/>
+              <w:rPr>
+                <w:rFonts w:ascii="Times New Roman" w:hAnsi="Times New Roman"/>
+                <w:color w:val="000000" w:themeColor="text1"/>
+                <w:sz w:val="24"/>
+              </w:rPr>
+            </w:pPr>
+            <w:r>
+              <w:rPr>
+                <w:rFonts w:ascii="Times New Roman" w:hAnsi="Times New Roman"/>
+                <w:color w:val="000000" w:themeColor="text1"/>
+                <w:sz w:val="24"/>
+              </w:rPr>
+              <w:t xml:space="preserve">Draw.io / </w:t>
+            </w:r>
+            <w:proofErr w:type="spellStart"/>
+            <w:r>
+              <w:rPr>
+                <w:rFonts w:ascii="Times New Roman" w:hAnsi="Times New Roman"/>
+                <w:color w:val="000000" w:themeColor="text1"/>
+                <w:sz w:val="24"/>
+              </w:rPr>
+              <w:t>Lucidchart</w:t>
+            </w:r>
+            <w:proofErr w:type="spellEnd"/>
+          </w:p>
+        </w:tc>
+        <w:tc>
+          <w:tcPr>
+            <w:tcW w:w="992" w:type="dxa"/>
+            <w:hideMark/>
+          </w:tcPr>
+          <w:p>
+            <w:pPr>
+              <w:spacing w:line="360" w:lineRule="auto"/>
+              <w:rPr>
+                <w:rFonts w:ascii="Times New Roman" w:hAnsi="Times New Roman"/>
+                <w:color w:val="000000" w:themeColor="text1"/>
+                <w:sz w:val="24"/>
+              </w:rPr>
+            </w:pPr>
+            <w:r>
+              <w:rPr>
+                <w:rFonts w:ascii="Times New Roman" w:hAnsi="Times New Roman"/>
+                <w:color w:val="000000" w:themeColor="text1"/>
+                <w:sz w:val="24"/>
+              </w:rPr>
+              <w:t>Latest</w:t>
+            </w:r>
+          </w:p>
+        </w:tc>
+        <w:tc>
+          <w:tcPr>
+            <w:tcW w:w="3686" w:type="dxa"/>
+            <w:hideMark/>
+          </w:tcPr>
+          <w:p>
+            <w:pPr>
+              <w:spacing w:line="360" w:lineRule="auto"/>
+              <w:rPr>
+                <w:rFonts w:ascii="Times New Roman" w:hAnsi="Times New Roman"/>
+                <w:color w:val="000000" w:themeColor="text1"/>
+                <w:sz w:val="24"/>
+              </w:rPr>
+            </w:pPr>
+            <w:r>
+              <w:rPr>
+                <w:rFonts w:ascii="Times New Roman" w:hAnsi="Times New Roman"/>
+                <w:color w:val="000000" w:themeColor="text1"/>
+                <w:sz w:val="24"/>
+              </w:rPr>
+              <w:t>Use case diagrams, activity diagrams</w:t>
+            </w:r>
           </w:p>
         </w:tc>
       </w:tr>
       <w:tr>
         <w:tc>
           <w:tcPr>
-            <w:tcW w:w="9351" w:type="dxa"/>
-            <w:gridSpan w:val="4"/>
-            <w:tcBorders>
-              <w:top w:val="single" w:sz="4" w:space="0" w:color="auto"/>
-              <w:left w:val="single" w:sz="4" w:space="0" w:color="auto"/>
-              <w:bottom w:val="single" w:sz="4" w:space="0" w:color="auto"/>
-              <w:right w:val="single" w:sz="4" w:space="0" w:color="auto"/>
-            </w:tcBorders>
-          </w:tcPr>
-          <w:p>
-            <w:pPr>
-              <w:spacing w:line="360" w:lineRule="auto"/>
-              <w:rPr>
-                <w:rFonts w:ascii="Times New Roman" w:hAnsi="Times New Roman"/>
-                <w:sz w:val="24"/>
-              </w:rPr>
-            </w:pPr>
-            <w:r>
-              <w:rPr>
-                <w:rFonts w:ascii="Times New Roman" w:hAnsi="Times New Roman"/>
-                <w:sz w:val="24"/>
-              </w:rPr>
-              <w:t>Modeling</w:t>
+            <w:tcW w:w="2433" w:type="dxa"/>
+            <w:hideMark/>
+          </w:tcPr>
+          <w:p>
+            <w:pPr>
+              <w:spacing w:line="360" w:lineRule="auto"/>
+              <w:rPr>
+                <w:rFonts w:ascii="Times New Roman" w:hAnsi="Times New Roman"/>
+                <w:color w:val="000000" w:themeColor="text1"/>
+                <w:sz w:val="24"/>
+              </w:rPr>
+            </w:pPr>
+            <w:r>
+              <w:rPr>
+                <w:rFonts w:ascii="Times New Roman" w:hAnsi="Times New Roman"/>
+                <w:b/>
+                <w:bCs/>
+                <w:color w:val="000000" w:themeColor="text1"/>
+                <w:sz w:val="24"/>
+              </w:rPr>
+              <w:t>Modelling – Design</w:t>
+            </w:r>
+          </w:p>
+        </w:tc>
+        <w:tc>
+          <w:tcPr>
+            <w:tcW w:w="2240" w:type="dxa"/>
+            <w:hideMark/>
+          </w:tcPr>
+          <w:p>
+            <w:pPr>
+              <w:spacing w:line="360" w:lineRule="auto"/>
+              <w:rPr>
+                <w:rFonts w:ascii="Times New Roman" w:hAnsi="Times New Roman"/>
+                <w:color w:val="000000" w:themeColor="text1"/>
+                <w:sz w:val="24"/>
+              </w:rPr>
+            </w:pPr>
+            <w:r>
+              <w:rPr>
+                <w:rFonts w:ascii="Times New Roman" w:hAnsi="Times New Roman"/>
+                <w:color w:val="000000" w:themeColor="text1"/>
+                <w:sz w:val="24"/>
+              </w:rPr>
+              <w:t>Figma</w:t>
+            </w:r>
+          </w:p>
+        </w:tc>
+        <w:tc>
+          <w:tcPr>
+            <w:tcW w:w="992" w:type="dxa"/>
+            <w:hideMark/>
+          </w:tcPr>
+          <w:p>
+            <w:pPr>
+              <w:spacing w:line="360" w:lineRule="auto"/>
+              <w:rPr>
+                <w:rFonts w:ascii="Times New Roman" w:hAnsi="Times New Roman"/>
+                <w:color w:val="000000" w:themeColor="text1"/>
+                <w:sz w:val="24"/>
+              </w:rPr>
+            </w:pPr>
+            <w:r>
+              <w:rPr>
+                <w:rFonts w:ascii="Times New Roman" w:hAnsi="Times New Roman"/>
+                <w:color w:val="000000" w:themeColor="text1"/>
+                <w:sz w:val="24"/>
+              </w:rPr>
+              <w:t>Latest</w:t>
+            </w:r>
+          </w:p>
+        </w:tc>
+        <w:tc>
+          <w:tcPr>
+            <w:tcW w:w="3686" w:type="dxa"/>
+            <w:hideMark/>
+          </w:tcPr>
+          <w:p>
+            <w:pPr>
+              <w:spacing w:line="360" w:lineRule="auto"/>
+              <w:rPr>
+                <w:rFonts w:ascii="Times New Roman" w:hAnsi="Times New Roman"/>
+                <w:color w:val="000000" w:themeColor="text1"/>
+                <w:sz w:val="24"/>
+              </w:rPr>
+            </w:pPr>
+            <w:r>
+              <w:rPr>
+                <w:rFonts w:ascii="Times New Roman" w:hAnsi="Times New Roman"/>
+                <w:color w:val="000000" w:themeColor="text1"/>
+                <w:sz w:val="24"/>
+              </w:rPr>
+              <w:t>UI/UX wireframes and prototype design</w:t>
             </w:r>
           </w:p>
         </w:tc>
@@ -1497,143 +4724,200 @@
         <w:tc>
           <w:tcPr>
             <w:tcW w:w="2433" w:type="dxa"/>
-            <w:tcBorders>
-              <w:top w:val="single" w:sz="4" w:space="0" w:color="auto"/>
-              <w:left w:val="single" w:sz="4" w:space="0" w:color="auto"/>
-              <w:bottom w:val="single" w:sz="4" w:space="0" w:color="auto"/>
-              <w:right w:val="single" w:sz="4" w:space="0" w:color="auto"/>
-            </w:tcBorders>
-            <w:hideMark/>
-          </w:tcPr>
-          <w:p>
-            <w:pPr>
-              <w:numPr>
-                <w:ilvl w:val="0"/>
-                <w:numId w:val="2"/>
-              </w:numPr>
-              <w:spacing w:after="160" w:line="360" w:lineRule="auto"/>
-              <w:rPr>
-                <w:rFonts w:ascii="Times New Roman" w:hAnsi="Times New Roman"/>
-                <w:sz w:val="24"/>
-              </w:rPr>
-            </w:pPr>
-            <w:r>
-              <w:rPr>
-                <w:rFonts w:ascii="Times New Roman" w:hAnsi="Times New Roman"/>
-                <w:sz w:val="24"/>
-              </w:rPr>
-              <w:t>Requirement</w:t>
-            </w:r>
-          </w:p>
-          <w:p>
-            <w:pPr>
-              <w:numPr>
-                <w:ilvl w:val="0"/>
-                <w:numId w:val="2"/>
-              </w:numPr>
-              <w:spacing w:after="160" w:line="360" w:lineRule="auto"/>
-              <w:rPr>
-                <w:rFonts w:ascii="Times New Roman" w:hAnsi="Times New Roman"/>
-                <w:sz w:val="24"/>
-              </w:rPr>
-            </w:pPr>
-            <w:r>
-              <w:rPr>
-                <w:rFonts w:ascii="Times New Roman" w:hAnsi="Times New Roman"/>
-                <w:sz w:val="24"/>
-              </w:rPr>
-              <w:t>Design</w:t>
-            </w:r>
-          </w:p>
-        </w:tc>
-        <w:tc>
-          <w:tcPr>
-            <w:tcW w:w="2329" w:type="dxa"/>
-            <w:tcBorders>
-              <w:top w:val="single" w:sz="4" w:space="0" w:color="auto"/>
-              <w:left w:val="single" w:sz="4" w:space="0" w:color="auto"/>
-              <w:bottom w:val="single" w:sz="4" w:space="0" w:color="auto"/>
-              <w:right w:val="single" w:sz="4" w:space="0" w:color="auto"/>
-            </w:tcBorders>
-          </w:tcPr>
-          <w:p>
-            <w:pPr>
-              <w:spacing w:after="160" w:line="360" w:lineRule="auto"/>
-              <w:rPr>
-                <w:rFonts w:ascii="Times New Roman" w:hAnsi="Times New Roman"/>
-                <w:sz w:val="24"/>
-              </w:rPr>
-            </w:pPr>
-          </w:p>
-        </w:tc>
-        <w:tc>
-          <w:tcPr>
-            <w:tcW w:w="1045" w:type="dxa"/>
-            <w:tcBorders>
-              <w:top w:val="single" w:sz="4" w:space="0" w:color="auto"/>
-              <w:left w:val="single" w:sz="4" w:space="0" w:color="auto"/>
-              <w:bottom w:val="single" w:sz="4" w:space="0" w:color="auto"/>
-              <w:right w:val="single" w:sz="4" w:space="0" w:color="auto"/>
-            </w:tcBorders>
-          </w:tcPr>
-          <w:p>
-            <w:pPr>
-              <w:spacing w:after="160" w:line="360" w:lineRule="auto"/>
-              <w:rPr>
-                <w:rFonts w:ascii="Times New Roman" w:hAnsi="Times New Roman"/>
-                <w:sz w:val="24"/>
-              </w:rPr>
-            </w:pPr>
-          </w:p>
-        </w:tc>
-        <w:tc>
-          <w:tcPr>
-            <w:tcW w:w="3544" w:type="dxa"/>
-            <w:tcBorders>
-              <w:top w:val="single" w:sz="4" w:space="0" w:color="auto"/>
-              <w:left w:val="single" w:sz="4" w:space="0" w:color="auto"/>
-              <w:bottom w:val="single" w:sz="4" w:space="0" w:color="auto"/>
-              <w:right w:val="single" w:sz="4" w:space="0" w:color="auto"/>
-            </w:tcBorders>
-          </w:tcPr>
-          <w:p>
-            <w:pPr>
-              <w:spacing w:after="160" w:line="360" w:lineRule="auto"/>
-              <w:rPr>
-                <w:rFonts w:ascii="Times New Roman" w:hAnsi="Times New Roman"/>
-                <w:sz w:val="24"/>
-              </w:rPr>
-            </w:pPr>
+            <w:hideMark/>
+          </w:tcPr>
+          <w:p>
+            <w:pPr>
+              <w:spacing w:line="360" w:lineRule="auto"/>
+              <w:rPr>
+                <w:rFonts w:ascii="Times New Roman" w:hAnsi="Times New Roman"/>
+                <w:color w:val="000000" w:themeColor="text1"/>
+                <w:sz w:val="24"/>
+              </w:rPr>
+            </w:pPr>
+            <w:r>
+              <w:rPr>
+                <w:rFonts w:ascii="Times New Roman" w:hAnsi="Times New Roman"/>
+                <w:b/>
+                <w:bCs/>
+                <w:color w:val="000000" w:themeColor="text1"/>
+                <w:sz w:val="24"/>
+              </w:rPr>
+              <w:t>Project Management</w:t>
+            </w:r>
+          </w:p>
+        </w:tc>
+        <w:tc>
+          <w:tcPr>
+            <w:tcW w:w="2240" w:type="dxa"/>
+            <w:hideMark/>
+          </w:tcPr>
+          <w:p>
+            <w:pPr>
+              <w:spacing w:line="360" w:lineRule="auto"/>
+              <w:rPr>
+                <w:rFonts w:ascii="Times New Roman" w:hAnsi="Times New Roman"/>
+                <w:color w:val="000000" w:themeColor="text1"/>
+                <w:sz w:val="24"/>
+              </w:rPr>
+            </w:pPr>
+            <w:proofErr w:type="spellStart"/>
+            <w:r>
+              <w:rPr>
+                <w:rFonts w:ascii="Times New Roman" w:hAnsi="Times New Roman"/>
+                <w:color w:val="000000" w:themeColor="text1"/>
+                <w:sz w:val="24"/>
+              </w:rPr>
+              <w:t>GanttProject</w:t>
+            </w:r>
+            <w:proofErr w:type="spellEnd"/>
+          </w:p>
+        </w:tc>
+        <w:tc>
+          <w:tcPr>
+            <w:tcW w:w="992" w:type="dxa"/>
+            <w:hideMark/>
+          </w:tcPr>
+          <w:p>
+            <w:pPr>
+              <w:spacing w:line="360" w:lineRule="auto"/>
+              <w:rPr>
+                <w:rFonts w:ascii="Times New Roman" w:hAnsi="Times New Roman"/>
+                <w:color w:val="000000" w:themeColor="text1"/>
+                <w:sz w:val="24"/>
+              </w:rPr>
+            </w:pPr>
+            <w:r>
+              <w:rPr>
+                <w:rFonts w:ascii="Times New Roman" w:hAnsi="Times New Roman"/>
+                <w:color w:val="000000" w:themeColor="text1"/>
+                <w:sz w:val="24"/>
+              </w:rPr>
+              <w:t>3.x</w:t>
+            </w:r>
+          </w:p>
+        </w:tc>
+        <w:tc>
+          <w:tcPr>
+            <w:tcW w:w="3686" w:type="dxa"/>
+            <w:hideMark/>
+          </w:tcPr>
+          <w:p>
+            <w:pPr>
+              <w:spacing w:line="360" w:lineRule="auto"/>
+              <w:rPr>
+                <w:rFonts w:ascii="Times New Roman" w:hAnsi="Times New Roman"/>
+                <w:color w:val="000000" w:themeColor="text1"/>
+                <w:sz w:val="24"/>
+              </w:rPr>
+            </w:pPr>
+            <w:r>
+              <w:rPr>
+                <w:rFonts w:ascii="Times New Roman" w:hAnsi="Times New Roman"/>
+                <w:color w:val="000000" w:themeColor="text1"/>
+                <w:sz w:val="24"/>
+              </w:rPr>
+              <w:t>Baseline and tracking Gantt chart creation</w:t>
+            </w:r>
           </w:p>
         </w:tc>
       </w:tr>
       <w:tr>
         <w:tc>
           <w:tcPr>
-            <w:tcW w:w="9351" w:type="dxa"/>
-            <w:gridSpan w:val="4"/>
-            <w:tcBorders>
-              <w:top w:val="single" w:sz="4" w:space="0" w:color="auto"/>
-              <w:left w:val="single" w:sz="4" w:space="0" w:color="auto"/>
-              <w:bottom w:val="single" w:sz="4" w:space="0" w:color="auto"/>
-              <w:right w:val="single" w:sz="4" w:space="0" w:color="auto"/>
-            </w:tcBorders>
-            <w:hideMark/>
-          </w:tcPr>
-          <w:p>
-            <w:pPr>
-              <w:spacing w:after="160" w:line="360" w:lineRule="auto"/>
-              <w:rPr>
-                <w:rFonts w:ascii="Times New Roman" w:hAnsi="Times New Roman"/>
-                <w:sz w:val="24"/>
-              </w:rPr>
-            </w:pPr>
-            <w:r>
-              <w:rPr>
-                <w:rFonts w:ascii="Times New Roman" w:hAnsi="Times New Roman"/>
-                <w:sz w:val="24"/>
-              </w:rPr>
-              <w:t>Project Management</w:t>
+            <w:tcW w:w="2433" w:type="dxa"/>
+            <w:hideMark/>
+          </w:tcPr>
+          <w:p>
+            <w:pPr>
+              <w:spacing w:line="360" w:lineRule="auto"/>
+              <w:rPr>
+                <w:rFonts w:ascii="Times New Roman" w:hAnsi="Times New Roman"/>
+                <w:color w:val="000000" w:themeColor="text1"/>
+                <w:sz w:val="24"/>
+              </w:rPr>
+            </w:pPr>
+            <w:r>
+              <w:rPr>
+                <w:rFonts w:ascii="Times New Roman" w:hAnsi="Times New Roman"/>
+                <w:b/>
+                <w:bCs/>
+                <w:color w:val="000000" w:themeColor="text1"/>
+                <w:sz w:val="24"/>
+              </w:rPr>
+              <w:t>Collaboration</w:t>
+            </w:r>
+          </w:p>
+        </w:tc>
+        <w:tc>
+          <w:tcPr>
+            <w:tcW w:w="2240" w:type="dxa"/>
+            <w:hideMark/>
+          </w:tcPr>
+          <w:p>
+            <w:pPr>
+              <w:spacing w:line="360" w:lineRule="auto"/>
+              <w:rPr>
+                <w:rFonts w:ascii="Times New Roman" w:hAnsi="Times New Roman"/>
+                <w:color w:val="000000" w:themeColor="text1"/>
+                <w:sz w:val="24"/>
+              </w:rPr>
+            </w:pPr>
+            <w:r>
+              <w:rPr>
+                <w:rFonts w:ascii="Times New Roman" w:hAnsi="Times New Roman"/>
+                <w:color w:val="000000" w:themeColor="text1"/>
+                <w:sz w:val="24"/>
+              </w:rPr>
+              <w:t>GitHub</w:t>
+            </w:r>
+          </w:p>
+        </w:tc>
+        <w:tc>
+          <w:tcPr>
+            <w:tcW w:w="992" w:type="dxa"/>
+            <w:hideMark/>
+          </w:tcPr>
+          <w:p>
+            <w:pPr>
+              <w:spacing w:line="360" w:lineRule="auto"/>
+              <w:rPr>
+                <w:rFonts w:ascii="Times New Roman" w:hAnsi="Times New Roman"/>
+                <w:color w:val="000000" w:themeColor="text1"/>
+                <w:sz w:val="24"/>
+              </w:rPr>
+            </w:pPr>
+            <w:r>
+              <w:rPr>
+                <w:rFonts w:ascii="Times New Roman" w:hAnsi="Times New Roman"/>
+                <w:color w:val="000000" w:themeColor="text1"/>
+                <w:sz w:val="24"/>
+              </w:rPr>
+              <w:t>Latest</w:t>
+            </w:r>
+          </w:p>
+        </w:tc>
+        <w:tc>
+          <w:tcPr>
+            <w:tcW w:w="3686" w:type="dxa"/>
+            <w:hideMark/>
+          </w:tcPr>
+          <w:p>
+            <w:pPr>
+              <w:spacing w:line="360" w:lineRule="auto"/>
+              <w:rPr>
+                <w:rFonts w:ascii="Times New Roman" w:hAnsi="Times New Roman"/>
+                <w:color w:val="000000" w:themeColor="text1"/>
+                <w:sz w:val="24"/>
+              </w:rPr>
+            </w:pPr>
+            <w:r>
+              <w:rPr>
+                <w:rFonts w:ascii="Times New Roman" w:hAnsi="Times New Roman"/>
+                <w:color w:val="000000" w:themeColor="text1"/>
+                <w:sz w:val="24"/>
+              </w:rPr>
+              <w:t>Version control and code repository</w:t>
             </w:r>
           </w:p>
         </w:tc>
@@ -1641,30 +4925,99 @@
       <w:tr>
         <w:tc>
           <w:tcPr>
-            <w:tcW w:w="9351" w:type="dxa"/>
-            <w:gridSpan w:val="4"/>
-            <w:tcBorders>
-              <w:top w:val="single" w:sz="4" w:space="0" w:color="auto"/>
-              <w:left w:val="single" w:sz="4" w:space="0" w:color="auto"/>
-              <w:bottom w:val="single" w:sz="4" w:space="0" w:color="auto"/>
-              <w:right w:val="single" w:sz="4" w:space="0" w:color="auto"/>
-            </w:tcBorders>
-            <w:hideMark/>
-          </w:tcPr>
-          <w:p>
-            <w:pPr>
-              <w:spacing w:after="160" w:line="360" w:lineRule="auto"/>
-              <w:rPr>
-                <w:rFonts w:ascii="Times New Roman" w:hAnsi="Times New Roman"/>
-                <w:sz w:val="24"/>
-              </w:rPr>
-            </w:pPr>
-            <w:r>
-              <w:rPr>
-                <w:rFonts w:ascii="Times New Roman" w:hAnsi="Times New Roman"/>
+            <w:tcW w:w="2433" w:type="dxa"/>
+            <w:hideMark/>
+          </w:tcPr>
+          <w:p>
+            <w:pPr>
+              <w:spacing w:line="360" w:lineRule="auto"/>
+              <w:rPr>
+                <w:rFonts w:ascii="Times New Roman" w:hAnsi="Times New Roman"/>
+                <w:color w:val="000000" w:themeColor="text1"/>
+                <w:sz w:val="24"/>
+              </w:rPr>
+            </w:pPr>
+            <w:r>
+              <w:rPr>
+                <w:rFonts w:ascii="Times New Roman" w:hAnsi="Times New Roman"/>
+                <w:b/>
+                <w:bCs/>
+                <w:color w:val="000000" w:themeColor="text1"/>
                 <w:sz w:val="24"/>
               </w:rPr>
               <w:t>Collaboration</w:t>
+            </w:r>
+          </w:p>
+        </w:tc>
+        <w:tc>
+          <w:tcPr>
+            <w:tcW w:w="2240" w:type="dxa"/>
+            <w:hideMark/>
+          </w:tcPr>
+          <w:p>
+            <w:pPr>
+              <w:spacing w:line="360" w:lineRule="auto"/>
+              <w:rPr>
+                <w:rFonts w:ascii="Times New Roman" w:hAnsi="Times New Roman"/>
+                <w:color w:val="000000" w:themeColor="text1"/>
+                <w:sz w:val="24"/>
+              </w:rPr>
+            </w:pPr>
+            <w:r>
+              <w:rPr>
+                <w:rFonts w:ascii="Times New Roman" w:hAnsi="Times New Roman"/>
+                <w:color w:val="000000" w:themeColor="text1"/>
+                <w:sz w:val="24"/>
+              </w:rPr>
+              <w:t>Microsoft Teams</w:t>
+            </w:r>
+          </w:p>
+        </w:tc>
+        <w:tc>
+          <w:tcPr>
+            <w:tcW w:w="992" w:type="dxa"/>
+            <w:hideMark/>
+          </w:tcPr>
+          <w:p>
+            <w:pPr>
+              <w:spacing w:line="360" w:lineRule="auto"/>
+              <w:rPr>
+                <w:rFonts w:ascii="Times New Roman" w:hAnsi="Times New Roman"/>
+                <w:color w:val="000000" w:themeColor="text1"/>
+                <w:sz w:val="24"/>
+              </w:rPr>
+            </w:pPr>
+            <w:r>
+              <w:rPr>
+                <w:rFonts w:ascii="Times New Roman" w:hAnsi="Times New Roman"/>
+                <w:color w:val="000000" w:themeColor="text1"/>
+                <w:sz w:val="24"/>
+              </w:rPr>
+              <w:t>Latest</w:t>
+            </w:r>
+          </w:p>
+        </w:tc>
+        <w:tc>
+          <w:tcPr>
+            <w:tcW w:w="3686" w:type="dxa"/>
+            <w:hideMark/>
+          </w:tcPr>
+          <w:p>
+            <w:pPr>
+              <w:spacing w:line="360" w:lineRule="auto"/>
+              <w:rPr>
+                <w:rFonts w:ascii="Times New Roman" w:hAnsi="Times New Roman"/>
+                <w:color w:val="000000" w:themeColor="text1"/>
+                <w:sz w:val="24"/>
+              </w:rPr>
+            </w:pPr>
+            <w:r>
+              <w:rPr>
+                <w:rFonts w:ascii="Times New Roman" w:hAnsi="Times New Roman"/>
+                <w:color w:val="000000" w:themeColor="text1"/>
+                <w:sz w:val="24"/>
+              </w:rPr>
+              <w:t>Team communication and file sharing</w:t>
             </w:r>
           </w:p>
         </w:tc>
@@ -1672,29 +5025,99 @@
       <w:tr>
         <w:tc>
           <w:tcPr>
-            <w:tcW w:w="9351" w:type="dxa"/>
-            <w:gridSpan w:val="4"/>
-            <w:tcBorders>
-              <w:top w:val="single" w:sz="4" w:space="0" w:color="auto"/>
-              <w:left w:val="single" w:sz="4" w:space="0" w:color="auto"/>
-              <w:bottom w:val="single" w:sz="4" w:space="0" w:color="auto"/>
-              <w:right w:val="single" w:sz="4" w:space="0" w:color="auto"/>
-            </w:tcBorders>
-          </w:tcPr>
-          <w:p>
-            <w:pPr>
-              <w:spacing w:line="360" w:lineRule="auto"/>
-              <w:rPr>
-                <w:rFonts w:ascii="Times New Roman" w:hAnsi="Times New Roman"/>
-                <w:sz w:val="24"/>
-              </w:rPr>
-            </w:pPr>
-            <w:r>
-              <w:rPr>
-                <w:rFonts w:ascii="Times New Roman" w:hAnsi="Times New Roman"/>
-                <w:sz w:val="24"/>
-              </w:rPr>
-              <w:t>Framework</w:t>
+            <w:tcW w:w="2433" w:type="dxa"/>
+            <w:hideMark/>
+          </w:tcPr>
+          <w:p>
+            <w:pPr>
+              <w:spacing w:line="360" w:lineRule="auto"/>
+              <w:rPr>
+                <w:rFonts w:ascii="Times New Roman" w:hAnsi="Times New Roman"/>
+                <w:color w:val="000000" w:themeColor="text1"/>
+                <w:sz w:val="24"/>
+              </w:rPr>
+            </w:pPr>
+            <w:r>
+              <w:rPr>
+                <w:rFonts w:ascii="Times New Roman" w:hAnsi="Times New Roman"/>
+                <w:b/>
+                <w:bCs/>
+                <w:color w:val="000000" w:themeColor="text1"/>
+                <w:sz w:val="24"/>
+              </w:rPr>
+              <w:t>Framework – Frontend</w:t>
+            </w:r>
+          </w:p>
+        </w:tc>
+        <w:tc>
+          <w:tcPr>
+            <w:tcW w:w="2240" w:type="dxa"/>
+            <w:hideMark/>
+          </w:tcPr>
+          <w:p>
+            <w:pPr>
+              <w:spacing w:line="360" w:lineRule="auto"/>
+              <w:rPr>
+                <w:rFonts w:ascii="Times New Roman" w:hAnsi="Times New Roman"/>
+                <w:color w:val="000000" w:themeColor="text1"/>
+                <w:sz w:val="24"/>
+              </w:rPr>
+            </w:pPr>
+            <w:r>
+              <w:rPr>
+                <w:rFonts w:ascii="Times New Roman" w:hAnsi="Times New Roman"/>
+                <w:color w:val="000000" w:themeColor="text1"/>
+                <w:sz w:val="24"/>
+              </w:rPr>
+              <w:t>React.js</w:t>
+            </w:r>
+          </w:p>
+        </w:tc>
+        <w:tc>
+          <w:tcPr>
+            <w:tcW w:w="992" w:type="dxa"/>
+            <w:hideMark/>
+          </w:tcPr>
+          <w:p>
+            <w:pPr>
+              <w:spacing w:line="360" w:lineRule="auto"/>
+              <w:rPr>
+                <w:rFonts w:ascii="Times New Roman" w:hAnsi="Times New Roman"/>
+                <w:color w:val="000000" w:themeColor="text1"/>
+                <w:sz w:val="24"/>
+              </w:rPr>
+            </w:pPr>
+            <w:r>
+              <w:rPr>
+                <w:rFonts w:ascii="Times New Roman" w:hAnsi="Times New Roman"/>
+                <w:color w:val="000000" w:themeColor="text1"/>
+                <w:sz w:val="24"/>
+              </w:rPr>
+              <w:t>18.x</w:t>
+            </w:r>
+          </w:p>
+        </w:tc>
+        <w:tc>
+          <w:tcPr>
+            <w:tcW w:w="3686" w:type="dxa"/>
+            <w:hideMark/>
+          </w:tcPr>
+          <w:p>
+            <w:pPr>
+              <w:spacing w:line="360" w:lineRule="auto"/>
+              <w:rPr>
+                <w:rFonts w:ascii="Times New Roman" w:hAnsi="Times New Roman"/>
+                <w:color w:val="000000" w:themeColor="text1"/>
+                <w:sz w:val="24"/>
+              </w:rPr>
+            </w:pPr>
+            <w:r>
+              <w:rPr>
+                <w:rFonts w:ascii="Times New Roman" w:hAnsi="Times New Roman"/>
+                <w:color w:val="000000" w:themeColor="text1"/>
+                <w:sz w:val="24"/>
+              </w:rPr>
+              <w:t>Component-based web UI development</w:t>
             </w:r>
           </w:p>
         </w:tc>
@@ -1703,113 +5126,99 @@
         <w:tc>
           <w:tcPr>
             <w:tcW w:w="2433" w:type="dxa"/>
-            <w:tcBorders>
-              <w:top w:val="single" w:sz="4" w:space="0" w:color="auto"/>
-              <w:left w:val="single" w:sz="4" w:space="0" w:color="auto"/>
-              <w:bottom w:val="single" w:sz="4" w:space="0" w:color="auto"/>
-              <w:right w:val="single" w:sz="4" w:space="0" w:color="auto"/>
-            </w:tcBorders>
-            <w:hideMark/>
-          </w:tcPr>
-          <w:p>
-            <w:pPr>
-              <w:numPr>
-                <w:ilvl w:val="0"/>
-                <w:numId w:val="3"/>
-              </w:numPr>
-              <w:spacing w:after="160" w:line="360" w:lineRule="auto"/>
-              <w:rPr>
-                <w:rFonts w:ascii="Times New Roman" w:hAnsi="Times New Roman"/>
-                <w:sz w:val="24"/>
-              </w:rPr>
-            </w:pPr>
-            <w:r>
-              <w:rPr>
-                <w:rFonts w:ascii="Times New Roman" w:hAnsi="Times New Roman"/>
-                <w:sz w:val="24"/>
-              </w:rPr>
-              <w:t>Frond End</w:t>
-            </w:r>
-          </w:p>
-          <w:p>
-            <w:pPr>
-              <w:numPr>
-                <w:ilvl w:val="0"/>
-                <w:numId w:val="3"/>
-              </w:numPr>
-              <w:spacing w:after="160" w:line="360" w:lineRule="auto"/>
-              <w:rPr>
-                <w:rFonts w:ascii="Times New Roman" w:hAnsi="Times New Roman"/>
-                <w:sz w:val="24"/>
-              </w:rPr>
-            </w:pPr>
-            <w:r>
-              <w:rPr>
-                <w:rFonts w:ascii="Times New Roman" w:hAnsi="Times New Roman"/>
-                <w:sz w:val="24"/>
-              </w:rPr>
-              <w:t>Backend</w:t>
-            </w:r>
-          </w:p>
-        </w:tc>
-        <w:tc>
-          <w:tcPr>
-            <w:tcW w:w="2329" w:type="dxa"/>
-            <w:tcBorders>
-              <w:top w:val="single" w:sz="4" w:space="0" w:color="auto"/>
-              <w:left w:val="single" w:sz="4" w:space="0" w:color="auto"/>
-              <w:bottom w:val="single" w:sz="4" w:space="0" w:color="auto"/>
-              <w:right w:val="single" w:sz="4" w:space="0" w:color="auto"/>
-            </w:tcBorders>
-          </w:tcPr>
-          <w:p>
-            <w:pPr>
-              <w:spacing w:after="160" w:line="360" w:lineRule="auto"/>
-              <w:rPr>
-                <w:rFonts w:ascii="Times New Roman" w:hAnsi="Times New Roman"/>
-                <w:sz w:val="24"/>
-              </w:rPr>
-            </w:pPr>
-          </w:p>
-        </w:tc>
-        <w:tc>
-          <w:tcPr>
-            <w:tcW w:w="1045" w:type="dxa"/>
-            <w:tcBorders>
-              <w:top w:val="single" w:sz="4" w:space="0" w:color="auto"/>
-              <w:left w:val="single" w:sz="4" w:space="0" w:color="auto"/>
-              <w:bottom w:val="single" w:sz="4" w:space="0" w:color="auto"/>
-              <w:right w:val="single" w:sz="4" w:space="0" w:color="auto"/>
-            </w:tcBorders>
-          </w:tcPr>
-          <w:p>
-            <w:pPr>
-              <w:spacing w:after="160" w:line="360" w:lineRule="auto"/>
-              <w:rPr>
-                <w:rFonts w:ascii="Times New Roman" w:hAnsi="Times New Roman"/>
-                <w:sz w:val="24"/>
-              </w:rPr>
-            </w:pPr>
-          </w:p>
-        </w:tc>
-        <w:tc>
-          <w:tcPr>
-            <w:tcW w:w="3544" w:type="dxa"/>
-            <w:tcBorders>
-              <w:top w:val="single" w:sz="4" w:space="0" w:color="auto"/>
-              <w:left w:val="single" w:sz="4" w:space="0" w:color="auto"/>
-              <w:bottom w:val="single" w:sz="4" w:space="0" w:color="auto"/>
-              <w:right w:val="single" w:sz="4" w:space="0" w:color="auto"/>
-            </w:tcBorders>
-          </w:tcPr>
-          <w:p>
-            <w:pPr>
-              <w:spacing w:after="160" w:line="360" w:lineRule="auto"/>
-              <w:rPr>
-                <w:rFonts w:ascii="Times New Roman" w:hAnsi="Times New Roman"/>
-                <w:sz w:val="24"/>
-              </w:rPr>
-            </w:pPr>
+            <w:hideMark/>
+          </w:tcPr>
+          <w:p>
+            <w:pPr>
+              <w:spacing w:line="360" w:lineRule="auto"/>
+              <w:rPr>
+                <w:rFonts w:ascii="Times New Roman" w:hAnsi="Times New Roman"/>
+                <w:color w:val="000000" w:themeColor="text1"/>
+                <w:sz w:val="24"/>
+              </w:rPr>
+            </w:pPr>
+            <w:r>
+              <w:rPr>
+                <w:rFonts w:ascii="Times New Roman" w:hAnsi="Times New Roman"/>
+                <w:b/>
+                <w:bCs/>
+                <w:color w:val="000000" w:themeColor="text1"/>
+                <w:sz w:val="24"/>
+              </w:rPr>
+              <w:t>Framework – Backend</w:t>
+            </w:r>
+          </w:p>
+        </w:tc>
+        <w:tc>
+          <w:tcPr>
+            <w:tcW w:w="2240" w:type="dxa"/>
+            <w:hideMark/>
+          </w:tcPr>
+          <w:p>
+            <w:pPr>
+              <w:spacing w:line="360" w:lineRule="auto"/>
+              <w:rPr>
+                <w:rFonts w:ascii="Times New Roman" w:hAnsi="Times New Roman"/>
+                <w:color w:val="000000" w:themeColor="text1"/>
+                <w:sz w:val="24"/>
+              </w:rPr>
+            </w:pPr>
+            <w:r>
+              <w:rPr>
+                <w:rFonts w:ascii="Times New Roman" w:hAnsi="Times New Roman"/>
+                <w:color w:val="000000" w:themeColor="text1"/>
+                <w:sz w:val="24"/>
+              </w:rPr>
+              <w:t>Node.js + Express</w:t>
+            </w:r>
+          </w:p>
+        </w:tc>
+        <w:tc>
+          <w:tcPr>
+            <w:tcW w:w="992" w:type="dxa"/>
+            <w:hideMark/>
+          </w:tcPr>
+          <w:p>
+            <w:pPr>
+              <w:spacing w:line="360" w:lineRule="auto"/>
+              <w:rPr>
+                <w:rFonts w:ascii="Times New Roman" w:hAnsi="Times New Roman"/>
+                <w:color w:val="000000" w:themeColor="text1"/>
+                <w:sz w:val="24"/>
+              </w:rPr>
+            </w:pPr>
+            <w:r>
+              <w:rPr>
+                <w:rFonts w:ascii="Times New Roman" w:hAnsi="Times New Roman"/>
+                <w:color w:val="000000" w:themeColor="text1"/>
+                <w:sz w:val="24"/>
+              </w:rPr>
+              <w:t>20.x LTS</w:t>
+            </w:r>
+          </w:p>
+        </w:tc>
+        <w:tc>
+          <w:tcPr>
+            <w:tcW w:w="3686" w:type="dxa"/>
+            <w:hideMark/>
+          </w:tcPr>
+          <w:p>
+            <w:pPr>
+              <w:spacing w:line="360" w:lineRule="auto"/>
+              <w:rPr>
+                <w:rFonts w:ascii="Times New Roman" w:hAnsi="Times New Roman"/>
+                <w:color w:val="000000" w:themeColor="text1"/>
+                <w:sz w:val="24"/>
+              </w:rPr>
+            </w:pPr>
+            <w:r>
+              <w:rPr>
+                <w:rFonts w:ascii="Times New Roman" w:hAnsi="Times New Roman"/>
+                <w:color w:val="000000" w:themeColor="text1"/>
+                <w:sz w:val="24"/>
+              </w:rPr>
+              <w:t>RESTful API server development</w:t>
+            </w:r>
           </w:p>
         </w:tc>
       </w:tr>
@@ -1817,110 +5226,500 @@
         <w:tc>
           <w:tcPr>
             <w:tcW w:w="2433" w:type="dxa"/>
-            <w:tcBorders>
-              <w:top w:val="single" w:sz="4" w:space="0" w:color="auto"/>
-              <w:left w:val="single" w:sz="4" w:space="0" w:color="auto"/>
-              <w:bottom w:val="single" w:sz="4" w:space="0" w:color="auto"/>
-              <w:right w:val="single" w:sz="4" w:space="0" w:color="auto"/>
-            </w:tcBorders>
-            <w:hideMark/>
-          </w:tcPr>
-          <w:p>
-            <w:pPr>
-              <w:spacing w:after="160" w:line="360" w:lineRule="auto"/>
-              <w:rPr>
-                <w:rFonts w:ascii="Times New Roman" w:hAnsi="Times New Roman"/>
-                <w:sz w:val="24"/>
-              </w:rPr>
-            </w:pPr>
-            <w:r>
-              <w:rPr>
-                <w:rFonts w:ascii="Times New Roman" w:hAnsi="Times New Roman"/>
-                <w:sz w:val="24"/>
-              </w:rPr>
-              <w:t>Hardware (Notebook Spec)</w:t>
-            </w:r>
-          </w:p>
-        </w:tc>
-        <w:tc>
-          <w:tcPr>
-            <w:tcW w:w="2329" w:type="dxa"/>
-            <w:tcBorders>
-              <w:top w:val="single" w:sz="4" w:space="0" w:color="auto"/>
-              <w:left w:val="single" w:sz="4" w:space="0" w:color="auto"/>
-              <w:bottom w:val="single" w:sz="4" w:space="0" w:color="auto"/>
-              <w:right w:val="single" w:sz="4" w:space="0" w:color="auto"/>
-            </w:tcBorders>
-          </w:tcPr>
-          <w:p>
-            <w:pPr>
-              <w:spacing w:after="160" w:line="360" w:lineRule="auto"/>
-              <w:rPr>
-                <w:rFonts w:ascii="Times New Roman" w:hAnsi="Times New Roman"/>
-                <w:sz w:val="24"/>
-              </w:rPr>
-            </w:pPr>
-          </w:p>
-        </w:tc>
-        <w:tc>
-          <w:tcPr>
-            <w:tcW w:w="4589" w:type="dxa"/>
-            <w:gridSpan w:val="2"/>
-            <w:tcBorders>
-              <w:top w:val="single" w:sz="4" w:space="0" w:color="auto"/>
-              <w:left w:val="single" w:sz="4" w:space="0" w:color="auto"/>
-              <w:bottom w:val="single" w:sz="4" w:space="0" w:color="auto"/>
-              <w:right w:val="single" w:sz="4" w:space="0" w:color="auto"/>
-            </w:tcBorders>
-            <w:hideMark/>
-          </w:tcPr>
-          <w:p>
-            <w:pPr>
-              <w:spacing w:after="160" w:line="360" w:lineRule="auto"/>
-              <w:rPr>
-                <w:rFonts w:ascii="Times New Roman" w:hAnsi="Times New Roman"/>
-                <w:sz w:val="24"/>
-              </w:rPr>
-            </w:pPr>
-            <w:r>
-              <w:rPr>
-                <w:rFonts w:ascii="Times New Roman" w:hAnsi="Times New Roman"/>
-                <w:sz w:val="24"/>
-              </w:rPr>
-              <w:t xml:space="preserve">Hardware </w:t>
-            </w:r>
-            <w:proofErr w:type="gramStart"/>
-            <w:r>
-              <w:rPr>
-                <w:rFonts w:ascii="Times New Roman" w:hAnsi="Times New Roman"/>
-                <w:sz w:val="24"/>
-              </w:rPr>
-              <w:t>Spec</w:t>
-            </w:r>
-            <w:r>
-              <w:rPr>
-                <w:rFonts w:ascii="Times New Roman" w:hAnsi="Times New Roman"/>
-                <w:sz w:val="24"/>
-              </w:rPr>
-              <w:t>s</w:t>
-            </w:r>
-            <w:r>
-              <w:rPr>
-                <w:rFonts w:ascii="Times New Roman" w:hAnsi="Times New Roman"/>
-                <w:sz w:val="24"/>
-              </w:rPr>
-              <w:t xml:space="preserve"> :</w:t>
-            </w:r>
-            <w:proofErr w:type="gramEnd"/>
-          </w:p>
-          <w:p>
-            <w:pPr>
-              <w:spacing w:after="160" w:line="360" w:lineRule="auto"/>
-              <w:rPr>
-                <w:rFonts w:ascii="Times New Roman" w:hAnsi="Times New Roman"/>
-                <w:sz w:val="24"/>
-              </w:rPr>
-            </w:pPr>
+            <w:hideMark/>
+          </w:tcPr>
+          <w:p>
+            <w:pPr>
+              <w:spacing w:line="360" w:lineRule="auto"/>
+              <w:rPr>
+                <w:rFonts w:ascii="Times New Roman" w:hAnsi="Times New Roman"/>
+                <w:color w:val="000000" w:themeColor="text1"/>
+                <w:sz w:val="24"/>
+              </w:rPr>
+            </w:pPr>
+            <w:r>
+              <w:rPr>
+                <w:rFonts w:ascii="Times New Roman" w:hAnsi="Times New Roman"/>
+                <w:b/>
+                <w:bCs/>
+                <w:color w:val="000000" w:themeColor="text1"/>
+                <w:sz w:val="24"/>
+              </w:rPr>
+              <w:t>Database</w:t>
+            </w:r>
+          </w:p>
+        </w:tc>
+        <w:tc>
+          <w:tcPr>
+            <w:tcW w:w="2240" w:type="dxa"/>
+            <w:hideMark/>
+          </w:tcPr>
+          <w:p>
+            <w:pPr>
+              <w:spacing w:line="360" w:lineRule="auto"/>
+              <w:rPr>
+                <w:rFonts w:ascii="Times New Roman" w:hAnsi="Times New Roman"/>
+                <w:color w:val="000000" w:themeColor="text1"/>
+                <w:sz w:val="24"/>
+              </w:rPr>
+            </w:pPr>
+            <w:r>
+              <w:rPr>
+                <w:rFonts w:ascii="Times New Roman" w:hAnsi="Times New Roman"/>
+                <w:color w:val="000000" w:themeColor="text1"/>
+                <w:sz w:val="24"/>
+              </w:rPr>
+              <w:t>MySQL</w:t>
+            </w:r>
+          </w:p>
+        </w:tc>
+        <w:tc>
+          <w:tcPr>
+            <w:tcW w:w="992" w:type="dxa"/>
+            <w:hideMark/>
+          </w:tcPr>
+          <w:p>
+            <w:pPr>
+              <w:spacing w:line="360" w:lineRule="auto"/>
+              <w:rPr>
+                <w:rFonts w:ascii="Times New Roman" w:hAnsi="Times New Roman"/>
+                <w:color w:val="000000" w:themeColor="text1"/>
+                <w:sz w:val="24"/>
+              </w:rPr>
+            </w:pPr>
+            <w:r>
+              <w:rPr>
+                <w:rFonts w:ascii="Times New Roman" w:hAnsi="Times New Roman"/>
+                <w:color w:val="000000" w:themeColor="text1"/>
+                <w:sz w:val="24"/>
+              </w:rPr>
+              <w:t>8.x</w:t>
+            </w:r>
+          </w:p>
+        </w:tc>
+        <w:tc>
+          <w:tcPr>
+            <w:tcW w:w="3686" w:type="dxa"/>
+            <w:hideMark/>
+          </w:tcPr>
+          <w:p>
+            <w:pPr>
+              <w:spacing w:line="360" w:lineRule="auto"/>
+              <w:rPr>
+                <w:rFonts w:ascii="Times New Roman" w:hAnsi="Times New Roman"/>
+                <w:color w:val="000000" w:themeColor="text1"/>
+                <w:sz w:val="24"/>
+              </w:rPr>
+            </w:pPr>
+            <w:r>
+              <w:rPr>
+                <w:rFonts w:ascii="Times New Roman" w:hAnsi="Times New Roman"/>
+                <w:color w:val="000000" w:themeColor="text1"/>
+                <w:sz w:val="24"/>
+              </w:rPr>
+              <w:t>Relational database for user and inventory data</w:t>
+            </w:r>
+          </w:p>
+        </w:tc>
+      </w:tr>
+      <w:tr>
+        <w:tc>
+          <w:tcPr>
+            <w:tcW w:w="2433" w:type="dxa"/>
+            <w:hideMark/>
+          </w:tcPr>
+          <w:p>
+            <w:pPr>
+              <w:spacing w:line="360" w:lineRule="auto"/>
+              <w:rPr>
+                <w:rFonts w:ascii="Times New Roman" w:hAnsi="Times New Roman"/>
+                <w:color w:val="000000" w:themeColor="text1"/>
+                <w:sz w:val="24"/>
+              </w:rPr>
+            </w:pPr>
+            <w:r>
+              <w:rPr>
+                <w:rFonts w:ascii="Times New Roman" w:hAnsi="Times New Roman"/>
+                <w:b/>
+                <w:bCs/>
+                <w:color w:val="000000" w:themeColor="text1"/>
+                <w:sz w:val="24"/>
+              </w:rPr>
+              <w:t>Notification Service</w:t>
+            </w:r>
+          </w:p>
+        </w:tc>
+        <w:tc>
+          <w:tcPr>
+            <w:tcW w:w="2240" w:type="dxa"/>
+            <w:hideMark/>
+          </w:tcPr>
+          <w:p>
+            <w:pPr>
+              <w:spacing w:line="360" w:lineRule="auto"/>
+              <w:rPr>
+                <w:rFonts w:ascii="Times New Roman" w:hAnsi="Times New Roman"/>
+                <w:color w:val="000000" w:themeColor="text1"/>
+                <w:sz w:val="24"/>
+              </w:rPr>
+            </w:pPr>
+            <w:r>
+              <w:rPr>
+                <w:rFonts w:ascii="Times New Roman" w:hAnsi="Times New Roman"/>
+                <w:color w:val="000000" w:themeColor="text1"/>
+                <w:sz w:val="24"/>
+              </w:rPr>
+              <w:t>Firebase Cloud Messaging (FCM)</w:t>
+            </w:r>
+          </w:p>
+        </w:tc>
+        <w:tc>
+          <w:tcPr>
+            <w:tcW w:w="992" w:type="dxa"/>
+            <w:hideMark/>
+          </w:tcPr>
+          <w:p>
+            <w:pPr>
+              <w:spacing w:line="360" w:lineRule="auto"/>
+              <w:rPr>
+                <w:rFonts w:ascii="Times New Roman" w:hAnsi="Times New Roman"/>
+                <w:color w:val="000000" w:themeColor="text1"/>
+                <w:sz w:val="24"/>
+              </w:rPr>
+            </w:pPr>
+            <w:r>
+              <w:rPr>
+                <w:rFonts w:ascii="Times New Roman" w:hAnsi="Times New Roman"/>
+                <w:color w:val="000000" w:themeColor="text1"/>
+                <w:sz w:val="24"/>
+              </w:rPr>
+              <w:t>Latest</w:t>
+            </w:r>
+          </w:p>
+        </w:tc>
+        <w:tc>
+          <w:tcPr>
+            <w:tcW w:w="3686" w:type="dxa"/>
+            <w:hideMark/>
+          </w:tcPr>
+          <w:p>
+            <w:pPr>
+              <w:spacing w:line="360" w:lineRule="auto"/>
+              <w:rPr>
+                <w:rFonts w:ascii="Times New Roman" w:hAnsi="Times New Roman"/>
+                <w:color w:val="000000" w:themeColor="text1"/>
+                <w:sz w:val="24"/>
+              </w:rPr>
+            </w:pPr>
+            <w:r>
+              <w:rPr>
+                <w:rFonts w:ascii="Times New Roman" w:hAnsi="Times New Roman"/>
+                <w:color w:val="000000" w:themeColor="text1"/>
+                <w:sz w:val="24"/>
+              </w:rPr>
+              <w:t>Push notification delivery service</w:t>
+            </w:r>
+          </w:p>
+        </w:tc>
+      </w:tr>
+      <w:tr>
+        <w:tc>
+          <w:tcPr>
+            <w:tcW w:w="2433" w:type="dxa"/>
+            <w:hideMark/>
+          </w:tcPr>
+          <w:p>
+            <w:pPr>
+              <w:spacing w:line="360" w:lineRule="auto"/>
+              <w:rPr>
+                <w:rFonts w:ascii="Times New Roman" w:hAnsi="Times New Roman"/>
+                <w:color w:val="000000" w:themeColor="text1"/>
+                <w:sz w:val="24"/>
+              </w:rPr>
+            </w:pPr>
+            <w:r>
+              <w:rPr>
+                <w:rFonts w:ascii="Times New Roman" w:hAnsi="Times New Roman"/>
+                <w:b/>
+                <w:bCs/>
+                <w:color w:val="000000" w:themeColor="text1"/>
+                <w:sz w:val="24"/>
+              </w:rPr>
+              <w:t>Cloud Hosting</w:t>
+            </w:r>
+          </w:p>
+        </w:tc>
+        <w:tc>
+          <w:tcPr>
+            <w:tcW w:w="2240" w:type="dxa"/>
+            <w:hideMark/>
+          </w:tcPr>
+          <w:p>
+            <w:pPr>
+              <w:spacing w:line="360" w:lineRule="auto"/>
+              <w:rPr>
+                <w:rFonts w:ascii="Times New Roman" w:hAnsi="Times New Roman"/>
+                <w:color w:val="000000" w:themeColor="text1"/>
+                <w:sz w:val="24"/>
+              </w:rPr>
+            </w:pPr>
+            <w:r>
+              <w:rPr>
+                <w:rFonts w:ascii="Times New Roman" w:hAnsi="Times New Roman"/>
+                <w:color w:val="000000" w:themeColor="text1"/>
+                <w:sz w:val="24"/>
+              </w:rPr>
+              <w:t>Amazon Web Services (AWS EC2)</w:t>
+            </w:r>
+          </w:p>
+        </w:tc>
+        <w:tc>
+          <w:tcPr>
+            <w:tcW w:w="992" w:type="dxa"/>
+            <w:hideMark/>
+          </w:tcPr>
+          <w:p>
+            <w:pPr>
+              <w:spacing w:line="360" w:lineRule="auto"/>
+              <w:rPr>
+                <w:rFonts w:ascii="Times New Roman" w:hAnsi="Times New Roman"/>
+                <w:color w:val="000000" w:themeColor="text1"/>
+                <w:sz w:val="24"/>
+              </w:rPr>
+            </w:pPr>
+            <w:r>
+              <w:rPr>
+                <w:rFonts w:ascii="Times New Roman" w:hAnsi="Times New Roman"/>
+                <w:color w:val="000000" w:themeColor="text1"/>
+                <w:sz w:val="24"/>
+              </w:rPr>
+              <w:t>Latest</w:t>
+            </w:r>
+          </w:p>
+        </w:tc>
+        <w:tc>
+          <w:tcPr>
+            <w:tcW w:w="3686" w:type="dxa"/>
+            <w:hideMark/>
+          </w:tcPr>
+          <w:p>
+            <w:pPr>
+              <w:spacing w:line="360" w:lineRule="auto"/>
+              <w:rPr>
+                <w:rFonts w:ascii="Times New Roman" w:hAnsi="Times New Roman"/>
+                <w:color w:val="000000" w:themeColor="text1"/>
+                <w:sz w:val="24"/>
+              </w:rPr>
+            </w:pPr>
+            <w:r>
+              <w:rPr>
+                <w:rFonts w:ascii="Times New Roman" w:hAnsi="Times New Roman"/>
+                <w:color w:val="000000" w:themeColor="text1"/>
+                <w:sz w:val="24"/>
+              </w:rPr>
+              <w:t>Application deployment and hosting</w:t>
+            </w:r>
+          </w:p>
+        </w:tc>
+      </w:tr>
+      <w:tr>
+        <w:tc>
+          <w:tcPr>
+            <w:tcW w:w="2433" w:type="dxa"/>
+            <w:hideMark/>
+          </w:tcPr>
+          <w:p>
+            <w:pPr>
+              <w:spacing w:line="360" w:lineRule="auto"/>
+              <w:rPr>
+                <w:rFonts w:ascii="Times New Roman" w:hAnsi="Times New Roman"/>
+                <w:color w:val="000000" w:themeColor="text1"/>
+                <w:sz w:val="24"/>
+              </w:rPr>
+            </w:pPr>
+            <w:r>
+              <w:rPr>
+                <w:rFonts w:ascii="Times New Roman" w:hAnsi="Times New Roman"/>
+                <w:b/>
+                <w:bCs/>
+                <w:color w:val="000000" w:themeColor="text1"/>
+                <w:sz w:val="24"/>
+              </w:rPr>
+              <w:t>Testing</w:t>
+            </w:r>
+          </w:p>
+        </w:tc>
+        <w:tc>
+          <w:tcPr>
+            <w:tcW w:w="2240" w:type="dxa"/>
+            <w:hideMark/>
+          </w:tcPr>
+          <w:p>
+            <w:pPr>
+              <w:spacing w:line="360" w:lineRule="auto"/>
+              <w:rPr>
+                <w:rFonts w:ascii="Times New Roman" w:hAnsi="Times New Roman"/>
+                <w:color w:val="000000" w:themeColor="text1"/>
+                <w:sz w:val="24"/>
+              </w:rPr>
+            </w:pPr>
+            <w:r>
+              <w:rPr>
+                <w:rFonts w:ascii="Times New Roman" w:hAnsi="Times New Roman"/>
+                <w:color w:val="000000" w:themeColor="text1"/>
+                <w:sz w:val="24"/>
+              </w:rPr>
+              <w:t>Jest</w:t>
+            </w:r>
+          </w:p>
+        </w:tc>
+        <w:tc>
+          <w:tcPr>
+            <w:tcW w:w="992" w:type="dxa"/>
+            <w:hideMark/>
+          </w:tcPr>
+          <w:p>
+            <w:pPr>
+              <w:spacing w:line="360" w:lineRule="auto"/>
+              <w:rPr>
+                <w:rFonts w:ascii="Times New Roman" w:hAnsi="Times New Roman"/>
+                <w:color w:val="000000" w:themeColor="text1"/>
+                <w:sz w:val="24"/>
+              </w:rPr>
+            </w:pPr>
+            <w:r>
+              <w:rPr>
+                <w:rFonts w:ascii="Times New Roman" w:hAnsi="Times New Roman"/>
+                <w:color w:val="000000" w:themeColor="text1"/>
+                <w:sz w:val="24"/>
+              </w:rPr>
+              <w:t>Latest</w:t>
+            </w:r>
+          </w:p>
+        </w:tc>
+        <w:tc>
+          <w:tcPr>
+            <w:tcW w:w="3686" w:type="dxa"/>
+            <w:hideMark/>
+          </w:tcPr>
+          <w:p>
+            <w:pPr>
+              <w:spacing w:line="360" w:lineRule="auto"/>
+              <w:rPr>
+                <w:rFonts w:ascii="Times New Roman" w:hAnsi="Times New Roman"/>
+                <w:color w:val="000000" w:themeColor="text1"/>
+                <w:sz w:val="24"/>
+              </w:rPr>
+            </w:pPr>
+            <w:r>
+              <w:rPr>
+                <w:rFonts w:ascii="Times New Roman" w:hAnsi="Times New Roman"/>
+                <w:color w:val="000000" w:themeColor="text1"/>
+                <w:sz w:val="24"/>
+              </w:rPr>
+              <w:t>Unit and integration testing framework</w:t>
+            </w:r>
+          </w:p>
+        </w:tc>
+      </w:tr>
+      <w:tr>
+        <w:tc>
+          <w:tcPr>
+            <w:tcW w:w="2433" w:type="dxa"/>
+            <w:hideMark/>
+          </w:tcPr>
+          <w:p>
+            <w:pPr>
+              <w:spacing w:line="360" w:lineRule="auto"/>
+              <w:rPr>
+                <w:rFonts w:ascii="Times New Roman" w:hAnsi="Times New Roman"/>
+                <w:color w:val="000000" w:themeColor="text1"/>
+                <w:sz w:val="24"/>
+              </w:rPr>
+            </w:pPr>
+            <w:r>
+              <w:rPr>
+                <w:rFonts w:ascii="Times New Roman" w:hAnsi="Times New Roman"/>
+                <w:b/>
+                <w:bCs/>
+                <w:color w:val="000000" w:themeColor="text1"/>
+                <w:sz w:val="24"/>
+              </w:rPr>
+              <w:lastRenderedPageBreak/>
+              <w:t>Hardware (Dev)</w:t>
+            </w:r>
+          </w:p>
+        </w:tc>
+        <w:tc>
+          <w:tcPr>
+            <w:tcW w:w="2240" w:type="dxa"/>
+            <w:hideMark/>
+          </w:tcPr>
+          <w:p>
+            <w:pPr>
+              <w:spacing w:line="360" w:lineRule="auto"/>
+              <w:rPr>
+                <w:rFonts w:ascii="Times New Roman" w:hAnsi="Times New Roman"/>
+                <w:color w:val="000000" w:themeColor="text1"/>
+                <w:sz w:val="24"/>
+              </w:rPr>
+            </w:pPr>
+            <w:r>
+              <w:rPr>
+                <w:rFonts w:ascii="Times New Roman" w:hAnsi="Times New Roman"/>
+                <w:color w:val="000000" w:themeColor="text1"/>
+                <w:sz w:val="24"/>
+              </w:rPr>
+              <w:t>Dell- Intel Core i5/ LOQ- Intel Core i7</w:t>
+            </w:r>
+          </w:p>
+        </w:tc>
+        <w:tc>
+          <w:tcPr>
+            <w:tcW w:w="992" w:type="dxa"/>
+            <w:hideMark/>
+          </w:tcPr>
+          <w:p>
+            <w:pPr>
+              <w:spacing w:line="360" w:lineRule="auto"/>
+              <w:rPr>
+                <w:rFonts w:ascii="Times New Roman" w:hAnsi="Times New Roman"/>
+                <w:color w:val="000000" w:themeColor="text1"/>
+                <w:sz w:val="24"/>
+              </w:rPr>
+            </w:pPr>
+            <w:r>
+              <w:rPr>
+                <w:rFonts w:ascii="Times New Roman" w:hAnsi="Times New Roman"/>
+                <w:color w:val="000000" w:themeColor="text1"/>
+                <w:sz w:val="24"/>
+              </w:rPr>
+              <w:t>–</w:t>
+            </w:r>
+          </w:p>
+        </w:tc>
+        <w:tc>
+          <w:tcPr>
+            <w:tcW w:w="3686" w:type="dxa"/>
+            <w:hideMark/>
+          </w:tcPr>
+          <w:p>
+            <w:pPr>
+              <w:spacing w:line="360" w:lineRule="auto"/>
+              <w:rPr>
+                <w:rFonts w:ascii="Times New Roman" w:hAnsi="Times New Roman"/>
+                <w:color w:val="000000" w:themeColor="text1"/>
+                <w:sz w:val="24"/>
+              </w:rPr>
+            </w:pPr>
+            <w:r>
+              <w:rPr>
+                <w:rFonts w:ascii="Times New Roman" w:hAnsi="Times New Roman"/>
+                <w:color w:val="000000" w:themeColor="text1"/>
+                <w:sz w:val="24"/>
+              </w:rPr>
+              <w:t>Development machine for both team members</w:t>
+            </w:r>
           </w:p>
         </w:tc>
       </w:tr>
@@ -1942,6 +5741,665 @@
           <w:sz w:val="24"/>
         </w:rPr>
       </w:pPr>
+      <w:r>
+        <w:rPr>
+          <w:rFonts w:ascii="Times New Roman" w:hAnsi="Times New Roman"/>
+          <w:sz w:val="24"/>
+        </w:rPr>
+        <w:t>6.2 demonstration Platform</w:t>
+      </w:r>
+    </w:p>
+    <w:tbl>
+      <w:tblPr>
+        <w:tblW w:w="9026" w:type="dxa"/>
+        <w:tblInd w:w="-12" w:type="dxa"/>
+        <w:tblBorders>
+          <w:top w:val="single" w:sz="4" w:space="0" w:color="auto"/>
+          <w:left w:val="single" w:sz="4" w:space="0" w:color="auto"/>
+          <w:bottom w:val="single" w:sz="4" w:space="0" w:color="auto"/>
+          <w:right w:val="single" w:sz="4" w:space="0" w:color="auto"/>
+          <w:insideH w:val="single" w:sz="4" w:space="0" w:color="auto"/>
+          <w:insideV w:val="single" w:sz="4" w:space="0" w:color="auto"/>
+        </w:tblBorders>
+        <w:tblCellMar>
+          <w:left w:w="10" w:type="dxa"/>
+          <w:right w:w="10" w:type="dxa"/>
+        </w:tblCellMar>
+        <w:tblLook w:val="04A0" w:firstRow="1" w:lastRow="0" w:firstColumn="1" w:lastColumn="0" w:noHBand="0" w:noVBand="1"/>
+      </w:tblPr>
+      <w:tblGrid>
+        <w:gridCol w:w="2000"/>
+        <w:gridCol w:w="2500"/>
+        <w:gridCol w:w="1300"/>
+        <w:gridCol w:w="3226"/>
+      </w:tblGrid>
+      <w:tr>
+        <w:tc>
+          <w:tcPr>
+            <w:tcW w:w="2000" w:type="dxa"/>
+            <w:tcMar>
+              <w:top w:w="80" w:type="dxa"/>
+              <w:left w:w="120" w:type="dxa"/>
+              <w:bottom w:w="80" w:type="dxa"/>
+              <w:right w:w="120" w:type="dxa"/>
+            </w:tcMar>
+            <w:hideMark/>
+          </w:tcPr>
+          <w:p>
+            <w:pPr>
+              <w:spacing w:line="360" w:lineRule="auto"/>
+              <w:rPr>
+                <w:rFonts w:ascii="Times New Roman" w:hAnsi="Times New Roman"/>
+                <w:sz w:val="24"/>
+              </w:rPr>
+            </w:pPr>
+            <w:r>
+              <w:rPr>
+                <w:rFonts w:ascii="Times New Roman" w:hAnsi="Times New Roman"/>
+                <w:b/>
+                <w:bCs/>
+                <w:sz w:val="24"/>
+              </w:rPr>
+              <w:t>Criteria</w:t>
+            </w:r>
+          </w:p>
+        </w:tc>
+        <w:tc>
+          <w:tcPr>
+            <w:tcW w:w="2500" w:type="dxa"/>
+            <w:tcMar>
+              <w:top w:w="80" w:type="dxa"/>
+              <w:left w:w="120" w:type="dxa"/>
+              <w:bottom w:w="80" w:type="dxa"/>
+              <w:right w:w="120" w:type="dxa"/>
+            </w:tcMar>
+            <w:hideMark/>
+          </w:tcPr>
+          <w:p>
+            <w:pPr>
+              <w:spacing w:line="360" w:lineRule="auto"/>
+              <w:rPr>
+                <w:rFonts w:ascii="Times New Roman" w:hAnsi="Times New Roman"/>
+                <w:sz w:val="24"/>
+              </w:rPr>
+            </w:pPr>
+            <w:r>
+              <w:rPr>
+                <w:rFonts w:ascii="Times New Roman" w:hAnsi="Times New Roman"/>
+                <w:b/>
+                <w:bCs/>
+                <w:sz w:val="24"/>
+              </w:rPr>
+              <w:t>Tools / Hardware</w:t>
+            </w:r>
+          </w:p>
+        </w:tc>
+        <w:tc>
+          <w:tcPr>
+            <w:tcW w:w="1300" w:type="dxa"/>
+            <w:tcMar>
+              <w:top w:w="80" w:type="dxa"/>
+              <w:left w:w="120" w:type="dxa"/>
+              <w:bottom w:w="80" w:type="dxa"/>
+              <w:right w:w="120" w:type="dxa"/>
+            </w:tcMar>
+            <w:hideMark/>
+          </w:tcPr>
+          <w:p>
+            <w:pPr>
+              <w:spacing w:line="360" w:lineRule="auto"/>
+              <w:rPr>
+                <w:rFonts w:ascii="Times New Roman" w:hAnsi="Times New Roman"/>
+                <w:sz w:val="24"/>
+              </w:rPr>
+            </w:pPr>
+            <w:r>
+              <w:rPr>
+                <w:rFonts w:ascii="Times New Roman" w:hAnsi="Times New Roman"/>
+                <w:b/>
+                <w:bCs/>
+                <w:sz w:val="24"/>
+              </w:rPr>
+              <w:t>Version</w:t>
+            </w:r>
+          </w:p>
+        </w:tc>
+        <w:tc>
+          <w:tcPr>
+            <w:tcW w:w="3226" w:type="dxa"/>
+            <w:tcMar>
+              <w:top w:w="80" w:type="dxa"/>
+              <w:left w:w="120" w:type="dxa"/>
+              <w:bottom w:w="80" w:type="dxa"/>
+              <w:right w:w="120" w:type="dxa"/>
+            </w:tcMar>
+            <w:hideMark/>
+          </w:tcPr>
+          <w:p>
+            <w:pPr>
+              <w:spacing w:line="360" w:lineRule="auto"/>
+              <w:rPr>
+                <w:rFonts w:ascii="Times New Roman" w:hAnsi="Times New Roman"/>
+                <w:sz w:val="24"/>
+              </w:rPr>
+            </w:pPr>
+            <w:r>
+              <w:rPr>
+                <w:rFonts w:ascii="Times New Roman" w:hAnsi="Times New Roman"/>
+                <w:b/>
+                <w:bCs/>
+                <w:sz w:val="24"/>
+              </w:rPr>
+              <w:t>Description</w:t>
+            </w:r>
+          </w:p>
+        </w:tc>
+      </w:tr>
+      <w:tr>
+        <w:tc>
+          <w:tcPr>
+            <w:tcW w:w="2000" w:type="dxa"/>
+            <w:tcMar>
+              <w:top w:w="80" w:type="dxa"/>
+              <w:left w:w="120" w:type="dxa"/>
+              <w:bottom w:w="80" w:type="dxa"/>
+              <w:right w:w="120" w:type="dxa"/>
+            </w:tcMar>
+            <w:hideMark/>
+          </w:tcPr>
+          <w:p>
+            <w:pPr>
+              <w:spacing w:line="360" w:lineRule="auto"/>
+              <w:rPr>
+                <w:rFonts w:ascii="Times New Roman" w:hAnsi="Times New Roman"/>
+                <w:sz w:val="24"/>
+              </w:rPr>
+            </w:pPr>
+            <w:r>
+              <w:rPr>
+                <w:rFonts w:ascii="Times New Roman" w:hAnsi="Times New Roman"/>
+                <w:b/>
+                <w:bCs/>
+                <w:sz w:val="24"/>
+              </w:rPr>
+              <w:t>Browser</w:t>
+            </w:r>
+          </w:p>
+        </w:tc>
+        <w:tc>
+          <w:tcPr>
+            <w:tcW w:w="2500" w:type="dxa"/>
+            <w:tcMar>
+              <w:top w:w="80" w:type="dxa"/>
+              <w:left w:w="120" w:type="dxa"/>
+              <w:bottom w:w="80" w:type="dxa"/>
+              <w:right w:w="120" w:type="dxa"/>
+            </w:tcMar>
+            <w:hideMark/>
+          </w:tcPr>
+          <w:p>
+            <w:pPr>
+              <w:spacing w:line="360" w:lineRule="auto"/>
+              <w:rPr>
+                <w:rFonts w:ascii="Times New Roman" w:hAnsi="Times New Roman"/>
+                <w:sz w:val="24"/>
+              </w:rPr>
+            </w:pPr>
+            <w:r>
+              <w:rPr>
+                <w:rFonts w:ascii="Times New Roman" w:hAnsi="Times New Roman"/>
+                <w:sz w:val="24"/>
+              </w:rPr>
+              <w:t>Google Chrome</w:t>
+            </w:r>
+          </w:p>
+        </w:tc>
+        <w:tc>
+          <w:tcPr>
+            <w:tcW w:w="1300" w:type="dxa"/>
+            <w:tcMar>
+              <w:top w:w="80" w:type="dxa"/>
+              <w:left w:w="120" w:type="dxa"/>
+              <w:bottom w:w="80" w:type="dxa"/>
+              <w:right w:w="120" w:type="dxa"/>
+            </w:tcMar>
+            <w:hideMark/>
+          </w:tcPr>
+          <w:p>
+            <w:pPr>
+              <w:spacing w:line="360" w:lineRule="auto"/>
+              <w:rPr>
+                <w:rFonts w:ascii="Times New Roman" w:hAnsi="Times New Roman"/>
+                <w:sz w:val="24"/>
+              </w:rPr>
+            </w:pPr>
+            <w:r>
+              <w:rPr>
+                <w:rFonts w:ascii="Times New Roman" w:hAnsi="Times New Roman"/>
+                <w:sz w:val="24"/>
+              </w:rPr>
+              <w:t>Latest</w:t>
+            </w:r>
+          </w:p>
+        </w:tc>
+        <w:tc>
+          <w:tcPr>
+            <w:tcW w:w="3226" w:type="dxa"/>
+            <w:tcMar>
+              <w:top w:w="80" w:type="dxa"/>
+              <w:left w:w="120" w:type="dxa"/>
+              <w:bottom w:w="80" w:type="dxa"/>
+              <w:right w:w="120" w:type="dxa"/>
+            </w:tcMar>
+            <w:hideMark/>
+          </w:tcPr>
+          <w:p>
+            <w:pPr>
+              <w:spacing w:line="360" w:lineRule="auto"/>
+              <w:rPr>
+                <w:rFonts w:ascii="Times New Roman" w:hAnsi="Times New Roman"/>
+                <w:sz w:val="24"/>
+              </w:rPr>
+            </w:pPr>
+            <w:r>
+              <w:rPr>
+                <w:rFonts w:ascii="Times New Roman" w:hAnsi="Times New Roman"/>
+                <w:sz w:val="24"/>
+              </w:rPr>
+              <w:t>Primary demonstration browser</w:t>
+            </w:r>
+          </w:p>
+        </w:tc>
+      </w:tr>
+      <w:tr>
+        <w:tc>
+          <w:tcPr>
+            <w:tcW w:w="2000" w:type="dxa"/>
+            <w:tcMar>
+              <w:top w:w="80" w:type="dxa"/>
+              <w:left w:w="120" w:type="dxa"/>
+              <w:bottom w:w="80" w:type="dxa"/>
+              <w:right w:w="120" w:type="dxa"/>
+            </w:tcMar>
+            <w:hideMark/>
+          </w:tcPr>
+          <w:p>
+            <w:pPr>
+              <w:spacing w:line="360" w:lineRule="auto"/>
+              <w:rPr>
+                <w:rFonts w:ascii="Times New Roman" w:hAnsi="Times New Roman"/>
+                <w:sz w:val="24"/>
+              </w:rPr>
+            </w:pPr>
+            <w:r>
+              <w:rPr>
+                <w:rFonts w:ascii="Times New Roman" w:hAnsi="Times New Roman"/>
+                <w:b/>
+                <w:bCs/>
+                <w:sz w:val="24"/>
+              </w:rPr>
+              <w:t>Browser</w:t>
+            </w:r>
+          </w:p>
+        </w:tc>
+        <w:tc>
+          <w:tcPr>
+            <w:tcW w:w="2500" w:type="dxa"/>
+            <w:tcMar>
+              <w:top w:w="80" w:type="dxa"/>
+              <w:left w:w="120" w:type="dxa"/>
+              <w:bottom w:w="80" w:type="dxa"/>
+              <w:right w:w="120" w:type="dxa"/>
+            </w:tcMar>
+            <w:hideMark/>
+          </w:tcPr>
+          <w:p>
+            <w:pPr>
+              <w:spacing w:line="360" w:lineRule="auto"/>
+              <w:rPr>
+                <w:rFonts w:ascii="Times New Roman" w:hAnsi="Times New Roman"/>
+                <w:sz w:val="24"/>
+              </w:rPr>
+            </w:pPr>
+            <w:r>
+              <w:rPr>
+                <w:rFonts w:ascii="Times New Roman" w:hAnsi="Times New Roman"/>
+                <w:sz w:val="24"/>
+              </w:rPr>
+              <w:t>Mozilla Firefox</w:t>
+            </w:r>
+          </w:p>
+        </w:tc>
+        <w:tc>
+          <w:tcPr>
+            <w:tcW w:w="1300" w:type="dxa"/>
+            <w:tcMar>
+              <w:top w:w="80" w:type="dxa"/>
+              <w:left w:w="120" w:type="dxa"/>
+              <w:bottom w:w="80" w:type="dxa"/>
+              <w:right w:w="120" w:type="dxa"/>
+            </w:tcMar>
+            <w:hideMark/>
+          </w:tcPr>
+          <w:p>
+            <w:pPr>
+              <w:spacing w:line="360" w:lineRule="auto"/>
+              <w:rPr>
+                <w:rFonts w:ascii="Times New Roman" w:hAnsi="Times New Roman"/>
+                <w:sz w:val="24"/>
+              </w:rPr>
+            </w:pPr>
+            <w:r>
+              <w:rPr>
+                <w:rFonts w:ascii="Times New Roman" w:hAnsi="Times New Roman"/>
+                <w:sz w:val="24"/>
+              </w:rPr>
+              <w:t>Latest</w:t>
+            </w:r>
+          </w:p>
+        </w:tc>
+        <w:tc>
+          <w:tcPr>
+            <w:tcW w:w="3226" w:type="dxa"/>
+            <w:tcMar>
+              <w:top w:w="80" w:type="dxa"/>
+              <w:left w:w="120" w:type="dxa"/>
+              <w:bottom w:w="80" w:type="dxa"/>
+              <w:right w:w="120" w:type="dxa"/>
+            </w:tcMar>
+            <w:hideMark/>
+          </w:tcPr>
+          <w:p>
+            <w:pPr>
+              <w:spacing w:line="360" w:lineRule="auto"/>
+              <w:rPr>
+                <w:rFonts w:ascii="Times New Roman" w:hAnsi="Times New Roman"/>
+                <w:sz w:val="24"/>
+              </w:rPr>
+            </w:pPr>
+            <w:r>
+              <w:rPr>
+                <w:rFonts w:ascii="Times New Roman" w:hAnsi="Times New Roman"/>
+                <w:sz w:val="24"/>
+              </w:rPr>
+              <w:t>Cross-browser compatibility testing</w:t>
+            </w:r>
+          </w:p>
+        </w:tc>
+      </w:tr>
+      <w:tr>
+        <w:tc>
+          <w:tcPr>
+            <w:tcW w:w="2000" w:type="dxa"/>
+            <w:tcMar>
+              <w:top w:w="80" w:type="dxa"/>
+              <w:left w:w="120" w:type="dxa"/>
+              <w:bottom w:w="80" w:type="dxa"/>
+              <w:right w:w="120" w:type="dxa"/>
+            </w:tcMar>
+            <w:hideMark/>
+          </w:tcPr>
+          <w:p>
+            <w:pPr>
+              <w:spacing w:line="360" w:lineRule="auto"/>
+              <w:rPr>
+                <w:rFonts w:ascii="Times New Roman" w:hAnsi="Times New Roman"/>
+                <w:sz w:val="24"/>
+              </w:rPr>
+            </w:pPr>
+            <w:r>
+              <w:rPr>
+                <w:rFonts w:ascii="Times New Roman" w:hAnsi="Times New Roman"/>
+                <w:b/>
+                <w:bCs/>
+                <w:sz w:val="24"/>
+              </w:rPr>
+              <w:t>OS</w:t>
+            </w:r>
+          </w:p>
+        </w:tc>
+        <w:tc>
+          <w:tcPr>
+            <w:tcW w:w="2500" w:type="dxa"/>
+            <w:tcMar>
+              <w:top w:w="80" w:type="dxa"/>
+              <w:left w:w="120" w:type="dxa"/>
+              <w:bottom w:w="80" w:type="dxa"/>
+              <w:right w:w="120" w:type="dxa"/>
+            </w:tcMar>
+            <w:hideMark/>
+          </w:tcPr>
+          <w:p>
+            <w:pPr>
+              <w:spacing w:line="360" w:lineRule="auto"/>
+              <w:rPr>
+                <w:rFonts w:ascii="Times New Roman" w:hAnsi="Times New Roman"/>
+                <w:sz w:val="24"/>
+              </w:rPr>
+            </w:pPr>
+            <w:r>
+              <w:rPr>
+                <w:rFonts w:ascii="Times New Roman" w:hAnsi="Times New Roman"/>
+                <w:sz w:val="24"/>
+              </w:rPr>
+              <w:t>Windows 10/11</w:t>
+            </w:r>
+          </w:p>
+        </w:tc>
+        <w:tc>
+          <w:tcPr>
+            <w:tcW w:w="1300" w:type="dxa"/>
+            <w:tcMar>
+              <w:top w:w="80" w:type="dxa"/>
+              <w:left w:w="120" w:type="dxa"/>
+              <w:bottom w:w="80" w:type="dxa"/>
+              <w:right w:w="120" w:type="dxa"/>
+            </w:tcMar>
+            <w:hideMark/>
+          </w:tcPr>
+          <w:p>
+            <w:pPr>
+              <w:spacing w:line="360" w:lineRule="auto"/>
+              <w:rPr>
+                <w:rFonts w:ascii="Times New Roman" w:hAnsi="Times New Roman"/>
+                <w:sz w:val="24"/>
+              </w:rPr>
+            </w:pPr>
+            <w:r>
+              <w:rPr>
+                <w:rFonts w:ascii="Times New Roman" w:hAnsi="Times New Roman"/>
+                <w:sz w:val="24"/>
+              </w:rPr>
+              <w:t>Latest</w:t>
+            </w:r>
+          </w:p>
+        </w:tc>
+        <w:tc>
+          <w:tcPr>
+            <w:tcW w:w="3226" w:type="dxa"/>
+            <w:tcMar>
+              <w:top w:w="80" w:type="dxa"/>
+              <w:left w:w="120" w:type="dxa"/>
+              <w:bottom w:w="80" w:type="dxa"/>
+              <w:right w:w="120" w:type="dxa"/>
+            </w:tcMar>
+            <w:hideMark/>
+          </w:tcPr>
+          <w:p>
+            <w:pPr>
+              <w:spacing w:line="360" w:lineRule="auto"/>
+              <w:rPr>
+                <w:rFonts w:ascii="Times New Roman" w:hAnsi="Times New Roman"/>
+                <w:sz w:val="24"/>
+              </w:rPr>
+            </w:pPr>
+            <w:r>
+              <w:rPr>
+                <w:rFonts w:ascii="Times New Roman" w:hAnsi="Times New Roman"/>
+                <w:sz w:val="24"/>
+              </w:rPr>
+              <w:t>Demo environment operating system</w:t>
+            </w:r>
+          </w:p>
+        </w:tc>
+      </w:tr>
+      <w:tr>
+        <w:tc>
+          <w:tcPr>
+            <w:tcW w:w="2000" w:type="dxa"/>
+            <w:tcMar>
+              <w:top w:w="80" w:type="dxa"/>
+              <w:left w:w="120" w:type="dxa"/>
+              <w:bottom w:w="80" w:type="dxa"/>
+              <w:right w:w="120" w:type="dxa"/>
+            </w:tcMar>
+            <w:hideMark/>
+          </w:tcPr>
+          <w:p>
+            <w:pPr>
+              <w:spacing w:line="360" w:lineRule="auto"/>
+              <w:rPr>
+                <w:rFonts w:ascii="Times New Roman" w:hAnsi="Times New Roman"/>
+                <w:sz w:val="24"/>
+              </w:rPr>
+            </w:pPr>
+            <w:r>
+              <w:rPr>
+                <w:rFonts w:ascii="Times New Roman" w:hAnsi="Times New Roman"/>
+                <w:b/>
+                <w:bCs/>
+                <w:sz w:val="24"/>
+              </w:rPr>
+              <w:t>Hardware</w:t>
+            </w:r>
+          </w:p>
+        </w:tc>
+        <w:tc>
+          <w:tcPr>
+            <w:tcW w:w="2500" w:type="dxa"/>
+            <w:tcMar>
+              <w:top w:w="80" w:type="dxa"/>
+              <w:left w:w="120" w:type="dxa"/>
+              <w:bottom w:w="80" w:type="dxa"/>
+              <w:right w:w="120" w:type="dxa"/>
+            </w:tcMar>
+            <w:hideMark/>
+          </w:tcPr>
+          <w:p>
+            <w:pPr>
+              <w:spacing w:line="360" w:lineRule="auto"/>
+              <w:rPr>
+                <w:rFonts w:ascii="Times New Roman" w:hAnsi="Times New Roman"/>
+                <w:sz w:val="24"/>
+              </w:rPr>
+            </w:pPr>
+            <w:r>
+              <w:rPr>
+                <w:rFonts w:ascii="Times New Roman" w:hAnsi="Times New Roman"/>
+                <w:sz w:val="24"/>
+              </w:rPr>
+              <w:t>Dell – Intel Core i5/</w:t>
+            </w:r>
+          </w:p>
+          <w:p>
+            <w:pPr>
+              <w:spacing w:line="360" w:lineRule="auto"/>
+              <w:rPr>
+                <w:rFonts w:ascii="Times New Roman" w:hAnsi="Times New Roman"/>
+                <w:sz w:val="24"/>
+              </w:rPr>
+            </w:pPr>
+            <w:r>
+              <w:rPr>
+                <w:rFonts w:ascii="Times New Roman" w:hAnsi="Times New Roman"/>
+                <w:sz w:val="24"/>
+              </w:rPr>
+              <w:t>LOQ – Intel Core i7</w:t>
+            </w:r>
+          </w:p>
+        </w:tc>
+        <w:tc>
+          <w:tcPr>
+            <w:tcW w:w="1300" w:type="dxa"/>
+            <w:tcMar>
+              <w:top w:w="80" w:type="dxa"/>
+              <w:left w:w="120" w:type="dxa"/>
+              <w:bottom w:w="80" w:type="dxa"/>
+              <w:right w:w="120" w:type="dxa"/>
+            </w:tcMar>
+            <w:hideMark/>
+          </w:tcPr>
+          <w:p>
+            <w:pPr>
+              <w:spacing w:line="360" w:lineRule="auto"/>
+              <w:rPr>
+                <w:rFonts w:ascii="Times New Roman" w:hAnsi="Times New Roman"/>
+                <w:sz w:val="24"/>
+              </w:rPr>
+            </w:pPr>
+            <w:r>
+              <w:rPr>
+                <w:rFonts w:ascii="Times New Roman" w:hAnsi="Times New Roman"/>
+                <w:sz w:val="24"/>
+              </w:rPr>
+              <w:t>–</w:t>
+            </w:r>
+          </w:p>
+        </w:tc>
+        <w:tc>
+          <w:tcPr>
+            <w:tcW w:w="3226" w:type="dxa"/>
+            <w:tcMar>
+              <w:top w:w="80" w:type="dxa"/>
+              <w:left w:w="120" w:type="dxa"/>
+              <w:bottom w:w="80" w:type="dxa"/>
+              <w:right w:w="120" w:type="dxa"/>
+            </w:tcMar>
+            <w:hideMark/>
+          </w:tcPr>
+          <w:p>
+            <w:pPr>
+              <w:spacing w:line="360" w:lineRule="auto"/>
+              <w:rPr>
+                <w:rFonts w:ascii="Times New Roman" w:hAnsi="Times New Roman"/>
+                <w:sz w:val="24"/>
+              </w:rPr>
+            </w:pPr>
+            <w:r>
+              <w:rPr>
+                <w:rFonts w:ascii="Times New Roman" w:hAnsi="Times New Roman"/>
+                <w:sz w:val="24"/>
+              </w:rPr>
+              <w:t>Demo machine specification</w:t>
+            </w:r>
+          </w:p>
+        </w:tc>
+      </w:tr>
+    </w:tbl>
+    <w:p>
+      <w:pPr>
+        <w:spacing w:line="360" w:lineRule="auto"/>
+        <w:rPr>
+          <w:rFonts w:ascii="Times New Roman" w:hAnsi="Times New Roman"/>
+          <w:sz w:val="24"/>
+        </w:rPr>
+      </w:pPr>
+    </w:p>
+    <w:p>
+      <w:pPr>
+        <w:spacing w:line="360" w:lineRule="auto"/>
+        <w:rPr>
+          <w:rFonts w:ascii="Times New Roman" w:hAnsi="Times New Roman"/>
+          <w:sz w:val="24"/>
+        </w:rPr>
+      </w:pPr>
+      <w:r>
+        <w:rPr>
+          <w:rFonts w:ascii="Times New Roman" w:hAnsi="Times New Roman"/>
+          <w:sz w:val="24"/>
+        </w:rPr>
+        <w:t>7.0 Risk Management Plan</w:t>
+      </w:r>
     </w:p>
     <w:p>
       <w:pPr>
@@ -2087,6 +6545,232 @@
     </w:lvl>
   </w:abstractNum>
   <w:abstractNum w:abstractNumId="1" w15:restartNumberingAfterBreak="0">
+    <w:nsid w:val="12EC102B"/>
+    <w:multiLevelType w:val="multilevel"/>
+    <w:tmpl w:val="EF3A24DC"/>
+    <w:lvl w:ilvl="0">
+      <w:start w:val="1"/>
+      <w:numFmt w:val="bullet"/>
+      <w:lvlText w:val="•"/>
+      <w:lvlJc w:val="left"/>
+      <w:pPr>
+        <w:ind w:left="720" w:hanging="360"/>
+      </w:pPr>
+      <w:rPr>
+        <w:rFonts w:ascii="Times New Roman" w:hAnsi="Times New Roman" w:cs="Times New Roman" w:hint="default"/>
+      </w:rPr>
+    </w:lvl>
+    <w:lvl w:ilvl="1">
+      <w:start w:val="1"/>
+      <w:numFmt w:val="bullet"/>
+      <w:lvlText w:val="○"/>
+      <w:lvlJc w:val="left"/>
+      <w:pPr>
+        <w:ind w:left="1080" w:hanging="360"/>
+      </w:pPr>
+      <w:rPr>
+        <w:rFonts w:ascii="Times New Roman" w:hAnsi="Times New Roman" w:cs="Times New Roman" w:hint="default"/>
+      </w:rPr>
+    </w:lvl>
+    <w:lvl w:ilvl="2">
+      <w:start w:val="1"/>
+      <w:numFmt w:val="decimal"/>
+      <w:lvlText w:val="%3."/>
+      <w:lvlJc w:val="left"/>
+      <w:pPr>
+        <w:tabs>
+          <w:tab w:val="num" w:pos="2160"/>
+        </w:tabs>
+        <w:ind w:left="2160" w:hanging="360"/>
+      </w:pPr>
+    </w:lvl>
+    <w:lvl w:ilvl="3">
+      <w:start w:val="1"/>
+      <w:numFmt w:val="decimal"/>
+      <w:lvlText w:val="%4."/>
+      <w:lvlJc w:val="left"/>
+      <w:pPr>
+        <w:tabs>
+          <w:tab w:val="num" w:pos="2880"/>
+        </w:tabs>
+        <w:ind w:left="2880" w:hanging="360"/>
+      </w:pPr>
+    </w:lvl>
+    <w:lvl w:ilvl="4">
+      <w:start w:val="1"/>
+      <w:numFmt w:val="decimal"/>
+      <w:lvlText w:val="%5."/>
+      <w:lvlJc w:val="left"/>
+      <w:pPr>
+        <w:tabs>
+          <w:tab w:val="num" w:pos="3600"/>
+        </w:tabs>
+        <w:ind w:left="3600" w:hanging="360"/>
+      </w:pPr>
+    </w:lvl>
+    <w:lvl w:ilvl="5">
+      <w:start w:val="1"/>
+      <w:numFmt w:val="decimal"/>
+      <w:lvlText w:val="%6."/>
+      <w:lvlJc w:val="left"/>
+      <w:pPr>
+        <w:tabs>
+          <w:tab w:val="num" w:pos="4320"/>
+        </w:tabs>
+        <w:ind w:left="4320" w:hanging="360"/>
+      </w:pPr>
+    </w:lvl>
+    <w:lvl w:ilvl="6">
+      <w:start w:val="1"/>
+      <w:numFmt w:val="decimal"/>
+      <w:lvlText w:val="%7."/>
+      <w:lvlJc w:val="left"/>
+      <w:pPr>
+        <w:tabs>
+          <w:tab w:val="num" w:pos="5040"/>
+        </w:tabs>
+        <w:ind w:left="5040" w:hanging="360"/>
+      </w:pPr>
+    </w:lvl>
+    <w:lvl w:ilvl="7">
+      <w:start w:val="1"/>
+      <w:numFmt w:val="decimal"/>
+      <w:lvlText w:val="%8."/>
+      <w:lvlJc w:val="left"/>
+      <w:pPr>
+        <w:tabs>
+          <w:tab w:val="num" w:pos="5760"/>
+        </w:tabs>
+        <w:ind w:left="5760" w:hanging="360"/>
+      </w:pPr>
+    </w:lvl>
+    <w:lvl w:ilvl="8">
+      <w:start w:val="1"/>
+      <w:numFmt w:val="decimal"/>
+      <w:lvlText w:val="%9."/>
+      <w:lvlJc w:val="left"/>
+      <w:pPr>
+        <w:tabs>
+          <w:tab w:val="num" w:pos="6480"/>
+        </w:tabs>
+        <w:ind w:left="6480" w:hanging="360"/>
+      </w:pPr>
+    </w:lvl>
+  </w:abstractNum>
+  <w:abstractNum w:abstractNumId="2" w15:restartNumberingAfterBreak="0">
+    <w:nsid w:val="4C262145"/>
+    <w:multiLevelType w:val="multilevel"/>
+    <w:tmpl w:val="05226586"/>
+    <w:lvl w:ilvl="0">
+      <w:start w:val="1"/>
+      <w:numFmt w:val="bullet"/>
+      <w:lvlText w:val="•"/>
+      <w:lvlJc w:val="left"/>
+      <w:pPr>
+        <w:ind w:left="720" w:hanging="360"/>
+      </w:pPr>
+      <w:rPr>
+        <w:rFonts w:ascii="Times New Roman" w:hAnsi="Times New Roman" w:cs="Times New Roman" w:hint="default"/>
+      </w:rPr>
+    </w:lvl>
+    <w:lvl w:ilvl="1">
+      <w:start w:val="1"/>
+      <w:numFmt w:val="bullet"/>
+      <w:lvlText w:val="○"/>
+      <w:lvlJc w:val="left"/>
+      <w:pPr>
+        <w:ind w:left="1080" w:hanging="360"/>
+      </w:pPr>
+      <w:rPr>
+        <w:rFonts w:ascii="Times New Roman" w:hAnsi="Times New Roman" w:cs="Times New Roman" w:hint="default"/>
+      </w:rPr>
+    </w:lvl>
+    <w:lvl w:ilvl="2">
+      <w:start w:val="1"/>
+      <w:numFmt w:val="decimal"/>
+      <w:lvlText w:val="%3."/>
+      <w:lvlJc w:val="left"/>
+      <w:pPr>
+        <w:tabs>
+          <w:tab w:val="num" w:pos="2160"/>
+        </w:tabs>
+        <w:ind w:left="2160" w:hanging="360"/>
+      </w:pPr>
+    </w:lvl>
+    <w:lvl w:ilvl="3">
+      <w:start w:val="1"/>
+      <w:numFmt w:val="decimal"/>
+      <w:lvlText w:val="%4."/>
+      <w:lvlJc w:val="left"/>
+      <w:pPr>
+        <w:tabs>
+          <w:tab w:val="num" w:pos="2880"/>
+        </w:tabs>
+        <w:ind w:left="2880" w:hanging="360"/>
+      </w:pPr>
+    </w:lvl>
+    <w:lvl w:ilvl="4">
+      <w:start w:val="1"/>
+      <w:numFmt w:val="decimal"/>
+      <w:lvlText w:val="%5."/>
+      <w:lvlJc w:val="left"/>
+      <w:pPr>
+        <w:tabs>
+          <w:tab w:val="num" w:pos="3600"/>
+        </w:tabs>
+        <w:ind w:left="3600" w:hanging="360"/>
+      </w:pPr>
+    </w:lvl>
+    <w:lvl w:ilvl="5">
+      <w:start w:val="1"/>
+      <w:numFmt w:val="decimal"/>
+      <w:lvlText w:val="%6."/>
+      <w:lvlJc w:val="left"/>
+      <w:pPr>
+        <w:tabs>
+          <w:tab w:val="num" w:pos="4320"/>
+        </w:tabs>
+        <w:ind w:left="4320" w:hanging="360"/>
+      </w:pPr>
+    </w:lvl>
+    <w:lvl w:ilvl="6">
+      <w:start w:val="1"/>
+      <w:numFmt w:val="decimal"/>
+      <w:lvlText w:val="%7."/>
+      <w:lvlJc w:val="left"/>
+      <w:pPr>
+        <w:tabs>
+          <w:tab w:val="num" w:pos="5040"/>
+        </w:tabs>
+        <w:ind w:left="5040" w:hanging="360"/>
+      </w:pPr>
+    </w:lvl>
+    <w:lvl w:ilvl="7">
+      <w:start w:val="1"/>
+      <w:numFmt w:val="decimal"/>
+      <w:lvlText w:val="%8."/>
+      <w:lvlJc w:val="left"/>
+      <w:pPr>
+        <w:tabs>
+          <w:tab w:val="num" w:pos="5760"/>
+        </w:tabs>
+        <w:ind w:left="5760" w:hanging="360"/>
+      </w:pPr>
+    </w:lvl>
+    <w:lvl w:ilvl="8">
+      <w:start w:val="1"/>
+      <w:numFmt w:val="decimal"/>
+      <w:lvlText w:val="%9."/>
+      <w:lvlJc w:val="left"/>
+      <w:pPr>
+        <w:tabs>
+          <w:tab w:val="num" w:pos="6480"/>
+        </w:tabs>
+        <w:ind w:left="6480" w:hanging="360"/>
+      </w:pPr>
+    </w:lvl>
+  </w:abstractNum>
+  <w:abstractNum w:abstractNumId="3" w15:restartNumberingAfterBreak="0">
     <w:nsid w:val="4C5530E6"/>
     <w:multiLevelType w:val="multilevel"/>
     <w:tmpl w:val="498E1EBA"/>
@@ -2199,7 +6883,7 @@
       </w:pPr>
     </w:lvl>
   </w:abstractNum>
-  <w:abstractNum w:abstractNumId="2" w15:restartNumberingAfterBreak="0">
+  <w:abstractNum w:abstractNumId="4" w15:restartNumberingAfterBreak="0">
     <w:nsid w:val="615A0B2A"/>
     <w:multiLevelType w:val="multilevel"/>
     <w:tmpl w:val="088E8C54"/>
@@ -2313,7 +6997,7 @@
     </w:lvl>
   </w:abstractNum>
   <w:num w:numId="1" w16cid:durableId="758603990">
-    <w:abstractNumId w:val="1"/>
+    <w:abstractNumId w:val="3"/>
     <w:lvlOverride w:ilvl="0"/>
     <w:lvlOverride w:ilvl="1">
       <w:startOverride w:val="1"/>
@@ -2341,7 +7025,7 @@
     </w:lvlOverride>
   </w:num>
   <w:num w:numId="2" w16cid:durableId="1214150283">
-    <w:abstractNumId w:val="2"/>
+    <w:abstractNumId w:val="4"/>
     <w:lvlOverride w:ilvl="0">
       <w:startOverride w:val="1"/>
     </w:lvlOverride>
@@ -2378,6 +7062,58 @@
     <w:lvlOverride w:ilvl="1">
       <w:startOverride w:val="1"/>
     </w:lvlOverride>
+    <w:lvlOverride w:ilvl="2">
+      <w:startOverride w:val="1"/>
+    </w:lvlOverride>
+    <w:lvlOverride w:ilvl="3">
+      <w:startOverride w:val="1"/>
+    </w:lvlOverride>
+    <w:lvlOverride w:ilvl="4">
+      <w:startOverride w:val="1"/>
+    </w:lvlOverride>
+    <w:lvlOverride w:ilvl="5">
+      <w:startOverride w:val="1"/>
+    </w:lvlOverride>
+    <w:lvlOverride w:ilvl="6">
+      <w:startOverride w:val="1"/>
+    </w:lvlOverride>
+    <w:lvlOverride w:ilvl="7">
+      <w:startOverride w:val="1"/>
+    </w:lvlOverride>
+    <w:lvlOverride w:ilvl="8">
+      <w:startOverride w:val="1"/>
+    </w:lvlOverride>
+  </w:num>
+  <w:num w:numId="4" w16cid:durableId="2054577934">
+    <w:abstractNumId w:val="1"/>
+    <w:lvlOverride w:ilvl="0"/>
+    <w:lvlOverride w:ilvl="1"/>
+    <w:lvlOverride w:ilvl="2">
+      <w:startOverride w:val="1"/>
+    </w:lvlOverride>
+    <w:lvlOverride w:ilvl="3">
+      <w:startOverride w:val="1"/>
+    </w:lvlOverride>
+    <w:lvlOverride w:ilvl="4">
+      <w:startOverride w:val="1"/>
+    </w:lvlOverride>
+    <w:lvlOverride w:ilvl="5">
+      <w:startOverride w:val="1"/>
+    </w:lvlOverride>
+    <w:lvlOverride w:ilvl="6">
+      <w:startOverride w:val="1"/>
+    </w:lvlOverride>
+    <w:lvlOverride w:ilvl="7">
+      <w:startOverride w:val="1"/>
+    </w:lvlOverride>
+    <w:lvlOverride w:ilvl="8">
+      <w:startOverride w:val="1"/>
+    </w:lvlOverride>
+  </w:num>
+  <w:num w:numId="5" w16cid:durableId="663431084">
+    <w:abstractNumId w:val="2"/>
+    <w:lvlOverride w:ilvl="0"/>
+    <w:lvlOverride w:ilvl="1"/>
     <w:lvlOverride w:ilvl="2">
       <w:startOverride w:val="1"/>
     </w:lvlOverride>
@@ -2602,7 +7338,7 @@
     <w:lsdException w:name="Medium Shading 2 Accent 1" w:uiPriority="64"/>
     <w:lsdException w:name="Medium List 1 Accent 1" w:uiPriority="65"/>
     <w:lsdException w:name="Revision" w:semiHidden="1"/>
-    <w:lsdException w:name="List Paragraph" w:uiPriority="34" w:qFormat="1"/>
+    <w:lsdException w:name="List Paragraph" w:qFormat="1"/>
     <w:lsdException w:name="Quote" w:uiPriority="29" w:qFormat="1"/>
     <w:lsdException w:name="Intense Quote" w:uiPriority="30" w:qFormat="1"/>
     <w:lsdException w:name="Medium List 2 Accent 1" w:uiPriority="66"/>
@@ -3007,7 +7743,6 @@
   <w:style w:type="character" w:default="1" w:styleId="DefaultParagraphFont">
     <w:name w:val="Default Paragraph Font"/>
     <w:uiPriority w:val="1"/>
-    <w:semiHidden/>
     <w:unhideWhenUsed/>
   </w:style>
   <w:style w:type="table" w:default="1" w:styleId="TableNormal">
@@ -3258,7 +7993,7 @@
   <w:style w:type="paragraph" w:styleId="ListParagraph">
     <w:name w:val="List Paragraph"/>
     <w:basedOn w:val="Normal"/>
-    <w:uiPriority w:val="34"/>
+    <w:uiPriority w:val="99"/>
     <w:qFormat/>
     <w:rsid w:val="00787CDE"/>
     <w:pPr>

--- a/docs/assignment 1.docx
+++ b/docs/assignment 1.docx
@@ -1,6 +1,6 @@
 
 <file path=word/document.xml><?xml version="1.0" encoding="utf-8"?>
-<w:document xmlns:wpc="http://schemas.microsoft.com/office/word/2010/wordprocessingCanvas" xmlns:cx="http://schemas.microsoft.com/office/drawing/2014/chartex" xmlns:cx1="http://schemas.microsoft.com/office/drawing/2015/9/8/chartex" xmlns:cx2="http://schemas.microsoft.com/office/drawing/2015/10/21/chartex" xmlns:cx3="http://schemas.microsoft.com/office/drawing/2016/5/9/chartex" xmlns:cx4="http://schemas.microsoft.com/office/drawing/2016/5/10/chartex" xmlns:cx5="http://schemas.microsoft.com/office/drawing/2016/5/11/chartex" xmlns:cx6="http://schemas.microsoft.com/office/drawing/2016/5/12/chartex" xmlns:cx7="http://schemas.microsoft.com/office/drawing/2016/5/13/chartex" xmlns:cx8="http://schemas.microsoft.com/office/drawing/2016/5/14/chartex" xmlns:mc="http://schemas.openxmlformats.org/markup-compatibility/2006" xmlns:aink="http://schemas.microsoft.com/office/drawing/2016/ink" xmlns:am3d="http://schemas.microsoft.com/office/drawing/2017/model3d" xmlns:o="urn:schemas-microsoft-com:office:office" xmlns:oel="http://schemas.microsoft.com/office/2019/extlst" xmlns:r="http://schemas.openxmlformats.org/officeDocument/2006/relationships" xmlns:m="http://schemas.openxmlformats.org/officeDocument/2006/math" xmlns:v="urn:schemas-microsoft-com:vml" xmlns:wp14="http://schemas.microsoft.com/office/word/2010/wordprocessingDrawing" xmlns:wp="http://schemas.openxmlformats.org/drawingml/2006/wordprocessingDrawing" xmlns:w10="urn:schemas-microsoft-com:office:word" xmlns:w="http://schemas.openxmlformats.org/wordprocessingml/2006/main" xmlns:w14="http://schemas.microsoft.com/office/word/2010/wordml" xmlns:w15="http://schemas.microsoft.com/office/word/2012/wordml" xmlns:w16cex="http://schemas.microsoft.com/office/word/2018/wordml/cex" xmlns:w16cid="http://schemas.microsoft.com/office/word/2016/wordml/cid" xmlns:w16="http://schemas.microsoft.com/office/word/2018/wordml" xmlns:w16du="http://schemas.microsoft.com/office/word/2023/wordml/word16du" xmlns:w16sdtdh="http://schemas.microsoft.com/office/word/2020/wordml/sdtdatahash" xmlns:w16sdtfl="http://schemas.microsoft.com/office/word/2024/wordml/sdtformatlock" xmlns:w16se="http://schemas.microsoft.com/office/word/2015/wordml/symex" xmlns:wpg="http://schemas.microsoft.com/office/word/2010/wordprocessingGroup" xmlns:wpi="http://schemas.microsoft.com/office/word/2010/wordprocessingInk" xmlns:wne="http://schemas.microsoft.com/office/word/2006/wordml" xmlns:wps="http://schemas.microsoft.com/office/word/2010/wordprocessingShape" mc:Ignorable="w14 w15 w16se w16cid w16 w16cex w16sdtdh w16sdtfl w16du wp14">
+<w:document xmlns:wpc="http://schemas.microsoft.com/office/word/2010/wordprocessingCanvas" xmlns:cx="http://schemas.microsoft.com/office/drawing/2014/chartex" xmlns:mc="http://schemas.openxmlformats.org/markup-compatibility/2006" xmlns:o="urn:schemas-microsoft-com:office:office" xmlns:r="http://schemas.openxmlformats.org/officeDocument/2006/relationships" xmlns:m="http://schemas.openxmlformats.org/officeDocument/2006/math" xmlns:v="urn:schemas-microsoft-com:vml" xmlns:wp14="http://schemas.microsoft.com/office/word/2010/wordprocessingDrawing" xmlns:wp="http://schemas.openxmlformats.org/drawingml/2006/wordprocessingDrawing" xmlns:w10="urn:schemas-microsoft-com:office:word" xmlns:w="http://schemas.openxmlformats.org/wordprocessingml/2006/main" xmlns:w14="http://schemas.microsoft.com/office/word/2010/wordml" xmlns:w15="http://schemas.microsoft.com/office/word/2012/wordml" xmlns:w16se="http://schemas.microsoft.com/office/word/2015/wordml/symex" xmlns:wpg="http://schemas.microsoft.com/office/word/2010/wordprocessingGroup" xmlns:wpi="http://schemas.microsoft.com/office/word/2010/wordprocessingInk" xmlns:wne="http://schemas.microsoft.com/office/word/2006/wordml" xmlns:wps="http://schemas.microsoft.com/office/word/2010/wordprocessingShape" mc:Ignorable="w14 w15 w16se wp14">
   <w:body>
     <w:p>
       <w:pPr>
@@ -151,6 +151,7 @@
         <w:t xml:space="preserve">It is being developed from scratch using modern web technologies including React.js (frontend) and Node.js with Express (backend), hosted on cloud </w:t>
       </w:r>
       <w:proofErr w:type="spellStart"/>
+      <w:proofErr w:type="gramStart"/>
       <w:r>
         <w:rPr>
           <w:rFonts w:ascii="Times New Roman" w:hAnsi="Times New Roman"/>
@@ -166,6 +167,7 @@
         <w:t>The</w:t>
       </w:r>
       <w:proofErr w:type="spellEnd"/>
+      <w:proofErr w:type="gramEnd"/>
       <w:r>
         <w:rPr>
           <w:rFonts w:ascii="Times New Roman" w:hAnsi="Times New Roman"/>
@@ -256,6 +258,7 @@
           <w:sz w:val="24"/>
         </w:rPr>
       </w:pPr>
+      <w:proofErr w:type="gramStart"/>
       <w:r>
         <w:rPr>
           <w:rFonts w:ascii="Times New Roman" w:hAnsi="Times New Roman"/>
@@ -264,7 +267,17 @@
           <w:sz w:val="24"/>
         </w:rPr>
         <w:lastRenderedPageBreak/>
-        <w:t>2.0  Project Aims</w:t>
+        <w:t>2.0  Project</w:t>
+      </w:r>
+      <w:proofErr w:type="gramEnd"/>
+      <w:r>
+        <w:rPr>
+          <w:rFonts w:ascii="Times New Roman" w:hAnsi="Times New Roman"/>
+          <w:b/>
+          <w:bCs/>
+          <w:sz w:val="24"/>
+        </w:rPr>
+        <w:t xml:space="preserve"> Aims</w:t>
       </w:r>
     </w:p>
     <w:p>
@@ -427,6 +440,7 @@
           <w:sz w:val="24"/>
         </w:rPr>
       </w:pPr>
+      <w:proofErr w:type="gramStart"/>
       <w:r>
         <w:rPr>
           <w:rFonts w:ascii="Times New Roman" w:hAnsi="Times New Roman"/>
@@ -435,7 +449,17 @@
           <w:sz w:val="24"/>
         </w:rPr>
         <w:lastRenderedPageBreak/>
-        <w:t>3.0  Project Objectives</w:t>
+        <w:t>3.0  Project</w:t>
+      </w:r>
+      <w:proofErr w:type="gramEnd"/>
+      <w:r>
+        <w:rPr>
+          <w:rFonts w:ascii="Times New Roman" w:hAnsi="Times New Roman"/>
+          <w:b/>
+          <w:bCs/>
+          <w:sz w:val="24"/>
+        </w:rPr>
+        <w:t xml:space="preserve"> Objectives</w:t>
       </w:r>
     </w:p>
     <w:p>
@@ -634,6 +658,7 @@
           <w:sz w:val="24"/>
         </w:rPr>
       </w:pPr>
+      <w:proofErr w:type="gramStart"/>
       <w:r>
         <w:rPr>
           <w:rFonts w:ascii="Times New Roman" w:hAnsi="Times New Roman"/>
@@ -642,7 +667,17 @@
           <w:sz w:val="24"/>
         </w:rPr>
         <w:lastRenderedPageBreak/>
-        <w:t>4.0  Project Scope</w:t>
+        <w:t>4.0  Project</w:t>
+      </w:r>
+      <w:proofErr w:type="gramEnd"/>
+      <w:r>
+        <w:rPr>
+          <w:rFonts w:ascii="Times New Roman" w:hAnsi="Times New Roman"/>
+          <w:b/>
+          <w:bCs/>
+          <w:sz w:val="24"/>
+        </w:rPr>
+        <w:t xml:space="preserve"> Scope</w:t>
       </w:r>
     </w:p>
     <w:p>
@@ -655,6 +690,7 @@
           <w:sz w:val="24"/>
         </w:rPr>
       </w:pPr>
+      <w:proofErr w:type="gramStart"/>
       <w:r>
         <w:rPr>
           <w:rFonts w:ascii="Times New Roman" w:hAnsi="Times New Roman"/>
@@ -662,7 +698,17 @@
           <w:bCs/>
           <w:sz w:val="24"/>
         </w:rPr>
-        <w:t>4.1  In Scope</w:t>
+        <w:t>4.1  In</w:t>
+      </w:r>
+      <w:proofErr w:type="gramEnd"/>
+      <w:r>
+        <w:rPr>
+          <w:rFonts w:ascii="Times New Roman" w:hAnsi="Times New Roman"/>
+          <w:b/>
+          <w:bCs/>
+          <w:sz w:val="24"/>
+        </w:rPr>
+        <w:t xml:space="preserve"> Scope</w:t>
       </w:r>
     </w:p>
     <w:p>
@@ -832,6 +878,7 @@
           <w:sz w:val="24"/>
         </w:rPr>
       </w:pPr>
+      <w:proofErr w:type="gramStart"/>
       <w:r>
         <w:rPr>
           <w:rFonts w:ascii="Times New Roman" w:hAnsi="Times New Roman"/>
@@ -839,7 +886,17 @@
           <w:bCs/>
           <w:sz w:val="24"/>
         </w:rPr>
-        <w:t>4.2  Out of Scope</w:t>
+        <w:t>4.2  Out</w:t>
+      </w:r>
+      <w:proofErr w:type="gramEnd"/>
+      <w:r>
+        <w:rPr>
+          <w:rFonts w:ascii="Times New Roman" w:hAnsi="Times New Roman"/>
+          <w:b/>
+          <w:bCs/>
+          <w:sz w:val="24"/>
+        </w:rPr>
+        <w:t xml:space="preserve"> of Scope</w:t>
       </w:r>
     </w:p>
     <w:p>
@@ -4135,21 +4192,7 @@
           <w:rFonts w:ascii="Times New Roman" w:hAnsi="Times New Roman"/>
           <w:sz w:val="24"/>
         </w:rPr>
-        <w:t xml:space="preserve"> will be developed as a web-based application using the React.js </w:t>
-      </w:r>
-      <w:r>
-        <w:rPr>
-          <w:rFonts w:ascii="Times New Roman" w:hAnsi="Times New Roman"/>
-          <w:sz w:val="24"/>
-        </w:rPr>
-        <w:t>and</w:t>
-      </w:r>
-      <w:r>
-        <w:rPr>
-          <w:rFonts w:ascii="Times New Roman" w:hAnsi="Times New Roman"/>
-          <w:sz w:val="24"/>
-        </w:rPr>
-        <w:t xml:space="preserve"> Node.js stack. The system follows a client-server architecture with a RESTful API backend, MySQL </w:t>
+        <w:t xml:space="preserve"> will be developed as a web-based application using the React.js and Node.js stack. The system follows a client-server architecture with a RESTful API backend, MySQL </w:t>
       </w:r>
       <w:r>
         <w:rPr>
@@ -6409,6 +6452,13 @@
           <w:sz w:val="24"/>
         </w:rPr>
       </w:pPr>
+      <w:r>
+        <w:rPr>
+          <w:rFonts w:ascii="Times New Roman" w:hAnsi="Times New Roman"/>
+          <w:sz w:val="24"/>
+        </w:rPr>
+        <w:t>This is very good</w:t>
+      </w:r>
     </w:p>
     <w:p>
       <w:pPr>
@@ -6418,6 +6468,8 @@
           <w:sz w:val="24"/>
         </w:rPr>
       </w:pPr>
+      <w:bookmarkStart w:id="0" w:name="_GoBack"/>
+      <w:bookmarkEnd w:id="0"/>
     </w:p>
     <w:sectPr>
       <w:pgSz w:w="11906" w:h="16838"/>
@@ -6430,7 +6482,7 @@
 </file>
 
 <file path=word/numbering.xml><?xml version="1.0" encoding="utf-8"?>
-<w:numbering xmlns:wpc="http://schemas.microsoft.com/office/word/2010/wordprocessingCanvas" xmlns:cx="http://schemas.microsoft.com/office/drawing/2014/chartex" xmlns:cx1="http://schemas.microsoft.com/office/drawing/2015/9/8/chartex" xmlns:cx2="http://schemas.microsoft.com/office/drawing/2015/10/21/chartex" xmlns:cx3="http://schemas.microsoft.com/office/drawing/2016/5/9/chartex" xmlns:cx4="http://schemas.microsoft.com/office/drawing/2016/5/10/chartex" xmlns:cx5="http://schemas.microsoft.com/office/drawing/2016/5/11/chartex" xmlns:cx6="http://schemas.microsoft.com/office/drawing/2016/5/12/chartex" xmlns:cx7="http://schemas.microsoft.com/office/drawing/2016/5/13/chartex" xmlns:cx8="http://schemas.microsoft.com/office/drawing/2016/5/14/chartex" xmlns:mc="http://schemas.openxmlformats.org/markup-compatibility/2006" xmlns:aink="http://schemas.microsoft.com/office/drawing/2016/ink" xmlns:am3d="http://schemas.microsoft.com/office/drawing/2017/model3d" xmlns:o="urn:schemas-microsoft-com:office:office" xmlns:oel="http://schemas.microsoft.com/office/2019/extlst" xmlns:r="http://schemas.openxmlformats.org/officeDocument/2006/relationships" xmlns:m="http://schemas.openxmlformats.org/officeDocument/2006/math" xmlns:v="urn:schemas-microsoft-com:vml" xmlns:wp14="http://schemas.microsoft.com/office/word/2010/wordprocessingDrawing" xmlns:wp="http://schemas.openxmlformats.org/drawingml/2006/wordprocessingDrawing" xmlns:w10="urn:schemas-microsoft-com:office:word" xmlns:w="http://schemas.openxmlformats.org/wordprocessingml/2006/main" xmlns:w14="http://schemas.microsoft.com/office/word/2010/wordml" xmlns:w15="http://schemas.microsoft.com/office/word/2012/wordml" xmlns:w16cex="http://schemas.microsoft.com/office/word/2018/wordml/cex" xmlns:w16cid="http://schemas.microsoft.com/office/word/2016/wordml/cid" xmlns:w16="http://schemas.microsoft.com/office/word/2018/wordml" xmlns:w16du="http://schemas.microsoft.com/office/word/2023/wordml/word16du" xmlns:w16sdtdh="http://schemas.microsoft.com/office/word/2020/wordml/sdtdatahash" xmlns:w16sdtfl="http://schemas.microsoft.com/office/word/2024/wordml/sdtformatlock" xmlns:w16se="http://schemas.microsoft.com/office/word/2015/wordml/symex" xmlns:wpg="http://schemas.microsoft.com/office/word/2010/wordprocessingGroup" xmlns:wpi="http://schemas.microsoft.com/office/word/2010/wordprocessingInk" xmlns:wne="http://schemas.microsoft.com/office/word/2006/wordml" xmlns:wps="http://schemas.microsoft.com/office/word/2010/wordprocessingShape" mc:Ignorable="w14 w15 w16se w16cid w16 w16cex w16sdtdh w16sdtfl w16du wp14">
+<w:numbering xmlns:wpc="http://schemas.microsoft.com/office/word/2010/wordprocessingCanvas" xmlns:cx="http://schemas.microsoft.com/office/drawing/2014/chartex" xmlns:mc="http://schemas.openxmlformats.org/markup-compatibility/2006" xmlns:o="urn:schemas-microsoft-com:office:office" xmlns:r="http://schemas.openxmlformats.org/officeDocument/2006/relationships" xmlns:m="http://schemas.openxmlformats.org/officeDocument/2006/math" xmlns:v="urn:schemas-microsoft-com:vml" xmlns:wp14="http://schemas.microsoft.com/office/word/2010/wordprocessingDrawing" xmlns:wp="http://schemas.openxmlformats.org/drawingml/2006/wordprocessingDrawing" xmlns:w10="urn:schemas-microsoft-com:office:word" xmlns:w="http://schemas.openxmlformats.org/wordprocessingml/2006/main" xmlns:w14="http://schemas.microsoft.com/office/word/2010/wordml" xmlns:w15="http://schemas.microsoft.com/office/word/2012/wordml" xmlns:w16se="http://schemas.microsoft.com/office/word/2015/wordml/symex" xmlns:wpg="http://schemas.microsoft.com/office/word/2010/wordprocessingGroup" xmlns:wpi="http://schemas.microsoft.com/office/word/2010/wordprocessingInk" xmlns:wne="http://schemas.microsoft.com/office/word/2006/wordml" xmlns:wps="http://schemas.microsoft.com/office/word/2010/wordprocessingShape" mc:Ignorable="w14 w15 w16se wp14">
   <w:abstractNum w:abstractNumId="0" w15:restartNumberingAfterBreak="0">
     <w:nsid w:val="099546C8"/>
     <w:multiLevelType w:val="multilevel"/>
@@ -6996,7 +7048,7 @@
       </w:rPr>
     </w:lvl>
   </w:abstractNum>
-  <w:num w:numId="1" w16cid:durableId="758603990">
+  <w:num w:numId="1">
     <w:abstractNumId w:val="3"/>
     <w:lvlOverride w:ilvl="0"/>
     <w:lvlOverride w:ilvl="1">
@@ -7024,7 +7076,7 @@
       <w:startOverride w:val="1"/>
     </w:lvlOverride>
   </w:num>
-  <w:num w:numId="2" w16cid:durableId="1214150283">
+  <w:num w:numId="2">
     <w:abstractNumId w:val="4"/>
     <w:lvlOverride w:ilvl="0">
       <w:startOverride w:val="1"/>
@@ -7054,7 +7106,7 @@
       <w:startOverride w:val="1"/>
     </w:lvlOverride>
   </w:num>
-  <w:num w:numId="3" w16cid:durableId="777408214">
+  <w:num w:numId="3">
     <w:abstractNumId w:val="0"/>
     <w:lvlOverride w:ilvl="0">
       <w:startOverride w:val="1"/>
@@ -7084,7 +7136,7 @@
       <w:startOverride w:val="1"/>
     </w:lvlOverride>
   </w:num>
-  <w:num w:numId="4" w16cid:durableId="2054577934">
+  <w:num w:numId="4">
     <w:abstractNumId w:val="1"/>
     <w:lvlOverride w:ilvl="0"/>
     <w:lvlOverride w:ilvl="1"/>
@@ -7110,7 +7162,7 @@
       <w:startOverride w:val="1"/>
     </w:lvlOverride>
   </w:num>
-  <w:num w:numId="5" w16cid:durableId="663431084">
+  <w:num w:numId="5">
     <w:abstractNumId w:val="2"/>
     <w:lvlOverride w:ilvl="0"/>
     <w:lvlOverride w:ilvl="1"/>
@@ -7140,7 +7192,7 @@
 </file>
 
 <file path=word/styles.xml><?xml version="1.0" encoding="utf-8"?>
-<w:styles xmlns:mc="http://schemas.openxmlformats.org/markup-compatibility/2006" xmlns:r="http://schemas.openxmlformats.org/officeDocument/2006/relationships" xmlns:w="http://schemas.openxmlformats.org/wordprocessingml/2006/main" xmlns:w14="http://schemas.microsoft.com/office/word/2010/wordml" xmlns:w15="http://schemas.microsoft.com/office/word/2012/wordml" xmlns:w16cex="http://schemas.microsoft.com/office/word/2018/wordml/cex" xmlns:w16cid="http://schemas.microsoft.com/office/word/2016/wordml/cid" xmlns:w16="http://schemas.microsoft.com/office/word/2018/wordml" xmlns:w16du="http://schemas.microsoft.com/office/word/2023/wordml/word16du" xmlns:w16sdtdh="http://schemas.microsoft.com/office/word/2020/wordml/sdtdatahash" xmlns:w16sdtfl="http://schemas.microsoft.com/office/word/2024/wordml/sdtformatlock" xmlns:w16se="http://schemas.microsoft.com/office/word/2015/wordml/symex" mc:Ignorable="w14 w15 w16se w16cid w16 w16cex w16sdtdh w16sdtfl w16du">
+<w:styles xmlns:mc="http://schemas.openxmlformats.org/markup-compatibility/2006" xmlns:r="http://schemas.openxmlformats.org/officeDocument/2006/relationships" xmlns:w="http://schemas.openxmlformats.org/wordprocessingml/2006/main" xmlns:w14="http://schemas.microsoft.com/office/word/2010/wordml" xmlns:w15="http://schemas.microsoft.com/office/word/2012/wordml" xmlns:w16se="http://schemas.microsoft.com/office/word/2015/wordml/symex" mc:Ignorable="w14 w15 w16se">
   <w:docDefaults>
     <w:rPrDefault>
       <w:rPr>
@@ -7158,7 +7210,7 @@
       </w:pPr>
     </w:pPrDefault>
   </w:docDefaults>
-  <w:latentStyles w:defLockedState="0" w:defUIPriority="99" w:defSemiHidden="0" w:defUnhideWhenUsed="0" w:defQFormat="0" w:count="376">
+  <w:latentStyles w:defLockedState="0" w:defUIPriority="99" w:defSemiHidden="0" w:defUnhideWhenUsed="0" w:defQFormat="0" w:count="371">
     <w:lsdException w:name="Normal" w:uiPriority="0" w:qFormat="1"/>
     <w:lsdException w:name="heading 1" w:uiPriority="9" w:qFormat="1"/>
     <w:lsdException w:name="heading 2" w:semiHidden="1" w:uiPriority="9" w:unhideWhenUsed="1" w:qFormat="1"/>
@@ -7530,11 +7582,6 @@
     <w:lsdException w:name="List Table 5 Dark Accent 6" w:uiPriority="50"/>
     <w:lsdException w:name="List Table 6 Colorful Accent 6" w:uiPriority="51"/>
     <w:lsdException w:name="List Table 7 Colorful Accent 6" w:uiPriority="52"/>
-    <w:lsdException w:name="Mention" w:semiHidden="1" w:unhideWhenUsed="1"/>
-    <w:lsdException w:name="Smart Hyperlink" w:semiHidden="1" w:unhideWhenUsed="1"/>
-    <w:lsdException w:name="Hashtag" w:semiHidden="1" w:unhideWhenUsed="1"/>
-    <w:lsdException w:name="Unresolved Mention" w:semiHidden="1" w:unhideWhenUsed="1"/>
-    <w:lsdException w:name="Smart Link" w:semiHidden="1" w:unhideWhenUsed="1"/>
   </w:latentStyles>
   <w:style w:type="paragraph" w:default="1" w:styleId="Normal">
     <w:name w:val="Normal"/>
@@ -7743,6 +7790,7 @@
   <w:style w:type="character" w:default="1" w:styleId="DefaultParagraphFont">
     <w:name w:val="Default Paragraph Font"/>
     <w:uiPriority w:val="1"/>
+    <w:semiHidden/>
     <w:unhideWhenUsed/>
   </w:style>
   <w:style w:type="table" w:default="1" w:styleId="TableNormal">

--- a/docs/assignment 1.docx
+++ b/docs/assignment 1.docx
@@ -1,6 +1,6 @@
 
 <file path=word/document.xml><?xml version="1.0" encoding="utf-8"?>
-<w:document xmlns:wpc="http://schemas.microsoft.com/office/word/2010/wordprocessingCanvas" xmlns:cx="http://schemas.microsoft.com/office/drawing/2014/chartex" xmlns:mc="http://schemas.openxmlformats.org/markup-compatibility/2006" xmlns:o="urn:schemas-microsoft-com:office:office" xmlns:r="http://schemas.openxmlformats.org/officeDocument/2006/relationships" xmlns:m="http://schemas.openxmlformats.org/officeDocument/2006/math" xmlns:v="urn:schemas-microsoft-com:vml" xmlns:wp14="http://schemas.microsoft.com/office/word/2010/wordprocessingDrawing" xmlns:wp="http://schemas.openxmlformats.org/drawingml/2006/wordprocessingDrawing" xmlns:w10="urn:schemas-microsoft-com:office:word" xmlns:w="http://schemas.openxmlformats.org/wordprocessingml/2006/main" xmlns:w14="http://schemas.microsoft.com/office/word/2010/wordml" xmlns:w15="http://schemas.microsoft.com/office/word/2012/wordml" xmlns:w16se="http://schemas.microsoft.com/office/word/2015/wordml/symex" xmlns:wpg="http://schemas.microsoft.com/office/word/2010/wordprocessingGroup" xmlns:wpi="http://schemas.microsoft.com/office/word/2010/wordprocessingInk" xmlns:wne="http://schemas.microsoft.com/office/word/2006/wordml" xmlns:wps="http://schemas.microsoft.com/office/word/2010/wordprocessingShape" mc:Ignorable="w14 w15 w16se wp14">
+<w:document xmlns:wpc="http://schemas.microsoft.com/office/word/2010/wordprocessingCanvas" xmlns:cx="http://schemas.microsoft.com/office/drawing/2014/chartex" xmlns:cx1="http://schemas.microsoft.com/office/drawing/2015/9/8/chartex" xmlns:cx2="http://schemas.microsoft.com/office/drawing/2015/10/21/chartex" xmlns:cx3="http://schemas.microsoft.com/office/drawing/2016/5/9/chartex" xmlns:cx4="http://schemas.microsoft.com/office/drawing/2016/5/10/chartex" xmlns:cx5="http://schemas.microsoft.com/office/drawing/2016/5/11/chartex" xmlns:cx6="http://schemas.microsoft.com/office/drawing/2016/5/12/chartex" xmlns:cx7="http://schemas.microsoft.com/office/drawing/2016/5/13/chartex" xmlns:cx8="http://schemas.microsoft.com/office/drawing/2016/5/14/chartex" xmlns:mc="http://schemas.openxmlformats.org/markup-compatibility/2006" xmlns:aink="http://schemas.microsoft.com/office/drawing/2016/ink" xmlns:am3d="http://schemas.microsoft.com/office/drawing/2017/model3d" xmlns:o="urn:schemas-microsoft-com:office:office" xmlns:oel="http://schemas.microsoft.com/office/2019/extlst" xmlns:r="http://schemas.openxmlformats.org/officeDocument/2006/relationships" xmlns:m="http://schemas.openxmlformats.org/officeDocument/2006/math" xmlns:v="urn:schemas-microsoft-com:vml" xmlns:wp14="http://schemas.microsoft.com/office/word/2010/wordprocessingDrawing" xmlns:wp="http://schemas.openxmlformats.org/drawingml/2006/wordprocessingDrawing" xmlns:w10="urn:schemas-microsoft-com:office:word" xmlns:w="http://schemas.openxmlformats.org/wordprocessingml/2006/main" xmlns:w14="http://schemas.microsoft.com/office/word/2010/wordml" xmlns:w15="http://schemas.microsoft.com/office/word/2012/wordml" xmlns:w16cex="http://schemas.microsoft.com/office/word/2018/wordml/cex" xmlns:w16cid="http://schemas.microsoft.com/office/word/2016/wordml/cid" xmlns:w16="http://schemas.microsoft.com/office/word/2018/wordml" xmlns:w16du="http://schemas.microsoft.com/office/word/2023/wordml/word16du" xmlns:w16sdtdh="http://schemas.microsoft.com/office/word/2020/wordml/sdtdatahash" xmlns:w16sdtfl="http://schemas.microsoft.com/office/word/2024/wordml/sdtformatlock" xmlns:w16se="http://schemas.microsoft.com/office/word/2015/wordml/symex" xmlns:wpg="http://schemas.microsoft.com/office/word/2010/wordprocessingGroup" xmlns:wpi="http://schemas.microsoft.com/office/word/2010/wordprocessingInk" xmlns:wne="http://schemas.microsoft.com/office/word/2006/wordml" xmlns:wps="http://schemas.microsoft.com/office/word/2010/wordprocessingShape" mc:Ignorable="w14 w15 w16se w16cid w16 w16cex w16sdtdh w16sdtfl w16du wp14">
   <w:body>
     <w:p>
       <w:pPr>
@@ -151,7 +151,6 @@
         <w:t xml:space="preserve">It is being developed from scratch using modern web technologies including React.js (frontend) and Node.js with Express (backend), hosted on cloud </w:t>
       </w:r>
       <w:proofErr w:type="spellStart"/>
-      <w:proofErr w:type="gramStart"/>
       <w:r>
         <w:rPr>
           <w:rFonts w:ascii="Times New Roman" w:hAnsi="Times New Roman"/>
@@ -167,7 +166,6 @@
         <w:t>The</w:t>
       </w:r>
       <w:proofErr w:type="spellEnd"/>
-      <w:proofErr w:type="gramEnd"/>
       <w:r>
         <w:rPr>
           <w:rFonts w:ascii="Times New Roman" w:hAnsi="Times New Roman"/>
@@ -258,7 +256,6 @@
           <w:sz w:val="24"/>
         </w:rPr>
       </w:pPr>
-      <w:proofErr w:type="gramStart"/>
       <w:r>
         <w:rPr>
           <w:rFonts w:ascii="Times New Roman" w:hAnsi="Times New Roman"/>
@@ -267,17 +264,7 @@
           <w:sz w:val="24"/>
         </w:rPr>
         <w:lastRenderedPageBreak/>
-        <w:t>2.0  Project</w:t>
-      </w:r>
-      <w:proofErr w:type="gramEnd"/>
-      <w:r>
-        <w:rPr>
-          <w:rFonts w:ascii="Times New Roman" w:hAnsi="Times New Roman"/>
-          <w:b/>
-          <w:bCs/>
-          <w:sz w:val="24"/>
-        </w:rPr>
-        <w:t xml:space="preserve"> Aims</w:t>
+        <w:t>2.0  Project Aims</w:t>
       </w:r>
     </w:p>
     <w:p>
@@ -440,7 +427,6 @@
           <w:sz w:val="24"/>
         </w:rPr>
       </w:pPr>
-      <w:proofErr w:type="gramStart"/>
       <w:r>
         <w:rPr>
           <w:rFonts w:ascii="Times New Roman" w:hAnsi="Times New Roman"/>
@@ -449,17 +435,7 @@
           <w:sz w:val="24"/>
         </w:rPr>
         <w:lastRenderedPageBreak/>
-        <w:t>3.0  Project</w:t>
-      </w:r>
-      <w:proofErr w:type="gramEnd"/>
-      <w:r>
-        <w:rPr>
-          <w:rFonts w:ascii="Times New Roman" w:hAnsi="Times New Roman"/>
-          <w:b/>
-          <w:bCs/>
-          <w:sz w:val="24"/>
-        </w:rPr>
-        <w:t xml:space="preserve"> Objectives</w:t>
+        <w:t>3.0  Project Objectives</w:t>
       </w:r>
     </w:p>
     <w:p>
@@ -658,7 +634,6 @@
           <w:sz w:val="24"/>
         </w:rPr>
       </w:pPr>
-      <w:proofErr w:type="gramStart"/>
       <w:r>
         <w:rPr>
           <w:rFonts w:ascii="Times New Roman" w:hAnsi="Times New Roman"/>
@@ -667,17 +642,7 @@
           <w:sz w:val="24"/>
         </w:rPr>
         <w:lastRenderedPageBreak/>
-        <w:t>4.0  Project</w:t>
-      </w:r>
-      <w:proofErr w:type="gramEnd"/>
-      <w:r>
-        <w:rPr>
-          <w:rFonts w:ascii="Times New Roman" w:hAnsi="Times New Roman"/>
-          <w:b/>
-          <w:bCs/>
-          <w:sz w:val="24"/>
-        </w:rPr>
-        <w:t xml:space="preserve"> Scope</w:t>
+        <w:t>4.0  Project Scope</w:t>
       </w:r>
     </w:p>
     <w:p>
@@ -690,7 +655,6 @@
           <w:sz w:val="24"/>
         </w:rPr>
       </w:pPr>
-      <w:proofErr w:type="gramStart"/>
       <w:r>
         <w:rPr>
           <w:rFonts w:ascii="Times New Roman" w:hAnsi="Times New Roman"/>
@@ -698,17 +662,7 @@
           <w:bCs/>
           <w:sz w:val="24"/>
         </w:rPr>
-        <w:t>4.1  In</w:t>
-      </w:r>
-      <w:proofErr w:type="gramEnd"/>
-      <w:r>
-        <w:rPr>
-          <w:rFonts w:ascii="Times New Roman" w:hAnsi="Times New Roman"/>
-          <w:b/>
-          <w:bCs/>
-          <w:sz w:val="24"/>
-        </w:rPr>
-        <w:t xml:space="preserve"> Scope</w:t>
+        <w:t>4.1  In Scope</w:t>
       </w:r>
     </w:p>
     <w:p>
@@ -878,7 +832,6 @@
           <w:sz w:val="24"/>
         </w:rPr>
       </w:pPr>
-      <w:proofErr w:type="gramStart"/>
       <w:r>
         <w:rPr>
           <w:rFonts w:ascii="Times New Roman" w:hAnsi="Times New Roman"/>
@@ -886,17 +839,7 @@
           <w:bCs/>
           <w:sz w:val="24"/>
         </w:rPr>
-        <w:t>4.2  Out</w:t>
-      </w:r>
-      <w:proofErr w:type="gramEnd"/>
-      <w:r>
-        <w:rPr>
-          <w:rFonts w:ascii="Times New Roman" w:hAnsi="Times New Roman"/>
-          <w:b/>
-          <w:bCs/>
-          <w:sz w:val="24"/>
-        </w:rPr>
-        <w:t xml:space="preserve"> of Scope</w:t>
+        <w:t>4.2  Out of Scope</w:t>
       </w:r>
     </w:p>
     <w:p>
@@ -4192,7 +4135,21 @@
           <w:rFonts w:ascii="Times New Roman" w:hAnsi="Times New Roman"/>
           <w:sz w:val="24"/>
         </w:rPr>
-        <w:t xml:space="preserve"> will be developed as a web-based application using the React.js and Node.js stack. The system follows a client-server architecture with a RESTful API backend, MySQL </w:t>
+        <w:t xml:space="preserve"> will be developed as a web-based application using the React.js </w:t>
+      </w:r>
+      <w:r>
+        <w:rPr>
+          <w:rFonts w:ascii="Times New Roman" w:hAnsi="Times New Roman"/>
+          <w:sz w:val="24"/>
+        </w:rPr>
+        <w:t>and</w:t>
+      </w:r>
+      <w:r>
+        <w:rPr>
+          <w:rFonts w:ascii="Times New Roman" w:hAnsi="Times New Roman"/>
+          <w:sz w:val="24"/>
+        </w:rPr>
+        <w:t xml:space="preserve"> Node.js stack. The system follows a client-server architecture with a RESTful API backend, MySQL </w:t>
       </w:r>
       <w:r>
         <w:rPr>
@@ -6452,13 +6409,6 @@
           <w:sz w:val="24"/>
         </w:rPr>
       </w:pPr>
-      <w:r>
-        <w:rPr>
-          <w:rFonts w:ascii="Times New Roman" w:hAnsi="Times New Roman"/>
-          <w:sz w:val="24"/>
-        </w:rPr>
-        <w:t>This is very good</w:t>
-      </w:r>
     </w:p>
     <w:p>
       <w:pPr>
@@ -6468,8 +6418,6 @@
           <w:sz w:val="24"/>
         </w:rPr>
       </w:pPr>
-      <w:bookmarkStart w:id="0" w:name="_GoBack"/>
-      <w:bookmarkEnd w:id="0"/>
     </w:p>
     <w:sectPr>
       <w:pgSz w:w="11906" w:h="16838"/>
@@ -6482,7 +6430,7 @@
 </file>
 
 <file path=word/numbering.xml><?xml version="1.0" encoding="utf-8"?>
-<w:numbering xmlns:wpc="http://schemas.microsoft.com/office/word/2010/wordprocessingCanvas" xmlns:cx="http://schemas.microsoft.com/office/drawing/2014/chartex" xmlns:mc="http://schemas.openxmlformats.org/markup-compatibility/2006" xmlns:o="urn:schemas-microsoft-com:office:office" xmlns:r="http://schemas.openxmlformats.org/officeDocument/2006/relationships" xmlns:m="http://schemas.openxmlformats.org/officeDocument/2006/math" xmlns:v="urn:schemas-microsoft-com:vml" xmlns:wp14="http://schemas.microsoft.com/office/word/2010/wordprocessingDrawing" xmlns:wp="http://schemas.openxmlformats.org/drawingml/2006/wordprocessingDrawing" xmlns:w10="urn:schemas-microsoft-com:office:word" xmlns:w="http://schemas.openxmlformats.org/wordprocessingml/2006/main" xmlns:w14="http://schemas.microsoft.com/office/word/2010/wordml" xmlns:w15="http://schemas.microsoft.com/office/word/2012/wordml" xmlns:w16se="http://schemas.microsoft.com/office/word/2015/wordml/symex" xmlns:wpg="http://schemas.microsoft.com/office/word/2010/wordprocessingGroup" xmlns:wpi="http://schemas.microsoft.com/office/word/2010/wordprocessingInk" xmlns:wne="http://schemas.microsoft.com/office/word/2006/wordml" xmlns:wps="http://schemas.microsoft.com/office/word/2010/wordprocessingShape" mc:Ignorable="w14 w15 w16se wp14">
+<w:numbering xmlns:wpc="http://schemas.microsoft.com/office/word/2010/wordprocessingCanvas" xmlns:cx="http://schemas.microsoft.com/office/drawing/2014/chartex" xmlns:cx1="http://schemas.microsoft.com/office/drawing/2015/9/8/chartex" xmlns:cx2="http://schemas.microsoft.com/office/drawing/2015/10/21/chartex" xmlns:cx3="http://schemas.microsoft.com/office/drawing/2016/5/9/chartex" xmlns:cx4="http://schemas.microsoft.com/office/drawing/2016/5/10/chartex" xmlns:cx5="http://schemas.microsoft.com/office/drawing/2016/5/11/chartex" xmlns:cx6="http://schemas.microsoft.com/office/drawing/2016/5/12/chartex" xmlns:cx7="http://schemas.microsoft.com/office/drawing/2016/5/13/chartex" xmlns:cx8="http://schemas.microsoft.com/office/drawing/2016/5/14/chartex" xmlns:mc="http://schemas.openxmlformats.org/markup-compatibility/2006" xmlns:aink="http://schemas.microsoft.com/office/drawing/2016/ink" xmlns:am3d="http://schemas.microsoft.com/office/drawing/2017/model3d" xmlns:o="urn:schemas-microsoft-com:office:office" xmlns:oel="http://schemas.microsoft.com/office/2019/extlst" xmlns:r="http://schemas.openxmlformats.org/officeDocument/2006/relationships" xmlns:m="http://schemas.openxmlformats.org/officeDocument/2006/math" xmlns:v="urn:schemas-microsoft-com:vml" xmlns:wp14="http://schemas.microsoft.com/office/word/2010/wordprocessingDrawing" xmlns:wp="http://schemas.openxmlformats.org/drawingml/2006/wordprocessingDrawing" xmlns:w10="urn:schemas-microsoft-com:office:word" xmlns:w="http://schemas.openxmlformats.org/wordprocessingml/2006/main" xmlns:w14="http://schemas.microsoft.com/office/word/2010/wordml" xmlns:w15="http://schemas.microsoft.com/office/word/2012/wordml" xmlns:w16cex="http://schemas.microsoft.com/office/word/2018/wordml/cex" xmlns:w16cid="http://schemas.microsoft.com/office/word/2016/wordml/cid" xmlns:w16="http://schemas.microsoft.com/office/word/2018/wordml" xmlns:w16du="http://schemas.microsoft.com/office/word/2023/wordml/word16du" xmlns:w16sdtdh="http://schemas.microsoft.com/office/word/2020/wordml/sdtdatahash" xmlns:w16sdtfl="http://schemas.microsoft.com/office/word/2024/wordml/sdtformatlock" xmlns:w16se="http://schemas.microsoft.com/office/word/2015/wordml/symex" xmlns:wpg="http://schemas.microsoft.com/office/word/2010/wordprocessingGroup" xmlns:wpi="http://schemas.microsoft.com/office/word/2010/wordprocessingInk" xmlns:wne="http://schemas.microsoft.com/office/word/2006/wordml" xmlns:wps="http://schemas.microsoft.com/office/word/2010/wordprocessingShape" mc:Ignorable="w14 w15 w16se w16cid w16 w16cex w16sdtdh w16sdtfl w16du wp14">
   <w:abstractNum w:abstractNumId="0" w15:restartNumberingAfterBreak="0">
     <w:nsid w:val="099546C8"/>
     <w:multiLevelType w:val="multilevel"/>
@@ -7048,7 +6996,7 @@
       </w:rPr>
     </w:lvl>
   </w:abstractNum>
-  <w:num w:numId="1">
+  <w:num w:numId="1" w16cid:durableId="758603990">
     <w:abstractNumId w:val="3"/>
     <w:lvlOverride w:ilvl="0"/>
     <w:lvlOverride w:ilvl="1">
@@ -7076,7 +7024,7 @@
       <w:startOverride w:val="1"/>
     </w:lvlOverride>
   </w:num>
-  <w:num w:numId="2">
+  <w:num w:numId="2" w16cid:durableId="1214150283">
     <w:abstractNumId w:val="4"/>
     <w:lvlOverride w:ilvl="0">
       <w:startOverride w:val="1"/>
@@ -7106,7 +7054,7 @@
       <w:startOverride w:val="1"/>
     </w:lvlOverride>
   </w:num>
-  <w:num w:numId="3">
+  <w:num w:numId="3" w16cid:durableId="777408214">
     <w:abstractNumId w:val="0"/>
     <w:lvlOverride w:ilvl="0">
       <w:startOverride w:val="1"/>
@@ -7136,7 +7084,7 @@
       <w:startOverride w:val="1"/>
     </w:lvlOverride>
   </w:num>
-  <w:num w:numId="4">
+  <w:num w:numId="4" w16cid:durableId="2054577934">
     <w:abstractNumId w:val="1"/>
     <w:lvlOverride w:ilvl="0"/>
     <w:lvlOverride w:ilvl="1"/>
@@ -7162,7 +7110,7 @@
       <w:startOverride w:val="1"/>
     </w:lvlOverride>
   </w:num>
-  <w:num w:numId="5">
+  <w:num w:numId="5" w16cid:durableId="663431084">
     <w:abstractNumId w:val="2"/>
     <w:lvlOverride w:ilvl="0"/>
     <w:lvlOverride w:ilvl="1"/>
@@ -7192,7 +7140,7 @@
 </file>
 
 <file path=word/styles.xml><?xml version="1.0" encoding="utf-8"?>
-<w:styles xmlns:mc="http://schemas.openxmlformats.org/markup-compatibility/2006" xmlns:r="http://schemas.openxmlformats.org/officeDocument/2006/relationships" xmlns:w="http://schemas.openxmlformats.org/wordprocessingml/2006/main" xmlns:w14="http://schemas.microsoft.com/office/word/2010/wordml" xmlns:w15="http://schemas.microsoft.com/office/word/2012/wordml" xmlns:w16se="http://schemas.microsoft.com/office/word/2015/wordml/symex" mc:Ignorable="w14 w15 w16se">
+<w:styles xmlns:mc="http://schemas.openxmlformats.org/markup-compatibility/2006" xmlns:r="http://schemas.openxmlformats.org/officeDocument/2006/relationships" xmlns:w="http://schemas.openxmlformats.org/wordprocessingml/2006/main" xmlns:w14="http://schemas.microsoft.com/office/word/2010/wordml" xmlns:w15="http://schemas.microsoft.com/office/word/2012/wordml" xmlns:w16cex="http://schemas.microsoft.com/office/word/2018/wordml/cex" xmlns:w16cid="http://schemas.microsoft.com/office/word/2016/wordml/cid" xmlns:w16="http://schemas.microsoft.com/office/word/2018/wordml" xmlns:w16du="http://schemas.microsoft.com/office/word/2023/wordml/word16du" xmlns:w16sdtdh="http://schemas.microsoft.com/office/word/2020/wordml/sdtdatahash" xmlns:w16sdtfl="http://schemas.microsoft.com/office/word/2024/wordml/sdtformatlock" xmlns:w16se="http://schemas.microsoft.com/office/word/2015/wordml/symex" mc:Ignorable="w14 w15 w16se w16cid w16 w16cex w16sdtdh w16sdtfl w16du">
   <w:docDefaults>
     <w:rPrDefault>
       <w:rPr>
@@ -7210,7 +7158,7 @@
       </w:pPr>
     </w:pPrDefault>
   </w:docDefaults>
-  <w:latentStyles w:defLockedState="0" w:defUIPriority="99" w:defSemiHidden="0" w:defUnhideWhenUsed="0" w:defQFormat="0" w:count="371">
+  <w:latentStyles w:defLockedState="0" w:defUIPriority="99" w:defSemiHidden="0" w:defUnhideWhenUsed="0" w:defQFormat="0" w:count="376">
     <w:lsdException w:name="Normal" w:uiPriority="0" w:qFormat="1"/>
     <w:lsdException w:name="heading 1" w:uiPriority="9" w:qFormat="1"/>
     <w:lsdException w:name="heading 2" w:semiHidden="1" w:uiPriority="9" w:unhideWhenUsed="1" w:qFormat="1"/>
@@ -7582,6 +7530,11 @@
     <w:lsdException w:name="List Table 5 Dark Accent 6" w:uiPriority="50"/>
     <w:lsdException w:name="List Table 6 Colorful Accent 6" w:uiPriority="51"/>
     <w:lsdException w:name="List Table 7 Colorful Accent 6" w:uiPriority="52"/>
+    <w:lsdException w:name="Mention" w:semiHidden="1" w:unhideWhenUsed="1"/>
+    <w:lsdException w:name="Smart Hyperlink" w:semiHidden="1" w:unhideWhenUsed="1"/>
+    <w:lsdException w:name="Hashtag" w:semiHidden="1" w:unhideWhenUsed="1"/>
+    <w:lsdException w:name="Unresolved Mention" w:semiHidden="1" w:unhideWhenUsed="1"/>
+    <w:lsdException w:name="Smart Link" w:semiHidden="1" w:unhideWhenUsed="1"/>
   </w:latentStyles>
   <w:style w:type="paragraph" w:default="1" w:styleId="Normal">
     <w:name w:val="Normal"/>
@@ -7790,7 +7743,6 @@
   <w:style w:type="character" w:default="1" w:styleId="DefaultParagraphFont">
     <w:name w:val="Default Paragraph Font"/>
     <w:uiPriority w:val="1"/>
-    <w:semiHidden/>
     <w:unhideWhenUsed/>
   </w:style>
   <w:style w:type="table" w:default="1" w:styleId="TableNormal">

--- a/docs/assignment 1.docx
+++ b/docs/assignment 1.docx
@@ -1,275 +1,39 @@
 
 <file path=word/document.xml><?xml version="1.0" encoding="utf-8"?>
-<w:document xmlns:wpc="http://schemas.microsoft.com/office/word/2010/wordprocessingCanvas" xmlns:cx="http://schemas.microsoft.com/office/drawing/2014/chartex" xmlns:mc="http://schemas.openxmlformats.org/markup-compatibility/2006" xmlns:o="urn:schemas-microsoft-com:office:office" xmlns:r="http://schemas.openxmlformats.org/officeDocument/2006/relationships" xmlns:m="http://schemas.openxmlformats.org/officeDocument/2006/math" xmlns:v="urn:schemas-microsoft-com:vml" xmlns:wp14="http://schemas.microsoft.com/office/word/2010/wordprocessingDrawing" xmlns:wp="http://schemas.openxmlformats.org/drawingml/2006/wordprocessingDrawing" xmlns:w10="urn:schemas-microsoft-com:office:word" xmlns:w="http://schemas.openxmlformats.org/wordprocessingml/2006/main" xmlns:w14="http://schemas.microsoft.com/office/word/2010/wordml" xmlns:w15="http://schemas.microsoft.com/office/word/2012/wordml" xmlns:w16se="http://schemas.microsoft.com/office/word/2015/wordml/symex" xmlns:wpg="http://schemas.microsoft.com/office/word/2010/wordprocessingGroup" xmlns:wpi="http://schemas.microsoft.com/office/word/2010/wordprocessingInk" xmlns:wne="http://schemas.microsoft.com/office/word/2006/wordml" xmlns:wps="http://schemas.microsoft.com/office/word/2010/wordprocessingShape" mc:Ignorable="w14 w15 w16se wp14">
+<w:document xmlns:wpc="http://schemas.microsoft.com/office/word/2010/wordprocessingCanvas" xmlns:cx="http://schemas.microsoft.com/office/drawing/2014/chartex" xmlns:cx1="http://schemas.microsoft.com/office/drawing/2015/9/8/chartex" xmlns:cx2="http://schemas.microsoft.com/office/drawing/2015/10/21/chartex" xmlns:cx3="http://schemas.microsoft.com/office/drawing/2016/5/9/chartex" xmlns:cx4="http://schemas.microsoft.com/office/drawing/2016/5/10/chartex" xmlns:cx5="http://schemas.microsoft.com/office/drawing/2016/5/11/chartex" xmlns:cx6="http://schemas.microsoft.com/office/drawing/2016/5/12/chartex" xmlns:cx7="http://schemas.microsoft.com/office/drawing/2016/5/13/chartex" xmlns:cx8="http://schemas.microsoft.com/office/drawing/2016/5/14/chartex" xmlns:mc="http://schemas.openxmlformats.org/markup-compatibility/2006" xmlns:aink="http://schemas.microsoft.com/office/drawing/2016/ink" xmlns:am3d="http://schemas.microsoft.com/office/drawing/2017/model3d" xmlns:o="urn:schemas-microsoft-com:office:office" xmlns:oel="http://schemas.microsoft.com/office/2019/extlst" xmlns:r="http://schemas.openxmlformats.org/officeDocument/2006/relationships" xmlns:m="http://schemas.openxmlformats.org/officeDocument/2006/math" xmlns:v="urn:schemas-microsoft-com:vml" xmlns:wp14="http://schemas.microsoft.com/office/word/2010/wordprocessingDrawing" xmlns:wp="http://schemas.openxmlformats.org/drawingml/2006/wordprocessingDrawing" xmlns:w10="urn:schemas-microsoft-com:office:word" xmlns:w="http://schemas.openxmlformats.org/wordprocessingml/2006/main" xmlns:w14="http://schemas.microsoft.com/office/word/2010/wordml" xmlns:w15="http://schemas.microsoft.com/office/word/2012/wordml" xmlns:w16cex="http://schemas.microsoft.com/office/word/2018/wordml/cex" xmlns:w16cid="http://schemas.microsoft.com/office/word/2016/wordml/cid" xmlns:w16="http://schemas.microsoft.com/office/word/2018/wordml" xmlns:w16du="http://schemas.microsoft.com/office/word/2023/wordml/word16du" xmlns:w16sdtdh="http://schemas.microsoft.com/office/word/2020/wordml/sdtdatahash" xmlns:w16sdtfl="http://schemas.microsoft.com/office/word/2024/wordml/sdtformatlock" xmlns:w16se="http://schemas.microsoft.com/office/word/2015/wordml/symex" xmlns:wpg="http://schemas.microsoft.com/office/word/2010/wordprocessingGroup" xmlns:wpi="http://schemas.microsoft.com/office/word/2010/wordprocessingInk" xmlns:wne="http://schemas.microsoft.com/office/word/2006/wordml" xmlns:wps="http://schemas.microsoft.com/office/word/2010/wordprocessingShape" mc:Ignorable="w14 w15 w16se w16cid w16 w16cex w16sdtdh w16sdtfl w16du wp14">
   <w:body>
     <w:p>
       <w:pPr>
         <w:spacing w:line="360" w:lineRule="auto"/>
-        <w:rPr>
-          <w:rFonts w:ascii="Times New Roman" w:hAnsi="Times New Roman"/>
-          <w:sz w:val="24"/>
-        </w:rPr>
-      </w:pPr>
-      <w:r>
+        <w:jc w:val="center"/>
         <w:rPr>
           <w:rFonts w:ascii="Times New Roman" w:hAnsi="Times New Roman"/>
           <w:b/>
           <w:bCs/>
           <w:sz w:val="24"/>
         </w:rPr>
-        <w:t>1.0 Overview</w:t>
-      </w:r>
-    </w:p>
-    <w:p>
-      <w:pPr>
-        <w:spacing w:line="360" w:lineRule="auto"/>
-        <w:rPr>
-          <w:rFonts w:ascii="Times New Roman" w:hAnsi="Times New Roman"/>
-          <w:sz w:val="24"/>
-        </w:rPr>
-      </w:pPr>
-      <w:r>
-        <w:rPr>
-          <w:rFonts w:ascii="Times New Roman" w:hAnsi="Times New Roman"/>
-          <w:sz w:val="24"/>
-        </w:rPr>
-        <w:t xml:space="preserve">Malaysia has a serious food waste problem that involves the waste of tons of food every day by households because of poor inventory management, forgetting the date of expiry and not having food donation programs. </w:t>
-      </w:r>
-      <w:proofErr w:type="spellStart"/>
-      <w:r>
-        <w:rPr>
-          <w:rFonts w:ascii="Times New Roman" w:hAnsi="Times New Roman"/>
-          <w:sz w:val="24"/>
-        </w:rPr>
-        <w:t>SavePlate</w:t>
-      </w:r>
-      <w:proofErr w:type="spellEnd"/>
-      <w:r>
-        <w:rPr>
-          <w:rFonts w:ascii="Times New Roman" w:hAnsi="Times New Roman"/>
-          <w:sz w:val="24"/>
-        </w:rPr>
-        <w:t xml:space="preserve"> is a new web-based application motivated by the need to empower Malaysian households to take concrete, technology-driven action against this issue.</w:t>
-      </w:r>
-      <w:r>
-        <w:rPr>
-          <w:rFonts w:ascii="Times New Roman" w:hAnsi="Times New Roman"/>
-          <w:sz w:val="24"/>
-        </w:rPr>
-        <w:t xml:space="preserve"> The main users are household members of Malaysian, who are responsible for daily grocery and food shopping, secondary users are community members wanting to donate surplus food, and the third group is people who want to plan their meals for greater sustainability.</w:t>
-      </w:r>
-    </w:p>
-    <w:p>
-      <w:pPr>
-        <w:spacing w:line="360" w:lineRule="auto"/>
-        <w:rPr>
-          <w:rFonts w:ascii="Times New Roman" w:hAnsi="Times New Roman"/>
-          <w:sz w:val="24"/>
-        </w:rPr>
-      </w:pPr>
-      <w:proofErr w:type="spellStart"/>
-      <w:r>
-        <w:rPr>
-          <w:rFonts w:ascii="Times New Roman" w:hAnsi="Times New Roman"/>
-          <w:sz w:val="24"/>
-        </w:rPr>
-        <w:t>SavePlate</w:t>
-      </w:r>
-      <w:proofErr w:type="spellEnd"/>
-      <w:r>
-        <w:rPr>
-          <w:rFonts w:ascii="Times New Roman" w:hAnsi="Times New Roman"/>
-          <w:sz w:val="24"/>
-        </w:rPr>
-        <w:t xml:space="preserve"> will provide six essential functions: </w:t>
-      </w:r>
-      <w:r>
-        <w:rPr>
-          <w:rFonts w:ascii="Times New Roman" w:hAnsi="Times New Roman"/>
-          <w:sz w:val="24"/>
-        </w:rPr>
-        <w:t>user registration and privacy settings, food inventory management, food item browsing and donation claiming, food analytics reporting, notifications, and weekly meal planning.</w:t>
-      </w:r>
-      <w:r>
-        <w:rPr>
-          <w:rFonts w:ascii="Times New Roman" w:hAnsi="Times New Roman"/>
-          <w:sz w:val="24"/>
-        </w:rPr>
-        <w:t xml:space="preserve"> </w:t>
-      </w:r>
-      <w:proofErr w:type="spellStart"/>
-      <w:r>
-        <w:rPr>
-          <w:rFonts w:ascii="Times New Roman" w:hAnsi="Times New Roman"/>
-          <w:sz w:val="24"/>
-        </w:rPr>
-        <w:t>SavePlate</w:t>
-      </w:r>
-      <w:proofErr w:type="spellEnd"/>
-      <w:r>
-        <w:rPr>
-          <w:rFonts w:ascii="Times New Roman" w:hAnsi="Times New Roman"/>
-          <w:sz w:val="24"/>
-        </w:rPr>
-        <w:t xml:space="preserve"> is a new product created to meet the needs of Malaysian households, in terms of food donation culture and household food management needs, unlike general food tracking apps available around the world.</w:t>
-      </w:r>
-    </w:p>
-    <w:p>
-      <w:pPr>
-        <w:spacing w:line="360" w:lineRule="auto"/>
-        <w:rPr>
-          <w:rFonts w:ascii="Times New Roman" w:hAnsi="Times New Roman"/>
-          <w:sz w:val="24"/>
-        </w:rPr>
-      </w:pPr>
-      <w:r>
-        <w:rPr>
-          <w:rFonts w:ascii="Times New Roman" w:hAnsi="Times New Roman"/>
-          <w:sz w:val="24"/>
-        </w:rPr>
-        <w:t xml:space="preserve">The project will be built from scratch, using free and open-source tools and no paid software license costs are expected as the project's development will require only the </w:t>
-      </w:r>
-      <w:r>
-        <w:rPr>
-          <w:rFonts w:ascii="Times New Roman" w:hAnsi="Times New Roman"/>
-          <w:sz w:val="24"/>
-        </w:rPr>
-        <w:t>2</w:t>
-      </w:r>
-      <w:r>
-        <w:rPr>
-          <w:rFonts w:ascii="Times New Roman" w:hAnsi="Times New Roman"/>
-          <w:sz w:val="24"/>
-        </w:rPr>
-        <w:t xml:space="preserve"> member's team to develop. </w:t>
-      </w:r>
-      <w:r>
-        <w:rPr>
-          <w:rFonts w:ascii="Times New Roman" w:hAnsi="Times New Roman"/>
-          <w:sz w:val="24"/>
-        </w:rPr>
-        <w:t xml:space="preserve">It is being developed from scratch using modern web technologies including React.js (frontend) and Node.js with Express (backend), hosted on cloud </w:t>
-      </w:r>
-      <w:proofErr w:type="spellStart"/>
-      <w:proofErr w:type="gramStart"/>
-      <w:r>
-        <w:rPr>
-          <w:rFonts w:ascii="Times New Roman" w:hAnsi="Times New Roman"/>
-          <w:sz w:val="24"/>
-        </w:rPr>
-        <w:t>infrastructure.</w:t>
-      </w:r>
-      <w:r>
-        <w:rPr>
-          <w:rFonts w:ascii="Times New Roman" w:hAnsi="Times New Roman"/>
-          <w:sz w:val="24"/>
-        </w:rPr>
-        <w:t>The</w:t>
-      </w:r>
-      <w:proofErr w:type="spellEnd"/>
-      <w:proofErr w:type="gramEnd"/>
-      <w:r>
-        <w:rPr>
-          <w:rFonts w:ascii="Times New Roman" w:hAnsi="Times New Roman"/>
-          <w:sz w:val="24"/>
-        </w:rPr>
-        <w:t xml:space="preserve"> project has been scheduled for 13 weeks, from 18 May 2026 through to 21 August 2026, consisting of two assignment submissions and two project iterations in line with the project schedule.</w:t>
-      </w:r>
-    </w:p>
-    <w:p>
-      <w:pPr>
-        <w:spacing w:line="360" w:lineRule="auto"/>
-        <w:rPr>
-          <w:rFonts w:ascii="Times New Roman" w:hAnsi="Times New Roman"/>
-          <w:sz w:val="24"/>
-        </w:rPr>
-      </w:pPr>
-    </w:p>
-    <w:p>
-      <w:pPr>
-        <w:spacing w:line="360" w:lineRule="auto"/>
-        <w:rPr>
-          <w:rFonts w:ascii="Times New Roman" w:hAnsi="Times New Roman"/>
-          <w:sz w:val="24"/>
-        </w:rPr>
-      </w:pPr>
-    </w:p>
-    <w:p>
-      <w:pPr>
-        <w:spacing w:line="360" w:lineRule="auto"/>
-        <w:rPr>
-          <w:rFonts w:ascii="Times New Roman" w:hAnsi="Times New Roman"/>
-          <w:sz w:val="24"/>
-        </w:rPr>
-      </w:pPr>
-    </w:p>
-    <w:p>
-      <w:pPr>
-        <w:spacing w:line="360" w:lineRule="auto"/>
-        <w:rPr>
-          <w:rFonts w:ascii="Times New Roman" w:hAnsi="Times New Roman"/>
-          <w:sz w:val="24"/>
-        </w:rPr>
-      </w:pPr>
-    </w:p>
-    <w:p>
-      <w:pPr>
-        <w:spacing w:line="360" w:lineRule="auto"/>
-        <w:rPr>
-          <w:rFonts w:ascii="Times New Roman" w:hAnsi="Times New Roman"/>
-          <w:sz w:val="24"/>
-        </w:rPr>
-      </w:pPr>
-    </w:p>
-    <w:p>
-      <w:pPr>
-        <w:spacing w:line="360" w:lineRule="auto"/>
-        <w:rPr>
-          <w:rFonts w:ascii="Times New Roman" w:hAnsi="Times New Roman"/>
-          <w:sz w:val="24"/>
-        </w:rPr>
-      </w:pPr>
-    </w:p>
-    <w:p>
-      <w:pPr>
-        <w:spacing w:line="360" w:lineRule="auto"/>
-        <w:rPr>
-          <w:rFonts w:ascii="Times New Roman" w:hAnsi="Times New Roman"/>
-          <w:sz w:val="24"/>
-        </w:rPr>
-      </w:pPr>
-    </w:p>
-    <w:p>
-      <w:pPr>
-        <w:spacing w:line="360" w:lineRule="auto"/>
-        <w:rPr>
-          <w:rFonts w:ascii="Times New Roman" w:hAnsi="Times New Roman"/>
-          <w:sz w:val="24"/>
-        </w:rPr>
-      </w:pPr>
-    </w:p>
-    <w:p>
-      <w:pPr>
-        <w:spacing w:line="360" w:lineRule="auto"/>
+      </w:pPr>
+      <w:r>
         <w:rPr>
           <w:rFonts w:ascii="Times New Roman" w:hAnsi="Times New Roman"/>
           <w:b/>
           <w:bCs/>
           <w:sz w:val="24"/>
         </w:rPr>
-      </w:pPr>
-      <w:proofErr w:type="gramStart"/>
-      <w:r>
+        <w:t>Assignment 1 – Task 1</w:t>
+      </w:r>
+    </w:p>
+    <w:p>
+      <w:pPr>
+        <w:spacing w:line="360" w:lineRule="auto"/>
+        <w:jc w:val="center"/>
         <w:rPr>
           <w:rFonts w:ascii="Times New Roman" w:hAnsi="Times New Roman"/>
           <w:b/>
           <w:bCs/>
           <w:sz w:val="24"/>
         </w:rPr>
-        <w:lastRenderedPageBreak/>
-        <w:t>2.0  Project</w:t>
-      </w:r>
-      <w:proofErr w:type="gramEnd"/>
+      </w:pPr>
       <w:r>
         <w:rPr>
           <w:rFonts w:ascii="Times New Roman" w:hAnsi="Times New Roman"/>
@@ -277,8 +41,1557 @@
           <w:bCs/>
           <w:sz w:val="24"/>
         </w:rPr>
-        <w:t xml:space="preserve"> Aims</w:t>
-      </w:r>
+        <w:t>Project Plan/ Proposal</w:t>
+      </w:r>
+    </w:p>
+    <w:p>
+      <w:pPr>
+        <w:spacing w:line="360" w:lineRule="auto"/>
+        <w:jc w:val="center"/>
+        <w:rPr>
+          <w:rFonts w:ascii="Times New Roman" w:hAnsi="Times New Roman"/>
+          <w:b/>
+          <w:bCs/>
+          <w:sz w:val="24"/>
+        </w:rPr>
+      </w:pPr>
+      <w:proofErr w:type="spellStart"/>
+      <w:r>
+        <w:rPr>
+          <w:rFonts w:ascii="Times New Roman" w:hAnsi="Times New Roman"/>
+          <w:b/>
+          <w:bCs/>
+          <w:sz w:val="24"/>
+        </w:rPr>
+        <w:t>SmartPantry</w:t>
+      </w:r>
+      <w:proofErr w:type="spellEnd"/>
+      <w:r>
+        <w:rPr>
+          <w:rFonts w:ascii="Times New Roman" w:hAnsi="Times New Roman"/>
+          <w:b/>
+          <w:bCs/>
+          <w:sz w:val="24"/>
+        </w:rPr>
+        <w:t>- Smart Food Waste Reduction App</w:t>
+      </w:r>
+    </w:p>
+    <w:p>
+      <w:pPr>
+        <w:spacing w:line="360" w:lineRule="auto"/>
+        <w:jc w:val="center"/>
+        <w:rPr>
+          <w:rFonts w:ascii="Times New Roman" w:hAnsi="Times New Roman"/>
+          <w:b/>
+          <w:bCs/>
+          <w:sz w:val="24"/>
+        </w:rPr>
+      </w:pPr>
+    </w:p>
+    <w:p>
+      <w:pPr>
+        <w:spacing w:line="360" w:lineRule="auto"/>
+        <w:jc w:val="center"/>
+        <w:rPr>
+          <w:rFonts w:ascii="Times New Roman" w:hAnsi="Times New Roman"/>
+          <w:b/>
+          <w:bCs/>
+          <w:sz w:val="24"/>
+        </w:rPr>
+      </w:pPr>
+    </w:p>
+    <w:p>
+      <w:pPr>
+        <w:spacing w:line="360" w:lineRule="auto"/>
+        <w:jc w:val="center"/>
+        <w:rPr>
+          <w:rFonts w:ascii="Times New Roman" w:hAnsi="Times New Roman"/>
+          <w:b/>
+          <w:bCs/>
+          <w:sz w:val="24"/>
+        </w:rPr>
+      </w:pPr>
+      <w:r>
+        <w:rPr>
+          <w:rFonts w:ascii="Times New Roman" w:hAnsi="Times New Roman"/>
+          <w:b/>
+          <w:bCs/>
+          <w:sz w:val="24"/>
+        </w:rPr>
+        <w:t>Team members: Sujina Tuladhar (E2300582)</w:t>
+      </w:r>
+    </w:p>
+    <w:p>
+      <w:pPr>
+        <w:spacing w:line="360" w:lineRule="auto"/>
+        <w:jc w:val="center"/>
+        <w:rPr>
+          <w:rFonts w:ascii="Times New Roman" w:hAnsi="Times New Roman"/>
+          <w:b/>
+          <w:bCs/>
+          <w:sz w:val="24"/>
+        </w:rPr>
+      </w:pPr>
+      <w:r>
+        <w:rPr>
+          <w:rFonts w:ascii="Times New Roman" w:hAnsi="Times New Roman"/>
+          <w:b/>
+          <w:bCs/>
+          <w:sz w:val="24"/>
+        </w:rPr>
+        <w:t xml:space="preserve">                        Pasang Lama (E2400050)</w:t>
+      </w:r>
+    </w:p>
+    <w:p>
+      <w:pPr>
+        <w:spacing w:line="360" w:lineRule="auto"/>
+        <w:jc w:val="center"/>
+        <w:rPr>
+          <w:rFonts w:ascii="Times New Roman" w:hAnsi="Times New Roman"/>
+          <w:b/>
+          <w:bCs/>
+          <w:sz w:val="24"/>
+        </w:rPr>
+      </w:pPr>
+      <w:r>
+        <w:rPr>
+          <w:rFonts w:ascii="Times New Roman" w:hAnsi="Times New Roman"/>
+          <w:b/>
+          <w:bCs/>
+          <w:sz w:val="24"/>
+        </w:rPr>
+        <w:t xml:space="preserve">                 Manav Rawal( E2300)</w:t>
+      </w:r>
+      <w:r>
+        <w:rPr>
+          <w:rFonts w:ascii="Times New Roman" w:hAnsi="Times New Roman"/>
+          <w:b/>
+          <w:bCs/>
+          <w:sz w:val="24"/>
+        </w:rPr>
+        <w:br w:type="page"/>
+      </w:r>
+    </w:p>
+    <w:sdt>
+      <w:sdtPr>
+        <w:id w:val="-1629923616"/>
+        <w:docPartObj>
+          <w:docPartGallery w:val="Table of Contents"/>
+          <w:docPartUnique/>
+        </w:docPartObj>
+      </w:sdtPr>
+      <w:sdtEndPr>
+        <w:rPr>
+          <w:rFonts w:asciiTheme="minorHAnsi" w:eastAsiaTheme="minorHAnsi" w:hAnsiTheme="minorHAnsi" w:cs="Times New Roman"/>
+          <w:color w:val="auto"/>
+          <w:kern w:val="2"/>
+          <w:sz w:val="22"/>
+          <w:szCs w:val="24"/>
+          <w:lang w:bidi="th-TH"/>
+          <w14:ligatures w14:val="standardContextual"/>
+        </w:rPr>
+      </w:sdtEndPr>
+      <w:sdtContent>
+        <w:p>
+          <w:pPr>
+            <w:pStyle w:val="TOCHeading"/>
+          </w:pPr>
+          <w:r>
+            <w:t>Table of Contents</w:t>
+          </w:r>
+        </w:p>
+        <w:p>
+          <w:pPr>
+            <w:pStyle w:val="TOC1"/>
+            <w:tabs>
+              <w:tab w:val="right" w:leader="dot" w:pos="9016"/>
+            </w:tabs>
+            <w:rPr>
+              <w:rFonts w:eastAsiaTheme="minorEastAsia" w:cstheme="minorBidi"/>
+              <w:noProof/>
+              <w:sz w:val="24"/>
+              <w:szCs w:val="30"/>
+            </w:rPr>
+          </w:pPr>
+          <w:r>
+            <w:fldChar w:fldCharType="begin"/>
+          </w:r>
+          <w:r>
+            <w:instrText xml:space="preserve"> TOC \o "1-3" \h \z \u </w:instrText>
+          </w:r>
+          <w:r>
+            <w:fldChar w:fldCharType="separate"/>
+          </w:r>
+          <w:hyperlink w:anchor="_Toc231999196" w:history="1">
+            <w:r>
+              <w:rPr>
+                <w:rStyle w:val="Hyperlink"/>
+                <w:noProof/>
+              </w:rPr>
+              <w:t>1.0  Overview</w:t>
+            </w:r>
+            <w:r>
+              <w:rPr>
+                <w:noProof/>
+                <w:webHidden/>
+              </w:rPr>
+              <w:tab/>
+            </w:r>
+            <w:r>
+              <w:rPr>
+                <w:rStyle w:val="Hyperlink"/>
+                <w:noProof/>
+              </w:rPr>
+              <w:fldChar w:fldCharType="begin"/>
+            </w:r>
+            <w:r>
+              <w:rPr>
+                <w:noProof/>
+                <w:webHidden/>
+              </w:rPr>
+              <w:instrText xml:space="preserve"> PAGEREF _Toc231999196 \h </w:instrText>
+            </w:r>
+            <w:r>
+              <w:rPr>
+                <w:rStyle w:val="Hyperlink"/>
+                <w:noProof/>
+              </w:rPr>
+            </w:r>
+            <w:r>
+              <w:rPr>
+                <w:rStyle w:val="Hyperlink"/>
+                <w:noProof/>
+              </w:rPr>
+              <w:fldChar w:fldCharType="separate"/>
+            </w:r>
+            <w:r>
+              <w:rPr>
+                <w:noProof/>
+                <w:webHidden/>
+              </w:rPr>
+              <w:t>1</w:t>
+            </w:r>
+            <w:r>
+              <w:rPr>
+                <w:rStyle w:val="Hyperlink"/>
+                <w:noProof/>
+              </w:rPr>
+              <w:fldChar w:fldCharType="end"/>
+            </w:r>
+          </w:hyperlink>
+        </w:p>
+        <w:p>
+          <w:pPr>
+            <w:pStyle w:val="TOC1"/>
+            <w:tabs>
+              <w:tab w:val="right" w:leader="dot" w:pos="9016"/>
+            </w:tabs>
+            <w:rPr>
+              <w:rFonts w:eastAsiaTheme="minorEastAsia" w:cstheme="minorBidi"/>
+              <w:noProof/>
+              <w:sz w:val="24"/>
+              <w:szCs w:val="30"/>
+            </w:rPr>
+          </w:pPr>
+          <w:hyperlink w:anchor="_Toc231999197" w:history="1">
+            <w:r>
+              <w:rPr>
+                <w:rStyle w:val="Hyperlink"/>
+                <w:rFonts w:ascii="Times New Roman" w:hAnsi="Times New Roman"/>
+                <w:noProof/>
+              </w:rPr>
+              <w:t>2.0  Project Aims</w:t>
+            </w:r>
+            <w:r>
+              <w:rPr>
+                <w:noProof/>
+                <w:webHidden/>
+              </w:rPr>
+              <w:tab/>
+            </w:r>
+            <w:r>
+              <w:rPr>
+                <w:rStyle w:val="Hyperlink"/>
+                <w:noProof/>
+              </w:rPr>
+              <w:fldChar w:fldCharType="begin"/>
+            </w:r>
+            <w:r>
+              <w:rPr>
+                <w:noProof/>
+                <w:webHidden/>
+              </w:rPr>
+              <w:instrText xml:space="preserve"> PAGEREF _Toc231999197 \h </w:instrText>
+            </w:r>
+            <w:r>
+              <w:rPr>
+                <w:rStyle w:val="Hyperlink"/>
+                <w:noProof/>
+              </w:rPr>
+            </w:r>
+            <w:r>
+              <w:rPr>
+                <w:rStyle w:val="Hyperlink"/>
+                <w:noProof/>
+              </w:rPr>
+              <w:fldChar w:fldCharType="separate"/>
+            </w:r>
+            <w:r>
+              <w:rPr>
+                <w:noProof/>
+                <w:webHidden/>
+              </w:rPr>
+              <w:t>2</w:t>
+            </w:r>
+            <w:r>
+              <w:rPr>
+                <w:rStyle w:val="Hyperlink"/>
+                <w:noProof/>
+              </w:rPr>
+              <w:fldChar w:fldCharType="end"/>
+            </w:r>
+          </w:hyperlink>
+        </w:p>
+        <w:p>
+          <w:pPr>
+            <w:pStyle w:val="TOC1"/>
+            <w:tabs>
+              <w:tab w:val="right" w:leader="dot" w:pos="9016"/>
+            </w:tabs>
+            <w:rPr>
+              <w:rFonts w:eastAsiaTheme="minorEastAsia" w:cstheme="minorBidi"/>
+              <w:noProof/>
+              <w:sz w:val="24"/>
+              <w:szCs w:val="30"/>
+            </w:rPr>
+          </w:pPr>
+          <w:hyperlink w:anchor="_Toc231999198" w:history="1">
+            <w:r>
+              <w:rPr>
+                <w:rStyle w:val="Hyperlink"/>
+                <w:rFonts w:ascii="Times New Roman" w:hAnsi="Times New Roman"/>
+                <w:noProof/>
+              </w:rPr>
+              <w:t>3.0  Project Objectives</w:t>
+            </w:r>
+            <w:r>
+              <w:rPr>
+                <w:noProof/>
+                <w:webHidden/>
+              </w:rPr>
+              <w:tab/>
+            </w:r>
+            <w:r>
+              <w:rPr>
+                <w:rStyle w:val="Hyperlink"/>
+                <w:noProof/>
+              </w:rPr>
+              <w:fldChar w:fldCharType="begin"/>
+            </w:r>
+            <w:r>
+              <w:rPr>
+                <w:noProof/>
+                <w:webHidden/>
+              </w:rPr>
+              <w:instrText xml:space="preserve"> PAGEREF _Toc231999198 \h </w:instrText>
+            </w:r>
+            <w:r>
+              <w:rPr>
+                <w:rStyle w:val="Hyperlink"/>
+                <w:noProof/>
+              </w:rPr>
+            </w:r>
+            <w:r>
+              <w:rPr>
+                <w:rStyle w:val="Hyperlink"/>
+                <w:noProof/>
+              </w:rPr>
+              <w:fldChar w:fldCharType="separate"/>
+            </w:r>
+            <w:r>
+              <w:rPr>
+                <w:noProof/>
+                <w:webHidden/>
+              </w:rPr>
+              <w:t>3</w:t>
+            </w:r>
+            <w:r>
+              <w:rPr>
+                <w:rStyle w:val="Hyperlink"/>
+                <w:noProof/>
+              </w:rPr>
+              <w:fldChar w:fldCharType="end"/>
+            </w:r>
+          </w:hyperlink>
+        </w:p>
+        <w:p>
+          <w:pPr>
+            <w:pStyle w:val="TOC1"/>
+            <w:tabs>
+              <w:tab w:val="right" w:leader="dot" w:pos="9016"/>
+            </w:tabs>
+            <w:rPr>
+              <w:rFonts w:eastAsiaTheme="minorEastAsia" w:cstheme="minorBidi"/>
+              <w:noProof/>
+              <w:sz w:val="24"/>
+              <w:szCs w:val="30"/>
+            </w:rPr>
+          </w:pPr>
+          <w:hyperlink w:anchor="_Toc231999199" w:history="1">
+            <w:r>
+              <w:rPr>
+                <w:rStyle w:val="Hyperlink"/>
+                <w:rFonts w:ascii="Times New Roman" w:hAnsi="Times New Roman"/>
+                <w:noProof/>
+              </w:rPr>
+              <w:t>4.0  Project Scope</w:t>
+            </w:r>
+            <w:r>
+              <w:rPr>
+                <w:noProof/>
+                <w:webHidden/>
+              </w:rPr>
+              <w:tab/>
+            </w:r>
+            <w:r>
+              <w:rPr>
+                <w:rStyle w:val="Hyperlink"/>
+                <w:noProof/>
+              </w:rPr>
+              <w:fldChar w:fldCharType="begin"/>
+            </w:r>
+            <w:r>
+              <w:rPr>
+                <w:noProof/>
+                <w:webHidden/>
+              </w:rPr>
+              <w:instrText xml:space="preserve"> PAGEREF _Toc231999199 \h </w:instrText>
+            </w:r>
+            <w:r>
+              <w:rPr>
+                <w:rStyle w:val="Hyperlink"/>
+                <w:noProof/>
+              </w:rPr>
+            </w:r>
+            <w:r>
+              <w:rPr>
+                <w:rStyle w:val="Hyperlink"/>
+                <w:noProof/>
+              </w:rPr>
+              <w:fldChar w:fldCharType="separate"/>
+            </w:r>
+            <w:r>
+              <w:rPr>
+                <w:noProof/>
+                <w:webHidden/>
+              </w:rPr>
+              <w:t>4</w:t>
+            </w:r>
+            <w:r>
+              <w:rPr>
+                <w:rStyle w:val="Hyperlink"/>
+                <w:noProof/>
+              </w:rPr>
+              <w:fldChar w:fldCharType="end"/>
+            </w:r>
+          </w:hyperlink>
+        </w:p>
+        <w:p>
+          <w:pPr>
+            <w:pStyle w:val="TOC2"/>
+            <w:tabs>
+              <w:tab w:val="right" w:leader="dot" w:pos="9016"/>
+            </w:tabs>
+            <w:rPr>
+              <w:rFonts w:eastAsiaTheme="minorEastAsia" w:cstheme="minorBidi"/>
+              <w:noProof/>
+              <w:sz w:val="24"/>
+              <w:szCs w:val="30"/>
+            </w:rPr>
+          </w:pPr>
+          <w:hyperlink w:anchor="_Toc231999200" w:history="1">
+            <w:r>
+              <w:rPr>
+                <w:rStyle w:val="Hyperlink"/>
+                <w:rFonts w:ascii="Times New Roman" w:hAnsi="Times New Roman"/>
+                <w:noProof/>
+              </w:rPr>
+              <w:t>4.1  In Scope</w:t>
+            </w:r>
+            <w:r>
+              <w:rPr>
+                <w:noProof/>
+                <w:webHidden/>
+              </w:rPr>
+              <w:tab/>
+            </w:r>
+            <w:r>
+              <w:rPr>
+                <w:rStyle w:val="Hyperlink"/>
+                <w:noProof/>
+              </w:rPr>
+              <w:fldChar w:fldCharType="begin"/>
+            </w:r>
+            <w:r>
+              <w:rPr>
+                <w:noProof/>
+                <w:webHidden/>
+              </w:rPr>
+              <w:instrText xml:space="preserve"> PAGEREF _Toc231999200 \h </w:instrText>
+            </w:r>
+            <w:r>
+              <w:rPr>
+                <w:rStyle w:val="Hyperlink"/>
+                <w:noProof/>
+              </w:rPr>
+            </w:r>
+            <w:r>
+              <w:rPr>
+                <w:rStyle w:val="Hyperlink"/>
+                <w:noProof/>
+              </w:rPr>
+              <w:fldChar w:fldCharType="separate"/>
+            </w:r>
+            <w:r>
+              <w:rPr>
+                <w:noProof/>
+                <w:webHidden/>
+              </w:rPr>
+              <w:t>4</w:t>
+            </w:r>
+            <w:r>
+              <w:rPr>
+                <w:rStyle w:val="Hyperlink"/>
+                <w:noProof/>
+              </w:rPr>
+              <w:fldChar w:fldCharType="end"/>
+            </w:r>
+          </w:hyperlink>
+        </w:p>
+        <w:p>
+          <w:pPr>
+            <w:pStyle w:val="TOC2"/>
+            <w:tabs>
+              <w:tab w:val="right" w:leader="dot" w:pos="9016"/>
+            </w:tabs>
+            <w:rPr>
+              <w:rFonts w:eastAsiaTheme="minorEastAsia" w:cstheme="minorBidi"/>
+              <w:noProof/>
+              <w:sz w:val="24"/>
+              <w:szCs w:val="30"/>
+            </w:rPr>
+          </w:pPr>
+          <w:hyperlink w:anchor="_Toc231999201" w:history="1">
+            <w:r>
+              <w:rPr>
+                <w:rStyle w:val="Hyperlink"/>
+                <w:rFonts w:ascii="Times New Roman" w:hAnsi="Times New Roman"/>
+                <w:noProof/>
+              </w:rPr>
+              <w:t>4.2  Out of Scope</w:t>
+            </w:r>
+            <w:r>
+              <w:rPr>
+                <w:noProof/>
+                <w:webHidden/>
+              </w:rPr>
+              <w:tab/>
+            </w:r>
+            <w:r>
+              <w:rPr>
+                <w:rStyle w:val="Hyperlink"/>
+                <w:noProof/>
+              </w:rPr>
+              <w:fldChar w:fldCharType="begin"/>
+            </w:r>
+            <w:r>
+              <w:rPr>
+                <w:noProof/>
+                <w:webHidden/>
+              </w:rPr>
+              <w:instrText xml:space="preserve"> PAGEREF _Toc231999201 \h </w:instrText>
+            </w:r>
+            <w:r>
+              <w:rPr>
+                <w:rStyle w:val="Hyperlink"/>
+                <w:noProof/>
+              </w:rPr>
+            </w:r>
+            <w:r>
+              <w:rPr>
+                <w:rStyle w:val="Hyperlink"/>
+                <w:noProof/>
+              </w:rPr>
+              <w:fldChar w:fldCharType="separate"/>
+            </w:r>
+            <w:r>
+              <w:rPr>
+                <w:noProof/>
+                <w:webHidden/>
+              </w:rPr>
+              <w:t>4</w:t>
+            </w:r>
+            <w:r>
+              <w:rPr>
+                <w:rStyle w:val="Hyperlink"/>
+                <w:noProof/>
+              </w:rPr>
+              <w:fldChar w:fldCharType="end"/>
+            </w:r>
+          </w:hyperlink>
+        </w:p>
+        <w:p>
+          <w:pPr>
+            <w:pStyle w:val="TOC1"/>
+            <w:tabs>
+              <w:tab w:val="right" w:leader="dot" w:pos="9016"/>
+            </w:tabs>
+            <w:rPr>
+              <w:rFonts w:eastAsiaTheme="minorEastAsia" w:cstheme="minorBidi"/>
+              <w:noProof/>
+              <w:sz w:val="24"/>
+              <w:szCs w:val="30"/>
+            </w:rPr>
+          </w:pPr>
+          <w:hyperlink w:anchor="_Toc231999202" w:history="1">
+            <w:r>
+              <w:rPr>
+                <w:rStyle w:val="Hyperlink"/>
+                <w:rFonts w:ascii="Times New Roman" w:hAnsi="Times New Roman"/>
+                <w:noProof/>
+              </w:rPr>
+              <w:t>5.0 Project Schedule</w:t>
+            </w:r>
+            <w:r>
+              <w:rPr>
+                <w:noProof/>
+                <w:webHidden/>
+              </w:rPr>
+              <w:tab/>
+            </w:r>
+            <w:r>
+              <w:rPr>
+                <w:rStyle w:val="Hyperlink"/>
+                <w:noProof/>
+              </w:rPr>
+              <w:fldChar w:fldCharType="begin"/>
+            </w:r>
+            <w:r>
+              <w:rPr>
+                <w:noProof/>
+                <w:webHidden/>
+              </w:rPr>
+              <w:instrText xml:space="preserve"> PAGEREF _Toc231999202 \h </w:instrText>
+            </w:r>
+            <w:r>
+              <w:rPr>
+                <w:rStyle w:val="Hyperlink"/>
+                <w:noProof/>
+              </w:rPr>
+            </w:r>
+            <w:r>
+              <w:rPr>
+                <w:rStyle w:val="Hyperlink"/>
+                <w:noProof/>
+              </w:rPr>
+              <w:fldChar w:fldCharType="separate"/>
+            </w:r>
+            <w:r>
+              <w:rPr>
+                <w:noProof/>
+                <w:webHidden/>
+              </w:rPr>
+              <w:t>5</w:t>
+            </w:r>
+            <w:r>
+              <w:rPr>
+                <w:rStyle w:val="Hyperlink"/>
+                <w:noProof/>
+              </w:rPr>
+              <w:fldChar w:fldCharType="end"/>
+            </w:r>
+          </w:hyperlink>
+        </w:p>
+        <w:p>
+          <w:pPr>
+            <w:pStyle w:val="TOC2"/>
+            <w:tabs>
+              <w:tab w:val="right" w:leader="dot" w:pos="9016"/>
+            </w:tabs>
+            <w:rPr>
+              <w:rFonts w:eastAsiaTheme="minorEastAsia" w:cstheme="minorBidi"/>
+              <w:noProof/>
+              <w:sz w:val="24"/>
+              <w:szCs w:val="30"/>
+            </w:rPr>
+          </w:pPr>
+          <w:hyperlink w:anchor="_Toc231999203" w:history="1">
+            <w:r>
+              <w:rPr>
+                <w:rStyle w:val="Hyperlink"/>
+                <w:rFonts w:ascii="Times New Roman" w:hAnsi="Times New Roman"/>
+                <w:noProof/>
+              </w:rPr>
+              <w:t>5.1 Work Breakdown Structure (WBS)</w:t>
+            </w:r>
+            <w:r>
+              <w:rPr>
+                <w:noProof/>
+                <w:webHidden/>
+              </w:rPr>
+              <w:tab/>
+            </w:r>
+            <w:r>
+              <w:rPr>
+                <w:rStyle w:val="Hyperlink"/>
+                <w:noProof/>
+              </w:rPr>
+              <w:fldChar w:fldCharType="begin"/>
+            </w:r>
+            <w:r>
+              <w:rPr>
+                <w:noProof/>
+                <w:webHidden/>
+              </w:rPr>
+              <w:instrText xml:space="preserve"> PAGEREF _Toc231999203 \h </w:instrText>
+            </w:r>
+            <w:r>
+              <w:rPr>
+                <w:rStyle w:val="Hyperlink"/>
+                <w:noProof/>
+              </w:rPr>
+            </w:r>
+            <w:r>
+              <w:rPr>
+                <w:rStyle w:val="Hyperlink"/>
+                <w:noProof/>
+              </w:rPr>
+              <w:fldChar w:fldCharType="separate"/>
+            </w:r>
+            <w:r>
+              <w:rPr>
+                <w:noProof/>
+                <w:webHidden/>
+              </w:rPr>
+              <w:t>5</w:t>
+            </w:r>
+            <w:r>
+              <w:rPr>
+                <w:rStyle w:val="Hyperlink"/>
+                <w:noProof/>
+              </w:rPr>
+              <w:fldChar w:fldCharType="end"/>
+            </w:r>
+          </w:hyperlink>
+        </w:p>
+        <w:p>
+          <w:pPr>
+            <w:pStyle w:val="TOC2"/>
+            <w:tabs>
+              <w:tab w:val="right" w:leader="dot" w:pos="9016"/>
+            </w:tabs>
+            <w:rPr>
+              <w:rFonts w:eastAsiaTheme="minorEastAsia" w:cstheme="minorBidi"/>
+              <w:noProof/>
+              <w:sz w:val="24"/>
+              <w:szCs w:val="30"/>
+            </w:rPr>
+          </w:pPr>
+          <w:hyperlink w:anchor="_Toc231999204" w:history="1">
+            <w:r>
+              <w:rPr>
+                <w:rStyle w:val="Hyperlink"/>
+                <w:rFonts w:ascii="Times New Roman" w:hAnsi="Times New Roman"/>
+                <w:noProof/>
+              </w:rPr>
+              <w:t>5.2 Milestone / Deliverable</w:t>
+            </w:r>
+            <w:r>
+              <w:rPr>
+                <w:noProof/>
+                <w:webHidden/>
+              </w:rPr>
+              <w:tab/>
+            </w:r>
+            <w:r>
+              <w:rPr>
+                <w:rStyle w:val="Hyperlink"/>
+                <w:noProof/>
+              </w:rPr>
+              <w:fldChar w:fldCharType="begin"/>
+            </w:r>
+            <w:r>
+              <w:rPr>
+                <w:noProof/>
+                <w:webHidden/>
+              </w:rPr>
+              <w:instrText xml:space="preserve"> PAGEREF _Toc231999204 \h </w:instrText>
+            </w:r>
+            <w:r>
+              <w:rPr>
+                <w:rStyle w:val="Hyperlink"/>
+                <w:noProof/>
+              </w:rPr>
+            </w:r>
+            <w:r>
+              <w:rPr>
+                <w:rStyle w:val="Hyperlink"/>
+                <w:noProof/>
+              </w:rPr>
+              <w:fldChar w:fldCharType="separate"/>
+            </w:r>
+            <w:r>
+              <w:rPr>
+                <w:noProof/>
+                <w:webHidden/>
+              </w:rPr>
+              <w:t>5</w:t>
+            </w:r>
+            <w:r>
+              <w:rPr>
+                <w:rStyle w:val="Hyperlink"/>
+                <w:noProof/>
+              </w:rPr>
+              <w:fldChar w:fldCharType="end"/>
+            </w:r>
+          </w:hyperlink>
+        </w:p>
+        <w:p>
+          <w:pPr>
+            <w:pStyle w:val="TOC2"/>
+            <w:tabs>
+              <w:tab w:val="right" w:leader="dot" w:pos="9016"/>
+            </w:tabs>
+            <w:rPr>
+              <w:rFonts w:eastAsiaTheme="minorEastAsia" w:cstheme="minorBidi"/>
+              <w:noProof/>
+              <w:sz w:val="24"/>
+              <w:szCs w:val="30"/>
+            </w:rPr>
+          </w:pPr>
+          <w:hyperlink w:anchor="_Toc231999205" w:history="1">
+            <w:r>
+              <w:rPr>
+                <w:rStyle w:val="Hyperlink"/>
+                <w:rFonts w:ascii="Times New Roman" w:hAnsi="Times New Roman"/>
+                <w:noProof/>
+              </w:rPr>
+              <w:t>5.3 Gantt Chart</w:t>
+            </w:r>
+            <w:r>
+              <w:rPr>
+                <w:noProof/>
+                <w:webHidden/>
+              </w:rPr>
+              <w:tab/>
+            </w:r>
+            <w:r>
+              <w:rPr>
+                <w:rStyle w:val="Hyperlink"/>
+                <w:noProof/>
+              </w:rPr>
+              <w:fldChar w:fldCharType="begin"/>
+            </w:r>
+            <w:r>
+              <w:rPr>
+                <w:noProof/>
+                <w:webHidden/>
+              </w:rPr>
+              <w:instrText xml:space="preserve"> PAGEREF _Toc231999205 \h </w:instrText>
+            </w:r>
+            <w:r>
+              <w:rPr>
+                <w:rStyle w:val="Hyperlink"/>
+                <w:noProof/>
+              </w:rPr>
+            </w:r>
+            <w:r>
+              <w:rPr>
+                <w:rStyle w:val="Hyperlink"/>
+                <w:noProof/>
+              </w:rPr>
+              <w:fldChar w:fldCharType="separate"/>
+            </w:r>
+            <w:r>
+              <w:rPr>
+                <w:noProof/>
+                <w:webHidden/>
+              </w:rPr>
+              <w:t>5</w:t>
+            </w:r>
+            <w:r>
+              <w:rPr>
+                <w:rStyle w:val="Hyperlink"/>
+                <w:noProof/>
+              </w:rPr>
+              <w:fldChar w:fldCharType="end"/>
+            </w:r>
+          </w:hyperlink>
+        </w:p>
+        <w:p>
+          <w:pPr>
+            <w:pStyle w:val="TOC1"/>
+            <w:tabs>
+              <w:tab w:val="right" w:leader="dot" w:pos="9016"/>
+            </w:tabs>
+            <w:rPr>
+              <w:rFonts w:eastAsiaTheme="minorEastAsia" w:cstheme="minorBidi"/>
+              <w:noProof/>
+              <w:sz w:val="24"/>
+              <w:szCs w:val="30"/>
+            </w:rPr>
+          </w:pPr>
+          <w:hyperlink w:anchor="_Toc231999206" w:history="1">
+            <w:r>
+              <w:rPr>
+                <w:rStyle w:val="Hyperlink"/>
+                <w:rFonts w:ascii="Times New Roman" w:hAnsi="Times New Roman"/>
+                <w:noProof/>
+              </w:rPr>
+              <w:t>6.0 Technical Description</w:t>
+            </w:r>
+            <w:r>
+              <w:rPr>
+                <w:noProof/>
+                <w:webHidden/>
+              </w:rPr>
+              <w:tab/>
+            </w:r>
+            <w:r>
+              <w:rPr>
+                <w:rStyle w:val="Hyperlink"/>
+                <w:noProof/>
+              </w:rPr>
+              <w:fldChar w:fldCharType="begin"/>
+            </w:r>
+            <w:r>
+              <w:rPr>
+                <w:noProof/>
+                <w:webHidden/>
+              </w:rPr>
+              <w:instrText xml:space="preserve"> PAGEREF _Toc231999206 \h </w:instrText>
+            </w:r>
+            <w:r>
+              <w:rPr>
+                <w:rStyle w:val="Hyperlink"/>
+                <w:noProof/>
+              </w:rPr>
+            </w:r>
+            <w:r>
+              <w:rPr>
+                <w:rStyle w:val="Hyperlink"/>
+                <w:noProof/>
+              </w:rPr>
+              <w:fldChar w:fldCharType="separate"/>
+            </w:r>
+            <w:r>
+              <w:rPr>
+                <w:noProof/>
+                <w:webHidden/>
+              </w:rPr>
+              <w:t>5</w:t>
+            </w:r>
+            <w:r>
+              <w:rPr>
+                <w:rStyle w:val="Hyperlink"/>
+                <w:noProof/>
+              </w:rPr>
+              <w:fldChar w:fldCharType="end"/>
+            </w:r>
+          </w:hyperlink>
+        </w:p>
+        <w:p>
+          <w:pPr>
+            <w:pStyle w:val="TOC2"/>
+            <w:tabs>
+              <w:tab w:val="right" w:leader="dot" w:pos="9016"/>
+            </w:tabs>
+            <w:rPr>
+              <w:rFonts w:eastAsiaTheme="minorEastAsia" w:cstheme="minorBidi"/>
+              <w:noProof/>
+              <w:sz w:val="24"/>
+              <w:szCs w:val="30"/>
+            </w:rPr>
+          </w:pPr>
+          <w:hyperlink w:anchor="_Toc231999207" w:history="1">
+            <w:r>
+              <w:rPr>
+                <w:rStyle w:val="Hyperlink"/>
+                <w:rFonts w:ascii="Times New Roman" w:hAnsi="Times New Roman"/>
+                <w:noProof/>
+              </w:rPr>
+              <w:t>6.1 Development Platform</w:t>
+            </w:r>
+            <w:r>
+              <w:rPr>
+                <w:noProof/>
+                <w:webHidden/>
+              </w:rPr>
+              <w:tab/>
+            </w:r>
+            <w:r>
+              <w:rPr>
+                <w:rStyle w:val="Hyperlink"/>
+                <w:noProof/>
+              </w:rPr>
+              <w:fldChar w:fldCharType="begin"/>
+            </w:r>
+            <w:r>
+              <w:rPr>
+                <w:noProof/>
+                <w:webHidden/>
+              </w:rPr>
+              <w:instrText xml:space="preserve"> PAGEREF _Toc231999207 \h </w:instrText>
+            </w:r>
+            <w:r>
+              <w:rPr>
+                <w:rStyle w:val="Hyperlink"/>
+                <w:noProof/>
+              </w:rPr>
+            </w:r>
+            <w:r>
+              <w:rPr>
+                <w:rStyle w:val="Hyperlink"/>
+                <w:noProof/>
+              </w:rPr>
+              <w:fldChar w:fldCharType="separate"/>
+            </w:r>
+            <w:r>
+              <w:rPr>
+                <w:noProof/>
+                <w:webHidden/>
+              </w:rPr>
+              <w:t>5</w:t>
+            </w:r>
+            <w:r>
+              <w:rPr>
+                <w:rStyle w:val="Hyperlink"/>
+                <w:noProof/>
+              </w:rPr>
+              <w:fldChar w:fldCharType="end"/>
+            </w:r>
+          </w:hyperlink>
+        </w:p>
+        <w:p>
+          <w:pPr>
+            <w:pStyle w:val="TOC2"/>
+            <w:tabs>
+              <w:tab w:val="right" w:leader="dot" w:pos="9016"/>
+            </w:tabs>
+            <w:rPr>
+              <w:rFonts w:eastAsiaTheme="minorEastAsia" w:cstheme="minorBidi"/>
+              <w:noProof/>
+              <w:sz w:val="24"/>
+              <w:szCs w:val="30"/>
+            </w:rPr>
+          </w:pPr>
+          <w:hyperlink w:anchor="_Toc231999208" w:history="1">
+            <w:r>
+              <w:rPr>
+                <w:rStyle w:val="Hyperlink"/>
+                <w:rFonts w:ascii="Times New Roman" w:hAnsi="Times New Roman"/>
+                <w:noProof/>
+              </w:rPr>
+              <w:t>6.2 demonstration Platform</w:t>
+            </w:r>
+            <w:r>
+              <w:rPr>
+                <w:noProof/>
+                <w:webHidden/>
+              </w:rPr>
+              <w:tab/>
+            </w:r>
+            <w:r>
+              <w:rPr>
+                <w:rStyle w:val="Hyperlink"/>
+                <w:noProof/>
+              </w:rPr>
+              <w:fldChar w:fldCharType="begin"/>
+            </w:r>
+            <w:r>
+              <w:rPr>
+                <w:noProof/>
+                <w:webHidden/>
+              </w:rPr>
+              <w:instrText xml:space="preserve"> PAGEREF _Toc231999208 \h </w:instrText>
+            </w:r>
+            <w:r>
+              <w:rPr>
+                <w:rStyle w:val="Hyperlink"/>
+                <w:noProof/>
+              </w:rPr>
+            </w:r>
+            <w:r>
+              <w:rPr>
+                <w:rStyle w:val="Hyperlink"/>
+                <w:noProof/>
+              </w:rPr>
+              <w:fldChar w:fldCharType="separate"/>
+            </w:r>
+            <w:r>
+              <w:rPr>
+                <w:noProof/>
+                <w:webHidden/>
+              </w:rPr>
+              <w:t>6</w:t>
+            </w:r>
+            <w:r>
+              <w:rPr>
+                <w:rStyle w:val="Hyperlink"/>
+                <w:noProof/>
+              </w:rPr>
+              <w:fldChar w:fldCharType="end"/>
+            </w:r>
+          </w:hyperlink>
+        </w:p>
+        <w:p>
+          <w:pPr>
+            <w:pStyle w:val="TOC1"/>
+            <w:tabs>
+              <w:tab w:val="right" w:leader="dot" w:pos="9016"/>
+            </w:tabs>
+            <w:rPr>
+              <w:rFonts w:eastAsiaTheme="minorEastAsia" w:cstheme="minorBidi"/>
+              <w:noProof/>
+              <w:sz w:val="24"/>
+              <w:szCs w:val="30"/>
+            </w:rPr>
+          </w:pPr>
+          <w:hyperlink w:anchor="_Toc231999209" w:history="1">
+            <w:r>
+              <w:rPr>
+                <w:rStyle w:val="Hyperlink"/>
+                <w:rFonts w:ascii="Times New Roman" w:hAnsi="Times New Roman"/>
+                <w:noProof/>
+              </w:rPr>
+              <w:t>7.0 Risk Management Plan</w:t>
+            </w:r>
+            <w:r>
+              <w:rPr>
+                <w:noProof/>
+                <w:webHidden/>
+              </w:rPr>
+              <w:tab/>
+            </w:r>
+            <w:r>
+              <w:rPr>
+                <w:rStyle w:val="Hyperlink"/>
+                <w:noProof/>
+              </w:rPr>
+              <w:fldChar w:fldCharType="begin"/>
+            </w:r>
+            <w:r>
+              <w:rPr>
+                <w:noProof/>
+                <w:webHidden/>
+              </w:rPr>
+              <w:instrText xml:space="preserve"> PAGEREF _Toc231999209 \h </w:instrText>
+            </w:r>
+            <w:r>
+              <w:rPr>
+                <w:rStyle w:val="Hyperlink"/>
+                <w:noProof/>
+              </w:rPr>
+            </w:r>
+            <w:r>
+              <w:rPr>
+                <w:rStyle w:val="Hyperlink"/>
+                <w:noProof/>
+              </w:rPr>
+              <w:fldChar w:fldCharType="separate"/>
+            </w:r>
+            <w:r>
+              <w:rPr>
+                <w:noProof/>
+                <w:webHidden/>
+              </w:rPr>
+              <w:t>7</w:t>
+            </w:r>
+            <w:r>
+              <w:rPr>
+                <w:rStyle w:val="Hyperlink"/>
+                <w:noProof/>
+              </w:rPr>
+              <w:fldChar w:fldCharType="end"/>
+            </w:r>
+          </w:hyperlink>
+        </w:p>
+        <w:p>
+          <w:r>
+            <w:rPr>
+              <w:b/>
+              <w:bCs/>
+              <w:noProof/>
+            </w:rPr>
+            <w:fldChar w:fldCharType="end"/>
+          </w:r>
+        </w:p>
+      </w:sdtContent>
+    </w:sdt>
+    <w:p>
+      <w:pPr>
+        <w:rPr>
+          <w:rFonts w:ascii="Times New Roman" w:hAnsi="Times New Roman"/>
+          <w:sz w:val="24"/>
+        </w:rPr>
+        <w:sectPr>
+          <w:footerReference w:type="default" r:id="rId8"/>
+          <w:pgSz w:w="11906" w:h="16838"/>
+          <w:pgMar w:top="1440" w:right="1440" w:bottom="1440" w:left="1440" w:header="708" w:footer="708" w:gutter="0"/>
+          <w:pgNumType w:fmt="lowerRoman" w:start="1"/>
+          <w:cols w:space="708"/>
+          <w:docGrid w:linePitch="360"/>
+        </w:sectPr>
+      </w:pPr>
+    </w:p>
+    <w:p>
+      <w:pPr>
+        <w:pStyle w:val="Heading1"/>
+      </w:pPr>
+      <w:bookmarkStart w:id="0" w:name="_Toc231999196"/>
+      <w:r>
+        <w:lastRenderedPageBreak/>
+        <w:t xml:space="preserve">1.0  </w:t>
+      </w:r>
+      <w:r>
+        <w:t>Overview</w:t>
+      </w:r>
+      <w:bookmarkEnd w:id="0"/>
+    </w:p>
+    <w:p>
+      <w:pPr>
+        <w:spacing w:line="360" w:lineRule="auto"/>
+        <w:rPr>
+          <w:rFonts w:ascii="Times New Roman" w:hAnsi="Times New Roman"/>
+          <w:sz w:val="24"/>
+        </w:rPr>
+      </w:pPr>
+      <w:r>
+        <w:rPr>
+          <w:rFonts w:ascii="Times New Roman" w:hAnsi="Times New Roman"/>
+          <w:sz w:val="24"/>
+        </w:rPr>
+        <w:t xml:space="preserve">Malaysia generates approximately 16,688 </w:t>
+      </w:r>
+      <w:r>
+        <w:rPr>
+          <w:rFonts w:ascii="Times New Roman" w:hAnsi="Times New Roman"/>
+          <w:sz w:val="24"/>
+        </w:rPr>
+        <w:t>tons</w:t>
+      </w:r>
+      <w:r>
+        <w:rPr>
+          <w:rFonts w:ascii="Times New Roman" w:hAnsi="Times New Roman"/>
+          <w:sz w:val="24"/>
+        </w:rPr>
+        <w:t xml:space="preserve"> of food waste daily, making it one of the highest per capita food waste producers in Southeast </w:t>
+      </w:r>
+      <w:r>
+        <w:rPr>
+          <w:rFonts w:ascii="Times New Roman" w:hAnsi="Times New Roman"/>
+          <w:sz w:val="24"/>
+        </w:rPr>
+        <w:t>Asia</w:t>
+      </w:r>
+      <w:r>
+        <w:rPr>
+          <w:rFonts w:ascii="Times New Roman" w:hAnsi="Times New Roman"/>
+          <w:sz w:val="24"/>
+        </w:rPr>
+        <w:t xml:space="preserve"> (Solid waste and Public Cleansing Management Corporation [</w:t>
+      </w:r>
+      <w:proofErr w:type="spellStart"/>
+      <w:r>
+        <w:rPr>
+          <w:rFonts w:ascii="Times New Roman" w:hAnsi="Times New Roman"/>
+          <w:sz w:val="24"/>
+        </w:rPr>
+        <w:t>SWCorp</w:t>
+      </w:r>
+      <w:proofErr w:type="spellEnd"/>
+      <w:r>
+        <w:rPr>
+          <w:rFonts w:ascii="Times New Roman" w:hAnsi="Times New Roman"/>
+          <w:sz w:val="24"/>
+        </w:rPr>
+        <w:t>], 2023). The majority of waste originates from households due to poor food inventory management, lack of expiry date, awareness, and absence of food sharing platforms.</w:t>
+      </w:r>
+      <w:r>
+        <w:rPr>
+          <w:rFonts w:ascii="Times New Roman" w:hAnsi="Times New Roman"/>
+          <w:sz w:val="24"/>
+        </w:rPr>
+        <w:t xml:space="preserve"> </w:t>
+      </w:r>
+      <w:r>
+        <w:rPr>
+          <w:rFonts w:ascii="Times New Roman" w:hAnsi="Times New Roman"/>
+          <w:sz w:val="24"/>
+        </w:rPr>
+        <w:t xml:space="preserve">According to Yeong (2024), Malaysians waste food worth billions of ringgit annually, despite many households facing rising food costs. </w:t>
+      </w:r>
+      <w:proofErr w:type="spellStart"/>
+      <w:r>
+        <w:rPr>
+          <w:rFonts w:ascii="Times New Roman" w:hAnsi="Times New Roman"/>
+          <w:sz w:val="24"/>
+        </w:rPr>
+        <w:t>SavePlate</w:t>
+      </w:r>
+      <w:proofErr w:type="spellEnd"/>
+      <w:r>
+        <w:rPr>
+          <w:rFonts w:ascii="Times New Roman" w:hAnsi="Times New Roman"/>
+          <w:sz w:val="24"/>
+        </w:rPr>
+        <w:t xml:space="preserve"> is proposed as a direct solution to this critical environmental and social problem, in alignment with the United Nations Sustainable Development Goal 12 (Responsible Consumption and Production) and Malaysia's National Food Security Policy.</w:t>
+      </w:r>
+    </w:p>
+    <w:p>
+      <w:pPr>
+        <w:spacing w:line="360" w:lineRule="auto"/>
+        <w:rPr>
+          <w:rFonts w:ascii="Times New Roman" w:hAnsi="Times New Roman"/>
+          <w:sz w:val="24"/>
+        </w:rPr>
+      </w:pPr>
+      <w:r>
+        <w:rPr>
+          <w:rFonts w:ascii="Times New Roman" w:hAnsi="Times New Roman"/>
+          <w:sz w:val="24"/>
+        </w:rPr>
+        <w:t xml:space="preserve">The primary customers and users of </w:t>
+      </w:r>
+      <w:proofErr w:type="spellStart"/>
+      <w:r>
+        <w:rPr>
+          <w:rFonts w:ascii="Times New Roman" w:hAnsi="Times New Roman"/>
+          <w:sz w:val="24"/>
+        </w:rPr>
+        <w:t>Saveplate</w:t>
+      </w:r>
+      <w:proofErr w:type="spellEnd"/>
+      <w:r>
+        <w:rPr>
+          <w:rFonts w:ascii="Times New Roman" w:hAnsi="Times New Roman"/>
+          <w:sz w:val="24"/>
+        </w:rPr>
+        <w:t xml:space="preserve"> are individuals and families of Malaysian household who purchase, store and prepare food at home. Secondary users includes community members who wish to donate surplus food items or claim donations from neighbors within their local area.</w:t>
+      </w:r>
+    </w:p>
+    <w:p>
+      <w:pPr>
+        <w:spacing w:line="360" w:lineRule="auto"/>
+        <w:rPr>
+          <w:rFonts w:ascii="Times New Roman" w:hAnsi="Times New Roman"/>
+          <w:sz w:val="24"/>
+        </w:rPr>
+      </w:pPr>
+      <w:proofErr w:type="spellStart"/>
+      <w:r>
+        <w:rPr>
+          <w:rFonts w:ascii="Times New Roman" w:hAnsi="Times New Roman"/>
+          <w:sz w:val="24"/>
+        </w:rPr>
+        <w:t>SavePlate</w:t>
+      </w:r>
+      <w:proofErr w:type="spellEnd"/>
+      <w:r>
+        <w:rPr>
+          <w:rFonts w:ascii="Times New Roman" w:hAnsi="Times New Roman"/>
+          <w:sz w:val="24"/>
+        </w:rPr>
+        <w:t xml:space="preserve"> is a new product as there is no existing system being extended. It will be developed from scratch as a fully functional web based application covering six main use cases that includes User registration and Privacy Settings, Manage food inventory, browse food items and donations, food analytics, view notifications and plan weekly meals.</w:t>
+      </w:r>
+    </w:p>
+    <w:p>
+      <w:pPr>
+        <w:spacing w:line="360" w:lineRule="auto"/>
+        <w:rPr>
+          <w:rFonts w:ascii="Times New Roman" w:hAnsi="Times New Roman"/>
+          <w:sz w:val="24"/>
+        </w:rPr>
+      </w:pPr>
+      <w:r>
+        <w:rPr>
+          <w:rFonts w:ascii="Times New Roman" w:hAnsi="Times New Roman"/>
+          <w:sz w:val="24"/>
+        </w:rPr>
+        <w:t xml:space="preserve">There is no financial cost because this is an academic project created as a part of HELP University’s BIT216 Software Engineering principles course. We three team members will complete all development as required by the question. </w:t>
+      </w:r>
+      <w:proofErr w:type="spellStart"/>
+      <w:r>
+        <w:rPr>
+          <w:rFonts w:ascii="Times New Roman" w:hAnsi="Times New Roman"/>
+          <w:sz w:val="24"/>
+        </w:rPr>
+        <w:t>Ganttproject</w:t>
+      </w:r>
+      <w:proofErr w:type="spellEnd"/>
+      <w:r>
+        <w:rPr>
+          <w:rFonts w:ascii="Times New Roman" w:hAnsi="Times New Roman"/>
+          <w:sz w:val="24"/>
+        </w:rPr>
+        <w:t xml:space="preserve"> for scheduling, GitHub for version control, Figma(free) for wireframing, and React.js/Node.js as the development framework are a few of the free and open source tools that will be used throughout the project.</w:t>
+      </w:r>
+    </w:p>
+    <w:p>
+      <w:pPr>
+        <w:spacing w:line="360" w:lineRule="auto"/>
+        <w:rPr>
+          <w:rFonts w:ascii="Times New Roman" w:hAnsi="Times New Roman"/>
+          <w:sz w:val="24"/>
+        </w:rPr>
+      </w:pPr>
+      <w:r>
+        <w:rPr>
+          <w:rFonts w:ascii="Times New Roman" w:hAnsi="Times New Roman"/>
+          <w:sz w:val="24"/>
+        </w:rPr>
+        <w:t xml:space="preserve">The project will be developed over 14 weeks from 18 May 2026 to 21 </w:t>
+      </w:r>
+      <w:r>
+        <w:rPr>
+          <w:rFonts w:ascii="Times New Roman" w:hAnsi="Times New Roman"/>
+          <w:sz w:val="24"/>
+        </w:rPr>
+        <w:t>August</w:t>
+      </w:r>
+      <w:r>
+        <w:rPr>
+          <w:rFonts w:ascii="Times New Roman" w:hAnsi="Times New Roman"/>
+          <w:sz w:val="24"/>
+        </w:rPr>
+        <w:t xml:space="preserve"> 2026 following an Iterative and incremental methodology with two iterations. Iteration 1 includes </w:t>
+      </w:r>
+      <w:proofErr w:type="spellStart"/>
+      <w:r>
+        <w:rPr>
+          <w:rFonts w:ascii="Times New Roman" w:hAnsi="Times New Roman"/>
+          <w:sz w:val="24"/>
+        </w:rPr>
+        <w:t>usecase</w:t>
+      </w:r>
+      <w:proofErr w:type="spellEnd"/>
+      <w:r>
+        <w:rPr>
+          <w:rFonts w:ascii="Times New Roman" w:hAnsi="Times New Roman"/>
+          <w:sz w:val="24"/>
+        </w:rPr>
+        <w:t xml:space="preserve"> 1 to </w:t>
+      </w:r>
+      <w:proofErr w:type="spellStart"/>
+      <w:r>
+        <w:rPr>
+          <w:rFonts w:ascii="Times New Roman" w:hAnsi="Times New Roman"/>
+          <w:sz w:val="24"/>
+        </w:rPr>
+        <w:t>usecase</w:t>
+      </w:r>
+      <w:proofErr w:type="spellEnd"/>
+      <w:r>
+        <w:rPr>
+          <w:rFonts w:ascii="Times New Roman" w:hAnsi="Times New Roman"/>
+          <w:sz w:val="24"/>
+        </w:rPr>
+        <w:t xml:space="preserve"> 3 that will be completed by 14</w:t>
+      </w:r>
+      <w:r>
+        <w:rPr>
+          <w:rFonts w:ascii="Times New Roman" w:hAnsi="Times New Roman"/>
+          <w:sz w:val="24"/>
+          <w:vertAlign w:val="superscript"/>
+        </w:rPr>
+        <w:t>th</w:t>
+      </w:r>
+      <w:r>
+        <w:rPr>
+          <w:rFonts w:ascii="Times New Roman" w:hAnsi="Times New Roman"/>
+          <w:sz w:val="24"/>
+        </w:rPr>
+        <w:t xml:space="preserve"> July 2026 and Iteration 2 includes </w:t>
+      </w:r>
+      <w:proofErr w:type="spellStart"/>
+      <w:r>
+        <w:rPr>
+          <w:rFonts w:ascii="Times New Roman" w:hAnsi="Times New Roman"/>
+          <w:sz w:val="24"/>
+        </w:rPr>
+        <w:t>usecase</w:t>
+      </w:r>
+      <w:proofErr w:type="spellEnd"/>
+      <w:r>
+        <w:rPr>
+          <w:rFonts w:ascii="Times New Roman" w:hAnsi="Times New Roman"/>
+          <w:sz w:val="24"/>
+        </w:rPr>
+        <w:t xml:space="preserve"> 4 to </w:t>
+      </w:r>
+      <w:proofErr w:type="spellStart"/>
+      <w:r>
+        <w:rPr>
+          <w:rFonts w:ascii="Times New Roman" w:hAnsi="Times New Roman"/>
+          <w:sz w:val="24"/>
+        </w:rPr>
+        <w:t>usecase</w:t>
+      </w:r>
+      <w:proofErr w:type="spellEnd"/>
+      <w:r>
+        <w:rPr>
+          <w:rFonts w:ascii="Times New Roman" w:hAnsi="Times New Roman"/>
+          <w:sz w:val="24"/>
+        </w:rPr>
+        <w:t xml:space="preserve"> 6 that will be completed by 21 August 2026.</w:t>
+      </w:r>
+    </w:p>
+    <w:p>
+      <w:pPr>
+        <w:spacing w:line="360" w:lineRule="auto"/>
+        <w:rPr>
+          <w:rFonts w:ascii="Times New Roman" w:hAnsi="Times New Roman"/>
+          <w:sz w:val="24"/>
+        </w:rPr>
+      </w:pPr>
+    </w:p>
+    <w:p>
+      <w:pPr>
+        <w:spacing w:line="360" w:lineRule="auto"/>
+        <w:rPr>
+          <w:rFonts w:ascii="Times New Roman" w:hAnsi="Times New Roman"/>
+          <w:sz w:val="24"/>
+        </w:rPr>
+      </w:pPr>
+    </w:p>
+    <w:p>
+      <w:pPr>
+        <w:spacing w:line="360" w:lineRule="auto"/>
+        <w:rPr>
+          <w:rFonts w:ascii="Times New Roman" w:hAnsi="Times New Roman"/>
+          <w:sz w:val="24"/>
+        </w:rPr>
+      </w:pPr>
+    </w:p>
+    <w:p>
+      <w:pPr>
+        <w:pStyle w:val="Heading1"/>
+        <w:spacing w:line="360" w:lineRule="auto"/>
+        <w:rPr>
+          <w:rFonts w:ascii="Times New Roman" w:hAnsi="Times New Roman"/>
+          <w:sz w:val="24"/>
+        </w:rPr>
+      </w:pPr>
+      <w:bookmarkStart w:id="1" w:name="_Toc231999197"/>
+      <w:r>
+        <w:rPr>
+          <w:rFonts w:ascii="Times New Roman" w:hAnsi="Times New Roman"/>
+          <w:sz w:val="24"/>
+        </w:rPr>
+        <w:lastRenderedPageBreak/>
+        <w:t>2.0  Project Aims</w:t>
+      </w:r>
+      <w:bookmarkEnd w:id="1"/>
     </w:p>
     <w:p>
       <w:pPr>
@@ -432,35 +1745,23 @@
     </w:p>
     <w:p>
       <w:pPr>
+        <w:pStyle w:val="Heading1"/>
         <w:spacing w:line="360" w:lineRule="auto"/>
         <w:rPr>
           <w:rFonts w:ascii="Times New Roman" w:hAnsi="Times New Roman"/>
-          <w:b/>
-          <w:bCs/>
-          <w:sz w:val="24"/>
-        </w:rPr>
-      </w:pPr>
-      <w:proofErr w:type="gramStart"/>
-      <w:r>
-        <w:rPr>
-          <w:rFonts w:ascii="Times New Roman" w:hAnsi="Times New Roman"/>
-          <w:b/>
-          <w:bCs/>
+          <w:sz w:val="24"/>
+        </w:rPr>
+      </w:pPr>
+      <w:bookmarkStart w:id="2" w:name="_Toc231999198"/>
+      <w:r>
+        <w:rPr>
+          <w:rFonts w:ascii="Times New Roman" w:hAnsi="Times New Roman"/>
           <w:sz w:val="24"/>
         </w:rPr>
         <w:lastRenderedPageBreak/>
-        <w:t>3.0  Project</w:t>
-      </w:r>
-      <w:proofErr w:type="gramEnd"/>
-      <w:r>
-        <w:rPr>
-          <w:rFonts w:ascii="Times New Roman" w:hAnsi="Times New Roman"/>
-          <w:b/>
-          <w:bCs/>
-          <w:sz w:val="24"/>
-        </w:rPr>
-        <w:t xml:space="preserve"> Objectives</w:t>
-      </w:r>
+        <w:t>3.0  Project Objectives</w:t>
+      </w:r>
+      <w:bookmarkEnd w:id="2"/>
     </w:p>
     <w:p>
       <w:pPr>
@@ -650,66 +1951,42 @@
     </w:p>
     <w:p>
       <w:pPr>
+        <w:pStyle w:val="Heading1"/>
         <w:spacing w:line="360" w:lineRule="auto"/>
         <w:rPr>
           <w:rFonts w:ascii="Times New Roman" w:hAnsi="Times New Roman"/>
-          <w:b/>
-          <w:bCs/>
-          <w:sz w:val="24"/>
-        </w:rPr>
-      </w:pPr>
-      <w:proofErr w:type="gramStart"/>
-      <w:r>
-        <w:rPr>
-          <w:rFonts w:ascii="Times New Roman" w:hAnsi="Times New Roman"/>
-          <w:b/>
-          <w:bCs/>
+          <w:sz w:val="24"/>
+        </w:rPr>
+      </w:pPr>
+      <w:bookmarkStart w:id="3" w:name="_Toc231999199"/>
+      <w:r>
+        <w:rPr>
+          <w:rFonts w:ascii="Times New Roman" w:hAnsi="Times New Roman"/>
           <w:sz w:val="24"/>
         </w:rPr>
         <w:lastRenderedPageBreak/>
-        <w:t>4.0  Project</w:t>
-      </w:r>
-      <w:proofErr w:type="gramEnd"/>
-      <w:r>
-        <w:rPr>
-          <w:rFonts w:ascii="Times New Roman" w:hAnsi="Times New Roman"/>
-          <w:b/>
-          <w:bCs/>
-          <w:sz w:val="24"/>
-        </w:rPr>
-        <w:t xml:space="preserve"> Scope</w:t>
-      </w:r>
-    </w:p>
-    <w:p>
-      <w:pPr>
+        <w:t>4.0  Project Scope</w:t>
+      </w:r>
+      <w:bookmarkEnd w:id="3"/>
+    </w:p>
+    <w:p>
+      <w:pPr>
+        <w:pStyle w:val="Heading2"/>
         <w:spacing w:line="360" w:lineRule="auto"/>
         <w:rPr>
           <w:rFonts w:ascii="Times New Roman" w:hAnsi="Times New Roman"/>
-          <w:b/>
-          <w:bCs/>
-          <w:sz w:val="24"/>
-        </w:rPr>
-      </w:pPr>
-      <w:proofErr w:type="gramStart"/>
-      <w:r>
-        <w:rPr>
-          <w:rFonts w:ascii="Times New Roman" w:hAnsi="Times New Roman"/>
-          <w:b/>
-          <w:bCs/>
-          <w:sz w:val="24"/>
-        </w:rPr>
-        <w:t>4.1  In</w:t>
-      </w:r>
-      <w:proofErr w:type="gramEnd"/>
-      <w:r>
-        <w:rPr>
-          <w:rFonts w:ascii="Times New Roman" w:hAnsi="Times New Roman"/>
-          <w:b/>
-          <w:bCs/>
-          <w:sz w:val="24"/>
-        </w:rPr>
-        <w:t xml:space="preserve"> Scope</w:t>
-      </w:r>
+          <w:sz w:val="24"/>
+        </w:rPr>
+      </w:pPr>
+      <w:bookmarkStart w:id="4" w:name="_Toc231999200"/>
+      <w:r>
+        <w:rPr>
+          <w:rFonts w:ascii="Times New Roman" w:hAnsi="Times New Roman"/>
+          <w:sz w:val="24"/>
+        </w:rPr>
+        <w:t>4.1  In Scope</w:t>
+      </w:r>
+      <w:bookmarkEnd w:id="4"/>
     </w:p>
     <w:p>
       <w:pPr>
@@ -870,34 +2147,22 @@
     </w:p>
     <w:p>
       <w:pPr>
+        <w:pStyle w:val="Heading2"/>
         <w:spacing w:line="360" w:lineRule="auto"/>
         <w:rPr>
           <w:rFonts w:ascii="Times New Roman" w:hAnsi="Times New Roman"/>
-          <w:b/>
-          <w:bCs/>
-          <w:sz w:val="24"/>
-        </w:rPr>
-      </w:pPr>
-      <w:proofErr w:type="gramStart"/>
-      <w:r>
-        <w:rPr>
-          <w:rFonts w:ascii="Times New Roman" w:hAnsi="Times New Roman"/>
-          <w:b/>
-          <w:bCs/>
-          <w:sz w:val="24"/>
-        </w:rPr>
-        <w:t>4.2  Out</w:t>
-      </w:r>
-      <w:proofErr w:type="gramEnd"/>
-      <w:r>
-        <w:rPr>
-          <w:rFonts w:ascii="Times New Roman" w:hAnsi="Times New Roman"/>
-          <w:b/>
-          <w:bCs/>
-          <w:sz w:val="24"/>
-        </w:rPr>
-        <w:t xml:space="preserve"> of Scope</w:t>
-      </w:r>
+          <w:sz w:val="24"/>
+        </w:rPr>
+      </w:pPr>
+      <w:bookmarkStart w:id="5" w:name="_Toc231999201"/>
+      <w:r>
+        <w:rPr>
+          <w:rFonts w:ascii="Times New Roman" w:hAnsi="Times New Roman"/>
+          <w:sz w:val="24"/>
+        </w:rPr>
+        <w:t>4.2  Out of Scope</w:t>
+      </w:r>
+      <w:bookmarkEnd w:id="5"/>
     </w:p>
     <w:p>
       <w:pPr>
@@ -1087,6 +2352,17 @@
           <w:sz w:val="24"/>
         </w:rPr>
       </w:pPr>
+    </w:p>
+    <w:p>
+      <w:pPr>
+        <w:pStyle w:val="Heading1"/>
+        <w:spacing w:line="360" w:lineRule="auto"/>
+        <w:rPr>
+          <w:rFonts w:ascii="Times New Roman" w:hAnsi="Times New Roman"/>
+          <w:sz w:val="24"/>
+        </w:rPr>
+      </w:pPr>
+      <w:bookmarkStart w:id="6" w:name="_Toc231999202"/>
       <w:r>
         <w:rPr>
           <w:rFonts w:ascii="Times New Roman" w:hAnsi="Times New Roman"/>
@@ -1095,15 +2371,18 @@
         <w:lastRenderedPageBreak/>
         <w:t>5.0 Project Schedule</w:t>
       </w:r>
-    </w:p>
-    <w:p>
-      <w:pPr>
+      <w:bookmarkEnd w:id="6"/>
+    </w:p>
+    <w:p>
+      <w:pPr>
+        <w:pStyle w:val="Heading2"/>
         <w:spacing w:line="360" w:lineRule="auto"/>
         <w:rPr>
           <w:rFonts w:ascii="Times New Roman" w:hAnsi="Times New Roman"/>
           <w:sz w:val="24"/>
         </w:rPr>
       </w:pPr>
+      <w:bookmarkStart w:id="7" w:name="_Toc231999203"/>
       <w:r>
         <w:rPr>
           <w:rFonts w:ascii="Times New Roman" w:hAnsi="Times New Roman"/>
@@ -1111,6 +2390,7 @@
         </w:rPr>
         <w:t>5.1 Work Breakdown Structure (WBS)</w:t>
       </w:r>
+      <w:bookmarkEnd w:id="7"/>
     </w:p>
     <w:p>
       <w:pPr>
@@ -1129,8 +2409,6 @@
           <w:sz w:val="24"/>
         </w:rPr>
       </w:pPr>
-      <w:bookmarkStart w:id="0" w:name="_GoBack"/>
-      <w:bookmarkEnd w:id="0"/>
     </w:p>
     <w:p>
       <w:pPr>
@@ -1143,12 +2421,14 @@
     </w:p>
     <w:p>
       <w:pPr>
+        <w:pStyle w:val="Heading2"/>
         <w:spacing w:line="360" w:lineRule="auto"/>
         <w:rPr>
           <w:rFonts w:ascii="Times New Roman" w:hAnsi="Times New Roman"/>
           <w:sz w:val="24"/>
         </w:rPr>
       </w:pPr>
+      <w:bookmarkStart w:id="8" w:name="_Toc231999204"/>
       <w:r>
         <w:rPr>
           <w:rFonts w:ascii="Times New Roman" w:hAnsi="Times New Roman"/>
@@ -1156,6 +2436,7 @@
         </w:rPr>
         <w:t>5.2 Milestone / Deliverable</w:t>
       </w:r>
+      <w:bookmarkEnd w:id="8"/>
     </w:p>
     <w:tbl>
       <w:tblPr>
@@ -1293,23 +2574,43 @@
                 <w:rFonts w:ascii="Times New Roman" w:hAnsi="Times New Roman"/>
                 <w:sz w:val="24"/>
               </w:rPr>
-              <w:t xml:space="preserve">12 </w:t>
-            </w:r>
-            <w:proofErr w:type="spellStart"/>
-            <w:r>
-              <w:rPr>
-                <w:rFonts w:ascii="Times New Roman" w:hAnsi="Times New Roman"/>
-                <w:sz w:val="24"/>
-              </w:rPr>
-              <w:t>june</w:t>
-            </w:r>
-            <w:proofErr w:type="spellEnd"/>
-            <w:r>
-              <w:rPr>
-                <w:rFonts w:ascii="Times New Roman" w:hAnsi="Times New Roman"/>
-                <w:sz w:val="24"/>
-              </w:rPr>
-              <w:t xml:space="preserve"> 2026</w:t>
+              <w:t>12</w:t>
+            </w:r>
+            <w:r>
+              <w:rPr>
+                <w:rFonts w:ascii="Times New Roman" w:hAnsi="Times New Roman"/>
+                <w:sz w:val="24"/>
+                <w:vertAlign w:val="superscript"/>
+              </w:rPr>
+              <w:t>th</w:t>
+            </w:r>
+            <w:r>
+              <w:rPr>
+                <w:rFonts w:ascii="Times New Roman" w:hAnsi="Times New Roman"/>
+                <w:sz w:val="24"/>
+              </w:rPr>
+              <w:t xml:space="preserve"> </w:t>
+            </w:r>
+            <w:r>
+              <w:rPr>
+                <w:rFonts w:ascii="Times New Roman" w:hAnsi="Times New Roman"/>
+                <w:sz w:val="24"/>
+              </w:rPr>
+              <w:t xml:space="preserve"> </w:t>
+            </w:r>
+            <w:r>
+              <w:rPr>
+                <w:rFonts w:ascii="Times New Roman" w:hAnsi="Times New Roman"/>
+                <w:sz w:val="24"/>
+              </w:rPr>
+              <w:t>J</w:t>
+            </w:r>
+            <w:r>
+              <w:rPr>
+                <w:rFonts w:ascii="Times New Roman" w:hAnsi="Times New Roman"/>
+                <w:sz w:val="24"/>
+              </w:rPr>
+              <w:t>une 2026</w:t>
             </w:r>
           </w:p>
         </w:tc>
@@ -1353,7 +2654,14 @@
                 <w:rFonts w:ascii="Times New Roman" w:hAnsi="Times New Roman"/>
                 <w:sz w:val="24"/>
               </w:rPr>
-              <w:t>Requirements and Design Document Submitted (Task 2)</w:t>
+              <w:t xml:space="preserve">Requirements </w:t>
+            </w:r>
+            <w:r>
+              <w:rPr>
+                <w:rFonts w:ascii="Times New Roman" w:hAnsi="Times New Roman"/>
+                <w:sz w:val="24"/>
+              </w:rPr>
+              <w:t>Doc Submitted</w:t>
             </w:r>
           </w:p>
         </w:tc>
@@ -1374,23 +2682,43 @@
                 <w:rFonts w:ascii="Times New Roman" w:hAnsi="Times New Roman"/>
                 <w:sz w:val="24"/>
               </w:rPr>
-              <w:t xml:space="preserve">26 </w:t>
-            </w:r>
-            <w:proofErr w:type="spellStart"/>
-            <w:r>
-              <w:rPr>
-                <w:rFonts w:ascii="Times New Roman" w:hAnsi="Times New Roman"/>
-                <w:sz w:val="24"/>
-              </w:rPr>
-              <w:t>june</w:t>
-            </w:r>
-            <w:proofErr w:type="spellEnd"/>
-            <w:r>
-              <w:rPr>
-                <w:rFonts w:ascii="Times New Roman" w:hAnsi="Times New Roman"/>
-                <w:sz w:val="24"/>
-              </w:rPr>
-              <w:t xml:space="preserve"> 2026</w:t>
+              <w:t>18</w:t>
+            </w:r>
+            <w:r>
+              <w:rPr>
+                <w:rFonts w:ascii="Times New Roman" w:hAnsi="Times New Roman"/>
+                <w:sz w:val="24"/>
+                <w:vertAlign w:val="superscript"/>
+              </w:rPr>
+              <w:t>th</w:t>
+            </w:r>
+            <w:r>
+              <w:rPr>
+                <w:rFonts w:ascii="Times New Roman" w:hAnsi="Times New Roman"/>
+                <w:sz w:val="24"/>
+              </w:rPr>
+              <w:t xml:space="preserve"> </w:t>
+            </w:r>
+            <w:r>
+              <w:rPr>
+                <w:rFonts w:ascii="Times New Roman" w:hAnsi="Times New Roman"/>
+                <w:sz w:val="24"/>
+              </w:rPr>
+              <w:t xml:space="preserve"> </w:t>
+            </w:r>
+            <w:r>
+              <w:rPr>
+                <w:rFonts w:ascii="Times New Roman" w:hAnsi="Times New Roman"/>
+                <w:sz w:val="24"/>
+              </w:rPr>
+              <w:t>J</w:t>
+            </w:r>
+            <w:r>
+              <w:rPr>
+                <w:rFonts w:ascii="Times New Roman" w:hAnsi="Times New Roman"/>
+                <w:sz w:val="24"/>
+              </w:rPr>
+              <w:t>une 2026</w:t>
             </w:r>
           </w:p>
         </w:tc>
@@ -1429,21 +2757,12 @@
                 <w:sz w:val="24"/>
               </w:rPr>
             </w:pPr>
-            <w:proofErr w:type="spellStart"/>
-            <w:r>
-              <w:rPr>
-                <w:rFonts w:ascii="Times New Roman" w:hAnsi="Times New Roman"/>
-                <w:sz w:val="24"/>
-              </w:rPr>
-              <w:t>Interation</w:t>
-            </w:r>
-            <w:proofErr w:type="spellEnd"/>
-            <w:r>
-              <w:rPr>
-                <w:rFonts w:ascii="Times New Roman" w:hAnsi="Times New Roman"/>
-                <w:sz w:val="24"/>
-              </w:rPr>
-              <w:t xml:space="preserve"> 1 complete </w:t>
+            <w:r>
+              <w:rPr>
+                <w:rFonts w:ascii="Times New Roman" w:hAnsi="Times New Roman"/>
+                <w:sz w:val="24"/>
+              </w:rPr>
+              <w:t>Design Specification Document</w:t>
             </w:r>
           </w:p>
         </w:tc>
@@ -1464,23 +2783,22 @@
                 <w:rFonts w:ascii="Times New Roman" w:hAnsi="Times New Roman"/>
                 <w:sz w:val="24"/>
               </w:rPr>
-              <w:t xml:space="preserve">12 </w:t>
-            </w:r>
-            <w:proofErr w:type="spellStart"/>
-            <w:r>
-              <w:rPr>
-                <w:rFonts w:ascii="Times New Roman" w:hAnsi="Times New Roman"/>
-                <w:sz w:val="24"/>
-              </w:rPr>
-              <w:t>july</w:t>
-            </w:r>
-            <w:proofErr w:type="spellEnd"/>
-            <w:r>
-              <w:rPr>
-                <w:rFonts w:ascii="Times New Roman" w:hAnsi="Times New Roman"/>
-                <w:sz w:val="24"/>
-              </w:rPr>
-              <w:t xml:space="preserve"> 2026</w:t>
+              <w:t>24</w:t>
+            </w:r>
+            <w:r>
+              <w:rPr>
+                <w:rFonts w:ascii="Times New Roman" w:hAnsi="Times New Roman"/>
+                <w:sz w:val="24"/>
+                <w:vertAlign w:val="superscript"/>
+              </w:rPr>
+              <w:t>th</w:t>
+            </w:r>
+            <w:r>
+              <w:rPr>
+                <w:rFonts w:ascii="Times New Roman" w:hAnsi="Times New Roman"/>
+                <w:sz w:val="24"/>
+              </w:rPr>
+              <w:t xml:space="preserve">  June 2026</w:t>
             </w:r>
           </w:p>
         </w:tc>
@@ -1519,21 +2837,33 @@
                 <w:sz w:val="24"/>
               </w:rPr>
             </w:pPr>
-            <w:proofErr w:type="spellStart"/>
-            <w:r>
-              <w:rPr>
-                <w:rFonts w:ascii="Times New Roman" w:hAnsi="Times New Roman"/>
-                <w:sz w:val="24"/>
-              </w:rPr>
-              <w:t>Interation</w:t>
-            </w:r>
-            <w:proofErr w:type="spellEnd"/>
-            <w:r>
-              <w:rPr>
-                <w:rFonts w:ascii="Times New Roman" w:hAnsi="Times New Roman"/>
-                <w:sz w:val="24"/>
-              </w:rPr>
-              <w:t xml:space="preserve"> 2 Complete </w:t>
+            <w:r>
+              <w:rPr>
+                <w:rFonts w:ascii="Times New Roman" w:hAnsi="Times New Roman"/>
+                <w:sz w:val="24"/>
+              </w:rPr>
+              <w:t xml:space="preserve">Iteration </w:t>
+            </w:r>
+            <w:r>
+              <w:rPr>
+                <w:rFonts w:ascii="Times New Roman" w:hAnsi="Times New Roman"/>
+                <w:sz w:val="24"/>
+              </w:rPr>
+              <w:t>1</w:t>
+            </w:r>
+            <w:r>
+              <w:rPr>
+                <w:rFonts w:ascii="Times New Roman" w:hAnsi="Times New Roman"/>
+                <w:sz w:val="24"/>
+              </w:rPr>
+              <w:t xml:space="preserve"> Complete </w:t>
+            </w:r>
+            <w:r>
+              <w:rPr>
+                <w:rFonts w:ascii="Times New Roman" w:hAnsi="Times New Roman"/>
+                <w:sz w:val="24"/>
+              </w:rPr>
+              <w:t>Prototype</w:t>
             </w:r>
           </w:p>
         </w:tc>
@@ -1554,7 +2884,22 @@
                 <w:rFonts w:ascii="Times New Roman" w:hAnsi="Times New Roman"/>
                 <w:sz w:val="24"/>
               </w:rPr>
-              <w:t>16 August 2026</w:t>
+              <w:t>14</w:t>
+            </w:r>
+            <w:r>
+              <w:rPr>
+                <w:rFonts w:ascii="Times New Roman" w:hAnsi="Times New Roman"/>
+                <w:sz w:val="24"/>
+                <w:vertAlign w:val="superscript"/>
+              </w:rPr>
+              <w:t>th</w:t>
+            </w:r>
+            <w:r>
+              <w:rPr>
+                <w:rFonts w:ascii="Times New Roman" w:hAnsi="Times New Roman"/>
+                <w:sz w:val="24"/>
+              </w:rPr>
+              <w:t xml:space="preserve"> July 2026</w:t>
             </w:r>
           </w:p>
         </w:tc>
@@ -1598,7 +2943,7 @@
                 <w:rFonts w:ascii="Times New Roman" w:hAnsi="Times New Roman"/>
                 <w:sz w:val="24"/>
               </w:rPr>
-              <w:t xml:space="preserve">Assignment 2 Submitted </w:t>
+              <w:t>Iteration 2/ Assignment Submitted</w:t>
             </w:r>
           </w:p>
         </w:tc>
@@ -1619,137 +2964,29 @@
                 <w:rFonts w:ascii="Times New Roman" w:hAnsi="Times New Roman"/>
                 <w:sz w:val="24"/>
               </w:rPr>
-              <w:t>21 August 2026</w:t>
-            </w:r>
-          </w:p>
-        </w:tc>
-      </w:tr>
-      <w:tr>
-        <w:tc>
-          <w:tcPr>
-            <w:tcW w:w="1255" w:type="dxa"/>
-          </w:tcPr>
-          <w:p>
-            <w:pPr>
-              <w:spacing w:line="360" w:lineRule="auto"/>
-              <w:rPr>
-                <w:rFonts w:ascii="Times New Roman" w:hAnsi="Times New Roman"/>
-                <w:sz w:val="24"/>
-              </w:rPr>
-            </w:pPr>
-            <w:r>
-              <w:rPr>
-                <w:rFonts w:ascii="Times New Roman" w:hAnsi="Times New Roman"/>
-                <w:sz w:val="24"/>
-              </w:rPr>
-              <w:t>M6</w:t>
-            </w:r>
-          </w:p>
-        </w:tc>
-        <w:tc>
-          <w:tcPr>
-            <w:tcW w:w="4755" w:type="dxa"/>
-          </w:tcPr>
-          <w:p>
-            <w:pPr>
-              <w:spacing w:line="360" w:lineRule="auto"/>
-              <w:rPr>
-                <w:rFonts w:ascii="Times New Roman" w:hAnsi="Times New Roman"/>
-                <w:sz w:val="24"/>
-              </w:rPr>
-            </w:pPr>
-            <w:r>
-              <w:rPr>
-                <w:rFonts w:ascii="Times New Roman" w:hAnsi="Times New Roman"/>
-                <w:sz w:val="24"/>
-              </w:rPr>
-              <w:t>UAT Passed</w:t>
-            </w:r>
-          </w:p>
-        </w:tc>
-        <w:tc>
-          <w:tcPr>
-            <w:tcW w:w="3006" w:type="dxa"/>
-          </w:tcPr>
-          <w:p>
-            <w:pPr>
-              <w:spacing w:line="360" w:lineRule="auto"/>
-              <w:rPr>
-                <w:rFonts w:ascii="Times New Roman" w:hAnsi="Times New Roman"/>
-                <w:sz w:val="24"/>
-              </w:rPr>
-            </w:pPr>
-            <w:r>
-              <w:rPr>
-                <w:rFonts w:ascii="Times New Roman" w:hAnsi="Times New Roman"/>
-                <w:sz w:val="24"/>
-              </w:rPr>
-              <w:t>21 August 2026</w:t>
-            </w:r>
-          </w:p>
-        </w:tc>
-      </w:tr>
-      <w:tr>
-        <w:tc>
-          <w:tcPr>
-            <w:tcW w:w="1255" w:type="dxa"/>
-          </w:tcPr>
-          <w:p>
-            <w:pPr>
-              <w:spacing w:line="360" w:lineRule="auto"/>
-              <w:rPr>
-                <w:rFonts w:ascii="Times New Roman" w:hAnsi="Times New Roman"/>
-                <w:sz w:val="24"/>
-              </w:rPr>
-            </w:pPr>
-            <w:r>
-              <w:rPr>
-                <w:rFonts w:ascii="Times New Roman" w:hAnsi="Times New Roman"/>
-                <w:sz w:val="24"/>
-              </w:rPr>
-              <w:t xml:space="preserve">M7 </w:t>
-            </w:r>
-          </w:p>
-        </w:tc>
-        <w:tc>
-          <w:tcPr>
-            <w:tcW w:w="4755" w:type="dxa"/>
-          </w:tcPr>
-          <w:p>
-            <w:pPr>
-              <w:spacing w:line="360" w:lineRule="auto"/>
-              <w:rPr>
-                <w:rFonts w:ascii="Times New Roman" w:hAnsi="Times New Roman"/>
-                <w:sz w:val="24"/>
-              </w:rPr>
-            </w:pPr>
-            <w:r>
-              <w:rPr>
-                <w:rFonts w:ascii="Times New Roman" w:hAnsi="Times New Roman"/>
-                <w:sz w:val="24"/>
-              </w:rPr>
-              <w:t xml:space="preserve">Final Deployment and Closure </w:t>
-            </w:r>
-          </w:p>
-        </w:tc>
-        <w:tc>
-          <w:tcPr>
-            <w:tcW w:w="3006" w:type="dxa"/>
-          </w:tcPr>
-          <w:p>
-            <w:pPr>
-              <w:spacing w:line="360" w:lineRule="auto"/>
-              <w:rPr>
-                <w:rFonts w:ascii="Times New Roman" w:hAnsi="Times New Roman"/>
-                <w:sz w:val="24"/>
-              </w:rPr>
-            </w:pPr>
-            <w:r>
-              <w:rPr>
-                <w:rFonts w:ascii="Times New Roman" w:hAnsi="Times New Roman"/>
-                <w:sz w:val="24"/>
-              </w:rPr>
-              <w:t>21 August 2026</w:t>
+              <w:t>21</w:t>
+            </w:r>
+            <w:r>
+              <w:rPr>
+                <w:rFonts w:ascii="Times New Roman" w:hAnsi="Times New Roman"/>
+                <w:sz w:val="24"/>
+                <w:vertAlign w:val="superscript"/>
+              </w:rPr>
+              <w:t>st</w:t>
+            </w:r>
+            <w:r>
+              <w:rPr>
+                <w:rFonts w:ascii="Times New Roman" w:hAnsi="Times New Roman"/>
+                <w:sz w:val="24"/>
+              </w:rPr>
+              <w:t xml:space="preserve"> </w:t>
+            </w:r>
+            <w:r>
+              <w:rPr>
+                <w:rFonts w:ascii="Times New Roman" w:hAnsi="Times New Roman"/>
+                <w:sz w:val="24"/>
+              </w:rPr>
+              <w:t xml:space="preserve"> August 2026</w:t>
             </w:r>
           </w:p>
         </w:tc>
@@ -1766,12 +3003,14 @@
     </w:p>
     <w:p>
       <w:pPr>
+        <w:pStyle w:val="Heading2"/>
         <w:spacing w:line="360" w:lineRule="auto"/>
         <w:rPr>
           <w:rFonts w:ascii="Times New Roman" w:hAnsi="Times New Roman"/>
           <w:sz w:val="24"/>
         </w:rPr>
       </w:pPr>
+      <w:bookmarkStart w:id="9" w:name="_Toc231999205"/>
       <w:r>
         <w:rPr>
           <w:rFonts w:ascii="Times New Roman" w:hAnsi="Times New Roman"/>
@@ -1779,6 +3018,7 @@
         </w:rPr>
         <w:t>5.3 Gantt Chart</w:t>
       </w:r>
+      <w:bookmarkEnd w:id="9"/>
     </w:p>
     <w:p>
       <w:pPr>
@@ -1814,12 +3054,14 @@
     </w:p>
     <w:p>
       <w:pPr>
+        <w:pStyle w:val="Heading1"/>
         <w:spacing w:line="360" w:lineRule="auto"/>
         <w:rPr>
           <w:rFonts w:ascii="Times New Roman" w:hAnsi="Times New Roman"/>
           <w:sz w:val="24"/>
         </w:rPr>
       </w:pPr>
+      <w:bookmarkStart w:id="10" w:name="_Toc231999206"/>
       <w:r>
         <w:rPr>
           <w:rFonts w:ascii="Times New Roman" w:hAnsi="Times New Roman"/>
@@ -1827,6 +3069,7 @@
         </w:rPr>
         <w:t>6.0 Technical Description</w:t>
       </w:r>
+      <w:bookmarkEnd w:id="10"/>
     </w:p>
     <w:p>
       <w:pPr>
@@ -1852,6 +3095,25 @@
         </w:rPr>
         <w:t xml:space="preserve"> will be developed as a web-based application using the React.js and Node.js stack. The system follows a client-server architecture with a RESTful API backend, MySQL relational database, and cloud hosting on AWS. Firebase Cloud Messaging handles push notifications for expiry alerts and donation updates.</w:t>
       </w:r>
+    </w:p>
+    <w:p>
+      <w:pPr>
+        <w:pStyle w:val="Heading2"/>
+        <w:spacing w:line="360" w:lineRule="auto"/>
+        <w:rPr>
+          <w:rFonts w:ascii="Times New Roman" w:hAnsi="Times New Roman"/>
+          <w:sz w:val="24"/>
+        </w:rPr>
+      </w:pPr>
+      <w:bookmarkStart w:id="11" w:name="_Toc231999207"/>
+      <w:r>
+        <w:rPr>
+          <w:rFonts w:ascii="Times New Roman" w:hAnsi="Times New Roman"/>
+          <w:sz w:val="24"/>
+        </w:rPr>
+        <w:t>6.1 Development Platform</w:t>
+      </w:r>
+      <w:bookmarkEnd w:id="11"/>
     </w:p>
     <w:p>
       <w:pPr>
@@ -2016,7 +3278,6 @@
                 <w:rFonts w:ascii="Times New Roman" w:hAnsi="Times New Roman"/>
                 <w:sz w:val="24"/>
               </w:rPr>
-              <w:lastRenderedPageBreak/>
               <w:t xml:space="preserve">Documentation </w:t>
             </w:r>
           </w:p>
@@ -2219,6 +3480,7 @@
                 <w:rFonts w:ascii="Times New Roman" w:hAnsi="Times New Roman"/>
                 <w:sz w:val="24"/>
               </w:rPr>
+              <w:lastRenderedPageBreak/>
               <w:t>Modelling - Requirement</w:t>
             </w:r>
           </w:p>
@@ -2330,7 +3592,6 @@
                 <w:sz w:val="24"/>
               </w:rPr>
             </w:pPr>
-            <w:proofErr w:type="spellStart"/>
             <w:r>
               <w:rPr>
                 <w:rFonts w:ascii="Times New Roman" w:hAnsi="Times New Roman"/>
@@ -2338,7 +3599,6 @@
               </w:rPr>
               <w:t>Figma</w:t>
             </w:r>
-            <w:proofErr w:type="spellEnd"/>
           </w:p>
         </w:tc>
         <w:tc>
@@ -3343,19 +4603,30 @@
     </w:p>
     <w:p>
       <w:pPr>
+        <w:pStyle w:val="Heading2"/>
         <w:spacing w:line="360" w:lineRule="auto"/>
         <w:rPr>
           <w:rFonts w:ascii="Times New Roman" w:hAnsi="Times New Roman"/>
           <w:sz w:val="24"/>
         </w:rPr>
       </w:pPr>
-      <w:r>
-        <w:rPr>
-          <w:rFonts w:ascii="Times New Roman" w:hAnsi="Times New Roman"/>
-          <w:sz w:val="24"/>
-        </w:rPr>
-        <w:t>6.2 demonstration Platform</w:t>
-      </w:r>
+      <w:bookmarkStart w:id="12" w:name="_Toc231999208"/>
+      <w:r>
+        <w:rPr>
+          <w:rFonts w:ascii="Times New Roman" w:hAnsi="Times New Roman"/>
+          <w:sz w:val="24"/>
+        </w:rPr>
+        <w:t xml:space="preserve">6.2 demonstration </w:t>
+      </w:r>
+      <w:r>
+        <w:rPr>
+          <w:rStyle w:val="Heading2Char"/>
+          <w:rFonts w:ascii="Times New Roman" w:hAnsi="Times New Roman"/>
+          <w:sz w:val="24"/>
+        </w:rPr>
+        <w:t>Platform</w:t>
+      </w:r>
+      <w:bookmarkEnd w:id="12"/>
     </w:p>
     <w:tbl>
       <w:tblPr>
@@ -3389,7 +4660,6 @@
                 <w:b/>
                 <w:sz w:val="24"/>
               </w:rPr>
-              <w:lastRenderedPageBreak/>
               <w:t>Criteria</w:t>
             </w:r>
           </w:p>
@@ -3568,7 +4838,8 @@
                 <w:rFonts w:ascii="Times New Roman" w:hAnsi="Times New Roman"/>
                 <w:sz w:val="24"/>
               </w:rPr>
-              <w:t>Browser</w:t>
+              <w:lastRenderedPageBreak/>
+              <w:t>OS</w:t>
             </w:r>
           </w:p>
         </w:tc>
@@ -3589,7 +4860,14 @@
                 <w:rFonts w:ascii="Times New Roman" w:hAnsi="Times New Roman"/>
                 <w:sz w:val="24"/>
               </w:rPr>
-              <w:t>Mozilla Firefox</w:t>
+              <w:t>Wind</w:t>
+            </w:r>
+            <w:r>
+              <w:rPr>
+                <w:rFonts w:ascii="Times New Roman" w:hAnsi="Times New Roman"/>
+                <w:sz w:val="24"/>
+              </w:rPr>
+              <w:t>ows 10/11</w:t>
             </w:r>
           </w:p>
         </w:tc>
@@ -3631,7 +4909,7 @@
                 <w:rFonts w:ascii="Times New Roman" w:hAnsi="Times New Roman"/>
                 <w:sz w:val="24"/>
               </w:rPr>
-              <w:t>Cross-browser compatibility testing</w:t>
+              <w:t>Demo environment operating system</w:t>
             </w:r>
           </w:p>
         </w:tc>
@@ -3654,99 +4932,6 @@
                 <w:rFonts w:ascii="Times New Roman" w:hAnsi="Times New Roman"/>
                 <w:sz w:val="24"/>
               </w:rPr>
-              <w:t>OS</w:t>
-            </w:r>
-          </w:p>
-        </w:tc>
-        <w:tc>
-          <w:tcPr>
-            <w:tcW w:w="2254" w:type="dxa"/>
-          </w:tcPr>
-          <w:p>
-            <w:pPr>
-              <w:spacing w:line="360" w:lineRule="auto"/>
-              <w:rPr>
-                <w:rFonts w:ascii="Times New Roman" w:hAnsi="Times New Roman"/>
-                <w:sz w:val="24"/>
-              </w:rPr>
-            </w:pPr>
-            <w:r>
-              <w:rPr>
-                <w:rFonts w:ascii="Times New Roman" w:hAnsi="Times New Roman"/>
-                <w:sz w:val="24"/>
-              </w:rPr>
-              <w:t>Wind</w:t>
-            </w:r>
-            <w:r>
-              <w:rPr>
-                <w:rFonts w:ascii="Times New Roman" w:hAnsi="Times New Roman"/>
-                <w:sz w:val="24"/>
-              </w:rPr>
-              <w:t>ows 10/11</w:t>
-            </w:r>
-          </w:p>
-        </w:tc>
-        <w:tc>
-          <w:tcPr>
-            <w:tcW w:w="2254" w:type="dxa"/>
-          </w:tcPr>
-          <w:p>
-            <w:pPr>
-              <w:spacing w:line="360" w:lineRule="auto"/>
-              <w:rPr>
-                <w:rFonts w:ascii="Times New Roman" w:hAnsi="Times New Roman"/>
-                <w:sz w:val="24"/>
-              </w:rPr>
-            </w:pPr>
-            <w:r>
-              <w:rPr>
-                <w:rFonts w:ascii="Times New Roman" w:hAnsi="Times New Roman"/>
-                <w:sz w:val="24"/>
-              </w:rPr>
-              <w:t>Latest</w:t>
-            </w:r>
-          </w:p>
-        </w:tc>
-        <w:tc>
-          <w:tcPr>
-            <w:tcW w:w="2254" w:type="dxa"/>
-          </w:tcPr>
-          <w:p>
-            <w:pPr>
-              <w:spacing w:line="360" w:lineRule="auto"/>
-              <w:rPr>
-                <w:rFonts w:ascii="Times New Roman" w:hAnsi="Times New Roman"/>
-                <w:sz w:val="24"/>
-              </w:rPr>
-            </w:pPr>
-            <w:r>
-              <w:rPr>
-                <w:rFonts w:ascii="Times New Roman" w:hAnsi="Times New Roman"/>
-                <w:sz w:val="24"/>
-              </w:rPr>
-              <w:t>Demo environment operating system</w:t>
-            </w:r>
-          </w:p>
-        </w:tc>
-      </w:tr>
-      <w:tr>
-        <w:tc>
-          <w:tcPr>
-            <w:tcW w:w="2254" w:type="dxa"/>
-          </w:tcPr>
-          <w:p>
-            <w:pPr>
-              <w:spacing w:line="360" w:lineRule="auto"/>
-              <w:rPr>
-                <w:rFonts w:ascii="Times New Roman" w:hAnsi="Times New Roman"/>
-                <w:sz w:val="24"/>
-              </w:rPr>
-            </w:pPr>
-            <w:r>
-              <w:rPr>
-                <w:rFonts w:ascii="Times New Roman" w:hAnsi="Times New Roman"/>
-                <w:sz w:val="24"/>
-              </w:rPr>
               <w:t>Hardware</w:t>
             </w:r>
           </w:p>
@@ -3827,12 +5012,14 @@
     </w:p>
     <w:p>
       <w:pPr>
+        <w:pStyle w:val="Heading1"/>
         <w:spacing w:line="360" w:lineRule="auto"/>
         <w:rPr>
           <w:rFonts w:ascii="Times New Roman" w:hAnsi="Times New Roman"/>
           <w:sz w:val="24"/>
         </w:rPr>
       </w:pPr>
+      <w:bookmarkStart w:id="13" w:name="_Toc231999209"/>
       <w:r>
         <w:rPr>
           <w:rFonts w:ascii="Times New Roman" w:hAnsi="Times New Roman"/>
@@ -3840,22 +5027,7 @@
         </w:rPr>
         <w:t>7.0 Risk Management Plan</w:t>
       </w:r>
-    </w:p>
-    <w:p>
-      <w:pPr>
-        <w:spacing w:line="360" w:lineRule="auto"/>
-        <w:rPr>
-          <w:rFonts w:ascii="Times New Roman" w:hAnsi="Times New Roman"/>
-          <w:sz w:val="24"/>
-        </w:rPr>
-      </w:pPr>
-      <w:r>
-        <w:rPr>
-          <w:rFonts w:ascii="Times New Roman" w:hAnsi="Times New Roman"/>
-          <w:sz w:val="24"/>
-        </w:rPr>
-        <w:t>This is very good</w:t>
-      </w:r>
+      <w:bookmarkEnd w:id="13"/>
     </w:p>
     <w:p>
       <w:pPr>
@@ -3869,6 +5041,7 @@
     <w:sectPr>
       <w:pgSz w:w="11906" w:h="16838"/>
       <w:pgMar w:top="1440" w:right="1440" w:bottom="1440" w:left="1440" w:header="708" w:footer="708" w:gutter="0"/>
+      <w:pgNumType w:start="1"/>
       <w:cols w:space="708"/>
       <w:docGrid w:linePitch="360"/>
     </w:sectPr>
@@ -3876,8 +5049,106 @@
 </w:document>
 </file>
 
+<file path=word/endnotes.xml><?xml version="1.0" encoding="utf-8"?>
+<w:endnotes xmlns:wpc="http://schemas.microsoft.com/office/word/2010/wordprocessingCanvas" xmlns:cx="http://schemas.microsoft.com/office/drawing/2014/chartex" xmlns:cx1="http://schemas.microsoft.com/office/drawing/2015/9/8/chartex" xmlns:cx2="http://schemas.microsoft.com/office/drawing/2015/10/21/chartex" xmlns:cx3="http://schemas.microsoft.com/office/drawing/2016/5/9/chartex" xmlns:cx4="http://schemas.microsoft.com/office/drawing/2016/5/10/chartex" xmlns:cx5="http://schemas.microsoft.com/office/drawing/2016/5/11/chartex" xmlns:cx6="http://schemas.microsoft.com/office/drawing/2016/5/12/chartex" xmlns:cx7="http://schemas.microsoft.com/office/drawing/2016/5/13/chartex" xmlns:cx8="http://schemas.microsoft.com/office/drawing/2016/5/14/chartex" xmlns:mc="http://schemas.openxmlformats.org/markup-compatibility/2006" xmlns:aink="http://schemas.microsoft.com/office/drawing/2016/ink" xmlns:am3d="http://schemas.microsoft.com/office/drawing/2017/model3d" xmlns:o="urn:schemas-microsoft-com:office:office" xmlns:oel="http://schemas.microsoft.com/office/2019/extlst" xmlns:r="http://schemas.openxmlformats.org/officeDocument/2006/relationships" xmlns:m="http://schemas.openxmlformats.org/officeDocument/2006/math" xmlns:v="urn:schemas-microsoft-com:vml" xmlns:wp14="http://schemas.microsoft.com/office/word/2010/wordprocessingDrawing" xmlns:wp="http://schemas.openxmlformats.org/drawingml/2006/wordprocessingDrawing" xmlns:w10="urn:schemas-microsoft-com:office:word" xmlns:w="http://schemas.openxmlformats.org/wordprocessingml/2006/main" xmlns:w14="http://schemas.microsoft.com/office/word/2010/wordml" xmlns:w15="http://schemas.microsoft.com/office/word/2012/wordml" xmlns:w16cex="http://schemas.microsoft.com/office/word/2018/wordml/cex" xmlns:w16cid="http://schemas.microsoft.com/office/word/2016/wordml/cid" xmlns:w16="http://schemas.microsoft.com/office/word/2018/wordml" xmlns:w16du="http://schemas.microsoft.com/office/word/2023/wordml/word16du" xmlns:w16sdtdh="http://schemas.microsoft.com/office/word/2020/wordml/sdtdatahash" xmlns:w16sdtfl="http://schemas.microsoft.com/office/word/2024/wordml/sdtformatlock" xmlns:w16se="http://schemas.microsoft.com/office/word/2015/wordml/symex" xmlns:wpg="http://schemas.microsoft.com/office/word/2010/wordprocessingGroup" xmlns:wpi="http://schemas.microsoft.com/office/word/2010/wordprocessingInk" xmlns:wne="http://schemas.microsoft.com/office/word/2006/wordml" xmlns:wps="http://schemas.microsoft.com/office/word/2010/wordprocessingShape" mc:Ignorable="w14 w15 w16se w16cid w16 w16cex w16sdtdh w16sdtfl w16du wp14">
+  <w:endnote w:type="separator" w:id="-1">
+    <w:p>
+      <w:pPr>
+        <w:spacing w:after="0" w:line="240" w:lineRule="auto"/>
+      </w:pPr>
+      <w:r>
+        <w:separator/>
+      </w:r>
+    </w:p>
+  </w:endnote>
+  <w:endnote w:type="continuationSeparator" w:id="0">
+    <w:p>
+      <w:pPr>
+        <w:spacing w:after="0" w:line="240" w:lineRule="auto"/>
+      </w:pPr>
+      <w:r>
+        <w:continuationSeparator/>
+      </w:r>
+    </w:p>
+  </w:endnote>
+</w:endnotes>
+</file>
+
+<file path=word/footer1.xml><?xml version="1.0" encoding="utf-8"?>
+<w:ftr xmlns:wpc="http://schemas.microsoft.com/office/word/2010/wordprocessingCanvas" xmlns:cx="http://schemas.microsoft.com/office/drawing/2014/chartex" xmlns:cx1="http://schemas.microsoft.com/office/drawing/2015/9/8/chartex" xmlns:cx2="http://schemas.microsoft.com/office/drawing/2015/10/21/chartex" xmlns:cx3="http://schemas.microsoft.com/office/drawing/2016/5/9/chartex" xmlns:cx4="http://schemas.microsoft.com/office/drawing/2016/5/10/chartex" xmlns:cx5="http://schemas.microsoft.com/office/drawing/2016/5/11/chartex" xmlns:cx6="http://schemas.microsoft.com/office/drawing/2016/5/12/chartex" xmlns:cx7="http://schemas.microsoft.com/office/drawing/2016/5/13/chartex" xmlns:cx8="http://schemas.microsoft.com/office/drawing/2016/5/14/chartex" xmlns:mc="http://schemas.openxmlformats.org/markup-compatibility/2006" xmlns:aink="http://schemas.microsoft.com/office/drawing/2016/ink" xmlns:am3d="http://schemas.microsoft.com/office/drawing/2017/model3d" xmlns:o="urn:schemas-microsoft-com:office:office" xmlns:oel="http://schemas.microsoft.com/office/2019/extlst" xmlns:r="http://schemas.openxmlformats.org/officeDocument/2006/relationships" xmlns:m="http://schemas.openxmlformats.org/officeDocument/2006/math" xmlns:v="urn:schemas-microsoft-com:vml" xmlns:wp14="http://schemas.microsoft.com/office/word/2010/wordprocessingDrawing" xmlns:wp="http://schemas.openxmlformats.org/drawingml/2006/wordprocessingDrawing" xmlns:w10="urn:schemas-microsoft-com:office:word" xmlns:w="http://schemas.openxmlformats.org/wordprocessingml/2006/main" xmlns:w14="http://schemas.microsoft.com/office/word/2010/wordml" xmlns:w15="http://schemas.microsoft.com/office/word/2012/wordml" xmlns:w16cex="http://schemas.microsoft.com/office/word/2018/wordml/cex" xmlns:w16cid="http://schemas.microsoft.com/office/word/2016/wordml/cid" xmlns:w16="http://schemas.microsoft.com/office/word/2018/wordml" xmlns:w16du="http://schemas.microsoft.com/office/word/2023/wordml/word16du" xmlns:w16sdtdh="http://schemas.microsoft.com/office/word/2020/wordml/sdtdatahash" xmlns:w16sdtfl="http://schemas.microsoft.com/office/word/2024/wordml/sdtformatlock" xmlns:w16se="http://schemas.microsoft.com/office/word/2015/wordml/symex" xmlns:wpg="http://schemas.microsoft.com/office/word/2010/wordprocessingGroup" xmlns:wpi="http://schemas.microsoft.com/office/word/2010/wordprocessingInk" xmlns:wne="http://schemas.microsoft.com/office/word/2006/wordml" xmlns:wps="http://schemas.microsoft.com/office/word/2010/wordprocessingShape" mc:Ignorable="w14 w15 w16se w16cid w16 w16cex w16sdtdh w16sdtfl w16du wp14">
+  <w:sdt>
+    <w:sdtPr>
+      <w:id w:val="-1436752461"/>
+      <w:docPartObj>
+        <w:docPartGallery w:val="Page Numbers (Bottom of Page)"/>
+        <w:docPartUnique/>
+      </w:docPartObj>
+    </w:sdtPr>
+    <w:sdtContent>
+      <w:p>
+        <w:pPr>
+          <w:pStyle w:val="Footer"/>
+          <w:jc w:val="center"/>
+        </w:pPr>
+        <w:r>
+          <w:fldChar w:fldCharType="begin"/>
+        </w:r>
+        <w:r>
+          <w:instrText xml:space="preserve"> PAGE   \* MERGEFORMAT </w:instrText>
+        </w:r>
+        <w:r>
+          <w:fldChar w:fldCharType="separate"/>
+        </w:r>
+        <w:r>
+          <w:rPr>
+            <w:noProof/>
+          </w:rPr>
+          <w:t>2</w:t>
+        </w:r>
+        <w:r>
+          <w:rPr>
+            <w:noProof/>
+          </w:rPr>
+          <w:fldChar w:fldCharType="end"/>
+        </w:r>
+      </w:p>
+    </w:sdtContent>
+  </w:sdt>
+  <w:p>
+    <w:pPr>
+      <w:pStyle w:val="Footer"/>
+    </w:pPr>
+  </w:p>
+</w:ftr>
+</file>
+
+<file path=word/footnotes.xml><?xml version="1.0" encoding="utf-8"?>
+<w:footnotes xmlns:wpc="http://schemas.microsoft.com/office/word/2010/wordprocessingCanvas" xmlns:cx="http://schemas.microsoft.com/office/drawing/2014/chartex" xmlns:cx1="http://schemas.microsoft.com/office/drawing/2015/9/8/chartex" xmlns:cx2="http://schemas.microsoft.com/office/drawing/2015/10/21/chartex" xmlns:cx3="http://schemas.microsoft.com/office/drawing/2016/5/9/chartex" xmlns:cx4="http://schemas.microsoft.com/office/drawing/2016/5/10/chartex" xmlns:cx5="http://schemas.microsoft.com/office/drawing/2016/5/11/chartex" xmlns:cx6="http://schemas.microsoft.com/office/drawing/2016/5/12/chartex" xmlns:cx7="http://schemas.microsoft.com/office/drawing/2016/5/13/chartex" xmlns:cx8="http://schemas.microsoft.com/office/drawing/2016/5/14/chartex" xmlns:mc="http://schemas.openxmlformats.org/markup-compatibility/2006" xmlns:aink="http://schemas.microsoft.com/office/drawing/2016/ink" xmlns:am3d="http://schemas.microsoft.com/office/drawing/2017/model3d" xmlns:o="urn:schemas-microsoft-com:office:office" xmlns:oel="http://schemas.microsoft.com/office/2019/extlst" xmlns:r="http://schemas.openxmlformats.org/officeDocument/2006/relationships" xmlns:m="http://schemas.openxmlformats.org/officeDocument/2006/math" xmlns:v="urn:schemas-microsoft-com:vml" xmlns:wp14="http://schemas.microsoft.com/office/word/2010/wordprocessingDrawing" xmlns:wp="http://schemas.openxmlformats.org/drawingml/2006/wordprocessingDrawing" xmlns:w10="urn:schemas-microsoft-com:office:word" xmlns:w="http://schemas.openxmlformats.org/wordprocessingml/2006/main" xmlns:w14="http://schemas.microsoft.com/office/word/2010/wordml" xmlns:w15="http://schemas.microsoft.com/office/word/2012/wordml" xmlns:w16cex="http://schemas.microsoft.com/office/word/2018/wordml/cex" xmlns:w16cid="http://schemas.microsoft.com/office/word/2016/wordml/cid" xmlns:w16="http://schemas.microsoft.com/office/word/2018/wordml" xmlns:w16du="http://schemas.microsoft.com/office/word/2023/wordml/word16du" xmlns:w16sdtdh="http://schemas.microsoft.com/office/word/2020/wordml/sdtdatahash" xmlns:w16sdtfl="http://schemas.microsoft.com/office/word/2024/wordml/sdtformatlock" xmlns:w16se="http://schemas.microsoft.com/office/word/2015/wordml/symex" xmlns:wpg="http://schemas.microsoft.com/office/word/2010/wordprocessingGroup" xmlns:wpi="http://schemas.microsoft.com/office/word/2010/wordprocessingInk" xmlns:wne="http://schemas.microsoft.com/office/word/2006/wordml" xmlns:wps="http://schemas.microsoft.com/office/word/2010/wordprocessingShape" mc:Ignorable="w14 w15 w16se w16cid w16 w16cex w16sdtdh w16sdtfl w16du wp14">
+  <w:footnote w:type="separator" w:id="-1">
+    <w:p>
+      <w:pPr>
+        <w:spacing w:after="0" w:line="240" w:lineRule="auto"/>
+      </w:pPr>
+      <w:r>
+        <w:separator/>
+      </w:r>
+    </w:p>
+  </w:footnote>
+  <w:footnote w:type="continuationSeparator" w:id="0">
+    <w:p>
+      <w:pPr>
+        <w:spacing w:after="0" w:line="240" w:lineRule="auto"/>
+      </w:pPr>
+      <w:r>
+        <w:continuationSeparator/>
+      </w:r>
+    </w:p>
+  </w:footnote>
+</w:footnotes>
+</file>
+
 <file path=word/numbering.xml><?xml version="1.0" encoding="utf-8"?>
-<w:numbering xmlns:wpc="http://schemas.microsoft.com/office/word/2010/wordprocessingCanvas" xmlns:cx="http://schemas.microsoft.com/office/drawing/2014/chartex" xmlns:mc="http://schemas.openxmlformats.org/markup-compatibility/2006" xmlns:o="urn:schemas-microsoft-com:office:office" xmlns:r="http://schemas.openxmlformats.org/officeDocument/2006/relationships" xmlns:m="http://schemas.openxmlformats.org/officeDocument/2006/math" xmlns:v="urn:schemas-microsoft-com:vml" xmlns:wp14="http://schemas.microsoft.com/office/word/2010/wordprocessingDrawing" xmlns:wp="http://schemas.openxmlformats.org/drawingml/2006/wordprocessingDrawing" xmlns:w10="urn:schemas-microsoft-com:office:word" xmlns:w="http://schemas.openxmlformats.org/wordprocessingml/2006/main" xmlns:w14="http://schemas.microsoft.com/office/word/2010/wordml" xmlns:w15="http://schemas.microsoft.com/office/word/2012/wordml" xmlns:w16se="http://schemas.microsoft.com/office/word/2015/wordml/symex" xmlns:wpg="http://schemas.microsoft.com/office/word/2010/wordprocessingGroup" xmlns:wpi="http://schemas.microsoft.com/office/word/2010/wordprocessingInk" xmlns:wne="http://schemas.microsoft.com/office/word/2006/wordml" xmlns:wps="http://schemas.microsoft.com/office/word/2010/wordprocessingShape" mc:Ignorable="w14 w15 w16se wp14">
+<w:numbering xmlns:wpc="http://schemas.microsoft.com/office/word/2010/wordprocessingCanvas" xmlns:cx="http://schemas.microsoft.com/office/drawing/2014/chartex" xmlns:cx1="http://schemas.microsoft.com/office/drawing/2015/9/8/chartex" xmlns:cx2="http://schemas.microsoft.com/office/drawing/2015/10/21/chartex" xmlns:cx3="http://schemas.microsoft.com/office/drawing/2016/5/9/chartex" xmlns:cx4="http://schemas.microsoft.com/office/drawing/2016/5/10/chartex" xmlns:cx5="http://schemas.microsoft.com/office/drawing/2016/5/11/chartex" xmlns:cx6="http://schemas.microsoft.com/office/drawing/2016/5/12/chartex" xmlns:cx7="http://schemas.microsoft.com/office/drawing/2016/5/13/chartex" xmlns:cx8="http://schemas.microsoft.com/office/drawing/2016/5/14/chartex" xmlns:mc="http://schemas.openxmlformats.org/markup-compatibility/2006" xmlns:aink="http://schemas.microsoft.com/office/drawing/2016/ink" xmlns:am3d="http://schemas.microsoft.com/office/drawing/2017/model3d" xmlns:o="urn:schemas-microsoft-com:office:office" xmlns:oel="http://schemas.microsoft.com/office/2019/extlst" xmlns:r="http://schemas.openxmlformats.org/officeDocument/2006/relationships" xmlns:m="http://schemas.openxmlformats.org/officeDocument/2006/math" xmlns:v="urn:schemas-microsoft-com:vml" xmlns:wp14="http://schemas.microsoft.com/office/word/2010/wordprocessingDrawing" xmlns:wp="http://schemas.openxmlformats.org/drawingml/2006/wordprocessingDrawing" xmlns:w10="urn:schemas-microsoft-com:office:word" xmlns:w="http://schemas.openxmlformats.org/wordprocessingml/2006/main" xmlns:w14="http://schemas.microsoft.com/office/word/2010/wordml" xmlns:w15="http://schemas.microsoft.com/office/word/2012/wordml" xmlns:w16cex="http://schemas.microsoft.com/office/word/2018/wordml/cex" xmlns:w16cid="http://schemas.microsoft.com/office/word/2016/wordml/cid" xmlns:w16="http://schemas.microsoft.com/office/word/2018/wordml" xmlns:w16du="http://schemas.microsoft.com/office/word/2023/wordml/word16du" xmlns:w16sdtdh="http://schemas.microsoft.com/office/word/2020/wordml/sdtdatahash" xmlns:w16sdtfl="http://schemas.microsoft.com/office/word/2024/wordml/sdtformatlock" xmlns:w16se="http://schemas.microsoft.com/office/word/2015/wordml/symex" xmlns:wpg="http://schemas.microsoft.com/office/word/2010/wordprocessingGroup" xmlns:wpi="http://schemas.microsoft.com/office/word/2010/wordprocessingInk" xmlns:wne="http://schemas.microsoft.com/office/word/2006/wordml" xmlns:wps="http://schemas.microsoft.com/office/word/2010/wordprocessingShape" mc:Ignorable="w14 w15 w16se w16cid w16 w16cex w16sdtdh w16sdtfl w16du wp14">
   <w:abstractNum w:abstractNumId="0" w15:restartNumberingAfterBreak="0">
     <w:nsid w:val="099546C8"/>
     <w:multiLevelType w:val="multilevel"/>
@@ -4105,6 +5376,128 @@
     </w:lvl>
   </w:abstractNum>
   <w:abstractNum w:abstractNumId="2" w15:restartNumberingAfterBreak="0">
+    <w:nsid w:val="257C4A89"/>
+    <w:multiLevelType w:val="multilevel"/>
+    <w:tmpl w:val="6E0A14E8"/>
+    <w:lvl w:ilvl="0">
+      <w:start w:val="1"/>
+      <w:numFmt w:val="decimal"/>
+      <w:lvlText w:val="%1.0"/>
+      <w:lvlJc w:val="left"/>
+      <w:pPr>
+        <w:ind w:left="360" w:hanging="360"/>
+      </w:pPr>
+      <w:rPr>
+        <w:rFonts w:hint="default"/>
+        <w:b/>
+      </w:rPr>
+    </w:lvl>
+    <w:lvl w:ilvl="1">
+      <w:start w:val="1"/>
+      <w:numFmt w:val="decimal"/>
+      <w:lvlText w:val="%1.%2"/>
+      <w:lvlJc w:val="left"/>
+      <w:pPr>
+        <w:ind w:left="1080" w:hanging="360"/>
+      </w:pPr>
+      <w:rPr>
+        <w:rFonts w:hint="default"/>
+        <w:b/>
+      </w:rPr>
+    </w:lvl>
+    <w:lvl w:ilvl="2">
+      <w:start w:val="1"/>
+      <w:numFmt w:val="decimal"/>
+      <w:lvlText w:val="%1.%2.%3"/>
+      <w:lvlJc w:val="left"/>
+      <w:pPr>
+        <w:ind w:left="2160" w:hanging="720"/>
+      </w:pPr>
+      <w:rPr>
+        <w:rFonts w:hint="default"/>
+        <w:b/>
+      </w:rPr>
+    </w:lvl>
+    <w:lvl w:ilvl="3">
+      <w:start w:val="1"/>
+      <w:numFmt w:val="decimal"/>
+      <w:lvlText w:val="%1.%2.%3.%4"/>
+      <w:lvlJc w:val="left"/>
+      <w:pPr>
+        <w:ind w:left="2880" w:hanging="720"/>
+      </w:pPr>
+      <w:rPr>
+        <w:rFonts w:hint="default"/>
+        <w:b/>
+      </w:rPr>
+    </w:lvl>
+    <w:lvl w:ilvl="4">
+      <w:start w:val="1"/>
+      <w:numFmt w:val="decimal"/>
+      <w:lvlText w:val="%1.%2.%3.%4.%5"/>
+      <w:lvlJc w:val="left"/>
+      <w:pPr>
+        <w:ind w:left="3960" w:hanging="1080"/>
+      </w:pPr>
+      <w:rPr>
+        <w:rFonts w:hint="default"/>
+        <w:b/>
+      </w:rPr>
+    </w:lvl>
+    <w:lvl w:ilvl="5">
+      <w:start w:val="1"/>
+      <w:numFmt w:val="decimal"/>
+      <w:lvlText w:val="%1.%2.%3.%4.%5.%6"/>
+      <w:lvlJc w:val="left"/>
+      <w:pPr>
+        <w:ind w:left="4680" w:hanging="1080"/>
+      </w:pPr>
+      <w:rPr>
+        <w:rFonts w:hint="default"/>
+        <w:b/>
+      </w:rPr>
+    </w:lvl>
+    <w:lvl w:ilvl="6">
+      <w:start w:val="1"/>
+      <w:numFmt w:val="decimal"/>
+      <w:lvlText w:val="%1.%2.%3.%4.%5.%6.%7"/>
+      <w:lvlJc w:val="left"/>
+      <w:pPr>
+        <w:ind w:left="5760" w:hanging="1440"/>
+      </w:pPr>
+      <w:rPr>
+        <w:rFonts w:hint="default"/>
+        <w:b/>
+      </w:rPr>
+    </w:lvl>
+    <w:lvl w:ilvl="7">
+      <w:start w:val="1"/>
+      <w:numFmt w:val="decimal"/>
+      <w:lvlText w:val="%1.%2.%3.%4.%5.%6.%7.%8"/>
+      <w:lvlJc w:val="left"/>
+      <w:pPr>
+        <w:ind w:left="6480" w:hanging="1440"/>
+      </w:pPr>
+      <w:rPr>
+        <w:rFonts w:hint="default"/>
+        <w:b/>
+      </w:rPr>
+    </w:lvl>
+    <w:lvl w:ilvl="8">
+      <w:start w:val="1"/>
+      <w:numFmt w:val="decimal"/>
+      <w:lvlText w:val="%1.%2.%3.%4.%5.%6.%7.%8.%9"/>
+      <w:lvlJc w:val="left"/>
+      <w:pPr>
+        <w:ind w:left="7560" w:hanging="1800"/>
+      </w:pPr>
+      <w:rPr>
+        <w:rFonts w:hint="default"/>
+        <w:b/>
+      </w:rPr>
+    </w:lvl>
+  </w:abstractNum>
+  <w:abstractNum w:abstractNumId="3" w15:restartNumberingAfterBreak="0">
     <w:nsid w:val="4C262145"/>
     <w:multiLevelType w:val="multilevel"/>
     <w:tmpl w:val="05226586"/>
@@ -4217,7 +5610,7 @@
       </w:pPr>
     </w:lvl>
   </w:abstractNum>
-  <w:abstractNum w:abstractNumId="3" w15:restartNumberingAfterBreak="0">
+  <w:abstractNum w:abstractNumId="4" w15:restartNumberingAfterBreak="0">
     <w:nsid w:val="4C5530E6"/>
     <w:multiLevelType w:val="multilevel"/>
     <w:tmpl w:val="498E1EBA"/>
@@ -4330,7 +5723,7 @@
       </w:pPr>
     </w:lvl>
   </w:abstractNum>
-  <w:abstractNum w:abstractNumId="4" w15:restartNumberingAfterBreak="0">
+  <w:abstractNum w:abstractNumId="5" w15:restartNumberingAfterBreak="0">
     <w:nsid w:val="615A0B2A"/>
     <w:multiLevelType w:val="multilevel"/>
     <w:tmpl w:val="088E8C54"/>
@@ -4443,8 +5836,8 @@
       </w:rPr>
     </w:lvl>
   </w:abstractNum>
-  <w:num w:numId="1">
-    <w:abstractNumId w:val="3"/>
+  <w:num w:numId="1" w16cid:durableId="98184495">
+    <w:abstractNumId w:val="4"/>
     <w:lvlOverride w:ilvl="0"/>
     <w:lvlOverride w:ilvl="1">
       <w:startOverride w:val="1"/>
@@ -4471,8 +5864,8 @@
       <w:startOverride w:val="1"/>
     </w:lvlOverride>
   </w:num>
-  <w:num w:numId="2">
-    <w:abstractNumId w:val="4"/>
+  <w:num w:numId="2" w16cid:durableId="256259248">
+    <w:abstractNumId w:val="5"/>
     <w:lvlOverride w:ilvl="0">
       <w:startOverride w:val="1"/>
     </w:lvlOverride>
@@ -4501,7 +5894,7 @@
       <w:startOverride w:val="1"/>
     </w:lvlOverride>
   </w:num>
-  <w:num w:numId="3">
+  <w:num w:numId="3" w16cid:durableId="1252272984">
     <w:abstractNumId w:val="0"/>
     <w:lvlOverride w:ilvl="0">
       <w:startOverride w:val="1"/>
@@ -4531,7 +5924,7 @@
       <w:startOverride w:val="1"/>
     </w:lvlOverride>
   </w:num>
-  <w:num w:numId="4">
+  <w:num w:numId="4" w16cid:durableId="2132429867">
     <w:abstractNumId w:val="1"/>
     <w:lvlOverride w:ilvl="0"/>
     <w:lvlOverride w:ilvl="1"/>
@@ -4557,8 +5950,8 @@
       <w:startOverride w:val="1"/>
     </w:lvlOverride>
   </w:num>
-  <w:num w:numId="5">
-    <w:abstractNumId w:val="2"/>
+  <w:num w:numId="5" w16cid:durableId="1217355293">
+    <w:abstractNumId w:val="3"/>
     <w:lvlOverride w:ilvl="0"/>
     <w:lvlOverride w:ilvl="1"/>
     <w:lvlOverride w:ilvl="2">
@@ -4583,11 +5976,14 @@
       <w:startOverride w:val="1"/>
     </w:lvlOverride>
   </w:num>
+  <w:num w:numId="6" w16cid:durableId="1154680932">
+    <w:abstractNumId w:val="2"/>
+  </w:num>
 </w:numbering>
 </file>
 
 <file path=word/styles.xml><?xml version="1.0" encoding="utf-8"?>
-<w:styles xmlns:mc="http://schemas.openxmlformats.org/markup-compatibility/2006" xmlns:r="http://schemas.openxmlformats.org/officeDocument/2006/relationships" xmlns:w="http://schemas.openxmlformats.org/wordprocessingml/2006/main" xmlns:w14="http://schemas.microsoft.com/office/word/2010/wordml" xmlns:w15="http://schemas.microsoft.com/office/word/2012/wordml" xmlns:w16se="http://schemas.microsoft.com/office/word/2015/wordml/symex" mc:Ignorable="w14 w15 w16se">
+<w:styles xmlns:mc="http://schemas.openxmlformats.org/markup-compatibility/2006" xmlns:r="http://schemas.openxmlformats.org/officeDocument/2006/relationships" xmlns:w="http://schemas.openxmlformats.org/wordprocessingml/2006/main" xmlns:w14="http://schemas.microsoft.com/office/word/2010/wordml" xmlns:w15="http://schemas.microsoft.com/office/word/2012/wordml" xmlns:w16cex="http://schemas.microsoft.com/office/word/2018/wordml/cex" xmlns:w16cid="http://schemas.microsoft.com/office/word/2016/wordml/cid" xmlns:w16="http://schemas.microsoft.com/office/word/2018/wordml" xmlns:w16du="http://schemas.microsoft.com/office/word/2023/wordml/word16du" xmlns:w16sdtdh="http://schemas.microsoft.com/office/word/2020/wordml/sdtdatahash" xmlns:w16sdtfl="http://schemas.microsoft.com/office/word/2024/wordml/sdtformatlock" xmlns:w16se="http://schemas.microsoft.com/office/word/2015/wordml/symex" mc:Ignorable="w14 w15 w16se w16cid w16 w16cex w16sdtdh w16sdtfl w16du">
   <w:docDefaults>
     <w:rPrDefault>
       <w:rPr>
@@ -4605,7 +6001,7 @@
       </w:pPr>
     </w:pPrDefault>
   </w:docDefaults>
-  <w:latentStyles w:defLockedState="0" w:defUIPriority="99" w:defSemiHidden="0" w:defUnhideWhenUsed="0" w:defQFormat="0" w:count="371">
+  <w:latentStyles w:defLockedState="0" w:defUIPriority="99" w:defSemiHidden="0" w:defUnhideWhenUsed="0" w:defQFormat="0" w:count="376">
     <w:lsdException w:name="Normal" w:uiPriority="0" w:qFormat="1"/>
     <w:lsdException w:name="heading 1" w:uiPriority="9" w:qFormat="1"/>
     <w:lsdException w:name="heading 2" w:semiHidden="1" w:uiPriority="9" w:unhideWhenUsed="1" w:qFormat="1"/>
@@ -4977,6 +6373,11 @@
     <w:lsdException w:name="List Table 5 Dark Accent 6" w:uiPriority="50"/>
     <w:lsdException w:name="List Table 6 Colorful Accent 6" w:uiPriority="51"/>
     <w:lsdException w:name="List Table 7 Colorful Accent 6" w:uiPriority="52"/>
+    <w:lsdException w:name="Mention" w:semiHidden="1" w:unhideWhenUsed="1"/>
+    <w:lsdException w:name="Smart Hyperlink" w:semiHidden="1" w:unhideWhenUsed="1"/>
+    <w:lsdException w:name="Hashtag" w:semiHidden="1" w:unhideWhenUsed="1"/>
+    <w:lsdException w:name="Unresolved Mention" w:semiHidden="1" w:unhideWhenUsed="1"/>
+    <w:lsdException w:name="Smart Link" w:semiHidden="1" w:unhideWhenUsed="1"/>
   </w:latentStyles>
   <w:style w:type="paragraph" w:default="1" w:styleId="Normal">
     <w:name w:val="Normal"/>
@@ -5185,7 +6586,6 @@
   <w:style w:type="character" w:default="1" w:styleId="DefaultParagraphFont">
     <w:name w:val="Default Paragraph Font"/>
     <w:uiPriority w:val="1"/>
-    <w:semiHidden/>
     <w:unhideWhenUsed/>
   </w:style>
   <w:style w:type="table" w:default="1" w:styleId="TableNormal">
@@ -5530,6 +6930,126 @@
       </w:tblBorders>
     </w:tblPr>
   </w:style>
+  <w:style w:type="paragraph" w:styleId="TOCHeading">
+    <w:name w:val="TOC Heading"/>
+    <w:basedOn w:val="Heading1"/>
+    <w:next w:val="Normal"/>
+    <w:uiPriority w:val="39"/>
+    <w:unhideWhenUsed/>
+    <w:qFormat/>
+    <w:rsid w:val="00363A4D"/>
+    <w:pPr>
+      <w:outlineLvl w:val="9"/>
+    </w:pPr>
+    <w:rPr>
+      <w:rFonts w:cstheme="majorBidi"/>
+      <w:color w:val="0F4761" w:themeColor="accent1" w:themeShade="BF"/>
+      <w:kern w:val="0"/>
+      <w:szCs w:val="32"/>
+      <w:lang w:bidi="ar-SA"/>
+      <w14:ligatures w14:val="none"/>
+    </w:rPr>
+  </w:style>
+  <w:style w:type="paragraph" w:styleId="TOC1">
+    <w:name w:val="toc 1"/>
+    <w:basedOn w:val="Normal"/>
+    <w:next w:val="Normal"/>
+    <w:autoRedefine/>
+    <w:uiPriority w:val="39"/>
+    <w:unhideWhenUsed/>
+    <w:rsid w:val="00363A4D"/>
+    <w:pPr>
+      <w:spacing w:after="100"/>
+    </w:pPr>
+    <w:rPr>
+      <w:rFonts w:cs="Angsana New"/>
+    </w:rPr>
+  </w:style>
+  <w:style w:type="paragraph" w:styleId="TOC2">
+    <w:name w:val="toc 2"/>
+    <w:basedOn w:val="Normal"/>
+    <w:next w:val="Normal"/>
+    <w:autoRedefine/>
+    <w:uiPriority w:val="39"/>
+    <w:unhideWhenUsed/>
+    <w:rsid w:val="00363A4D"/>
+    <w:pPr>
+      <w:spacing w:after="100"/>
+      <w:ind w:left="220"/>
+    </w:pPr>
+    <w:rPr>
+      <w:rFonts w:cs="Angsana New"/>
+    </w:rPr>
+  </w:style>
+  <w:style w:type="character" w:styleId="Hyperlink">
+    <w:name w:val="Hyperlink"/>
+    <w:basedOn w:val="DefaultParagraphFont"/>
+    <w:uiPriority w:val="99"/>
+    <w:unhideWhenUsed/>
+    <w:rsid w:val="00363A4D"/>
+    <w:rPr>
+      <w:color w:val="467886" w:themeColor="hyperlink"/>
+      <w:u w:val="single"/>
+    </w:rPr>
+  </w:style>
+  <w:style w:type="paragraph" w:styleId="Header">
+    <w:name w:val="header"/>
+    <w:basedOn w:val="Normal"/>
+    <w:link w:val="HeaderChar"/>
+    <w:uiPriority w:val="99"/>
+    <w:unhideWhenUsed/>
+    <w:rsid w:val="00363A4D"/>
+    <w:pPr>
+      <w:tabs>
+        <w:tab w:val="center" w:pos="4513"/>
+        <w:tab w:val="right" w:pos="9026"/>
+      </w:tabs>
+      <w:spacing w:after="0" w:line="240" w:lineRule="auto"/>
+    </w:pPr>
+    <w:rPr>
+      <w:rFonts w:cs="Angsana New"/>
+    </w:rPr>
+  </w:style>
+  <w:style w:type="character" w:customStyle="1" w:styleId="HeaderChar">
+    <w:name w:val="Header Char"/>
+    <w:basedOn w:val="DefaultParagraphFont"/>
+    <w:link w:val="Header"/>
+    <w:uiPriority w:val="99"/>
+    <w:rsid w:val="00363A4D"/>
+    <w:rPr>
+      <w:rFonts w:cs="Angsana New"/>
+      <w:szCs w:val="24"/>
+    </w:rPr>
+  </w:style>
+  <w:style w:type="paragraph" w:styleId="Footer">
+    <w:name w:val="footer"/>
+    <w:basedOn w:val="Normal"/>
+    <w:link w:val="FooterChar"/>
+    <w:uiPriority w:val="99"/>
+    <w:unhideWhenUsed/>
+    <w:rsid w:val="00363A4D"/>
+    <w:pPr>
+      <w:tabs>
+        <w:tab w:val="center" w:pos="4513"/>
+        <w:tab w:val="right" w:pos="9026"/>
+      </w:tabs>
+      <w:spacing w:after="0" w:line="240" w:lineRule="auto"/>
+    </w:pPr>
+    <w:rPr>
+      <w:rFonts w:cs="Angsana New"/>
+    </w:rPr>
+  </w:style>
+  <w:style w:type="character" w:customStyle="1" w:styleId="FooterChar">
+    <w:name w:val="Footer Char"/>
+    <w:basedOn w:val="DefaultParagraphFont"/>
+    <w:link w:val="Footer"/>
+    <w:uiPriority w:val="99"/>
+    <w:rsid w:val="00363A4D"/>
+    <w:rPr>
+      <w:rFonts w:cs="Angsana New"/>
+      <w:szCs w:val="24"/>
+    </w:rPr>
+  </w:style>
 </w:styles>
 </file>
 
@@ -5826,4 +7346,16 @@
     </a:ext>
   </a:extLst>
 </a:theme>
+</file>
+
+<file path=customXml/item1.xml><?xml version="1.0" encoding="utf-8"?>
+<b:Sources xmlns:b="http://schemas.openxmlformats.org/officeDocument/2006/bibliography" xmlns="http://schemas.openxmlformats.org/officeDocument/2006/bibliography" SelectedStyle="\APASixthEditionOfficeOnline.xsl" StyleName="APA" Version="6"/>
+</file>
+
+<file path=customXml/itemProps1.xml><?xml version="1.0" encoding="utf-8"?>
+<ds:datastoreItem xmlns:ds="http://schemas.openxmlformats.org/officeDocument/2006/customXml" ds:itemID="{6D9C8A80-1D9A-4D78-B599-A033B32932F6}">
+  <ds:schemaRefs>
+    <ds:schemaRef ds:uri="http://schemas.openxmlformats.org/officeDocument/2006/bibliography"/>
+  </ds:schemaRefs>
+</ds:datastoreItem>
 </file>
--- a/docs/assignment 1.docx
+++ b/docs/assignment 1.docx
@@ -1,6 +1,6 @@
 
 <file path=word/document.xml><?xml version="1.0" encoding="utf-8"?>
-<w:document xmlns:wpc="http://schemas.microsoft.com/office/word/2010/wordprocessingCanvas" xmlns:cx="http://schemas.microsoft.com/office/drawing/2014/chartex" xmlns:cx1="http://schemas.microsoft.com/office/drawing/2015/9/8/chartex" xmlns:cx2="http://schemas.microsoft.com/office/drawing/2015/10/21/chartex" xmlns:cx3="http://schemas.microsoft.com/office/drawing/2016/5/9/chartex" xmlns:cx4="http://schemas.microsoft.com/office/drawing/2016/5/10/chartex" xmlns:cx5="http://schemas.microsoft.com/office/drawing/2016/5/11/chartex" xmlns:cx6="http://schemas.microsoft.com/office/drawing/2016/5/12/chartex" xmlns:cx7="http://schemas.microsoft.com/office/drawing/2016/5/13/chartex" xmlns:cx8="http://schemas.microsoft.com/office/drawing/2016/5/14/chartex" xmlns:mc="http://schemas.openxmlformats.org/markup-compatibility/2006" xmlns:aink="http://schemas.microsoft.com/office/drawing/2016/ink" xmlns:am3d="http://schemas.microsoft.com/office/drawing/2017/model3d" xmlns:o="urn:schemas-microsoft-com:office:office" xmlns:oel="http://schemas.microsoft.com/office/2019/extlst" xmlns:r="http://schemas.openxmlformats.org/officeDocument/2006/relationships" xmlns:m="http://schemas.openxmlformats.org/officeDocument/2006/math" xmlns:v="urn:schemas-microsoft-com:vml" xmlns:wp14="http://schemas.microsoft.com/office/word/2010/wordprocessingDrawing" xmlns:wp="http://schemas.openxmlformats.org/drawingml/2006/wordprocessingDrawing" xmlns:w10="urn:schemas-microsoft-com:office:word" xmlns:w="http://schemas.openxmlformats.org/wordprocessingml/2006/main" xmlns:w14="http://schemas.microsoft.com/office/word/2010/wordml" xmlns:w15="http://schemas.microsoft.com/office/word/2012/wordml" xmlns:w16cex="http://schemas.microsoft.com/office/word/2018/wordml/cex" xmlns:w16cid="http://schemas.microsoft.com/office/word/2016/wordml/cid" xmlns:w16="http://schemas.microsoft.com/office/word/2018/wordml" xmlns:w16du="http://schemas.microsoft.com/office/word/2023/wordml/word16du" xmlns:w16sdtdh="http://schemas.microsoft.com/office/word/2020/wordml/sdtdatahash" xmlns:w16sdtfl="http://schemas.microsoft.com/office/word/2024/wordml/sdtformatlock" xmlns:w16se="http://schemas.microsoft.com/office/word/2015/wordml/symex" xmlns:wpg="http://schemas.microsoft.com/office/word/2010/wordprocessingGroup" xmlns:wpi="http://schemas.microsoft.com/office/word/2010/wordprocessingInk" xmlns:wne="http://schemas.microsoft.com/office/word/2006/wordml" xmlns:wps="http://schemas.microsoft.com/office/word/2010/wordprocessingShape" mc:Ignorable="w14 w15 w16se w16cid w16 w16cex w16sdtdh w16sdtfl w16du wp14">
+<w:document xmlns:wpc="http://schemas.microsoft.com/office/word/2010/wordprocessingCanvas" xmlns:cx="http://schemas.microsoft.com/office/drawing/2014/chartex" xmlns:mc="http://schemas.openxmlformats.org/markup-compatibility/2006" xmlns:o="urn:schemas-microsoft-com:office:office" xmlns:r="http://schemas.openxmlformats.org/officeDocument/2006/relationships" xmlns:m="http://schemas.openxmlformats.org/officeDocument/2006/math" xmlns:v="urn:schemas-microsoft-com:vml" xmlns:wp14="http://schemas.microsoft.com/office/word/2010/wordprocessingDrawing" xmlns:wp="http://schemas.openxmlformats.org/drawingml/2006/wordprocessingDrawing" xmlns:w10="urn:schemas-microsoft-com:office:word" xmlns:w="http://schemas.openxmlformats.org/wordprocessingml/2006/main" xmlns:w14="http://schemas.microsoft.com/office/word/2010/wordml" xmlns:w15="http://schemas.microsoft.com/office/word/2012/wordml" xmlns:w16se="http://schemas.microsoft.com/office/word/2015/wordml/symex" xmlns:wpg="http://schemas.microsoft.com/office/word/2010/wordprocessingGroup" xmlns:wpi="http://schemas.microsoft.com/office/word/2010/wordprocessingInk" xmlns:wne="http://schemas.microsoft.com/office/word/2006/wordml" xmlns:wps="http://schemas.microsoft.com/office/word/2010/wordprocessingShape" mc:Ignorable="w14 w15 w16se wp14">
   <w:body>
     <w:p>
       <w:pPr>
@@ -55,6 +55,7 @@
           <w:sz w:val="24"/>
         </w:rPr>
       </w:pPr>
+      <w:proofErr w:type="spellStart"/>
       <w:r>
         <w:rPr>
           <w:rFonts w:ascii="Times New Roman" w:hAnsi="Times New Roman"/>
@@ -62,7 +63,17 @@
           <w:bCs/>
           <w:sz w:val="24"/>
         </w:rPr>
-        <w:t>SmartPantry- Smart Food Waste Reduction App</w:t>
+        <w:t>SmartPantry</w:t>
+      </w:r>
+      <w:proofErr w:type="spellEnd"/>
+      <w:r>
+        <w:rPr>
+          <w:rFonts w:ascii="Times New Roman" w:hAnsi="Times New Roman"/>
+          <w:b/>
+          <w:bCs/>
+          <w:sz w:val="24"/>
+        </w:rPr>
+        <w:t>- Smart Food Waste Reduction App</w:t>
       </w:r>
     </w:p>
     <w:p>
@@ -107,7 +118,47 @@
           <w:bCs/>
           <w:sz w:val="24"/>
         </w:rPr>
-        <w:t>Team members: Sujina Tuladhar (E2300582)</w:t>
+        <w:t xml:space="preserve">Team members: </w:t>
+      </w:r>
+      <w:proofErr w:type="spellStart"/>
+      <w:r>
+        <w:rPr>
+          <w:rFonts w:ascii="Times New Roman" w:hAnsi="Times New Roman"/>
+          <w:b/>
+          <w:bCs/>
+          <w:sz w:val="24"/>
+        </w:rPr>
+        <w:t>Sujina</w:t>
+      </w:r>
+      <w:proofErr w:type="spellEnd"/>
+      <w:r>
+        <w:rPr>
+          <w:rFonts w:ascii="Times New Roman" w:hAnsi="Times New Roman"/>
+          <w:b/>
+          <w:bCs/>
+          <w:sz w:val="24"/>
+        </w:rPr>
+        <w:t xml:space="preserve"> </w:t>
+      </w:r>
+      <w:proofErr w:type="spellStart"/>
+      <w:r>
+        <w:rPr>
+          <w:rFonts w:ascii="Times New Roman" w:hAnsi="Times New Roman"/>
+          <w:b/>
+          <w:bCs/>
+          <w:sz w:val="24"/>
+        </w:rPr>
+        <w:t>Tuladhar</w:t>
+      </w:r>
+      <w:proofErr w:type="spellEnd"/>
+      <w:r>
+        <w:rPr>
+          <w:rFonts w:ascii="Times New Roman" w:hAnsi="Times New Roman"/>
+          <w:b/>
+          <w:bCs/>
+          <w:sz w:val="24"/>
+        </w:rPr>
+        <w:t xml:space="preserve"> (E2300582)</w:t>
       </w:r>
     </w:p>
     <w:p>
@@ -128,7 +179,27 @@
           <w:bCs/>
           <w:sz w:val="24"/>
         </w:rPr>
-        <w:t xml:space="preserve">                        Pasang Lama (E2400050)</w:t>
+        <w:t xml:space="preserve">                        </w:t>
+      </w:r>
+      <w:proofErr w:type="spellStart"/>
+      <w:r>
+        <w:rPr>
+          <w:rFonts w:ascii="Times New Roman" w:hAnsi="Times New Roman"/>
+          <w:b/>
+          <w:bCs/>
+          <w:sz w:val="24"/>
+        </w:rPr>
+        <w:t>Pasang</w:t>
+      </w:r>
+      <w:proofErr w:type="spellEnd"/>
+      <w:r>
+        <w:rPr>
+          <w:rFonts w:ascii="Times New Roman" w:hAnsi="Times New Roman"/>
+          <w:b/>
+          <w:bCs/>
+          <w:sz w:val="24"/>
+        </w:rPr>
+        <w:t xml:space="preserve"> Lama (E2400050)</w:t>
       </w:r>
     </w:p>
     <w:p>
@@ -149,7 +220,47 @@
           <w:bCs/>
           <w:sz w:val="24"/>
         </w:rPr>
-        <w:t xml:space="preserve">                 Manav Rawal( E2300</w:t>
+        <w:t xml:space="preserve">                 </w:t>
+      </w:r>
+      <w:proofErr w:type="spellStart"/>
+      <w:r>
+        <w:rPr>
+          <w:rFonts w:ascii="Times New Roman" w:hAnsi="Times New Roman"/>
+          <w:b/>
+          <w:bCs/>
+          <w:sz w:val="24"/>
+        </w:rPr>
+        <w:t>Manav</w:t>
+      </w:r>
+      <w:proofErr w:type="spellEnd"/>
+      <w:r>
+        <w:rPr>
+          <w:rFonts w:ascii="Times New Roman" w:hAnsi="Times New Roman"/>
+          <w:b/>
+          <w:bCs/>
+          <w:sz w:val="24"/>
+        </w:rPr>
+        <w:t xml:space="preserve"> </w:t>
+      </w:r>
+      <w:proofErr w:type="spellStart"/>
+      <w:r>
+        <w:rPr>
+          <w:rFonts w:ascii="Times New Roman" w:hAnsi="Times New Roman"/>
+          <w:b/>
+          <w:bCs/>
+          <w:sz w:val="24"/>
+        </w:rPr>
+        <w:t>Rawal</w:t>
+      </w:r>
+      <w:proofErr w:type="spellEnd"/>
+      <w:r>
+        <w:rPr>
+          <w:rFonts w:ascii="Times New Roman" w:hAnsi="Times New Roman"/>
+          <w:b/>
+          <w:bCs/>
+          <w:sz w:val="24"/>
+        </w:rPr>
+        <w:t>( E2300</w:t>
       </w:r>
       <w:r>
         <w:rPr>
@@ -196,6 +307,7 @@
           <w:docPartUnique/>
         </w:docPartObj>
       </w:sdtPr>
+      <w:sdtEndPr/>
       <w:sdtContent>
         <w:p>
           <w:pPr>
@@ -1254,6 +1366,7 @@
         <w:pStyle w:val="Heading1"/>
       </w:pPr>
       <w:bookmarkStart w:id="0" w:name="_Toc231999196"/>
+      <w:proofErr w:type="gramStart"/>
       <w:r>
         <w:lastRenderedPageBreak/>
         <w:t xml:space="preserve">1.0  </w:t>
@@ -1262,6 +1375,7 @@
         <w:t>Overview</w:t>
       </w:r>
       <w:bookmarkEnd w:id="0"/>
+      <w:proofErr w:type="gramEnd"/>
     </w:p>
     <w:p>
       <w:pPr>
@@ -1276,49 +1390,92 @@
           <w:rFonts w:ascii="Times New Roman" w:hAnsi="Times New Roman"/>
           <w:sz w:val="24"/>
         </w:rPr>
-        <w:t xml:space="preserve">Malaysia generates approximately 16,688 </w:t>
-      </w:r>
-      <w:r>
-        <w:rPr>
-          <w:rFonts w:ascii="Times New Roman" w:hAnsi="Times New Roman"/>
-          <w:sz w:val="24"/>
-        </w:rPr>
-        <w:t>tons</w:t>
-      </w:r>
-      <w:r>
-        <w:rPr>
-          <w:rFonts w:ascii="Times New Roman" w:hAnsi="Times New Roman"/>
-          <w:sz w:val="24"/>
-        </w:rPr>
-        <w:t xml:space="preserve"> of food waste daily, making it one of the highest per capita food waste producers in Southeast </w:t>
-      </w:r>
-      <w:r>
-        <w:rPr>
-          <w:rFonts w:ascii="Times New Roman" w:hAnsi="Times New Roman"/>
-          <w:sz w:val="24"/>
-        </w:rPr>
-        <w:t>Asia</w:t>
-      </w:r>
-      <w:r>
-        <w:rPr>
-          <w:rFonts w:ascii="Times New Roman" w:hAnsi="Times New Roman"/>
-          <w:sz w:val="24"/>
-        </w:rPr>
-        <w:t xml:space="preserve"> (Solid waste and Public Cleansing Management Corporation [SWCorp], 2023). The majority of waste originates from households due to poor food inventory management, lack of expiry date, awareness, and absence of food sharing platforms.</w:t>
-      </w:r>
-      <w:r>
-        <w:rPr>
-          <w:rFonts w:ascii="Times New Roman" w:hAnsi="Times New Roman"/>
-          <w:sz w:val="24"/>
-        </w:rPr>
-        <w:t xml:space="preserve"> </w:t>
-      </w:r>
-      <w:r>
-        <w:rPr>
-          <w:rFonts w:ascii="Times New Roman" w:hAnsi="Times New Roman"/>
-          <w:sz w:val="24"/>
-        </w:rPr>
-        <w:t>According to Yeong (2024), Malaysians waste food worth billions of ringgit annually, despite many households facing rising food costs. SavePlate is proposed as a direct solution to this critical environmental and social problem, in alignment with the United Nations Sustainable Development Goal 12 (Responsible Consumption and Production) and Malaysia's National Food Security Policy.</w:t>
+        <w:t xml:space="preserve">Malaysia is one </w:t>
+      </w:r>
+      <w:r>
+        <w:rPr>
+          <w:rFonts w:ascii="Times New Roman" w:hAnsi="Times New Roman"/>
+          <w:sz w:val="24"/>
+        </w:rPr>
+        <w:t>of the highest per capita food waste producers in Southeast Asia, with waste production of about 16,688 tons per day (Solid waste and Public Cleansing Management Corporation [</w:t>
+      </w:r>
+      <w:proofErr w:type="spellStart"/>
+      <w:r>
+        <w:rPr>
+          <w:rFonts w:ascii="Times New Roman" w:hAnsi="Times New Roman"/>
+          <w:sz w:val="24"/>
+        </w:rPr>
+        <w:t>SWCorp</w:t>
+      </w:r>
+      <w:proofErr w:type="spellEnd"/>
+      <w:r>
+        <w:rPr>
+          <w:rFonts w:ascii="Times New Roman" w:hAnsi="Times New Roman"/>
+          <w:sz w:val="24"/>
+        </w:rPr>
+        <w:t xml:space="preserve">] 2023). Poor food inventory management, lack of expiry date, awareness and no platform for food sharing are the main reasons for the majority of waste coming from household waste in the country. Malaysians </w:t>
+      </w:r>
+      <w:proofErr w:type="spellStart"/>
+      <w:r>
+        <w:rPr>
+          <w:rFonts w:ascii="Times New Roman" w:hAnsi="Times New Roman"/>
+          <w:sz w:val="24"/>
+        </w:rPr>
+        <w:t>continu</w:t>
+      </w:r>
+      <w:r>
+        <w:rPr>
+          <w:rFonts w:ascii="Times New Roman" w:hAnsi="Times New Roman"/>
+          <w:sz w:val="24"/>
+        </w:rPr>
+        <w:t>u</w:t>
+      </w:r>
+      <w:r>
+        <w:rPr>
+          <w:rFonts w:ascii="Times New Roman" w:hAnsi="Times New Roman"/>
+          <w:sz w:val="24"/>
+        </w:rPr>
+        <w:t>e</w:t>
+      </w:r>
+      <w:proofErr w:type="spellEnd"/>
+      <w:r>
+        <w:rPr>
+          <w:rFonts w:ascii="Times New Roman" w:hAnsi="Times New Roman"/>
+          <w:sz w:val="24"/>
+        </w:rPr>
+        <w:t xml:space="preserve"> to spend billions of RM annually on food waste despite the rising cost of food for many households. according to </w:t>
+      </w:r>
+      <w:proofErr w:type="spellStart"/>
+      <w:r>
+        <w:rPr>
+          <w:rFonts w:ascii="Times New Roman" w:hAnsi="Times New Roman"/>
+          <w:sz w:val="24"/>
+        </w:rPr>
+        <w:t>Yeong</w:t>
+      </w:r>
+      <w:proofErr w:type="spellEnd"/>
+      <w:r>
+        <w:rPr>
+          <w:rFonts w:ascii="Times New Roman" w:hAnsi="Times New Roman"/>
+          <w:sz w:val="24"/>
+        </w:rPr>
+        <w:t xml:space="preserve"> (2024). </w:t>
+      </w:r>
+      <w:proofErr w:type="spellStart"/>
+      <w:r>
+        <w:rPr>
+          <w:rFonts w:ascii="Times New Roman" w:hAnsi="Times New Roman"/>
+          <w:sz w:val="24"/>
+        </w:rPr>
+        <w:t>SavePlate</w:t>
+      </w:r>
+      <w:proofErr w:type="spellEnd"/>
+      <w:r>
+        <w:rPr>
+          <w:rFonts w:ascii="Times New Roman" w:hAnsi="Times New Roman"/>
+          <w:sz w:val="24"/>
+        </w:rPr>
+        <w:t xml:space="preserve"> is envisioned to be a direct remedy to this pressing environmental and social issue, consistent with the United Nations Sustainable Development Goal 12 (Responsible Consumption and Production) and the National Food Security Policy of Malaysia.</w:t>
       </w:r>
     </w:p>
     <w:p>
@@ -1334,7 +1491,23 @@
           <w:rFonts w:ascii="Times New Roman" w:hAnsi="Times New Roman"/>
           <w:sz w:val="24"/>
         </w:rPr>
-        <w:t>The primary customers and users of Saveplate are individuals and families of Malaysian household who purchase, store and prepare food at home. Secondary users includes community members who wish to donate surplus food items or claim donations from neighbors within their local area.</w:t>
+        <w:t xml:space="preserve">The primary customers and users of </w:t>
+      </w:r>
+      <w:proofErr w:type="spellStart"/>
+      <w:r>
+        <w:rPr>
+          <w:rFonts w:ascii="Times New Roman" w:hAnsi="Times New Roman"/>
+          <w:sz w:val="24"/>
+        </w:rPr>
+        <w:t>Saveplate</w:t>
+      </w:r>
+      <w:proofErr w:type="spellEnd"/>
+      <w:r>
+        <w:rPr>
+          <w:rFonts w:ascii="Times New Roman" w:hAnsi="Times New Roman"/>
+          <w:sz w:val="24"/>
+        </w:rPr>
+        <w:t xml:space="preserve"> are individuals and families of Malaysian household, who buy, store and cook food at home. Secondary users are community members who would like to give away extra food or receive food from neighbors in their neighborhood.</w:t>
       </w:r>
     </w:p>
     <w:p>
@@ -1345,12 +1518,21 @@
           <w:sz w:val="24"/>
         </w:rPr>
       </w:pPr>
-      <w:r>
-        <w:rPr>
-          <w:rFonts w:ascii="Times New Roman" w:hAnsi="Times New Roman"/>
-          <w:sz w:val="24"/>
-        </w:rPr>
-        <w:t>SavePlate is a new product as there is no existing system being extended. It will be developed from scratch as a fully functional web based application covering six main use cases that includes User registration and Privacy Settings, Manage food inventory, browse food items and donations, food analytics, view notifications and plan weekly meals.</w:t>
+      <w:proofErr w:type="spellStart"/>
+      <w:r>
+        <w:rPr>
+          <w:rFonts w:ascii="Times New Roman" w:hAnsi="Times New Roman"/>
+          <w:sz w:val="24"/>
+        </w:rPr>
+        <w:t>SavePlate</w:t>
+      </w:r>
+      <w:proofErr w:type="spellEnd"/>
+      <w:r>
+        <w:rPr>
+          <w:rFonts w:ascii="Times New Roman" w:hAnsi="Times New Roman"/>
+          <w:sz w:val="24"/>
+        </w:rPr>
+        <w:t xml:space="preserve"> is a new product as there is no existing system being extended. It will be designed from scratch to be a fully functional web based application with six major use cases which will include User registration and Privacy Settings, Manage food inventory, Browse food items and donations, food analytics, View notifications and Plan weekly meals.</w:t>
       </w:r>
     </w:p>
     <w:p>
@@ -1366,7 +1548,39 @@
           <w:rFonts w:ascii="Times New Roman" w:hAnsi="Times New Roman"/>
           <w:sz w:val="24"/>
         </w:rPr>
-        <w:t>There is no financial cost because this is an academic project created as a part of HELP University’s BIT216 Software Engineering principles course. We three team members will complete all development as required by the question. Ganttproject for scheduling, GitHub for version control, Figma(free) for wireframing, and React.js/Node.js as the development framework are a few of the free and open source tools that will be used throughout the project.</w:t>
+        <w:t xml:space="preserve">The financial cost to the client is none since it is an academic project that is produced as part of the BIT216 Software Engineering principles course at HELP University. All development will be completed by us three team members as per question. Throughout the project, we will be using some free and open source tools like </w:t>
+      </w:r>
+      <w:proofErr w:type="spellStart"/>
+      <w:r>
+        <w:rPr>
+          <w:rFonts w:ascii="Times New Roman" w:hAnsi="Times New Roman"/>
+          <w:sz w:val="24"/>
+        </w:rPr>
+        <w:t>Ganttproject</w:t>
+      </w:r>
+      <w:proofErr w:type="spellEnd"/>
+      <w:r>
+        <w:rPr>
+          <w:rFonts w:ascii="Times New Roman" w:hAnsi="Times New Roman"/>
+          <w:sz w:val="24"/>
+        </w:rPr>
+        <w:t xml:space="preserve"> for scheduling, GitHub for version control, </w:t>
+      </w:r>
+      <w:proofErr w:type="spellStart"/>
+      <w:r>
+        <w:rPr>
+          <w:rFonts w:ascii="Times New Roman" w:hAnsi="Times New Roman"/>
+          <w:sz w:val="24"/>
+        </w:rPr>
+        <w:t>Figma</w:t>
+      </w:r>
+      <w:proofErr w:type="spellEnd"/>
+      <w:r>
+        <w:rPr>
+          <w:rFonts w:ascii="Times New Roman" w:hAnsi="Times New Roman"/>
+          <w:sz w:val="24"/>
+        </w:rPr>
+        <w:t>(free) for wire framing and development framework: React.js/Node.js will be used.</w:t>
       </w:r>
     </w:p>
     <w:p>
@@ -1382,36 +1596,69 @@
           <w:rFonts w:ascii="Times New Roman" w:hAnsi="Times New Roman"/>
           <w:sz w:val="24"/>
         </w:rPr>
-        <w:t xml:space="preserve">The project will be developed over 14 weeks from 18 May 2026 to 21 </w:t>
-      </w:r>
-      <w:r>
-        <w:rPr>
-          <w:rFonts w:ascii="Times New Roman" w:hAnsi="Times New Roman"/>
-          <w:sz w:val="24"/>
-        </w:rPr>
-        <w:t>August</w:t>
-      </w:r>
-      <w:r>
-        <w:rPr>
-          <w:rFonts w:ascii="Times New Roman" w:hAnsi="Times New Roman"/>
-          <w:sz w:val="24"/>
-        </w:rPr>
-        <w:t xml:space="preserve"> 2026 following an Iterative and incremental methodology with two iterations. Iteration 1 includes usecase 1 to usecase 3 that will be completed by 14</w:t>
-      </w:r>
-      <w:r>
-        <w:rPr>
-          <w:rFonts w:ascii="Times New Roman" w:hAnsi="Times New Roman"/>
-          <w:sz w:val="24"/>
-          <w:vertAlign w:val="superscript"/>
-        </w:rPr>
-        <w:t>th</w:t>
-      </w:r>
-      <w:r>
-        <w:rPr>
-          <w:rFonts w:ascii="Times New Roman" w:hAnsi="Times New Roman"/>
-          <w:sz w:val="24"/>
-        </w:rPr>
-        <w:t xml:space="preserve"> July 2026 and Iteration 2 includes usecase 4 to usecase 6 that will be completed by 21 August 2026.</w:t>
+        <w:t xml:space="preserve">The project will be done in 14 weeks starting from 18/05/2026 to 21/08/2026 based on Iterative and incremental with 2 iterations. </w:t>
+      </w:r>
+      <w:proofErr w:type="spellStart"/>
+      <w:r>
+        <w:rPr>
+          <w:rFonts w:ascii="Times New Roman" w:hAnsi="Times New Roman"/>
+          <w:sz w:val="24"/>
+        </w:rPr>
+        <w:t>Usecases</w:t>
+      </w:r>
+      <w:proofErr w:type="spellEnd"/>
+      <w:r>
+        <w:rPr>
+          <w:rFonts w:ascii="Times New Roman" w:hAnsi="Times New Roman"/>
+          <w:sz w:val="24"/>
+        </w:rPr>
+        <w:t xml:space="preserve"> 1 through 3 will be </w:t>
+      </w:r>
+      <w:proofErr w:type="spellStart"/>
+      <w:r>
+        <w:rPr>
+          <w:rFonts w:ascii="Times New Roman" w:hAnsi="Times New Roman"/>
+          <w:sz w:val="24"/>
+        </w:rPr>
+        <w:t>finishe</w:t>
+      </w:r>
+      <w:r>
+        <w:rPr>
+          <w:rFonts w:ascii="Times New Roman" w:hAnsi="Times New Roman"/>
+          <w:sz w:val="24"/>
+        </w:rPr>
+        <w:t>d</w:t>
+      </w:r>
+      <w:r>
+        <w:rPr>
+          <w:rFonts w:ascii="Times New Roman" w:hAnsi="Times New Roman"/>
+          <w:sz w:val="24"/>
+        </w:rPr>
+        <w:t>d</w:t>
+      </w:r>
+      <w:proofErr w:type="spellEnd"/>
+      <w:r>
+        <w:rPr>
+          <w:rFonts w:ascii="Times New Roman" w:hAnsi="Times New Roman"/>
+          <w:sz w:val="24"/>
+        </w:rPr>
+        <w:t xml:space="preserve"> by July 14, 2026, in Iteration 1, and </w:t>
+      </w:r>
+      <w:proofErr w:type="spellStart"/>
+      <w:r>
+        <w:rPr>
+          <w:rFonts w:ascii="Times New Roman" w:hAnsi="Times New Roman"/>
+          <w:sz w:val="24"/>
+        </w:rPr>
+        <w:t>Usecases</w:t>
+      </w:r>
+      <w:proofErr w:type="spellEnd"/>
+      <w:r>
+        <w:rPr>
+          <w:rFonts w:ascii="Times New Roman" w:hAnsi="Times New Roman"/>
+          <w:sz w:val="24"/>
+        </w:rPr>
+        <w:t xml:space="preserve"> 4 through 6 will be finished by August 21, 2026, in Iteration 2.</w:t>
       </w:r>
     </w:p>
     <w:p>
@@ -1431,50 +1678,68 @@
           <w:sz w:val="24"/>
         </w:rPr>
       </w:pPr>
-    </w:p>
-    <w:p>
-      <w:pPr>
-        <w:spacing w:line="360" w:lineRule="auto"/>
-        <w:rPr>
-          <w:rFonts w:ascii="Times New Roman" w:hAnsi="Times New Roman"/>
-          <w:sz w:val="24"/>
-        </w:rPr>
-      </w:pPr>
-    </w:p>
-    <w:p>
-      <w:pPr>
-        <w:pStyle w:val="Heading1"/>
-        <w:spacing w:line="360" w:lineRule="auto"/>
-        <w:rPr>
-          <w:rFonts w:ascii="Times New Roman" w:hAnsi="Times New Roman"/>
-          <w:sz w:val="24"/>
-        </w:rPr>
-      </w:pPr>
-      <w:bookmarkStart w:id="1" w:name="_Toc231999197"/>
-      <w:r>
-        <w:rPr>
-          <w:rFonts w:ascii="Times New Roman" w:hAnsi="Times New Roman"/>
-          <w:sz w:val="24"/>
-        </w:rPr>
-        <w:lastRenderedPageBreak/>
-        <w:t>2.0  Project Aims</w:t>
-      </w:r>
+      <w:bookmarkStart w:id="1" w:name="_GoBack"/>
       <w:bookmarkEnd w:id="1"/>
     </w:p>
     <w:p>
       <w:pPr>
+        <w:pStyle w:val="Heading1"/>
         <w:spacing w:line="360" w:lineRule="auto"/>
         <w:rPr>
           <w:rFonts w:ascii="Times New Roman" w:hAnsi="Times New Roman"/>
           <w:sz w:val="24"/>
         </w:rPr>
       </w:pPr>
-      <w:r>
-        <w:rPr>
-          <w:rFonts w:ascii="Times New Roman" w:hAnsi="Times New Roman"/>
-          <w:sz w:val="24"/>
-        </w:rPr>
-        <w:t>The aims of the SavePlate project are:</w:t>
+      <w:bookmarkStart w:id="2" w:name="_Toc231999197"/>
+      <w:proofErr w:type="gramStart"/>
+      <w:r>
+        <w:rPr>
+          <w:rFonts w:ascii="Times New Roman" w:hAnsi="Times New Roman"/>
+          <w:sz w:val="24"/>
+        </w:rPr>
+        <w:lastRenderedPageBreak/>
+        <w:t>2.0  Project</w:t>
+      </w:r>
+      <w:proofErr w:type="gramEnd"/>
+      <w:r>
+        <w:rPr>
+          <w:rFonts w:ascii="Times New Roman" w:hAnsi="Times New Roman"/>
+          <w:sz w:val="24"/>
+        </w:rPr>
+        <w:t xml:space="preserve"> Aims</w:t>
+      </w:r>
+      <w:bookmarkEnd w:id="2"/>
+    </w:p>
+    <w:p>
+      <w:pPr>
+        <w:spacing w:line="360" w:lineRule="auto"/>
+        <w:rPr>
+          <w:rFonts w:ascii="Times New Roman" w:hAnsi="Times New Roman"/>
+          <w:sz w:val="24"/>
+        </w:rPr>
+      </w:pPr>
+      <w:r>
+        <w:rPr>
+          <w:rFonts w:ascii="Times New Roman" w:hAnsi="Times New Roman"/>
+          <w:sz w:val="24"/>
+        </w:rPr>
+        <w:t xml:space="preserve">The aims of the </w:t>
+      </w:r>
+      <w:proofErr w:type="spellStart"/>
+      <w:r>
+        <w:rPr>
+          <w:rFonts w:ascii="Times New Roman" w:hAnsi="Times New Roman"/>
+          <w:sz w:val="24"/>
+        </w:rPr>
+        <w:t>SavePlate</w:t>
+      </w:r>
+      <w:proofErr w:type="spellEnd"/>
+      <w:r>
+        <w:rPr>
+          <w:rFonts w:ascii="Times New Roman" w:hAnsi="Times New Roman"/>
+          <w:sz w:val="24"/>
+        </w:rPr>
+        <w:t xml:space="preserve"> project are:</w:t>
       </w:r>
     </w:p>
     <w:p>
@@ -1604,401 +1869,248 @@
           <w:sz w:val="24"/>
         </w:rPr>
       </w:pPr>
-      <w:bookmarkStart w:id="2" w:name="_Toc231999198"/>
+      <w:bookmarkStart w:id="3" w:name="_Toc231999198"/>
+      <w:proofErr w:type="gramStart"/>
       <w:r>
         <w:rPr>
           <w:rFonts w:ascii="Times New Roman" w:hAnsi="Times New Roman"/>
           <w:sz w:val="24"/>
         </w:rPr>
         <w:lastRenderedPageBreak/>
-        <w:t>3.0  Project Objectives</w:t>
-      </w:r>
-      <w:bookmarkEnd w:id="2"/>
-    </w:p>
-    <w:p>
-      <w:pPr>
-        <w:spacing w:line="360" w:lineRule="auto"/>
-        <w:rPr>
-          <w:rFonts w:ascii="Times New Roman" w:hAnsi="Times New Roman"/>
-          <w:sz w:val="24"/>
-        </w:rPr>
-      </w:pPr>
-      <w:r>
-        <w:rPr>
-          <w:rFonts w:ascii="Times New Roman" w:hAnsi="Times New Roman"/>
-          <w:sz w:val="24"/>
-        </w:rPr>
-        <w:t>By the end of the project, the team will have:</w:t>
-      </w:r>
-    </w:p>
-    <w:p>
-      <w:pPr>
-        <w:numPr>
-          <w:ilvl w:val="0"/>
-          <w:numId w:val="1"/>
-        </w:numPr>
-        <w:spacing w:line="360" w:lineRule="auto"/>
-        <w:rPr>
-          <w:rFonts w:ascii="Times New Roman" w:hAnsi="Times New Roman"/>
-          <w:sz w:val="24"/>
-        </w:rPr>
-      </w:pPr>
-      <w:r>
-        <w:rPr>
-          <w:rFonts w:ascii="Times New Roman" w:hAnsi="Times New Roman"/>
-          <w:sz w:val="24"/>
-        </w:rPr>
-        <w:t>Deliver a working web application with all 6 use cases fully implemented and passing user acceptance testing by Week 14 (4 September 2026).</w:t>
-      </w:r>
-    </w:p>
-    <w:p>
-      <w:pPr>
-        <w:numPr>
-          <w:ilvl w:val="0"/>
-          <w:numId w:val="1"/>
-        </w:numPr>
-        <w:spacing w:line="360" w:lineRule="auto"/>
-        <w:rPr>
-          <w:rFonts w:ascii="Times New Roman" w:hAnsi="Times New Roman"/>
-          <w:sz w:val="24"/>
-        </w:rPr>
-      </w:pPr>
-      <w:r>
-        <w:rPr>
-          <w:rFonts w:ascii="Times New Roman" w:hAnsi="Times New Roman"/>
-          <w:sz w:val="24"/>
-        </w:rPr>
-        <w:t xml:space="preserve">Built a food inventory module that allows users to add, edit, delete, and </w:t>
-      </w:r>
-      <w:r>
-        <w:rPr>
-          <w:rFonts w:ascii="Times New Roman" w:hAnsi="Times New Roman"/>
-          <w:sz w:val="24"/>
-        </w:rPr>
-        <w:t>categorize</w:t>
-      </w:r>
-      <w:r>
-        <w:rPr>
-          <w:rFonts w:ascii="Times New Roman" w:hAnsi="Times New Roman"/>
-          <w:sz w:val="24"/>
-        </w:rPr>
-        <w:t xml:space="preserve"> food items with expiry dates, and receive automated alerts for items nearing expiry.</w:t>
-      </w:r>
-    </w:p>
-    <w:p>
-      <w:pPr>
-        <w:numPr>
-          <w:ilvl w:val="0"/>
-          <w:numId w:val="1"/>
-        </w:numPr>
-        <w:spacing w:line="360" w:lineRule="auto"/>
-        <w:rPr>
-          <w:rFonts w:ascii="Times New Roman" w:hAnsi="Times New Roman"/>
-          <w:sz w:val="24"/>
-        </w:rPr>
-      </w:pPr>
-      <w:r>
-        <w:rPr>
-          <w:rFonts w:ascii="Times New Roman" w:hAnsi="Times New Roman"/>
-          <w:sz w:val="24"/>
-        </w:rPr>
-        <w:t>Developed a food donation browsing and claiming module where users can post, browse, and claim food donations with pickup details.</w:t>
-      </w:r>
-    </w:p>
-    <w:p>
-      <w:pPr>
-        <w:numPr>
-          <w:ilvl w:val="0"/>
-          <w:numId w:val="1"/>
-        </w:numPr>
-        <w:spacing w:line="360" w:lineRule="auto"/>
-        <w:rPr>
-          <w:rFonts w:ascii="Times New Roman" w:hAnsi="Times New Roman"/>
-          <w:sz w:val="24"/>
-        </w:rPr>
-      </w:pPr>
-      <w:r>
-        <w:rPr>
-          <w:rFonts w:ascii="Times New Roman" w:hAnsi="Times New Roman"/>
-          <w:sz w:val="24"/>
-        </w:rPr>
-        <w:t>Implemented a food analytics dashboard that displays visual charts and progress indicators for food saved and donated over time.</w:t>
-      </w:r>
-    </w:p>
-    <w:p>
-      <w:pPr>
-        <w:numPr>
-          <w:ilvl w:val="0"/>
-          <w:numId w:val="1"/>
-        </w:numPr>
-        <w:spacing w:line="360" w:lineRule="auto"/>
-        <w:rPr>
-          <w:rFonts w:ascii="Times New Roman" w:hAnsi="Times New Roman"/>
-          <w:sz w:val="24"/>
-        </w:rPr>
-      </w:pPr>
-      <w:r>
-        <w:rPr>
-          <w:rFonts w:ascii="Times New Roman" w:hAnsi="Times New Roman"/>
-          <w:sz w:val="24"/>
-        </w:rPr>
-        <w:t>Created a notification system that delivers timely alerts for expiry dates, donation status updates, and meal planning reminders.</w:t>
-      </w:r>
-    </w:p>
-    <w:p>
-      <w:pPr>
-        <w:numPr>
-          <w:ilvl w:val="0"/>
-          <w:numId w:val="1"/>
-        </w:numPr>
-        <w:spacing w:line="360" w:lineRule="auto"/>
-        <w:rPr>
-          <w:rFonts w:ascii="Times New Roman" w:hAnsi="Times New Roman"/>
-          <w:sz w:val="24"/>
-        </w:rPr>
-      </w:pPr>
-      <w:r>
-        <w:rPr>
-          <w:rFonts w:ascii="Times New Roman" w:hAnsi="Times New Roman"/>
-          <w:sz w:val="24"/>
-        </w:rPr>
-        <w:t>Produced a weekly meal planner that links inventory items to meal slots and suggests recipes based on available ingredients.</w:t>
-      </w:r>
-    </w:p>
-    <w:p>
-      <w:pPr>
-        <w:numPr>
-          <w:ilvl w:val="0"/>
-          <w:numId w:val="1"/>
-        </w:numPr>
-        <w:spacing w:line="360" w:lineRule="auto"/>
-        <w:rPr>
-          <w:rFonts w:ascii="Times New Roman" w:hAnsi="Times New Roman"/>
-          <w:sz w:val="24"/>
-        </w:rPr>
-      </w:pPr>
-      <w:r>
-        <w:rPr>
-          <w:rFonts w:ascii="Times New Roman" w:hAnsi="Times New Roman"/>
-          <w:sz w:val="24"/>
-        </w:rPr>
-        <w:t>Demonstrated all modules through working prototypes in Iteration 1 and Iteration 2 with test cases and GitHub collaboration evidence.</w:t>
-      </w:r>
-    </w:p>
-    <w:p>
-      <w:pPr>
-        <w:spacing w:line="360" w:lineRule="auto"/>
-        <w:rPr>
-          <w:rFonts w:ascii="Times New Roman" w:hAnsi="Times New Roman"/>
-          <w:sz w:val="24"/>
-        </w:rPr>
-      </w:pPr>
-      <w:r>
-        <w:rPr>
-          <w:rFonts w:ascii="Times New Roman" w:hAnsi="Times New Roman"/>
-          <w:sz w:val="24"/>
-        </w:rPr>
-        <w:br w:type="page"/>
-      </w:r>
-    </w:p>
-    <w:p>
-      <w:pPr>
-        <w:pStyle w:val="Heading1"/>
-        <w:spacing w:line="360" w:lineRule="auto"/>
-        <w:rPr>
-          <w:rFonts w:ascii="Times New Roman" w:hAnsi="Times New Roman"/>
-          <w:sz w:val="24"/>
-        </w:rPr>
-      </w:pPr>
-      <w:bookmarkStart w:id="3" w:name="_Toc231999199"/>
-      <w:r>
-        <w:rPr>
-          <w:rFonts w:ascii="Times New Roman" w:hAnsi="Times New Roman"/>
-          <w:sz w:val="24"/>
-        </w:rPr>
-        <w:lastRenderedPageBreak/>
-        <w:t>4.0  Project Scope</w:t>
+        <w:t>3.0  Project</w:t>
+      </w:r>
+      <w:proofErr w:type="gramEnd"/>
+      <w:r>
+        <w:rPr>
+          <w:rFonts w:ascii="Times New Roman" w:hAnsi="Times New Roman"/>
+          <w:sz w:val="24"/>
+        </w:rPr>
+        <w:t xml:space="preserve"> Objectives</w:t>
       </w:r>
       <w:bookmarkEnd w:id="3"/>
     </w:p>
     <w:p>
       <w:pPr>
-        <w:pStyle w:val="Heading2"/>
         <w:spacing w:line="360" w:lineRule="auto"/>
         <w:rPr>
           <w:rFonts w:ascii="Times New Roman" w:hAnsi="Times New Roman"/>
           <w:sz w:val="24"/>
         </w:rPr>
       </w:pPr>
-      <w:bookmarkStart w:id="4" w:name="_Toc231999200"/>
-      <w:r>
-        <w:rPr>
-          <w:rFonts w:ascii="Times New Roman" w:hAnsi="Times New Roman"/>
-          <w:sz w:val="24"/>
-        </w:rPr>
-        <w:t>4.1  In Scope</w:t>
+      <w:r>
+        <w:rPr>
+          <w:rFonts w:ascii="Times New Roman" w:hAnsi="Times New Roman"/>
+          <w:sz w:val="24"/>
+        </w:rPr>
+        <w:t xml:space="preserve">By </w:t>
+      </w:r>
+      <w:r>
+        <w:rPr>
+          <w:rFonts w:ascii="Times New Roman" w:hAnsi="Times New Roman"/>
+          <w:sz w:val="24"/>
+        </w:rPr>
+        <w:t>the end of the project our team</w:t>
+      </w:r>
+      <w:r>
+        <w:rPr>
+          <w:rFonts w:ascii="Times New Roman" w:hAnsi="Times New Roman"/>
+          <w:sz w:val="24"/>
+        </w:rPr>
+        <w:t xml:space="preserve"> will have:</w:t>
+      </w:r>
+    </w:p>
+    <w:p>
+      <w:pPr>
+        <w:pStyle w:val="ListParagraph"/>
+        <w:numPr>
+          <w:ilvl w:val="0"/>
+          <w:numId w:val="7"/>
+        </w:numPr>
+        <w:spacing w:line="360" w:lineRule="auto"/>
+        <w:rPr>
+          <w:rFonts w:ascii="Times New Roman" w:hAnsi="Times New Roman"/>
+          <w:sz w:val="24"/>
+        </w:rPr>
+      </w:pPr>
+      <w:r>
+        <w:rPr>
+          <w:rFonts w:ascii="Times New Roman" w:hAnsi="Times New Roman"/>
+          <w:sz w:val="24"/>
+        </w:rPr>
+        <w:t>A</w:t>
+      </w:r>
+      <w:r>
+        <w:rPr>
+          <w:rFonts w:ascii="Times New Roman" w:hAnsi="Times New Roman"/>
+          <w:sz w:val="24"/>
+        </w:rPr>
+        <w:t xml:space="preserve"> functional web application, all 6 use cases are fully implemented and have passed user acceptance testing by Week 14 (4 September 2026).</w:t>
+      </w:r>
+    </w:p>
+    <w:p>
+      <w:pPr>
+        <w:pStyle w:val="ListParagraph"/>
+        <w:numPr>
+          <w:ilvl w:val="0"/>
+          <w:numId w:val="7"/>
+        </w:numPr>
+        <w:spacing w:line="360" w:lineRule="auto"/>
+        <w:rPr>
+          <w:rFonts w:ascii="Times New Roman" w:hAnsi="Times New Roman"/>
+          <w:sz w:val="24"/>
+        </w:rPr>
+      </w:pPr>
+      <w:r>
+        <w:rPr>
+          <w:rFonts w:ascii="Times New Roman" w:hAnsi="Times New Roman"/>
+          <w:sz w:val="24"/>
+        </w:rPr>
+        <w:t>Developed a food inventory module which can be used to add food items, edit, delete, and categorize them with expiry dates, and generates alerts automatically when food items are coming up to their expiry date.</w:t>
+      </w:r>
+    </w:p>
+    <w:p>
+      <w:pPr>
+        <w:pStyle w:val="ListParagraph"/>
+        <w:numPr>
+          <w:ilvl w:val="0"/>
+          <w:numId w:val="7"/>
+        </w:numPr>
+        <w:spacing w:line="360" w:lineRule="auto"/>
+        <w:rPr>
+          <w:rFonts w:ascii="Times New Roman" w:hAnsi="Times New Roman"/>
+          <w:sz w:val="24"/>
+        </w:rPr>
+      </w:pPr>
+      <w:r>
+        <w:rPr>
+          <w:rFonts w:ascii="Times New Roman" w:hAnsi="Times New Roman"/>
+          <w:sz w:val="24"/>
+        </w:rPr>
+        <w:t>Built a food donation browsing and claiming module which allows users to post, browse and claim food donations with pickup information.</w:t>
+      </w:r>
+    </w:p>
+    <w:p>
+      <w:pPr>
+        <w:pStyle w:val="ListParagraph"/>
+        <w:numPr>
+          <w:ilvl w:val="0"/>
+          <w:numId w:val="7"/>
+        </w:numPr>
+        <w:spacing w:line="360" w:lineRule="auto"/>
+        <w:rPr>
+          <w:rFonts w:ascii="Times New Roman" w:hAnsi="Times New Roman"/>
+          <w:sz w:val="24"/>
+        </w:rPr>
+      </w:pPr>
+      <w:r>
+        <w:rPr>
+          <w:rFonts w:ascii="Times New Roman" w:hAnsi="Times New Roman"/>
+          <w:sz w:val="24"/>
+        </w:rPr>
+        <w:t>Implemented a food analytics dashboard that displays visual charts and progress indicators for food saved and donated over time.</w:t>
+      </w:r>
+    </w:p>
+    <w:p>
+      <w:pPr>
+        <w:pStyle w:val="ListParagraph"/>
+        <w:numPr>
+          <w:ilvl w:val="0"/>
+          <w:numId w:val="7"/>
+        </w:numPr>
+        <w:spacing w:line="360" w:lineRule="auto"/>
+        <w:rPr>
+          <w:rFonts w:ascii="Times New Roman" w:hAnsi="Times New Roman"/>
+          <w:sz w:val="24"/>
+        </w:rPr>
+      </w:pPr>
+      <w:r>
+        <w:rPr>
+          <w:rFonts w:ascii="Times New Roman" w:hAnsi="Times New Roman"/>
+          <w:sz w:val="24"/>
+        </w:rPr>
+        <w:t>Developed a notification system to provide reminders and timely notifications for expiry dates, donations status, and meal planning.</w:t>
+      </w:r>
+    </w:p>
+    <w:p>
+      <w:pPr>
+        <w:pStyle w:val="ListParagraph"/>
+        <w:numPr>
+          <w:ilvl w:val="0"/>
+          <w:numId w:val="7"/>
+        </w:numPr>
+        <w:spacing w:line="360" w:lineRule="auto"/>
+        <w:rPr>
+          <w:rFonts w:ascii="Times New Roman" w:hAnsi="Times New Roman"/>
+          <w:sz w:val="24"/>
+        </w:rPr>
+      </w:pPr>
+      <w:r>
+        <w:rPr>
+          <w:rFonts w:ascii="Times New Roman" w:hAnsi="Times New Roman"/>
+          <w:sz w:val="24"/>
+        </w:rPr>
+        <w:t>Created a weekly meal plan that correlates inventory items with meal time and recommends recipes from ingredients.</w:t>
+      </w:r>
+    </w:p>
+    <w:p>
+      <w:pPr>
+        <w:pStyle w:val="ListParagraph"/>
+        <w:numPr>
+          <w:ilvl w:val="0"/>
+          <w:numId w:val="7"/>
+        </w:numPr>
+        <w:spacing w:line="360" w:lineRule="auto"/>
+        <w:rPr>
+          <w:rFonts w:ascii="Times New Roman" w:hAnsi="Times New Roman"/>
+          <w:sz w:val="24"/>
+        </w:rPr>
+      </w:pPr>
+      <w:r>
+        <w:rPr>
+          <w:rFonts w:ascii="Times New Roman" w:hAnsi="Times New Roman"/>
+          <w:sz w:val="24"/>
+        </w:rPr>
+        <w:t>Built out all modules with working prototypes with test cases and GitHub Collaboration evidence for Iteration 1 and Iteration 2.</w:t>
+      </w:r>
+      <w:r>
+        <w:rPr>
+          <w:rFonts w:ascii="Times New Roman" w:hAnsi="Times New Roman"/>
+          <w:sz w:val="24"/>
+        </w:rPr>
+        <w:br w:type="page"/>
+      </w:r>
+    </w:p>
+    <w:p>
+      <w:pPr>
+        <w:pStyle w:val="Heading1"/>
+        <w:spacing w:line="360" w:lineRule="auto"/>
+        <w:rPr>
+          <w:rFonts w:ascii="Times New Roman" w:hAnsi="Times New Roman"/>
+          <w:sz w:val="24"/>
+        </w:rPr>
+      </w:pPr>
+      <w:bookmarkStart w:id="4" w:name="_Toc231999199"/>
+      <w:proofErr w:type="gramStart"/>
+      <w:r>
+        <w:rPr>
+          <w:rFonts w:ascii="Times New Roman" w:hAnsi="Times New Roman"/>
+          <w:sz w:val="24"/>
+        </w:rPr>
+        <w:lastRenderedPageBreak/>
+        <w:t>4.0  Project</w:t>
+      </w:r>
+      <w:proofErr w:type="gramEnd"/>
+      <w:r>
+        <w:rPr>
+          <w:rFonts w:ascii="Times New Roman" w:hAnsi="Times New Roman"/>
+          <w:sz w:val="24"/>
+        </w:rPr>
+        <w:t xml:space="preserve"> Scope</w:t>
       </w:r>
       <w:bookmarkEnd w:id="4"/>
     </w:p>
     <w:p>
       <w:pPr>
-        <w:spacing w:line="360" w:lineRule="auto"/>
-        <w:rPr>
-          <w:rFonts w:ascii="Times New Roman" w:hAnsi="Times New Roman"/>
-          <w:sz w:val="24"/>
-        </w:rPr>
-      </w:pPr>
-      <w:r>
-        <w:rPr>
-          <w:rFonts w:ascii="Times New Roman" w:hAnsi="Times New Roman"/>
-          <w:sz w:val="24"/>
-        </w:rPr>
-        <w:t>The following features are within the scope of this project:</w:t>
-      </w:r>
-    </w:p>
-    <w:p>
-      <w:pPr>
-        <w:numPr>
-          <w:ilvl w:val="0"/>
-          <w:numId w:val="1"/>
-        </w:numPr>
-        <w:spacing w:line="360" w:lineRule="auto"/>
-        <w:rPr>
-          <w:rFonts w:ascii="Times New Roman" w:hAnsi="Times New Roman"/>
-          <w:sz w:val="24"/>
-        </w:rPr>
-      </w:pPr>
-      <w:r>
-        <w:rPr>
-          <w:rFonts w:ascii="Times New Roman" w:hAnsi="Times New Roman"/>
-          <w:sz w:val="24"/>
-        </w:rPr>
-        <w:t>User registration, login, logout, and account management with optional 2FA.</w:t>
-      </w:r>
-    </w:p>
-    <w:p>
-      <w:pPr>
-        <w:numPr>
-          <w:ilvl w:val="0"/>
-          <w:numId w:val="1"/>
-        </w:numPr>
-        <w:spacing w:line="360" w:lineRule="auto"/>
-        <w:rPr>
-          <w:rFonts w:ascii="Times New Roman" w:hAnsi="Times New Roman"/>
-          <w:sz w:val="24"/>
-        </w:rPr>
-      </w:pPr>
-      <w:r>
-        <w:rPr>
-          <w:rFonts w:ascii="Times New Roman" w:hAnsi="Times New Roman"/>
-          <w:sz w:val="24"/>
-        </w:rPr>
-        <w:t xml:space="preserve">Food inventory management: adding, editing, </w:t>
-      </w:r>
-      <w:r>
-        <w:rPr>
-          <w:rFonts w:ascii="Times New Roman" w:hAnsi="Times New Roman"/>
-          <w:sz w:val="24"/>
-        </w:rPr>
-        <w:t xml:space="preserve">and </w:t>
-      </w:r>
-      <w:r>
-        <w:rPr>
-          <w:rFonts w:ascii="Times New Roman" w:hAnsi="Times New Roman"/>
-          <w:sz w:val="24"/>
-        </w:rPr>
-        <w:t>deleting food items with name, quantity, expiry date, category, and storage location.</w:t>
-      </w:r>
-      <w:r>
-        <w:rPr>
-          <w:rFonts w:ascii="Times New Roman" w:hAnsi="Times New Roman"/>
-          <w:sz w:val="24"/>
-        </w:rPr>
-        <w:t xml:space="preserve"> </w:t>
-      </w:r>
-    </w:p>
-    <w:p>
-      <w:pPr>
-        <w:numPr>
-          <w:ilvl w:val="0"/>
-          <w:numId w:val="1"/>
-        </w:numPr>
-        <w:spacing w:line="360" w:lineRule="auto"/>
-        <w:rPr>
-          <w:rFonts w:ascii="Times New Roman" w:hAnsi="Times New Roman"/>
-          <w:sz w:val="24"/>
-        </w:rPr>
-      </w:pPr>
-      <w:r>
-        <w:rPr>
-          <w:rFonts w:ascii="Times New Roman" w:hAnsi="Times New Roman"/>
-          <w:sz w:val="24"/>
-        </w:rPr>
-        <w:t>Donation module: converting inventory items to donation listings, browsing available donations, and claiming items with pickup confirmation.</w:t>
-      </w:r>
-    </w:p>
-    <w:p>
-      <w:pPr>
-        <w:numPr>
-          <w:ilvl w:val="0"/>
-          <w:numId w:val="1"/>
-        </w:numPr>
-        <w:spacing w:line="360" w:lineRule="auto"/>
-        <w:rPr>
-          <w:rFonts w:ascii="Times New Roman" w:hAnsi="Times New Roman"/>
-          <w:sz w:val="24"/>
-        </w:rPr>
-      </w:pPr>
-      <w:r>
-        <w:rPr>
-          <w:rFonts w:ascii="Times New Roman" w:hAnsi="Times New Roman"/>
-          <w:sz w:val="24"/>
-        </w:rPr>
-        <w:t>Food analytics: visual reports on food saved from waste and donations made, filterable by date range and category.</w:t>
-      </w:r>
-    </w:p>
-    <w:p>
-      <w:pPr>
-        <w:numPr>
-          <w:ilvl w:val="0"/>
-          <w:numId w:val="1"/>
-        </w:numPr>
-        <w:spacing w:line="360" w:lineRule="auto"/>
-        <w:rPr>
-          <w:rFonts w:ascii="Times New Roman" w:hAnsi="Times New Roman"/>
-          <w:sz w:val="24"/>
-        </w:rPr>
-      </w:pPr>
-      <w:r>
-        <w:rPr>
-          <w:rFonts w:ascii="Times New Roman" w:hAnsi="Times New Roman"/>
-          <w:sz w:val="24"/>
-        </w:rPr>
-        <w:t>Notifications: automated alerts for expiring items, donation updates, and meal plan reminders.</w:t>
-      </w:r>
-    </w:p>
-    <w:p>
-      <w:pPr>
-        <w:numPr>
-          <w:ilvl w:val="0"/>
-          <w:numId w:val="1"/>
-        </w:numPr>
-        <w:spacing w:line="360" w:lineRule="auto"/>
-        <w:rPr>
-          <w:rFonts w:ascii="Times New Roman" w:hAnsi="Times New Roman"/>
-          <w:sz w:val="24"/>
-        </w:rPr>
-      </w:pPr>
-      <w:r>
-        <w:rPr>
-          <w:rFonts w:ascii="Times New Roman" w:hAnsi="Times New Roman"/>
-          <w:sz w:val="24"/>
-        </w:rPr>
-        <w:t>Weekly meal planner: selecting meals by day and slot, browsing suggested recipes based on inventory.</w:t>
-      </w:r>
-    </w:p>
-    <w:p>
-      <w:pPr>
         <w:pStyle w:val="Heading2"/>
         <w:spacing w:line="360" w:lineRule="auto"/>
         <w:rPr>
@@ -2006,13 +2118,22 @@
           <w:sz w:val="24"/>
         </w:rPr>
       </w:pPr>
-      <w:bookmarkStart w:id="5" w:name="_Toc231999201"/>
-      <w:r>
-        <w:rPr>
-          <w:rFonts w:ascii="Times New Roman" w:hAnsi="Times New Roman"/>
-          <w:sz w:val="24"/>
-        </w:rPr>
-        <w:t>4.2  Out of Scope</w:t>
+      <w:bookmarkStart w:id="5" w:name="_Toc231999200"/>
+      <w:proofErr w:type="gramStart"/>
+      <w:r>
+        <w:rPr>
+          <w:rFonts w:ascii="Times New Roman" w:hAnsi="Times New Roman"/>
+          <w:sz w:val="24"/>
+        </w:rPr>
+        <w:t>4.1  In</w:t>
+      </w:r>
+      <w:proofErr w:type="gramEnd"/>
+      <w:r>
+        <w:rPr>
+          <w:rFonts w:ascii="Times New Roman" w:hAnsi="Times New Roman"/>
+          <w:sz w:val="24"/>
+        </w:rPr>
+        <w:t xml:space="preserve"> Scope</w:t>
       </w:r>
       <w:bookmarkEnd w:id="5"/>
     </w:p>
@@ -2029,121 +2150,187 @@
           <w:rFonts w:ascii="Times New Roman" w:hAnsi="Times New Roman"/>
           <w:sz w:val="24"/>
         </w:rPr>
-        <w:t>The following are not included in this project:</w:t>
+        <w:t>The following features are within the scope of this project:</w:t>
       </w:r>
     </w:p>
     <w:p>
       <w:pPr>
+        <w:pStyle w:val="Heading2"/>
         <w:numPr>
           <w:ilvl w:val="0"/>
-          <w:numId w:val="1"/>
+          <w:numId w:val="8"/>
         </w:numPr>
         <w:spacing w:line="360" w:lineRule="auto"/>
         <w:rPr>
-          <w:rFonts w:ascii="Times New Roman" w:hAnsi="Times New Roman"/>
-          <w:sz w:val="24"/>
-        </w:rPr>
-      </w:pPr>
-      <w:r>
-        <w:rPr>
-          <w:rFonts w:ascii="Times New Roman" w:hAnsi="Times New Roman"/>
-          <w:sz w:val="24"/>
-        </w:rPr>
-        <w:t>Payment or e-commerce functionality.</w:t>
+          <w:rFonts w:ascii="Times New Roman" w:eastAsiaTheme="minorHAnsi" w:hAnsi="Times New Roman"/>
+          <w:sz w:val="24"/>
+        </w:rPr>
+      </w:pPr>
+      <w:bookmarkStart w:id="6" w:name="_Toc231999201"/>
+      <w:r>
+        <w:rPr>
+          <w:rFonts w:ascii="Times New Roman" w:eastAsiaTheme="minorHAnsi" w:hAnsi="Times New Roman"/>
+          <w:sz w:val="24"/>
+        </w:rPr>
+        <w:t>Registered and authentication user logon/logout/management, including optional 2FA.</w:t>
       </w:r>
     </w:p>
     <w:p>
       <w:pPr>
+        <w:pStyle w:val="Heading2"/>
         <w:numPr>
           <w:ilvl w:val="0"/>
-          <w:numId w:val="1"/>
+          <w:numId w:val="8"/>
         </w:numPr>
         <w:spacing w:line="360" w:lineRule="auto"/>
         <w:rPr>
-          <w:rFonts w:ascii="Times New Roman" w:hAnsi="Times New Roman"/>
-          <w:sz w:val="24"/>
-        </w:rPr>
-      </w:pPr>
-      <w:r>
-        <w:rPr>
-          <w:rFonts w:ascii="Times New Roman" w:hAnsi="Times New Roman"/>
-          <w:sz w:val="24"/>
-        </w:rPr>
-        <w:t xml:space="preserve">Mobile native application (iOS/Android) </w:t>
-      </w:r>
-      <w:r>
-        <w:rPr>
-          <w:rFonts w:ascii="Times New Roman" w:hAnsi="Times New Roman"/>
-          <w:sz w:val="24"/>
-        </w:rPr>
-        <w:t xml:space="preserve">because </w:t>
-      </w:r>
-      <w:r>
-        <w:rPr>
-          <w:rFonts w:ascii="Times New Roman" w:hAnsi="Times New Roman"/>
-          <w:sz w:val="24"/>
-        </w:rPr>
-        <w:t>the platform is web-based only.</w:t>
+          <w:rFonts w:ascii="Times New Roman" w:eastAsiaTheme="minorHAnsi" w:hAnsi="Times New Roman"/>
+          <w:sz w:val="24"/>
+        </w:rPr>
+      </w:pPr>
+      <w:r>
+        <w:rPr>
+          <w:rFonts w:ascii="Times New Roman" w:eastAsiaTheme="minorHAnsi" w:hAnsi="Times New Roman"/>
+          <w:sz w:val="24"/>
+        </w:rPr>
+        <w:t xml:space="preserve">Food inventory management: add, edit and delete food items along with name, quantity, expiry date, category and storage place. </w:t>
       </w:r>
     </w:p>
     <w:p>
       <w:pPr>
+        <w:pStyle w:val="Heading2"/>
         <w:numPr>
           <w:ilvl w:val="0"/>
-          <w:numId w:val="1"/>
+          <w:numId w:val="8"/>
         </w:numPr>
         <w:spacing w:line="360" w:lineRule="auto"/>
         <w:rPr>
-          <w:rFonts w:ascii="Times New Roman" w:hAnsi="Times New Roman"/>
-          <w:sz w:val="24"/>
-        </w:rPr>
-      </w:pPr>
-      <w:r>
-        <w:rPr>
-          <w:rFonts w:ascii="Times New Roman" w:hAnsi="Times New Roman"/>
-          <w:sz w:val="24"/>
-        </w:rPr>
-        <w:t>Integration with external food databases or third-party recipe APIs (recipe suggestions will be based on available inventory items only).</w:t>
+          <w:rFonts w:ascii="Times New Roman" w:eastAsiaTheme="minorHAnsi" w:hAnsi="Times New Roman"/>
+          <w:sz w:val="24"/>
+        </w:rPr>
+      </w:pPr>
+      <w:r>
+        <w:rPr>
+          <w:rFonts w:ascii="Times New Roman" w:eastAsiaTheme="minorHAnsi" w:hAnsi="Times New Roman"/>
+          <w:sz w:val="24"/>
+        </w:rPr>
+        <w:t>Donation module: inventory item to donation listing, donation browse, items with pick up confirmation.</w:t>
       </w:r>
     </w:p>
     <w:p>
       <w:pPr>
+        <w:pStyle w:val="Heading2"/>
         <w:numPr>
           <w:ilvl w:val="0"/>
-          <w:numId w:val="1"/>
+          <w:numId w:val="8"/>
         </w:numPr>
         <w:spacing w:line="360" w:lineRule="auto"/>
         <w:rPr>
-          <w:rFonts w:ascii="Times New Roman" w:hAnsi="Times New Roman"/>
-          <w:sz w:val="24"/>
-        </w:rPr>
-      </w:pPr>
-      <w:r>
-        <w:rPr>
-          <w:rFonts w:ascii="Times New Roman" w:hAnsi="Times New Roman"/>
-          <w:sz w:val="24"/>
-        </w:rPr>
-        <w:t>Admin panel or moderation tools for managing users across the platform.</w:t>
+          <w:rFonts w:ascii="Times New Roman" w:eastAsiaTheme="minorHAnsi" w:hAnsi="Times New Roman"/>
+          <w:sz w:val="24"/>
+        </w:rPr>
+      </w:pPr>
+      <w:r>
+        <w:rPr>
+          <w:rFonts w:ascii="Times New Roman" w:eastAsiaTheme="minorHAnsi" w:hAnsi="Times New Roman"/>
+          <w:sz w:val="24"/>
+        </w:rPr>
+        <w:t>Food analytics - visual reports of food saved from waste and food donated, filtered by date range and category.</w:t>
       </w:r>
     </w:p>
     <w:p>
       <w:pPr>
+        <w:pStyle w:val="Heading2"/>
         <w:numPr>
           <w:ilvl w:val="0"/>
-          <w:numId w:val="1"/>
+          <w:numId w:val="8"/>
         </w:numPr>
         <w:spacing w:line="360" w:lineRule="auto"/>
         <w:rPr>
-          <w:rFonts w:ascii="Times New Roman" w:hAnsi="Times New Roman"/>
-          <w:sz w:val="24"/>
-        </w:rPr>
-      </w:pPr>
-      <w:r>
-        <w:rPr>
-          <w:rFonts w:ascii="Times New Roman" w:hAnsi="Times New Roman"/>
-          <w:sz w:val="24"/>
-        </w:rPr>
-        <w:t>Real-time chat or messaging between donors and recipients.</w:t>
+          <w:rFonts w:ascii="Times New Roman" w:eastAsiaTheme="minorHAnsi" w:hAnsi="Times New Roman"/>
+          <w:sz w:val="24"/>
+        </w:rPr>
+      </w:pPr>
+      <w:r>
+        <w:rPr>
+          <w:rFonts w:ascii="Times New Roman" w:eastAsiaTheme="minorHAnsi" w:hAnsi="Times New Roman"/>
+          <w:sz w:val="24"/>
+        </w:rPr>
+        <w:t>Automated alerts for items that are close to their expiration dates, updates on donation opportunities and meal plan reminders.</w:t>
+      </w:r>
+    </w:p>
+    <w:p>
+      <w:pPr>
+        <w:pStyle w:val="Heading2"/>
+        <w:numPr>
+          <w:ilvl w:val="0"/>
+          <w:numId w:val="8"/>
+        </w:numPr>
+        <w:spacing w:line="360" w:lineRule="auto"/>
+        <w:rPr>
+          <w:rFonts w:ascii="Times New Roman" w:eastAsiaTheme="minorHAnsi" w:hAnsi="Times New Roman"/>
+          <w:sz w:val="24"/>
+        </w:rPr>
+      </w:pPr>
+      <w:r>
+        <w:rPr>
+          <w:rFonts w:ascii="Times New Roman" w:eastAsiaTheme="minorHAnsi" w:hAnsi="Times New Roman"/>
+          <w:sz w:val="24"/>
+        </w:rPr>
+        <w:t>Weekly meal planner: Plan meals by day/slot, view possible meals from what's available.</w:t>
+      </w:r>
+    </w:p>
+    <w:p>
+      <w:pPr>
+        <w:pStyle w:val="Heading2"/>
+        <w:spacing w:line="360" w:lineRule="auto"/>
+        <w:rPr>
+          <w:rFonts w:ascii="Times New Roman" w:eastAsiaTheme="minorHAnsi" w:hAnsi="Times New Roman"/>
+          <w:sz w:val="24"/>
+        </w:rPr>
+      </w:pPr>
+    </w:p>
+    <w:p>
+      <w:pPr>
+        <w:pStyle w:val="Heading2"/>
+        <w:spacing w:line="360" w:lineRule="auto"/>
+        <w:rPr>
+          <w:rFonts w:ascii="Times New Roman" w:hAnsi="Times New Roman"/>
+          <w:sz w:val="24"/>
+        </w:rPr>
+      </w:pPr>
+      <w:proofErr w:type="gramStart"/>
+      <w:r>
+        <w:rPr>
+          <w:rFonts w:ascii="Times New Roman" w:hAnsi="Times New Roman"/>
+          <w:sz w:val="24"/>
+        </w:rPr>
+        <w:t>4.2  Out</w:t>
+      </w:r>
+      <w:proofErr w:type="gramEnd"/>
+      <w:r>
+        <w:rPr>
+          <w:rFonts w:ascii="Times New Roman" w:hAnsi="Times New Roman"/>
+          <w:sz w:val="24"/>
+        </w:rPr>
+        <w:t xml:space="preserve"> of Scope</w:t>
+      </w:r>
+      <w:bookmarkEnd w:id="6"/>
+    </w:p>
+    <w:p>
+      <w:pPr>
+        <w:spacing w:line="360" w:lineRule="auto"/>
+        <w:rPr>
+          <w:rFonts w:ascii="Times New Roman" w:hAnsi="Times New Roman"/>
+          <w:sz w:val="24"/>
+        </w:rPr>
+      </w:pPr>
+      <w:r>
+        <w:rPr>
+          <w:rFonts w:ascii="Times New Roman" w:hAnsi="Times New Roman"/>
+          <w:sz w:val="24"/>
+        </w:rPr>
+        <w:t>The following are not included in this project:</w:t>
       </w:r>
     </w:p>
     <w:p>
@@ -2151,62 +2338,156 @@
         <w:pStyle w:val="ListParagraph"/>
         <w:numPr>
           <w:ilvl w:val="0"/>
-          <w:numId w:val="1"/>
+          <w:numId w:val="10"/>
         </w:numPr>
-        <w:spacing w:after="60" w:line="360" w:lineRule="auto"/>
-        <w:contextualSpacing w:val="0"/>
-        <w:rPr>
-          <w:rFonts w:ascii="Times New Roman" w:hAnsi="Times New Roman" w:cs="Times New Roman"/>
-          <w:sz w:val="24"/>
-        </w:rPr>
-      </w:pPr>
-      <w:r>
-        <w:rPr>
-          <w:rFonts w:ascii="Times New Roman" w:hAnsi="Times New Roman" w:cs="Times New Roman"/>
-          <w:sz w:val="24"/>
-        </w:rPr>
-        <w:t>Multi-language support (English only for initial release).</w:t>
+        <w:spacing w:line="360" w:lineRule="auto"/>
+        <w:rPr>
+          <w:rFonts w:ascii="Times New Roman" w:hAnsi="Times New Roman"/>
+          <w:sz w:val="24"/>
+        </w:rPr>
+      </w:pPr>
+      <w:r>
+        <w:rPr>
+          <w:rFonts w:ascii="Times New Roman" w:hAnsi="Times New Roman"/>
+          <w:sz w:val="24"/>
+        </w:rPr>
+        <w:t>Payment or e-commerce functionality.</w:t>
       </w:r>
     </w:p>
     <w:p>
       <w:pPr>
+        <w:pStyle w:val="ListParagraph"/>
+        <w:numPr>
+          <w:ilvl w:val="0"/>
+          <w:numId w:val="10"/>
+        </w:numPr>
         <w:spacing w:line="360" w:lineRule="auto"/>
-        <w:ind w:left="720"/>
-        <w:rPr>
-          <w:rFonts w:ascii="Times New Roman" w:hAnsi="Times New Roman"/>
-          <w:sz w:val="24"/>
-        </w:rPr>
-      </w:pPr>
+        <w:rPr>
+          <w:rFonts w:ascii="Times New Roman" w:hAnsi="Times New Roman"/>
+          <w:sz w:val="24"/>
+        </w:rPr>
+      </w:pPr>
+      <w:r>
+        <w:rPr>
+          <w:rFonts w:ascii="Times New Roman" w:hAnsi="Times New Roman"/>
+          <w:sz w:val="24"/>
+        </w:rPr>
+        <w:t>Mobile native application (iOS/Android) – platform is web-based only.</w:t>
+      </w:r>
     </w:p>
     <w:p>
       <w:pPr>
+        <w:pStyle w:val="ListParagraph"/>
+        <w:numPr>
+          <w:ilvl w:val="0"/>
+          <w:numId w:val="10"/>
+        </w:numPr>
         <w:spacing w:line="360" w:lineRule="auto"/>
         <w:rPr>
           <w:rFonts w:ascii="Times New Roman" w:hAnsi="Times New Roman"/>
           <w:sz w:val="24"/>
         </w:rPr>
       </w:pPr>
+      <w:r>
+        <w:rPr>
+          <w:rFonts w:ascii="Times New Roman" w:hAnsi="Times New Roman"/>
+          <w:sz w:val="24"/>
+        </w:rPr>
+        <w:t>Integration with external food database or 3rd party recipe API - recipe suggestions will be based on what food items are available.</w:t>
+      </w:r>
     </w:p>
     <w:p>
       <w:pPr>
+        <w:pStyle w:val="ListParagraph"/>
+        <w:numPr>
+          <w:ilvl w:val="0"/>
+          <w:numId w:val="10"/>
+        </w:numPr>
         <w:spacing w:line="360" w:lineRule="auto"/>
         <w:rPr>
           <w:rFonts w:ascii="Times New Roman" w:hAnsi="Times New Roman"/>
           <w:sz w:val="24"/>
         </w:rPr>
       </w:pPr>
+      <w:r>
+        <w:rPr>
+          <w:rFonts w:ascii="Times New Roman" w:hAnsi="Times New Roman"/>
+          <w:sz w:val="24"/>
+        </w:rPr>
+        <w:t>Admin panel or moderation features, for managing users throughout the platform.</w:t>
+      </w:r>
     </w:p>
     <w:p>
       <w:pPr>
+        <w:pStyle w:val="ListParagraph"/>
+        <w:numPr>
+          <w:ilvl w:val="0"/>
+          <w:numId w:val="10"/>
+        </w:numPr>
         <w:spacing w:line="360" w:lineRule="auto"/>
         <w:rPr>
           <w:rFonts w:ascii="Times New Roman" w:hAnsi="Times New Roman"/>
           <w:sz w:val="24"/>
         </w:rPr>
       </w:pPr>
+      <w:r>
+        <w:rPr>
+          <w:rFonts w:ascii="Times New Roman" w:hAnsi="Times New Roman"/>
+          <w:sz w:val="24"/>
+        </w:rPr>
+        <w:t>Immediate chat or messaging between donors and recipients.</w:t>
+      </w:r>
     </w:p>
     <w:p>
       <w:pPr>
+        <w:pStyle w:val="ListParagraph"/>
+        <w:numPr>
+          <w:ilvl w:val="0"/>
+          <w:numId w:val="10"/>
+        </w:numPr>
+        <w:spacing w:line="360" w:lineRule="auto"/>
+        <w:rPr>
+          <w:rFonts w:ascii="Times New Roman" w:hAnsi="Times New Roman"/>
+          <w:sz w:val="24"/>
+        </w:rPr>
+      </w:pPr>
+      <w:r>
+        <w:rPr>
+          <w:rFonts w:ascii="Times New Roman" w:hAnsi="Times New Roman"/>
+          <w:sz w:val="24"/>
+        </w:rPr>
+        <w:t>Multi language (English only in first release).</w:t>
+      </w:r>
+    </w:p>
+    <w:p>
+      <w:pPr>
+        <w:spacing w:line="360" w:lineRule="auto"/>
+        <w:rPr>
+          <w:rFonts w:ascii="Times New Roman" w:hAnsi="Times New Roman"/>
+          <w:sz w:val="24"/>
+        </w:rPr>
+      </w:pPr>
+    </w:p>
+    <w:p>
+      <w:pPr>
+        <w:spacing w:line="360" w:lineRule="auto"/>
+        <w:rPr>
+          <w:rFonts w:ascii="Times New Roman" w:hAnsi="Times New Roman"/>
+          <w:sz w:val="24"/>
+        </w:rPr>
+      </w:pPr>
+    </w:p>
+    <w:p>
+      <w:pPr>
+        <w:spacing w:line="360" w:lineRule="auto"/>
+        <w:rPr>
+          <w:rFonts w:ascii="Times New Roman" w:hAnsi="Times New Roman"/>
+          <w:sz w:val="24"/>
+        </w:rPr>
+      </w:pPr>
+    </w:p>
+    <w:p>
+      <w:pPr>
         <w:pStyle w:val="Heading1"/>
         <w:spacing w:line="360" w:lineRule="auto"/>
         <w:rPr>
@@ -2214,44 +2495,34 @@
           <w:sz w:val="24"/>
         </w:rPr>
       </w:pPr>
-      <w:bookmarkStart w:id="6" w:name="_Toc231999202"/>
-      <w:r>
-        <w:rPr>
-          <w:rFonts w:ascii="Times New Roman" w:hAnsi="Times New Roman"/>
-          <w:sz w:val="24"/>
-        </w:rPr>
-        <w:lastRenderedPageBreak/>
+      <w:bookmarkStart w:id="7" w:name="_Toc231999202"/>
+      <w:r>
+        <w:rPr>
+          <w:rFonts w:ascii="Times New Roman" w:hAnsi="Times New Roman"/>
+          <w:sz w:val="24"/>
+        </w:rPr>
         <w:t>5.0 Project Schedule</w:t>
-      </w:r>
-      <w:bookmarkEnd w:id="6"/>
-    </w:p>
-    <w:p>
-      <w:pPr>
-        <w:pStyle w:val="Heading2"/>
-        <w:spacing w:line="360" w:lineRule="auto"/>
-        <w:rPr>
-          <w:rFonts w:ascii="Times New Roman" w:hAnsi="Times New Roman"/>
-          <w:sz w:val="24"/>
-        </w:rPr>
-      </w:pPr>
-      <w:bookmarkStart w:id="7" w:name="_Toc231999203"/>
-      <w:r>
-        <w:rPr>
-          <w:rFonts w:ascii="Times New Roman" w:hAnsi="Times New Roman"/>
-          <w:sz w:val="24"/>
-        </w:rPr>
-        <w:t>5.1 Work Breakdown Structure (WBS)</w:t>
       </w:r>
       <w:bookmarkEnd w:id="7"/>
     </w:p>
     <w:p>
       <w:pPr>
+        <w:pStyle w:val="Heading2"/>
         <w:spacing w:line="360" w:lineRule="auto"/>
         <w:rPr>
           <w:rFonts w:ascii="Times New Roman" w:hAnsi="Times New Roman"/>
           <w:sz w:val="24"/>
         </w:rPr>
       </w:pPr>
+      <w:bookmarkStart w:id="8" w:name="_Toc231999203"/>
+      <w:r>
+        <w:rPr>
+          <w:rFonts w:ascii="Times New Roman" w:hAnsi="Times New Roman"/>
+          <w:sz w:val="24"/>
+        </w:rPr>
+        <w:t>5.1 Work Breakdown Structure (WBS)</w:t>
+      </w:r>
+      <w:bookmarkEnd w:id="8"/>
     </w:p>
     <w:p>
       <w:pPr>
@@ -2273,6 +2544,15 @@
     </w:p>
     <w:p>
       <w:pPr>
+        <w:spacing w:line="360" w:lineRule="auto"/>
+        <w:rPr>
+          <w:rFonts w:ascii="Times New Roman" w:hAnsi="Times New Roman"/>
+          <w:sz w:val="24"/>
+        </w:rPr>
+      </w:pPr>
+    </w:p>
+    <w:p>
+      <w:pPr>
         <w:pStyle w:val="Heading2"/>
         <w:spacing w:line="360" w:lineRule="auto"/>
         <w:rPr>
@@ -2280,7 +2560,7 @@
           <w:sz w:val="24"/>
         </w:rPr>
       </w:pPr>
-      <w:bookmarkStart w:id="8" w:name="_Toc231999204"/>
+      <w:bookmarkStart w:id="9" w:name="_Toc231999204"/>
       <w:r>
         <w:rPr>
           <w:rFonts w:ascii="Times New Roman" w:hAnsi="Times New Roman"/>
@@ -2288,7 +2568,7 @@
         </w:rPr>
         <w:t>5.2 Milestone / Deliverable</w:t>
       </w:r>
-      <w:bookmarkEnd w:id="8"/>
+      <w:bookmarkEnd w:id="9"/>
     </w:p>
     <w:tbl>
       <w:tblPr>
@@ -2862,48 +3142,13 @@
           <w:sz w:val="24"/>
         </w:rPr>
       </w:pPr>
-      <w:bookmarkStart w:id="9" w:name="_Toc231999205"/>
+      <w:bookmarkStart w:id="10" w:name="_Toc231999205"/>
       <w:r>
         <w:rPr>
           <w:rFonts w:ascii="Times New Roman" w:hAnsi="Times New Roman"/>
           <w:sz w:val="24"/>
         </w:rPr>
         <w:t>5.3 Gantt Chart</w:t>
-      </w:r>
-      <w:bookmarkEnd w:id="9"/>
-    </w:p>
-    <w:p>
-      <w:pPr>
-        <w:spacing w:line="360" w:lineRule="auto"/>
-        <w:rPr>
-          <w:rFonts w:ascii="Times New Roman" w:hAnsi="Times New Roman"/>
-          <w:sz w:val="24"/>
-        </w:rPr>
-      </w:pPr>
-      <w:r>
-        <w:rPr>
-          <w:rFonts w:ascii="Times New Roman" w:hAnsi="Times New Roman"/>
-          <w:sz w:val="24"/>
-        </w:rPr>
-        <w:t xml:space="preserve">The following Gantt chart was created using GanttProject and shows the baseline project schedule with task dependencies, resource allocations and milestones. </w:t>
-      </w:r>
-    </w:p>
-    <w:p>
-      <w:pPr>
-        <w:pStyle w:val="Heading1"/>
-        <w:spacing w:line="360" w:lineRule="auto"/>
-        <w:rPr>
-          <w:rFonts w:ascii="Times New Roman" w:hAnsi="Times New Roman"/>
-          <w:sz w:val="24"/>
-        </w:rPr>
-      </w:pPr>
-      <w:bookmarkStart w:id="10" w:name="_Toc231999206"/>
-      <w:r>
-        <w:rPr>
-          <w:rFonts w:ascii="Times New Roman" w:hAnsi="Times New Roman"/>
-          <w:sz w:val="24"/>
-        </w:rPr>
-        <w:t>6.0 Technical Description</w:t>
       </w:r>
       <w:bookmarkEnd w:id="10"/>
     </w:p>
@@ -2920,25 +3165,41 @@
           <w:rFonts w:ascii="Times New Roman" w:hAnsi="Times New Roman"/>
           <w:sz w:val="24"/>
         </w:rPr>
-        <w:t>SavePlate will be developed as a web-based application using the React.js and Node.js stack. The system follows a client-server architecture with a RESTful API backend, MySQL relational database, and cloud hosting on AWS. Firebase Cloud Messaging handles push notifications for expiry alerts and donation updates.</w:t>
+        <w:t xml:space="preserve">The following Gantt chart was created using </w:t>
+      </w:r>
+      <w:proofErr w:type="spellStart"/>
+      <w:r>
+        <w:rPr>
+          <w:rFonts w:ascii="Times New Roman" w:hAnsi="Times New Roman"/>
+          <w:sz w:val="24"/>
+        </w:rPr>
+        <w:t>GanttProject</w:t>
+      </w:r>
+      <w:proofErr w:type="spellEnd"/>
+      <w:r>
+        <w:rPr>
+          <w:rFonts w:ascii="Times New Roman" w:hAnsi="Times New Roman"/>
+          <w:sz w:val="24"/>
+        </w:rPr>
+        <w:t xml:space="preserve"> and shows the baseline project schedule with task dependencies, resource allocations and milestones. </w:t>
       </w:r>
     </w:p>
     <w:p>
       <w:pPr>
-        <w:pStyle w:val="Heading2"/>
+        <w:pStyle w:val="Heading1"/>
         <w:spacing w:line="360" w:lineRule="auto"/>
         <w:rPr>
           <w:rFonts w:ascii="Times New Roman" w:hAnsi="Times New Roman"/>
           <w:sz w:val="24"/>
         </w:rPr>
       </w:pPr>
-      <w:bookmarkStart w:id="11" w:name="_Toc231999207"/>
-      <w:r>
-        <w:rPr>
-          <w:rFonts w:ascii="Times New Roman" w:hAnsi="Times New Roman"/>
-          <w:sz w:val="24"/>
-        </w:rPr>
-        <w:t>6.1 Development Platform</w:t>
+      <w:bookmarkStart w:id="11" w:name="_Toc231999206"/>
+      <w:r>
+        <w:rPr>
+          <w:rFonts w:ascii="Times New Roman" w:hAnsi="Times New Roman"/>
+          <w:sz w:val="24"/>
+        </w:rPr>
+        <w:t>6.0 Technical Description</w:t>
       </w:r>
       <w:bookmarkEnd w:id="11"/>
     </w:p>
@@ -2950,6 +3211,96 @@
           <w:sz w:val="24"/>
         </w:rPr>
       </w:pPr>
+      <w:proofErr w:type="spellStart"/>
+      <w:r>
+        <w:rPr>
+          <w:rFonts w:ascii="Times New Roman" w:hAnsi="Times New Roman"/>
+          <w:sz w:val="24"/>
+        </w:rPr>
+        <w:t>SavePlate</w:t>
+      </w:r>
+      <w:proofErr w:type="spellEnd"/>
+      <w:r>
+        <w:rPr>
+          <w:rFonts w:ascii="Times New Roman" w:hAnsi="Times New Roman"/>
+          <w:sz w:val="24"/>
+        </w:rPr>
+        <w:t xml:space="preserve"> will be built in a web based </w:t>
+      </w:r>
+      <w:proofErr w:type="spellStart"/>
+      <w:r>
+        <w:rPr>
+          <w:rFonts w:ascii="Times New Roman" w:hAnsi="Times New Roman"/>
+          <w:sz w:val="24"/>
+        </w:rPr>
+        <w:t>applicatio</w:t>
+      </w:r>
+      <w:r>
+        <w:rPr>
+          <w:rFonts w:ascii="Times New Roman" w:hAnsi="Times New Roman"/>
+          <w:sz w:val="24"/>
+        </w:rPr>
+        <w:t>o</w:t>
+      </w:r>
+      <w:r>
+        <w:rPr>
+          <w:rFonts w:ascii="Times New Roman" w:hAnsi="Times New Roman"/>
+          <w:sz w:val="24"/>
+        </w:rPr>
+        <w:t>n</w:t>
+      </w:r>
+      <w:proofErr w:type="spellEnd"/>
+      <w:r>
+        <w:rPr>
+          <w:rFonts w:ascii="Times New Roman" w:hAnsi="Times New Roman"/>
+          <w:sz w:val="24"/>
+        </w:rPr>
+        <w:t xml:space="preserve"> using the React.js and Node.js stack. The system is client server based with a RESTful API backend, a MySQL relational database, and is cloud-hosted on AWS. The push notifications for expiry alerts and donation updates are managed through Firebase Cloud </w:t>
+      </w:r>
+      <w:proofErr w:type="gramStart"/>
+      <w:r>
+        <w:rPr>
+          <w:rFonts w:ascii="Times New Roman" w:hAnsi="Times New Roman"/>
+          <w:sz w:val="24"/>
+        </w:rPr>
+        <w:t>Messaging.</w:t>
+      </w:r>
+      <w:r>
+        <w:rPr>
+          <w:rFonts w:ascii="Times New Roman" w:hAnsi="Times New Roman"/>
+          <w:sz w:val="24"/>
+        </w:rPr>
+        <w:t>.</w:t>
+      </w:r>
+      <w:proofErr w:type="gramEnd"/>
+    </w:p>
+    <w:p>
+      <w:pPr>
+        <w:pStyle w:val="Heading2"/>
+        <w:spacing w:line="360" w:lineRule="auto"/>
+        <w:rPr>
+          <w:rFonts w:ascii="Times New Roman" w:hAnsi="Times New Roman"/>
+          <w:sz w:val="24"/>
+        </w:rPr>
+      </w:pPr>
+      <w:bookmarkStart w:id="12" w:name="_Toc231999207"/>
+      <w:r>
+        <w:rPr>
+          <w:rFonts w:ascii="Times New Roman" w:hAnsi="Times New Roman"/>
+          <w:sz w:val="24"/>
+        </w:rPr>
+        <w:t>6.1 Development Platform</w:t>
+      </w:r>
+      <w:bookmarkEnd w:id="12"/>
+    </w:p>
+    <w:p>
+      <w:pPr>
+        <w:spacing w:line="360" w:lineRule="auto"/>
+        <w:rPr>
+          <w:rFonts w:ascii="Times New Roman" w:hAnsi="Times New Roman"/>
+          <w:sz w:val="24"/>
+        </w:rPr>
+      </w:pPr>
       <w:r>
         <w:rPr>
           <w:rFonts w:ascii="Times New Roman" w:hAnsi="Times New Roman"/>
@@ -2962,7 +3313,23 @@
           <w:rFonts w:ascii="Times New Roman" w:hAnsi="Times New Roman"/>
           <w:sz w:val="24"/>
         </w:rPr>
-        <w:t xml:space="preserve"> and documentation of SavePlate.</w:t>
+        <w:t xml:space="preserve"> and documentation of </w:t>
+      </w:r>
+      <w:proofErr w:type="spellStart"/>
+      <w:r>
+        <w:rPr>
+          <w:rFonts w:ascii="Times New Roman" w:hAnsi="Times New Roman"/>
+          <w:sz w:val="24"/>
+        </w:rPr>
+        <w:t>SavePlate</w:t>
+      </w:r>
+      <w:proofErr w:type="spellEnd"/>
+      <w:r>
+        <w:rPr>
+          <w:rFonts w:ascii="Times New Roman" w:hAnsi="Times New Roman"/>
+          <w:sz w:val="24"/>
+        </w:rPr>
+        <w:t>.</w:t>
       </w:r>
     </w:p>
     <w:tbl>
@@ -3291,7 +3658,6 @@
                 <w:rFonts w:ascii="Times New Roman" w:hAnsi="Times New Roman"/>
                 <w:sz w:val="24"/>
               </w:rPr>
-              <w:lastRenderedPageBreak/>
               <w:t>Modelling - Requirement</w:t>
             </w:r>
           </w:p>
@@ -3313,8 +3679,17 @@
                 <w:rFonts w:ascii="Times New Roman" w:hAnsi="Times New Roman"/>
                 <w:sz w:val="24"/>
               </w:rPr>
-              <w:t>Draw.io / Lucidchart</w:t>
-            </w:r>
+              <w:t xml:space="preserve">Draw.io / </w:t>
+            </w:r>
+            <w:proofErr w:type="spellStart"/>
+            <w:r>
+              <w:rPr>
+                <w:rFonts w:ascii="Times New Roman" w:hAnsi="Times New Roman"/>
+                <w:sz w:val="24"/>
+              </w:rPr>
+              <w:t>Lucidchart</w:t>
+            </w:r>
+            <w:proofErr w:type="spellEnd"/>
           </w:p>
         </w:tc>
         <w:tc>
@@ -3378,6 +3753,7 @@
                 <w:rFonts w:ascii="Times New Roman" w:hAnsi="Times New Roman"/>
                 <w:sz w:val="24"/>
               </w:rPr>
+              <w:lastRenderedPageBreak/>
               <w:t>Modelling- Design</w:t>
             </w:r>
           </w:p>
@@ -3394,6 +3770,7 @@
                 <w:sz w:val="24"/>
               </w:rPr>
             </w:pPr>
+            <w:proofErr w:type="spellStart"/>
             <w:r>
               <w:rPr>
                 <w:rFonts w:ascii="Times New Roman" w:hAnsi="Times New Roman"/>
@@ -3401,6 +3778,7 @@
               </w:rPr>
               <w:t>Figma</w:t>
             </w:r>
+            <w:proofErr w:type="spellEnd"/>
           </w:p>
         </w:tc>
         <w:tc>
@@ -3480,6 +3858,7 @@
                 <w:sz w:val="24"/>
               </w:rPr>
             </w:pPr>
+            <w:proofErr w:type="spellStart"/>
             <w:r>
               <w:rPr>
                 <w:rFonts w:ascii="Times New Roman" w:hAnsi="Times New Roman"/>
@@ -3487,6 +3866,7 @@
               </w:rPr>
               <w:t>Ganttproject</w:t>
             </w:r>
+            <w:proofErr w:type="spellEnd"/>
           </w:p>
         </w:tc>
         <w:tc>
@@ -3680,6 +4060,7 @@
                 <w:sz w:val="24"/>
               </w:rPr>
             </w:pPr>
+            <w:proofErr w:type="spellStart"/>
             <w:r>
               <w:rPr>
                 <w:rFonts w:ascii="Times New Roman" w:hAnsi="Times New Roman"/>
@@ -3687,6 +4068,7 @@
               </w:rPr>
               <w:t>Lastest</w:t>
             </w:r>
+            <w:proofErr w:type="spellEnd"/>
           </w:p>
         </w:tc>
         <w:tc>
@@ -3885,7 +4267,15 @@
                 <w:rFonts w:ascii="Times New Roman" w:hAnsi="Times New Roman"/>
                 <w:sz w:val="24"/>
               </w:rPr>
-              <w:t>RESTful API server d</w:t>
+              <w:t xml:space="preserve">RESTful API server </w:t>
+            </w:r>
+            <w:proofErr w:type="spellStart"/>
+            <w:r>
+              <w:rPr>
+                <w:rFonts w:ascii="Times New Roman" w:hAnsi="Times New Roman"/>
+                <w:sz w:val="24"/>
+              </w:rPr>
+              <w:t>d</w:t>
             </w:r>
             <w:r>
               <w:rPr>
@@ -3901,6 +4291,7 @@
               </w:rPr>
               <w:t>evelopment</w:t>
             </w:r>
+            <w:proofErr w:type="spellEnd"/>
           </w:p>
         </w:tc>
       </w:tr>
@@ -3985,7 +4376,23 @@
                 <w:rFonts w:ascii="Times New Roman" w:hAnsi="Times New Roman"/>
                 <w:sz w:val="24"/>
               </w:rPr>
-              <w:t>Relational databse for user and inventory data</w:t>
+              <w:t xml:space="preserve">Relational </w:t>
+            </w:r>
+            <w:proofErr w:type="spellStart"/>
+            <w:r>
+              <w:rPr>
+                <w:rFonts w:ascii="Times New Roman" w:hAnsi="Times New Roman"/>
+                <w:sz w:val="24"/>
+              </w:rPr>
+              <w:t>databse</w:t>
+            </w:r>
+            <w:proofErr w:type="spellEnd"/>
+            <w:r>
+              <w:rPr>
+                <w:rFonts w:ascii="Times New Roman" w:hAnsi="Times New Roman"/>
+                <w:sz w:val="24"/>
+              </w:rPr>
+              <w:t xml:space="preserve"> for user and inventory data</w:t>
             </w:r>
           </w:p>
         </w:tc>
@@ -4301,7 +4708,23 @@
                 <w:rFonts w:ascii="Times New Roman" w:hAnsi="Times New Roman"/>
                 <w:sz w:val="24"/>
               </w:rPr>
-              <w:t>/ Asus Expertbook intel core i5</w:t>
+              <w:t xml:space="preserve">/ Asus </w:t>
+            </w:r>
+            <w:proofErr w:type="spellStart"/>
+            <w:r>
+              <w:rPr>
+                <w:rFonts w:ascii="Times New Roman" w:hAnsi="Times New Roman"/>
+                <w:sz w:val="24"/>
+              </w:rPr>
+              <w:t>Expertbook</w:t>
+            </w:r>
+            <w:proofErr w:type="spellEnd"/>
+            <w:r>
+              <w:rPr>
+                <w:rFonts w:ascii="Times New Roman" w:hAnsi="Times New Roman"/>
+                <w:sz w:val="24"/>
+              </w:rPr>
+              <w:t xml:space="preserve"> intel core i5</w:t>
             </w:r>
           </w:p>
         </w:tc>
@@ -4367,7 +4790,7 @@
           <w:sz w:val="24"/>
         </w:rPr>
       </w:pPr>
-      <w:bookmarkStart w:id="12" w:name="_Toc231999208"/>
+      <w:bookmarkStart w:id="13" w:name="_Toc231999208"/>
       <w:r>
         <w:rPr>
           <w:rFonts w:ascii="Times New Roman" w:hAnsi="Times New Roman"/>
@@ -4383,7 +4806,7 @@
         </w:rPr>
         <w:t>Platform</w:t>
       </w:r>
-      <w:bookmarkEnd w:id="12"/>
+      <w:bookmarkEnd w:id="13"/>
     </w:p>
     <w:tbl>
       <w:tblPr>
@@ -4595,7 +5018,6 @@
                 <w:rFonts w:ascii="Times New Roman" w:hAnsi="Times New Roman"/>
                 <w:sz w:val="24"/>
               </w:rPr>
-              <w:lastRenderedPageBreak/>
               <w:t>OS</w:t>
             </w:r>
           </w:p>
@@ -4689,6 +5111,7 @@
                 <w:rFonts w:ascii="Times New Roman" w:hAnsi="Times New Roman"/>
                 <w:sz w:val="24"/>
               </w:rPr>
+              <w:lastRenderedPageBreak/>
               <w:t>Hardware</w:t>
             </w:r>
           </w:p>
@@ -4776,7 +5199,7 @@
           <w:sz w:val="24"/>
         </w:rPr>
       </w:pPr>
-      <w:bookmarkStart w:id="13" w:name="_Toc231999209"/>
+      <w:bookmarkStart w:id="14" w:name="_Toc231999209"/>
       <w:r>
         <w:rPr>
           <w:rFonts w:ascii="Times New Roman" w:hAnsi="Times New Roman"/>
@@ -4784,7 +5207,7 @@
         </w:rPr>
         <w:t>7.0 Risk Management Plan</w:t>
       </w:r>
-      <w:bookmarkEnd w:id="13"/>
+      <w:bookmarkEnd w:id="14"/>
     </w:p>
     <w:p>
       <w:pPr>
@@ -4807,7 +5230,7 @@
 </file>
 
 <file path=word/endnotes.xml><?xml version="1.0" encoding="utf-8"?>
-<w:endnotes xmlns:wpc="http://schemas.microsoft.com/office/word/2010/wordprocessingCanvas" xmlns:cx="http://schemas.microsoft.com/office/drawing/2014/chartex" xmlns:cx1="http://schemas.microsoft.com/office/drawing/2015/9/8/chartex" xmlns:cx2="http://schemas.microsoft.com/office/drawing/2015/10/21/chartex" xmlns:cx3="http://schemas.microsoft.com/office/drawing/2016/5/9/chartex" xmlns:cx4="http://schemas.microsoft.com/office/drawing/2016/5/10/chartex" xmlns:cx5="http://schemas.microsoft.com/office/drawing/2016/5/11/chartex" xmlns:cx6="http://schemas.microsoft.com/office/drawing/2016/5/12/chartex" xmlns:cx7="http://schemas.microsoft.com/office/drawing/2016/5/13/chartex" xmlns:cx8="http://schemas.microsoft.com/office/drawing/2016/5/14/chartex" xmlns:mc="http://schemas.openxmlformats.org/markup-compatibility/2006" xmlns:aink="http://schemas.microsoft.com/office/drawing/2016/ink" xmlns:am3d="http://schemas.microsoft.com/office/drawing/2017/model3d" xmlns:o="urn:schemas-microsoft-com:office:office" xmlns:oel="http://schemas.microsoft.com/office/2019/extlst" xmlns:r="http://schemas.openxmlformats.org/officeDocument/2006/relationships" xmlns:m="http://schemas.openxmlformats.org/officeDocument/2006/math" xmlns:v="urn:schemas-microsoft-com:vml" xmlns:wp14="http://schemas.microsoft.com/office/word/2010/wordprocessingDrawing" xmlns:wp="http://schemas.openxmlformats.org/drawingml/2006/wordprocessingDrawing" xmlns:w10="urn:schemas-microsoft-com:office:word" xmlns:w="http://schemas.openxmlformats.org/wordprocessingml/2006/main" xmlns:w14="http://schemas.microsoft.com/office/word/2010/wordml" xmlns:w15="http://schemas.microsoft.com/office/word/2012/wordml" xmlns:w16cex="http://schemas.microsoft.com/office/word/2018/wordml/cex" xmlns:w16cid="http://schemas.microsoft.com/office/word/2016/wordml/cid" xmlns:w16="http://schemas.microsoft.com/office/word/2018/wordml" xmlns:w16du="http://schemas.microsoft.com/office/word/2023/wordml/word16du" xmlns:w16sdtdh="http://schemas.microsoft.com/office/word/2020/wordml/sdtdatahash" xmlns:w16sdtfl="http://schemas.microsoft.com/office/word/2024/wordml/sdtformatlock" xmlns:w16se="http://schemas.microsoft.com/office/word/2015/wordml/symex" xmlns:wpg="http://schemas.microsoft.com/office/word/2010/wordprocessingGroup" xmlns:wpi="http://schemas.microsoft.com/office/word/2010/wordprocessingInk" xmlns:wne="http://schemas.microsoft.com/office/word/2006/wordml" xmlns:wps="http://schemas.microsoft.com/office/word/2010/wordprocessingShape" mc:Ignorable="w14 w15 w16se w16cid w16 w16cex w16sdtdh w16sdtfl w16du wp14">
+<w:endnotes xmlns:wpc="http://schemas.microsoft.com/office/word/2010/wordprocessingCanvas" xmlns:cx="http://schemas.microsoft.com/office/drawing/2014/chartex" xmlns:mc="http://schemas.openxmlformats.org/markup-compatibility/2006" xmlns:o="urn:schemas-microsoft-com:office:office" xmlns:r="http://schemas.openxmlformats.org/officeDocument/2006/relationships" xmlns:m="http://schemas.openxmlformats.org/officeDocument/2006/math" xmlns:v="urn:schemas-microsoft-com:vml" xmlns:wp14="http://schemas.microsoft.com/office/word/2010/wordprocessingDrawing" xmlns:wp="http://schemas.openxmlformats.org/drawingml/2006/wordprocessingDrawing" xmlns:w10="urn:schemas-microsoft-com:office:word" xmlns:w="http://schemas.openxmlformats.org/wordprocessingml/2006/main" xmlns:w14="http://schemas.microsoft.com/office/word/2010/wordml" xmlns:w15="http://schemas.microsoft.com/office/word/2012/wordml" xmlns:w16se="http://schemas.microsoft.com/office/word/2015/wordml/symex" xmlns:wpg="http://schemas.microsoft.com/office/word/2010/wordprocessingGroup" xmlns:wpi="http://schemas.microsoft.com/office/word/2010/wordprocessingInk" xmlns:wne="http://schemas.microsoft.com/office/word/2006/wordml" xmlns:wps="http://schemas.microsoft.com/office/word/2010/wordprocessingShape" mc:Ignorable="w14 w15 w16se wp14">
   <w:endnote w:type="separator" w:id="-1">
     <w:p>
       <w:pPr>
@@ -4832,7 +5255,7 @@
 </file>
 
 <file path=word/footer1.xml><?xml version="1.0" encoding="utf-8"?>
-<w:ftr xmlns:wpc="http://schemas.microsoft.com/office/word/2010/wordprocessingCanvas" xmlns:cx="http://schemas.microsoft.com/office/drawing/2014/chartex" xmlns:cx1="http://schemas.microsoft.com/office/drawing/2015/9/8/chartex" xmlns:cx2="http://schemas.microsoft.com/office/drawing/2015/10/21/chartex" xmlns:cx3="http://schemas.microsoft.com/office/drawing/2016/5/9/chartex" xmlns:cx4="http://schemas.microsoft.com/office/drawing/2016/5/10/chartex" xmlns:cx5="http://schemas.microsoft.com/office/drawing/2016/5/11/chartex" xmlns:cx6="http://schemas.microsoft.com/office/drawing/2016/5/12/chartex" xmlns:cx7="http://schemas.microsoft.com/office/drawing/2016/5/13/chartex" xmlns:cx8="http://schemas.microsoft.com/office/drawing/2016/5/14/chartex" xmlns:mc="http://schemas.openxmlformats.org/markup-compatibility/2006" xmlns:aink="http://schemas.microsoft.com/office/drawing/2016/ink" xmlns:am3d="http://schemas.microsoft.com/office/drawing/2017/model3d" xmlns:o="urn:schemas-microsoft-com:office:office" xmlns:oel="http://schemas.microsoft.com/office/2019/extlst" xmlns:r="http://schemas.openxmlformats.org/officeDocument/2006/relationships" xmlns:m="http://schemas.openxmlformats.org/officeDocument/2006/math" xmlns:v="urn:schemas-microsoft-com:vml" xmlns:wp14="http://schemas.microsoft.com/office/word/2010/wordprocessingDrawing" xmlns:wp="http://schemas.openxmlformats.org/drawingml/2006/wordprocessingDrawing" xmlns:w10="urn:schemas-microsoft-com:office:word" xmlns:w="http://schemas.openxmlformats.org/wordprocessingml/2006/main" xmlns:w14="http://schemas.microsoft.com/office/word/2010/wordml" xmlns:w15="http://schemas.microsoft.com/office/word/2012/wordml" xmlns:w16cex="http://schemas.microsoft.com/office/word/2018/wordml/cex" xmlns:w16cid="http://schemas.microsoft.com/office/word/2016/wordml/cid" xmlns:w16="http://schemas.microsoft.com/office/word/2018/wordml" xmlns:w16du="http://schemas.microsoft.com/office/word/2023/wordml/word16du" xmlns:w16sdtdh="http://schemas.microsoft.com/office/word/2020/wordml/sdtdatahash" xmlns:w16sdtfl="http://schemas.microsoft.com/office/word/2024/wordml/sdtformatlock" xmlns:w16se="http://schemas.microsoft.com/office/word/2015/wordml/symex" xmlns:wpg="http://schemas.microsoft.com/office/word/2010/wordprocessingGroup" xmlns:wpi="http://schemas.microsoft.com/office/word/2010/wordprocessingInk" xmlns:wne="http://schemas.microsoft.com/office/word/2006/wordml" xmlns:wps="http://schemas.microsoft.com/office/word/2010/wordprocessingShape" mc:Ignorable="w14 w15 w16se w16cid w16 w16cex w16sdtdh w16sdtfl w16du wp14">
+<w:ftr xmlns:wpc="http://schemas.microsoft.com/office/word/2010/wordprocessingCanvas" xmlns:cx="http://schemas.microsoft.com/office/drawing/2014/chartex" xmlns:mc="http://schemas.openxmlformats.org/markup-compatibility/2006" xmlns:o="urn:schemas-microsoft-com:office:office" xmlns:r="http://schemas.openxmlformats.org/officeDocument/2006/relationships" xmlns:m="http://schemas.openxmlformats.org/officeDocument/2006/math" xmlns:v="urn:schemas-microsoft-com:vml" xmlns:wp14="http://schemas.microsoft.com/office/word/2010/wordprocessingDrawing" xmlns:wp="http://schemas.openxmlformats.org/drawingml/2006/wordprocessingDrawing" xmlns:w10="urn:schemas-microsoft-com:office:word" xmlns:w="http://schemas.openxmlformats.org/wordprocessingml/2006/main" xmlns:w14="http://schemas.microsoft.com/office/word/2010/wordml" xmlns:w15="http://schemas.microsoft.com/office/word/2012/wordml" xmlns:w16se="http://schemas.microsoft.com/office/word/2015/wordml/symex" xmlns:wpg="http://schemas.microsoft.com/office/word/2010/wordprocessingGroup" xmlns:wpi="http://schemas.microsoft.com/office/word/2010/wordprocessingInk" xmlns:wne="http://schemas.microsoft.com/office/word/2006/wordml" xmlns:wps="http://schemas.microsoft.com/office/word/2010/wordprocessingShape" mc:Ignorable="w14 w15 w16se wp14">
   <w:sdt>
     <w:sdtPr>
       <w:id w:val="-1436752461"/>
@@ -4841,6 +5264,7 @@
         <w:docPartUnique/>
       </w:docPartObj>
     </w:sdtPr>
+    <w:sdtEndPr/>
     <w:sdtContent>
       <w:p>
         <w:pPr>
@@ -4860,7 +5284,7 @@
           <w:rPr>
             <w:noProof/>
           </w:rPr>
-          <w:t>2</w:t>
+          <w:t>7</w:t>
         </w:r>
         <w:r>
           <w:rPr>
@@ -4880,7 +5304,7 @@
 </file>
 
 <file path=word/footnotes.xml><?xml version="1.0" encoding="utf-8"?>
-<w:footnotes xmlns:wpc="http://schemas.microsoft.com/office/word/2010/wordprocessingCanvas" xmlns:cx="http://schemas.microsoft.com/office/drawing/2014/chartex" xmlns:cx1="http://schemas.microsoft.com/office/drawing/2015/9/8/chartex" xmlns:cx2="http://schemas.microsoft.com/office/drawing/2015/10/21/chartex" xmlns:cx3="http://schemas.microsoft.com/office/drawing/2016/5/9/chartex" xmlns:cx4="http://schemas.microsoft.com/office/drawing/2016/5/10/chartex" xmlns:cx5="http://schemas.microsoft.com/office/drawing/2016/5/11/chartex" xmlns:cx6="http://schemas.microsoft.com/office/drawing/2016/5/12/chartex" xmlns:cx7="http://schemas.microsoft.com/office/drawing/2016/5/13/chartex" xmlns:cx8="http://schemas.microsoft.com/office/drawing/2016/5/14/chartex" xmlns:mc="http://schemas.openxmlformats.org/markup-compatibility/2006" xmlns:aink="http://schemas.microsoft.com/office/drawing/2016/ink" xmlns:am3d="http://schemas.microsoft.com/office/drawing/2017/model3d" xmlns:o="urn:schemas-microsoft-com:office:office" xmlns:oel="http://schemas.microsoft.com/office/2019/extlst" xmlns:r="http://schemas.openxmlformats.org/officeDocument/2006/relationships" xmlns:m="http://schemas.openxmlformats.org/officeDocument/2006/math" xmlns:v="urn:schemas-microsoft-com:vml" xmlns:wp14="http://schemas.microsoft.com/office/word/2010/wordprocessingDrawing" xmlns:wp="http://schemas.openxmlformats.org/drawingml/2006/wordprocessingDrawing" xmlns:w10="urn:schemas-microsoft-com:office:word" xmlns:w="http://schemas.openxmlformats.org/wordprocessingml/2006/main" xmlns:w14="http://schemas.microsoft.com/office/word/2010/wordml" xmlns:w15="http://schemas.microsoft.com/office/word/2012/wordml" xmlns:w16cex="http://schemas.microsoft.com/office/word/2018/wordml/cex" xmlns:w16cid="http://schemas.microsoft.com/office/word/2016/wordml/cid" xmlns:w16="http://schemas.microsoft.com/office/word/2018/wordml" xmlns:w16du="http://schemas.microsoft.com/office/word/2023/wordml/word16du" xmlns:w16sdtdh="http://schemas.microsoft.com/office/word/2020/wordml/sdtdatahash" xmlns:w16sdtfl="http://schemas.microsoft.com/office/word/2024/wordml/sdtformatlock" xmlns:w16se="http://schemas.microsoft.com/office/word/2015/wordml/symex" xmlns:wpg="http://schemas.microsoft.com/office/word/2010/wordprocessingGroup" xmlns:wpi="http://schemas.microsoft.com/office/word/2010/wordprocessingInk" xmlns:wne="http://schemas.microsoft.com/office/word/2006/wordml" xmlns:wps="http://schemas.microsoft.com/office/word/2010/wordprocessingShape" mc:Ignorable="w14 w15 w16se w16cid w16 w16cex w16sdtdh w16sdtfl w16du wp14">
+<w:footnotes xmlns:wpc="http://schemas.microsoft.com/office/word/2010/wordprocessingCanvas" xmlns:cx="http://schemas.microsoft.com/office/drawing/2014/chartex" xmlns:mc="http://schemas.openxmlformats.org/markup-compatibility/2006" xmlns:o="urn:schemas-microsoft-com:office:office" xmlns:r="http://schemas.openxmlformats.org/officeDocument/2006/relationships" xmlns:m="http://schemas.openxmlformats.org/officeDocument/2006/math" xmlns:v="urn:schemas-microsoft-com:vml" xmlns:wp14="http://schemas.microsoft.com/office/word/2010/wordprocessingDrawing" xmlns:wp="http://schemas.openxmlformats.org/drawingml/2006/wordprocessingDrawing" xmlns:w10="urn:schemas-microsoft-com:office:word" xmlns:w="http://schemas.openxmlformats.org/wordprocessingml/2006/main" xmlns:w14="http://schemas.microsoft.com/office/word/2010/wordml" xmlns:w15="http://schemas.microsoft.com/office/word/2012/wordml" xmlns:w16se="http://schemas.microsoft.com/office/word/2015/wordml/symex" xmlns:wpg="http://schemas.microsoft.com/office/word/2010/wordprocessingGroup" xmlns:wpi="http://schemas.microsoft.com/office/word/2010/wordprocessingInk" xmlns:wne="http://schemas.microsoft.com/office/word/2006/wordml" xmlns:wps="http://schemas.microsoft.com/office/word/2010/wordprocessingShape" mc:Ignorable="w14 w15 w16se wp14">
   <w:footnote w:type="separator" w:id="-1">
     <w:p>
       <w:pPr>
@@ -4905,7 +5329,7 @@
 </file>
 
 <file path=word/numbering.xml><?xml version="1.0" encoding="utf-8"?>
-<w:numbering xmlns:wpc="http://schemas.microsoft.com/office/word/2010/wordprocessingCanvas" xmlns:cx="http://schemas.microsoft.com/office/drawing/2014/chartex" xmlns:cx1="http://schemas.microsoft.com/office/drawing/2015/9/8/chartex" xmlns:cx2="http://schemas.microsoft.com/office/drawing/2015/10/21/chartex" xmlns:cx3="http://schemas.microsoft.com/office/drawing/2016/5/9/chartex" xmlns:cx4="http://schemas.microsoft.com/office/drawing/2016/5/10/chartex" xmlns:cx5="http://schemas.microsoft.com/office/drawing/2016/5/11/chartex" xmlns:cx6="http://schemas.microsoft.com/office/drawing/2016/5/12/chartex" xmlns:cx7="http://schemas.microsoft.com/office/drawing/2016/5/13/chartex" xmlns:cx8="http://schemas.microsoft.com/office/drawing/2016/5/14/chartex" xmlns:mc="http://schemas.openxmlformats.org/markup-compatibility/2006" xmlns:aink="http://schemas.microsoft.com/office/drawing/2016/ink" xmlns:am3d="http://schemas.microsoft.com/office/drawing/2017/model3d" xmlns:o="urn:schemas-microsoft-com:office:office" xmlns:oel="http://schemas.microsoft.com/office/2019/extlst" xmlns:r="http://schemas.openxmlformats.org/officeDocument/2006/relationships" xmlns:m="http://schemas.openxmlformats.org/officeDocument/2006/math" xmlns:v="urn:schemas-microsoft-com:vml" xmlns:wp14="http://schemas.microsoft.com/office/word/2010/wordprocessingDrawing" xmlns:wp="http://schemas.openxmlformats.org/drawingml/2006/wordprocessingDrawing" xmlns:w10="urn:schemas-microsoft-com:office:word" xmlns:w="http://schemas.openxmlformats.org/wordprocessingml/2006/main" xmlns:w14="http://schemas.microsoft.com/office/word/2010/wordml" xmlns:w15="http://schemas.microsoft.com/office/word/2012/wordml" xmlns:w16cex="http://schemas.microsoft.com/office/word/2018/wordml/cex" xmlns:w16cid="http://schemas.microsoft.com/office/word/2016/wordml/cid" xmlns:w16="http://schemas.microsoft.com/office/word/2018/wordml" xmlns:w16du="http://schemas.microsoft.com/office/word/2023/wordml/word16du" xmlns:w16sdtdh="http://schemas.microsoft.com/office/word/2020/wordml/sdtdatahash" xmlns:w16sdtfl="http://schemas.microsoft.com/office/word/2024/wordml/sdtformatlock" xmlns:w16se="http://schemas.microsoft.com/office/word/2015/wordml/symex" xmlns:wpg="http://schemas.microsoft.com/office/word/2010/wordprocessingGroup" xmlns:wpi="http://schemas.microsoft.com/office/word/2010/wordprocessingInk" xmlns:wne="http://schemas.microsoft.com/office/word/2006/wordml" xmlns:wps="http://schemas.microsoft.com/office/word/2010/wordprocessingShape" mc:Ignorable="w14 w15 w16se w16cid w16 w16cex w16sdtdh w16sdtfl w16du wp14">
+<w:numbering xmlns:wpc="http://schemas.microsoft.com/office/word/2010/wordprocessingCanvas" xmlns:cx="http://schemas.microsoft.com/office/drawing/2014/chartex" xmlns:mc="http://schemas.openxmlformats.org/markup-compatibility/2006" xmlns:o="urn:schemas-microsoft-com:office:office" xmlns:r="http://schemas.openxmlformats.org/officeDocument/2006/relationships" xmlns:m="http://schemas.openxmlformats.org/officeDocument/2006/math" xmlns:v="urn:schemas-microsoft-com:vml" xmlns:wp14="http://schemas.microsoft.com/office/word/2010/wordprocessingDrawing" xmlns:wp="http://schemas.openxmlformats.org/drawingml/2006/wordprocessingDrawing" xmlns:w10="urn:schemas-microsoft-com:office:word" xmlns:w="http://schemas.openxmlformats.org/wordprocessingml/2006/main" xmlns:w14="http://schemas.microsoft.com/office/word/2010/wordml" xmlns:w15="http://schemas.microsoft.com/office/word/2012/wordml" xmlns:w16se="http://schemas.microsoft.com/office/word/2015/wordml/symex" xmlns:wpg="http://schemas.microsoft.com/office/word/2010/wordprocessingGroup" xmlns:wpi="http://schemas.microsoft.com/office/word/2010/wordprocessingInk" xmlns:wne="http://schemas.microsoft.com/office/word/2006/wordml" xmlns:wps="http://schemas.microsoft.com/office/word/2010/wordprocessingShape" mc:Ignorable="w14 w15 w16se wp14">
   <w:abstractNum w:abstractNumId="0" w15:restartNumberingAfterBreak="0">
     <w:nsid w:val="099546C8"/>
     <w:multiLevelType w:val="multilevel"/>
@@ -5020,6 +5444,119 @@
     </w:lvl>
   </w:abstractNum>
   <w:abstractNum w:abstractNumId="1" w15:restartNumberingAfterBreak="0">
+    <w:nsid w:val="1295191A"/>
+    <w:multiLevelType w:val="hybridMultilevel"/>
+    <w:tmpl w:val="50761670"/>
+    <w:lvl w:ilvl="0" w:tplc="04090001">
+      <w:start w:val="1"/>
+      <w:numFmt w:val="bullet"/>
+      <w:lvlText w:val=""/>
+      <w:lvlJc w:val="left"/>
+      <w:pPr>
+        <w:ind w:left="720" w:hanging="360"/>
+      </w:pPr>
+      <w:rPr>
+        <w:rFonts w:ascii="Symbol" w:hAnsi="Symbol" w:hint="default"/>
+      </w:rPr>
+    </w:lvl>
+    <w:lvl w:ilvl="1" w:tplc="04090003" w:tentative="1">
+      <w:start w:val="1"/>
+      <w:numFmt w:val="bullet"/>
+      <w:lvlText w:val="o"/>
+      <w:lvlJc w:val="left"/>
+      <w:pPr>
+        <w:ind w:left="1440" w:hanging="360"/>
+      </w:pPr>
+      <w:rPr>
+        <w:rFonts w:ascii="Courier New" w:hAnsi="Courier New" w:cs="Courier New" w:hint="default"/>
+      </w:rPr>
+    </w:lvl>
+    <w:lvl w:ilvl="2" w:tplc="04090005" w:tentative="1">
+      <w:start w:val="1"/>
+      <w:numFmt w:val="bullet"/>
+      <w:lvlText w:val=""/>
+      <w:lvlJc w:val="left"/>
+      <w:pPr>
+        <w:ind w:left="2160" w:hanging="360"/>
+      </w:pPr>
+      <w:rPr>
+        <w:rFonts w:ascii="Wingdings" w:hAnsi="Wingdings" w:hint="default"/>
+      </w:rPr>
+    </w:lvl>
+    <w:lvl w:ilvl="3" w:tplc="04090001" w:tentative="1">
+      <w:start w:val="1"/>
+      <w:numFmt w:val="bullet"/>
+      <w:lvlText w:val=""/>
+      <w:lvlJc w:val="left"/>
+      <w:pPr>
+        <w:ind w:left="2880" w:hanging="360"/>
+      </w:pPr>
+      <w:rPr>
+        <w:rFonts w:ascii="Symbol" w:hAnsi="Symbol" w:hint="default"/>
+      </w:rPr>
+    </w:lvl>
+    <w:lvl w:ilvl="4" w:tplc="04090003" w:tentative="1">
+      <w:start w:val="1"/>
+      <w:numFmt w:val="bullet"/>
+      <w:lvlText w:val="o"/>
+      <w:lvlJc w:val="left"/>
+      <w:pPr>
+        <w:ind w:left="3600" w:hanging="360"/>
+      </w:pPr>
+      <w:rPr>
+        <w:rFonts w:ascii="Courier New" w:hAnsi="Courier New" w:cs="Courier New" w:hint="default"/>
+      </w:rPr>
+    </w:lvl>
+    <w:lvl w:ilvl="5" w:tplc="04090005" w:tentative="1">
+      <w:start w:val="1"/>
+      <w:numFmt w:val="bullet"/>
+      <w:lvlText w:val=""/>
+      <w:lvlJc w:val="left"/>
+      <w:pPr>
+        <w:ind w:left="4320" w:hanging="360"/>
+      </w:pPr>
+      <w:rPr>
+        <w:rFonts w:ascii="Wingdings" w:hAnsi="Wingdings" w:hint="default"/>
+      </w:rPr>
+    </w:lvl>
+    <w:lvl w:ilvl="6" w:tplc="04090001" w:tentative="1">
+      <w:start w:val="1"/>
+      <w:numFmt w:val="bullet"/>
+      <w:lvlText w:val=""/>
+      <w:lvlJc w:val="left"/>
+      <w:pPr>
+        <w:ind w:left="5040" w:hanging="360"/>
+      </w:pPr>
+      <w:rPr>
+        <w:rFonts w:ascii="Symbol" w:hAnsi="Symbol" w:hint="default"/>
+      </w:rPr>
+    </w:lvl>
+    <w:lvl w:ilvl="7" w:tplc="04090003" w:tentative="1">
+      <w:start w:val="1"/>
+      <w:numFmt w:val="bullet"/>
+      <w:lvlText w:val="o"/>
+      <w:lvlJc w:val="left"/>
+      <w:pPr>
+        <w:ind w:left="5760" w:hanging="360"/>
+      </w:pPr>
+      <w:rPr>
+        <w:rFonts w:ascii="Courier New" w:hAnsi="Courier New" w:cs="Courier New" w:hint="default"/>
+      </w:rPr>
+    </w:lvl>
+    <w:lvl w:ilvl="8" w:tplc="04090005" w:tentative="1">
+      <w:start w:val="1"/>
+      <w:numFmt w:val="bullet"/>
+      <w:lvlText w:val=""/>
+      <w:lvlJc w:val="left"/>
+      <w:pPr>
+        <w:ind w:left="6480" w:hanging="360"/>
+      </w:pPr>
+      <w:rPr>
+        <w:rFonts w:ascii="Wingdings" w:hAnsi="Wingdings" w:hint="default"/>
+      </w:rPr>
+    </w:lvl>
+  </w:abstractNum>
+  <w:abstractNum w:abstractNumId="2" w15:restartNumberingAfterBreak="0">
     <w:nsid w:val="12EC102B"/>
     <w:multiLevelType w:val="multilevel"/>
     <w:tmpl w:val="EF3A24DC"/>
@@ -5132,7 +5669,7 @@
       </w:pPr>
     </w:lvl>
   </w:abstractNum>
-  <w:abstractNum w:abstractNumId="2" w15:restartNumberingAfterBreak="0">
+  <w:abstractNum w:abstractNumId="3" w15:restartNumberingAfterBreak="0">
     <w:nsid w:val="257C4A89"/>
     <w:multiLevelType w:val="multilevel"/>
     <w:tmpl w:val="6E0A14E8"/>
@@ -5254,7 +5791,120 @@
       </w:rPr>
     </w:lvl>
   </w:abstractNum>
-  <w:abstractNum w:abstractNumId="3" w15:restartNumberingAfterBreak="0">
+  <w:abstractNum w:abstractNumId="4" w15:restartNumberingAfterBreak="0">
+    <w:nsid w:val="2F0A43C2"/>
+    <w:multiLevelType w:val="hybridMultilevel"/>
+    <w:tmpl w:val="4582E144"/>
+    <w:lvl w:ilvl="0" w:tplc="04090001">
+      <w:start w:val="1"/>
+      <w:numFmt w:val="bullet"/>
+      <w:lvlText w:val=""/>
+      <w:lvlJc w:val="left"/>
+      <w:pPr>
+        <w:ind w:left="720" w:hanging="360"/>
+      </w:pPr>
+      <w:rPr>
+        <w:rFonts w:ascii="Symbol" w:hAnsi="Symbol" w:hint="default"/>
+      </w:rPr>
+    </w:lvl>
+    <w:lvl w:ilvl="1" w:tplc="04090003" w:tentative="1">
+      <w:start w:val="1"/>
+      <w:numFmt w:val="bullet"/>
+      <w:lvlText w:val="o"/>
+      <w:lvlJc w:val="left"/>
+      <w:pPr>
+        <w:ind w:left="1440" w:hanging="360"/>
+      </w:pPr>
+      <w:rPr>
+        <w:rFonts w:ascii="Courier New" w:hAnsi="Courier New" w:cs="Courier New" w:hint="default"/>
+      </w:rPr>
+    </w:lvl>
+    <w:lvl w:ilvl="2" w:tplc="04090005" w:tentative="1">
+      <w:start w:val="1"/>
+      <w:numFmt w:val="bullet"/>
+      <w:lvlText w:val=""/>
+      <w:lvlJc w:val="left"/>
+      <w:pPr>
+        <w:ind w:left="2160" w:hanging="360"/>
+      </w:pPr>
+      <w:rPr>
+        <w:rFonts w:ascii="Wingdings" w:hAnsi="Wingdings" w:hint="default"/>
+      </w:rPr>
+    </w:lvl>
+    <w:lvl w:ilvl="3" w:tplc="04090001" w:tentative="1">
+      <w:start w:val="1"/>
+      <w:numFmt w:val="bullet"/>
+      <w:lvlText w:val=""/>
+      <w:lvlJc w:val="left"/>
+      <w:pPr>
+        <w:ind w:left="2880" w:hanging="360"/>
+      </w:pPr>
+      <w:rPr>
+        <w:rFonts w:ascii="Symbol" w:hAnsi="Symbol" w:hint="default"/>
+      </w:rPr>
+    </w:lvl>
+    <w:lvl w:ilvl="4" w:tplc="04090003" w:tentative="1">
+      <w:start w:val="1"/>
+      <w:numFmt w:val="bullet"/>
+      <w:lvlText w:val="o"/>
+      <w:lvlJc w:val="left"/>
+      <w:pPr>
+        <w:ind w:left="3600" w:hanging="360"/>
+      </w:pPr>
+      <w:rPr>
+        <w:rFonts w:ascii="Courier New" w:hAnsi="Courier New" w:cs="Courier New" w:hint="default"/>
+      </w:rPr>
+    </w:lvl>
+    <w:lvl w:ilvl="5" w:tplc="04090005" w:tentative="1">
+      <w:start w:val="1"/>
+      <w:numFmt w:val="bullet"/>
+      <w:lvlText w:val=""/>
+      <w:lvlJc w:val="left"/>
+      <w:pPr>
+        <w:ind w:left="4320" w:hanging="360"/>
+      </w:pPr>
+      <w:rPr>
+        <w:rFonts w:ascii="Wingdings" w:hAnsi="Wingdings" w:hint="default"/>
+      </w:rPr>
+    </w:lvl>
+    <w:lvl w:ilvl="6" w:tplc="04090001" w:tentative="1">
+      <w:start w:val="1"/>
+      <w:numFmt w:val="bullet"/>
+      <w:lvlText w:val=""/>
+      <w:lvlJc w:val="left"/>
+      <w:pPr>
+        <w:ind w:left="5040" w:hanging="360"/>
+      </w:pPr>
+      <w:rPr>
+        <w:rFonts w:ascii="Symbol" w:hAnsi="Symbol" w:hint="default"/>
+      </w:rPr>
+    </w:lvl>
+    <w:lvl w:ilvl="7" w:tplc="04090003" w:tentative="1">
+      <w:start w:val="1"/>
+      <w:numFmt w:val="bullet"/>
+      <w:lvlText w:val="o"/>
+      <w:lvlJc w:val="left"/>
+      <w:pPr>
+        <w:ind w:left="5760" w:hanging="360"/>
+      </w:pPr>
+      <w:rPr>
+        <w:rFonts w:ascii="Courier New" w:hAnsi="Courier New" w:cs="Courier New" w:hint="default"/>
+      </w:rPr>
+    </w:lvl>
+    <w:lvl w:ilvl="8" w:tplc="04090005" w:tentative="1">
+      <w:start w:val="1"/>
+      <w:numFmt w:val="bullet"/>
+      <w:lvlText w:val=""/>
+      <w:lvlJc w:val="left"/>
+      <w:pPr>
+        <w:ind w:left="6480" w:hanging="360"/>
+      </w:pPr>
+      <w:rPr>
+        <w:rFonts w:ascii="Wingdings" w:hAnsi="Wingdings" w:hint="default"/>
+      </w:rPr>
+    </w:lvl>
+  </w:abstractNum>
+  <w:abstractNum w:abstractNumId="5" w15:restartNumberingAfterBreak="0">
     <w:nsid w:val="4C262145"/>
     <w:multiLevelType w:val="multilevel"/>
     <w:tmpl w:val="05226586"/>
@@ -5367,7 +6017,7 @@
       </w:pPr>
     </w:lvl>
   </w:abstractNum>
-  <w:abstractNum w:abstractNumId="4" w15:restartNumberingAfterBreak="0">
+  <w:abstractNum w:abstractNumId="6" w15:restartNumberingAfterBreak="0">
     <w:nsid w:val="4C5530E6"/>
     <w:multiLevelType w:val="multilevel"/>
     <w:tmpl w:val="498E1EBA"/>
@@ -5480,7 +6130,120 @@
       </w:pPr>
     </w:lvl>
   </w:abstractNum>
-  <w:abstractNum w:abstractNumId="5" w15:restartNumberingAfterBreak="0">
+  <w:abstractNum w:abstractNumId="7" w15:restartNumberingAfterBreak="0">
+    <w:nsid w:val="5AEC65BE"/>
+    <w:multiLevelType w:val="hybridMultilevel"/>
+    <w:tmpl w:val="FA30B7BE"/>
+    <w:lvl w:ilvl="0" w:tplc="04090001">
+      <w:start w:val="1"/>
+      <w:numFmt w:val="bullet"/>
+      <w:lvlText w:val=""/>
+      <w:lvlJc w:val="left"/>
+      <w:pPr>
+        <w:ind w:left="1440" w:hanging="360"/>
+      </w:pPr>
+      <w:rPr>
+        <w:rFonts w:ascii="Symbol" w:hAnsi="Symbol" w:hint="default"/>
+      </w:rPr>
+    </w:lvl>
+    <w:lvl w:ilvl="1" w:tplc="04090003" w:tentative="1">
+      <w:start w:val="1"/>
+      <w:numFmt w:val="bullet"/>
+      <w:lvlText w:val="o"/>
+      <w:lvlJc w:val="left"/>
+      <w:pPr>
+        <w:ind w:left="2160" w:hanging="360"/>
+      </w:pPr>
+      <w:rPr>
+        <w:rFonts w:ascii="Courier New" w:hAnsi="Courier New" w:cs="Courier New" w:hint="default"/>
+      </w:rPr>
+    </w:lvl>
+    <w:lvl w:ilvl="2" w:tplc="04090005" w:tentative="1">
+      <w:start w:val="1"/>
+      <w:numFmt w:val="bullet"/>
+      <w:lvlText w:val=""/>
+      <w:lvlJc w:val="left"/>
+      <w:pPr>
+        <w:ind w:left="2880" w:hanging="360"/>
+      </w:pPr>
+      <w:rPr>
+        <w:rFonts w:ascii="Wingdings" w:hAnsi="Wingdings" w:hint="default"/>
+      </w:rPr>
+    </w:lvl>
+    <w:lvl w:ilvl="3" w:tplc="04090001" w:tentative="1">
+      <w:start w:val="1"/>
+      <w:numFmt w:val="bullet"/>
+      <w:lvlText w:val=""/>
+      <w:lvlJc w:val="left"/>
+      <w:pPr>
+        <w:ind w:left="3600" w:hanging="360"/>
+      </w:pPr>
+      <w:rPr>
+        <w:rFonts w:ascii="Symbol" w:hAnsi="Symbol" w:hint="default"/>
+      </w:rPr>
+    </w:lvl>
+    <w:lvl w:ilvl="4" w:tplc="04090003" w:tentative="1">
+      <w:start w:val="1"/>
+      <w:numFmt w:val="bullet"/>
+      <w:lvlText w:val="o"/>
+      <w:lvlJc w:val="left"/>
+      <w:pPr>
+        <w:ind w:left="4320" w:hanging="360"/>
+      </w:pPr>
+      <w:rPr>
+        <w:rFonts w:ascii="Courier New" w:hAnsi="Courier New" w:cs="Courier New" w:hint="default"/>
+      </w:rPr>
+    </w:lvl>
+    <w:lvl w:ilvl="5" w:tplc="04090005" w:tentative="1">
+      <w:start w:val="1"/>
+      <w:numFmt w:val="bullet"/>
+      <w:lvlText w:val=""/>
+      <w:lvlJc w:val="left"/>
+      <w:pPr>
+        <w:ind w:left="5040" w:hanging="360"/>
+      </w:pPr>
+      <w:rPr>
+        <w:rFonts w:ascii="Wingdings" w:hAnsi="Wingdings" w:hint="default"/>
+      </w:rPr>
+    </w:lvl>
+    <w:lvl w:ilvl="6" w:tplc="04090001" w:tentative="1">
+      <w:start w:val="1"/>
+      <w:numFmt w:val="bullet"/>
+      <w:lvlText w:val=""/>
+      <w:lvlJc w:val="left"/>
+      <w:pPr>
+        <w:ind w:left="5760" w:hanging="360"/>
+      </w:pPr>
+      <w:rPr>
+        <w:rFonts w:ascii="Symbol" w:hAnsi="Symbol" w:hint="default"/>
+      </w:rPr>
+    </w:lvl>
+    <w:lvl w:ilvl="7" w:tplc="04090003" w:tentative="1">
+      <w:start w:val="1"/>
+      <w:numFmt w:val="bullet"/>
+      <w:lvlText w:val="o"/>
+      <w:lvlJc w:val="left"/>
+      <w:pPr>
+        <w:ind w:left="6480" w:hanging="360"/>
+      </w:pPr>
+      <w:rPr>
+        <w:rFonts w:ascii="Courier New" w:hAnsi="Courier New" w:cs="Courier New" w:hint="default"/>
+      </w:rPr>
+    </w:lvl>
+    <w:lvl w:ilvl="8" w:tplc="04090005" w:tentative="1">
+      <w:start w:val="1"/>
+      <w:numFmt w:val="bullet"/>
+      <w:lvlText w:val=""/>
+      <w:lvlJc w:val="left"/>
+      <w:pPr>
+        <w:ind w:left="7200" w:hanging="360"/>
+      </w:pPr>
+      <w:rPr>
+        <w:rFonts w:ascii="Wingdings" w:hAnsi="Wingdings" w:hint="default"/>
+      </w:rPr>
+    </w:lvl>
+  </w:abstractNum>
+  <w:abstractNum w:abstractNumId="8" w15:restartNumberingAfterBreak="0">
     <w:nsid w:val="615A0B2A"/>
     <w:multiLevelType w:val="multilevel"/>
     <w:tmpl w:val="088E8C54"/>
@@ -5593,8 +6356,121 @@
       </w:rPr>
     </w:lvl>
   </w:abstractNum>
-  <w:num w:numId="1" w16cid:durableId="98184495">
-    <w:abstractNumId w:val="4"/>
+  <w:abstractNum w:abstractNumId="9" w15:restartNumberingAfterBreak="0">
+    <w:nsid w:val="6790430E"/>
+    <w:multiLevelType w:val="hybridMultilevel"/>
+    <w:tmpl w:val="4208AAC0"/>
+    <w:lvl w:ilvl="0" w:tplc="04090001">
+      <w:start w:val="1"/>
+      <w:numFmt w:val="bullet"/>
+      <w:lvlText w:val=""/>
+      <w:lvlJc w:val="left"/>
+      <w:pPr>
+        <w:ind w:left="720" w:hanging="360"/>
+      </w:pPr>
+      <w:rPr>
+        <w:rFonts w:ascii="Symbol" w:hAnsi="Symbol" w:hint="default"/>
+      </w:rPr>
+    </w:lvl>
+    <w:lvl w:ilvl="1" w:tplc="04090003" w:tentative="1">
+      <w:start w:val="1"/>
+      <w:numFmt w:val="bullet"/>
+      <w:lvlText w:val="o"/>
+      <w:lvlJc w:val="left"/>
+      <w:pPr>
+        <w:ind w:left="1440" w:hanging="360"/>
+      </w:pPr>
+      <w:rPr>
+        <w:rFonts w:ascii="Courier New" w:hAnsi="Courier New" w:cs="Courier New" w:hint="default"/>
+      </w:rPr>
+    </w:lvl>
+    <w:lvl w:ilvl="2" w:tplc="04090005" w:tentative="1">
+      <w:start w:val="1"/>
+      <w:numFmt w:val="bullet"/>
+      <w:lvlText w:val=""/>
+      <w:lvlJc w:val="left"/>
+      <w:pPr>
+        <w:ind w:left="2160" w:hanging="360"/>
+      </w:pPr>
+      <w:rPr>
+        <w:rFonts w:ascii="Wingdings" w:hAnsi="Wingdings" w:hint="default"/>
+      </w:rPr>
+    </w:lvl>
+    <w:lvl w:ilvl="3" w:tplc="04090001" w:tentative="1">
+      <w:start w:val="1"/>
+      <w:numFmt w:val="bullet"/>
+      <w:lvlText w:val=""/>
+      <w:lvlJc w:val="left"/>
+      <w:pPr>
+        <w:ind w:left="2880" w:hanging="360"/>
+      </w:pPr>
+      <w:rPr>
+        <w:rFonts w:ascii="Symbol" w:hAnsi="Symbol" w:hint="default"/>
+      </w:rPr>
+    </w:lvl>
+    <w:lvl w:ilvl="4" w:tplc="04090003" w:tentative="1">
+      <w:start w:val="1"/>
+      <w:numFmt w:val="bullet"/>
+      <w:lvlText w:val="o"/>
+      <w:lvlJc w:val="left"/>
+      <w:pPr>
+        <w:ind w:left="3600" w:hanging="360"/>
+      </w:pPr>
+      <w:rPr>
+        <w:rFonts w:ascii="Courier New" w:hAnsi="Courier New" w:cs="Courier New" w:hint="default"/>
+      </w:rPr>
+    </w:lvl>
+    <w:lvl w:ilvl="5" w:tplc="04090005" w:tentative="1">
+      <w:start w:val="1"/>
+      <w:numFmt w:val="bullet"/>
+      <w:lvlText w:val=""/>
+      <w:lvlJc w:val="left"/>
+      <w:pPr>
+        <w:ind w:left="4320" w:hanging="360"/>
+      </w:pPr>
+      <w:rPr>
+        <w:rFonts w:ascii="Wingdings" w:hAnsi="Wingdings" w:hint="default"/>
+      </w:rPr>
+    </w:lvl>
+    <w:lvl w:ilvl="6" w:tplc="04090001" w:tentative="1">
+      <w:start w:val="1"/>
+      <w:numFmt w:val="bullet"/>
+      <w:lvlText w:val=""/>
+      <w:lvlJc w:val="left"/>
+      <w:pPr>
+        <w:ind w:left="5040" w:hanging="360"/>
+      </w:pPr>
+      <w:rPr>
+        <w:rFonts w:ascii="Symbol" w:hAnsi="Symbol" w:hint="default"/>
+      </w:rPr>
+    </w:lvl>
+    <w:lvl w:ilvl="7" w:tplc="04090003" w:tentative="1">
+      <w:start w:val="1"/>
+      <w:numFmt w:val="bullet"/>
+      <w:lvlText w:val="o"/>
+      <w:lvlJc w:val="left"/>
+      <w:pPr>
+        <w:ind w:left="5760" w:hanging="360"/>
+      </w:pPr>
+      <w:rPr>
+        <w:rFonts w:ascii="Courier New" w:hAnsi="Courier New" w:cs="Courier New" w:hint="default"/>
+      </w:rPr>
+    </w:lvl>
+    <w:lvl w:ilvl="8" w:tplc="04090005" w:tentative="1">
+      <w:start w:val="1"/>
+      <w:numFmt w:val="bullet"/>
+      <w:lvlText w:val=""/>
+      <w:lvlJc w:val="left"/>
+      <w:pPr>
+        <w:ind w:left="6480" w:hanging="360"/>
+      </w:pPr>
+      <w:rPr>
+        <w:rFonts w:ascii="Wingdings" w:hAnsi="Wingdings" w:hint="default"/>
+      </w:rPr>
+    </w:lvl>
+  </w:abstractNum>
+  <w:num w:numId="1">
+    <w:abstractNumId w:val="6"/>
     <w:lvlOverride w:ilvl="0"/>
     <w:lvlOverride w:ilvl="1">
       <w:startOverride w:val="1"/>
@@ -5621,8 +6497,8 @@
       <w:startOverride w:val="1"/>
     </w:lvlOverride>
   </w:num>
-  <w:num w:numId="2" w16cid:durableId="256259248">
-    <w:abstractNumId w:val="5"/>
+  <w:num w:numId="2">
+    <w:abstractNumId w:val="8"/>
     <w:lvlOverride w:ilvl="0">
       <w:startOverride w:val="1"/>
     </w:lvlOverride>
@@ -5651,7 +6527,7 @@
       <w:startOverride w:val="1"/>
     </w:lvlOverride>
   </w:num>
-  <w:num w:numId="3" w16cid:durableId="1252272984">
+  <w:num w:numId="3">
     <w:abstractNumId w:val="0"/>
     <w:lvlOverride w:ilvl="0">
       <w:startOverride w:val="1"/>
@@ -5681,8 +6557,8 @@
       <w:startOverride w:val="1"/>
     </w:lvlOverride>
   </w:num>
-  <w:num w:numId="4" w16cid:durableId="2132429867">
-    <w:abstractNumId w:val="1"/>
+  <w:num w:numId="4">
+    <w:abstractNumId w:val="2"/>
     <w:lvlOverride w:ilvl="0"/>
     <w:lvlOverride w:ilvl="1"/>
     <w:lvlOverride w:ilvl="2">
@@ -5707,8 +6583,8 @@
       <w:startOverride w:val="1"/>
     </w:lvlOverride>
   </w:num>
-  <w:num w:numId="5" w16cid:durableId="1217355293">
-    <w:abstractNumId w:val="3"/>
+  <w:num w:numId="5">
+    <w:abstractNumId w:val="5"/>
     <w:lvlOverride w:ilvl="0"/>
     <w:lvlOverride w:ilvl="1"/>
     <w:lvlOverride w:ilvl="2">
@@ -5733,14 +6609,26 @@
       <w:startOverride w:val="1"/>
     </w:lvlOverride>
   </w:num>
-  <w:num w:numId="6" w16cid:durableId="1154680932">
-    <w:abstractNumId w:val="2"/>
+  <w:num w:numId="6">
+    <w:abstractNumId w:val="3"/>
+  </w:num>
+  <w:num w:numId="7">
+    <w:abstractNumId w:val="4"/>
+  </w:num>
+  <w:num w:numId="8">
+    <w:abstractNumId w:val="1"/>
+  </w:num>
+  <w:num w:numId="9">
+    <w:abstractNumId w:val="7"/>
+  </w:num>
+  <w:num w:numId="10">
+    <w:abstractNumId w:val="9"/>
   </w:num>
 </w:numbering>
 </file>
 
 <file path=word/styles.xml><?xml version="1.0" encoding="utf-8"?>
-<w:styles xmlns:mc="http://schemas.openxmlformats.org/markup-compatibility/2006" xmlns:r="http://schemas.openxmlformats.org/officeDocument/2006/relationships" xmlns:w="http://schemas.openxmlformats.org/wordprocessingml/2006/main" xmlns:w14="http://schemas.microsoft.com/office/word/2010/wordml" xmlns:w15="http://schemas.microsoft.com/office/word/2012/wordml" xmlns:w16cex="http://schemas.microsoft.com/office/word/2018/wordml/cex" xmlns:w16cid="http://schemas.microsoft.com/office/word/2016/wordml/cid" xmlns:w16="http://schemas.microsoft.com/office/word/2018/wordml" xmlns:w16du="http://schemas.microsoft.com/office/word/2023/wordml/word16du" xmlns:w16sdtdh="http://schemas.microsoft.com/office/word/2020/wordml/sdtdatahash" xmlns:w16sdtfl="http://schemas.microsoft.com/office/word/2024/wordml/sdtformatlock" xmlns:w16se="http://schemas.microsoft.com/office/word/2015/wordml/symex" mc:Ignorable="w14 w15 w16se w16cid w16 w16cex w16sdtdh w16sdtfl w16du">
+<w:styles xmlns:mc="http://schemas.openxmlformats.org/markup-compatibility/2006" xmlns:r="http://schemas.openxmlformats.org/officeDocument/2006/relationships" xmlns:w="http://schemas.openxmlformats.org/wordprocessingml/2006/main" xmlns:w14="http://schemas.microsoft.com/office/word/2010/wordml" xmlns:w15="http://schemas.microsoft.com/office/word/2012/wordml" xmlns:w16se="http://schemas.microsoft.com/office/word/2015/wordml/symex" mc:Ignorable="w14 w15 w16se">
   <w:docDefaults>
     <w:rPrDefault>
       <w:rPr>
@@ -5758,7 +6646,7 @@
       </w:pPr>
     </w:pPrDefault>
   </w:docDefaults>
-  <w:latentStyles w:defLockedState="0" w:defUIPriority="99" w:defSemiHidden="0" w:defUnhideWhenUsed="0" w:defQFormat="0" w:count="376">
+  <w:latentStyles w:defLockedState="0" w:defUIPriority="99" w:defSemiHidden="0" w:defUnhideWhenUsed="0" w:defQFormat="0" w:count="371">
     <w:lsdException w:name="Normal" w:uiPriority="0" w:qFormat="1"/>
     <w:lsdException w:name="heading 1" w:uiPriority="9" w:qFormat="1"/>
     <w:lsdException w:name="heading 2" w:semiHidden="1" w:uiPriority="9" w:unhideWhenUsed="1" w:qFormat="1"/>
@@ -6130,11 +7018,6 @@
     <w:lsdException w:name="List Table 5 Dark Accent 6" w:uiPriority="50"/>
     <w:lsdException w:name="List Table 6 Colorful Accent 6" w:uiPriority="51"/>
     <w:lsdException w:name="List Table 7 Colorful Accent 6" w:uiPriority="52"/>
-    <w:lsdException w:name="Mention" w:semiHidden="1" w:unhideWhenUsed="1"/>
-    <w:lsdException w:name="Smart Hyperlink" w:semiHidden="1" w:unhideWhenUsed="1"/>
-    <w:lsdException w:name="Hashtag" w:semiHidden="1" w:unhideWhenUsed="1"/>
-    <w:lsdException w:name="Unresolved Mention" w:semiHidden="1" w:unhideWhenUsed="1"/>
-    <w:lsdException w:name="Smart Link" w:semiHidden="1" w:unhideWhenUsed="1"/>
   </w:latentStyles>
   <w:style w:type="paragraph" w:default="1" w:styleId="Normal">
     <w:name w:val="Normal"/>
@@ -7111,7 +7994,7 @@
 </file>
 
 <file path=customXml/itemProps1.xml><?xml version="1.0" encoding="utf-8"?>
-<ds:datastoreItem xmlns:ds="http://schemas.openxmlformats.org/officeDocument/2006/customXml" ds:itemID="{6D9C8A80-1D9A-4D78-B599-A033B32932F6}">
+<ds:datastoreItem xmlns:ds="http://schemas.openxmlformats.org/officeDocument/2006/customXml" ds:itemID="{D3649F06-6FC3-4C6D-B8A8-C7098E6AEA6A}">
   <ds:schemaRefs>
     <ds:schemaRef ds:uri="http://schemas.openxmlformats.org/officeDocument/2006/bibliography"/>
   </ds:schemaRefs>

--- a/docs/assignment 1.docx
+++ b/docs/assignment 1.docx
@@ -1,6 +1,6 @@
 
 <file path=word/document.xml><?xml version="1.0" encoding="utf-8"?>
-<w:document xmlns:wpc="http://schemas.microsoft.com/office/word/2010/wordprocessingCanvas" xmlns:cx="http://schemas.microsoft.com/office/drawing/2014/chartex" xmlns:mc="http://schemas.openxmlformats.org/markup-compatibility/2006" xmlns:o="urn:schemas-microsoft-com:office:office" xmlns:r="http://schemas.openxmlformats.org/officeDocument/2006/relationships" xmlns:m="http://schemas.openxmlformats.org/officeDocument/2006/math" xmlns:v="urn:schemas-microsoft-com:vml" xmlns:wp14="http://schemas.microsoft.com/office/word/2010/wordprocessingDrawing" xmlns:wp="http://schemas.openxmlformats.org/drawingml/2006/wordprocessingDrawing" xmlns:w10="urn:schemas-microsoft-com:office:word" xmlns:w="http://schemas.openxmlformats.org/wordprocessingml/2006/main" xmlns:w14="http://schemas.microsoft.com/office/word/2010/wordml" xmlns:w15="http://schemas.microsoft.com/office/word/2012/wordml" xmlns:w16se="http://schemas.microsoft.com/office/word/2015/wordml/symex" xmlns:wpg="http://schemas.microsoft.com/office/word/2010/wordprocessingGroup" xmlns:wpi="http://schemas.microsoft.com/office/word/2010/wordprocessingInk" xmlns:wne="http://schemas.microsoft.com/office/word/2006/wordml" xmlns:wps="http://schemas.microsoft.com/office/word/2010/wordprocessingShape" mc:Ignorable="w14 w15 w16se wp14">
+<w:document xmlns:wpc="http://schemas.microsoft.com/office/word/2010/wordprocessingCanvas" xmlns:cx="http://schemas.microsoft.com/office/drawing/2014/chartex" xmlns:cx1="http://schemas.microsoft.com/office/drawing/2015/9/8/chartex" xmlns:cx2="http://schemas.microsoft.com/office/drawing/2015/10/21/chartex" xmlns:cx3="http://schemas.microsoft.com/office/drawing/2016/5/9/chartex" xmlns:cx4="http://schemas.microsoft.com/office/drawing/2016/5/10/chartex" xmlns:cx5="http://schemas.microsoft.com/office/drawing/2016/5/11/chartex" xmlns:cx6="http://schemas.microsoft.com/office/drawing/2016/5/12/chartex" xmlns:cx7="http://schemas.microsoft.com/office/drawing/2016/5/13/chartex" xmlns:cx8="http://schemas.microsoft.com/office/drawing/2016/5/14/chartex" xmlns:mc="http://schemas.openxmlformats.org/markup-compatibility/2006" xmlns:aink="http://schemas.microsoft.com/office/drawing/2016/ink" xmlns:am3d="http://schemas.microsoft.com/office/drawing/2017/model3d" xmlns:o="urn:schemas-microsoft-com:office:office" xmlns:oel="http://schemas.microsoft.com/office/2019/extlst" xmlns:r="http://schemas.openxmlformats.org/officeDocument/2006/relationships" xmlns:m="http://schemas.openxmlformats.org/officeDocument/2006/math" xmlns:v="urn:schemas-microsoft-com:vml" xmlns:wp14="http://schemas.microsoft.com/office/word/2010/wordprocessingDrawing" xmlns:wp="http://schemas.openxmlformats.org/drawingml/2006/wordprocessingDrawing" xmlns:w10="urn:schemas-microsoft-com:office:word" xmlns:w="http://schemas.openxmlformats.org/wordprocessingml/2006/main" xmlns:w14="http://schemas.microsoft.com/office/word/2010/wordml" xmlns:w15="http://schemas.microsoft.com/office/word/2012/wordml" xmlns:w16cex="http://schemas.microsoft.com/office/word/2018/wordml/cex" xmlns:w16cid="http://schemas.microsoft.com/office/word/2016/wordml/cid" xmlns:w16="http://schemas.microsoft.com/office/word/2018/wordml" xmlns:w16du="http://schemas.microsoft.com/office/word/2023/wordml/word16du" xmlns:w16sdtdh="http://schemas.microsoft.com/office/word/2020/wordml/sdtdatahash" xmlns:w16sdtfl="http://schemas.microsoft.com/office/word/2024/wordml/sdtformatlock" xmlns:w16se="http://schemas.microsoft.com/office/word/2015/wordml/symex" xmlns:wpg="http://schemas.microsoft.com/office/word/2010/wordprocessingGroup" xmlns:wpi="http://schemas.microsoft.com/office/word/2010/wordprocessingInk" xmlns:wne="http://schemas.microsoft.com/office/word/2006/wordml" xmlns:wps="http://schemas.microsoft.com/office/word/2010/wordprocessingShape" mc:Ignorable="w14 w15 w16se w16cid w16 w16cex w16sdtdh w16sdtfl w16du wp14">
   <w:body>
     <w:p>
       <w:pPr>
@@ -118,19 +118,20 @@
           <w:bCs/>
           <w:sz w:val="24"/>
         </w:rPr>
-        <w:t xml:space="preserve">Team members: </w:t>
-      </w:r>
-      <w:proofErr w:type="spellStart"/>
-      <w:r>
+        <w:t>Team members: Sujina Tuladhar (E2300582)</w:t>
+      </w:r>
+    </w:p>
+    <w:p>
+      <w:pPr>
+        <w:spacing w:line="360" w:lineRule="auto"/>
+        <w:jc w:val="center"/>
         <w:rPr>
           <w:rFonts w:ascii="Times New Roman" w:hAnsi="Times New Roman"/>
           <w:b/>
           <w:bCs/>
           <w:sz w:val="24"/>
         </w:rPr>
-        <w:t>Sujina</w:t>
-      </w:r>
-      <w:proofErr w:type="spellEnd"/>
+      </w:pPr>
       <w:r>
         <w:rPr>
           <w:rFonts w:ascii="Times New Roman" w:hAnsi="Times New Roman"/>
@@ -138,19 +139,20 @@
           <w:bCs/>
           <w:sz w:val="24"/>
         </w:rPr>
-        <w:t xml:space="preserve"> </w:t>
-      </w:r>
-      <w:proofErr w:type="spellStart"/>
-      <w:r>
+        <w:t xml:space="preserve">                        Pasang Lama (E2400050)</w:t>
+      </w:r>
+    </w:p>
+    <w:p>
+      <w:pPr>
+        <w:spacing w:line="360" w:lineRule="auto"/>
+        <w:jc w:val="center"/>
         <w:rPr>
           <w:rFonts w:ascii="Times New Roman" w:hAnsi="Times New Roman"/>
           <w:b/>
           <w:bCs/>
           <w:sz w:val="24"/>
         </w:rPr>
-        <w:t>Tuladhar</w:t>
-      </w:r>
-      <w:proofErr w:type="spellEnd"/>
+      </w:pPr>
       <w:r>
         <w:rPr>
           <w:rFonts w:ascii="Times New Roman" w:hAnsi="Times New Roman"/>
@@ -158,145 +160,25 @@
           <w:bCs/>
           <w:sz w:val="24"/>
         </w:rPr>
-        <w:t xml:space="preserve"> (E2300582)</w:t>
-      </w:r>
-    </w:p>
-    <w:p>
-      <w:pPr>
-        <w:spacing w:line="360" w:lineRule="auto"/>
-        <w:jc w:val="center"/>
+        <w:t xml:space="preserve">                 Manav Rawal( E2300560)</w:t>
+      </w:r>
+      <w:r>
         <w:rPr>
           <w:rFonts w:ascii="Times New Roman" w:hAnsi="Times New Roman"/>
           <w:b/>
           <w:bCs/>
           <w:sz w:val="24"/>
         </w:rPr>
-      </w:pPr>
-      <w:r>
-        <w:rPr>
-          <w:rFonts w:ascii="Times New Roman" w:hAnsi="Times New Roman"/>
-          <w:b/>
-          <w:bCs/>
-          <w:sz w:val="24"/>
-        </w:rPr>
-        <w:t xml:space="preserve">                        </w:t>
-      </w:r>
-      <w:proofErr w:type="spellStart"/>
-      <w:r>
-        <w:rPr>
-          <w:rFonts w:ascii="Times New Roman" w:hAnsi="Times New Roman"/>
-          <w:b/>
-          <w:bCs/>
-          <w:sz w:val="24"/>
-        </w:rPr>
-        <w:t>Pasang</w:t>
-      </w:r>
-      <w:proofErr w:type="spellEnd"/>
-      <w:r>
-        <w:rPr>
-          <w:rFonts w:ascii="Times New Roman" w:hAnsi="Times New Roman"/>
-          <w:b/>
-          <w:bCs/>
-          <w:sz w:val="24"/>
-        </w:rPr>
-        <w:t xml:space="preserve"> Lama (E2400050)</w:t>
-      </w:r>
-    </w:p>
-    <w:p>
-      <w:pPr>
-        <w:spacing w:line="360" w:lineRule="auto"/>
-        <w:jc w:val="center"/>
-        <w:rPr>
-          <w:rFonts w:ascii="Times New Roman" w:hAnsi="Times New Roman"/>
-          <w:b/>
-          <w:bCs/>
-          <w:sz w:val="24"/>
-        </w:rPr>
-      </w:pPr>
-      <w:r>
-        <w:rPr>
-          <w:rFonts w:ascii="Times New Roman" w:hAnsi="Times New Roman"/>
-          <w:b/>
-          <w:bCs/>
-          <w:sz w:val="24"/>
-        </w:rPr>
-        <w:t xml:space="preserve">                 </w:t>
-      </w:r>
-      <w:proofErr w:type="spellStart"/>
-      <w:r>
-        <w:rPr>
-          <w:rFonts w:ascii="Times New Roman" w:hAnsi="Times New Roman"/>
-          <w:b/>
-          <w:bCs/>
-          <w:sz w:val="24"/>
-        </w:rPr>
-        <w:t>Manav</w:t>
-      </w:r>
-      <w:proofErr w:type="spellEnd"/>
-      <w:r>
-        <w:rPr>
-          <w:rFonts w:ascii="Times New Roman" w:hAnsi="Times New Roman"/>
-          <w:b/>
-          <w:bCs/>
-          <w:sz w:val="24"/>
-        </w:rPr>
-        <w:t xml:space="preserve"> </w:t>
-      </w:r>
-      <w:proofErr w:type="spellStart"/>
-      <w:r>
-        <w:rPr>
-          <w:rFonts w:ascii="Times New Roman" w:hAnsi="Times New Roman"/>
-          <w:b/>
-          <w:bCs/>
-          <w:sz w:val="24"/>
-        </w:rPr>
-        <w:t>Rawal</w:t>
-      </w:r>
-      <w:proofErr w:type="spellEnd"/>
-      <w:r>
-        <w:rPr>
-          <w:rFonts w:ascii="Times New Roman" w:hAnsi="Times New Roman"/>
-          <w:b/>
-          <w:bCs/>
-          <w:sz w:val="24"/>
-        </w:rPr>
-        <w:t>( E2300</w:t>
-      </w:r>
-      <w:r>
-        <w:rPr>
-          <w:rFonts w:ascii="Times New Roman" w:hAnsi="Times New Roman"/>
-          <w:b/>
-          <w:bCs/>
-          <w:sz w:val="24"/>
-        </w:rPr>
-        <w:t>560</w:t>
-      </w:r>
-      <w:r>
-        <w:rPr>
-          <w:rFonts w:ascii="Times New Roman" w:hAnsi="Times New Roman"/>
-          <w:b/>
-          <w:bCs/>
-          <w:sz w:val="24"/>
-        </w:rPr>
-        <w:t>)</w:t>
-      </w:r>
-      <w:r>
-        <w:rPr>
-          <w:rFonts w:ascii="Times New Roman" w:hAnsi="Times New Roman"/>
-          <w:b/>
-          <w:bCs/>
-          <w:sz w:val="24"/>
-        </w:rPr>
         <w:br w:type="page"/>
       </w:r>
     </w:p>
     <w:sdt>
       <w:sdtPr>
         <w:rPr>
-          <w:rFonts w:asciiTheme="minorHAnsi" w:eastAsiaTheme="minorHAnsi" w:hAnsiTheme="minorHAnsi" w:cs="Times New Roman"/>
+          <w:rFonts w:ascii="Times New Roman" w:eastAsiaTheme="minorHAnsi" w:hAnsi="Times New Roman" w:cs="Times New Roman"/>
           <w:color w:val="auto"/>
           <w:kern w:val="2"/>
-          <w:sz w:val="22"/>
+          <w:sz w:val="24"/>
           <w:szCs w:val="24"/>
           <w:lang w:bidi="th-TH"/>
           <w14:ligatures w14:val="standardContextual"/>
@@ -307,13 +189,23 @@
           <w:docPartUnique/>
         </w:docPartObj>
       </w:sdtPr>
-      <w:sdtEndPr/>
       <w:sdtContent>
         <w:p>
           <w:pPr>
-            <w:pStyle w:val="TOCHeading"/>
+            <w:pStyle w:val="TOCHeading1"/>
+            <w:spacing w:line="360" w:lineRule="auto"/>
+            <w:rPr>
+              <w:rFonts w:ascii="Times New Roman" w:hAnsi="Times New Roman" w:cs="Times New Roman"/>
+              <w:sz w:val="24"/>
+              <w:szCs w:val="24"/>
+            </w:rPr>
           </w:pPr>
           <w:r>
+            <w:rPr>
+              <w:rFonts w:ascii="Times New Roman" w:hAnsi="Times New Roman" w:cs="Times New Roman"/>
+              <w:sz w:val="24"/>
+              <w:szCs w:val="24"/>
+            </w:rPr>
             <w:t>Table of Contents</w:t>
           </w:r>
         </w:p>
@@ -323,75 +215,91 @@
             <w:tabs>
               <w:tab w:val="right" w:leader="dot" w:pos="9016"/>
             </w:tabs>
+            <w:spacing w:line="360" w:lineRule="auto"/>
             <w:rPr>
-              <w:rFonts w:eastAsiaTheme="minorEastAsia" w:cstheme="minorBidi"/>
-              <w:noProof/>
+              <w:rFonts w:ascii="Times New Roman" w:eastAsiaTheme="minorEastAsia" w:hAnsi="Times New Roman" w:cs="Times New Roman"/>
               <w:sz w:val="24"/>
-              <w:szCs w:val="30"/>
             </w:rPr>
           </w:pPr>
           <w:r>
+            <w:rPr>
+              <w:rFonts w:ascii="Times New Roman" w:hAnsi="Times New Roman" w:cs="Times New Roman"/>
+              <w:sz w:val="24"/>
+            </w:rPr>
             <w:fldChar w:fldCharType="begin"/>
           </w:r>
           <w:r>
+            <w:rPr>
+              <w:rFonts w:ascii="Times New Roman" w:hAnsi="Times New Roman" w:cs="Times New Roman"/>
+              <w:sz w:val="24"/>
+            </w:rPr>
             <w:instrText xml:space="preserve"> TOC \o "1-3" \h \z \u </w:instrText>
           </w:r>
           <w:r>
+            <w:rPr>
+              <w:rFonts w:ascii="Times New Roman" w:hAnsi="Times New Roman" w:cs="Times New Roman"/>
+              <w:sz w:val="24"/>
+            </w:rPr>
             <w:fldChar w:fldCharType="separate"/>
           </w:r>
           <w:hyperlink w:anchor="_Toc231999196" w:history="1">
             <w:r>
               <w:rPr>
                 <w:rStyle w:val="Hyperlink"/>
-                <w:noProof/>
+                <w:rFonts w:ascii="Times New Roman" w:hAnsi="Times New Roman" w:cs="Times New Roman"/>
+                <w:sz w:val="24"/>
               </w:rPr>
               <w:t>1.0  Overview</w:t>
             </w:r>
             <w:r>
               <w:rPr>
-                <w:noProof/>
-                <w:webHidden/>
+                <w:rFonts w:ascii="Times New Roman" w:hAnsi="Times New Roman" w:cs="Times New Roman"/>
+                <w:sz w:val="24"/>
               </w:rPr>
               <w:tab/>
             </w:r>
             <w:r>
               <w:rPr>
                 <w:rStyle w:val="Hyperlink"/>
-                <w:noProof/>
+                <w:rFonts w:ascii="Times New Roman" w:hAnsi="Times New Roman" w:cs="Times New Roman"/>
+                <w:sz w:val="24"/>
               </w:rPr>
               <w:fldChar w:fldCharType="begin"/>
             </w:r>
             <w:r>
               <w:rPr>
-                <w:noProof/>
-                <w:webHidden/>
+                <w:rFonts w:ascii="Times New Roman" w:hAnsi="Times New Roman" w:cs="Times New Roman"/>
+                <w:sz w:val="24"/>
               </w:rPr>
               <w:instrText xml:space="preserve"> PAGEREF _Toc231999196 \h </w:instrText>
             </w:r>
             <w:r>
               <w:rPr>
                 <w:rStyle w:val="Hyperlink"/>
-                <w:noProof/>
+                <w:rFonts w:ascii="Times New Roman" w:hAnsi="Times New Roman" w:cs="Times New Roman"/>
+                <w:sz w:val="24"/>
               </w:rPr>
             </w:r>
             <w:r>
               <w:rPr>
                 <w:rStyle w:val="Hyperlink"/>
-                <w:noProof/>
+                <w:rFonts w:ascii="Times New Roman" w:hAnsi="Times New Roman" w:cs="Times New Roman"/>
+                <w:sz w:val="24"/>
               </w:rPr>
               <w:fldChar w:fldCharType="separate"/>
             </w:r>
             <w:r>
               <w:rPr>
-                <w:noProof/>
-                <w:webHidden/>
+                <w:rFonts w:ascii="Times New Roman" w:hAnsi="Times New Roman" w:cs="Times New Roman"/>
+                <w:sz w:val="24"/>
               </w:rPr>
               <w:t>1</w:t>
             </w:r>
             <w:r>
               <w:rPr>
                 <w:rStyle w:val="Hyperlink"/>
-                <w:noProof/>
+                <w:rFonts w:ascii="Times New Roman" w:hAnsi="Times New Roman" w:cs="Times New Roman"/>
+                <w:sz w:val="24"/>
               </w:rPr>
               <w:fldChar w:fldCharType="end"/>
             </w:r>
@@ -403,67 +311,70 @@
             <w:tabs>
               <w:tab w:val="right" w:leader="dot" w:pos="9016"/>
             </w:tabs>
+            <w:spacing w:line="360" w:lineRule="auto"/>
             <w:rPr>
-              <w:rFonts w:eastAsiaTheme="minorEastAsia" w:cstheme="minorBidi"/>
-              <w:noProof/>
+              <w:rFonts w:ascii="Times New Roman" w:eastAsiaTheme="minorEastAsia" w:hAnsi="Times New Roman" w:cs="Times New Roman"/>
               <w:sz w:val="24"/>
-              <w:szCs w:val="30"/>
             </w:rPr>
           </w:pPr>
           <w:hyperlink w:anchor="_Toc231999197" w:history="1">
             <w:r>
               <w:rPr>
                 <w:rStyle w:val="Hyperlink"/>
-                <w:rFonts w:ascii="Times New Roman" w:hAnsi="Times New Roman"/>
-                <w:noProof/>
+                <w:rFonts w:ascii="Times New Roman" w:hAnsi="Times New Roman" w:cs="Times New Roman"/>
+                <w:sz w:val="24"/>
               </w:rPr>
               <w:t>2.0  Project Aims</w:t>
             </w:r>
             <w:r>
               <w:rPr>
-                <w:noProof/>
-                <w:webHidden/>
+                <w:rFonts w:ascii="Times New Roman" w:hAnsi="Times New Roman" w:cs="Times New Roman"/>
+                <w:sz w:val="24"/>
               </w:rPr>
               <w:tab/>
             </w:r>
             <w:r>
               <w:rPr>
                 <w:rStyle w:val="Hyperlink"/>
-                <w:noProof/>
+                <w:rFonts w:ascii="Times New Roman" w:hAnsi="Times New Roman" w:cs="Times New Roman"/>
+                <w:sz w:val="24"/>
               </w:rPr>
               <w:fldChar w:fldCharType="begin"/>
             </w:r>
             <w:r>
               <w:rPr>
-                <w:noProof/>
-                <w:webHidden/>
+                <w:rFonts w:ascii="Times New Roman" w:hAnsi="Times New Roman" w:cs="Times New Roman"/>
+                <w:sz w:val="24"/>
               </w:rPr>
               <w:instrText xml:space="preserve"> PAGEREF _Toc231999197 \h </w:instrText>
             </w:r>
             <w:r>
               <w:rPr>
                 <w:rStyle w:val="Hyperlink"/>
-                <w:noProof/>
+                <w:rFonts w:ascii="Times New Roman" w:hAnsi="Times New Roman" w:cs="Times New Roman"/>
+                <w:sz w:val="24"/>
               </w:rPr>
             </w:r>
             <w:r>
               <w:rPr>
                 <w:rStyle w:val="Hyperlink"/>
-                <w:noProof/>
+                <w:rFonts w:ascii="Times New Roman" w:hAnsi="Times New Roman" w:cs="Times New Roman"/>
+                <w:sz w:val="24"/>
               </w:rPr>
               <w:fldChar w:fldCharType="separate"/>
             </w:r>
             <w:r>
               <w:rPr>
-                <w:noProof/>
-                <w:webHidden/>
+                <w:rFonts w:ascii="Times New Roman" w:hAnsi="Times New Roman" w:cs="Times New Roman"/>
+                <w:sz w:val="24"/>
               </w:rPr>
               <w:t>2</w:t>
             </w:r>
             <w:r>
               <w:rPr>
                 <w:rStyle w:val="Hyperlink"/>
-                <w:noProof/>
+                <w:rFonts w:ascii="Times New Roman" w:hAnsi="Times New Roman" w:cs="Times New Roman"/>
+                <w:sz w:val="24"/>
               </w:rPr>
               <w:fldChar w:fldCharType="end"/>
             </w:r>
@@ -475,67 +386,70 @@
             <w:tabs>
               <w:tab w:val="right" w:leader="dot" w:pos="9016"/>
             </w:tabs>
+            <w:spacing w:line="360" w:lineRule="auto"/>
             <w:rPr>
-              <w:rFonts w:eastAsiaTheme="minorEastAsia" w:cstheme="minorBidi"/>
-              <w:noProof/>
+              <w:rFonts w:ascii="Times New Roman" w:eastAsiaTheme="minorEastAsia" w:hAnsi="Times New Roman" w:cs="Times New Roman"/>
               <w:sz w:val="24"/>
-              <w:szCs w:val="30"/>
             </w:rPr>
           </w:pPr>
           <w:hyperlink w:anchor="_Toc231999198" w:history="1">
             <w:r>
               <w:rPr>
                 <w:rStyle w:val="Hyperlink"/>
-                <w:rFonts w:ascii="Times New Roman" w:hAnsi="Times New Roman"/>
-                <w:noProof/>
+                <w:rFonts w:ascii="Times New Roman" w:hAnsi="Times New Roman" w:cs="Times New Roman"/>
+                <w:sz w:val="24"/>
               </w:rPr>
               <w:t>3.0  Project Objectives</w:t>
             </w:r>
             <w:r>
               <w:rPr>
-                <w:noProof/>
-                <w:webHidden/>
+                <w:rFonts w:ascii="Times New Roman" w:hAnsi="Times New Roman" w:cs="Times New Roman"/>
+                <w:sz w:val="24"/>
               </w:rPr>
               <w:tab/>
             </w:r>
             <w:r>
               <w:rPr>
                 <w:rStyle w:val="Hyperlink"/>
-                <w:noProof/>
+                <w:rFonts w:ascii="Times New Roman" w:hAnsi="Times New Roman" w:cs="Times New Roman"/>
+                <w:sz w:val="24"/>
               </w:rPr>
               <w:fldChar w:fldCharType="begin"/>
             </w:r>
             <w:r>
               <w:rPr>
-                <w:noProof/>
-                <w:webHidden/>
+                <w:rFonts w:ascii="Times New Roman" w:hAnsi="Times New Roman" w:cs="Times New Roman"/>
+                <w:sz w:val="24"/>
               </w:rPr>
               <w:instrText xml:space="preserve"> PAGEREF _Toc231999198 \h </w:instrText>
             </w:r>
             <w:r>
               <w:rPr>
                 <w:rStyle w:val="Hyperlink"/>
-                <w:noProof/>
+                <w:rFonts w:ascii="Times New Roman" w:hAnsi="Times New Roman" w:cs="Times New Roman"/>
+                <w:sz w:val="24"/>
               </w:rPr>
             </w:r>
             <w:r>
               <w:rPr>
                 <w:rStyle w:val="Hyperlink"/>
-                <w:noProof/>
+                <w:rFonts w:ascii="Times New Roman" w:hAnsi="Times New Roman" w:cs="Times New Roman"/>
+                <w:sz w:val="24"/>
               </w:rPr>
               <w:fldChar w:fldCharType="separate"/>
             </w:r>
             <w:r>
               <w:rPr>
-                <w:noProof/>
-                <w:webHidden/>
+                <w:rFonts w:ascii="Times New Roman" w:hAnsi="Times New Roman" w:cs="Times New Roman"/>
+                <w:sz w:val="24"/>
               </w:rPr>
               <w:t>3</w:t>
             </w:r>
             <w:r>
               <w:rPr>
                 <w:rStyle w:val="Hyperlink"/>
-                <w:noProof/>
+                <w:rFonts w:ascii="Times New Roman" w:hAnsi="Times New Roman" w:cs="Times New Roman"/>
+                <w:sz w:val="24"/>
               </w:rPr>
               <w:fldChar w:fldCharType="end"/>
             </w:r>
@@ -547,67 +461,70 @@
             <w:tabs>
               <w:tab w:val="right" w:leader="dot" w:pos="9016"/>
             </w:tabs>
+            <w:spacing w:line="360" w:lineRule="auto"/>
             <w:rPr>
-              <w:rFonts w:eastAsiaTheme="minorEastAsia" w:cstheme="minorBidi"/>
-              <w:noProof/>
+              <w:rFonts w:ascii="Times New Roman" w:eastAsiaTheme="minorEastAsia" w:hAnsi="Times New Roman" w:cs="Times New Roman"/>
               <w:sz w:val="24"/>
-              <w:szCs w:val="30"/>
             </w:rPr>
           </w:pPr>
           <w:hyperlink w:anchor="_Toc231999199" w:history="1">
             <w:r>
               <w:rPr>
                 <w:rStyle w:val="Hyperlink"/>
-                <w:rFonts w:ascii="Times New Roman" w:hAnsi="Times New Roman"/>
-                <w:noProof/>
+                <w:rFonts w:ascii="Times New Roman" w:hAnsi="Times New Roman" w:cs="Times New Roman"/>
+                <w:sz w:val="24"/>
               </w:rPr>
               <w:t>4.0  Project Scope</w:t>
             </w:r>
             <w:r>
               <w:rPr>
-                <w:noProof/>
-                <w:webHidden/>
+                <w:rFonts w:ascii="Times New Roman" w:hAnsi="Times New Roman" w:cs="Times New Roman"/>
+                <w:sz w:val="24"/>
               </w:rPr>
               <w:tab/>
             </w:r>
             <w:r>
               <w:rPr>
                 <w:rStyle w:val="Hyperlink"/>
-                <w:noProof/>
+                <w:rFonts w:ascii="Times New Roman" w:hAnsi="Times New Roman" w:cs="Times New Roman"/>
+                <w:sz w:val="24"/>
               </w:rPr>
               <w:fldChar w:fldCharType="begin"/>
             </w:r>
             <w:r>
               <w:rPr>
-                <w:noProof/>
-                <w:webHidden/>
+                <w:rFonts w:ascii="Times New Roman" w:hAnsi="Times New Roman" w:cs="Times New Roman"/>
+                <w:sz w:val="24"/>
               </w:rPr>
               <w:instrText xml:space="preserve"> PAGEREF _Toc231999199 \h </w:instrText>
             </w:r>
             <w:r>
               <w:rPr>
                 <w:rStyle w:val="Hyperlink"/>
-                <w:noProof/>
+                <w:rFonts w:ascii="Times New Roman" w:hAnsi="Times New Roman" w:cs="Times New Roman"/>
+                <w:sz w:val="24"/>
               </w:rPr>
             </w:r>
             <w:r>
               <w:rPr>
                 <w:rStyle w:val="Hyperlink"/>
-                <w:noProof/>
+                <w:rFonts w:ascii="Times New Roman" w:hAnsi="Times New Roman" w:cs="Times New Roman"/>
+                <w:sz w:val="24"/>
               </w:rPr>
               <w:fldChar w:fldCharType="separate"/>
             </w:r>
             <w:r>
               <w:rPr>
-                <w:noProof/>
-                <w:webHidden/>
+                <w:rFonts w:ascii="Times New Roman" w:hAnsi="Times New Roman" w:cs="Times New Roman"/>
+                <w:sz w:val="24"/>
               </w:rPr>
               <w:t>4</w:t>
             </w:r>
             <w:r>
               <w:rPr>
                 <w:rStyle w:val="Hyperlink"/>
-                <w:noProof/>
+                <w:rFonts w:ascii="Times New Roman" w:hAnsi="Times New Roman" w:cs="Times New Roman"/>
+                <w:sz w:val="24"/>
               </w:rPr>
               <w:fldChar w:fldCharType="end"/>
             </w:r>
@@ -619,67 +536,70 @@
             <w:tabs>
               <w:tab w:val="right" w:leader="dot" w:pos="9016"/>
             </w:tabs>
+            <w:spacing w:line="360" w:lineRule="auto"/>
             <w:rPr>
-              <w:rFonts w:eastAsiaTheme="minorEastAsia" w:cstheme="minorBidi"/>
-              <w:noProof/>
+              <w:rFonts w:ascii="Times New Roman" w:eastAsiaTheme="minorEastAsia" w:hAnsi="Times New Roman" w:cs="Times New Roman"/>
               <w:sz w:val="24"/>
-              <w:szCs w:val="30"/>
             </w:rPr>
           </w:pPr>
           <w:hyperlink w:anchor="_Toc231999200" w:history="1">
             <w:r>
               <w:rPr>
                 <w:rStyle w:val="Hyperlink"/>
-                <w:rFonts w:ascii="Times New Roman" w:hAnsi="Times New Roman"/>
-                <w:noProof/>
+                <w:rFonts w:ascii="Times New Roman" w:hAnsi="Times New Roman" w:cs="Times New Roman"/>
+                <w:sz w:val="24"/>
               </w:rPr>
               <w:t>4.1  In Scope</w:t>
             </w:r>
             <w:r>
               <w:rPr>
-                <w:noProof/>
-                <w:webHidden/>
+                <w:rFonts w:ascii="Times New Roman" w:hAnsi="Times New Roman" w:cs="Times New Roman"/>
+                <w:sz w:val="24"/>
               </w:rPr>
               <w:tab/>
             </w:r>
             <w:r>
               <w:rPr>
                 <w:rStyle w:val="Hyperlink"/>
-                <w:noProof/>
+                <w:rFonts w:ascii="Times New Roman" w:hAnsi="Times New Roman" w:cs="Times New Roman"/>
+                <w:sz w:val="24"/>
               </w:rPr>
               <w:fldChar w:fldCharType="begin"/>
             </w:r>
             <w:r>
               <w:rPr>
-                <w:noProof/>
-                <w:webHidden/>
+                <w:rFonts w:ascii="Times New Roman" w:hAnsi="Times New Roman" w:cs="Times New Roman"/>
+                <w:sz w:val="24"/>
               </w:rPr>
               <w:instrText xml:space="preserve"> PAGEREF _Toc231999200 \h </w:instrText>
             </w:r>
             <w:r>
               <w:rPr>
                 <w:rStyle w:val="Hyperlink"/>
-                <w:noProof/>
+                <w:rFonts w:ascii="Times New Roman" w:hAnsi="Times New Roman" w:cs="Times New Roman"/>
+                <w:sz w:val="24"/>
               </w:rPr>
             </w:r>
             <w:r>
               <w:rPr>
                 <w:rStyle w:val="Hyperlink"/>
-                <w:noProof/>
+                <w:rFonts w:ascii="Times New Roman" w:hAnsi="Times New Roman" w:cs="Times New Roman"/>
+                <w:sz w:val="24"/>
               </w:rPr>
               <w:fldChar w:fldCharType="separate"/>
             </w:r>
             <w:r>
               <w:rPr>
-                <w:noProof/>
-                <w:webHidden/>
+                <w:rFonts w:ascii="Times New Roman" w:hAnsi="Times New Roman" w:cs="Times New Roman"/>
+                <w:sz w:val="24"/>
               </w:rPr>
               <w:t>4</w:t>
             </w:r>
             <w:r>
               <w:rPr>
                 <w:rStyle w:val="Hyperlink"/>
-                <w:noProof/>
+                <w:rFonts w:ascii="Times New Roman" w:hAnsi="Times New Roman" w:cs="Times New Roman"/>
+                <w:sz w:val="24"/>
               </w:rPr>
               <w:fldChar w:fldCharType="end"/>
             </w:r>
@@ -691,67 +611,70 @@
             <w:tabs>
               <w:tab w:val="right" w:leader="dot" w:pos="9016"/>
             </w:tabs>
+            <w:spacing w:line="360" w:lineRule="auto"/>
             <w:rPr>
-              <w:rFonts w:eastAsiaTheme="minorEastAsia" w:cstheme="minorBidi"/>
-              <w:noProof/>
+              <w:rFonts w:ascii="Times New Roman" w:eastAsiaTheme="minorEastAsia" w:hAnsi="Times New Roman" w:cs="Times New Roman"/>
               <w:sz w:val="24"/>
-              <w:szCs w:val="30"/>
             </w:rPr>
           </w:pPr>
           <w:hyperlink w:anchor="_Toc231999201" w:history="1">
             <w:r>
               <w:rPr>
                 <w:rStyle w:val="Hyperlink"/>
-                <w:rFonts w:ascii="Times New Roman" w:hAnsi="Times New Roman"/>
-                <w:noProof/>
+                <w:rFonts w:ascii="Times New Roman" w:hAnsi="Times New Roman" w:cs="Times New Roman"/>
+                <w:sz w:val="24"/>
               </w:rPr>
               <w:t>4.2  Out of Scope</w:t>
             </w:r>
             <w:r>
               <w:rPr>
-                <w:noProof/>
-                <w:webHidden/>
+                <w:rFonts w:ascii="Times New Roman" w:hAnsi="Times New Roman" w:cs="Times New Roman"/>
+                <w:sz w:val="24"/>
               </w:rPr>
               <w:tab/>
             </w:r>
             <w:r>
               <w:rPr>
                 <w:rStyle w:val="Hyperlink"/>
-                <w:noProof/>
+                <w:rFonts w:ascii="Times New Roman" w:hAnsi="Times New Roman" w:cs="Times New Roman"/>
+                <w:sz w:val="24"/>
               </w:rPr>
               <w:fldChar w:fldCharType="begin"/>
             </w:r>
             <w:r>
               <w:rPr>
-                <w:noProof/>
-                <w:webHidden/>
+                <w:rFonts w:ascii="Times New Roman" w:hAnsi="Times New Roman" w:cs="Times New Roman"/>
+                <w:sz w:val="24"/>
               </w:rPr>
               <w:instrText xml:space="preserve"> PAGEREF _Toc231999201 \h </w:instrText>
             </w:r>
             <w:r>
               <w:rPr>
                 <w:rStyle w:val="Hyperlink"/>
-                <w:noProof/>
+                <w:rFonts w:ascii="Times New Roman" w:hAnsi="Times New Roman" w:cs="Times New Roman"/>
+                <w:sz w:val="24"/>
               </w:rPr>
             </w:r>
             <w:r>
               <w:rPr>
                 <w:rStyle w:val="Hyperlink"/>
-                <w:noProof/>
+                <w:rFonts w:ascii="Times New Roman" w:hAnsi="Times New Roman" w:cs="Times New Roman"/>
+                <w:sz w:val="24"/>
               </w:rPr>
               <w:fldChar w:fldCharType="separate"/>
             </w:r>
             <w:r>
               <w:rPr>
-                <w:noProof/>
-                <w:webHidden/>
+                <w:rFonts w:ascii="Times New Roman" w:hAnsi="Times New Roman" w:cs="Times New Roman"/>
+                <w:sz w:val="24"/>
               </w:rPr>
               <w:t>4</w:t>
             </w:r>
             <w:r>
               <w:rPr>
                 <w:rStyle w:val="Hyperlink"/>
-                <w:noProof/>
+                <w:rFonts w:ascii="Times New Roman" w:hAnsi="Times New Roman" w:cs="Times New Roman"/>
+                <w:sz w:val="24"/>
               </w:rPr>
               <w:fldChar w:fldCharType="end"/>
             </w:r>
@@ -763,67 +686,70 @@
             <w:tabs>
               <w:tab w:val="right" w:leader="dot" w:pos="9016"/>
             </w:tabs>
+            <w:spacing w:line="360" w:lineRule="auto"/>
             <w:rPr>
-              <w:rFonts w:eastAsiaTheme="minorEastAsia" w:cstheme="minorBidi"/>
-              <w:noProof/>
+              <w:rFonts w:ascii="Times New Roman" w:eastAsiaTheme="minorEastAsia" w:hAnsi="Times New Roman" w:cs="Times New Roman"/>
               <w:sz w:val="24"/>
-              <w:szCs w:val="30"/>
             </w:rPr>
           </w:pPr>
           <w:hyperlink w:anchor="_Toc231999202" w:history="1">
             <w:r>
               <w:rPr>
                 <w:rStyle w:val="Hyperlink"/>
-                <w:rFonts w:ascii="Times New Roman" w:hAnsi="Times New Roman"/>
-                <w:noProof/>
+                <w:rFonts w:ascii="Times New Roman" w:hAnsi="Times New Roman" w:cs="Times New Roman"/>
+                <w:sz w:val="24"/>
               </w:rPr>
               <w:t>5.0 Project Schedule</w:t>
             </w:r>
             <w:r>
               <w:rPr>
-                <w:noProof/>
-                <w:webHidden/>
+                <w:rFonts w:ascii="Times New Roman" w:hAnsi="Times New Roman" w:cs="Times New Roman"/>
+                <w:sz w:val="24"/>
               </w:rPr>
               <w:tab/>
             </w:r>
             <w:r>
               <w:rPr>
                 <w:rStyle w:val="Hyperlink"/>
-                <w:noProof/>
+                <w:rFonts w:ascii="Times New Roman" w:hAnsi="Times New Roman" w:cs="Times New Roman"/>
+                <w:sz w:val="24"/>
               </w:rPr>
               <w:fldChar w:fldCharType="begin"/>
             </w:r>
             <w:r>
               <w:rPr>
-                <w:noProof/>
-                <w:webHidden/>
+                <w:rFonts w:ascii="Times New Roman" w:hAnsi="Times New Roman" w:cs="Times New Roman"/>
+                <w:sz w:val="24"/>
               </w:rPr>
               <w:instrText xml:space="preserve"> PAGEREF _Toc231999202 \h </w:instrText>
             </w:r>
             <w:r>
               <w:rPr>
                 <w:rStyle w:val="Hyperlink"/>
-                <w:noProof/>
+                <w:rFonts w:ascii="Times New Roman" w:hAnsi="Times New Roman" w:cs="Times New Roman"/>
+                <w:sz w:val="24"/>
               </w:rPr>
             </w:r>
             <w:r>
               <w:rPr>
                 <w:rStyle w:val="Hyperlink"/>
-                <w:noProof/>
+                <w:rFonts w:ascii="Times New Roman" w:hAnsi="Times New Roman" w:cs="Times New Roman"/>
+                <w:sz w:val="24"/>
               </w:rPr>
               <w:fldChar w:fldCharType="separate"/>
             </w:r>
             <w:r>
               <w:rPr>
-                <w:noProof/>
-                <w:webHidden/>
+                <w:rFonts w:ascii="Times New Roman" w:hAnsi="Times New Roman" w:cs="Times New Roman"/>
+                <w:sz w:val="24"/>
               </w:rPr>
               <w:t>5</w:t>
             </w:r>
             <w:r>
               <w:rPr>
                 <w:rStyle w:val="Hyperlink"/>
-                <w:noProof/>
+                <w:rFonts w:ascii="Times New Roman" w:hAnsi="Times New Roman" w:cs="Times New Roman"/>
+                <w:sz w:val="24"/>
               </w:rPr>
               <w:fldChar w:fldCharType="end"/>
             </w:r>
@@ -835,67 +761,70 @@
             <w:tabs>
               <w:tab w:val="right" w:leader="dot" w:pos="9016"/>
             </w:tabs>
+            <w:spacing w:line="360" w:lineRule="auto"/>
             <w:rPr>
-              <w:rFonts w:eastAsiaTheme="minorEastAsia" w:cstheme="minorBidi"/>
-              <w:noProof/>
+              <w:rFonts w:ascii="Times New Roman" w:eastAsiaTheme="minorEastAsia" w:hAnsi="Times New Roman" w:cs="Times New Roman"/>
               <w:sz w:val="24"/>
-              <w:szCs w:val="30"/>
             </w:rPr>
           </w:pPr>
           <w:hyperlink w:anchor="_Toc231999203" w:history="1">
             <w:r>
               <w:rPr>
                 <w:rStyle w:val="Hyperlink"/>
-                <w:rFonts w:ascii="Times New Roman" w:hAnsi="Times New Roman"/>
-                <w:noProof/>
+                <w:rFonts w:ascii="Times New Roman" w:hAnsi="Times New Roman" w:cs="Times New Roman"/>
+                <w:sz w:val="24"/>
               </w:rPr>
               <w:t>5.1 Work Breakdown Structure (WBS)</w:t>
             </w:r>
             <w:r>
               <w:rPr>
-                <w:noProof/>
-                <w:webHidden/>
+                <w:rFonts w:ascii="Times New Roman" w:hAnsi="Times New Roman" w:cs="Times New Roman"/>
+                <w:sz w:val="24"/>
               </w:rPr>
               <w:tab/>
             </w:r>
             <w:r>
               <w:rPr>
                 <w:rStyle w:val="Hyperlink"/>
-                <w:noProof/>
+                <w:rFonts w:ascii="Times New Roman" w:hAnsi="Times New Roman" w:cs="Times New Roman"/>
+                <w:sz w:val="24"/>
               </w:rPr>
               <w:fldChar w:fldCharType="begin"/>
             </w:r>
             <w:r>
               <w:rPr>
-                <w:noProof/>
-                <w:webHidden/>
+                <w:rFonts w:ascii="Times New Roman" w:hAnsi="Times New Roman" w:cs="Times New Roman"/>
+                <w:sz w:val="24"/>
               </w:rPr>
               <w:instrText xml:space="preserve"> PAGEREF _Toc231999203 \h </w:instrText>
             </w:r>
             <w:r>
               <w:rPr>
                 <w:rStyle w:val="Hyperlink"/>
-                <w:noProof/>
+                <w:rFonts w:ascii="Times New Roman" w:hAnsi="Times New Roman" w:cs="Times New Roman"/>
+                <w:sz w:val="24"/>
               </w:rPr>
             </w:r>
             <w:r>
               <w:rPr>
                 <w:rStyle w:val="Hyperlink"/>
-                <w:noProof/>
+                <w:rFonts w:ascii="Times New Roman" w:hAnsi="Times New Roman" w:cs="Times New Roman"/>
+                <w:sz w:val="24"/>
               </w:rPr>
               <w:fldChar w:fldCharType="separate"/>
             </w:r>
             <w:r>
               <w:rPr>
-                <w:noProof/>
-                <w:webHidden/>
+                <w:rFonts w:ascii="Times New Roman" w:hAnsi="Times New Roman" w:cs="Times New Roman"/>
+                <w:sz w:val="24"/>
               </w:rPr>
               <w:t>5</w:t>
             </w:r>
             <w:r>
               <w:rPr>
                 <w:rStyle w:val="Hyperlink"/>
-                <w:noProof/>
+                <w:rFonts w:ascii="Times New Roman" w:hAnsi="Times New Roman" w:cs="Times New Roman"/>
+                <w:sz w:val="24"/>
               </w:rPr>
               <w:fldChar w:fldCharType="end"/>
             </w:r>
@@ -907,67 +836,70 @@
             <w:tabs>
               <w:tab w:val="right" w:leader="dot" w:pos="9016"/>
             </w:tabs>
+            <w:spacing w:line="360" w:lineRule="auto"/>
             <w:rPr>
-              <w:rFonts w:eastAsiaTheme="minorEastAsia" w:cstheme="minorBidi"/>
-              <w:noProof/>
+              <w:rFonts w:ascii="Times New Roman" w:eastAsiaTheme="minorEastAsia" w:hAnsi="Times New Roman" w:cs="Times New Roman"/>
               <w:sz w:val="24"/>
-              <w:szCs w:val="30"/>
             </w:rPr>
           </w:pPr>
           <w:hyperlink w:anchor="_Toc231999204" w:history="1">
             <w:r>
               <w:rPr>
                 <w:rStyle w:val="Hyperlink"/>
-                <w:rFonts w:ascii="Times New Roman" w:hAnsi="Times New Roman"/>
-                <w:noProof/>
+                <w:rFonts w:ascii="Times New Roman" w:hAnsi="Times New Roman" w:cs="Times New Roman"/>
+                <w:sz w:val="24"/>
               </w:rPr>
               <w:t>5.2 Milestone / Deliverable</w:t>
             </w:r>
             <w:r>
               <w:rPr>
-                <w:noProof/>
-                <w:webHidden/>
+                <w:rFonts w:ascii="Times New Roman" w:hAnsi="Times New Roman" w:cs="Times New Roman"/>
+                <w:sz w:val="24"/>
               </w:rPr>
               <w:tab/>
             </w:r>
             <w:r>
               <w:rPr>
                 <w:rStyle w:val="Hyperlink"/>
-                <w:noProof/>
+                <w:rFonts w:ascii="Times New Roman" w:hAnsi="Times New Roman" w:cs="Times New Roman"/>
+                <w:sz w:val="24"/>
               </w:rPr>
               <w:fldChar w:fldCharType="begin"/>
             </w:r>
             <w:r>
               <w:rPr>
-                <w:noProof/>
-                <w:webHidden/>
+                <w:rFonts w:ascii="Times New Roman" w:hAnsi="Times New Roman" w:cs="Times New Roman"/>
+                <w:sz w:val="24"/>
               </w:rPr>
               <w:instrText xml:space="preserve"> PAGEREF _Toc231999204 \h </w:instrText>
             </w:r>
             <w:r>
               <w:rPr>
                 <w:rStyle w:val="Hyperlink"/>
-                <w:noProof/>
+                <w:rFonts w:ascii="Times New Roman" w:hAnsi="Times New Roman" w:cs="Times New Roman"/>
+                <w:sz w:val="24"/>
               </w:rPr>
             </w:r>
             <w:r>
               <w:rPr>
                 <w:rStyle w:val="Hyperlink"/>
-                <w:noProof/>
+                <w:rFonts w:ascii="Times New Roman" w:hAnsi="Times New Roman" w:cs="Times New Roman"/>
+                <w:sz w:val="24"/>
               </w:rPr>
               <w:fldChar w:fldCharType="separate"/>
             </w:r>
             <w:r>
               <w:rPr>
-                <w:noProof/>
-                <w:webHidden/>
+                <w:rFonts w:ascii="Times New Roman" w:hAnsi="Times New Roman" w:cs="Times New Roman"/>
+                <w:sz w:val="24"/>
               </w:rPr>
               <w:t>5</w:t>
             </w:r>
             <w:r>
               <w:rPr>
                 <w:rStyle w:val="Hyperlink"/>
-                <w:noProof/>
+                <w:rFonts w:ascii="Times New Roman" w:hAnsi="Times New Roman" w:cs="Times New Roman"/>
+                <w:sz w:val="24"/>
               </w:rPr>
               <w:fldChar w:fldCharType="end"/>
             </w:r>
@@ -979,67 +911,70 @@
             <w:tabs>
               <w:tab w:val="right" w:leader="dot" w:pos="9016"/>
             </w:tabs>
+            <w:spacing w:line="360" w:lineRule="auto"/>
             <w:rPr>
-              <w:rFonts w:eastAsiaTheme="minorEastAsia" w:cstheme="minorBidi"/>
-              <w:noProof/>
+              <w:rFonts w:ascii="Times New Roman" w:eastAsiaTheme="minorEastAsia" w:hAnsi="Times New Roman" w:cs="Times New Roman"/>
               <w:sz w:val="24"/>
-              <w:szCs w:val="30"/>
             </w:rPr>
           </w:pPr>
           <w:hyperlink w:anchor="_Toc231999205" w:history="1">
             <w:r>
               <w:rPr>
                 <w:rStyle w:val="Hyperlink"/>
-                <w:rFonts w:ascii="Times New Roman" w:hAnsi="Times New Roman"/>
-                <w:noProof/>
+                <w:rFonts w:ascii="Times New Roman" w:hAnsi="Times New Roman" w:cs="Times New Roman"/>
+                <w:sz w:val="24"/>
               </w:rPr>
               <w:t>5.3 Gantt Chart</w:t>
             </w:r>
             <w:r>
               <w:rPr>
-                <w:noProof/>
-                <w:webHidden/>
+                <w:rFonts w:ascii="Times New Roman" w:hAnsi="Times New Roman" w:cs="Times New Roman"/>
+                <w:sz w:val="24"/>
               </w:rPr>
               <w:tab/>
             </w:r>
             <w:r>
               <w:rPr>
                 <w:rStyle w:val="Hyperlink"/>
-                <w:noProof/>
+                <w:rFonts w:ascii="Times New Roman" w:hAnsi="Times New Roman" w:cs="Times New Roman"/>
+                <w:sz w:val="24"/>
               </w:rPr>
               <w:fldChar w:fldCharType="begin"/>
             </w:r>
             <w:r>
               <w:rPr>
-                <w:noProof/>
-                <w:webHidden/>
+                <w:rFonts w:ascii="Times New Roman" w:hAnsi="Times New Roman" w:cs="Times New Roman"/>
+                <w:sz w:val="24"/>
               </w:rPr>
               <w:instrText xml:space="preserve"> PAGEREF _Toc231999205 \h </w:instrText>
             </w:r>
             <w:r>
               <w:rPr>
                 <w:rStyle w:val="Hyperlink"/>
-                <w:noProof/>
+                <w:rFonts w:ascii="Times New Roman" w:hAnsi="Times New Roman" w:cs="Times New Roman"/>
+                <w:sz w:val="24"/>
               </w:rPr>
             </w:r>
             <w:r>
               <w:rPr>
                 <w:rStyle w:val="Hyperlink"/>
-                <w:noProof/>
+                <w:rFonts w:ascii="Times New Roman" w:hAnsi="Times New Roman" w:cs="Times New Roman"/>
+                <w:sz w:val="24"/>
               </w:rPr>
               <w:fldChar w:fldCharType="separate"/>
             </w:r>
             <w:r>
               <w:rPr>
-                <w:noProof/>
-                <w:webHidden/>
+                <w:rFonts w:ascii="Times New Roman" w:hAnsi="Times New Roman" w:cs="Times New Roman"/>
+                <w:sz w:val="24"/>
               </w:rPr>
               <w:t>5</w:t>
             </w:r>
             <w:r>
               <w:rPr>
                 <w:rStyle w:val="Hyperlink"/>
-                <w:noProof/>
+                <w:rFonts w:ascii="Times New Roman" w:hAnsi="Times New Roman" w:cs="Times New Roman"/>
+                <w:sz w:val="24"/>
               </w:rPr>
               <w:fldChar w:fldCharType="end"/>
             </w:r>
@@ -1051,67 +986,70 @@
             <w:tabs>
               <w:tab w:val="right" w:leader="dot" w:pos="9016"/>
             </w:tabs>
+            <w:spacing w:line="360" w:lineRule="auto"/>
             <w:rPr>
-              <w:rFonts w:eastAsiaTheme="minorEastAsia" w:cstheme="minorBidi"/>
-              <w:noProof/>
+              <w:rFonts w:ascii="Times New Roman" w:eastAsiaTheme="minorEastAsia" w:hAnsi="Times New Roman" w:cs="Times New Roman"/>
               <w:sz w:val="24"/>
-              <w:szCs w:val="30"/>
             </w:rPr>
           </w:pPr>
           <w:hyperlink w:anchor="_Toc231999206" w:history="1">
             <w:r>
               <w:rPr>
                 <w:rStyle w:val="Hyperlink"/>
-                <w:rFonts w:ascii="Times New Roman" w:hAnsi="Times New Roman"/>
-                <w:noProof/>
+                <w:rFonts w:ascii="Times New Roman" w:hAnsi="Times New Roman" w:cs="Times New Roman"/>
+                <w:sz w:val="24"/>
               </w:rPr>
               <w:t>6.0 Technical Description</w:t>
             </w:r>
             <w:r>
               <w:rPr>
-                <w:noProof/>
-                <w:webHidden/>
+                <w:rFonts w:ascii="Times New Roman" w:hAnsi="Times New Roman" w:cs="Times New Roman"/>
+                <w:sz w:val="24"/>
               </w:rPr>
               <w:tab/>
             </w:r>
             <w:r>
               <w:rPr>
                 <w:rStyle w:val="Hyperlink"/>
-                <w:noProof/>
+                <w:rFonts w:ascii="Times New Roman" w:hAnsi="Times New Roman" w:cs="Times New Roman"/>
+                <w:sz w:val="24"/>
               </w:rPr>
               <w:fldChar w:fldCharType="begin"/>
             </w:r>
             <w:r>
               <w:rPr>
-                <w:noProof/>
-                <w:webHidden/>
+                <w:rFonts w:ascii="Times New Roman" w:hAnsi="Times New Roman" w:cs="Times New Roman"/>
+                <w:sz w:val="24"/>
               </w:rPr>
               <w:instrText xml:space="preserve"> PAGEREF _Toc231999206 \h </w:instrText>
             </w:r>
             <w:r>
               <w:rPr>
                 <w:rStyle w:val="Hyperlink"/>
-                <w:noProof/>
+                <w:rFonts w:ascii="Times New Roman" w:hAnsi="Times New Roman" w:cs="Times New Roman"/>
+                <w:sz w:val="24"/>
               </w:rPr>
             </w:r>
             <w:r>
               <w:rPr>
                 <w:rStyle w:val="Hyperlink"/>
-                <w:noProof/>
+                <w:rFonts w:ascii="Times New Roman" w:hAnsi="Times New Roman" w:cs="Times New Roman"/>
+                <w:sz w:val="24"/>
               </w:rPr>
               <w:fldChar w:fldCharType="separate"/>
             </w:r>
             <w:r>
               <w:rPr>
-                <w:noProof/>
-                <w:webHidden/>
+                <w:rFonts w:ascii="Times New Roman" w:hAnsi="Times New Roman" w:cs="Times New Roman"/>
+                <w:sz w:val="24"/>
               </w:rPr>
               <w:t>5</w:t>
             </w:r>
             <w:r>
               <w:rPr>
                 <w:rStyle w:val="Hyperlink"/>
-                <w:noProof/>
+                <w:rFonts w:ascii="Times New Roman" w:hAnsi="Times New Roman" w:cs="Times New Roman"/>
+                <w:sz w:val="24"/>
               </w:rPr>
               <w:fldChar w:fldCharType="end"/>
             </w:r>
@@ -1123,67 +1061,70 @@
             <w:tabs>
               <w:tab w:val="right" w:leader="dot" w:pos="9016"/>
             </w:tabs>
+            <w:spacing w:line="360" w:lineRule="auto"/>
             <w:rPr>
-              <w:rFonts w:eastAsiaTheme="minorEastAsia" w:cstheme="minorBidi"/>
-              <w:noProof/>
+              <w:rFonts w:ascii="Times New Roman" w:eastAsiaTheme="minorEastAsia" w:hAnsi="Times New Roman" w:cs="Times New Roman"/>
               <w:sz w:val="24"/>
-              <w:szCs w:val="30"/>
             </w:rPr>
           </w:pPr>
           <w:hyperlink w:anchor="_Toc231999207" w:history="1">
             <w:r>
               <w:rPr>
                 <w:rStyle w:val="Hyperlink"/>
-                <w:rFonts w:ascii="Times New Roman" w:hAnsi="Times New Roman"/>
-                <w:noProof/>
+                <w:rFonts w:ascii="Times New Roman" w:hAnsi="Times New Roman" w:cs="Times New Roman"/>
+                <w:sz w:val="24"/>
               </w:rPr>
               <w:t>6.1 Development Platform</w:t>
             </w:r>
             <w:r>
               <w:rPr>
-                <w:noProof/>
-                <w:webHidden/>
+                <w:rFonts w:ascii="Times New Roman" w:hAnsi="Times New Roman" w:cs="Times New Roman"/>
+                <w:sz w:val="24"/>
               </w:rPr>
               <w:tab/>
             </w:r>
             <w:r>
               <w:rPr>
                 <w:rStyle w:val="Hyperlink"/>
-                <w:noProof/>
+                <w:rFonts w:ascii="Times New Roman" w:hAnsi="Times New Roman" w:cs="Times New Roman"/>
+                <w:sz w:val="24"/>
               </w:rPr>
               <w:fldChar w:fldCharType="begin"/>
             </w:r>
             <w:r>
               <w:rPr>
-                <w:noProof/>
-                <w:webHidden/>
+                <w:rFonts w:ascii="Times New Roman" w:hAnsi="Times New Roman" w:cs="Times New Roman"/>
+                <w:sz w:val="24"/>
               </w:rPr>
               <w:instrText xml:space="preserve"> PAGEREF _Toc231999207 \h </w:instrText>
             </w:r>
             <w:r>
               <w:rPr>
                 <w:rStyle w:val="Hyperlink"/>
-                <w:noProof/>
+                <w:rFonts w:ascii="Times New Roman" w:hAnsi="Times New Roman" w:cs="Times New Roman"/>
+                <w:sz w:val="24"/>
               </w:rPr>
             </w:r>
             <w:r>
               <w:rPr>
                 <w:rStyle w:val="Hyperlink"/>
-                <w:noProof/>
+                <w:rFonts w:ascii="Times New Roman" w:hAnsi="Times New Roman" w:cs="Times New Roman"/>
+                <w:sz w:val="24"/>
               </w:rPr>
               <w:fldChar w:fldCharType="separate"/>
             </w:r>
             <w:r>
               <w:rPr>
-                <w:noProof/>
-                <w:webHidden/>
+                <w:rFonts w:ascii="Times New Roman" w:hAnsi="Times New Roman" w:cs="Times New Roman"/>
+                <w:sz w:val="24"/>
               </w:rPr>
               <w:t>5</w:t>
             </w:r>
             <w:r>
               <w:rPr>
                 <w:rStyle w:val="Hyperlink"/>
-                <w:noProof/>
+                <w:rFonts w:ascii="Times New Roman" w:hAnsi="Times New Roman" w:cs="Times New Roman"/>
+                <w:sz w:val="24"/>
               </w:rPr>
               <w:fldChar w:fldCharType="end"/>
             </w:r>
@@ -1195,67 +1136,70 @@
             <w:tabs>
               <w:tab w:val="right" w:leader="dot" w:pos="9016"/>
             </w:tabs>
+            <w:spacing w:line="360" w:lineRule="auto"/>
             <w:rPr>
-              <w:rFonts w:eastAsiaTheme="minorEastAsia" w:cstheme="minorBidi"/>
-              <w:noProof/>
+              <w:rFonts w:ascii="Times New Roman" w:eastAsiaTheme="minorEastAsia" w:hAnsi="Times New Roman" w:cs="Times New Roman"/>
               <w:sz w:val="24"/>
-              <w:szCs w:val="30"/>
             </w:rPr>
           </w:pPr>
           <w:hyperlink w:anchor="_Toc231999208" w:history="1">
             <w:r>
               <w:rPr>
                 <w:rStyle w:val="Hyperlink"/>
-                <w:rFonts w:ascii="Times New Roman" w:hAnsi="Times New Roman"/>
-                <w:noProof/>
+                <w:rFonts w:ascii="Times New Roman" w:hAnsi="Times New Roman" w:cs="Times New Roman"/>
+                <w:sz w:val="24"/>
               </w:rPr>
               <w:t>6.2 demonstration Platform</w:t>
             </w:r>
             <w:r>
               <w:rPr>
-                <w:noProof/>
-                <w:webHidden/>
+                <w:rFonts w:ascii="Times New Roman" w:hAnsi="Times New Roman" w:cs="Times New Roman"/>
+                <w:sz w:val="24"/>
               </w:rPr>
               <w:tab/>
             </w:r>
             <w:r>
               <w:rPr>
                 <w:rStyle w:val="Hyperlink"/>
-                <w:noProof/>
+                <w:rFonts w:ascii="Times New Roman" w:hAnsi="Times New Roman" w:cs="Times New Roman"/>
+                <w:sz w:val="24"/>
               </w:rPr>
               <w:fldChar w:fldCharType="begin"/>
             </w:r>
             <w:r>
               <w:rPr>
-                <w:noProof/>
-                <w:webHidden/>
+                <w:rFonts w:ascii="Times New Roman" w:hAnsi="Times New Roman" w:cs="Times New Roman"/>
+                <w:sz w:val="24"/>
               </w:rPr>
               <w:instrText xml:space="preserve"> PAGEREF _Toc231999208 \h </w:instrText>
             </w:r>
             <w:r>
               <w:rPr>
                 <w:rStyle w:val="Hyperlink"/>
-                <w:noProof/>
+                <w:rFonts w:ascii="Times New Roman" w:hAnsi="Times New Roman" w:cs="Times New Roman"/>
+                <w:sz w:val="24"/>
               </w:rPr>
             </w:r>
             <w:r>
               <w:rPr>
                 <w:rStyle w:val="Hyperlink"/>
-                <w:noProof/>
+                <w:rFonts w:ascii="Times New Roman" w:hAnsi="Times New Roman" w:cs="Times New Roman"/>
+                <w:sz w:val="24"/>
               </w:rPr>
               <w:fldChar w:fldCharType="separate"/>
             </w:r>
             <w:r>
               <w:rPr>
-                <w:noProof/>
-                <w:webHidden/>
+                <w:rFonts w:ascii="Times New Roman" w:hAnsi="Times New Roman" w:cs="Times New Roman"/>
+                <w:sz w:val="24"/>
               </w:rPr>
               <w:t>6</w:t>
             </w:r>
             <w:r>
               <w:rPr>
                 <w:rStyle w:val="Hyperlink"/>
-                <w:noProof/>
+                <w:rFonts w:ascii="Times New Roman" w:hAnsi="Times New Roman" w:cs="Times New Roman"/>
+                <w:sz w:val="24"/>
               </w:rPr>
               <w:fldChar w:fldCharType="end"/>
             </w:r>
@@ -1267,78 +1211,89 @@
             <w:tabs>
               <w:tab w:val="right" w:leader="dot" w:pos="9016"/>
             </w:tabs>
+            <w:spacing w:line="360" w:lineRule="auto"/>
             <w:rPr>
-              <w:rFonts w:eastAsiaTheme="minorEastAsia" w:cstheme="minorBidi"/>
-              <w:noProof/>
+              <w:rFonts w:ascii="Times New Roman" w:eastAsiaTheme="minorEastAsia" w:hAnsi="Times New Roman" w:cs="Times New Roman"/>
               <w:sz w:val="24"/>
-              <w:szCs w:val="30"/>
             </w:rPr>
           </w:pPr>
           <w:hyperlink w:anchor="_Toc231999209" w:history="1">
             <w:r>
               <w:rPr>
                 <w:rStyle w:val="Hyperlink"/>
-                <w:rFonts w:ascii="Times New Roman" w:hAnsi="Times New Roman"/>
-                <w:noProof/>
+                <w:rFonts w:ascii="Times New Roman" w:hAnsi="Times New Roman" w:cs="Times New Roman"/>
+                <w:sz w:val="24"/>
               </w:rPr>
               <w:t>7.0 Risk Management Plan</w:t>
             </w:r>
             <w:r>
               <w:rPr>
-                <w:noProof/>
-                <w:webHidden/>
+                <w:rFonts w:ascii="Times New Roman" w:hAnsi="Times New Roman" w:cs="Times New Roman"/>
+                <w:sz w:val="24"/>
               </w:rPr>
               <w:tab/>
             </w:r>
             <w:r>
               <w:rPr>
                 <w:rStyle w:val="Hyperlink"/>
-                <w:noProof/>
+                <w:rFonts w:ascii="Times New Roman" w:hAnsi="Times New Roman" w:cs="Times New Roman"/>
+                <w:sz w:val="24"/>
               </w:rPr>
               <w:fldChar w:fldCharType="begin"/>
             </w:r>
             <w:r>
               <w:rPr>
-                <w:noProof/>
-                <w:webHidden/>
+                <w:rFonts w:ascii="Times New Roman" w:hAnsi="Times New Roman" w:cs="Times New Roman"/>
+                <w:sz w:val="24"/>
               </w:rPr>
               <w:instrText xml:space="preserve"> PAGEREF _Toc231999209 \h </w:instrText>
             </w:r>
             <w:r>
               <w:rPr>
                 <w:rStyle w:val="Hyperlink"/>
-                <w:noProof/>
+                <w:rFonts w:ascii="Times New Roman" w:hAnsi="Times New Roman" w:cs="Times New Roman"/>
+                <w:sz w:val="24"/>
               </w:rPr>
             </w:r>
             <w:r>
               <w:rPr>
                 <w:rStyle w:val="Hyperlink"/>
-                <w:noProof/>
+                <w:rFonts w:ascii="Times New Roman" w:hAnsi="Times New Roman" w:cs="Times New Roman"/>
+                <w:sz w:val="24"/>
               </w:rPr>
               <w:fldChar w:fldCharType="separate"/>
             </w:r>
             <w:r>
               <w:rPr>
-                <w:noProof/>
-                <w:webHidden/>
+                <w:rFonts w:ascii="Times New Roman" w:hAnsi="Times New Roman" w:cs="Times New Roman"/>
+                <w:sz w:val="24"/>
               </w:rPr>
               <w:t>7</w:t>
             </w:r>
             <w:r>
               <w:rPr>
                 <w:rStyle w:val="Hyperlink"/>
-                <w:noProof/>
+                <w:rFonts w:ascii="Times New Roman" w:hAnsi="Times New Roman" w:cs="Times New Roman"/>
+                <w:sz w:val="24"/>
               </w:rPr>
               <w:fldChar w:fldCharType="end"/>
             </w:r>
           </w:hyperlink>
         </w:p>
         <w:p>
+          <w:pPr>
+            <w:spacing w:line="360" w:lineRule="auto"/>
+            <w:rPr>
+              <w:rFonts w:ascii="Times New Roman" w:hAnsi="Times New Roman"/>
+              <w:sz w:val="24"/>
+            </w:rPr>
+          </w:pPr>
           <w:r>
             <w:rPr>
+              <w:rFonts w:ascii="Times New Roman" w:hAnsi="Times New Roman"/>
               <w:b/>
               <w:bCs/>
-              <w:noProof/>
+              <w:sz w:val="24"/>
             </w:rPr>
             <w:fldChar w:fldCharType="end"/>
           </w:r>
@@ -1347,6 +1302,7 @@
     </w:sdt>
     <w:p>
       <w:pPr>
+        <w:spacing w:line="360" w:lineRule="auto"/>
         <w:rPr>
           <w:rFonts w:ascii="Times New Roman" w:hAnsi="Times New Roman"/>
           <w:sz w:val="24"/>
@@ -1364,18 +1320,22 @@
     <w:p>
       <w:pPr>
         <w:pStyle w:val="Heading1"/>
+        <w:spacing w:line="360" w:lineRule="auto"/>
+        <w:rPr>
+          <w:rFonts w:ascii="Times New Roman" w:hAnsi="Times New Roman"/>
+          <w:sz w:val="24"/>
+        </w:rPr>
       </w:pPr>
       <w:bookmarkStart w:id="0" w:name="_Toc231999196"/>
-      <w:proofErr w:type="gramStart"/>
-      <w:r>
+      <w:r>
+        <w:rPr>
+          <w:rFonts w:ascii="Times New Roman" w:hAnsi="Times New Roman"/>
+          <w:sz w:val="24"/>
+        </w:rPr>
         <w:lastRenderedPageBreak/>
-        <w:t xml:space="preserve">1.0  </w:t>
-      </w:r>
-      <w:r>
-        <w:t>Overview</w:t>
+        <w:t>1.0  Overview</w:t>
       </w:r>
       <w:bookmarkEnd w:id="0"/>
-      <w:proofErr w:type="gramEnd"/>
     </w:p>
     <w:p>
       <w:pPr>
@@ -1390,14 +1350,7 @@
           <w:rFonts w:ascii="Times New Roman" w:hAnsi="Times New Roman"/>
           <w:sz w:val="24"/>
         </w:rPr>
-        <w:t xml:space="preserve">Malaysia is one </w:t>
-      </w:r>
-      <w:r>
-        <w:rPr>
-          <w:rFonts w:ascii="Times New Roman" w:hAnsi="Times New Roman"/>
-          <w:sz w:val="24"/>
-        </w:rPr>
-        <w:t>of the highest per capita food waste producers in Southeast Asia, with waste production of about 16,688 tons per day (Solid waste and Public Cleansing Management Corporation [</w:t>
+        <w:t>Malaysia is one of the highest per capita food waste producers in Southeast Asia, with waste production of about 16,688 tons per day (Solid waste and Public Cleansing Management Corporation [</w:t>
       </w:r>
       <w:proofErr w:type="spellStart"/>
       <w:r>
@@ -1413,7 +1366,7 @@
           <w:rFonts w:ascii="Times New Roman" w:hAnsi="Times New Roman"/>
           <w:sz w:val="24"/>
         </w:rPr>
-        <w:t xml:space="preserve">] 2023). Poor food inventory management, lack of expiry date, awareness and no platform for food sharing are the main reasons for the majority of waste coming from household waste in the country. Malaysians </w:t>
+        <w:t xml:space="preserve">] 2023). Poor food inventory management, lack of expiry date, awareness and no platform for food sharing are the main reasons for the majority of waste coming from household waste in the country. According to Yeong (2024), Malaysians waste food worth billions of ringgit annually, despite many households facing rising food costs.  </w:t>
       </w:r>
       <w:proofErr w:type="spellStart"/>
       <w:r>
@@ -1421,21 +1374,7 @@
           <w:rFonts w:ascii="Times New Roman" w:hAnsi="Times New Roman"/>
           <w:sz w:val="24"/>
         </w:rPr>
-        <w:t>continu</w:t>
-      </w:r>
-      <w:r>
-        <w:rPr>
-          <w:rFonts w:ascii="Times New Roman" w:hAnsi="Times New Roman"/>
-          <w:sz w:val="24"/>
-        </w:rPr>
-        <w:t>u</w:t>
-      </w:r>
-      <w:r>
-        <w:rPr>
-          <w:rFonts w:ascii="Times New Roman" w:hAnsi="Times New Roman"/>
-          <w:sz w:val="24"/>
-        </w:rPr>
-        <w:t>e</w:t>
+        <w:t>SavePlate</w:t>
       </w:r>
       <w:proofErr w:type="spellEnd"/>
       <w:r>
@@ -1443,7 +1382,23 @@
           <w:rFonts w:ascii="Times New Roman" w:hAnsi="Times New Roman"/>
           <w:sz w:val="24"/>
         </w:rPr>
-        <w:t xml:space="preserve"> to spend billions of RM annually on food waste despite the rising cost of food for many households. according to </w:t>
+        <w:t xml:space="preserve"> is proposed to be a direct remedy to this pressing environmental and social issue, consistent with the United Nations Sustainable Development Goal 12 (Responsible Consumption and Production) and the National Food Security Policy of Malaysia.</w:t>
+      </w:r>
+    </w:p>
+    <w:p>
+      <w:pPr>
+        <w:spacing w:line="360" w:lineRule="auto"/>
+        <w:rPr>
+          <w:rFonts w:ascii="Times New Roman" w:hAnsi="Times New Roman"/>
+          <w:sz w:val="24"/>
+        </w:rPr>
+      </w:pPr>
+      <w:r>
+        <w:rPr>
+          <w:rFonts w:ascii="Times New Roman" w:hAnsi="Times New Roman"/>
+          <w:sz w:val="24"/>
+        </w:rPr>
+        <w:t xml:space="preserve">The primary customers and users of </w:t>
       </w:r>
       <w:proofErr w:type="spellStart"/>
       <w:r>
@@ -1451,7 +1406,7 @@
           <w:rFonts w:ascii="Times New Roman" w:hAnsi="Times New Roman"/>
           <w:sz w:val="24"/>
         </w:rPr>
-        <w:t>Yeong</w:t>
+        <w:t>Saveplate</w:t>
       </w:r>
       <w:proofErr w:type="spellEnd"/>
       <w:r>
@@ -1459,8 +1414,17 @@
           <w:rFonts w:ascii="Times New Roman" w:hAnsi="Times New Roman"/>
           <w:sz w:val="24"/>
         </w:rPr>
-        <w:t xml:space="preserve"> (2024). </w:t>
-      </w:r>
+        <w:t xml:space="preserve"> are individuals and families of Malaysian household, who buy, store and cook food at home. Secondary users are community members who would like to give away extra food or receive food from neighbors in their neighborhood.</w:t>
+      </w:r>
+    </w:p>
+    <w:p>
+      <w:pPr>
+        <w:spacing w:line="360" w:lineRule="auto"/>
+        <w:rPr>
+          <w:rFonts w:ascii="Times New Roman" w:hAnsi="Times New Roman"/>
+          <w:sz w:val="24"/>
+        </w:rPr>
+      </w:pPr>
       <w:proofErr w:type="spellStart"/>
       <w:r>
         <w:rPr>
@@ -1475,7 +1439,7 @@
           <w:rFonts w:ascii="Times New Roman" w:hAnsi="Times New Roman"/>
           <w:sz w:val="24"/>
         </w:rPr>
-        <w:t xml:space="preserve"> is envisioned to be a direct remedy to this pressing environmental and social issue, consistent with the United Nations Sustainable Development Goal 12 (Responsible Consumption and Production) and the National Food Security Policy of Malaysia.</w:t>
+        <w:t xml:space="preserve"> is a new product as there is no existing system being extended. It will be designed from scratch to be a fully functional web based application with six major use cases which will include User registration and Privacy Settings, Manage food inventory, Browse food items and donations, food analytics, View notifications and Plan weekly meals.</w:t>
       </w:r>
     </w:p>
     <w:p>
@@ -1491,7 +1455,7 @@
           <w:rFonts w:ascii="Times New Roman" w:hAnsi="Times New Roman"/>
           <w:sz w:val="24"/>
         </w:rPr>
-        <w:t xml:space="preserve">The primary customers and users of </w:t>
+        <w:t xml:space="preserve">The financial cost to the client is none since it is an academic project that is produced as part of the BIT216 Software Engineering principles course at HELP University. All development will be completed by us three team members as per question. Throughout the project, we will be using some free and open source tools like </w:t>
       </w:r>
       <w:proofErr w:type="spellStart"/>
       <w:r>
@@ -1499,7 +1463,7 @@
           <w:rFonts w:ascii="Times New Roman" w:hAnsi="Times New Roman"/>
           <w:sz w:val="24"/>
         </w:rPr>
-        <w:t>Saveplate</w:t>
+        <w:t>Ganttproject</w:t>
       </w:r>
       <w:proofErr w:type="spellEnd"/>
       <w:r>
@@ -1507,7 +1471,7 @@
           <w:rFonts w:ascii="Times New Roman" w:hAnsi="Times New Roman"/>
           <w:sz w:val="24"/>
         </w:rPr>
-        <w:t xml:space="preserve"> are individuals and families of Malaysian household, who buy, store and cook food at home. Secondary users are community members who would like to give away extra food or receive food from neighbors in their neighborhood.</w:t>
+        <w:t xml:space="preserve"> for scheduling, GitHub for version control, Figma(free) for wire framing and development framework: React.js/Node.js will be used.</w:t>
       </w:r>
     </w:p>
     <w:p>
@@ -1518,13 +1482,20 @@
           <w:sz w:val="24"/>
         </w:rPr>
       </w:pPr>
+      <w:r>
+        <w:rPr>
+          <w:rFonts w:ascii="Times New Roman" w:hAnsi="Times New Roman"/>
+          <w:sz w:val="24"/>
+        </w:rPr>
+        <w:t xml:space="preserve">The project will be done in 14 weeks starting from 18/05/2026 to 21/08/2026 based on Iterative and incremental with 2 iterations. </w:t>
+      </w:r>
       <w:proofErr w:type="spellStart"/>
       <w:r>
         <w:rPr>
           <w:rFonts w:ascii="Times New Roman" w:hAnsi="Times New Roman"/>
           <w:sz w:val="24"/>
         </w:rPr>
-        <w:t>SavePlate</w:t>
+        <w:t>Usecases</w:t>
       </w:r>
       <w:proofErr w:type="spellEnd"/>
       <w:r>
@@ -1532,7 +1503,39 @@
           <w:rFonts w:ascii="Times New Roman" w:hAnsi="Times New Roman"/>
           <w:sz w:val="24"/>
         </w:rPr>
-        <w:t xml:space="preserve"> is a new product as there is no existing system being extended. It will be designed from scratch to be a fully functional web based application with six major use cases which will include User registration and Privacy Settings, Manage food inventory, Browse food items and donations, food analytics, View notifications and Plan weekly meals.</w:t>
+        <w:t xml:space="preserve"> 1 through 3 will be </w:t>
+      </w:r>
+      <w:proofErr w:type="spellStart"/>
+      <w:r>
+        <w:rPr>
+          <w:rFonts w:ascii="Times New Roman" w:hAnsi="Times New Roman"/>
+          <w:sz w:val="24"/>
+        </w:rPr>
+        <w:t>finishedd</w:t>
+      </w:r>
+      <w:proofErr w:type="spellEnd"/>
+      <w:r>
+        <w:rPr>
+          <w:rFonts w:ascii="Times New Roman" w:hAnsi="Times New Roman"/>
+          <w:sz w:val="24"/>
+        </w:rPr>
+        <w:t xml:space="preserve"> by July 14, 2026, in Iteration 1, and </w:t>
+      </w:r>
+      <w:proofErr w:type="spellStart"/>
+      <w:r>
+        <w:rPr>
+          <w:rFonts w:ascii="Times New Roman" w:hAnsi="Times New Roman"/>
+          <w:sz w:val="24"/>
+        </w:rPr>
+        <w:t>Usecases</w:t>
+      </w:r>
+      <w:proofErr w:type="spellEnd"/>
+      <w:r>
+        <w:rPr>
+          <w:rFonts w:ascii="Times New Roman" w:hAnsi="Times New Roman"/>
+          <w:sz w:val="24"/>
+        </w:rPr>
+        <w:t xml:space="preserve"> 4 through 6 will be finished by August 21, 2026, in Iteration 2.</w:t>
       </w:r>
     </w:p>
     <w:p>
@@ -1543,45 +1546,6 @@
           <w:sz w:val="24"/>
         </w:rPr>
       </w:pPr>
-      <w:r>
-        <w:rPr>
-          <w:rFonts w:ascii="Times New Roman" w:hAnsi="Times New Roman"/>
-          <w:sz w:val="24"/>
-        </w:rPr>
-        <w:t xml:space="preserve">The financial cost to the client is none since it is an academic project that is produced as part of the BIT216 Software Engineering principles course at HELP University. All development will be completed by us three team members as per question. Throughout the project, we will be using some free and open source tools like </w:t>
-      </w:r>
-      <w:proofErr w:type="spellStart"/>
-      <w:r>
-        <w:rPr>
-          <w:rFonts w:ascii="Times New Roman" w:hAnsi="Times New Roman"/>
-          <w:sz w:val="24"/>
-        </w:rPr>
-        <w:t>Ganttproject</w:t>
-      </w:r>
-      <w:proofErr w:type="spellEnd"/>
-      <w:r>
-        <w:rPr>
-          <w:rFonts w:ascii="Times New Roman" w:hAnsi="Times New Roman"/>
-          <w:sz w:val="24"/>
-        </w:rPr>
-        <w:t xml:space="preserve"> for scheduling, GitHub for version control, </w:t>
-      </w:r>
-      <w:proofErr w:type="spellStart"/>
-      <w:r>
-        <w:rPr>
-          <w:rFonts w:ascii="Times New Roman" w:hAnsi="Times New Roman"/>
-          <w:sz w:val="24"/>
-        </w:rPr>
-        <w:t>Figma</w:t>
-      </w:r>
-      <w:proofErr w:type="spellEnd"/>
-      <w:r>
-        <w:rPr>
-          <w:rFonts w:ascii="Times New Roman" w:hAnsi="Times New Roman"/>
-          <w:sz w:val="24"/>
-        </w:rPr>
-        <w:t>(free) for wire framing and development framework: React.js/Node.js will be used.</w:t>
-      </w:r>
     </w:p>
     <w:p>
       <w:pPr>
@@ -1591,95 +1555,6 @@
           <w:sz w:val="24"/>
         </w:rPr>
       </w:pPr>
-      <w:r>
-        <w:rPr>
-          <w:rFonts w:ascii="Times New Roman" w:hAnsi="Times New Roman"/>
-          <w:sz w:val="24"/>
-        </w:rPr>
-        <w:t xml:space="preserve">The project will be done in 14 weeks starting from 18/05/2026 to 21/08/2026 based on Iterative and incremental with 2 iterations. </w:t>
-      </w:r>
-      <w:proofErr w:type="spellStart"/>
-      <w:r>
-        <w:rPr>
-          <w:rFonts w:ascii="Times New Roman" w:hAnsi="Times New Roman"/>
-          <w:sz w:val="24"/>
-        </w:rPr>
-        <w:t>Usecases</w:t>
-      </w:r>
-      <w:proofErr w:type="spellEnd"/>
-      <w:r>
-        <w:rPr>
-          <w:rFonts w:ascii="Times New Roman" w:hAnsi="Times New Roman"/>
-          <w:sz w:val="24"/>
-        </w:rPr>
-        <w:t xml:space="preserve"> 1 through 3 will be </w:t>
-      </w:r>
-      <w:proofErr w:type="spellStart"/>
-      <w:r>
-        <w:rPr>
-          <w:rFonts w:ascii="Times New Roman" w:hAnsi="Times New Roman"/>
-          <w:sz w:val="24"/>
-        </w:rPr>
-        <w:t>finishe</w:t>
-      </w:r>
-      <w:r>
-        <w:rPr>
-          <w:rFonts w:ascii="Times New Roman" w:hAnsi="Times New Roman"/>
-          <w:sz w:val="24"/>
-        </w:rPr>
-        <w:t>d</w:t>
-      </w:r>
-      <w:r>
-        <w:rPr>
-          <w:rFonts w:ascii="Times New Roman" w:hAnsi="Times New Roman"/>
-          <w:sz w:val="24"/>
-        </w:rPr>
-        <w:t>d</w:t>
-      </w:r>
-      <w:proofErr w:type="spellEnd"/>
-      <w:r>
-        <w:rPr>
-          <w:rFonts w:ascii="Times New Roman" w:hAnsi="Times New Roman"/>
-          <w:sz w:val="24"/>
-        </w:rPr>
-        <w:t xml:space="preserve"> by July 14, 2026, in Iteration 1, and </w:t>
-      </w:r>
-      <w:proofErr w:type="spellStart"/>
-      <w:r>
-        <w:rPr>
-          <w:rFonts w:ascii="Times New Roman" w:hAnsi="Times New Roman"/>
-          <w:sz w:val="24"/>
-        </w:rPr>
-        <w:t>Usecases</w:t>
-      </w:r>
-      <w:proofErr w:type="spellEnd"/>
-      <w:r>
-        <w:rPr>
-          <w:rFonts w:ascii="Times New Roman" w:hAnsi="Times New Roman"/>
-          <w:sz w:val="24"/>
-        </w:rPr>
-        <w:t xml:space="preserve"> 4 through 6 will be finished by August 21, 2026, in Iteration 2.</w:t>
-      </w:r>
-    </w:p>
-    <w:p>
-      <w:pPr>
-        <w:spacing w:line="360" w:lineRule="auto"/>
-        <w:rPr>
-          <w:rFonts w:ascii="Times New Roman" w:hAnsi="Times New Roman"/>
-          <w:sz w:val="24"/>
-        </w:rPr>
-      </w:pPr>
-    </w:p>
-    <w:p>
-      <w:pPr>
-        <w:spacing w:line="360" w:lineRule="auto"/>
-        <w:rPr>
-          <w:rFonts w:ascii="Times New Roman" w:hAnsi="Times New Roman"/>
-          <w:sz w:val="24"/>
-        </w:rPr>
-      </w:pPr>
-      <w:bookmarkStart w:id="1" w:name="_GoBack"/>
-      <w:bookmarkEnd w:id="1"/>
     </w:p>
     <w:p>
       <w:pPr>
@@ -1690,25 +1565,16 @@
           <w:sz w:val="24"/>
         </w:rPr>
       </w:pPr>
-      <w:bookmarkStart w:id="2" w:name="_Toc231999197"/>
-      <w:proofErr w:type="gramStart"/>
+      <w:bookmarkStart w:id="1" w:name="_Toc231999197"/>
       <w:r>
         <w:rPr>
           <w:rFonts w:ascii="Times New Roman" w:hAnsi="Times New Roman"/>
           <w:sz w:val="24"/>
         </w:rPr>
         <w:lastRenderedPageBreak/>
-        <w:t>2.0  Project</w:t>
-      </w:r>
-      <w:proofErr w:type="gramEnd"/>
-      <w:r>
-        <w:rPr>
-          <w:rFonts w:ascii="Times New Roman" w:hAnsi="Times New Roman"/>
-          <w:sz w:val="24"/>
-        </w:rPr>
-        <w:t xml:space="preserve"> Aims</w:t>
-      </w:r>
-      <w:bookmarkEnd w:id="2"/>
+        <w:t>2.0  Project Aims</w:t>
+      </w:r>
+      <w:bookmarkEnd w:id="1"/>
     </w:p>
     <w:p>
       <w:pPr>
@@ -1869,25 +1735,16 @@
           <w:sz w:val="24"/>
         </w:rPr>
       </w:pPr>
-      <w:bookmarkStart w:id="3" w:name="_Toc231999198"/>
-      <w:proofErr w:type="gramStart"/>
+      <w:bookmarkStart w:id="2" w:name="_Toc231999198"/>
       <w:r>
         <w:rPr>
           <w:rFonts w:ascii="Times New Roman" w:hAnsi="Times New Roman"/>
           <w:sz w:val="24"/>
         </w:rPr>
         <w:lastRenderedPageBreak/>
-        <w:t>3.0  Project</w:t>
-      </w:r>
-      <w:proofErr w:type="gramEnd"/>
-      <w:r>
-        <w:rPr>
-          <w:rFonts w:ascii="Times New Roman" w:hAnsi="Times New Roman"/>
-          <w:sz w:val="24"/>
-        </w:rPr>
-        <w:t xml:space="preserve"> Objectives</w:t>
-      </w:r>
-      <w:bookmarkEnd w:id="3"/>
+        <w:t>3.0  Project Objectives</w:t>
+      </w:r>
+      <w:bookmarkEnd w:id="2"/>
     </w:p>
     <w:p>
       <w:pPr>
@@ -1902,21 +1759,7 @@
           <w:rFonts w:ascii="Times New Roman" w:hAnsi="Times New Roman"/>
           <w:sz w:val="24"/>
         </w:rPr>
-        <w:t xml:space="preserve">By </w:t>
-      </w:r>
-      <w:r>
-        <w:rPr>
-          <w:rFonts w:ascii="Times New Roman" w:hAnsi="Times New Roman"/>
-          <w:sz w:val="24"/>
-        </w:rPr>
-        <w:t>the end of the project our team</w:t>
-      </w:r>
-      <w:r>
-        <w:rPr>
-          <w:rFonts w:ascii="Times New Roman" w:hAnsi="Times New Roman"/>
-          <w:sz w:val="24"/>
-        </w:rPr>
-        <w:t xml:space="preserve"> will have:</w:t>
+        <w:t>By the end of the project our team will have:</w:t>
       </w:r>
     </w:p>
     <w:p>
@@ -1924,27 +1767,20 @@
         <w:pStyle w:val="ListParagraph"/>
         <w:numPr>
           <w:ilvl w:val="0"/>
-          <w:numId w:val="7"/>
+          <w:numId w:val="2"/>
         </w:numPr>
         <w:spacing w:line="360" w:lineRule="auto"/>
         <w:rPr>
-          <w:rFonts w:ascii="Times New Roman" w:hAnsi="Times New Roman"/>
-          <w:sz w:val="24"/>
-        </w:rPr>
-      </w:pPr>
-      <w:r>
-        <w:rPr>
-          <w:rFonts w:ascii="Times New Roman" w:hAnsi="Times New Roman"/>
-          <w:sz w:val="24"/>
-        </w:rPr>
-        <w:t>A</w:t>
-      </w:r>
-      <w:r>
-        <w:rPr>
-          <w:rFonts w:ascii="Times New Roman" w:hAnsi="Times New Roman"/>
-          <w:sz w:val="24"/>
-        </w:rPr>
-        <w:t xml:space="preserve"> functional web application, all 6 use cases are fully implemented and have passed user acceptance testing by Week 14 (4 September 2026).</w:t>
+          <w:rFonts w:ascii="Times New Roman" w:hAnsi="Times New Roman" w:cs="Times New Roman"/>
+          <w:sz w:val="24"/>
+        </w:rPr>
+      </w:pPr>
+      <w:r>
+        <w:rPr>
+          <w:rFonts w:ascii="Times New Roman" w:hAnsi="Times New Roman" w:cs="Times New Roman"/>
+          <w:sz w:val="24"/>
+        </w:rPr>
+        <w:t>A functional web application, all 6 use cases are fully implemented and have passed user acceptance testing by Week 14 (4 September 2026).</w:t>
       </w:r>
     </w:p>
     <w:p>
@@ -1952,17 +1788,17 @@
         <w:pStyle w:val="ListParagraph"/>
         <w:numPr>
           <w:ilvl w:val="0"/>
-          <w:numId w:val="7"/>
+          <w:numId w:val="2"/>
         </w:numPr>
         <w:spacing w:line="360" w:lineRule="auto"/>
         <w:rPr>
-          <w:rFonts w:ascii="Times New Roman" w:hAnsi="Times New Roman"/>
-          <w:sz w:val="24"/>
-        </w:rPr>
-      </w:pPr>
-      <w:r>
-        <w:rPr>
-          <w:rFonts w:ascii="Times New Roman" w:hAnsi="Times New Roman"/>
+          <w:rFonts w:ascii="Times New Roman" w:hAnsi="Times New Roman" w:cs="Times New Roman"/>
+          <w:sz w:val="24"/>
+        </w:rPr>
+      </w:pPr>
+      <w:r>
+        <w:rPr>
+          <w:rFonts w:ascii="Times New Roman" w:hAnsi="Times New Roman" w:cs="Times New Roman"/>
           <w:sz w:val="24"/>
         </w:rPr>
         <w:t>Developed a food inventory module which can be used to add food items, edit, delete, and categorize them with expiry dates, and generates alerts automatically when food items are coming up to their expiry date.</w:t>
@@ -1973,17 +1809,17 @@
         <w:pStyle w:val="ListParagraph"/>
         <w:numPr>
           <w:ilvl w:val="0"/>
-          <w:numId w:val="7"/>
+          <w:numId w:val="2"/>
         </w:numPr>
         <w:spacing w:line="360" w:lineRule="auto"/>
         <w:rPr>
-          <w:rFonts w:ascii="Times New Roman" w:hAnsi="Times New Roman"/>
-          <w:sz w:val="24"/>
-        </w:rPr>
-      </w:pPr>
-      <w:r>
-        <w:rPr>
-          <w:rFonts w:ascii="Times New Roman" w:hAnsi="Times New Roman"/>
+          <w:rFonts w:ascii="Times New Roman" w:hAnsi="Times New Roman" w:cs="Times New Roman"/>
+          <w:sz w:val="24"/>
+        </w:rPr>
+      </w:pPr>
+      <w:r>
+        <w:rPr>
+          <w:rFonts w:ascii="Times New Roman" w:hAnsi="Times New Roman" w:cs="Times New Roman"/>
           <w:sz w:val="24"/>
         </w:rPr>
         <w:t>Built a food donation browsing and claiming module which allows users to post, browse and claim food donations with pickup information.</w:t>
@@ -1994,17 +1830,17 @@
         <w:pStyle w:val="ListParagraph"/>
         <w:numPr>
           <w:ilvl w:val="0"/>
-          <w:numId w:val="7"/>
+          <w:numId w:val="2"/>
         </w:numPr>
         <w:spacing w:line="360" w:lineRule="auto"/>
         <w:rPr>
-          <w:rFonts w:ascii="Times New Roman" w:hAnsi="Times New Roman"/>
-          <w:sz w:val="24"/>
-        </w:rPr>
-      </w:pPr>
-      <w:r>
-        <w:rPr>
-          <w:rFonts w:ascii="Times New Roman" w:hAnsi="Times New Roman"/>
+          <w:rFonts w:ascii="Times New Roman" w:hAnsi="Times New Roman" w:cs="Times New Roman"/>
+          <w:sz w:val="24"/>
+        </w:rPr>
+      </w:pPr>
+      <w:r>
+        <w:rPr>
+          <w:rFonts w:ascii="Times New Roman" w:hAnsi="Times New Roman" w:cs="Times New Roman"/>
           <w:sz w:val="24"/>
         </w:rPr>
         <w:t>Implemented a food analytics dashboard that displays visual charts and progress indicators for food saved and donated over time.</w:t>
@@ -2015,17 +1851,17 @@
         <w:pStyle w:val="ListParagraph"/>
         <w:numPr>
           <w:ilvl w:val="0"/>
-          <w:numId w:val="7"/>
+          <w:numId w:val="2"/>
         </w:numPr>
         <w:spacing w:line="360" w:lineRule="auto"/>
         <w:rPr>
-          <w:rFonts w:ascii="Times New Roman" w:hAnsi="Times New Roman"/>
-          <w:sz w:val="24"/>
-        </w:rPr>
-      </w:pPr>
-      <w:r>
-        <w:rPr>
-          <w:rFonts w:ascii="Times New Roman" w:hAnsi="Times New Roman"/>
+          <w:rFonts w:ascii="Times New Roman" w:hAnsi="Times New Roman" w:cs="Times New Roman"/>
+          <w:sz w:val="24"/>
+        </w:rPr>
+      </w:pPr>
+      <w:r>
+        <w:rPr>
+          <w:rFonts w:ascii="Times New Roman" w:hAnsi="Times New Roman" w:cs="Times New Roman"/>
           <w:sz w:val="24"/>
         </w:rPr>
         <w:t>Developed a notification system to provide reminders and timely notifications for expiry dates, donations status, and meal planning.</w:t>
@@ -2036,17 +1872,17 @@
         <w:pStyle w:val="ListParagraph"/>
         <w:numPr>
           <w:ilvl w:val="0"/>
-          <w:numId w:val="7"/>
+          <w:numId w:val="2"/>
         </w:numPr>
         <w:spacing w:line="360" w:lineRule="auto"/>
         <w:rPr>
-          <w:rFonts w:ascii="Times New Roman" w:hAnsi="Times New Roman"/>
-          <w:sz w:val="24"/>
-        </w:rPr>
-      </w:pPr>
-      <w:r>
-        <w:rPr>
-          <w:rFonts w:ascii="Times New Roman" w:hAnsi="Times New Roman"/>
+          <w:rFonts w:ascii="Times New Roman" w:hAnsi="Times New Roman" w:cs="Times New Roman"/>
+          <w:sz w:val="24"/>
+        </w:rPr>
+      </w:pPr>
+      <w:r>
+        <w:rPr>
+          <w:rFonts w:ascii="Times New Roman" w:hAnsi="Times New Roman" w:cs="Times New Roman"/>
           <w:sz w:val="24"/>
         </w:rPr>
         <w:t>Created a weekly meal plan that correlates inventory items with meal time and recommends recipes from ingredients.</w:t>
@@ -2057,24 +1893,24 @@
         <w:pStyle w:val="ListParagraph"/>
         <w:numPr>
           <w:ilvl w:val="0"/>
-          <w:numId w:val="7"/>
+          <w:numId w:val="2"/>
         </w:numPr>
         <w:spacing w:line="360" w:lineRule="auto"/>
         <w:rPr>
-          <w:rFonts w:ascii="Times New Roman" w:hAnsi="Times New Roman"/>
-          <w:sz w:val="24"/>
-        </w:rPr>
-      </w:pPr>
-      <w:r>
-        <w:rPr>
-          <w:rFonts w:ascii="Times New Roman" w:hAnsi="Times New Roman"/>
+          <w:rFonts w:ascii="Times New Roman" w:hAnsi="Times New Roman" w:cs="Times New Roman"/>
+          <w:sz w:val="24"/>
+        </w:rPr>
+      </w:pPr>
+      <w:r>
+        <w:rPr>
+          <w:rFonts w:ascii="Times New Roman" w:hAnsi="Times New Roman" w:cs="Times New Roman"/>
           <w:sz w:val="24"/>
         </w:rPr>
         <w:t>Built out all modules with working prototypes with test cases and GitHub Collaboration evidence for Iteration 1 and Iteration 2.</w:t>
       </w:r>
       <w:r>
         <w:rPr>
-          <w:rFonts w:ascii="Times New Roman" w:hAnsi="Times New Roman"/>
+          <w:rFonts w:ascii="Times New Roman" w:hAnsi="Times New Roman" w:cs="Times New Roman"/>
           <w:sz w:val="24"/>
         </w:rPr>
         <w:br w:type="page"/>
@@ -2089,25 +1925,16 @@
           <w:sz w:val="24"/>
         </w:rPr>
       </w:pPr>
-      <w:bookmarkStart w:id="4" w:name="_Toc231999199"/>
-      <w:proofErr w:type="gramStart"/>
+      <w:bookmarkStart w:id="3" w:name="_Toc231999199"/>
       <w:r>
         <w:rPr>
           <w:rFonts w:ascii="Times New Roman" w:hAnsi="Times New Roman"/>
           <w:sz w:val="24"/>
         </w:rPr>
         <w:lastRenderedPageBreak/>
-        <w:t>4.0  Project</w:t>
-      </w:r>
-      <w:proofErr w:type="gramEnd"/>
-      <w:r>
-        <w:rPr>
-          <w:rFonts w:ascii="Times New Roman" w:hAnsi="Times New Roman"/>
-          <w:sz w:val="24"/>
-        </w:rPr>
-        <w:t xml:space="preserve"> Scope</w:t>
-      </w:r>
-      <w:bookmarkEnd w:id="4"/>
+        <w:t>4.0  Project Scope</w:t>
+      </w:r>
+      <w:bookmarkEnd w:id="3"/>
     </w:p>
     <w:p>
       <w:pPr>
@@ -2118,24 +1945,15 @@
           <w:sz w:val="24"/>
         </w:rPr>
       </w:pPr>
-      <w:bookmarkStart w:id="5" w:name="_Toc231999200"/>
-      <w:proofErr w:type="gramStart"/>
-      <w:r>
-        <w:rPr>
-          <w:rFonts w:ascii="Times New Roman" w:hAnsi="Times New Roman"/>
-          <w:sz w:val="24"/>
-        </w:rPr>
-        <w:t>4.1  In</w:t>
-      </w:r>
-      <w:proofErr w:type="gramEnd"/>
-      <w:r>
-        <w:rPr>
-          <w:rFonts w:ascii="Times New Roman" w:hAnsi="Times New Roman"/>
-          <w:sz w:val="24"/>
-        </w:rPr>
-        <w:t xml:space="preserve"> Scope</w:t>
-      </w:r>
-      <w:bookmarkEnd w:id="5"/>
+      <w:bookmarkStart w:id="4" w:name="_Toc231999200"/>
+      <w:r>
+        <w:rPr>
+          <w:rFonts w:ascii="Times New Roman" w:hAnsi="Times New Roman"/>
+          <w:sz w:val="24"/>
+        </w:rPr>
+        <w:t>4.1  In Scope</w:t>
+      </w:r>
+      <w:bookmarkEnd w:id="4"/>
     </w:p>
     <w:p>
       <w:pPr>
@@ -2158,7 +1976,7 @@
         <w:pStyle w:val="Heading2"/>
         <w:numPr>
           <w:ilvl w:val="0"/>
-          <w:numId w:val="8"/>
+          <w:numId w:val="3"/>
         </w:numPr>
         <w:spacing w:line="360" w:lineRule="auto"/>
         <w:rPr>
@@ -2166,7 +1984,7 @@
           <w:sz w:val="24"/>
         </w:rPr>
       </w:pPr>
-      <w:bookmarkStart w:id="6" w:name="_Toc231999201"/>
+      <w:bookmarkStart w:id="5" w:name="_Toc231999201"/>
       <w:r>
         <w:rPr>
           <w:rFonts w:ascii="Times New Roman" w:eastAsiaTheme="minorHAnsi" w:hAnsi="Times New Roman"/>
@@ -2180,7 +1998,7 @@
         <w:pStyle w:val="Heading2"/>
         <w:numPr>
           <w:ilvl w:val="0"/>
-          <w:numId w:val="8"/>
+          <w:numId w:val="3"/>
         </w:numPr>
         <w:spacing w:line="360" w:lineRule="auto"/>
         <w:rPr>
@@ -2201,7 +2019,7 @@
         <w:pStyle w:val="Heading2"/>
         <w:numPr>
           <w:ilvl w:val="0"/>
-          <w:numId w:val="8"/>
+          <w:numId w:val="3"/>
         </w:numPr>
         <w:spacing w:line="360" w:lineRule="auto"/>
         <w:rPr>
@@ -2222,7 +2040,7 @@
         <w:pStyle w:val="Heading2"/>
         <w:numPr>
           <w:ilvl w:val="0"/>
-          <w:numId w:val="8"/>
+          <w:numId w:val="3"/>
         </w:numPr>
         <w:spacing w:line="360" w:lineRule="auto"/>
         <w:rPr>
@@ -2243,7 +2061,7 @@
         <w:pStyle w:val="Heading2"/>
         <w:numPr>
           <w:ilvl w:val="0"/>
-          <w:numId w:val="8"/>
+          <w:numId w:val="3"/>
         </w:numPr>
         <w:spacing w:line="360" w:lineRule="auto"/>
         <w:rPr>
@@ -2264,7 +2082,7 @@
         <w:pStyle w:val="Heading2"/>
         <w:numPr>
           <w:ilvl w:val="0"/>
-          <w:numId w:val="8"/>
+          <w:numId w:val="3"/>
         </w:numPr>
         <w:spacing w:line="360" w:lineRule="auto"/>
         <w:rPr>
@@ -2299,23 +2117,14 @@
           <w:sz w:val="24"/>
         </w:rPr>
       </w:pPr>
-      <w:proofErr w:type="gramStart"/>
-      <w:r>
-        <w:rPr>
-          <w:rFonts w:ascii="Times New Roman" w:hAnsi="Times New Roman"/>
-          <w:sz w:val="24"/>
-        </w:rPr>
-        <w:t>4.2  Out</w:t>
-      </w:r>
-      <w:proofErr w:type="gramEnd"/>
-      <w:r>
-        <w:rPr>
-          <w:rFonts w:ascii="Times New Roman" w:hAnsi="Times New Roman"/>
-          <w:sz w:val="24"/>
-        </w:rPr>
-        <w:t xml:space="preserve"> of Scope</w:t>
-      </w:r>
-      <w:bookmarkEnd w:id="6"/>
+      <w:r>
+        <w:rPr>
+          <w:rFonts w:ascii="Times New Roman" w:hAnsi="Times New Roman"/>
+          <w:sz w:val="24"/>
+        </w:rPr>
+        <w:t>4.2  Out of Scope</w:t>
+      </w:r>
+      <w:bookmarkEnd w:id="5"/>
     </w:p>
     <w:p>
       <w:pPr>
@@ -2338,17 +2147,17 @@
         <w:pStyle w:val="ListParagraph"/>
         <w:numPr>
           <w:ilvl w:val="0"/>
-          <w:numId w:val="10"/>
+          <w:numId w:val="4"/>
         </w:numPr>
         <w:spacing w:line="360" w:lineRule="auto"/>
         <w:rPr>
-          <w:rFonts w:ascii="Times New Roman" w:hAnsi="Times New Roman"/>
-          <w:sz w:val="24"/>
-        </w:rPr>
-      </w:pPr>
-      <w:r>
-        <w:rPr>
-          <w:rFonts w:ascii="Times New Roman" w:hAnsi="Times New Roman"/>
+          <w:rFonts w:ascii="Times New Roman" w:hAnsi="Times New Roman" w:cs="Times New Roman"/>
+          <w:sz w:val="24"/>
+        </w:rPr>
+      </w:pPr>
+      <w:r>
+        <w:rPr>
+          <w:rFonts w:ascii="Times New Roman" w:hAnsi="Times New Roman" w:cs="Times New Roman"/>
           <w:sz w:val="24"/>
         </w:rPr>
         <w:t>Payment or e-commerce functionality.</w:t>
@@ -2359,17 +2168,17 @@
         <w:pStyle w:val="ListParagraph"/>
         <w:numPr>
           <w:ilvl w:val="0"/>
-          <w:numId w:val="10"/>
+          <w:numId w:val="4"/>
         </w:numPr>
         <w:spacing w:line="360" w:lineRule="auto"/>
         <w:rPr>
-          <w:rFonts w:ascii="Times New Roman" w:hAnsi="Times New Roman"/>
-          <w:sz w:val="24"/>
-        </w:rPr>
-      </w:pPr>
-      <w:r>
-        <w:rPr>
-          <w:rFonts w:ascii="Times New Roman" w:hAnsi="Times New Roman"/>
+          <w:rFonts w:ascii="Times New Roman" w:hAnsi="Times New Roman" w:cs="Times New Roman"/>
+          <w:sz w:val="24"/>
+        </w:rPr>
+      </w:pPr>
+      <w:r>
+        <w:rPr>
+          <w:rFonts w:ascii="Times New Roman" w:hAnsi="Times New Roman" w:cs="Times New Roman"/>
           <w:sz w:val="24"/>
         </w:rPr>
         <w:t>Mobile native application (iOS/Android) – platform is web-based only.</w:t>
@@ -2380,17 +2189,17 @@
         <w:pStyle w:val="ListParagraph"/>
         <w:numPr>
           <w:ilvl w:val="0"/>
-          <w:numId w:val="10"/>
+          <w:numId w:val="4"/>
         </w:numPr>
         <w:spacing w:line="360" w:lineRule="auto"/>
         <w:rPr>
-          <w:rFonts w:ascii="Times New Roman" w:hAnsi="Times New Roman"/>
-          <w:sz w:val="24"/>
-        </w:rPr>
-      </w:pPr>
-      <w:r>
-        <w:rPr>
-          <w:rFonts w:ascii="Times New Roman" w:hAnsi="Times New Roman"/>
+          <w:rFonts w:ascii="Times New Roman" w:hAnsi="Times New Roman" w:cs="Times New Roman"/>
+          <w:sz w:val="24"/>
+        </w:rPr>
+      </w:pPr>
+      <w:r>
+        <w:rPr>
+          <w:rFonts w:ascii="Times New Roman" w:hAnsi="Times New Roman" w:cs="Times New Roman"/>
           <w:sz w:val="24"/>
         </w:rPr>
         <w:t>Integration with external food database or 3rd party recipe API - recipe suggestions will be based on what food items are available.</w:t>
@@ -2401,17 +2210,17 @@
         <w:pStyle w:val="ListParagraph"/>
         <w:numPr>
           <w:ilvl w:val="0"/>
-          <w:numId w:val="10"/>
+          <w:numId w:val="4"/>
         </w:numPr>
         <w:spacing w:line="360" w:lineRule="auto"/>
         <w:rPr>
-          <w:rFonts w:ascii="Times New Roman" w:hAnsi="Times New Roman"/>
-          <w:sz w:val="24"/>
-        </w:rPr>
-      </w:pPr>
-      <w:r>
-        <w:rPr>
-          <w:rFonts w:ascii="Times New Roman" w:hAnsi="Times New Roman"/>
+          <w:rFonts w:ascii="Times New Roman" w:hAnsi="Times New Roman" w:cs="Times New Roman"/>
+          <w:sz w:val="24"/>
+        </w:rPr>
+      </w:pPr>
+      <w:r>
+        <w:rPr>
+          <w:rFonts w:ascii="Times New Roman" w:hAnsi="Times New Roman" w:cs="Times New Roman"/>
           <w:sz w:val="24"/>
         </w:rPr>
         <w:t>Admin panel or moderation features, for managing users throughout the platform.</w:t>
@@ -2422,17 +2231,17 @@
         <w:pStyle w:val="ListParagraph"/>
         <w:numPr>
           <w:ilvl w:val="0"/>
-          <w:numId w:val="10"/>
+          <w:numId w:val="4"/>
         </w:numPr>
         <w:spacing w:line="360" w:lineRule="auto"/>
         <w:rPr>
-          <w:rFonts w:ascii="Times New Roman" w:hAnsi="Times New Roman"/>
-          <w:sz w:val="24"/>
-        </w:rPr>
-      </w:pPr>
-      <w:r>
-        <w:rPr>
-          <w:rFonts w:ascii="Times New Roman" w:hAnsi="Times New Roman"/>
+          <w:rFonts w:ascii="Times New Roman" w:hAnsi="Times New Roman" w:cs="Times New Roman"/>
+          <w:sz w:val="24"/>
+        </w:rPr>
+      </w:pPr>
+      <w:r>
+        <w:rPr>
+          <w:rFonts w:ascii="Times New Roman" w:hAnsi="Times New Roman" w:cs="Times New Roman"/>
           <w:sz w:val="24"/>
         </w:rPr>
         <w:t>Immediate chat or messaging between donors and recipients.</w:t>
@@ -2443,17 +2252,17 @@
         <w:pStyle w:val="ListParagraph"/>
         <w:numPr>
           <w:ilvl w:val="0"/>
-          <w:numId w:val="10"/>
+          <w:numId w:val="4"/>
         </w:numPr>
         <w:spacing w:line="360" w:lineRule="auto"/>
         <w:rPr>
-          <w:rFonts w:ascii="Times New Roman" w:hAnsi="Times New Roman"/>
-          <w:sz w:val="24"/>
-        </w:rPr>
-      </w:pPr>
-      <w:r>
-        <w:rPr>
-          <w:rFonts w:ascii="Times New Roman" w:hAnsi="Times New Roman"/>
+          <w:rFonts w:ascii="Times New Roman" w:hAnsi="Times New Roman" w:cs="Times New Roman"/>
+          <w:sz w:val="24"/>
+        </w:rPr>
+      </w:pPr>
+      <w:r>
+        <w:rPr>
+          <w:rFonts w:ascii="Times New Roman" w:hAnsi="Times New Roman" w:cs="Times New Roman"/>
           <w:sz w:val="24"/>
         </w:rPr>
         <w:t>Multi language (English only in first release).</w:t>
@@ -2495,7 +2304,7 @@
           <w:sz w:val="24"/>
         </w:rPr>
       </w:pPr>
-      <w:bookmarkStart w:id="7" w:name="_Toc231999202"/>
+      <w:bookmarkStart w:id="6" w:name="_Toc231999202"/>
       <w:r>
         <w:rPr>
           <w:rFonts w:ascii="Times New Roman" w:hAnsi="Times New Roman"/>
@@ -2503,7 +2312,7 @@
         </w:rPr>
         <w:t>5.0 Project Schedule</w:t>
       </w:r>
-      <w:bookmarkEnd w:id="7"/>
+      <w:bookmarkEnd w:id="6"/>
     </w:p>
     <w:p>
       <w:pPr>
@@ -2514,7 +2323,7 @@
           <w:sz w:val="24"/>
         </w:rPr>
       </w:pPr>
-      <w:bookmarkStart w:id="8" w:name="_Toc231999203"/>
+      <w:bookmarkStart w:id="7" w:name="_Toc231999203"/>
       <w:r>
         <w:rPr>
           <w:rFonts w:ascii="Times New Roman" w:hAnsi="Times New Roman"/>
@@ -2522,7 +2331,7 @@
         </w:rPr>
         <w:t>5.1 Work Breakdown Structure (WBS)</w:t>
       </w:r>
-      <w:bookmarkEnd w:id="8"/>
+      <w:bookmarkEnd w:id="7"/>
     </w:p>
     <w:p>
       <w:pPr>
@@ -2560,7 +2369,7 @@
           <w:sz w:val="24"/>
         </w:rPr>
       </w:pPr>
-      <w:bookmarkStart w:id="9" w:name="_Toc231999204"/>
+      <w:bookmarkStart w:id="8" w:name="_Toc231999204"/>
       <w:r>
         <w:rPr>
           <w:rFonts w:ascii="Times New Roman" w:hAnsi="Times New Roman"/>
@@ -2568,7 +2377,7 @@
         </w:rPr>
         <w:t>5.2 Milestone / Deliverable</w:t>
       </w:r>
-      <w:bookmarkEnd w:id="9"/>
+      <w:bookmarkEnd w:id="8"/>
     </w:p>
     <w:tbl>
       <w:tblPr>
@@ -2588,7 +2397,7 @@
           </w:tcPr>
           <w:p>
             <w:pPr>
-              <w:spacing w:line="360" w:lineRule="auto"/>
+              <w:spacing w:after="0" w:line="360" w:lineRule="auto"/>
               <w:rPr>
                 <w:rFonts w:ascii="Times New Roman" w:hAnsi="Times New Roman"/>
                 <w:sz w:val="24"/>
@@ -2609,7 +2418,7 @@
           </w:tcPr>
           <w:p>
             <w:pPr>
-              <w:spacing w:line="360" w:lineRule="auto"/>
+              <w:spacing w:after="0" w:line="360" w:lineRule="auto"/>
               <w:rPr>
                 <w:rFonts w:ascii="Times New Roman" w:hAnsi="Times New Roman"/>
                 <w:sz w:val="24"/>
@@ -2630,7 +2439,7 @@
           </w:tcPr>
           <w:p>
             <w:pPr>
-              <w:spacing w:line="360" w:lineRule="auto"/>
+              <w:spacing w:after="0" w:line="360" w:lineRule="auto"/>
               <w:rPr>
                 <w:rFonts w:ascii="Times New Roman" w:hAnsi="Times New Roman"/>
                 <w:sz w:val="24"/>
@@ -2653,7 +2462,7 @@
           </w:tcPr>
           <w:p>
             <w:pPr>
-              <w:spacing w:line="360" w:lineRule="auto"/>
+              <w:spacing w:after="0" w:line="360" w:lineRule="auto"/>
               <w:rPr>
                 <w:rFonts w:ascii="Times New Roman" w:hAnsi="Times New Roman"/>
                 <w:sz w:val="24"/>
@@ -2674,7 +2483,7 @@
           </w:tcPr>
           <w:p>
             <w:pPr>
-              <w:spacing w:line="360" w:lineRule="auto"/>
+              <w:spacing w:after="0" w:line="360" w:lineRule="auto"/>
               <w:rPr>
                 <w:rFonts w:ascii="Times New Roman" w:hAnsi="Times New Roman"/>
                 <w:sz w:val="24"/>
@@ -2695,7 +2504,7 @@
           </w:tcPr>
           <w:p>
             <w:pPr>
-              <w:spacing w:line="360" w:lineRule="auto"/>
+              <w:spacing w:after="0" w:line="360" w:lineRule="auto"/>
               <w:rPr>
                 <w:rFonts w:ascii="Times New Roman" w:hAnsi="Times New Roman"/>
                 <w:sz w:val="24"/>
@@ -2721,28 +2530,7 @@
                 <w:rFonts w:ascii="Times New Roman" w:hAnsi="Times New Roman"/>
                 <w:sz w:val="24"/>
               </w:rPr>
-              <w:t xml:space="preserve"> </w:t>
-            </w:r>
-            <w:r>
-              <w:rPr>
-                <w:rFonts w:ascii="Times New Roman" w:hAnsi="Times New Roman"/>
-                <w:sz w:val="24"/>
-              </w:rPr>
-              <w:t xml:space="preserve"> </w:t>
-            </w:r>
-            <w:r>
-              <w:rPr>
-                <w:rFonts w:ascii="Times New Roman" w:hAnsi="Times New Roman"/>
-                <w:sz w:val="24"/>
-              </w:rPr>
-              <w:t>J</w:t>
-            </w:r>
-            <w:r>
-              <w:rPr>
-                <w:rFonts w:ascii="Times New Roman" w:hAnsi="Times New Roman"/>
-                <w:sz w:val="24"/>
-              </w:rPr>
-              <w:t>une 2026</w:t>
+              <w:t xml:space="preserve">  June 2026</w:t>
             </w:r>
           </w:p>
         </w:tc>
@@ -2754,7 +2542,7 @@
           </w:tcPr>
           <w:p>
             <w:pPr>
-              <w:spacing w:line="360" w:lineRule="auto"/>
+              <w:spacing w:after="0" w:line="360" w:lineRule="auto"/>
               <w:rPr>
                 <w:rFonts w:ascii="Times New Roman" w:hAnsi="Times New Roman"/>
                 <w:sz w:val="24"/>
@@ -2775,25 +2563,18 @@
           </w:tcPr>
           <w:p>
             <w:pPr>
-              <w:spacing w:line="360" w:lineRule="auto"/>
-              <w:rPr>
-                <w:rFonts w:ascii="Times New Roman" w:hAnsi="Times New Roman"/>
-                <w:sz w:val="24"/>
-              </w:rPr>
-            </w:pPr>
-            <w:r>
-              <w:rPr>
-                <w:rFonts w:ascii="Times New Roman" w:hAnsi="Times New Roman"/>
-                <w:sz w:val="24"/>
-              </w:rPr>
-              <w:t xml:space="preserve">Requirements </w:t>
-            </w:r>
-            <w:r>
-              <w:rPr>
-                <w:rFonts w:ascii="Times New Roman" w:hAnsi="Times New Roman"/>
-                <w:sz w:val="24"/>
-              </w:rPr>
-              <w:t>Doc Submitted</w:t>
+              <w:spacing w:after="0" w:line="360" w:lineRule="auto"/>
+              <w:rPr>
+                <w:rFonts w:ascii="Times New Roman" w:hAnsi="Times New Roman"/>
+                <w:sz w:val="24"/>
+              </w:rPr>
+            </w:pPr>
+            <w:r>
+              <w:rPr>
+                <w:rFonts w:ascii="Times New Roman" w:hAnsi="Times New Roman"/>
+                <w:sz w:val="24"/>
+              </w:rPr>
+              <w:t>Requirements Doc Submitted</w:t>
             </w:r>
           </w:p>
         </w:tc>
@@ -2803,7 +2584,7 @@
           </w:tcPr>
           <w:p>
             <w:pPr>
-              <w:spacing w:line="360" w:lineRule="auto"/>
+              <w:spacing w:after="0" w:line="360" w:lineRule="auto"/>
               <w:rPr>
                 <w:rFonts w:ascii="Times New Roman" w:hAnsi="Times New Roman"/>
                 <w:sz w:val="24"/>
@@ -2829,28 +2610,7 @@
                 <w:rFonts w:ascii="Times New Roman" w:hAnsi="Times New Roman"/>
                 <w:sz w:val="24"/>
               </w:rPr>
-              <w:t xml:space="preserve"> </w:t>
-            </w:r>
-            <w:r>
-              <w:rPr>
-                <w:rFonts w:ascii="Times New Roman" w:hAnsi="Times New Roman"/>
-                <w:sz w:val="24"/>
-              </w:rPr>
-              <w:t xml:space="preserve"> </w:t>
-            </w:r>
-            <w:r>
-              <w:rPr>
-                <w:rFonts w:ascii="Times New Roman" w:hAnsi="Times New Roman"/>
-                <w:sz w:val="24"/>
-              </w:rPr>
-              <w:t>J</w:t>
-            </w:r>
-            <w:r>
-              <w:rPr>
-                <w:rFonts w:ascii="Times New Roman" w:hAnsi="Times New Roman"/>
-                <w:sz w:val="24"/>
-              </w:rPr>
-              <w:t>une 2026</w:t>
+              <w:t xml:space="preserve">  June 2026</w:t>
             </w:r>
           </w:p>
         </w:tc>
@@ -2862,7 +2622,7 @@
           </w:tcPr>
           <w:p>
             <w:pPr>
-              <w:spacing w:line="360" w:lineRule="auto"/>
+              <w:spacing w:after="0" w:line="360" w:lineRule="auto"/>
               <w:rPr>
                 <w:rFonts w:ascii="Times New Roman" w:hAnsi="Times New Roman"/>
                 <w:sz w:val="24"/>
@@ -2883,7 +2643,7 @@
           </w:tcPr>
           <w:p>
             <w:pPr>
-              <w:spacing w:line="360" w:lineRule="auto"/>
+              <w:spacing w:after="0" w:line="360" w:lineRule="auto"/>
               <w:rPr>
                 <w:rFonts w:ascii="Times New Roman" w:hAnsi="Times New Roman"/>
                 <w:sz w:val="24"/>
@@ -2904,7 +2664,7 @@
           </w:tcPr>
           <w:p>
             <w:pPr>
-              <w:spacing w:line="360" w:lineRule="auto"/>
+              <w:spacing w:after="0" w:line="360" w:lineRule="auto"/>
               <w:rPr>
                 <w:rFonts w:ascii="Times New Roman" w:hAnsi="Times New Roman"/>
                 <w:sz w:val="24"/>
@@ -2942,7 +2702,7 @@
           </w:tcPr>
           <w:p>
             <w:pPr>
-              <w:spacing w:line="360" w:lineRule="auto"/>
+              <w:spacing w:after="0" w:line="360" w:lineRule="auto"/>
               <w:rPr>
                 <w:rFonts w:ascii="Times New Roman" w:hAnsi="Times New Roman"/>
                 <w:sz w:val="24"/>
@@ -2963,39 +2723,18 @@
           </w:tcPr>
           <w:p>
             <w:pPr>
-              <w:spacing w:line="360" w:lineRule="auto"/>
-              <w:rPr>
-                <w:rFonts w:ascii="Times New Roman" w:hAnsi="Times New Roman"/>
-                <w:sz w:val="24"/>
-              </w:rPr>
-            </w:pPr>
-            <w:r>
-              <w:rPr>
-                <w:rFonts w:ascii="Times New Roman" w:hAnsi="Times New Roman"/>
-                <w:sz w:val="24"/>
-              </w:rPr>
-              <w:t xml:space="preserve">Iteration </w:t>
-            </w:r>
-            <w:r>
-              <w:rPr>
-                <w:rFonts w:ascii="Times New Roman" w:hAnsi="Times New Roman"/>
-                <w:sz w:val="24"/>
-              </w:rPr>
-              <w:t>1</w:t>
-            </w:r>
-            <w:r>
-              <w:rPr>
-                <w:rFonts w:ascii="Times New Roman" w:hAnsi="Times New Roman"/>
-                <w:sz w:val="24"/>
-              </w:rPr>
-              <w:t xml:space="preserve"> Complete </w:t>
-            </w:r>
-            <w:r>
-              <w:rPr>
-                <w:rFonts w:ascii="Times New Roman" w:hAnsi="Times New Roman"/>
-                <w:sz w:val="24"/>
-              </w:rPr>
-              <w:t>Prototype</w:t>
+              <w:spacing w:after="0" w:line="360" w:lineRule="auto"/>
+              <w:rPr>
+                <w:rFonts w:ascii="Times New Roman" w:hAnsi="Times New Roman"/>
+                <w:sz w:val="24"/>
+              </w:rPr>
+            </w:pPr>
+            <w:r>
+              <w:rPr>
+                <w:rFonts w:ascii="Times New Roman" w:hAnsi="Times New Roman"/>
+                <w:sz w:val="24"/>
+              </w:rPr>
+              <w:t>Iteration 1 Complete Prototype</w:t>
             </w:r>
           </w:p>
         </w:tc>
@@ -3005,7 +2744,7 @@
           </w:tcPr>
           <w:p>
             <w:pPr>
-              <w:spacing w:line="360" w:lineRule="auto"/>
+              <w:spacing w:after="0" w:line="360" w:lineRule="auto"/>
               <w:rPr>
                 <w:rFonts w:ascii="Times New Roman" w:hAnsi="Times New Roman"/>
                 <w:sz w:val="24"/>
@@ -3043,7 +2782,7 @@
           </w:tcPr>
           <w:p>
             <w:pPr>
-              <w:spacing w:line="360" w:lineRule="auto"/>
+              <w:spacing w:after="0" w:line="360" w:lineRule="auto"/>
               <w:rPr>
                 <w:rFonts w:ascii="Times New Roman" w:hAnsi="Times New Roman"/>
                 <w:sz w:val="24"/>
@@ -3064,7 +2803,7 @@
           </w:tcPr>
           <w:p>
             <w:pPr>
-              <w:spacing w:line="360" w:lineRule="auto"/>
+              <w:spacing w:after="0" w:line="360" w:lineRule="auto"/>
               <w:rPr>
                 <w:rFonts w:ascii="Times New Roman" w:hAnsi="Times New Roman"/>
                 <w:sz w:val="24"/>
@@ -3085,7 +2824,7 @@
           </w:tcPr>
           <w:p>
             <w:pPr>
-              <w:spacing w:line="360" w:lineRule="auto"/>
+              <w:spacing w:after="0" w:line="360" w:lineRule="auto"/>
               <w:rPr>
                 <w:rFonts w:ascii="Times New Roman" w:hAnsi="Times New Roman"/>
                 <w:sz w:val="24"/>
@@ -3111,14 +2850,7 @@
                 <w:rFonts w:ascii="Times New Roman" w:hAnsi="Times New Roman"/>
                 <w:sz w:val="24"/>
               </w:rPr>
-              <w:t xml:space="preserve"> </w:t>
-            </w:r>
-            <w:r>
-              <w:rPr>
-                <w:rFonts w:ascii="Times New Roman" w:hAnsi="Times New Roman"/>
-                <w:sz w:val="24"/>
-              </w:rPr>
-              <w:t xml:space="preserve"> August 2026</w:t>
+              <w:t xml:space="preserve">  August 2026</w:t>
             </w:r>
           </w:p>
         </w:tc>
@@ -3142,7 +2874,7 @@
           <w:sz w:val="24"/>
         </w:rPr>
       </w:pPr>
-      <w:bookmarkStart w:id="10" w:name="_Toc231999205"/>
+      <w:bookmarkStart w:id="9" w:name="_Toc231999205"/>
       <w:r>
         <w:rPr>
           <w:rFonts w:ascii="Times New Roman" w:hAnsi="Times New Roman"/>
@@ -3150,7 +2882,7 @@
         </w:rPr>
         <w:t>5.3 Gantt Chart</w:t>
       </w:r>
-      <w:bookmarkEnd w:id="10"/>
+      <w:bookmarkEnd w:id="9"/>
     </w:p>
     <w:p>
       <w:pPr>
@@ -3193,7 +2925,7 @@
           <w:sz w:val="24"/>
         </w:rPr>
       </w:pPr>
-      <w:bookmarkStart w:id="11" w:name="_Toc231999206"/>
+      <w:bookmarkStart w:id="10" w:name="_Toc231999206"/>
       <w:r>
         <w:rPr>
           <w:rFonts w:ascii="Times New Roman" w:hAnsi="Times New Roman"/>
@@ -3201,7 +2933,7 @@
         </w:rPr>
         <w:t>6.0 Technical Description</w:t>
       </w:r>
-      <w:bookmarkEnd w:id="11"/>
+      <w:bookmarkEnd w:id="10"/>
     </w:p>
     <w:p>
       <w:pPr>
@@ -3233,21 +2965,7 @@
           <w:rFonts w:ascii="Times New Roman" w:hAnsi="Times New Roman"/>
           <w:sz w:val="24"/>
         </w:rPr>
-        <w:t>applicatio</w:t>
-      </w:r>
-      <w:r>
-        <w:rPr>
-          <w:rFonts w:ascii="Times New Roman" w:hAnsi="Times New Roman"/>
-          <w:sz w:val="24"/>
-        </w:rPr>
-        <w:t>o</w:t>
-      </w:r>
-      <w:r>
-        <w:rPr>
-          <w:rFonts w:ascii="Times New Roman" w:hAnsi="Times New Roman"/>
-          <w:sz w:val="24"/>
-        </w:rPr>
-        <w:t>n</w:t>
+        <w:t>applicatioon</w:t>
       </w:r>
       <w:proofErr w:type="spellEnd"/>
       <w:r>
@@ -3255,24 +2973,8 @@
           <w:rFonts w:ascii="Times New Roman" w:hAnsi="Times New Roman"/>
           <w:sz w:val="24"/>
         </w:rPr>
-        <w:t xml:space="preserve"> using the React.js and Node.js stack. The system is client server based with a RESTful API backend, a MySQL relational database, and is cloud-hosted on AWS. The push notifications for expiry alerts and donation updates are managed through Firebase Cloud </w:t>
-      </w:r>
-      <w:proofErr w:type="gramStart"/>
-      <w:r>
-        <w:rPr>
-          <w:rFonts w:ascii="Times New Roman" w:hAnsi="Times New Roman"/>
-          <w:sz w:val="24"/>
-        </w:rPr>
-        <w:t>Messaging.</w:t>
-      </w:r>
-      <w:r>
-        <w:rPr>
-          <w:rFonts w:ascii="Times New Roman" w:hAnsi="Times New Roman"/>
-          <w:sz w:val="24"/>
-        </w:rPr>
-        <w:t>.</w:t>
-      </w:r>
-      <w:proofErr w:type="gramEnd"/>
+        <w:t xml:space="preserve"> using the React.js and Node.js stack. The system is client server based with a RESTful API backend, a MySQL relational database, and is cloud-hosted on AWS. The push notifications for expiry alerts and donation updates are managed through Firebase Cloud Messaging..</w:t>
+      </w:r>
     </w:p>
     <w:p>
       <w:pPr>
@@ -3283,7 +2985,7 @@
           <w:sz w:val="24"/>
         </w:rPr>
       </w:pPr>
-      <w:bookmarkStart w:id="12" w:name="_Toc231999207"/>
+      <w:bookmarkStart w:id="11" w:name="_Toc231999207"/>
       <w:r>
         <w:rPr>
           <w:rFonts w:ascii="Times New Roman" w:hAnsi="Times New Roman"/>
@@ -3291,7 +2993,7 @@
         </w:rPr>
         <w:t>6.1 Development Platform</w:t>
       </w:r>
-      <w:bookmarkEnd w:id="12"/>
+      <w:bookmarkEnd w:id="11"/>
     </w:p>
     <w:p>
       <w:pPr>
@@ -3306,14 +3008,7 @@
           <w:rFonts w:ascii="Times New Roman" w:hAnsi="Times New Roman"/>
           <w:sz w:val="24"/>
         </w:rPr>
-        <w:t>The following tables describe the methods, tools, languages, and environments used for the design, implementation, testing,</w:t>
-      </w:r>
-      <w:r>
-        <w:rPr>
-          <w:rFonts w:ascii="Times New Roman" w:hAnsi="Times New Roman"/>
-          <w:sz w:val="24"/>
-        </w:rPr>
-        <w:t xml:space="preserve"> and documentation of </w:t>
+        <w:t xml:space="preserve">The following tables describe the methods, tools, languages, and environments used for the design, implementation, testing, and documentation of </w:t>
       </w:r>
       <w:proofErr w:type="spellStart"/>
       <w:r>
@@ -3351,7 +3046,7 @@
           </w:tcPr>
           <w:p>
             <w:pPr>
-              <w:spacing w:line="360" w:lineRule="auto"/>
+              <w:spacing w:after="0" w:line="360" w:lineRule="auto"/>
               <w:rPr>
                 <w:rFonts w:ascii="Times New Roman" w:hAnsi="Times New Roman"/>
                 <w:b/>
@@ -3374,7 +3069,7 @@
           </w:tcPr>
           <w:p>
             <w:pPr>
-              <w:spacing w:line="360" w:lineRule="auto"/>
+              <w:spacing w:after="0" w:line="360" w:lineRule="auto"/>
               <w:rPr>
                 <w:rFonts w:ascii="Times New Roman" w:hAnsi="Times New Roman"/>
                 <w:b/>
@@ -3397,7 +3092,7 @@
           </w:tcPr>
           <w:p>
             <w:pPr>
-              <w:spacing w:line="360" w:lineRule="auto"/>
+              <w:spacing w:after="0" w:line="360" w:lineRule="auto"/>
               <w:rPr>
                 <w:rFonts w:ascii="Times New Roman" w:hAnsi="Times New Roman"/>
                 <w:b/>
@@ -3420,7 +3115,7 @@
           </w:tcPr>
           <w:p>
             <w:pPr>
-              <w:spacing w:line="360" w:lineRule="auto"/>
+              <w:spacing w:after="0" w:line="360" w:lineRule="auto"/>
               <w:rPr>
                 <w:rFonts w:ascii="Times New Roman" w:hAnsi="Times New Roman"/>
                 <w:b/>
@@ -3445,7 +3140,7 @@
           </w:tcPr>
           <w:p>
             <w:pPr>
-              <w:spacing w:line="360" w:lineRule="auto"/>
+              <w:spacing w:after="0" w:line="360" w:lineRule="auto"/>
               <w:rPr>
                 <w:rFonts w:ascii="Times New Roman" w:hAnsi="Times New Roman"/>
                 <w:sz w:val="24"/>
@@ -3466,7 +3161,7 @@
           </w:tcPr>
           <w:p>
             <w:pPr>
-              <w:spacing w:line="360" w:lineRule="auto"/>
+              <w:spacing w:after="0" w:line="360" w:lineRule="auto"/>
               <w:rPr>
                 <w:rFonts w:ascii="Times New Roman" w:hAnsi="Times New Roman"/>
                 <w:sz w:val="24"/>
@@ -3487,7 +3182,7 @@
           </w:tcPr>
           <w:p>
             <w:pPr>
-              <w:spacing w:line="360" w:lineRule="auto"/>
+              <w:spacing w:after="0" w:line="360" w:lineRule="auto"/>
               <w:rPr>
                 <w:rFonts w:ascii="Times New Roman" w:hAnsi="Times New Roman"/>
                 <w:sz w:val="24"/>
@@ -3508,7 +3203,7 @@
           </w:tcPr>
           <w:p>
             <w:pPr>
-              <w:spacing w:line="360" w:lineRule="auto"/>
+              <w:spacing w:after="0" w:line="360" w:lineRule="auto"/>
               <w:rPr>
                 <w:rFonts w:ascii="Times New Roman" w:hAnsi="Times New Roman"/>
                 <w:sz w:val="24"/>
@@ -3531,7 +3226,7 @@
           </w:tcPr>
           <w:p>
             <w:pPr>
-              <w:spacing w:line="360" w:lineRule="auto"/>
+              <w:spacing w:after="0" w:line="360" w:lineRule="auto"/>
               <w:rPr>
                 <w:rFonts w:ascii="Times New Roman" w:hAnsi="Times New Roman"/>
                 <w:sz w:val="24"/>
@@ -3552,7 +3247,7 @@
           </w:tcPr>
           <w:p>
             <w:pPr>
-              <w:spacing w:line="360" w:lineRule="auto"/>
+              <w:spacing w:after="0" w:line="360" w:lineRule="auto"/>
               <w:rPr>
                 <w:rFonts w:ascii="Times New Roman" w:hAnsi="Times New Roman"/>
                 <w:sz w:val="24"/>
@@ -3588,7 +3283,7 @@
           </w:tcPr>
           <w:p>
             <w:pPr>
-              <w:spacing w:line="360" w:lineRule="auto"/>
+              <w:spacing w:after="0" w:line="360" w:lineRule="auto"/>
               <w:rPr>
                 <w:rFonts w:ascii="Times New Roman" w:hAnsi="Times New Roman"/>
                 <w:sz w:val="24"/>
@@ -3624,7 +3319,7 @@
           </w:tcPr>
           <w:p>
             <w:pPr>
-              <w:spacing w:line="360" w:lineRule="auto"/>
+              <w:spacing w:after="0" w:line="360" w:lineRule="auto"/>
               <w:rPr>
                 <w:rFonts w:ascii="Times New Roman" w:hAnsi="Times New Roman"/>
                 <w:sz w:val="24"/>
@@ -3647,7 +3342,7 @@
           </w:tcPr>
           <w:p>
             <w:pPr>
-              <w:spacing w:line="360" w:lineRule="auto"/>
+              <w:spacing w:after="0" w:line="360" w:lineRule="auto"/>
               <w:rPr>
                 <w:rFonts w:ascii="Times New Roman" w:hAnsi="Times New Roman"/>
                 <w:sz w:val="24"/>
@@ -3668,7 +3363,7 @@
           </w:tcPr>
           <w:p>
             <w:pPr>
-              <w:spacing w:line="360" w:lineRule="auto"/>
+              <w:spacing w:after="0" w:line="360" w:lineRule="auto"/>
               <w:rPr>
                 <w:rFonts w:ascii="Times New Roman" w:hAnsi="Times New Roman"/>
                 <w:sz w:val="24"/>
@@ -3698,7 +3393,7 @@
           </w:tcPr>
           <w:p>
             <w:pPr>
-              <w:spacing w:line="360" w:lineRule="auto"/>
+              <w:spacing w:after="0" w:line="360" w:lineRule="auto"/>
               <w:rPr>
                 <w:rFonts w:ascii="Times New Roman" w:hAnsi="Times New Roman"/>
                 <w:sz w:val="24"/>
@@ -3719,7 +3414,7 @@
           </w:tcPr>
           <w:p>
             <w:pPr>
-              <w:spacing w:line="360" w:lineRule="auto"/>
+              <w:spacing w:after="0" w:line="360" w:lineRule="auto"/>
               <w:rPr>
                 <w:rFonts w:ascii="Times New Roman" w:hAnsi="Times New Roman"/>
                 <w:sz w:val="24"/>
@@ -3742,7 +3437,7 @@
           </w:tcPr>
           <w:p>
             <w:pPr>
-              <w:spacing w:line="360" w:lineRule="auto"/>
+              <w:spacing w:after="0" w:line="360" w:lineRule="auto"/>
               <w:rPr>
                 <w:rFonts w:ascii="Times New Roman" w:hAnsi="Times New Roman"/>
                 <w:sz w:val="24"/>
@@ -3764,13 +3459,12 @@
           </w:tcPr>
           <w:p>
             <w:pPr>
-              <w:spacing w:line="360" w:lineRule="auto"/>
-              <w:rPr>
-                <w:rFonts w:ascii="Times New Roman" w:hAnsi="Times New Roman"/>
-                <w:sz w:val="24"/>
-              </w:rPr>
-            </w:pPr>
-            <w:proofErr w:type="spellStart"/>
+              <w:spacing w:after="0" w:line="360" w:lineRule="auto"/>
+              <w:rPr>
+                <w:rFonts w:ascii="Times New Roman" w:hAnsi="Times New Roman"/>
+                <w:sz w:val="24"/>
+              </w:rPr>
+            </w:pPr>
             <w:r>
               <w:rPr>
                 <w:rFonts w:ascii="Times New Roman" w:hAnsi="Times New Roman"/>
@@ -3778,7 +3472,6 @@
               </w:rPr>
               <w:t>Figma</w:t>
             </w:r>
-            <w:proofErr w:type="spellEnd"/>
           </w:p>
         </w:tc>
         <w:tc>
@@ -3787,7 +3480,7 @@
           </w:tcPr>
           <w:p>
             <w:pPr>
-              <w:spacing w:line="360" w:lineRule="auto"/>
+              <w:spacing w:after="0" w:line="360" w:lineRule="auto"/>
               <w:rPr>
                 <w:rFonts w:ascii="Times New Roman" w:hAnsi="Times New Roman"/>
                 <w:sz w:val="24"/>
@@ -3808,7 +3501,7 @@
           </w:tcPr>
           <w:p>
             <w:pPr>
-              <w:spacing w:line="360" w:lineRule="auto"/>
+              <w:spacing w:after="0" w:line="360" w:lineRule="auto"/>
               <w:rPr>
                 <w:rFonts w:ascii="Times New Roman" w:hAnsi="Times New Roman"/>
                 <w:sz w:val="24"/>
@@ -3831,7 +3524,7 @@
           </w:tcPr>
           <w:p>
             <w:pPr>
-              <w:spacing w:line="360" w:lineRule="auto"/>
+              <w:spacing w:after="0" w:line="360" w:lineRule="auto"/>
               <w:rPr>
                 <w:rFonts w:ascii="Times New Roman" w:hAnsi="Times New Roman"/>
                 <w:sz w:val="24"/>
@@ -3852,7 +3545,7 @@
           </w:tcPr>
           <w:p>
             <w:pPr>
-              <w:spacing w:line="360" w:lineRule="auto"/>
+              <w:spacing w:after="0" w:line="360" w:lineRule="auto"/>
               <w:rPr>
                 <w:rFonts w:ascii="Times New Roman" w:hAnsi="Times New Roman"/>
                 <w:sz w:val="24"/>
@@ -3875,7 +3568,7 @@
           </w:tcPr>
           <w:p>
             <w:pPr>
-              <w:spacing w:line="360" w:lineRule="auto"/>
+              <w:spacing w:after="0" w:line="360" w:lineRule="auto"/>
               <w:rPr>
                 <w:rFonts w:ascii="Times New Roman" w:hAnsi="Times New Roman"/>
                 <w:sz w:val="24"/>
@@ -3896,25 +3589,18 @@
           </w:tcPr>
           <w:p>
             <w:pPr>
-              <w:spacing w:line="360" w:lineRule="auto"/>
-              <w:rPr>
-                <w:rFonts w:ascii="Times New Roman" w:hAnsi="Times New Roman"/>
-                <w:sz w:val="24"/>
-              </w:rPr>
-            </w:pPr>
-            <w:r>
-              <w:rPr>
-                <w:rFonts w:ascii="Times New Roman" w:hAnsi="Times New Roman"/>
-                <w:sz w:val="24"/>
-              </w:rPr>
-              <w:t xml:space="preserve">Baseline and tracking </w:t>
-            </w:r>
-            <w:r>
-              <w:rPr>
-                <w:rFonts w:ascii="Times New Roman" w:hAnsi="Times New Roman"/>
-                <w:sz w:val="24"/>
-              </w:rPr>
-              <w:t>Gantt chart creation</w:t>
+              <w:spacing w:after="0" w:line="360" w:lineRule="auto"/>
+              <w:rPr>
+                <w:rFonts w:ascii="Times New Roman" w:hAnsi="Times New Roman"/>
+                <w:sz w:val="24"/>
+              </w:rPr>
+            </w:pPr>
+            <w:r>
+              <w:rPr>
+                <w:rFonts w:ascii="Times New Roman" w:hAnsi="Times New Roman"/>
+                <w:sz w:val="24"/>
+              </w:rPr>
+              <w:t>Baseline and tracking Gantt chart creation</w:t>
             </w:r>
           </w:p>
         </w:tc>
@@ -3926,7 +3612,7 @@
           </w:tcPr>
           <w:p>
             <w:pPr>
-              <w:spacing w:line="360" w:lineRule="auto"/>
+              <w:spacing w:after="0" w:line="360" w:lineRule="auto"/>
               <w:rPr>
                 <w:rFonts w:ascii="Times New Roman" w:hAnsi="Times New Roman"/>
                 <w:sz w:val="24"/>
@@ -3947,7 +3633,7 @@
           </w:tcPr>
           <w:p>
             <w:pPr>
-              <w:spacing w:line="360" w:lineRule="auto"/>
+              <w:spacing w:after="0" w:line="360" w:lineRule="auto"/>
               <w:rPr>
                 <w:rFonts w:ascii="Times New Roman" w:hAnsi="Times New Roman"/>
                 <w:sz w:val="24"/>
@@ -3968,7 +3654,7 @@
           </w:tcPr>
           <w:p>
             <w:pPr>
-              <w:spacing w:line="360" w:lineRule="auto"/>
+              <w:spacing w:after="0" w:line="360" w:lineRule="auto"/>
               <w:rPr>
                 <w:rFonts w:ascii="Times New Roman" w:hAnsi="Times New Roman"/>
                 <w:sz w:val="24"/>
@@ -3989,7 +3675,7 @@
           </w:tcPr>
           <w:p>
             <w:pPr>
-              <w:spacing w:line="360" w:lineRule="auto"/>
+              <w:spacing w:after="0" w:line="360" w:lineRule="auto"/>
               <w:rPr>
                 <w:rFonts w:ascii="Times New Roman" w:hAnsi="Times New Roman"/>
                 <w:sz w:val="24"/>
@@ -4012,7 +3698,7 @@
           </w:tcPr>
           <w:p>
             <w:pPr>
-              <w:spacing w:line="360" w:lineRule="auto"/>
+              <w:spacing w:after="0" w:line="360" w:lineRule="auto"/>
               <w:rPr>
                 <w:rFonts w:ascii="Times New Roman" w:hAnsi="Times New Roman"/>
                 <w:sz w:val="24"/>
@@ -4033,7 +3719,7 @@
           </w:tcPr>
           <w:p>
             <w:pPr>
-              <w:spacing w:line="360" w:lineRule="auto"/>
+              <w:spacing w:after="0" w:line="360" w:lineRule="auto"/>
               <w:rPr>
                 <w:rFonts w:ascii="Times New Roman" w:hAnsi="Times New Roman"/>
                 <w:sz w:val="24"/>
@@ -4054,7 +3740,7 @@
           </w:tcPr>
           <w:p>
             <w:pPr>
-              <w:spacing w:line="360" w:lineRule="auto"/>
+              <w:spacing w:after="0" w:line="360" w:lineRule="auto"/>
               <w:rPr>
                 <w:rFonts w:ascii="Times New Roman" w:hAnsi="Times New Roman"/>
                 <w:sz w:val="24"/>
@@ -4077,7 +3763,7 @@
           </w:tcPr>
           <w:p>
             <w:pPr>
-              <w:spacing w:line="360" w:lineRule="auto"/>
+              <w:spacing w:after="0" w:line="360" w:lineRule="auto"/>
               <w:rPr>
                 <w:rFonts w:ascii="Times New Roman" w:hAnsi="Times New Roman"/>
                 <w:sz w:val="24"/>
@@ -4100,7 +3786,7 @@
           </w:tcPr>
           <w:p>
             <w:pPr>
-              <w:spacing w:line="360" w:lineRule="auto"/>
+              <w:spacing w:after="0" w:line="360" w:lineRule="auto"/>
               <w:rPr>
                 <w:rFonts w:ascii="Times New Roman" w:hAnsi="Times New Roman"/>
                 <w:sz w:val="24"/>
@@ -4121,7 +3807,7 @@
           </w:tcPr>
           <w:p>
             <w:pPr>
-              <w:spacing w:line="360" w:lineRule="auto"/>
+              <w:spacing w:after="0" w:line="360" w:lineRule="auto"/>
               <w:rPr>
                 <w:rFonts w:ascii="Times New Roman" w:hAnsi="Times New Roman"/>
                 <w:sz w:val="24"/>
@@ -4142,7 +3828,7 @@
           </w:tcPr>
           <w:p>
             <w:pPr>
-              <w:spacing w:line="360" w:lineRule="auto"/>
+              <w:spacing w:after="0" w:line="360" w:lineRule="auto"/>
               <w:rPr>
                 <w:rFonts w:ascii="Times New Roman" w:hAnsi="Times New Roman"/>
                 <w:sz w:val="24"/>
@@ -4163,7 +3849,7 @@
           </w:tcPr>
           <w:p>
             <w:pPr>
-              <w:spacing w:line="360" w:lineRule="auto"/>
+              <w:spacing w:after="0" w:line="360" w:lineRule="auto"/>
               <w:rPr>
                 <w:rFonts w:ascii="Times New Roman" w:hAnsi="Times New Roman"/>
                 <w:sz w:val="24"/>
@@ -4186,7 +3872,7 @@
           </w:tcPr>
           <w:p>
             <w:pPr>
-              <w:spacing w:line="360" w:lineRule="auto"/>
+              <w:spacing w:after="0" w:line="360" w:lineRule="auto"/>
               <w:rPr>
                 <w:rFonts w:ascii="Times New Roman" w:hAnsi="Times New Roman"/>
                 <w:sz w:val="24"/>
@@ -4207,25 +3893,25 @@
           </w:tcPr>
           <w:p>
             <w:pPr>
-              <w:spacing w:line="360" w:lineRule="auto"/>
-              <w:rPr>
-                <w:rFonts w:ascii="Times New Roman" w:hAnsi="Times New Roman"/>
-                <w:sz w:val="24"/>
-              </w:rPr>
-            </w:pPr>
-            <w:r>
-              <w:rPr>
-                <w:rFonts w:ascii="Times New Roman" w:hAnsi="Times New Roman"/>
-                <w:sz w:val="24"/>
-              </w:rPr>
-              <w:t>Node</w:t>
-            </w:r>
-            <w:r>
-              <w:rPr>
-                <w:rFonts w:ascii="Times New Roman" w:hAnsi="Times New Roman"/>
-                <w:sz w:val="24"/>
-              </w:rPr>
-              <w:t>.js + Express</w:t>
+              <w:spacing w:after="0" w:line="360" w:lineRule="auto"/>
+              <w:rPr>
+                <w:rFonts w:ascii="Times New Roman" w:hAnsi="Times New Roman"/>
+                <w:sz w:val="24"/>
+              </w:rPr>
+            </w:pPr>
+            <w:r>
+              <w:rPr>
+                <w:rFonts w:ascii="Times New Roman" w:hAnsi="Times New Roman"/>
+                <w:sz w:val="24"/>
+              </w:rPr>
+              <w:t xml:space="preserve"> Django</w:t>
+            </w:r>
+            <w:r>
+              <w:rPr>
+                <w:rFonts w:ascii="Times New Roman" w:hAnsi="Times New Roman"/>
+                <w:sz w:val="24"/>
+              </w:rPr>
+              <w:t>(python)</w:t>
             </w:r>
           </w:p>
         </w:tc>
@@ -4235,18 +3921,18 @@
           </w:tcPr>
           <w:p>
             <w:pPr>
-              <w:spacing w:line="360" w:lineRule="auto"/>
-              <w:rPr>
-                <w:rFonts w:ascii="Times New Roman" w:hAnsi="Times New Roman"/>
-                <w:sz w:val="24"/>
-              </w:rPr>
-            </w:pPr>
-            <w:r>
-              <w:rPr>
-                <w:rFonts w:ascii="Times New Roman" w:hAnsi="Times New Roman"/>
-                <w:sz w:val="24"/>
-              </w:rPr>
-              <w:t>20.x LTS</w:t>
+              <w:spacing w:after="0" w:line="360" w:lineRule="auto"/>
+              <w:rPr>
+                <w:rFonts w:ascii="Times New Roman" w:hAnsi="Times New Roman"/>
+                <w:sz w:val="24"/>
+              </w:rPr>
+            </w:pPr>
+            <w:r>
+              <w:rPr>
+                <w:rFonts w:ascii="Times New Roman" w:hAnsi="Times New Roman"/>
+                <w:sz w:val="24"/>
+              </w:rPr>
+              <w:t>latest</w:t>
             </w:r>
           </w:p>
         </w:tc>
@@ -4256,42 +3942,19 @@
           </w:tcPr>
           <w:p>
             <w:pPr>
-              <w:spacing w:line="360" w:lineRule="auto"/>
-              <w:rPr>
-                <w:rFonts w:ascii="Times New Roman" w:hAnsi="Times New Roman"/>
-                <w:sz w:val="24"/>
-              </w:rPr>
-            </w:pPr>
-            <w:r>
-              <w:rPr>
-                <w:rFonts w:ascii="Times New Roman" w:hAnsi="Times New Roman"/>
-                <w:sz w:val="24"/>
-              </w:rPr>
-              <w:t xml:space="preserve">RESTful API server </w:t>
-            </w:r>
-            <w:proofErr w:type="spellStart"/>
-            <w:r>
-              <w:rPr>
-                <w:rFonts w:ascii="Times New Roman" w:hAnsi="Times New Roman"/>
-                <w:sz w:val="24"/>
-              </w:rPr>
-              <w:t>d</w:t>
-            </w:r>
-            <w:r>
-              <w:rPr>
-                <w:rFonts w:ascii="Times New Roman" w:hAnsi="Times New Roman"/>
-                <w:sz w:val="24"/>
-              </w:rPr>
-              <w:t>S</w:t>
-            </w:r>
-            <w:r>
-              <w:rPr>
-                <w:rFonts w:ascii="Times New Roman" w:hAnsi="Times New Roman"/>
-                <w:sz w:val="24"/>
-              </w:rPr>
-              <w:t>evelopment</w:t>
-            </w:r>
-            <w:proofErr w:type="spellEnd"/>
+              <w:spacing w:after="0" w:line="360" w:lineRule="auto"/>
+              <w:rPr>
+                <w:rFonts w:ascii="Times New Roman" w:hAnsi="Times New Roman"/>
+                <w:sz w:val="24"/>
+              </w:rPr>
+            </w:pPr>
+            <w:r>
+              <w:rPr>
+                <w:rFonts w:ascii="Times New Roman" w:hAnsi="Times New Roman"/>
+                <w:sz w:val="24"/>
+              </w:rPr>
+              <w:t>Python framework for scalable secure API development</w:t>
+            </w:r>
           </w:p>
         </w:tc>
       </w:tr>
@@ -4302,7 +3965,7 @@
           </w:tcPr>
           <w:p>
             <w:pPr>
-              <w:spacing w:line="360" w:lineRule="auto"/>
+              <w:spacing w:after="0" w:line="360" w:lineRule="auto"/>
               <w:rPr>
                 <w:rFonts w:ascii="Times New Roman" w:hAnsi="Times New Roman"/>
                 <w:sz w:val="24"/>
@@ -4323,19 +3986,21 @@
           </w:tcPr>
           <w:p>
             <w:pPr>
-              <w:spacing w:line="360" w:lineRule="auto"/>
-              <w:rPr>
-                <w:rFonts w:ascii="Times New Roman" w:hAnsi="Times New Roman"/>
-                <w:sz w:val="24"/>
-              </w:rPr>
-            </w:pPr>
-            <w:r>
-              <w:rPr>
-                <w:rFonts w:ascii="Times New Roman" w:hAnsi="Times New Roman"/>
-                <w:sz w:val="24"/>
-              </w:rPr>
-              <w:t>MySQL</w:t>
-            </w:r>
+              <w:spacing w:after="0" w:line="360" w:lineRule="auto"/>
+              <w:rPr>
+                <w:rFonts w:ascii="Times New Roman" w:hAnsi="Times New Roman"/>
+                <w:sz w:val="24"/>
+              </w:rPr>
+            </w:pPr>
+            <w:proofErr w:type="spellStart"/>
+            <w:r>
+              <w:rPr>
+                <w:rFonts w:ascii="Times New Roman" w:hAnsi="Times New Roman"/>
+                <w:sz w:val="24"/>
+              </w:rPr>
+              <w:t>PostGreSQL</w:t>
+            </w:r>
+            <w:proofErr w:type="spellEnd"/>
           </w:p>
         </w:tc>
         <w:tc>
@@ -4344,19 +4009,12 @@
           </w:tcPr>
           <w:p>
             <w:pPr>
-              <w:spacing w:line="360" w:lineRule="auto"/>
-              <w:rPr>
-                <w:rFonts w:ascii="Times New Roman" w:hAnsi="Times New Roman"/>
-                <w:sz w:val="24"/>
-              </w:rPr>
-            </w:pPr>
-            <w:r>
-              <w:rPr>
-                <w:rFonts w:ascii="Times New Roman" w:hAnsi="Times New Roman"/>
-                <w:sz w:val="24"/>
-              </w:rPr>
-              <w:t>8.x</w:t>
-            </w:r>
+              <w:spacing w:after="0" w:line="360" w:lineRule="auto"/>
+              <w:rPr>
+                <w:rFonts w:ascii="Times New Roman" w:hAnsi="Times New Roman"/>
+                <w:sz w:val="24"/>
+              </w:rPr>
+            </w:pPr>
           </w:p>
         </w:tc>
         <w:tc>
@@ -4365,34 +4023,32 @@
           </w:tcPr>
           <w:p>
             <w:pPr>
-              <w:spacing w:line="360" w:lineRule="auto"/>
-              <w:rPr>
-                <w:rFonts w:ascii="Times New Roman" w:hAnsi="Times New Roman"/>
-                <w:sz w:val="24"/>
-              </w:rPr>
-            </w:pPr>
-            <w:r>
-              <w:rPr>
-                <w:rFonts w:ascii="Times New Roman" w:hAnsi="Times New Roman"/>
-                <w:sz w:val="24"/>
-              </w:rPr>
-              <w:t xml:space="preserve">Relational </w:t>
-            </w:r>
-            <w:proofErr w:type="spellStart"/>
-            <w:r>
-              <w:rPr>
-                <w:rFonts w:ascii="Times New Roman" w:hAnsi="Times New Roman"/>
-                <w:sz w:val="24"/>
-              </w:rPr>
-              <w:t>databse</w:t>
-            </w:r>
-            <w:proofErr w:type="spellEnd"/>
-            <w:r>
-              <w:rPr>
-                <w:rFonts w:ascii="Times New Roman" w:hAnsi="Times New Roman"/>
-                <w:sz w:val="24"/>
-              </w:rPr>
-              <w:t xml:space="preserve"> for user and inventory data</w:t>
+              <w:spacing w:after="0" w:line="360" w:lineRule="auto"/>
+              <w:rPr>
+                <w:rFonts w:ascii="Times New Roman" w:hAnsi="Times New Roman"/>
+                <w:sz w:val="24"/>
+              </w:rPr>
+            </w:pPr>
+            <w:r>
+              <w:rPr>
+                <w:rFonts w:ascii="Times New Roman" w:hAnsi="Times New Roman"/>
+                <w:sz w:val="24"/>
+              </w:rPr>
+              <w:t>Relational datab</w:t>
+            </w:r>
+            <w:r>
+              <w:rPr>
+                <w:rFonts w:ascii="Times New Roman" w:hAnsi="Times New Roman"/>
+                <w:sz w:val="24"/>
+              </w:rPr>
+              <w:t>a</w:t>
+            </w:r>
+            <w:r>
+              <w:rPr>
+                <w:rFonts w:ascii="Times New Roman" w:hAnsi="Times New Roman"/>
+                <w:sz w:val="24"/>
+              </w:rPr>
+              <w:t>se for user and inventory data</w:t>
             </w:r>
           </w:p>
         </w:tc>
@@ -4404,7 +4060,7 @@
           </w:tcPr>
           <w:p>
             <w:pPr>
-              <w:spacing w:line="360" w:lineRule="auto"/>
+              <w:spacing w:after="0" w:line="360" w:lineRule="auto"/>
               <w:rPr>
                 <w:rFonts w:ascii="Times New Roman" w:hAnsi="Times New Roman"/>
                 <w:sz w:val="24"/>
@@ -4425,7 +4081,7 @@
           </w:tcPr>
           <w:p>
             <w:pPr>
-              <w:spacing w:line="360" w:lineRule="auto"/>
+              <w:spacing w:after="0" w:line="360" w:lineRule="auto"/>
               <w:rPr>
                 <w:rFonts w:ascii="Times New Roman" w:hAnsi="Times New Roman"/>
                 <w:sz w:val="24"/>
@@ -4438,6 +4094,13 @@
               </w:rPr>
               <w:t>Firebase Cloud Messaging (FMC)</w:t>
             </w:r>
+            <w:r>
+              <w:rPr>
+                <w:rFonts w:ascii="Times New Roman" w:hAnsi="Times New Roman"/>
+                <w:sz w:val="24"/>
+              </w:rPr>
+              <w:t>, Web socket</w:t>
+            </w:r>
           </w:p>
         </w:tc>
         <w:tc>
@@ -4446,7 +4109,7 @@
           </w:tcPr>
           <w:p>
             <w:pPr>
-              <w:spacing w:line="360" w:lineRule="auto"/>
+              <w:spacing w:after="0" w:line="360" w:lineRule="auto"/>
               <w:rPr>
                 <w:rFonts w:ascii="Times New Roman" w:hAnsi="Times New Roman"/>
                 <w:sz w:val="24"/>
@@ -4467,7 +4130,7 @@
           </w:tcPr>
           <w:p>
             <w:pPr>
-              <w:spacing w:line="360" w:lineRule="auto"/>
+              <w:spacing w:after="0" w:line="360" w:lineRule="auto"/>
               <w:rPr>
                 <w:rFonts w:ascii="Times New Roman" w:hAnsi="Times New Roman"/>
                 <w:sz w:val="24"/>
@@ -4490,18 +4153,18 @@
           </w:tcPr>
           <w:p>
             <w:pPr>
-              <w:spacing w:line="360" w:lineRule="auto"/>
-              <w:rPr>
-                <w:rFonts w:ascii="Times New Roman" w:hAnsi="Times New Roman"/>
-                <w:sz w:val="24"/>
-              </w:rPr>
-            </w:pPr>
-            <w:r>
-              <w:rPr>
-                <w:rFonts w:ascii="Times New Roman" w:hAnsi="Times New Roman"/>
-                <w:sz w:val="24"/>
-              </w:rPr>
-              <w:t xml:space="preserve">Cloud Hosting </w:t>
+              <w:spacing w:after="0" w:line="360" w:lineRule="auto"/>
+              <w:rPr>
+                <w:rFonts w:ascii="Times New Roman" w:hAnsi="Times New Roman"/>
+                <w:sz w:val="24"/>
+              </w:rPr>
+            </w:pPr>
+            <w:r>
+              <w:rPr>
+                <w:rFonts w:ascii="Times New Roman" w:hAnsi="Times New Roman"/>
+                <w:sz w:val="24"/>
+              </w:rPr>
+              <w:t xml:space="preserve">Testing </w:t>
             </w:r>
           </w:p>
         </w:tc>
@@ -4511,26 +4174,21 @@
           </w:tcPr>
           <w:p>
             <w:pPr>
-              <w:spacing w:line="360" w:lineRule="auto"/>
-              <w:rPr>
-                <w:rFonts w:ascii="Times New Roman" w:hAnsi="Times New Roman"/>
-                <w:sz w:val="24"/>
-              </w:rPr>
-            </w:pPr>
-            <w:r>
-              <w:rPr>
-                <w:rFonts w:ascii="Times New Roman" w:hAnsi="Times New Roman"/>
-                <w:sz w:val="24"/>
-              </w:rPr>
-              <w:t>Amazon Web Services (</w:t>
-            </w:r>
-            <w:r>
-              <w:rPr>
-                <w:rFonts w:ascii="Times New Roman" w:hAnsi="Times New Roman"/>
-                <w:sz w:val="24"/>
-              </w:rPr>
-              <w:t>AWS EC2)</w:t>
-            </w:r>
+              <w:spacing w:after="0" w:line="360" w:lineRule="auto"/>
+              <w:rPr>
+                <w:rFonts w:ascii="Times New Roman" w:hAnsi="Times New Roman"/>
+                <w:sz w:val="24"/>
+              </w:rPr>
+            </w:pPr>
+            <w:proofErr w:type="spellStart"/>
+            <w:r>
+              <w:rPr>
+                <w:rFonts w:ascii="Times New Roman" w:hAnsi="Times New Roman"/>
+                <w:sz w:val="24"/>
+              </w:rPr>
+              <w:t>pytest</w:t>
+            </w:r>
+            <w:proofErr w:type="spellEnd"/>
           </w:p>
         </w:tc>
         <w:tc>
@@ -4539,7 +4197,7 @@
           </w:tcPr>
           <w:p>
             <w:pPr>
-              <w:spacing w:line="360" w:lineRule="auto"/>
+              <w:spacing w:after="0" w:line="360" w:lineRule="auto"/>
               <w:rPr>
                 <w:rFonts w:ascii="Times New Roman" w:hAnsi="Times New Roman"/>
                 <w:sz w:val="24"/>
@@ -4560,18 +4218,18 @@
           </w:tcPr>
           <w:p>
             <w:pPr>
-              <w:spacing w:line="360" w:lineRule="auto"/>
-              <w:rPr>
-                <w:rFonts w:ascii="Times New Roman" w:hAnsi="Times New Roman"/>
-                <w:sz w:val="24"/>
-              </w:rPr>
-            </w:pPr>
-            <w:r>
-              <w:rPr>
-                <w:rFonts w:ascii="Times New Roman" w:hAnsi="Times New Roman"/>
-                <w:sz w:val="24"/>
-              </w:rPr>
-              <w:t>Application deployment and hosting</w:t>
+              <w:spacing w:after="0" w:line="360" w:lineRule="auto"/>
+              <w:rPr>
+                <w:rFonts w:ascii="Times New Roman" w:hAnsi="Times New Roman"/>
+                <w:sz w:val="24"/>
+              </w:rPr>
+            </w:pPr>
+            <w:r>
+              <w:rPr>
+                <w:rFonts w:ascii="Times New Roman" w:hAnsi="Times New Roman"/>
+                <w:sz w:val="24"/>
+              </w:rPr>
+              <w:t>Unit and integration testing framework</w:t>
             </w:r>
           </w:p>
         </w:tc>
@@ -4583,18 +4241,18 @@
           </w:tcPr>
           <w:p>
             <w:pPr>
-              <w:spacing w:line="360" w:lineRule="auto"/>
-              <w:rPr>
-                <w:rFonts w:ascii="Times New Roman" w:hAnsi="Times New Roman"/>
-                <w:sz w:val="24"/>
-              </w:rPr>
-            </w:pPr>
-            <w:r>
-              <w:rPr>
-                <w:rFonts w:ascii="Times New Roman" w:hAnsi="Times New Roman"/>
-                <w:sz w:val="24"/>
-              </w:rPr>
-              <w:t xml:space="preserve">Testing </w:t>
+              <w:spacing w:after="0" w:line="360" w:lineRule="auto"/>
+              <w:rPr>
+                <w:rFonts w:ascii="Times New Roman" w:hAnsi="Times New Roman"/>
+                <w:sz w:val="24"/>
+              </w:rPr>
+            </w:pPr>
+            <w:r>
+              <w:rPr>
+                <w:rFonts w:ascii="Times New Roman" w:hAnsi="Times New Roman"/>
+                <w:sz w:val="24"/>
+              </w:rPr>
+              <w:t>Hardware (Dev)</w:t>
             </w:r>
           </w:p>
         </w:tc>
@@ -4604,18 +4262,34 @@
           </w:tcPr>
           <w:p>
             <w:pPr>
-              <w:spacing w:line="360" w:lineRule="auto"/>
-              <w:rPr>
-                <w:rFonts w:ascii="Times New Roman" w:hAnsi="Times New Roman"/>
-                <w:sz w:val="24"/>
-              </w:rPr>
-            </w:pPr>
-            <w:r>
-              <w:rPr>
-                <w:rFonts w:ascii="Times New Roman" w:hAnsi="Times New Roman"/>
-                <w:sz w:val="24"/>
-              </w:rPr>
-              <w:t>Jest</w:t>
+              <w:spacing w:after="0" w:line="360" w:lineRule="auto"/>
+              <w:rPr>
+                <w:rFonts w:ascii="Times New Roman" w:hAnsi="Times New Roman"/>
+                <w:sz w:val="24"/>
+              </w:rPr>
+            </w:pPr>
+            <w:r>
+              <w:rPr>
+                <w:rFonts w:ascii="Times New Roman" w:hAnsi="Times New Roman"/>
+                <w:sz w:val="24"/>
+              </w:rPr>
+              <w:t xml:space="preserve">Dell- Intel core i5/LOQ- Intel Core i7/ Asus </w:t>
+            </w:r>
+            <w:proofErr w:type="spellStart"/>
+            <w:r>
+              <w:rPr>
+                <w:rFonts w:ascii="Times New Roman" w:hAnsi="Times New Roman"/>
+                <w:sz w:val="24"/>
+              </w:rPr>
+              <w:t>Expertbook</w:t>
+            </w:r>
+            <w:proofErr w:type="spellEnd"/>
+            <w:r>
+              <w:rPr>
+                <w:rFonts w:ascii="Times New Roman" w:hAnsi="Times New Roman"/>
+                <w:sz w:val="24"/>
+              </w:rPr>
+              <w:t xml:space="preserve"> intel core i5</w:t>
             </w:r>
           </w:p>
         </w:tc>
@@ -4625,18 +4299,18 @@
           </w:tcPr>
           <w:p>
             <w:pPr>
-              <w:spacing w:line="360" w:lineRule="auto"/>
-              <w:rPr>
-                <w:rFonts w:ascii="Times New Roman" w:hAnsi="Times New Roman"/>
-                <w:sz w:val="24"/>
-              </w:rPr>
-            </w:pPr>
-            <w:r>
-              <w:rPr>
-                <w:rFonts w:ascii="Times New Roman" w:hAnsi="Times New Roman"/>
-                <w:sz w:val="24"/>
-              </w:rPr>
-              <w:t>Latest</w:t>
+              <w:spacing w:after="0" w:line="360" w:lineRule="auto"/>
+              <w:rPr>
+                <w:rFonts w:ascii="Times New Roman" w:hAnsi="Times New Roman"/>
+                <w:sz w:val="24"/>
+              </w:rPr>
+            </w:pPr>
+            <w:r>
+              <w:rPr>
+                <w:rFonts w:ascii="Times New Roman" w:hAnsi="Times New Roman"/>
+                <w:sz w:val="24"/>
+              </w:rPr>
+              <w:t>-</w:t>
             </w:r>
           </w:p>
         </w:tc>
@@ -4646,128 +4320,12 @@
           </w:tcPr>
           <w:p>
             <w:pPr>
-              <w:spacing w:line="360" w:lineRule="auto"/>
-              <w:rPr>
-                <w:rFonts w:ascii="Times New Roman" w:hAnsi="Times New Roman"/>
-                <w:sz w:val="24"/>
-              </w:rPr>
-            </w:pPr>
-            <w:r>
-              <w:rPr>
-                <w:rFonts w:ascii="Times New Roman" w:hAnsi="Times New Roman"/>
-                <w:sz w:val="24"/>
-              </w:rPr>
-              <w:t>Unit and integration testing framework</w:t>
-            </w:r>
-          </w:p>
-        </w:tc>
-      </w:tr>
-      <w:tr>
-        <w:tc>
-          <w:tcPr>
-            <w:tcW w:w="2254" w:type="dxa"/>
-          </w:tcPr>
-          <w:p>
-            <w:pPr>
-              <w:spacing w:line="360" w:lineRule="auto"/>
-              <w:rPr>
-                <w:rFonts w:ascii="Times New Roman" w:hAnsi="Times New Roman"/>
-                <w:sz w:val="24"/>
-              </w:rPr>
-            </w:pPr>
-            <w:r>
-              <w:rPr>
-                <w:rFonts w:ascii="Times New Roman" w:hAnsi="Times New Roman"/>
-                <w:sz w:val="24"/>
-              </w:rPr>
-              <w:t>Hardware (Dev)</w:t>
-            </w:r>
-          </w:p>
-        </w:tc>
-        <w:tc>
-          <w:tcPr>
-            <w:tcW w:w="2254" w:type="dxa"/>
-          </w:tcPr>
-          <w:p>
-            <w:pPr>
-              <w:spacing w:line="360" w:lineRule="auto"/>
-              <w:rPr>
-                <w:rFonts w:ascii="Times New Roman" w:hAnsi="Times New Roman"/>
-                <w:sz w:val="24"/>
-              </w:rPr>
-            </w:pPr>
-            <w:r>
-              <w:rPr>
-                <w:rFonts w:ascii="Times New Roman" w:hAnsi="Times New Roman"/>
-                <w:sz w:val="24"/>
-              </w:rPr>
-              <w:t>Dell- Intel core i5/LOQ- Intel Core i7</w:t>
-            </w:r>
-            <w:r>
-              <w:rPr>
-                <w:rFonts w:ascii="Times New Roman" w:hAnsi="Times New Roman"/>
-                <w:sz w:val="24"/>
-              </w:rPr>
-              <w:t xml:space="preserve">/ Asus </w:t>
-            </w:r>
-            <w:proofErr w:type="spellStart"/>
-            <w:r>
-              <w:rPr>
-                <w:rFonts w:ascii="Times New Roman" w:hAnsi="Times New Roman"/>
-                <w:sz w:val="24"/>
-              </w:rPr>
-              <w:t>Expertbook</w:t>
-            </w:r>
-            <w:proofErr w:type="spellEnd"/>
-            <w:r>
-              <w:rPr>
-                <w:rFonts w:ascii="Times New Roman" w:hAnsi="Times New Roman"/>
-                <w:sz w:val="24"/>
-              </w:rPr>
-              <w:t xml:space="preserve"> intel core i5</w:t>
-            </w:r>
-          </w:p>
-        </w:tc>
-        <w:tc>
-          <w:tcPr>
-            <w:tcW w:w="2254" w:type="dxa"/>
-          </w:tcPr>
-          <w:p>
-            <w:pPr>
-              <w:spacing w:line="360" w:lineRule="auto"/>
-              <w:rPr>
-                <w:rFonts w:ascii="Times New Roman" w:hAnsi="Times New Roman"/>
-                <w:sz w:val="24"/>
-              </w:rPr>
-            </w:pPr>
-            <w:r>
-              <w:rPr>
-                <w:rFonts w:ascii="Times New Roman" w:hAnsi="Times New Roman"/>
-                <w:sz w:val="24"/>
-              </w:rPr>
-              <w:t>-</w:t>
-            </w:r>
-          </w:p>
-        </w:tc>
-        <w:tc>
-          <w:tcPr>
-            <w:tcW w:w="2683" w:type="dxa"/>
-          </w:tcPr>
-          <w:p>
-            <w:pPr>
-              <w:spacing w:line="360" w:lineRule="auto"/>
-              <w:rPr>
-                <w:rFonts w:ascii="Times New Roman" w:hAnsi="Times New Roman"/>
-                <w:sz w:val="24"/>
-              </w:rPr>
-            </w:pPr>
-            <w:r>
-              <w:rPr>
-                <w:rFonts w:ascii="Times New Roman" w:hAnsi="Times New Roman"/>
-                <w:sz w:val="24"/>
-              </w:rPr>
-              <w:t>Development machine for both team members</w:t>
-            </w:r>
+              <w:spacing w:after="0" w:line="360" w:lineRule="auto"/>
+              <w:rPr>
+                <w:rFonts w:ascii="Times New Roman" w:hAnsi="Times New Roman"/>
+                <w:sz w:val="24"/>
+              </w:rPr>
+            </w:pPr>
           </w:p>
         </w:tc>
       </w:tr>
@@ -4790,7 +4348,7 @@
           <w:sz w:val="24"/>
         </w:rPr>
       </w:pPr>
-      <w:bookmarkStart w:id="13" w:name="_Toc231999208"/>
+      <w:bookmarkStart w:id="12" w:name="_Toc231999208"/>
       <w:r>
         <w:rPr>
           <w:rFonts w:ascii="Times New Roman" w:hAnsi="Times New Roman"/>
@@ -4806,7 +4364,7 @@
         </w:rPr>
         <w:t>Platform</w:t>
       </w:r>
-      <w:bookmarkEnd w:id="13"/>
+      <w:bookmarkEnd w:id="12"/>
     </w:p>
     <w:tbl>
       <w:tblPr>
@@ -4827,7 +4385,7 @@
           </w:tcPr>
           <w:p>
             <w:pPr>
-              <w:spacing w:line="360" w:lineRule="auto"/>
+              <w:spacing w:after="0" w:line="360" w:lineRule="auto"/>
               <w:rPr>
                 <w:rFonts w:ascii="Times New Roman" w:hAnsi="Times New Roman"/>
                 <w:b/>
@@ -4850,7 +4408,7 @@
           </w:tcPr>
           <w:p>
             <w:pPr>
-              <w:spacing w:line="360" w:lineRule="auto"/>
+              <w:spacing w:after="0" w:line="360" w:lineRule="auto"/>
               <w:rPr>
                 <w:rFonts w:ascii="Times New Roman" w:hAnsi="Times New Roman"/>
                 <w:b/>
@@ -4873,7 +4431,7 @@
           </w:tcPr>
           <w:p>
             <w:pPr>
-              <w:spacing w:line="360" w:lineRule="auto"/>
+              <w:spacing w:after="0" w:line="360" w:lineRule="auto"/>
               <w:rPr>
                 <w:rFonts w:ascii="Times New Roman" w:hAnsi="Times New Roman"/>
                 <w:b/>
@@ -4896,7 +4454,7 @@
           </w:tcPr>
           <w:p>
             <w:pPr>
-              <w:spacing w:line="360" w:lineRule="auto"/>
+              <w:spacing w:after="0" w:line="360" w:lineRule="auto"/>
               <w:rPr>
                 <w:rFonts w:ascii="Times New Roman" w:hAnsi="Times New Roman"/>
                 <w:b/>
@@ -4921,7 +4479,7 @@
           </w:tcPr>
           <w:p>
             <w:pPr>
-              <w:spacing w:line="360" w:lineRule="auto"/>
+              <w:spacing w:after="0" w:line="360" w:lineRule="auto"/>
               <w:rPr>
                 <w:rFonts w:ascii="Times New Roman" w:hAnsi="Times New Roman"/>
                 <w:sz w:val="24"/>
@@ -4942,7 +4500,7 @@
           </w:tcPr>
           <w:p>
             <w:pPr>
-              <w:spacing w:line="360" w:lineRule="auto"/>
+              <w:spacing w:after="0" w:line="360" w:lineRule="auto"/>
               <w:rPr>
                 <w:rFonts w:ascii="Times New Roman" w:hAnsi="Times New Roman"/>
                 <w:sz w:val="24"/>
@@ -4963,7 +4521,7 @@
           </w:tcPr>
           <w:p>
             <w:pPr>
-              <w:spacing w:line="360" w:lineRule="auto"/>
+              <w:spacing w:after="0" w:line="360" w:lineRule="auto"/>
               <w:rPr>
                 <w:rFonts w:ascii="Times New Roman" w:hAnsi="Times New Roman"/>
                 <w:sz w:val="24"/>
@@ -4984,7 +4542,7 @@
           </w:tcPr>
           <w:p>
             <w:pPr>
-              <w:spacing w:line="360" w:lineRule="auto"/>
+              <w:spacing w:after="0" w:line="360" w:lineRule="auto"/>
               <w:rPr>
                 <w:rFonts w:ascii="Times New Roman" w:hAnsi="Times New Roman"/>
                 <w:sz w:val="24"/>
@@ -5007,7 +4565,7 @@
           </w:tcPr>
           <w:p>
             <w:pPr>
-              <w:spacing w:line="360" w:lineRule="auto"/>
+              <w:spacing w:after="0" w:line="360" w:lineRule="auto"/>
               <w:rPr>
                 <w:rFonts w:ascii="Times New Roman" w:hAnsi="Times New Roman"/>
                 <w:sz w:val="24"/>
@@ -5028,25 +4586,18 @@
           </w:tcPr>
           <w:p>
             <w:pPr>
-              <w:spacing w:line="360" w:lineRule="auto"/>
-              <w:rPr>
-                <w:rFonts w:ascii="Times New Roman" w:hAnsi="Times New Roman"/>
-                <w:sz w:val="24"/>
-              </w:rPr>
-            </w:pPr>
-            <w:r>
-              <w:rPr>
-                <w:rFonts w:ascii="Times New Roman" w:hAnsi="Times New Roman"/>
-                <w:sz w:val="24"/>
-              </w:rPr>
-              <w:t>Wind</w:t>
-            </w:r>
-            <w:r>
-              <w:rPr>
-                <w:rFonts w:ascii="Times New Roman" w:hAnsi="Times New Roman"/>
-                <w:sz w:val="24"/>
-              </w:rPr>
-              <w:t>ows 10/11</w:t>
+              <w:spacing w:after="0" w:line="360" w:lineRule="auto"/>
+              <w:rPr>
+                <w:rFonts w:ascii="Times New Roman" w:hAnsi="Times New Roman"/>
+                <w:sz w:val="24"/>
+              </w:rPr>
+            </w:pPr>
+            <w:r>
+              <w:rPr>
+                <w:rFonts w:ascii="Times New Roman" w:hAnsi="Times New Roman"/>
+                <w:sz w:val="24"/>
+              </w:rPr>
+              <w:t>Windows 10/11</w:t>
             </w:r>
           </w:p>
         </w:tc>
@@ -5056,7 +4607,7 @@
           </w:tcPr>
           <w:p>
             <w:pPr>
-              <w:spacing w:line="360" w:lineRule="auto"/>
+              <w:spacing w:after="0" w:line="360" w:lineRule="auto"/>
               <w:rPr>
                 <w:rFonts w:ascii="Times New Roman" w:hAnsi="Times New Roman"/>
                 <w:sz w:val="24"/>
@@ -5077,7 +4628,7 @@
           </w:tcPr>
           <w:p>
             <w:pPr>
-              <w:spacing w:line="360" w:lineRule="auto"/>
+              <w:spacing w:after="0" w:line="360" w:lineRule="auto"/>
               <w:rPr>
                 <w:rFonts w:ascii="Times New Roman" w:hAnsi="Times New Roman"/>
                 <w:sz w:val="24"/>
@@ -5100,7 +4651,7 @@
           </w:tcPr>
           <w:p>
             <w:pPr>
-              <w:spacing w:line="360" w:lineRule="auto"/>
+              <w:spacing w:after="0" w:line="360" w:lineRule="auto"/>
               <w:rPr>
                 <w:rFonts w:ascii="Times New Roman" w:hAnsi="Times New Roman"/>
                 <w:sz w:val="24"/>
@@ -5122,18 +4673,34 @@
           </w:tcPr>
           <w:p>
             <w:pPr>
-              <w:spacing w:line="360" w:lineRule="auto"/>
-              <w:rPr>
-                <w:rFonts w:ascii="Times New Roman" w:hAnsi="Times New Roman"/>
-                <w:sz w:val="24"/>
-              </w:rPr>
-            </w:pPr>
-            <w:r>
-              <w:rPr>
-                <w:rFonts w:ascii="Times New Roman" w:hAnsi="Times New Roman"/>
-                <w:sz w:val="24"/>
-              </w:rPr>
-              <w:t>Dell- Intel Core i5/ LOQ- Intel Core i7</w:t>
+              <w:spacing w:after="0" w:line="360" w:lineRule="auto"/>
+              <w:rPr>
+                <w:rFonts w:ascii="Times New Roman" w:hAnsi="Times New Roman"/>
+                <w:sz w:val="24"/>
+              </w:rPr>
+            </w:pPr>
+            <w:r>
+              <w:rPr>
+                <w:rFonts w:ascii="Times New Roman" w:hAnsi="Times New Roman"/>
+                <w:sz w:val="24"/>
+              </w:rPr>
+              <w:t>Dell- Intel Core i5/ LOQ- Intel Core i7/</w:t>
+            </w:r>
+          </w:p>
+          <w:p>
+            <w:pPr>
+              <w:spacing w:after="0" w:line="360" w:lineRule="auto"/>
+              <w:rPr>
+                <w:rFonts w:ascii="Times New Roman" w:hAnsi="Times New Roman"/>
+                <w:sz w:val="24"/>
+              </w:rPr>
+            </w:pPr>
+            <w:r>
+              <w:rPr>
+                <w:rFonts w:ascii="Times New Roman" w:hAnsi="Times New Roman"/>
+                <w:sz w:val="24"/>
+              </w:rPr>
+              <w:t>Asus- Intel Core i5</w:t>
             </w:r>
           </w:p>
         </w:tc>
@@ -5143,7 +4710,7 @@
           </w:tcPr>
           <w:p>
             <w:pPr>
-              <w:spacing w:line="360" w:lineRule="auto"/>
+              <w:spacing w:after="0" w:line="360" w:lineRule="auto"/>
               <w:rPr>
                 <w:rFonts w:ascii="Times New Roman" w:hAnsi="Times New Roman"/>
                 <w:sz w:val="24"/>
@@ -5164,7 +4731,7 @@
           </w:tcPr>
           <w:p>
             <w:pPr>
-              <w:spacing w:line="360" w:lineRule="auto"/>
+              <w:spacing w:after="0" w:line="360" w:lineRule="auto"/>
               <w:rPr>
                 <w:rFonts w:ascii="Times New Roman" w:hAnsi="Times New Roman"/>
                 <w:sz w:val="24"/>
@@ -5199,7 +4766,7 @@
           <w:sz w:val="24"/>
         </w:rPr>
       </w:pPr>
-      <w:bookmarkStart w:id="14" w:name="_Toc231999209"/>
+      <w:bookmarkStart w:id="13" w:name="_Toc231999209"/>
       <w:r>
         <w:rPr>
           <w:rFonts w:ascii="Times New Roman" w:hAnsi="Times New Roman"/>
@@ -5207,7 +4774,789 @@
         </w:rPr>
         <w:t>7.0 Risk Management Plan</w:t>
       </w:r>
-      <w:bookmarkEnd w:id="14"/>
+      <w:bookmarkEnd w:id="13"/>
+    </w:p>
+    <w:tbl>
+      <w:tblPr>
+        <w:tblStyle w:val="TableGrid"/>
+        <w:tblW w:w="0" w:type="auto"/>
+        <w:tblLook w:val="04A0" w:firstRow="1" w:lastRow="0" w:firstColumn="1" w:lastColumn="0" w:noHBand="0" w:noVBand="1"/>
+      </w:tblPr>
+      <w:tblGrid>
+        <w:gridCol w:w="2254"/>
+        <w:gridCol w:w="2254"/>
+        <w:gridCol w:w="1299"/>
+        <w:gridCol w:w="3209"/>
+      </w:tblGrid>
+      <w:tr>
+        <w:tc>
+          <w:tcPr>
+            <w:tcW w:w="2254" w:type="dxa"/>
+          </w:tcPr>
+          <w:p>
+            <w:pPr>
+              <w:spacing w:line="360" w:lineRule="auto"/>
+              <w:rPr>
+                <w:rFonts w:ascii="Times New Roman" w:hAnsi="Times New Roman"/>
+                <w:sz w:val="24"/>
+              </w:rPr>
+            </w:pPr>
+            <w:r>
+              <w:rPr>
+                <w:rFonts w:ascii="Times New Roman" w:hAnsi="Times New Roman"/>
+                <w:sz w:val="24"/>
+              </w:rPr>
+              <w:t>Risk Name</w:t>
+            </w:r>
+          </w:p>
+        </w:tc>
+        <w:tc>
+          <w:tcPr>
+            <w:tcW w:w="2254" w:type="dxa"/>
+          </w:tcPr>
+          <w:p>
+            <w:pPr>
+              <w:spacing w:line="360" w:lineRule="auto"/>
+              <w:rPr>
+                <w:rFonts w:ascii="Times New Roman" w:hAnsi="Times New Roman"/>
+                <w:sz w:val="24"/>
+              </w:rPr>
+            </w:pPr>
+            <w:r>
+              <w:rPr>
+                <w:rFonts w:ascii="Times New Roman" w:hAnsi="Times New Roman"/>
+                <w:sz w:val="24"/>
+              </w:rPr>
+              <w:t>Description</w:t>
+            </w:r>
+          </w:p>
+        </w:tc>
+        <w:tc>
+          <w:tcPr>
+            <w:tcW w:w="1299" w:type="dxa"/>
+          </w:tcPr>
+          <w:p>
+            <w:pPr>
+              <w:spacing w:line="360" w:lineRule="auto"/>
+              <w:rPr>
+                <w:rFonts w:ascii="Times New Roman" w:hAnsi="Times New Roman"/>
+                <w:sz w:val="24"/>
+              </w:rPr>
+            </w:pPr>
+            <w:r>
+              <w:rPr>
+                <w:rFonts w:ascii="Times New Roman" w:hAnsi="Times New Roman"/>
+                <w:sz w:val="24"/>
+              </w:rPr>
+              <w:t xml:space="preserve">Probability </w:t>
+            </w:r>
+          </w:p>
+        </w:tc>
+        <w:tc>
+          <w:tcPr>
+            <w:tcW w:w="3209" w:type="dxa"/>
+          </w:tcPr>
+          <w:p>
+            <w:pPr>
+              <w:spacing w:line="360" w:lineRule="auto"/>
+              <w:rPr>
+                <w:rFonts w:ascii="Times New Roman" w:hAnsi="Times New Roman"/>
+                <w:sz w:val="24"/>
+              </w:rPr>
+            </w:pPr>
+            <w:r>
+              <w:rPr>
+                <w:rFonts w:ascii="Times New Roman" w:hAnsi="Times New Roman"/>
+                <w:sz w:val="24"/>
+              </w:rPr>
+              <w:t>Mitigation strategy</w:t>
+            </w:r>
+          </w:p>
+        </w:tc>
+      </w:tr>
+      <w:tr>
+        <w:tc>
+          <w:tcPr>
+            <w:tcW w:w="2254" w:type="dxa"/>
+          </w:tcPr>
+          <w:p>
+            <w:pPr>
+              <w:spacing w:line="360" w:lineRule="auto"/>
+              <w:rPr>
+                <w:rFonts w:ascii="Times New Roman" w:hAnsi="Times New Roman"/>
+                <w:sz w:val="24"/>
+              </w:rPr>
+            </w:pPr>
+            <w:r>
+              <w:rPr>
+                <w:rFonts w:ascii="Times New Roman" w:hAnsi="Times New Roman"/>
+                <w:sz w:val="24"/>
+              </w:rPr>
+              <w:t>Scope Creep</w:t>
+            </w:r>
+          </w:p>
+        </w:tc>
+        <w:tc>
+          <w:tcPr>
+            <w:tcW w:w="2254" w:type="dxa"/>
+          </w:tcPr>
+          <w:p>
+            <w:pPr>
+              <w:spacing w:line="360" w:lineRule="auto"/>
+              <w:rPr>
+                <w:rFonts w:ascii="Times New Roman" w:hAnsi="Times New Roman"/>
+                <w:sz w:val="24"/>
+              </w:rPr>
+            </w:pPr>
+            <w:r>
+              <w:rPr>
+                <w:rFonts w:ascii="Times New Roman" w:hAnsi="Times New Roman"/>
+                <w:sz w:val="24"/>
+              </w:rPr>
+              <w:t>Team member keeps adding new features beyond the original plan, increasing workload and missing deadlines</w:t>
+            </w:r>
+          </w:p>
+        </w:tc>
+        <w:tc>
+          <w:tcPr>
+            <w:tcW w:w="1299" w:type="dxa"/>
+          </w:tcPr>
+          <w:p>
+            <w:pPr>
+              <w:spacing w:line="360" w:lineRule="auto"/>
+              <w:rPr>
+                <w:rFonts w:ascii="Times New Roman" w:hAnsi="Times New Roman"/>
+                <w:sz w:val="24"/>
+              </w:rPr>
+            </w:pPr>
+            <w:r>
+              <w:rPr>
+                <w:rFonts w:ascii="Times New Roman" w:hAnsi="Times New Roman"/>
+                <w:sz w:val="24"/>
+              </w:rPr>
+              <w:t>High</w:t>
+            </w:r>
+          </w:p>
+        </w:tc>
+        <w:tc>
+          <w:tcPr>
+            <w:tcW w:w="3209" w:type="dxa"/>
+          </w:tcPr>
+          <w:p>
+            <w:pPr>
+              <w:spacing w:line="360" w:lineRule="auto"/>
+              <w:rPr>
+                <w:rFonts w:ascii="Times New Roman" w:hAnsi="Times New Roman"/>
+                <w:sz w:val="24"/>
+              </w:rPr>
+            </w:pPr>
+            <w:r>
+              <w:rPr>
+                <w:rFonts w:ascii="Times New Roman" w:hAnsi="Times New Roman"/>
+                <w:sz w:val="24"/>
+              </w:rPr>
+              <w:t xml:space="preserve">Define clear scope in documentation, review scope before adding any feature </w:t>
+            </w:r>
+            <w:r>
+              <w:rPr>
+                <w:rFonts w:ascii="Times New Roman" w:hAnsi="Times New Roman"/>
+                <w:sz w:val="24"/>
+              </w:rPr>
+              <w:t>, all 3 members must agree on any scope change</w:t>
+            </w:r>
+          </w:p>
+        </w:tc>
+      </w:tr>
+      <w:tr>
+        <w:tc>
+          <w:tcPr>
+            <w:tcW w:w="2254" w:type="dxa"/>
+          </w:tcPr>
+          <w:p>
+            <w:pPr>
+              <w:spacing w:line="360" w:lineRule="auto"/>
+              <w:rPr>
+                <w:rFonts w:ascii="Times New Roman" w:hAnsi="Times New Roman"/>
+                <w:sz w:val="24"/>
+              </w:rPr>
+            </w:pPr>
+            <w:r>
+              <w:rPr>
+                <w:rFonts w:ascii="Times New Roman" w:hAnsi="Times New Roman"/>
+                <w:sz w:val="24"/>
+              </w:rPr>
+              <w:t>Low User Adoption</w:t>
+            </w:r>
+          </w:p>
+        </w:tc>
+        <w:tc>
+          <w:tcPr>
+            <w:tcW w:w="2254" w:type="dxa"/>
+          </w:tcPr>
+          <w:p>
+            <w:pPr>
+              <w:spacing w:line="360" w:lineRule="auto"/>
+              <w:rPr>
+                <w:rFonts w:ascii="Times New Roman" w:hAnsi="Times New Roman"/>
+                <w:sz w:val="24"/>
+              </w:rPr>
+            </w:pPr>
+            <w:r>
+              <w:rPr>
+                <w:rFonts w:ascii="Times New Roman" w:hAnsi="Times New Roman"/>
+                <w:sz w:val="24"/>
+              </w:rPr>
+              <w:t>Malaysian households don’t download or use the app after launch</w:t>
+            </w:r>
+          </w:p>
+        </w:tc>
+        <w:tc>
+          <w:tcPr>
+            <w:tcW w:w="1299" w:type="dxa"/>
+          </w:tcPr>
+          <w:p>
+            <w:pPr>
+              <w:spacing w:line="360" w:lineRule="auto"/>
+              <w:rPr>
+                <w:rFonts w:ascii="Times New Roman" w:hAnsi="Times New Roman"/>
+                <w:sz w:val="24"/>
+              </w:rPr>
+            </w:pPr>
+            <w:r>
+              <w:rPr>
+                <w:rFonts w:ascii="Times New Roman" w:hAnsi="Times New Roman"/>
+                <w:sz w:val="24"/>
+              </w:rPr>
+              <w:t>Medium</w:t>
+            </w:r>
+          </w:p>
+        </w:tc>
+        <w:tc>
+          <w:tcPr>
+            <w:tcW w:w="3209" w:type="dxa"/>
+          </w:tcPr>
+          <w:p>
+            <w:pPr>
+              <w:spacing w:line="360" w:lineRule="auto"/>
+              <w:rPr>
+                <w:rFonts w:ascii="Times New Roman" w:hAnsi="Times New Roman"/>
+                <w:sz w:val="24"/>
+              </w:rPr>
+            </w:pPr>
+            <w:r>
+              <w:rPr>
+                <w:rFonts w:ascii="Times New Roman" w:hAnsi="Times New Roman"/>
+                <w:sz w:val="24"/>
+              </w:rPr>
+              <w:t>Conduct usability testing with at least 10 users</w:t>
+            </w:r>
+            <w:r>
+              <w:rPr>
+                <w:rFonts w:ascii="Times New Roman" w:hAnsi="Times New Roman"/>
+                <w:sz w:val="24"/>
+              </w:rPr>
+              <w:t xml:space="preserve">, </w:t>
+            </w:r>
+            <w:r>
+              <w:rPr>
+                <w:rFonts w:ascii="Times New Roman" w:hAnsi="Times New Roman"/>
+                <w:sz w:val="24"/>
+              </w:rPr>
+              <w:t>add simple onboarding tutorial inside app</w:t>
+            </w:r>
+          </w:p>
+        </w:tc>
+      </w:tr>
+      <w:tr>
+        <w:tc>
+          <w:tcPr>
+            <w:tcW w:w="2254" w:type="dxa"/>
+          </w:tcPr>
+          <w:p>
+            <w:pPr>
+              <w:spacing w:line="360" w:lineRule="auto"/>
+              <w:rPr>
+                <w:rFonts w:ascii="Times New Roman" w:hAnsi="Times New Roman"/>
+                <w:sz w:val="24"/>
+              </w:rPr>
+            </w:pPr>
+            <w:r>
+              <w:rPr>
+                <w:rFonts w:ascii="Times New Roman" w:hAnsi="Times New Roman"/>
+                <w:sz w:val="24"/>
+              </w:rPr>
+              <w:t>Data Privacy Breach</w:t>
+            </w:r>
+          </w:p>
+        </w:tc>
+        <w:tc>
+          <w:tcPr>
+            <w:tcW w:w="2254" w:type="dxa"/>
+          </w:tcPr>
+          <w:p>
+            <w:pPr>
+              <w:spacing w:line="360" w:lineRule="auto"/>
+              <w:rPr>
+                <w:rFonts w:ascii="Times New Roman" w:hAnsi="Times New Roman"/>
+                <w:sz w:val="24"/>
+              </w:rPr>
+            </w:pPr>
+            <w:r>
+              <w:rPr>
+                <w:rFonts w:ascii="Times New Roman" w:hAnsi="Times New Roman"/>
+                <w:sz w:val="24"/>
+              </w:rPr>
+              <w:t>Unauthorized access to user personal data and food inventory information</w:t>
+            </w:r>
+          </w:p>
+        </w:tc>
+        <w:tc>
+          <w:tcPr>
+            <w:tcW w:w="1299" w:type="dxa"/>
+          </w:tcPr>
+          <w:p>
+            <w:pPr>
+              <w:spacing w:line="360" w:lineRule="auto"/>
+              <w:rPr>
+                <w:rFonts w:ascii="Times New Roman" w:hAnsi="Times New Roman"/>
+                <w:sz w:val="24"/>
+              </w:rPr>
+            </w:pPr>
+            <w:r>
+              <w:rPr>
+                <w:rFonts w:ascii="Times New Roman" w:hAnsi="Times New Roman"/>
+                <w:sz w:val="24"/>
+              </w:rPr>
+              <w:t>Low</w:t>
+            </w:r>
+          </w:p>
+        </w:tc>
+        <w:tc>
+          <w:tcPr>
+            <w:tcW w:w="3209" w:type="dxa"/>
+          </w:tcPr>
+          <w:p>
+            <w:pPr>
+              <w:spacing w:line="360" w:lineRule="auto"/>
+              <w:rPr>
+                <w:rFonts w:ascii="Times New Roman" w:hAnsi="Times New Roman"/>
+                <w:sz w:val="24"/>
+              </w:rPr>
+            </w:pPr>
+            <w:r>
+              <w:rPr>
+                <w:rFonts w:ascii="Times New Roman" w:hAnsi="Times New Roman"/>
+                <w:sz w:val="24"/>
+              </w:rPr>
+              <w:t>Use HTTPS encryption; implement 2FA login</w:t>
+            </w:r>
+          </w:p>
+        </w:tc>
+      </w:tr>
+      <w:tr>
+        <w:tc>
+          <w:tcPr>
+            <w:tcW w:w="2254" w:type="dxa"/>
+          </w:tcPr>
+          <w:p>
+            <w:pPr>
+              <w:spacing w:line="360" w:lineRule="auto"/>
+              <w:rPr>
+                <w:rFonts w:ascii="Times New Roman" w:hAnsi="Times New Roman"/>
+                <w:sz w:val="24"/>
+              </w:rPr>
+            </w:pPr>
+            <w:r>
+              <w:rPr>
+                <w:rFonts w:ascii="Times New Roman" w:hAnsi="Times New Roman"/>
+                <w:sz w:val="24"/>
+              </w:rPr>
+              <w:t>Team Member Unavailability</w:t>
+            </w:r>
+          </w:p>
+        </w:tc>
+        <w:tc>
+          <w:tcPr>
+            <w:tcW w:w="2254" w:type="dxa"/>
+          </w:tcPr>
+          <w:p>
+            <w:pPr>
+              <w:spacing w:line="360" w:lineRule="auto"/>
+              <w:rPr>
+                <w:rFonts w:ascii="Times New Roman" w:hAnsi="Times New Roman"/>
+                <w:sz w:val="24"/>
+              </w:rPr>
+            </w:pPr>
+            <w:r>
+              <w:rPr>
+                <w:rFonts w:ascii="Times New Roman" w:hAnsi="Times New Roman"/>
+                <w:sz w:val="24"/>
+              </w:rPr>
+              <w:t>One member falls behind due to academic workload or personal reasons</w:t>
+            </w:r>
+          </w:p>
+        </w:tc>
+        <w:tc>
+          <w:tcPr>
+            <w:tcW w:w="1299" w:type="dxa"/>
+          </w:tcPr>
+          <w:p>
+            <w:pPr>
+              <w:spacing w:line="360" w:lineRule="auto"/>
+              <w:rPr>
+                <w:rFonts w:ascii="Times New Roman" w:hAnsi="Times New Roman"/>
+                <w:sz w:val="24"/>
+              </w:rPr>
+            </w:pPr>
+            <w:r>
+              <w:rPr>
+                <w:rFonts w:ascii="Times New Roman" w:hAnsi="Times New Roman"/>
+                <w:sz w:val="24"/>
+              </w:rPr>
+              <w:t>Medium</w:t>
+            </w:r>
+          </w:p>
+        </w:tc>
+        <w:tc>
+          <w:tcPr>
+            <w:tcW w:w="3209" w:type="dxa"/>
+          </w:tcPr>
+          <w:p>
+            <w:pPr>
+              <w:spacing w:line="360" w:lineRule="auto"/>
+              <w:rPr>
+                <w:rFonts w:ascii="Times New Roman" w:hAnsi="Times New Roman"/>
+                <w:sz w:val="24"/>
+              </w:rPr>
+            </w:pPr>
+            <w:r>
+              <w:rPr>
+                <w:rFonts w:ascii="Times New Roman" w:hAnsi="Times New Roman"/>
+                <w:sz w:val="24"/>
+              </w:rPr>
+              <w:t>Cross-train all 3 members on all modules; keep GitHub updated daily so anyone can continue the work</w:t>
+            </w:r>
+          </w:p>
+        </w:tc>
+      </w:tr>
+      <w:tr>
+        <w:tc>
+          <w:tcPr>
+            <w:tcW w:w="2254" w:type="dxa"/>
+          </w:tcPr>
+          <w:p>
+            <w:pPr>
+              <w:spacing w:line="360" w:lineRule="auto"/>
+              <w:rPr>
+                <w:rFonts w:ascii="Times New Roman" w:hAnsi="Times New Roman"/>
+                <w:sz w:val="24"/>
+              </w:rPr>
+            </w:pPr>
+            <w:r>
+              <w:rPr>
+                <w:rFonts w:ascii="Times New Roman" w:hAnsi="Times New Roman"/>
+                <w:sz w:val="24"/>
+              </w:rPr>
+              <w:t>Technology Integration Failure</w:t>
+            </w:r>
+          </w:p>
+        </w:tc>
+        <w:tc>
+          <w:tcPr>
+            <w:tcW w:w="2254" w:type="dxa"/>
+          </w:tcPr>
+          <w:p>
+            <w:pPr>
+              <w:spacing w:line="360" w:lineRule="auto"/>
+              <w:rPr>
+                <w:rFonts w:ascii="Times New Roman" w:hAnsi="Times New Roman"/>
+                <w:sz w:val="24"/>
+              </w:rPr>
+            </w:pPr>
+            <w:r>
+              <w:rPr>
+                <w:rFonts w:ascii="Times New Roman" w:hAnsi="Times New Roman"/>
+                <w:sz w:val="24"/>
+              </w:rPr>
+              <w:t>Flask, MySQL or notification service fails during development</w:t>
+            </w:r>
+          </w:p>
+        </w:tc>
+        <w:tc>
+          <w:tcPr>
+            <w:tcW w:w="1299" w:type="dxa"/>
+          </w:tcPr>
+          <w:p>
+            <w:pPr>
+              <w:spacing w:line="360" w:lineRule="auto"/>
+              <w:rPr>
+                <w:rFonts w:ascii="Times New Roman" w:hAnsi="Times New Roman"/>
+                <w:sz w:val="24"/>
+              </w:rPr>
+            </w:pPr>
+            <w:r>
+              <w:rPr>
+                <w:rFonts w:ascii="Times New Roman" w:hAnsi="Times New Roman"/>
+                <w:sz w:val="24"/>
+              </w:rPr>
+              <w:t>Low</w:t>
+            </w:r>
+          </w:p>
+        </w:tc>
+        <w:tc>
+          <w:tcPr>
+            <w:tcW w:w="3209" w:type="dxa"/>
+          </w:tcPr>
+          <w:p>
+            <w:pPr>
+              <w:spacing w:line="360" w:lineRule="auto"/>
+              <w:rPr>
+                <w:rFonts w:ascii="Times New Roman" w:hAnsi="Times New Roman"/>
+                <w:sz w:val="24"/>
+              </w:rPr>
+            </w:pPr>
+            <w:r>
+              <w:rPr>
+                <w:rFonts w:ascii="Times New Roman" w:hAnsi="Times New Roman"/>
+                <w:sz w:val="24"/>
+              </w:rPr>
+              <w:t>Test all integrations early; use free tier tools with strong community support; build fallback options</w:t>
+            </w:r>
+          </w:p>
+        </w:tc>
+      </w:tr>
+      <w:tr>
+        <w:tc>
+          <w:tcPr>
+            <w:tcW w:w="2254" w:type="dxa"/>
+          </w:tcPr>
+          <w:p>
+            <w:pPr>
+              <w:spacing w:line="360" w:lineRule="auto"/>
+              <w:rPr>
+                <w:rFonts w:ascii="Times New Roman" w:hAnsi="Times New Roman"/>
+                <w:sz w:val="24"/>
+              </w:rPr>
+            </w:pPr>
+            <w:r>
+              <w:rPr>
+                <w:rFonts w:ascii="Times New Roman" w:hAnsi="Times New Roman"/>
+                <w:sz w:val="24"/>
+              </w:rPr>
+              <w:t>Miscommunication Among Team</w:t>
+            </w:r>
+          </w:p>
+        </w:tc>
+        <w:tc>
+          <w:tcPr>
+            <w:tcW w:w="2254" w:type="dxa"/>
+          </w:tcPr>
+          <w:p>
+            <w:pPr>
+              <w:spacing w:line="360" w:lineRule="auto"/>
+              <w:rPr>
+                <w:rFonts w:ascii="Times New Roman" w:hAnsi="Times New Roman"/>
+                <w:sz w:val="24"/>
+              </w:rPr>
+            </w:pPr>
+            <w:r>
+              <w:rPr>
+                <w:rFonts w:ascii="Times New Roman" w:hAnsi="Times New Roman"/>
+                <w:sz w:val="24"/>
+              </w:rPr>
+              <w:t xml:space="preserve">Team members misunderstand task </w:t>
+            </w:r>
+            <w:r>
+              <w:rPr>
+                <w:rFonts w:ascii="Times New Roman" w:hAnsi="Times New Roman"/>
+                <w:sz w:val="24"/>
+              </w:rPr>
+              <w:lastRenderedPageBreak/>
+              <w:t>requirements or produce incompatible work</w:t>
+            </w:r>
+          </w:p>
+        </w:tc>
+        <w:tc>
+          <w:tcPr>
+            <w:tcW w:w="1299" w:type="dxa"/>
+          </w:tcPr>
+          <w:p>
+            <w:pPr>
+              <w:spacing w:line="360" w:lineRule="auto"/>
+              <w:rPr>
+                <w:rFonts w:ascii="Times New Roman" w:hAnsi="Times New Roman"/>
+                <w:sz w:val="24"/>
+              </w:rPr>
+            </w:pPr>
+            <w:r>
+              <w:rPr>
+                <w:rFonts w:ascii="Times New Roman" w:hAnsi="Times New Roman"/>
+                <w:sz w:val="24"/>
+              </w:rPr>
+              <w:lastRenderedPageBreak/>
+              <w:t>Medium</w:t>
+            </w:r>
+          </w:p>
+        </w:tc>
+        <w:tc>
+          <w:tcPr>
+            <w:tcW w:w="3209" w:type="dxa"/>
+          </w:tcPr>
+          <w:p>
+            <w:pPr>
+              <w:spacing w:line="360" w:lineRule="auto"/>
+              <w:rPr>
+                <w:rFonts w:ascii="Times New Roman" w:hAnsi="Times New Roman"/>
+                <w:sz w:val="24"/>
+              </w:rPr>
+            </w:pPr>
+            <w:r>
+              <w:rPr>
+                <w:rFonts w:ascii="Times New Roman" w:hAnsi="Times New Roman"/>
+                <w:sz w:val="24"/>
+              </w:rPr>
+              <w:t>Hold weekly team meetings</w:t>
+            </w:r>
+            <w:r>
+              <w:rPr>
+                <w:rFonts w:ascii="Times New Roman" w:hAnsi="Times New Roman"/>
+                <w:sz w:val="24"/>
+              </w:rPr>
+              <w:t xml:space="preserve">, </w:t>
+            </w:r>
+            <w:r>
+              <w:rPr>
+                <w:rFonts w:ascii="Times New Roman" w:hAnsi="Times New Roman"/>
+                <w:sz w:val="24"/>
+              </w:rPr>
+              <w:t>use GitHub for version control</w:t>
+            </w:r>
+          </w:p>
+        </w:tc>
+      </w:tr>
+      <w:tr>
+        <w:tc>
+          <w:tcPr>
+            <w:tcW w:w="2254" w:type="dxa"/>
+          </w:tcPr>
+          <w:p>
+            <w:pPr>
+              <w:spacing w:line="360" w:lineRule="auto"/>
+              <w:rPr>
+                <w:rFonts w:ascii="Times New Roman" w:hAnsi="Times New Roman"/>
+                <w:sz w:val="24"/>
+              </w:rPr>
+            </w:pPr>
+            <w:r>
+              <w:rPr>
+                <w:rFonts w:ascii="Times New Roman" w:hAnsi="Times New Roman"/>
+                <w:sz w:val="24"/>
+              </w:rPr>
+              <w:t>Technical Knowledge Gap</w:t>
+            </w:r>
+          </w:p>
+        </w:tc>
+        <w:tc>
+          <w:tcPr>
+            <w:tcW w:w="2254" w:type="dxa"/>
+          </w:tcPr>
+          <w:p>
+            <w:pPr>
+              <w:spacing w:line="360" w:lineRule="auto"/>
+              <w:rPr>
+                <w:rFonts w:ascii="Times New Roman" w:hAnsi="Times New Roman"/>
+                <w:sz w:val="24"/>
+              </w:rPr>
+            </w:pPr>
+            <w:r>
+              <w:rPr>
+                <w:rFonts w:ascii="Times New Roman" w:hAnsi="Times New Roman"/>
+                <w:sz w:val="24"/>
+              </w:rPr>
+              <w:t>A team member lacks skills to implement a specific feature causing delays</w:t>
+            </w:r>
+          </w:p>
+        </w:tc>
+        <w:tc>
+          <w:tcPr>
+            <w:tcW w:w="1299" w:type="dxa"/>
+          </w:tcPr>
+          <w:p>
+            <w:pPr>
+              <w:spacing w:line="360" w:lineRule="auto"/>
+              <w:rPr>
+                <w:rFonts w:ascii="Times New Roman" w:hAnsi="Times New Roman"/>
+                <w:sz w:val="24"/>
+              </w:rPr>
+            </w:pPr>
+            <w:r>
+              <w:rPr>
+                <w:rFonts w:ascii="Times New Roman" w:hAnsi="Times New Roman"/>
+                <w:sz w:val="24"/>
+              </w:rPr>
+              <w:t>Medium</w:t>
+            </w:r>
+          </w:p>
+        </w:tc>
+        <w:tc>
+          <w:tcPr>
+            <w:tcW w:w="3209" w:type="dxa"/>
+          </w:tcPr>
+          <w:p>
+            <w:pPr>
+              <w:spacing w:line="360" w:lineRule="auto"/>
+              <w:rPr>
+                <w:rFonts w:ascii="Times New Roman" w:hAnsi="Times New Roman"/>
+                <w:sz w:val="24"/>
+              </w:rPr>
+            </w:pPr>
+            <w:r>
+              <w:rPr>
+                <w:rFonts w:ascii="Times New Roman" w:hAnsi="Times New Roman"/>
+                <w:sz w:val="24"/>
+              </w:rPr>
+              <w:t>Distribute tasks based on each member's strengths</w:t>
+            </w:r>
+            <w:r>
+              <w:rPr>
+                <w:rFonts w:ascii="Times New Roman" w:hAnsi="Times New Roman"/>
+                <w:sz w:val="24"/>
+              </w:rPr>
+              <w:t xml:space="preserve">, </w:t>
+            </w:r>
+            <w:r>
+              <w:rPr>
+                <w:rFonts w:ascii="Times New Roman" w:hAnsi="Times New Roman"/>
+                <w:sz w:val="24"/>
+              </w:rPr>
+              <w:t>conduct knowledge sharing sessions</w:t>
+            </w:r>
+            <w:r>
+              <w:rPr>
+                <w:rFonts w:ascii="Times New Roman" w:hAnsi="Times New Roman"/>
+                <w:sz w:val="24"/>
+              </w:rPr>
+              <w:t xml:space="preserve">, </w:t>
+            </w:r>
+            <w:r>
+              <w:rPr>
+                <w:rFonts w:ascii="Times New Roman" w:hAnsi="Times New Roman"/>
+                <w:sz w:val="24"/>
+              </w:rPr>
+              <w:t>simplify complex features</w:t>
+            </w:r>
+          </w:p>
+        </w:tc>
+      </w:tr>
+    </w:tbl>
+    <w:p>
+      <w:pPr>
+        <w:spacing w:line="360" w:lineRule="auto"/>
+        <w:rPr>
+          <w:rFonts w:ascii="Times New Roman" w:hAnsi="Times New Roman"/>
+          <w:sz w:val="24"/>
+        </w:rPr>
+      </w:pPr>
     </w:p>
     <w:p>
       <w:pPr>
@@ -5230,11 +5579,11 @@
 </file>
 
 <file path=word/endnotes.xml><?xml version="1.0" encoding="utf-8"?>
-<w:endnotes xmlns:wpc="http://schemas.microsoft.com/office/word/2010/wordprocessingCanvas" xmlns:cx="http://schemas.microsoft.com/office/drawing/2014/chartex" xmlns:mc="http://schemas.openxmlformats.org/markup-compatibility/2006" xmlns:o="urn:schemas-microsoft-com:office:office" xmlns:r="http://schemas.openxmlformats.org/officeDocument/2006/relationships" xmlns:m="http://schemas.openxmlformats.org/officeDocument/2006/math" xmlns:v="urn:schemas-microsoft-com:vml" xmlns:wp14="http://schemas.microsoft.com/office/word/2010/wordprocessingDrawing" xmlns:wp="http://schemas.openxmlformats.org/drawingml/2006/wordprocessingDrawing" xmlns:w10="urn:schemas-microsoft-com:office:word" xmlns:w="http://schemas.openxmlformats.org/wordprocessingml/2006/main" xmlns:w14="http://schemas.microsoft.com/office/word/2010/wordml" xmlns:w15="http://schemas.microsoft.com/office/word/2012/wordml" xmlns:w16se="http://schemas.microsoft.com/office/word/2015/wordml/symex" xmlns:wpg="http://schemas.microsoft.com/office/word/2010/wordprocessingGroup" xmlns:wpi="http://schemas.microsoft.com/office/word/2010/wordprocessingInk" xmlns:wne="http://schemas.microsoft.com/office/word/2006/wordml" xmlns:wps="http://schemas.microsoft.com/office/word/2010/wordprocessingShape" mc:Ignorable="w14 w15 w16se wp14">
+<w:endnotes xmlns:wpc="http://schemas.microsoft.com/office/word/2010/wordprocessingCanvas" xmlns:cx="http://schemas.microsoft.com/office/drawing/2014/chartex" xmlns:cx1="http://schemas.microsoft.com/office/drawing/2015/9/8/chartex" xmlns:cx2="http://schemas.microsoft.com/office/drawing/2015/10/21/chartex" xmlns:cx3="http://schemas.microsoft.com/office/drawing/2016/5/9/chartex" xmlns:cx4="http://schemas.microsoft.com/office/drawing/2016/5/10/chartex" xmlns:cx5="http://schemas.microsoft.com/office/drawing/2016/5/11/chartex" xmlns:cx6="http://schemas.microsoft.com/office/drawing/2016/5/12/chartex" xmlns:cx7="http://schemas.microsoft.com/office/drawing/2016/5/13/chartex" xmlns:cx8="http://schemas.microsoft.com/office/drawing/2016/5/14/chartex" xmlns:mc="http://schemas.openxmlformats.org/markup-compatibility/2006" xmlns:aink="http://schemas.microsoft.com/office/drawing/2016/ink" xmlns:am3d="http://schemas.microsoft.com/office/drawing/2017/model3d" xmlns:o="urn:schemas-microsoft-com:office:office" xmlns:oel="http://schemas.microsoft.com/office/2019/extlst" xmlns:r="http://schemas.openxmlformats.org/officeDocument/2006/relationships" xmlns:m="http://schemas.openxmlformats.org/officeDocument/2006/math" xmlns:v="urn:schemas-microsoft-com:vml" xmlns:wp14="http://schemas.microsoft.com/office/word/2010/wordprocessingDrawing" xmlns:wp="http://schemas.openxmlformats.org/drawingml/2006/wordprocessingDrawing" xmlns:w10="urn:schemas-microsoft-com:office:word" xmlns:w="http://schemas.openxmlformats.org/wordprocessingml/2006/main" xmlns:w14="http://schemas.microsoft.com/office/word/2010/wordml" xmlns:w15="http://schemas.microsoft.com/office/word/2012/wordml" xmlns:w16cex="http://schemas.microsoft.com/office/word/2018/wordml/cex" xmlns:w16cid="http://schemas.microsoft.com/office/word/2016/wordml/cid" xmlns:w16="http://schemas.microsoft.com/office/word/2018/wordml" xmlns:w16du="http://schemas.microsoft.com/office/word/2023/wordml/word16du" xmlns:w16sdtdh="http://schemas.microsoft.com/office/word/2020/wordml/sdtdatahash" xmlns:w16sdtfl="http://schemas.microsoft.com/office/word/2024/wordml/sdtformatlock" xmlns:w16se="http://schemas.microsoft.com/office/word/2015/wordml/symex" xmlns:wpg="http://schemas.microsoft.com/office/word/2010/wordprocessingGroup" xmlns:wpi="http://schemas.microsoft.com/office/word/2010/wordprocessingInk" xmlns:wne="http://schemas.microsoft.com/office/word/2006/wordml" xmlns:wps="http://schemas.microsoft.com/office/word/2010/wordprocessingShape" mc:Ignorable="w14 w15 w16se w16cid w16 w16cex w16sdtdh w16sdtfl w16du wp14">
   <w:endnote w:type="separator" w:id="-1">
     <w:p>
       <w:pPr>
-        <w:spacing w:after="0" w:line="240" w:lineRule="auto"/>
+        <w:spacing w:line="240" w:lineRule="auto"/>
       </w:pPr>
       <w:r>
         <w:separator/>
@@ -5244,7 +5593,7 @@
   <w:endnote w:type="continuationSeparator" w:id="0">
     <w:p>
       <w:pPr>
-        <w:spacing w:after="0" w:line="240" w:lineRule="auto"/>
+        <w:spacing w:line="240" w:lineRule="auto"/>
       </w:pPr>
       <w:r>
         <w:continuationSeparator/>
@@ -5255,16 +5604,14 @@
 </file>
 
 <file path=word/footer1.xml><?xml version="1.0" encoding="utf-8"?>
-<w:ftr xmlns:wpc="http://schemas.microsoft.com/office/word/2010/wordprocessingCanvas" xmlns:cx="http://schemas.microsoft.com/office/drawing/2014/chartex" xmlns:mc="http://schemas.openxmlformats.org/markup-compatibility/2006" xmlns:o="urn:schemas-microsoft-com:office:office" xmlns:r="http://schemas.openxmlformats.org/officeDocument/2006/relationships" xmlns:m="http://schemas.openxmlformats.org/officeDocument/2006/math" xmlns:v="urn:schemas-microsoft-com:vml" xmlns:wp14="http://schemas.microsoft.com/office/word/2010/wordprocessingDrawing" xmlns:wp="http://schemas.openxmlformats.org/drawingml/2006/wordprocessingDrawing" xmlns:w10="urn:schemas-microsoft-com:office:word" xmlns:w="http://schemas.openxmlformats.org/wordprocessingml/2006/main" xmlns:w14="http://schemas.microsoft.com/office/word/2010/wordml" xmlns:w15="http://schemas.microsoft.com/office/word/2012/wordml" xmlns:w16se="http://schemas.microsoft.com/office/word/2015/wordml/symex" xmlns:wpg="http://schemas.microsoft.com/office/word/2010/wordprocessingGroup" xmlns:wpi="http://schemas.microsoft.com/office/word/2010/wordprocessingInk" xmlns:wne="http://schemas.microsoft.com/office/word/2006/wordml" xmlns:wps="http://schemas.microsoft.com/office/word/2010/wordprocessingShape" mc:Ignorable="w14 w15 w16se wp14">
+<w:ftr xmlns:wpc="http://schemas.microsoft.com/office/word/2010/wordprocessingCanvas" xmlns:cx="http://schemas.microsoft.com/office/drawing/2014/chartex" xmlns:cx1="http://schemas.microsoft.com/office/drawing/2015/9/8/chartex" xmlns:cx2="http://schemas.microsoft.com/office/drawing/2015/10/21/chartex" xmlns:cx3="http://schemas.microsoft.com/office/drawing/2016/5/9/chartex" xmlns:cx4="http://schemas.microsoft.com/office/drawing/2016/5/10/chartex" xmlns:cx5="http://schemas.microsoft.com/office/drawing/2016/5/11/chartex" xmlns:cx6="http://schemas.microsoft.com/office/drawing/2016/5/12/chartex" xmlns:cx7="http://schemas.microsoft.com/office/drawing/2016/5/13/chartex" xmlns:cx8="http://schemas.microsoft.com/office/drawing/2016/5/14/chartex" xmlns:mc="http://schemas.openxmlformats.org/markup-compatibility/2006" xmlns:aink="http://schemas.microsoft.com/office/drawing/2016/ink" xmlns:am3d="http://schemas.microsoft.com/office/drawing/2017/model3d" xmlns:o="urn:schemas-microsoft-com:office:office" xmlns:oel="http://schemas.microsoft.com/office/2019/extlst" xmlns:r="http://schemas.openxmlformats.org/officeDocument/2006/relationships" xmlns:m="http://schemas.openxmlformats.org/officeDocument/2006/math" xmlns:v="urn:schemas-microsoft-com:vml" xmlns:wp14="http://schemas.microsoft.com/office/word/2010/wordprocessingDrawing" xmlns:wp="http://schemas.openxmlformats.org/drawingml/2006/wordprocessingDrawing" xmlns:w10="urn:schemas-microsoft-com:office:word" xmlns:w="http://schemas.openxmlformats.org/wordprocessingml/2006/main" xmlns:w14="http://schemas.microsoft.com/office/word/2010/wordml" xmlns:w15="http://schemas.microsoft.com/office/word/2012/wordml" xmlns:w16cex="http://schemas.microsoft.com/office/word/2018/wordml/cex" xmlns:w16cid="http://schemas.microsoft.com/office/word/2016/wordml/cid" xmlns:w16="http://schemas.microsoft.com/office/word/2018/wordml" xmlns:w16du="http://schemas.microsoft.com/office/word/2023/wordml/word16du" xmlns:w16sdtdh="http://schemas.microsoft.com/office/word/2020/wordml/sdtdatahash" xmlns:w16sdtfl="http://schemas.microsoft.com/office/word/2024/wordml/sdtformatlock" xmlns:w16se="http://schemas.microsoft.com/office/word/2015/wordml/symex" xmlns:wpg="http://schemas.microsoft.com/office/word/2010/wordprocessingGroup" xmlns:wpi="http://schemas.microsoft.com/office/word/2010/wordprocessingInk" xmlns:wne="http://schemas.microsoft.com/office/word/2006/wordml" xmlns:wps="http://schemas.microsoft.com/office/word/2010/wordprocessingShape" mc:Ignorable="w14 w15 w16se w16cid w16 w16cex w16sdtdh w16sdtfl w16du wp14">
   <w:sdt>
     <w:sdtPr>
       <w:id w:val="-1436752461"/>
       <w:docPartObj>
-        <w:docPartGallery w:val="Page Numbers (Bottom of Page)"/>
-        <w:docPartUnique/>
+        <w:docPartGallery w:val="AutoText"/>
       </w:docPartObj>
     </w:sdtPr>
-    <w:sdtEndPr/>
     <w:sdtContent>
       <w:p>
         <w:pPr>
@@ -5281,15 +5628,9 @@
           <w:fldChar w:fldCharType="separate"/>
         </w:r>
         <w:r>
-          <w:rPr>
-            <w:noProof/>
-          </w:rPr>
           <w:t>7</w:t>
         </w:r>
         <w:r>
-          <w:rPr>
-            <w:noProof/>
-          </w:rPr>
           <w:fldChar w:fldCharType="end"/>
         </w:r>
       </w:p>
@@ -5304,11 +5645,11 @@
 </file>
 
 <file path=word/footnotes.xml><?xml version="1.0" encoding="utf-8"?>
-<w:footnotes xmlns:wpc="http://schemas.microsoft.com/office/word/2010/wordprocessingCanvas" xmlns:cx="http://schemas.microsoft.com/office/drawing/2014/chartex" xmlns:mc="http://schemas.openxmlformats.org/markup-compatibility/2006" xmlns:o="urn:schemas-microsoft-com:office:office" xmlns:r="http://schemas.openxmlformats.org/officeDocument/2006/relationships" xmlns:m="http://schemas.openxmlformats.org/officeDocument/2006/math" xmlns:v="urn:schemas-microsoft-com:vml" xmlns:wp14="http://schemas.microsoft.com/office/word/2010/wordprocessingDrawing" xmlns:wp="http://schemas.openxmlformats.org/drawingml/2006/wordprocessingDrawing" xmlns:w10="urn:schemas-microsoft-com:office:word" xmlns:w="http://schemas.openxmlformats.org/wordprocessingml/2006/main" xmlns:w14="http://schemas.microsoft.com/office/word/2010/wordml" xmlns:w15="http://schemas.microsoft.com/office/word/2012/wordml" xmlns:w16se="http://schemas.microsoft.com/office/word/2015/wordml/symex" xmlns:wpg="http://schemas.microsoft.com/office/word/2010/wordprocessingGroup" xmlns:wpi="http://schemas.microsoft.com/office/word/2010/wordprocessingInk" xmlns:wne="http://schemas.microsoft.com/office/word/2006/wordml" xmlns:wps="http://schemas.microsoft.com/office/word/2010/wordprocessingShape" mc:Ignorable="w14 w15 w16se wp14">
+<w:footnotes xmlns:wpc="http://schemas.microsoft.com/office/word/2010/wordprocessingCanvas" xmlns:cx="http://schemas.microsoft.com/office/drawing/2014/chartex" xmlns:cx1="http://schemas.microsoft.com/office/drawing/2015/9/8/chartex" xmlns:cx2="http://schemas.microsoft.com/office/drawing/2015/10/21/chartex" xmlns:cx3="http://schemas.microsoft.com/office/drawing/2016/5/9/chartex" xmlns:cx4="http://schemas.microsoft.com/office/drawing/2016/5/10/chartex" xmlns:cx5="http://schemas.microsoft.com/office/drawing/2016/5/11/chartex" xmlns:cx6="http://schemas.microsoft.com/office/drawing/2016/5/12/chartex" xmlns:cx7="http://schemas.microsoft.com/office/drawing/2016/5/13/chartex" xmlns:cx8="http://schemas.microsoft.com/office/drawing/2016/5/14/chartex" xmlns:mc="http://schemas.openxmlformats.org/markup-compatibility/2006" xmlns:aink="http://schemas.microsoft.com/office/drawing/2016/ink" xmlns:am3d="http://schemas.microsoft.com/office/drawing/2017/model3d" xmlns:o="urn:schemas-microsoft-com:office:office" xmlns:oel="http://schemas.microsoft.com/office/2019/extlst" xmlns:r="http://schemas.openxmlformats.org/officeDocument/2006/relationships" xmlns:m="http://schemas.openxmlformats.org/officeDocument/2006/math" xmlns:v="urn:schemas-microsoft-com:vml" xmlns:wp14="http://schemas.microsoft.com/office/word/2010/wordprocessingDrawing" xmlns:wp="http://schemas.openxmlformats.org/drawingml/2006/wordprocessingDrawing" xmlns:w10="urn:schemas-microsoft-com:office:word" xmlns:w="http://schemas.openxmlformats.org/wordprocessingml/2006/main" xmlns:w14="http://schemas.microsoft.com/office/word/2010/wordml" xmlns:w15="http://schemas.microsoft.com/office/word/2012/wordml" xmlns:w16cex="http://schemas.microsoft.com/office/word/2018/wordml/cex" xmlns:w16cid="http://schemas.microsoft.com/office/word/2016/wordml/cid" xmlns:w16="http://schemas.microsoft.com/office/word/2018/wordml" xmlns:w16du="http://schemas.microsoft.com/office/word/2023/wordml/word16du" xmlns:w16sdtdh="http://schemas.microsoft.com/office/word/2020/wordml/sdtdatahash" xmlns:w16sdtfl="http://schemas.microsoft.com/office/word/2024/wordml/sdtformatlock" xmlns:w16se="http://schemas.microsoft.com/office/word/2015/wordml/symex" xmlns:wpg="http://schemas.microsoft.com/office/word/2010/wordprocessingGroup" xmlns:wpi="http://schemas.microsoft.com/office/word/2010/wordprocessingInk" xmlns:wne="http://schemas.microsoft.com/office/word/2006/wordml" xmlns:wps="http://schemas.microsoft.com/office/word/2010/wordprocessingShape" mc:Ignorable="w14 w15 w16se w16cid w16 w16cex w16sdtdh w16sdtfl w16du wp14">
   <w:footnote w:type="separator" w:id="-1">
     <w:p>
       <w:pPr>
-        <w:spacing w:after="0" w:line="240" w:lineRule="auto"/>
+        <w:spacing w:after="0"/>
       </w:pPr>
       <w:r>
         <w:separator/>
@@ -5318,7 +5659,7 @@
   <w:footnote w:type="continuationSeparator" w:id="0">
     <w:p>
       <w:pPr>
-        <w:spacing w:after="0" w:line="240" w:lineRule="auto"/>
+        <w:spacing w:after="0"/>
       </w:pPr>
       <w:r>
         <w:continuationSeparator/>
@@ -5329,125 +5670,125 @@
 </file>
 
 <file path=word/numbering.xml><?xml version="1.0" encoding="utf-8"?>
-<w:numbering xmlns:wpc="http://schemas.microsoft.com/office/word/2010/wordprocessingCanvas" xmlns:cx="http://schemas.microsoft.com/office/drawing/2014/chartex" xmlns:mc="http://schemas.openxmlformats.org/markup-compatibility/2006" xmlns:o="urn:schemas-microsoft-com:office:office" xmlns:r="http://schemas.openxmlformats.org/officeDocument/2006/relationships" xmlns:m="http://schemas.openxmlformats.org/officeDocument/2006/math" xmlns:v="urn:schemas-microsoft-com:vml" xmlns:wp14="http://schemas.microsoft.com/office/word/2010/wordprocessingDrawing" xmlns:wp="http://schemas.openxmlformats.org/drawingml/2006/wordprocessingDrawing" xmlns:w10="urn:schemas-microsoft-com:office:word" xmlns:w="http://schemas.openxmlformats.org/wordprocessingml/2006/main" xmlns:w14="http://schemas.microsoft.com/office/word/2010/wordml" xmlns:w15="http://schemas.microsoft.com/office/word/2012/wordml" xmlns:w16se="http://schemas.microsoft.com/office/word/2015/wordml/symex" xmlns:wpg="http://schemas.microsoft.com/office/word/2010/wordprocessingGroup" xmlns:wpi="http://schemas.microsoft.com/office/word/2010/wordprocessingInk" xmlns:wne="http://schemas.microsoft.com/office/word/2006/wordml" xmlns:wps="http://schemas.microsoft.com/office/word/2010/wordprocessingShape" mc:Ignorable="w14 w15 w16se wp14">
+<w:numbering xmlns:wpc="http://schemas.microsoft.com/office/word/2010/wordprocessingCanvas" xmlns:cx="http://schemas.microsoft.com/office/drawing/2014/chartex" xmlns:cx1="http://schemas.microsoft.com/office/drawing/2015/9/8/chartex" xmlns:cx2="http://schemas.microsoft.com/office/drawing/2015/10/21/chartex" xmlns:cx3="http://schemas.microsoft.com/office/drawing/2016/5/9/chartex" xmlns:cx4="http://schemas.microsoft.com/office/drawing/2016/5/10/chartex" xmlns:cx5="http://schemas.microsoft.com/office/drawing/2016/5/11/chartex" xmlns:cx6="http://schemas.microsoft.com/office/drawing/2016/5/12/chartex" xmlns:cx7="http://schemas.microsoft.com/office/drawing/2016/5/13/chartex" xmlns:cx8="http://schemas.microsoft.com/office/drawing/2016/5/14/chartex" xmlns:mc="http://schemas.openxmlformats.org/markup-compatibility/2006" xmlns:aink="http://schemas.microsoft.com/office/drawing/2016/ink" xmlns:am3d="http://schemas.microsoft.com/office/drawing/2017/model3d" xmlns:o="urn:schemas-microsoft-com:office:office" xmlns:oel="http://schemas.microsoft.com/office/2019/extlst" xmlns:r="http://schemas.openxmlformats.org/officeDocument/2006/relationships" xmlns:m="http://schemas.openxmlformats.org/officeDocument/2006/math" xmlns:v="urn:schemas-microsoft-com:vml" xmlns:wp14="http://schemas.microsoft.com/office/word/2010/wordprocessingDrawing" xmlns:wp="http://schemas.openxmlformats.org/drawingml/2006/wordprocessingDrawing" xmlns:w10="urn:schemas-microsoft-com:office:word" xmlns:w="http://schemas.openxmlformats.org/wordprocessingml/2006/main" xmlns:w14="http://schemas.microsoft.com/office/word/2010/wordml" xmlns:w15="http://schemas.microsoft.com/office/word/2012/wordml" xmlns:w16cex="http://schemas.microsoft.com/office/word/2018/wordml/cex" xmlns:w16cid="http://schemas.microsoft.com/office/word/2016/wordml/cid" xmlns:w16="http://schemas.microsoft.com/office/word/2018/wordml" xmlns:w16du="http://schemas.microsoft.com/office/word/2023/wordml/word16du" xmlns:w16sdtdh="http://schemas.microsoft.com/office/word/2020/wordml/sdtdatahash" xmlns:w16sdtfl="http://schemas.microsoft.com/office/word/2024/wordml/sdtformatlock" xmlns:w16se="http://schemas.microsoft.com/office/word/2015/wordml/symex" xmlns:wpg="http://schemas.microsoft.com/office/word/2010/wordprocessingGroup" xmlns:wpi="http://schemas.microsoft.com/office/word/2010/wordprocessingInk" xmlns:wne="http://schemas.microsoft.com/office/word/2006/wordml" xmlns:wps="http://schemas.microsoft.com/office/word/2010/wordprocessingShape" mc:Ignorable="w14 w15 w16se w16cid w16 w16cex w16sdtdh w16sdtfl w16du wp14">
   <w:abstractNum w:abstractNumId="0" w15:restartNumberingAfterBreak="0">
-    <w:nsid w:val="099546C8"/>
+    <w:nsid w:val="1295191A"/>
     <w:multiLevelType w:val="multilevel"/>
-    <w:tmpl w:val="4300D940"/>
+    <w:tmpl w:val="1295191A"/>
     <w:lvl w:ilvl="0">
       <w:start w:val="1"/>
-      <w:numFmt w:val="decimal"/>
-      <w:lvlText w:val="%1."/>
+      <w:numFmt w:val="bullet"/>
+      <w:lvlText w:val=""/>
       <w:lvlJc w:val="left"/>
       <w:pPr>
         <w:ind w:left="720" w:hanging="360"/>
       </w:pPr>
       <w:rPr>
-        <w:rFonts w:ascii="Times New Roman" w:hAnsi="Times New Roman" w:cs="Times New Roman" w:hint="default"/>
+        <w:rFonts w:ascii="Symbol" w:hAnsi="Symbol" w:hint="default"/>
       </w:rPr>
     </w:lvl>
     <w:lvl w:ilvl="1">
       <w:start w:val="1"/>
-      <w:numFmt w:val="lowerLetter"/>
-      <w:lvlText w:val="%2."/>
+      <w:numFmt w:val="bullet"/>
+      <w:lvlText w:val="o"/>
       <w:lvlJc w:val="left"/>
       <w:pPr>
         <w:ind w:left="1440" w:hanging="360"/>
       </w:pPr>
       <w:rPr>
-        <w:rFonts w:ascii="Times New Roman" w:hAnsi="Times New Roman" w:cs="Times New Roman" w:hint="default"/>
+        <w:rFonts w:ascii="Courier New" w:hAnsi="Courier New" w:cs="Courier New" w:hint="default"/>
       </w:rPr>
     </w:lvl>
     <w:lvl w:ilvl="2">
       <w:start w:val="1"/>
-      <w:numFmt w:val="lowerRoman"/>
-      <w:lvlText w:val="%3."/>
-      <w:lvlJc w:val="right"/>
-      <w:pPr>
-        <w:ind w:left="2160" w:hanging="180"/>
+      <w:numFmt w:val="bullet"/>
+      <w:lvlText w:val=""/>
+      <w:lvlJc w:val="left"/>
+      <w:pPr>
+        <w:ind w:left="2160" w:hanging="360"/>
       </w:pPr>
       <w:rPr>
-        <w:rFonts w:ascii="Times New Roman" w:hAnsi="Times New Roman" w:cs="Times New Roman" w:hint="default"/>
+        <w:rFonts w:ascii="Wingdings" w:hAnsi="Wingdings" w:hint="default"/>
       </w:rPr>
     </w:lvl>
     <w:lvl w:ilvl="3">
       <w:start w:val="1"/>
-      <w:numFmt w:val="decimal"/>
-      <w:lvlText w:val="%4."/>
+      <w:numFmt w:val="bullet"/>
+      <w:lvlText w:val=""/>
       <w:lvlJc w:val="left"/>
       <w:pPr>
         <w:ind w:left="2880" w:hanging="360"/>
       </w:pPr>
       <w:rPr>
-        <w:rFonts w:ascii="Times New Roman" w:hAnsi="Times New Roman" w:cs="Times New Roman" w:hint="default"/>
+        <w:rFonts w:ascii="Symbol" w:hAnsi="Symbol" w:hint="default"/>
       </w:rPr>
     </w:lvl>
     <w:lvl w:ilvl="4">
       <w:start w:val="1"/>
-      <w:numFmt w:val="lowerLetter"/>
-      <w:lvlText w:val="%5."/>
+      <w:numFmt w:val="bullet"/>
+      <w:lvlText w:val="o"/>
       <w:lvlJc w:val="left"/>
       <w:pPr>
         <w:ind w:left="3600" w:hanging="360"/>
       </w:pPr>
       <w:rPr>
-        <w:rFonts w:ascii="Times New Roman" w:hAnsi="Times New Roman" w:cs="Times New Roman" w:hint="default"/>
+        <w:rFonts w:ascii="Courier New" w:hAnsi="Courier New" w:cs="Courier New" w:hint="default"/>
       </w:rPr>
     </w:lvl>
     <w:lvl w:ilvl="5">
       <w:start w:val="1"/>
-      <w:numFmt w:val="lowerRoman"/>
-      <w:lvlText w:val="%6."/>
-      <w:lvlJc w:val="right"/>
-      <w:pPr>
-        <w:ind w:left="4320" w:hanging="180"/>
+      <w:numFmt w:val="bullet"/>
+      <w:lvlText w:val=""/>
+      <w:lvlJc w:val="left"/>
+      <w:pPr>
+        <w:ind w:left="4320" w:hanging="360"/>
       </w:pPr>
       <w:rPr>
-        <w:rFonts w:ascii="Times New Roman" w:hAnsi="Times New Roman" w:cs="Times New Roman" w:hint="default"/>
+        <w:rFonts w:ascii="Wingdings" w:hAnsi="Wingdings" w:hint="default"/>
       </w:rPr>
     </w:lvl>
     <w:lvl w:ilvl="6">
       <w:start w:val="1"/>
-      <w:numFmt w:val="decimal"/>
-      <w:lvlText w:val="%7."/>
+      <w:numFmt w:val="bullet"/>
+      <w:lvlText w:val=""/>
       <w:lvlJc w:val="left"/>
       <w:pPr>
         <w:ind w:left="5040" w:hanging="360"/>
       </w:pPr>
       <w:rPr>
-        <w:rFonts w:ascii="Times New Roman" w:hAnsi="Times New Roman" w:cs="Times New Roman" w:hint="default"/>
+        <w:rFonts w:ascii="Symbol" w:hAnsi="Symbol" w:hint="default"/>
       </w:rPr>
     </w:lvl>
     <w:lvl w:ilvl="7">
       <w:start w:val="1"/>
-      <w:numFmt w:val="lowerLetter"/>
-      <w:lvlText w:val="%8."/>
+      <w:numFmt w:val="bullet"/>
+      <w:lvlText w:val="o"/>
       <w:lvlJc w:val="left"/>
       <w:pPr>
         <w:ind w:left="5760" w:hanging="360"/>
       </w:pPr>
       <w:rPr>
-        <w:rFonts w:ascii="Times New Roman" w:hAnsi="Times New Roman" w:cs="Times New Roman" w:hint="default"/>
+        <w:rFonts w:ascii="Courier New" w:hAnsi="Courier New" w:cs="Courier New" w:hint="default"/>
       </w:rPr>
     </w:lvl>
     <w:lvl w:ilvl="8">
       <w:start w:val="1"/>
-      <w:numFmt w:val="lowerRoman"/>
-      <w:lvlText w:val="%9."/>
-      <w:lvlJc w:val="right"/>
-      <w:pPr>
-        <w:ind w:left="6480" w:hanging="180"/>
+      <w:numFmt w:val="bullet"/>
+      <w:lvlText w:val=""/>
+      <w:lvlJc w:val="left"/>
+      <w:pPr>
+        <w:ind w:left="6480" w:hanging="360"/>
       </w:pPr>
       <w:rPr>
-        <w:rFonts w:ascii="Times New Roman" w:hAnsi="Times New Roman" w:cs="Times New Roman" w:hint="default"/>
+        <w:rFonts w:ascii="Wingdings" w:hAnsi="Wingdings" w:hint="default"/>
       </w:rPr>
     </w:lvl>
   </w:abstractNum>
   <w:abstractNum w:abstractNumId="1" w15:restartNumberingAfterBreak="0">
-    <w:nsid w:val="1295191A"/>
-    <w:multiLevelType w:val="hybridMultilevel"/>
-    <w:tmpl w:val="50761670"/>
-    <w:lvl w:ilvl="0" w:tplc="04090001">
+    <w:nsid w:val="2F0A43C2"/>
+    <w:multiLevelType w:val="multilevel"/>
+    <w:tmpl w:val="2F0A43C2"/>
+    <w:lvl w:ilvl="0">
       <w:start w:val="1"/>
       <w:numFmt w:val="bullet"/>
       <w:lvlText w:val=""/>
@@ -5459,7 +5800,7 @@
         <w:rFonts w:ascii="Symbol" w:hAnsi="Symbol" w:hint="default"/>
       </w:rPr>
     </w:lvl>
-    <w:lvl w:ilvl="1" w:tplc="04090003" w:tentative="1">
+    <w:lvl w:ilvl="1">
       <w:start w:val="1"/>
       <w:numFmt w:val="bullet"/>
       <w:lvlText w:val="o"/>
@@ -5471,7 +5812,7 @@
         <w:rFonts w:ascii="Courier New" w:hAnsi="Courier New" w:cs="Courier New" w:hint="default"/>
       </w:rPr>
     </w:lvl>
-    <w:lvl w:ilvl="2" w:tplc="04090005" w:tentative="1">
+    <w:lvl w:ilvl="2">
       <w:start w:val="1"/>
       <w:numFmt w:val="bullet"/>
       <w:lvlText w:val=""/>
@@ -5483,7 +5824,7 @@
         <w:rFonts w:ascii="Wingdings" w:hAnsi="Wingdings" w:hint="default"/>
       </w:rPr>
     </w:lvl>
-    <w:lvl w:ilvl="3" w:tplc="04090001" w:tentative="1">
+    <w:lvl w:ilvl="3">
       <w:start w:val="1"/>
       <w:numFmt w:val="bullet"/>
       <w:lvlText w:val=""/>
@@ -5495,7 +5836,7 @@
         <w:rFonts w:ascii="Symbol" w:hAnsi="Symbol" w:hint="default"/>
       </w:rPr>
     </w:lvl>
-    <w:lvl w:ilvl="4" w:tplc="04090003" w:tentative="1">
+    <w:lvl w:ilvl="4">
       <w:start w:val="1"/>
       <w:numFmt w:val="bullet"/>
       <w:lvlText w:val="o"/>
@@ -5507,7 +5848,7 @@
         <w:rFonts w:ascii="Courier New" w:hAnsi="Courier New" w:cs="Courier New" w:hint="default"/>
       </w:rPr>
     </w:lvl>
-    <w:lvl w:ilvl="5" w:tplc="04090005" w:tentative="1">
+    <w:lvl w:ilvl="5">
       <w:start w:val="1"/>
       <w:numFmt w:val="bullet"/>
       <w:lvlText w:val=""/>
@@ -5519,7 +5860,7 @@
         <w:rFonts w:ascii="Wingdings" w:hAnsi="Wingdings" w:hint="default"/>
       </w:rPr>
     </w:lvl>
-    <w:lvl w:ilvl="6" w:tplc="04090001" w:tentative="1">
+    <w:lvl w:ilvl="6">
       <w:start w:val="1"/>
       <w:numFmt w:val="bullet"/>
       <w:lvlText w:val=""/>
@@ -5531,7 +5872,7 @@
         <w:rFonts w:ascii="Symbol" w:hAnsi="Symbol" w:hint="default"/>
       </w:rPr>
     </w:lvl>
-    <w:lvl w:ilvl="7" w:tplc="04090003" w:tentative="1">
+    <w:lvl w:ilvl="7">
       <w:start w:val="1"/>
       <w:numFmt w:val="bullet"/>
       <w:lvlText w:val="o"/>
@@ -5543,7 +5884,7 @@
         <w:rFonts w:ascii="Courier New" w:hAnsi="Courier New" w:cs="Courier New" w:hint="default"/>
       </w:rPr>
     </w:lvl>
-    <w:lvl w:ilvl="8" w:tplc="04090005" w:tentative="1">
+    <w:lvl w:ilvl="8">
       <w:start w:val="1"/>
       <w:numFmt w:val="bullet"/>
       <w:lvlText w:val=""/>
@@ -5557,470 +5898,9 @@
     </w:lvl>
   </w:abstractNum>
   <w:abstractNum w:abstractNumId="2" w15:restartNumberingAfterBreak="0">
-    <w:nsid w:val="12EC102B"/>
-    <w:multiLevelType w:val="multilevel"/>
-    <w:tmpl w:val="EF3A24DC"/>
-    <w:lvl w:ilvl="0">
-      <w:start w:val="1"/>
-      <w:numFmt w:val="bullet"/>
-      <w:lvlText w:val="•"/>
-      <w:lvlJc w:val="left"/>
-      <w:pPr>
-        <w:ind w:left="720" w:hanging="360"/>
-      </w:pPr>
-      <w:rPr>
-        <w:rFonts w:ascii="Times New Roman" w:hAnsi="Times New Roman" w:cs="Times New Roman" w:hint="default"/>
-      </w:rPr>
-    </w:lvl>
-    <w:lvl w:ilvl="1">
-      <w:start w:val="1"/>
-      <w:numFmt w:val="bullet"/>
-      <w:lvlText w:val="○"/>
-      <w:lvlJc w:val="left"/>
-      <w:pPr>
-        <w:ind w:left="1080" w:hanging="360"/>
-      </w:pPr>
-      <w:rPr>
-        <w:rFonts w:ascii="Times New Roman" w:hAnsi="Times New Roman" w:cs="Times New Roman" w:hint="default"/>
-      </w:rPr>
-    </w:lvl>
-    <w:lvl w:ilvl="2">
-      <w:start w:val="1"/>
-      <w:numFmt w:val="decimal"/>
-      <w:lvlText w:val="%3."/>
-      <w:lvlJc w:val="left"/>
-      <w:pPr>
-        <w:tabs>
-          <w:tab w:val="num" w:pos="2160"/>
-        </w:tabs>
-        <w:ind w:left="2160" w:hanging="360"/>
-      </w:pPr>
-    </w:lvl>
-    <w:lvl w:ilvl="3">
-      <w:start w:val="1"/>
-      <w:numFmt w:val="decimal"/>
-      <w:lvlText w:val="%4."/>
-      <w:lvlJc w:val="left"/>
-      <w:pPr>
-        <w:tabs>
-          <w:tab w:val="num" w:pos="2880"/>
-        </w:tabs>
-        <w:ind w:left="2880" w:hanging="360"/>
-      </w:pPr>
-    </w:lvl>
-    <w:lvl w:ilvl="4">
-      <w:start w:val="1"/>
-      <w:numFmt w:val="decimal"/>
-      <w:lvlText w:val="%5."/>
-      <w:lvlJc w:val="left"/>
-      <w:pPr>
-        <w:tabs>
-          <w:tab w:val="num" w:pos="3600"/>
-        </w:tabs>
-        <w:ind w:left="3600" w:hanging="360"/>
-      </w:pPr>
-    </w:lvl>
-    <w:lvl w:ilvl="5">
-      <w:start w:val="1"/>
-      <w:numFmt w:val="decimal"/>
-      <w:lvlText w:val="%6."/>
-      <w:lvlJc w:val="left"/>
-      <w:pPr>
-        <w:tabs>
-          <w:tab w:val="num" w:pos="4320"/>
-        </w:tabs>
-        <w:ind w:left="4320" w:hanging="360"/>
-      </w:pPr>
-    </w:lvl>
-    <w:lvl w:ilvl="6">
-      <w:start w:val="1"/>
-      <w:numFmt w:val="decimal"/>
-      <w:lvlText w:val="%7."/>
-      <w:lvlJc w:val="left"/>
-      <w:pPr>
-        <w:tabs>
-          <w:tab w:val="num" w:pos="5040"/>
-        </w:tabs>
-        <w:ind w:left="5040" w:hanging="360"/>
-      </w:pPr>
-    </w:lvl>
-    <w:lvl w:ilvl="7">
-      <w:start w:val="1"/>
-      <w:numFmt w:val="decimal"/>
-      <w:lvlText w:val="%8."/>
-      <w:lvlJc w:val="left"/>
-      <w:pPr>
-        <w:tabs>
-          <w:tab w:val="num" w:pos="5760"/>
-        </w:tabs>
-        <w:ind w:left="5760" w:hanging="360"/>
-      </w:pPr>
-    </w:lvl>
-    <w:lvl w:ilvl="8">
-      <w:start w:val="1"/>
-      <w:numFmt w:val="decimal"/>
-      <w:lvlText w:val="%9."/>
-      <w:lvlJc w:val="left"/>
-      <w:pPr>
-        <w:tabs>
-          <w:tab w:val="num" w:pos="6480"/>
-        </w:tabs>
-        <w:ind w:left="6480" w:hanging="360"/>
-      </w:pPr>
-    </w:lvl>
-  </w:abstractNum>
-  <w:abstractNum w:abstractNumId="3" w15:restartNumberingAfterBreak="0">
-    <w:nsid w:val="257C4A89"/>
-    <w:multiLevelType w:val="multilevel"/>
-    <w:tmpl w:val="6E0A14E8"/>
-    <w:lvl w:ilvl="0">
-      <w:start w:val="1"/>
-      <w:numFmt w:val="decimal"/>
-      <w:lvlText w:val="%1.0"/>
-      <w:lvlJc w:val="left"/>
-      <w:pPr>
-        <w:ind w:left="360" w:hanging="360"/>
-      </w:pPr>
-      <w:rPr>
-        <w:rFonts w:hint="default"/>
-        <w:b/>
-      </w:rPr>
-    </w:lvl>
-    <w:lvl w:ilvl="1">
-      <w:start w:val="1"/>
-      <w:numFmt w:val="decimal"/>
-      <w:lvlText w:val="%1.%2"/>
-      <w:lvlJc w:val="left"/>
-      <w:pPr>
-        <w:ind w:left="1080" w:hanging="360"/>
-      </w:pPr>
-      <w:rPr>
-        <w:rFonts w:hint="default"/>
-        <w:b/>
-      </w:rPr>
-    </w:lvl>
-    <w:lvl w:ilvl="2">
-      <w:start w:val="1"/>
-      <w:numFmt w:val="decimal"/>
-      <w:lvlText w:val="%1.%2.%3"/>
-      <w:lvlJc w:val="left"/>
-      <w:pPr>
-        <w:ind w:left="2160" w:hanging="720"/>
-      </w:pPr>
-      <w:rPr>
-        <w:rFonts w:hint="default"/>
-        <w:b/>
-      </w:rPr>
-    </w:lvl>
-    <w:lvl w:ilvl="3">
-      <w:start w:val="1"/>
-      <w:numFmt w:val="decimal"/>
-      <w:lvlText w:val="%1.%2.%3.%4"/>
-      <w:lvlJc w:val="left"/>
-      <w:pPr>
-        <w:ind w:left="2880" w:hanging="720"/>
-      </w:pPr>
-      <w:rPr>
-        <w:rFonts w:hint="default"/>
-        <w:b/>
-      </w:rPr>
-    </w:lvl>
-    <w:lvl w:ilvl="4">
-      <w:start w:val="1"/>
-      <w:numFmt w:val="decimal"/>
-      <w:lvlText w:val="%1.%2.%3.%4.%5"/>
-      <w:lvlJc w:val="left"/>
-      <w:pPr>
-        <w:ind w:left="3960" w:hanging="1080"/>
-      </w:pPr>
-      <w:rPr>
-        <w:rFonts w:hint="default"/>
-        <w:b/>
-      </w:rPr>
-    </w:lvl>
-    <w:lvl w:ilvl="5">
-      <w:start w:val="1"/>
-      <w:numFmt w:val="decimal"/>
-      <w:lvlText w:val="%1.%2.%3.%4.%5.%6"/>
-      <w:lvlJc w:val="left"/>
-      <w:pPr>
-        <w:ind w:left="4680" w:hanging="1080"/>
-      </w:pPr>
-      <w:rPr>
-        <w:rFonts w:hint="default"/>
-        <w:b/>
-      </w:rPr>
-    </w:lvl>
-    <w:lvl w:ilvl="6">
-      <w:start w:val="1"/>
-      <w:numFmt w:val="decimal"/>
-      <w:lvlText w:val="%1.%2.%3.%4.%5.%6.%7"/>
-      <w:lvlJc w:val="left"/>
-      <w:pPr>
-        <w:ind w:left="5760" w:hanging="1440"/>
-      </w:pPr>
-      <w:rPr>
-        <w:rFonts w:hint="default"/>
-        <w:b/>
-      </w:rPr>
-    </w:lvl>
-    <w:lvl w:ilvl="7">
-      <w:start w:val="1"/>
-      <w:numFmt w:val="decimal"/>
-      <w:lvlText w:val="%1.%2.%3.%4.%5.%6.%7.%8"/>
-      <w:lvlJc w:val="left"/>
-      <w:pPr>
-        <w:ind w:left="6480" w:hanging="1440"/>
-      </w:pPr>
-      <w:rPr>
-        <w:rFonts w:hint="default"/>
-        <w:b/>
-      </w:rPr>
-    </w:lvl>
-    <w:lvl w:ilvl="8">
-      <w:start w:val="1"/>
-      <w:numFmt w:val="decimal"/>
-      <w:lvlText w:val="%1.%2.%3.%4.%5.%6.%7.%8.%9"/>
-      <w:lvlJc w:val="left"/>
-      <w:pPr>
-        <w:ind w:left="7560" w:hanging="1800"/>
-      </w:pPr>
-      <w:rPr>
-        <w:rFonts w:hint="default"/>
-        <w:b/>
-      </w:rPr>
-    </w:lvl>
-  </w:abstractNum>
-  <w:abstractNum w:abstractNumId="4" w15:restartNumberingAfterBreak="0">
-    <w:nsid w:val="2F0A43C2"/>
-    <w:multiLevelType w:val="hybridMultilevel"/>
-    <w:tmpl w:val="4582E144"/>
-    <w:lvl w:ilvl="0" w:tplc="04090001">
-      <w:start w:val="1"/>
-      <w:numFmt w:val="bullet"/>
-      <w:lvlText w:val=""/>
-      <w:lvlJc w:val="left"/>
-      <w:pPr>
-        <w:ind w:left="720" w:hanging="360"/>
-      </w:pPr>
-      <w:rPr>
-        <w:rFonts w:ascii="Symbol" w:hAnsi="Symbol" w:hint="default"/>
-      </w:rPr>
-    </w:lvl>
-    <w:lvl w:ilvl="1" w:tplc="04090003" w:tentative="1">
-      <w:start w:val="1"/>
-      <w:numFmt w:val="bullet"/>
-      <w:lvlText w:val="o"/>
-      <w:lvlJc w:val="left"/>
-      <w:pPr>
-        <w:ind w:left="1440" w:hanging="360"/>
-      </w:pPr>
-      <w:rPr>
-        <w:rFonts w:ascii="Courier New" w:hAnsi="Courier New" w:cs="Courier New" w:hint="default"/>
-      </w:rPr>
-    </w:lvl>
-    <w:lvl w:ilvl="2" w:tplc="04090005" w:tentative="1">
-      <w:start w:val="1"/>
-      <w:numFmt w:val="bullet"/>
-      <w:lvlText w:val=""/>
-      <w:lvlJc w:val="left"/>
-      <w:pPr>
-        <w:ind w:left="2160" w:hanging="360"/>
-      </w:pPr>
-      <w:rPr>
-        <w:rFonts w:ascii="Wingdings" w:hAnsi="Wingdings" w:hint="default"/>
-      </w:rPr>
-    </w:lvl>
-    <w:lvl w:ilvl="3" w:tplc="04090001" w:tentative="1">
-      <w:start w:val="1"/>
-      <w:numFmt w:val="bullet"/>
-      <w:lvlText w:val=""/>
-      <w:lvlJc w:val="left"/>
-      <w:pPr>
-        <w:ind w:left="2880" w:hanging="360"/>
-      </w:pPr>
-      <w:rPr>
-        <w:rFonts w:ascii="Symbol" w:hAnsi="Symbol" w:hint="default"/>
-      </w:rPr>
-    </w:lvl>
-    <w:lvl w:ilvl="4" w:tplc="04090003" w:tentative="1">
-      <w:start w:val="1"/>
-      <w:numFmt w:val="bullet"/>
-      <w:lvlText w:val="o"/>
-      <w:lvlJc w:val="left"/>
-      <w:pPr>
-        <w:ind w:left="3600" w:hanging="360"/>
-      </w:pPr>
-      <w:rPr>
-        <w:rFonts w:ascii="Courier New" w:hAnsi="Courier New" w:cs="Courier New" w:hint="default"/>
-      </w:rPr>
-    </w:lvl>
-    <w:lvl w:ilvl="5" w:tplc="04090005" w:tentative="1">
-      <w:start w:val="1"/>
-      <w:numFmt w:val="bullet"/>
-      <w:lvlText w:val=""/>
-      <w:lvlJc w:val="left"/>
-      <w:pPr>
-        <w:ind w:left="4320" w:hanging="360"/>
-      </w:pPr>
-      <w:rPr>
-        <w:rFonts w:ascii="Wingdings" w:hAnsi="Wingdings" w:hint="default"/>
-      </w:rPr>
-    </w:lvl>
-    <w:lvl w:ilvl="6" w:tplc="04090001" w:tentative="1">
-      <w:start w:val="1"/>
-      <w:numFmt w:val="bullet"/>
-      <w:lvlText w:val=""/>
-      <w:lvlJc w:val="left"/>
-      <w:pPr>
-        <w:ind w:left="5040" w:hanging="360"/>
-      </w:pPr>
-      <w:rPr>
-        <w:rFonts w:ascii="Symbol" w:hAnsi="Symbol" w:hint="default"/>
-      </w:rPr>
-    </w:lvl>
-    <w:lvl w:ilvl="7" w:tplc="04090003" w:tentative="1">
-      <w:start w:val="1"/>
-      <w:numFmt w:val="bullet"/>
-      <w:lvlText w:val="o"/>
-      <w:lvlJc w:val="left"/>
-      <w:pPr>
-        <w:ind w:left="5760" w:hanging="360"/>
-      </w:pPr>
-      <w:rPr>
-        <w:rFonts w:ascii="Courier New" w:hAnsi="Courier New" w:cs="Courier New" w:hint="default"/>
-      </w:rPr>
-    </w:lvl>
-    <w:lvl w:ilvl="8" w:tplc="04090005" w:tentative="1">
-      <w:start w:val="1"/>
-      <w:numFmt w:val="bullet"/>
-      <w:lvlText w:val=""/>
-      <w:lvlJc w:val="left"/>
-      <w:pPr>
-        <w:ind w:left="6480" w:hanging="360"/>
-      </w:pPr>
-      <w:rPr>
-        <w:rFonts w:ascii="Wingdings" w:hAnsi="Wingdings" w:hint="default"/>
-      </w:rPr>
-    </w:lvl>
-  </w:abstractNum>
-  <w:abstractNum w:abstractNumId="5" w15:restartNumberingAfterBreak="0">
-    <w:nsid w:val="4C262145"/>
-    <w:multiLevelType w:val="multilevel"/>
-    <w:tmpl w:val="05226586"/>
-    <w:lvl w:ilvl="0">
-      <w:start w:val="1"/>
-      <w:numFmt w:val="bullet"/>
-      <w:lvlText w:val="•"/>
-      <w:lvlJc w:val="left"/>
-      <w:pPr>
-        <w:ind w:left="720" w:hanging="360"/>
-      </w:pPr>
-      <w:rPr>
-        <w:rFonts w:ascii="Times New Roman" w:hAnsi="Times New Roman" w:cs="Times New Roman" w:hint="default"/>
-      </w:rPr>
-    </w:lvl>
-    <w:lvl w:ilvl="1">
-      <w:start w:val="1"/>
-      <w:numFmt w:val="bullet"/>
-      <w:lvlText w:val="○"/>
-      <w:lvlJc w:val="left"/>
-      <w:pPr>
-        <w:ind w:left="1080" w:hanging="360"/>
-      </w:pPr>
-      <w:rPr>
-        <w:rFonts w:ascii="Times New Roman" w:hAnsi="Times New Roman" w:cs="Times New Roman" w:hint="default"/>
-      </w:rPr>
-    </w:lvl>
-    <w:lvl w:ilvl="2">
-      <w:start w:val="1"/>
-      <w:numFmt w:val="decimal"/>
-      <w:lvlText w:val="%3."/>
-      <w:lvlJc w:val="left"/>
-      <w:pPr>
-        <w:tabs>
-          <w:tab w:val="num" w:pos="2160"/>
-        </w:tabs>
-        <w:ind w:left="2160" w:hanging="360"/>
-      </w:pPr>
-    </w:lvl>
-    <w:lvl w:ilvl="3">
-      <w:start w:val="1"/>
-      <w:numFmt w:val="decimal"/>
-      <w:lvlText w:val="%4."/>
-      <w:lvlJc w:val="left"/>
-      <w:pPr>
-        <w:tabs>
-          <w:tab w:val="num" w:pos="2880"/>
-        </w:tabs>
-        <w:ind w:left="2880" w:hanging="360"/>
-      </w:pPr>
-    </w:lvl>
-    <w:lvl w:ilvl="4">
-      <w:start w:val="1"/>
-      <w:numFmt w:val="decimal"/>
-      <w:lvlText w:val="%5."/>
-      <w:lvlJc w:val="left"/>
-      <w:pPr>
-        <w:tabs>
-          <w:tab w:val="num" w:pos="3600"/>
-        </w:tabs>
-        <w:ind w:left="3600" w:hanging="360"/>
-      </w:pPr>
-    </w:lvl>
-    <w:lvl w:ilvl="5">
-      <w:start w:val="1"/>
-      <w:numFmt w:val="decimal"/>
-      <w:lvlText w:val="%6."/>
-      <w:lvlJc w:val="left"/>
-      <w:pPr>
-        <w:tabs>
-          <w:tab w:val="num" w:pos="4320"/>
-        </w:tabs>
-        <w:ind w:left="4320" w:hanging="360"/>
-      </w:pPr>
-    </w:lvl>
-    <w:lvl w:ilvl="6">
-      <w:start w:val="1"/>
-      <w:numFmt w:val="decimal"/>
-      <w:lvlText w:val="%7."/>
-      <w:lvlJc w:val="left"/>
-      <w:pPr>
-        <w:tabs>
-          <w:tab w:val="num" w:pos="5040"/>
-        </w:tabs>
-        <w:ind w:left="5040" w:hanging="360"/>
-      </w:pPr>
-    </w:lvl>
-    <w:lvl w:ilvl="7">
-      <w:start w:val="1"/>
-      <w:numFmt w:val="decimal"/>
-      <w:lvlText w:val="%8."/>
-      <w:lvlJc w:val="left"/>
-      <w:pPr>
-        <w:tabs>
-          <w:tab w:val="num" w:pos="5760"/>
-        </w:tabs>
-        <w:ind w:left="5760" w:hanging="360"/>
-      </w:pPr>
-    </w:lvl>
-    <w:lvl w:ilvl="8">
-      <w:start w:val="1"/>
-      <w:numFmt w:val="decimal"/>
-      <w:lvlText w:val="%9."/>
-      <w:lvlJc w:val="left"/>
-      <w:pPr>
-        <w:tabs>
-          <w:tab w:val="num" w:pos="6480"/>
-        </w:tabs>
-        <w:ind w:left="6480" w:hanging="360"/>
-      </w:pPr>
-    </w:lvl>
-  </w:abstractNum>
-  <w:abstractNum w:abstractNumId="6" w15:restartNumberingAfterBreak="0">
     <w:nsid w:val="4C5530E6"/>
     <w:multiLevelType w:val="multilevel"/>
-    <w:tmpl w:val="498E1EBA"/>
+    <w:tmpl w:val="4C5530E6"/>
     <w:lvl w:ilvl="0">
       <w:start w:val="1"/>
       <w:numFmt w:val="bullet"/>
@@ -6040,7 +5920,7 @@
       <w:lvlJc w:val="left"/>
       <w:pPr>
         <w:tabs>
-          <w:tab w:val="num" w:pos="1440"/>
+          <w:tab w:val="left" w:pos="1440"/>
         </w:tabs>
         <w:ind w:left="1440" w:hanging="360"/>
       </w:pPr>
@@ -6052,7 +5932,7 @@
       <w:lvlJc w:val="left"/>
       <w:pPr>
         <w:tabs>
-          <w:tab w:val="num" w:pos="2160"/>
+          <w:tab w:val="left" w:pos="2160"/>
         </w:tabs>
         <w:ind w:left="2160" w:hanging="360"/>
       </w:pPr>
@@ -6064,7 +5944,7 @@
       <w:lvlJc w:val="left"/>
       <w:pPr>
         <w:tabs>
-          <w:tab w:val="num" w:pos="2880"/>
+          <w:tab w:val="left" w:pos="2880"/>
         </w:tabs>
         <w:ind w:left="2880" w:hanging="360"/>
       </w:pPr>
@@ -6076,7 +5956,7 @@
       <w:lvlJc w:val="left"/>
       <w:pPr>
         <w:tabs>
-          <w:tab w:val="num" w:pos="3600"/>
+          <w:tab w:val="left" w:pos="3600"/>
         </w:tabs>
         <w:ind w:left="3600" w:hanging="360"/>
       </w:pPr>
@@ -6088,7 +5968,7 @@
       <w:lvlJc w:val="left"/>
       <w:pPr>
         <w:tabs>
-          <w:tab w:val="num" w:pos="4320"/>
+          <w:tab w:val="left" w:pos="4320"/>
         </w:tabs>
         <w:ind w:left="4320" w:hanging="360"/>
       </w:pPr>
@@ -6100,7 +5980,7 @@
       <w:lvlJc w:val="left"/>
       <w:pPr>
         <w:tabs>
-          <w:tab w:val="num" w:pos="5040"/>
+          <w:tab w:val="left" w:pos="5040"/>
         </w:tabs>
         <w:ind w:left="5040" w:hanging="360"/>
       </w:pPr>
@@ -6112,7 +5992,7 @@
       <w:lvlJc w:val="left"/>
       <w:pPr>
         <w:tabs>
-          <w:tab w:val="num" w:pos="5760"/>
+          <w:tab w:val="left" w:pos="5760"/>
         </w:tabs>
         <w:ind w:left="5760" w:hanging="360"/>
       </w:pPr>
@@ -6124,354 +6004,127 @@
       <w:lvlJc w:val="left"/>
       <w:pPr>
         <w:tabs>
-          <w:tab w:val="num" w:pos="6480"/>
+          <w:tab w:val="left" w:pos="6480"/>
         </w:tabs>
         <w:ind w:left="6480" w:hanging="360"/>
       </w:pPr>
     </w:lvl>
   </w:abstractNum>
-  <w:abstractNum w:abstractNumId="7" w15:restartNumberingAfterBreak="0">
-    <w:nsid w:val="5AEC65BE"/>
-    <w:multiLevelType w:val="hybridMultilevel"/>
-    <w:tmpl w:val="FA30B7BE"/>
-    <w:lvl w:ilvl="0" w:tplc="04090001">
+  <w:abstractNum w:abstractNumId="3" w15:restartNumberingAfterBreak="0">
+    <w:nsid w:val="6790430E"/>
+    <w:multiLevelType w:val="multilevel"/>
+    <w:tmpl w:val="6790430E"/>
+    <w:lvl w:ilvl="0">
       <w:start w:val="1"/>
       <w:numFmt w:val="bullet"/>
       <w:lvlText w:val=""/>
       <w:lvlJc w:val="left"/>
       <w:pPr>
-        <w:ind w:left="1440" w:hanging="360"/>
+        <w:ind w:left="720" w:hanging="360"/>
       </w:pPr>
       <w:rPr>
         <w:rFonts w:ascii="Symbol" w:hAnsi="Symbol" w:hint="default"/>
       </w:rPr>
     </w:lvl>
-    <w:lvl w:ilvl="1" w:tplc="04090003" w:tentative="1">
+    <w:lvl w:ilvl="1">
       <w:start w:val="1"/>
       <w:numFmt w:val="bullet"/>
       <w:lvlText w:val="o"/>
       <w:lvlJc w:val="left"/>
       <w:pPr>
-        <w:ind w:left="2160" w:hanging="360"/>
+        <w:ind w:left="1440" w:hanging="360"/>
       </w:pPr>
       <w:rPr>
         <w:rFonts w:ascii="Courier New" w:hAnsi="Courier New" w:cs="Courier New" w:hint="default"/>
       </w:rPr>
     </w:lvl>
-    <w:lvl w:ilvl="2" w:tplc="04090005" w:tentative="1">
+    <w:lvl w:ilvl="2">
       <w:start w:val="1"/>
       <w:numFmt w:val="bullet"/>
       <w:lvlText w:val=""/>
       <w:lvlJc w:val="left"/>
       <w:pPr>
-        <w:ind w:left="2880" w:hanging="360"/>
+        <w:ind w:left="2160" w:hanging="360"/>
       </w:pPr>
       <w:rPr>
         <w:rFonts w:ascii="Wingdings" w:hAnsi="Wingdings" w:hint="default"/>
       </w:rPr>
     </w:lvl>
-    <w:lvl w:ilvl="3" w:tplc="04090001" w:tentative="1">
+    <w:lvl w:ilvl="3">
       <w:start w:val="1"/>
       <w:numFmt w:val="bullet"/>
       <w:lvlText w:val=""/>
       <w:lvlJc w:val="left"/>
       <w:pPr>
-        <w:ind w:left="3600" w:hanging="360"/>
+        <w:ind w:left="2880" w:hanging="360"/>
       </w:pPr>
       <w:rPr>
         <w:rFonts w:ascii="Symbol" w:hAnsi="Symbol" w:hint="default"/>
       </w:rPr>
     </w:lvl>
-    <w:lvl w:ilvl="4" w:tplc="04090003" w:tentative="1">
+    <w:lvl w:ilvl="4">
       <w:start w:val="1"/>
       <w:numFmt w:val="bullet"/>
       <w:lvlText w:val="o"/>
       <w:lvlJc w:val="left"/>
       <w:pPr>
-        <w:ind w:left="4320" w:hanging="360"/>
+        <w:ind w:left="3600" w:hanging="360"/>
       </w:pPr>
       <w:rPr>
         <w:rFonts w:ascii="Courier New" w:hAnsi="Courier New" w:cs="Courier New" w:hint="default"/>
       </w:rPr>
     </w:lvl>
-    <w:lvl w:ilvl="5" w:tplc="04090005" w:tentative="1">
+    <w:lvl w:ilvl="5">
       <w:start w:val="1"/>
       <w:numFmt w:val="bullet"/>
       <w:lvlText w:val=""/>
       <w:lvlJc w:val="left"/>
       <w:pPr>
-        <w:ind w:left="5040" w:hanging="360"/>
+        <w:ind w:left="4320" w:hanging="360"/>
       </w:pPr>
       <w:rPr>
         <w:rFonts w:ascii="Wingdings" w:hAnsi="Wingdings" w:hint="default"/>
       </w:rPr>
     </w:lvl>
-    <w:lvl w:ilvl="6" w:tplc="04090001" w:tentative="1">
+    <w:lvl w:ilvl="6">
       <w:start w:val="1"/>
       <w:numFmt w:val="bullet"/>
       <w:lvlText w:val=""/>
       <w:lvlJc w:val="left"/>
       <w:pPr>
-        <w:ind w:left="5760" w:hanging="360"/>
+        <w:ind w:left="5040" w:hanging="360"/>
       </w:pPr>
       <w:rPr>
         <w:rFonts w:ascii="Symbol" w:hAnsi="Symbol" w:hint="default"/>
       </w:rPr>
     </w:lvl>
-    <w:lvl w:ilvl="7" w:tplc="04090003" w:tentative="1">
+    <w:lvl w:ilvl="7">
       <w:start w:val="1"/>
       <w:numFmt w:val="bullet"/>
       <w:lvlText w:val="o"/>
       <w:lvlJc w:val="left"/>
       <w:pPr>
-        <w:ind w:left="6480" w:hanging="360"/>
+        <w:ind w:left="5760" w:hanging="360"/>
       </w:pPr>
       <w:rPr>
         <w:rFonts w:ascii="Courier New" w:hAnsi="Courier New" w:cs="Courier New" w:hint="default"/>
       </w:rPr>
     </w:lvl>
-    <w:lvl w:ilvl="8" w:tplc="04090005" w:tentative="1">
+    <w:lvl w:ilvl="8">
       <w:start w:val="1"/>
       <w:numFmt w:val="bullet"/>
       <w:lvlText w:val=""/>
       <w:lvlJc w:val="left"/>
       <w:pPr>
-        <w:ind w:left="7200" w:hanging="360"/>
+        <w:ind w:left="6480" w:hanging="360"/>
       </w:pPr>
       <w:rPr>
         <w:rFonts w:ascii="Wingdings" w:hAnsi="Wingdings" w:hint="default"/>
       </w:rPr>
     </w:lvl>
   </w:abstractNum>
-  <w:abstractNum w:abstractNumId="8" w15:restartNumberingAfterBreak="0">
-    <w:nsid w:val="615A0B2A"/>
-    <w:multiLevelType w:val="multilevel"/>
-    <w:tmpl w:val="088E8C54"/>
-    <w:lvl w:ilvl="0">
-      <w:start w:val="1"/>
-      <w:numFmt w:val="decimal"/>
-      <w:lvlText w:val="%1."/>
-      <w:lvlJc w:val="left"/>
-      <w:pPr>
-        <w:ind w:left="720" w:hanging="360"/>
-      </w:pPr>
-      <w:rPr>
-        <w:rFonts w:ascii="Times New Roman" w:hAnsi="Times New Roman" w:cs="Times New Roman" w:hint="default"/>
-      </w:rPr>
-    </w:lvl>
-    <w:lvl w:ilvl="1">
-      <w:start w:val="1"/>
-      <w:numFmt w:val="lowerLetter"/>
-      <w:lvlText w:val="%2."/>
-      <w:lvlJc w:val="left"/>
-      <w:pPr>
-        <w:ind w:left="1440" w:hanging="360"/>
-      </w:pPr>
-      <w:rPr>
-        <w:rFonts w:ascii="Times New Roman" w:hAnsi="Times New Roman" w:cs="Times New Roman" w:hint="default"/>
-      </w:rPr>
-    </w:lvl>
-    <w:lvl w:ilvl="2">
-      <w:start w:val="1"/>
-      <w:numFmt w:val="lowerRoman"/>
-      <w:lvlText w:val="%3."/>
-      <w:lvlJc w:val="right"/>
-      <w:pPr>
-        <w:ind w:left="2160" w:hanging="180"/>
-      </w:pPr>
-      <w:rPr>
-        <w:rFonts w:ascii="Times New Roman" w:hAnsi="Times New Roman" w:cs="Times New Roman" w:hint="default"/>
-      </w:rPr>
-    </w:lvl>
-    <w:lvl w:ilvl="3">
-      <w:start w:val="1"/>
-      <w:numFmt w:val="decimal"/>
-      <w:lvlText w:val="%4."/>
-      <w:lvlJc w:val="left"/>
-      <w:pPr>
-        <w:ind w:left="2880" w:hanging="360"/>
-      </w:pPr>
-      <w:rPr>
-        <w:rFonts w:ascii="Times New Roman" w:hAnsi="Times New Roman" w:cs="Times New Roman" w:hint="default"/>
-      </w:rPr>
-    </w:lvl>
-    <w:lvl w:ilvl="4">
-      <w:start w:val="1"/>
-      <w:numFmt w:val="lowerLetter"/>
-      <w:lvlText w:val="%5."/>
-      <w:lvlJc w:val="left"/>
-      <w:pPr>
-        <w:ind w:left="3600" w:hanging="360"/>
-      </w:pPr>
-      <w:rPr>
-        <w:rFonts w:ascii="Times New Roman" w:hAnsi="Times New Roman" w:cs="Times New Roman" w:hint="default"/>
-      </w:rPr>
-    </w:lvl>
-    <w:lvl w:ilvl="5">
-      <w:start w:val="1"/>
-      <w:numFmt w:val="lowerRoman"/>
-      <w:lvlText w:val="%6."/>
-      <w:lvlJc w:val="right"/>
-      <w:pPr>
-        <w:ind w:left="4320" w:hanging="180"/>
-      </w:pPr>
-      <w:rPr>
-        <w:rFonts w:ascii="Times New Roman" w:hAnsi="Times New Roman" w:cs="Times New Roman" w:hint="default"/>
-      </w:rPr>
-    </w:lvl>
-    <w:lvl w:ilvl="6">
-      <w:start w:val="1"/>
-      <w:numFmt w:val="decimal"/>
-      <w:lvlText w:val="%7."/>
-      <w:lvlJc w:val="left"/>
-      <w:pPr>
-        <w:ind w:left="5040" w:hanging="360"/>
-      </w:pPr>
-      <w:rPr>
-        <w:rFonts w:ascii="Times New Roman" w:hAnsi="Times New Roman" w:cs="Times New Roman" w:hint="default"/>
-      </w:rPr>
-    </w:lvl>
-    <w:lvl w:ilvl="7">
-      <w:start w:val="1"/>
-      <w:numFmt w:val="lowerLetter"/>
-      <w:lvlText w:val="%8."/>
-      <w:lvlJc w:val="left"/>
-      <w:pPr>
-        <w:ind w:left="5760" w:hanging="360"/>
-      </w:pPr>
-      <w:rPr>
-        <w:rFonts w:ascii="Times New Roman" w:hAnsi="Times New Roman" w:cs="Times New Roman" w:hint="default"/>
-      </w:rPr>
-    </w:lvl>
-    <w:lvl w:ilvl="8">
-      <w:start w:val="1"/>
-      <w:numFmt w:val="lowerRoman"/>
-      <w:lvlText w:val="%9."/>
-      <w:lvlJc w:val="right"/>
-      <w:pPr>
-        <w:ind w:left="6480" w:hanging="180"/>
-      </w:pPr>
-      <w:rPr>
-        <w:rFonts w:ascii="Times New Roman" w:hAnsi="Times New Roman" w:cs="Times New Roman" w:hint="default"/>
-      </w:rPr>
-    </w:lvl>
-  </w:abstractNum>
-  <w:abstractNum w:abstractNumId="9" w15:restartNumberingAfterBreak="0">
-    <w:nsid w:val="6790430E"/>
-    <w:multiLevelType w:val="hybridMultilevel"/>
-    <w:tmpl w:val="4208AAC0"/>
-    <w:lvl w:ilvl="0" w:tplc="04090001">
-      <w:start w:val="1"/>
-      <w:numFmt w:val="bullet"/>
-      <w:lvlText w:val=""/>
-      <w:lvlJc w:val="left"/>
-      <w:pPr>
-        <w:ind w:left="720" w:hanging="360"/>
-      </w:pPr>
-      <w:rPr>
-        <w:rFonts w:ascii="Symbol" w:hAnsi="Symbol" w:hint="default"/>
-      </w:rPr>
-    </w:lvl>
-    <w:lvl w:ilvl="1" w:tplc="04090003" w:tentative="1">
-      <w:start w:val="1"/>
-      <w:numFmt w:val="bullet"/>
-      <w:lvlText w:val="o"/>
-      <w:lvlJc w:val="left"/>
-      <w:pPr>
-        <w:ind w:left="1440" w:hanging="360"/>
-      </w:pPr>
-      <w:rPr>
-        <w:rFonts w:ascii="Courier New" w:hAnsi="Courier New" w:cs="Courier New" w:hint="default"/>
-      </w:rPr>
-    </w:lvl>
-    <w:lvl w:ilvl="2" w:tplc="04090005" w:tentative="1">
-      <w:start w:val="1"/>
-      <w:numFmt w:val="bullet"/>
-      <w:lvlText w:val=""/>
-      <w:lvlJc w:val="left"/>
-      <w:pPr>
-        <w:ind w:left="2160" w:hanging="360"/>
-      </w:pPr>
-      <w:rPr>
-        <w:rFonts w:ascii="Wingdings" w:hAnsi="Wingdings" w:hint="default"/>
-      </w:rPr>
-    </w:lvl>
-    <w:lvl w:ilvl="3" w:tplc="04090001" w:tentative="1">
-      <w:start w:val="1"/>
-      <w:numFmt w:val="bullet"/>
-      <w:lvlText w:val=""/>
-      <w:lvlJc w:val="left"/>
-      <w:pPr>
-        <w:ind w:left="2880" w:hanging="360"/>
-      </w:pPr>
-      <w:rPr>
-        <w:rFonts w:ascii="Symbol" w:hAnsi="Symbol" w:hint="default"/>
-      </w:rPr>
-    </w:lvl>
-    <w:lvl w:ilvl="4" w:tplc="04090003" w:tentative="1">
-      <w:start w:val="1"/>
-      <w:numFmt w:val="bullet"/>
-      <w:lvlText w:val="o"/>
-      <w:lvlJc w:val="left"/>
-      <w:pPr>
-        <w:ind w:left="3600" w:hanging="360"/>
-      </w:pPr>
-      <w:rPr>
-        <w:rFonts w:ascii="Courier New" w:hAnsi="Courier New" w:cs="Courier New" w:hint="default"/>
-      </w:rPr>
-    </w:lvl>
-    <w:lvl w:ilvl="5" w:tplc="04090005" w:tentative="1">
-      <w:start w:val="1"/>
-      <w:numFmt w:val="bullet"/>
-      <w:lvlText w:val=""/>
-      <w:lvlJc w:val="left"/>
-      <w:pPr>
-        <w:ind w:left="4320" w:hanging="360"/>
-      </w:pPr>
-      <w:rPr>
-        <w:rFonts w:ascii="Wingdings" w:hAnsi="Wingdings" w:hint="default"/>
-      </w:rPr>
-    </w:lvl>
-    <w:lvl w:ilvl="6" w:tplc="04090001" w:tentative="1">
-      <w:start w:val="1"/>
-      <w:numFmt w:val="bullet"/>
-      <w:lvlText w:val=""/>
-      <w:lvlJc w:val="left"/>
-      <w:pPr>
-        <w:ind w:left="5040" w:hanging="360"/>
-      </w:pPr>
-      <w:rPr>
-        <w:rFonts w:ascii="Symbol" w:hAnsi="Symbol" w:hint="default"/>
-      </w:rPr>
-    </w:lvl>
-    <w:lvl w:ilvl="7" w:tplc="04090003" w:tentative="1">
-      <w:start w:val="1"/>
-      <w:numFmt w:val="bullet"/>
-      <w:lvlText w:val="o"/>
-      <w:lvlJc w:val="left"/>
-      <w:pPr>
-        <w:ind w:left="5760" w:hanging="360"/>
-      </w:pPr>
-      <w:rPr>
-        <w:rFonts w:ascii="Courier New" w:hAnsi="Courier New" w:cs="Courier New" w:hint="default"/>
-      </w:rPr>
-    </w:lvl>
-    <w:lvl w:ilvl="8" w:tplc="04090005" w:tentative="1">
-      <w:start w:val="1"/>
-      <w:numFmt w:val="bullet"/>
-      <w:lvlText w:val=""/>
-      <w:lvlJc w:val="left"/>
-      <w:pPr>
-        <w:ind w:left="6480" w:hanging="360"/>
-      </w:pPr>
-      <w:rPr>
-        <w:rFonts w:ascii="Wingdings" w:hAnsi="Wingdings" w:hint="default"/>
-      </w:rPr>
-    </w:lvl>
-  </w:abstractNum>
-  <w:num w:numId="1">
-    <w:abstractNumId w:val="6"/>
-    <w:lvlOverride w:ilvl="0"/>
+  <w:num w:numId="1" w16cid:durableId="294213744">
+    <w:abstractNumId w:val="2"/>
     <w:lvlOverride w:ilvl="1">
       <w:startOverride w:val="1"/>
     </w:lvlOverride>
@@ -6497,159 +6150,33 @@
       <w:startOverride w:val="1"/>
     </w:lvlOverride>
   </w:num>
-  <w:num w:numId="2">
-    <w:abstractNumId w:val="8"/>
-    <w:lvlOverride w:ilvl="0">
-      <w:startOverride w:val="1"/>
-    </w:lvlOverride>
-    <w:lvlOverride w:ilvl="1">
-      <w:startOverride w:val="1"/>
-    </w:lvlOverride>
-    <w:lvlOverride w:ilvl="2">
-      <w:startOverride w:val="1"/>
-    </w:lvlOverride>
-    <w:lvlOverride w:ilvl="3">
-      <w:startOverride w:val="1"/>
-    </w:lvlOverride>
-    <w:lvlOverride w:ilvl="4">
-      <w:startOverride w:val="1"/>
-    </w:lvlOverride>
-    <w:lvlOverride w:ilvl="5">
-      <w:startOverride w:val="1"/>
-    </w:lvlOverride>
-    <w:lvlOverride w:ilvl="6">
-      <w:startOverride w:val="1"/>
-    </w:lvlOverride>
-    <w:lvlOverride w:ilvl="7">
-      <w:startOverride w:val="1"/>
-    </w:lvlOverride>
-    <w:lvlOverride w:ilvl="8">
-      <w:startOverride w:val="1"/>
-    </w:lvlOverride>
-  </w:num>
-  <w:num w:numId="3">
-    <w:abstractNumId w:val="0"/>
-    <w:lvlOverride w:ilvl="0">
-      <w:startOverride w:val="1"/>
-    </w:lvlOverride>
-    <w:lvlOverride w:ilvl="1">
-      <w:startOverride w:val="1"/>
-    </w:lvlOverride>
-    <w:lvlOverride w:ilvl="2">
-      <w:startOverride w:val="1"/>
-    </w:lvlOverride>
-    <w:lvlOverride w:ilvl="3">
-      <w:startOverride w:val="1"/>
-    </w:lvlOverride>
-    <w:lvlOverride w:ilvl="4">
-      <w:startOverride w:val="1"/>
-    </w:lvlOverride>
-    <w:lvlOverride w:ilvl="5">
-      <w:startOverride w:val="1"/>
-    </w:lvlOverride>
-    <w:lvlOverride w:ilvl="6">
-      <w:startOverride w:val="1"/>
-    </w:lvlOverride>
-    <w:lvlOverride w:ilvl="7">
-      <w:startOverride w:val="1"/>
-    </w:lvlOverride>
-    <w:lvlOverride w:ilvl="8">
-      <w:startOverride w:val="1"/>
-    </w:lvlOverride>
-  </w:num>
-  <w:num w:numId="4">
-    <w:abstractNumId w:val="2"/>
-    <w:lvlOverride w:ilvl="0"/>
-    <w:lvlOverride w:ilvl="1"/>
-    <w:lvlOverride w:ilvl="2">
-      <w:startOverride w:val="1"/>
-    </w:lvlOverride>
-    <w:lvlOverride w:ilvl="3">
-      <w:startOverride w:val="1"/>
-    </w:lvlOverride>
-    <w:lvlOverride w:ilvl="4">
-      <w:startOverride w:val="1"/>
-    </w:lvlOverride>
-    <w:lvlOverride w:ilvl="5">
-      <w:startOverride w:val="1"/>
-    </w:lvlOverride>
-    <w:lvlOverride w:ilvl="6">
-      <w:startOverride w:val="1"/>
-    </w:lvlOverride>
-    <w:lvlOverride w:ilvl="7">
-      <w:startOverride w:val="1"/>
-    </w:lvlOverride>
-    <w:lvlOverride w:ilvl="8">
-      <w:startOverride w:val="1"/>
-    </w:lvlOverride>
-  </w:num>
-  <w:num w:numId="5">
-    <w:abstractNumId w:val="5"/>
-    <w:lvlOverride w:ilvl="0"/>
-    <w:lvlOverride w:ilvl="1"/>
-    <w:lvlOverride w:ilvl="2">
-      <w:startOverride w:val="1"/>
-    </w:lvlOverride>
-    <w:lvlOverride w:ilvl="3">
-      <w:startOverride w:val="1"/>
-    </w:lvlOverride>
-    <w:lvlOverride w:ilvl="4">
-      <w:startOverride w:val="1"/>
-    </w:lvlOverride>
-    <w:lvlOverride w:ilvl="5">
-      <w:startOverride w:val="1"/>
-    </w:lvlOverride>
-    <w:lvlOverride w:ilvl="6">
-      <w:startOverride w:val="1"/>
-    </w:lvlOverride>
-    <w:lvlOverride w:ilvl="7">
-      <w:startOverride w:val="1"/>
-    </w:lvlOverride>
-    <w:lvlOverride w:ilvl="8">
-      <w:startOverride w:val="1"/>
-    </w:lvlOverride>
-  </w:num>
-  <w:num w:numId="6">
-    <w:abstractNumId w:val="3"/>
-  </w:num>
-  <w:num w:numId="7">
-    <w:abstractNumId w:val="4"/>
-  </w:num>
-  <w:num w:numId="8">
+  <w:num w:numId="2" w16cid:durableId="1189609734">
     <w:abstractNumId w:val="1"/>
   </w:num>
-  <w:num w:numId="9">
-    <w:abstractNumId w:val="7"/>
+  <w:num w:numId="3" w16cid:durableId="831526228">
+    <w:abstractNumId w:val="0"/>
   </w:num>
-  <w:num w:numId="10">
-    <w:abstractNumId w:val="9"/>
+  <w:num w:numId="4" w16cid:durableId="153762909">
+    <w:abstractNumId w:val="3"/>
   </w:num>
 </w:numbering>
 </file>
 
 <file path=word/styles.xml><?xml version="1.0" encoding="utf-8"?>
-<w:styles xmlns:mc="http://schemas.openxmlformats.org/markup-compatibility/2006" xmlns:r="http://schemas.openxmlformats.org/officeDocument/2006/relationships" xmlns:w="http://schemas.openxmlformats.org/wordprocessingml/2006/main" xmlns:w14="http://schemas.microsoft.com/office/word/2010/wordml" xmlns:w15="http://schemas.microsoft.com/office/word/2012/wordml" xmlns:w16se="http://schemas.microsoft.com/office/word/2015/wordml/symex" mc:Ignorable="w14 w15 w16se">
+<w:styles xmlns:mc="http://schemas.openxmlformats.org/markup-compatibility/2006" xmlns:r="http://schemas.openxmlformats.org/officeDocument/2006/relationships" xmlns:w="http://schemas.openxmlformats.org/wordprocessingml/2006/main" xmlns:w14="http://schemas.microsoft.com/office/word/2010/wordml" xmlns:w15="http://schemas.microsoft.com/office/word/2012/wordml" xmlns:w16cex="http://schemas.microsoft.com/office/word/2018/wordml/cex" xmlns:w16cid="http://schemas.microsoft.com/office/word/2016/wordml/cid" xmlns:w16="http://schemas.microsoft.com/office/word/2018/wordml" xmlns:w16du="http://schemas.microsoft.com/office/word/2023/wordml/word16du" xmlns:w16sdtdh="http://schemas.microsoft.com/office/word/2020/wordml/sdtdatahash" xmlns:w16sdtfl="http://schemas.microsoft.com/office/word/2024/wordml/sdtformatlock" xmlns:w16se="http://schemas.microsoft.com/office/word/2015/wordml/symex" mc:Ignorable="w14 w15 w16se w16cid w16 w16cex w16sdtdh w16sdtfl w16du">
   <w:docDefaults>
     <w:rPrDefault>
       <w:rPr>
         <w:rFonts w:asciiTheme="minorHAnsi" w:eastAsiaTheme="minorHAnsi" w:hAnsiTheme="minorHAnsi" w:cstheme="minorBidi"/>
-        <w:kern w:val="2"/>
-        <w:sz w:val="22"/>
-        <w:szCs w:val="28"/>
         <w:lang w:val="en-US" w:eastAsia="en-US" w:bidi="th-TH"/>
-        <w14:ligatures w14:val="standardContextual"/>
       </w:rPr>
     </w:rPrDefault>
-    <w:pPrDefault>
-      <w:pPr>
-        <w:spacing w:after="160" w:line="259" w:lineRule="auto"/>
-      </w:pPr>
-    </w:pPrDefault>
+    <w:pPrDefault/>
   </w:docDefaults>
-  <w:latentStyles w:defLockedState="0" w:defUIPriority="99" w:defSemiHidden="0" w:defUnhideWhenUsed="0" w:defQFormat="0" w:count="371">
+  <w:latentStyles w:defLockedState="0" w:defUIPriority="99" w:defSemiHidden="0" w:defUnhideWhenUsed="0" w:defQFormat="0" w:count="376">
     <w:lsdException w:name="Normal" w:uiPriority="0" w:qFormat="1"/>
     <w:lsdException w:name="heading 1" w:uiPriority="9" w:qFormat="1"/>
-    <w:lsdException w:name="heading 2" w:semiHidden="1" w:uiPriority="9" w:unhideWhenUsed="1" w:qFormat="1"/>
+    <w:lsdException w:name="heading 2" w:uiPriority="9" w:unhideWhenUsed="1" w:qFormat="1"/>
     <w:lsdException w:name="heading 3" w:semiHidden="1" w:uiPriority="9" w:unhideWhenUsed="1" w:qFormat="1"/>
     <w:lsdException w:name="heading 4" w:semiHidden="1" w:uiPriority="9" w:unhideWhenUsed="1" w:qFormat="1"/>
     <w:lsdException w:name="heading 5" w:semiHidden="1" w:uiPriority="9" w:unhideWhenUsed="1" w:qFormat="1"/>
@@ -6666,8 +6193,8 @@
     <w:lsdException w:name="index 7" w:semiHidden="1" w:unhideWhenUsed="1"/>
     <w:lsdException w:name="index 8" w:semiHidden="1" w:unhideWhenUsed="1"/>
     <w:lsdException w:name="index 9" w:semiHidden="1" w:unhideWhenUsed="1"/>
-    <w:lsdException w:name="toc 1" w:semiHidden="1" w:uiPriority="39" w:unhideWhenUsed="1"/>
-    <w:lsdException w:name="toc 2" w:semiHidden="1" w:uiPriority="39" w:unhideWhenUsed="1"/>
+    <w:lsdException w:name="toc 1" w:uiPriority="39" w:unhideWhenUsed="1"/>
+    <w:lsdException w:name="toc 2" w:uiPriority="39" w:unhideWhenUsed="1" w:qFormat="1"/>
     <w:lsdException w:name="toc 3" w:semiHidden="1" w:uiPriority="39" w:unhideWhenUsed="1"/>
     <w:lsdException w:name="toc 4" w:semiHidden="1" w:uiPriority="39" w:unhideWhenUsed="1"/>
     <w:lsdException w:name="toc 5" w:semiHidden="1" w:uiPriority="39" w:unhideWhenUsed="1"/>
@@ -6678,8 +6205,8 @@
     <w:lsdException w:name="Normal Indent" w:semiHidden="1" w:unhideWhenUsed="1"/>
     <w:lsdException w:name="footnote text" w:semiHidden="1" w:unhideWhenUsed="1"/>
     <w:lsdException w:name="annotation text" w:semiHidden="1" w:unhideWhenUsed="1"/>
-    <w:lsdException w:name="header" w:semiHidden="1" w:unhideWhenUsed="1"/>
-    <w:lsdException w:name="footer" w:semiHidden="1" w:unhideWhenUsed="1"/>
+    <w:lsdException w:name="header" w:unhideWhenUsed="1" w:qFormat="1"/>
+    <w:lsdException w:name="footer" w:unhideWhenUsed="1" w:qFormat="1"/>
     <w:lsdException w:name="index heading" w:semiHidden="1" w:unhideWhenUsed="1"/>
     <w:lsdException w:name="caption" w:semiHidden="1" w:uiPriority="35" w:unhideWhenUsed="1" w:qFormat="1"/>
     <w:lsdException w:name="table of figures" w:semiHidden="1" w:unhideWhenUsed="1"/>
@@ -6712,7 +6239,7 @@
     <w:lsdException w:name="Title" w:uiPriority="10" w:qFormat="1"/>
     <w:lsdException w:name="Closing" w:semiHidden="1" w:unhideWhenUsed="1"/>
     <w:lsdException w:name="Signature" w:semiHidden="1" w:unhideWhenUsed="1"/>
-    <w:lsdException w:name="Default Paragraph Font" w:semiHidden="1" w:uiPriority="1" w:unhideWhenUsed="1"/>
+    <w:lsdException w:name="Default Paragraph Font" w:semiHidden="1" w:uiPriority="1" w:unhideWhenUsed="1" w:qFormat="1"/>
     <w:lsdException w:name="Body Text" w:semiHidden="1" w:unhideWhenUsed="1"/>
     <w:lsdException w:name="Body Text Indent" w:semiHidden="1" w:unhideWhenUsed="1"/>
     <w:lsdException w:name="List Continue" w:semiHidden="1" w:unhideWhenUsed="1"/>
@@ -6732,7 +6259,7 @@
     <w:lsdException w:name="Body Text Indent 2" w:semiHidden="1" w:unhideWhenUsed="1"/>
     <w:lsdException w:name="Body Text Indent 3" w:semiHidden="1" w:unhideWhenUsed="1"/>
     <w:lsdException w:name="Block Text" w:semiHidden="1" w:unhideWhenUsed="1"/>
-    <w:lsdException w:name="Hyperlink" w:semiHidden="1" w:unhideWhenUsed="1"/>
+    <w:lsdException w:name="Hyperlink" w:unhideWhenUsed="1" w:qFormat="1"/>
     <w:lsdException w:name="FollowedHyperlink" w:semiHidden="1" w:unhideWhenUsed="1"/>
     <w:lsdException w:name="Strong" w:uiPriority="22" w:qFormat="1"/>
     <w:lsdException w:name="Emphasis" w:uiPriority="20" w:qFormat="1"/>
@@ -6752,7 +6279,7 @@
     <w:lsdException w:name="HTML Sample" w:semiHidden="1" w:unhideWhenUsed="1"/>
     <w:lsdException w:name="HTML Typewriter" w:semiHidden="1" w:unhideWhenUsed="1"/>
     <w:lsdException w:name="HTML Variable" w:semiHidden="1" w:unhideWhenUsed="1"/>
-    <w:lsdException w:name="Normal Table" w:semiHidden="1" w:unhideWhenUsed="1"/>
+    <w:lsdException w:name="Normal Table" w:semiHidden="1" w:unhideWhenUsed="1" w:qFormat="1"/>
     <w:lsdException w:name="annotation subject" w:semiHidden="1" w:unhideWhenUsed="1"/>
     <w:lsdException w:name="No List" w:semiHidden="1" w:unhideWhenUsed="1"/>
     <w:lsdException w:name="Outline List 1" w:semiHidden="1" w:unhideWhenUsed="1"/>
@@ -6801,10 +6328,10 @@
     <w:lsdException w:name="Table Web 2" w:semiHidden="1" w:unhideWhenUsed="1"/>
     <w:lsdException w:name="Table Web 3" w:semiHidden="1" w:unhideWhenUsed="1"/>
     <w:lsdException w:name="Balloon Text" w:semiHidden="1" w:unhideWhenUsed="1"/>
-    <w:lsdException w:name="Table Grid" w:uiPriority="39"/>
+    <w:lsdException w:name="Table Grid" w:uiPriority="39" w:qFormat="1"/>
     <w:lsdException w:name="Table Theme" w:semiHidden="1" w:unhideWhenUsed="1"/>
-    <w:lsdException w:name="Placeholder Text" w:semiHidden="1"/>
-    <w:lsdException w:name="No Spacing" w:uiPriority="1" w:qFormat="1"/>
+    <w:lsdException w:name="Placeholder Text" w:semiHidden="1" w:unhideWhenUsed="1"/>
+    <w:lsdException w:name="No Spacing" w:semiHidden="1" w:unhideWhenUsed="1"/>
     <w:lsdException w:name="Light Shading" w:uiPriority="60"/>
     <w:lsdException w:name="Light List" w:uiPriority="61"/>
     <w:lsdException w:name="Light Grid" w:uiPriority="62"/>
@@ -6825,7 +6352,7 @@
     <w:lsdException w:name="Medium Shading 1 Accent 1" w:uiPriority="63"/>
     <w:lsdException w:name="Medium Shading 2 Accent 1" w:uiPriority="64"/>
     <w:lsdException w:name="Medium List 1 Accent 1" w:uiPriority="65"/>
-    <w:lsdException w:name="Revision" w:semiHidden="1"/>
+    <w:lsdException w:name="Revision" w:semiHidden="1" w:unhideWhenUsed="1"/>
     <w:lsdException w:name="List Paragraph" w:qFormat="1"/>
     <w:lsdException w:name="Quote" w:uiPriority="29" w:qFormat="1"/>
     <w:lsdException w:name="Intense Quote" w:uiPriority="30" w:qFormat="1"/>
@@ -7018,14 +6545,24 @@
     <w:lsdException w:name="List Table 5 Dark Accent 6" w:uiPriority="50"/>
     <w:lsdException w:name="List Table 6 Colorful Accent 6" w:uiPriority="51"/>
     <w:lsdException w:name="List Table 7 Colorful Accent 6" w:uiPriority="52"/>
+    <w:lsdException w:name="Mention" w:semiHidden="1" w:unhideWhenUsed="1"/>
+    <w:lsdException w:name="Smart Hyperlink" w:semiHidden="1" w:unhideWhenUsed="1"/>
+    <w:lsdException w:name="Hashtag" w:semiHidden="1" w:unhideWhenUsed="1"/>
+    <w:lsdException w:name="Unresolved Mention" w:semiHidden="1" w:unhideWhenUsed="1"/>
+    <w:lsdException w:name="Smart Link" w:semiHidden="1" w:unhideWhenUsed="1"/>
   </w:latentStyles>
   <w:style w:type="paragraph" w:default="1" w:styleId="Normal">
     <w:name w:val="Normal"/>
     <w:qFormat/>
-    <w:rsid w:val="00260D90"/>
+    <w:pPr>
+      <w:spacing w:after="160" w:line="259" w:lineRule="auto"/>
+    </w:pPr>
     <w:rPr>
       <w:rFonts w:cs="Times New Roman"/>
+      <w:kern w:val="2"/>
+      <w:sz w:val="22"/>
       <w:szCs w:val="24"/>
+      <w14:ligatures w14:val="standardContextual"/>
     </w:rPr>
   </w:style>
   <w:style w:type="paragraph" w:styleId="Heading1">
@@ -7035,7 +6572,6 @@
     <w:link w:val="Heading1Char"/>
     <w:uiPriority w:val="9"/>
     <w:qFormat/>
-    <w:rsid w:val="00CB38AB"/>
     <w:pPr>
       <w:keepNext/>
       <w:keepLines/>
@@ -7056,7 +6592,6 @@
     <w:uiPriority w:val="9"/>
     <w:unhideWhenUsed/>
     <w:qFormat/>
-    <w:rsid w:val="00CB38AB"/>
     <w:pPr>
       <w:keepNext/>
       <w:keepLines/>
@@ -7077,7 +6612,6 @@
     <w:semiHidden/>
     <w:unhideWhenUsed/>
     <w:qFormat/>
-    <w:rsid w:val="00787CDE"/>
     <w:pPr>
       <w:keepNext/>
       <w:keepLines/>
@@ -7100,7 +6634,6 @@
     <w:semiHidden/>
     <w:unhideWhenUsed/>
     <w:qFormat/>
-    <w:rsid w:val="00787CDE"/>
     <w:pPr>
       <w:keepNext/>
       <w:keepLines/>
@@ -7123,7 +6656,6 @@
     <w:semiHidden/>
     <w:unhideWhenUsed/>
     <w:qFormat/>
-    <w:rsid w:val="00787CDE"/>
     <w:pPr>
       <w:keepNext/>
       <w:keepLines/>
@@ -7144,7 +6676,6 @@
     <w:semiHidden/>
     <w:unhideWhenUsed/>
     <w:qFormat/>
-    <w:rsid w:val="00787CDE"/>
     <w:pPr>
       <w:keepNext/>
       <w:keepLines/>
@@ -7167,7 +6698,6 @@
     <w:semiHidden/>
     <w:unhideWhenUsed/>
     <w:qFormat/>
-    <w:rsid w:val="00787CDE"/>
     <w:pPr>
       <w:keepNext/>
       <w:keepLines/>
@@ -7188,7 +6718,6 @@
     <w:semiHidden/>
     <w:unhideWhenUsed/>
     <w:qFormat/>
-    <w:rsid w:val="00787CDE"/>
     <w:pPr>
       <w:keepNext/>
       <w:keepLines/>
@@ -7199,7 +6728,7 @@
       <w:rFonts w:eastAsiaTheme="majorEastAsia" w:cstheme="majorBidi"/>
       <w:i/>
       <w:iCs/>
-      <w:color w:val="272727" w:themeColor="text1" w:themeTint="D8"/>
+      <w:color w:val="262626" w:themeColor="text1" w:themeTint="D9"/>
     </w:rPr>
   </w:style>
   <w:style w:type="paragraph" w:styleId="Heading9">
@@ -7211,7 +6740,6 @@
     <w:semiHidden/>
     <w:unhideWhenUsed/>
     <w:qFormat/>
-    <w:rsid w:val="00787CDE"/>
     <w:pPr>
       <w:keepNext/>
       <w:keepLines/>
@@ -7220,13 +6748,12 @@
     </w:pPr>
     <w:rPr>
       <w:rFonts w:eastAsiaTheme="majorEastAsia" w:cstheme="majorBidi"/>
-      <w:color w:val="272727" w:themeColor="text1" w:themeTint="D8"/>
+      <w:color w:val="262626" w:themeColor="text1" w:themeTint="D9"/>
     </w:rPr>
   </w:style>
   <w:style w:type="character" w:default="1" w:styleId="DefaultParagraphFont">
     <w:name w:val="Default Paragraph Font"/>
     <w:uiPriority w:val="1"/>
-    <w:semiHidden/>
     <w:unhideWhenUsed/>
   </w:style>
   <w:style w:type="table" w:default="1" w:styleId="TableNormal">
@@ -7250,12 +6777,139 @@
     <w:semiHidden/>
     <w:unhideWhenUsed/>
   </w:style>
+  <w:style w:type="paragraph" w:styleId="Footer">
+    <w:name w:val="footer"/>
+    <w:basedOn w:val="Normal"/>
+    <w:link w:val="FooterChar"/>
+    <w:uiPriority w:val="99"/>
+    <w:unhideWhenUsed/>
+    <w:qFormat/>
+    <w:pPr>
+      <w:tabs>
+        <w:tab w:val="center" w:pos="4513"/>
+        <w:tab w:val="right" w:pos="9026"/>
+      </w:tabs>
+      <w:spacing w:after="0" w:line="240" w:lineRule="auto"/>
+    </w:pPr>
+    <w:rPr>
+      <w:rFonts w:cs="Angsana New"/>
+    </w:rPr>
+  </w:style>
+  <w:style w:type="paragraph" w:styleId="Header">
+    <w:name w:val="header"/>
+    <w:basedOn w:val="Normal"/>
+    <w:link w:val="HeaderChar"/>
+    <w:uiPriority w:val="99"/>
+    <w:unhideWhenUsed/>
+    <w:qFormat/>
+    <w:pPr>
+      <w:tabs>
+        <w:tab w:val="center" w:pos="4513"/>
+        <w:tab w:val="right" w:pos="9026"/>
+      </w:tabs>
+      <w:spacing w:after="0" w:line="240" w:lineRule="auto"/>
+    </w:pPr>
+    <w:rPr>
+      <w:rFonts w:cs="Angsana New"/>
+    </w:rPr>
+  </w:style>
+  <w:style w:type="character" w:styleId="Hyperlink">
+    <w:name w:val="Hyperlink"/>
+    <w:basedOn w:val="DefaultParagraphFont"/>
+    <w:uiPriority w:val="99"/>
+    <w:unhideWhenUsed/>
+    <w:qFormat/>
+    <w:rPr>
+      <w:color w:val="467886" w:themeColor="hyperlink"/>
+      <w:u w:val="single"/>
+    </w:rPr>
+  </w:style>
+  <w:style w:type="paragraph" w:styleId="Subtitle">
+    <w:name w:val="Subtitle"/>
+    <w:basedOn w:val="Normal"/>
+    <w:next w:val="Normal"/>
+    <w:link w:val="SubtitleChar"/>
+    <w:uiPriority w:val="11"/>
+    <w:qFormat/>
+    <w:rPr>
+      <w:rFonts w:eastAsiaTheme="majorEastAsia" w:cstheme="majorBidi"/>
+      <w:color w:val="595959" w:themeColor="text1" w:themeTint="A6"/>
+      <w:spacing w:val="15"/>
+      <w:sz w:val="28"/>
+      <w:szCs w:val="35"/>
+    </w:rPr>
+  </w:style>
+  <w:style w:type="table" w:styleId="TableGrid">
+    <w:name w:val="Table Grid"/>
+    <w:basedOn w:val="TableNormal"/>
+    <w:uiPriority w:val="39"/>
+    <w:qFormat/>
+    <w:tblPr>
+      <w:tblBorders>
+        <w:top w:val="single" w:sz="4" w:space="0" w:color="auto"/>
+        <w:left w:val="single" w:sz="4" w:space="0" w:color="auto"/>
+        <w:bottom w:val="single" w:sz="4" w:space="0" w:color="auto"/>
+        <w:right w:val="single" w:sz="4" w:space="0" w:color="auto"/>
+        <w:insideH w:val="single" w:sz="4" w:space="0" w:color="auto"/>
+        <w:insideV w:val="single" w:sz="4" w:space="0" w:color="auto"/>
+      </w:tblBorders>
+    </w:tblPr>
+  </w:style>
+  <w:style w:type="paragraph" w:styleId="Title">
+    <w:name w:val="Title"/>
+    <w:basedOn w:val="Normal"/>
+    <w:next w:val="Normal"/>
+    <w:link w:val="TitleChar"/>
+    <w:uiPriority w:val="10"/>
+    <w:qFormat/>
+    <w:pPr>
+      <w:spacing w:after="40" w:line="240" w:lineRule="auto"/>
+      <w:contextualSpacing/>
+    </w:pPr>
+    <w:rPr>
+      <w:rFonts w:asciiTheme="majorHAnsi" w:eastAsiaTheme="majorEastAsia" w:hAnsiTheme="majorHAnsi" w:cstheme="majorBidi"/>
+      <w:spacing w:val="-10"/>
+      <w:kern w:val="28"/>
+      <w:sz w:val="56"/>
+      <w:szCs w:val="71"/>
+    </w:rPr>
+  </w:style>
+  <w:style w:type="paragraph" w:styleId="TOC1">
+    <w:name w:val="toc 1"/>
+    <w:basedOn w:val="Normal"/>
+    <w:next w:val="Normal"/>
+    <w:autoRedefine/>
+    <w:uiPriority w:val="39"/>
+    <w:unhideWhenUsed/>
+    <w:pPr>
+      <w:spacing w:after="100"/>
+    </w:pPr>
+    <w:rPr>
+      <w:rFonts w:cs="Angsana New"/>
+    </w:rPr>
+  </w:style>
+  <w:style w:type="paragraph" w:styleId="TOC2">
+    <w:name w:val="toc 2"/>
+    <w:basedOn w:val="Normal"/>
+    <w:next w:val="Normal"/>
+    <w:autoRedefine/>
+    <w:uiPriority w:val="39"/>
+    <w:unhideWhenUsed/>
+    <w:qFormat/>
+    <w:pPr>
+      <w:spacing w:after="100"/>
+      <w:ind w:left="220"/>
+    </w:pPr>
+    <w:rPr>
+      <w:rFonts w:cs="Angsana New"/>
+    </w:rPr>
+  </w:style>
   <w:style w:type="character" w:customStyle="1" w:styleId="Heading1Char">
     <w:name w:val="Heading 1 Char"/>
     <w:basedOn w:val="DefaultParagraphFont"/>
     <w:link w:val="Heading1"/>
     <w:uiPriority w:val="9"/>
-    <w:rsid w:val="00CB38AB"/>
+    <w:qFormat/>
     <w:rPr>
       <w:rFonts w:asciiTheme="majorHAnsi" w:eastAsiaTheme="majorEastAsia" w:hAnsiTheme="majorHAnsi" w:cs="Times New Roman"/>
       <w:sz w:val="32"/>
@@ -7267,7 +6921,6 @@
     <w:basedOn w:val="DefaultParagraphFont"/>
     <w:link w:val="Heading2"/>
     <w:uiPriority w:val="9"/>
-    <w:rsid w:val="00CB38AB"/>
     <w:rPr>
       <w:rFonts w:asciiTheme="majorHAnsi" w:eastAsiaTheme="majorEastAsia" w:hAnsiTheme="majorHAnsi" w:cs="Times New Roman"/>
       <w:sz w:val="26"/>
@@ -7280,7 +6933,6 @@
     <w:link w:val="Heading3"/>
     <w:uiPriority w:val="9"/>
     <w:semiHidden/>
-    <w:rsid w:val="00787CDE"/>
     <w:rPr>
       <w:rFonts w:eastAsiaTheme="majorEastAsia" w:cstheme="majorBidi"/>
       <w:color w:val="0F4761" w:themeColor="accent1" w:themeShade="BF"/>
@@ -7294,7 +6946,7 @@
     <w:link w:val="Heading4"/>
     <w:uiPriority w:val="9"/>
     <w:semiHidden/>
-    <w:rsid w:val="00787CDE"/>
+    <w:qFormat/>
     <w:rPr>
       <w:rFonts w:eastAsiaTheme="majorEastAsia" w:cstheme="majorBidi"/>
       <w:i/>
@@ -7309,7 +6961,7 @@
     <w:link w:val="Heading5"/>
     <w:uiPriority w:val="9"/>
     <w:semiHidden/>
-    <w:rsid w:val="00787CDE"/>
+    <w:qFormat/>
     <w:rPr>
       <w:rFonts w:eastAsiaTheme="majorEastAsia" w:cstheme="majorBidi"/>
       <w:color w:val="0F4761" w:themeColor="accent1" w:themeShade="BF"/>
@@ -7322,7 +6974,7 @@
     <w:link w:val="Heading6"/>
     <w:uiPriority w:val="9"/>
     <w:semiHidden/>
-    <w:rsid w:val="00787CDE"/>
+    <w:qFormat/>
     <w:rPr>
       <w:rFonts w:eastAsiaTheme="majorEastAsia" w:cstheme="majorBidi"/>
       <w:i/>
@@ -7337,7 +6989,7 @@
     <w:link w:val="Heading7"/>
     <w:uiPriority w:val="9"/>
     <w:semiHidden/>
-    <w:rsid w:val="00787CDE"/>
+    <w:qFormat/>
     <w:rPr>
       <w:rFonts w:eastAsiaTheme="majorEastAsia" w:cstheme="majorBidi"/>
       <w:color w:val="595959" w:themeColor="text1" w:themeTint="A6"/>
@@ -7350,12 +7002,12 @@
     <w:link w:val="Heading8"/>
     <w:uiPriority w:val="9"/>
     <w:semiHidden/>
-    <w:rsid w:val="00787CDE"/>
+    <w:qFormat/>
     <w:rPr>
       <w:rFonts w:eastAsiaTheme="majorEastAsia" w:cstheme="majorBidi"/>
       <w:i/>
       <w:iCs/>
-      <w:color w:val="272727" w:themeColor="text1" w:themeTint="D8"/>
+      <w:color w:val="262626" w:themeColor="text1" w:themeTint="D9"/>
       <w:szCs w:val="24"/>
     </w:rPr>
   </w:style>
@@ -7365,25 +7017,18 @@
     <w:link w:val="Heading9"/>
     <w:uiPriority w:val="9"/>
     <w:semiHidden/>
-    <w:rsid w:val="00787CDE"/>
     <w:rPr>
       <w:rFonts w:eastAsiaTheme="majorEastAsia" w:cstheme="majorBidi"/>
-      <w:color w:val="272727" w:themeColor="text1" w:themeTint="D8"/>
+      <w:color w:val="262626" w:themeColor="text1" w:themeTint="D9"/>
       <w:szCs w:val="24"/>
     </w:rPr>
   </w:style>
-  <w:style w:type="paragraph" w:styleId="Title">
-    <w:name w:val="Title"/>
-    <w:basedOn w:val="Normal"/>
-    <w:next w:val="Normal"/>
-    <w:link w:val="TitleChar"/>
+  <w:style w:type="character" w:customStyle="1" w:styleId="TitleChar">
+    <w:name w:val="Title Char"/>
+    <w:basedOn w:val="DefaultParagraphFont"/>
+    <w:link w:val="Title"/>
     <w:uiPriority w:val="10"/>
     <w:qFormat/>
-    <w:rsid w:val="00787CDE"/>
-    <w:pPr>
-      <w:spacing w:after="40" w:line="240" w:lineRule="auto"/>
-      <w:contextualSpacing/>
-    </w:pPr>
     <w:rPr>
       <w:rFonts w:asciiTheme="majorHAnsi" w:eastAsiaTheme="majorEastAsia" w:hAnsiTheme="majorHAnsi" w:cstheme="majorBidi"/>
       <w:spacing w:val="-10"/>
@@ -7392,47 +7037,12 @@
       <w:szCs w:val="71"/>
     </w:rPr>
   </w:style>
-  <w:style w:type="character" w:customStyle="1" w:styleId="TitleChar">
-    <w:name w:val="Title Char"/>
-    <w:basedOn w:val="DefaultParagraphFont"/>
-    <w:link w:val="Title"/>
-    <w:uiPriority w:val="10"/>
-    <w:rsid w:val="00787CDE"/>
-    <w:rPr>
-      <w:rFonts w:asciiTheme="majorHAnsi" w:eastAsiaTheme="majorEastAsia" w:hAnsiTheme="majorHAnsi" w:cstheme="majorBidi"/>
-      <w:spacing w:val="-10"/>
-      <w:kern w:val="28"/>
-      <w:sz w:val="56"/>
-      <w:szCs w:val="71"/>
-    </w:rPr>
-  </w:style>
-  <w:style w:type="paragraph" w:styleId="Subtitle">
-    <w:name w:val="Subtitle"/>
-    <w:basedOn w:val="Normal"/>
-    <w:next w:val="Normal"/>
-    <w:link w:val="SubtitleChar"/>
-    <w:uiPriority w:val="11"/>
-    <w:qFormat/>
-    <w:rsid w:val="00787CDE"/>
-    <w:pPr>
-      <w:numPr>
-        <w:ilvl w:val="1"/>
-      </w:numPr>
-    </w:pPr>
-    <w:rPr>
-      <w:rFonts w:eastAsiaTheme="majorEastAsia" w:cstheme="majorBidi"/>
-      <w:color w:val="595959" w:themeColor="text1" w:themeTint="A6"/>
-      <w:spacing w:val="15"/>
-      <w:sz w:val="28"/>
-      <w:szCs w:val="35"/>
-    </w:rPr>
-  </w:style>
   <w:style w:type="character" w:customStyle="1" w:styleId="SubtitleChar">
     <w:name w:val="Subtitle Char"/>
     <w:basedOn w:val="DefaultParagraphFont"/>
     <w:link w:val="Subtitle"/>
     <w:uiPriority w:val="11"/>
-    <w:rsid w:val="00787CDE"/>
+    <w:qFormat/>
     <w:rPr>
       <w:rFonts w:eastAsiaTheme="majorEastAsia" w:cstheme="majorBidi"/>
       <w:color w:val="595959" w:themeColor="text1" w:themeTint="A6"/>
@@ -7448,7 +7058,6 @@
     <w:link w:val="QuoteChar"/>
     <w:uiPriority w:val="29"/>
     <w:qFormat/>
-    <w:rsid w:val="00787CDE"/>
     <w:pPr>
       <w:spacing w:before="160"/>
       <w:jc w:val="center"/>
@@ -7465,7 +7074,7 @@
     <w:basedOn w:val="DefaultParagraphFont"/>
     <w:link w:val="Quote"/>
     <w:uiPriority w:val="29"/>
-    <w:rsid w:val="00787CDE"/>
+    <w:qFormat/>
     <w:rPr>
       <w:rFonts w:cs="Angsana New"/>
       <w:i/>
@@ -7479,7 +7088,6 @@
     <w:basedOn w:val="Normal"/>
     <w:uiPriority w:val="99"/>
     <w:qFormat/>
-    <w:rsid w:val="00787CDE"/>
     <w:pPr>
       <w:ind w:left="720"/>
       <w:contextualSpacing/>
@@ -7488,12 +7096,11 @@
       <w:rFonts w:cs="Angsana New"/>
     </w:rPr>
   </w:style>
-  <w:style w:type="character" w:styleId="IntenseEmphasis">
-    <w:name w:val="Intense Emphasis"/>
+  <w:style w:type="character" w:customStyle="1" w:styleId="IntenseEmphasis1">
+    <w:name w:val="Intense Emphasis1"/>
     <w:basedOn w:val="DefaultParagraphFont"/>
     <w:uiPriority w:val="21"/>
     <w:qFormat/>
-    <w:rsid w:val="00787CDE"/>
     <w:rPr>
       <w:i/>
       <w:iCs/>
@@ -7507,7 +7114,6 @@
     <w:link w:val="IntenseQuoteChar"/>
     <w:uiPriority w:val="30"/>
     <w:qFormat/>
-    <w:rsid w:val="00787CDE"/>
     <w:pPr>
       <w:pBdr>
         <w:top w:val="single" w:sz="4" w:space="10" w:color="0F4761" w:themeColor="accent1" w:themeShade="BF"/>
@@ -7529,7 +7135,6 @@
     <w:basedOn w:val="DefaultParagraphFont"/>
     <w:link w:val="IntenseQuote"/>
     <w:uiPriority w:val="30"/>
-    <w:rsid w:val="00787CDE"/>
     <w:rPr>
       <w:rFonts w:cs="Angsana New"/>
       <w:i/>
@@ -7538,12 +7143,11 @@
       <w:szCs w:val="24"/>
     </w:rPr>
   </w:style>
-  <w:style w:type="character" w:styleId="IntenseReference">
-    <w:name w:val="Intense Reference"/>
+  <w:style w:type="character" w:customStyle="1" w:styleId="IntenseReference1">
+    <w:name w:val="Intense Reference1"/>
     <w:basedOn w:val="DefaultParagraphFont"/>
     <w:uiPriority w:val="32"/>
     <w:qFormat/>
-    <w:rsid w:val="00787CDE"/>
     <w:rPr>
       <w:b/>
       <w:bCs/>
@@ -7552,33 +7156,13 @@
       <w:spacing w:val="5"/>
     </w:rPr>
   </w:style>
-  <w:style w:type="table" w:styleId="TableGrid">
-    <w:name w:val="Table Grid"/>
-    <w:basedOn w:val="TableNormal"/>
-    <w:uiPriority w:val="39"/>
-    <w:rsid w:val="00C54DE2"/>
-    <w:pPr>
-      <w:spacing w:after="0" w:line="240" w:lineRule="auto"/>
-    </w:pPr>
-    <w:tblPr>
-      <w:tblBorders>
-        <w:top w:val="single" w:sz="4" w:space="0" w:color="auto"/>
-        <w:left w:val="single" w:sz="4" w:space="0" w:color="auto"/>
-        <w:bottom w:val="single" w:sz="4" w:space="0" w:color="auto"/>
-        <w:right w:val="single" w:sz="4" w:space="0" w:color="auto"/>
-        <w:insideH w:val="single" w:sz="4" w:space="0" w:color="auto"/>
-        <w:insideV w:val="single" w:sz="4" w:space="0" w:color="auto"/>
-      </w:tblBorders>
-    </w:tblPr>
-  </w:style>
-  <w:style w:type="paragraph" w:styleId="TOCHeading">
-    <w:name w:val="TOC Heading"/>
+  <w:style w:type="paragraph" w:customStyle="1" w:styleId="TOCHeading1">
+    <w:name w:val="TOC Heading1"/>
     <w:basedOn w:val="Heading1"/>
     <w:next w:val="Normal"/>
     <w:uiPriority w:val="39"/>
     <w:unhideWhenUsed/>
     <w:qFormat/>
-    <w:rsid w:val="00363A4D"/>
     <w:pPr>
       <w:outlineLvl w:val="9"/>
     </w:pPr>
@@ -7591,93 +7175,14 @@
       <w14:ligatures w14:val="none"/>
     </w:rPr>
   </w:style>
-  <w:style w:type="paragraph" w:styleId="TOC1">
-    <w:name w:val="toc 1"/>
-    <w:basedOn w:val="Normal"/>
-    <w:next w:val="Normal"/>
-    <w:autoRedefine/>
-    <w:uiPriority w:val="39"/>
-    <w:unhideWhenUsed/>
-    <w:rsid w:val="00363A4D"/>
-    <w:pPr>
-      <w:spacing w:after="100"/>
-    </w:pPr>
-    <w:rPr>
-      <w:rFonts w:cs="Angsana New"/>
-    </w:rPr>
-  </w:style>
-  <w:style w:type="paragraph" w:styleId="TOC2">
-    <w:name w:val="toc 2"/>
-    <w:basedOn w:val="Normal"/>
-    <w:next w:val="Normal"/>
-    <w:autoRedefine/>
-    <w:uiPriority w:val="39"/>
-    <w:unhideWhenUsed/>
-    <w:rsid w:val="00363A4D"/>
-    <w:pPr>
-      <w:spacing w:after="100"/>
-      <w:ind w:left="220"/>
-    </w:pPr>
-    <w:rPr>
-      <w:rFonts w:cs="Angsana New"/>
-    </w:rPr>
-  </w:style>
-  <w:style w:type="character" w:styleId="Hyperlink">
-    <w:name w:val="Hyperlink"/>
-    <w:basedOn w:val="DefaultParagraphFont"/>
-    <w:uiPriority w:val="99"/>
-    <w:unhideWhenUsed/>
-    <w:rsid w:val="00363A4D"/>
-    <w:rPr>
-      <w:color w:val="467886" w:themeColor="hyperlink"/>
-      <w:u w:val="single"/>
-    </w:rPr>
-  </w:style>
-  <w:style w:type="paragraph" w:styleId="Header">
-    <w:name w:val="header"/>
-    <w:basedOn w:val="Normal"/>
-    <w:link w:val="HeaderChar"/>
-    <w:uiPriority w:val="99"/>
-    <w:unhideWhenUsed/>
-    <w:rsid w:val="00363A4D"/>
-    <w:pPr>
-      <w:tabs>
-        <w:tab w:val="center" w:pos="4513"/>
-        <w:tab w:val="right" w:pos="9026"/>
-      </w:tabs>
-      <w:spacing w:after="0" w:line="240" w:lineRule="auto"/>
-    </w:pPr>
-    <w:rPr>
-      <w:rFonts w:cs="Angsana New"/>
-    </w:rPr>
-  </w:style>
   <w:style w:type="character" w:customStyle="1" w:styleId="HeaderChar">
     <w:name w:val="Header Char"/>
     <w:basedOn w:val="DefaultParagraphFont"/>
     <w:link w:val="Header"/>
     <w:uiPriority w:val="99"/>
-    <w:rsid w:val="00363A4D"/>
     <w:rPr>
       <w:rFonts w:cs="Angsana New"/>
       <w:szCs w:val="24"/>
-    </w:rPr>
-  </w:style>
-  <w:style w:type="paragraph" w:styleId="Footer">
-    <w:name w:val="footer"/>
-    <w:basedOn w:val="Normal"/>
-    <w:link w:val="FooterChar"/>
-    <w:uiPriority w:val="99"/>
-    <w:unhideWhenUsed/>
-    <w:rsid w:val="00363A4D"/>
-    <w:pPr>
-      <w:tabs>
-        <w:tab w:val="center" w:pos="4513"/>
-        <w:tab w:val="right" w:pos="9026"/>
-      </w:tabs>
-      <w:spacing w:after="0" w:line="240" w:lineRule="auto"/>
-    </w:pPr>
-    <w:rPr>
-      <w:rFonts w:cs="Angsana New"/>
     </w:rPr>
   </w:style>
   <w:style w:type="character" w:customStyle="1" w:styleId="FooterChar">
@@ -7685,7 +7190,6 @@
     <w:basedOn w:val="DefaultParagraphFont"/>
     <w:link w:val="Footer"/>
     <w:uiPriority w:val="99"/>
-    <w:rsid w:val="00363A4D"/>
     <w:rPr>
       <w:rFonts w:cs="Angsana New"/>
       <w:szCs w:val="24"/>
@@ -7737,7 +7241,7 @@
     </a:clrScheme>
     <a:fontScheme name="Office">
       <a:majorFont>
-        <a:latin typeface="Aptos Display" panose="02110004020202020204"/>
+        <a:latin typeface="Aptos Display"/>
         <a:ea typeface=""/>
         <a:cs typeface=""/>
         <a:font script="Jpan" typeface="游ゴシック Light"/>
@@ -7770,26 +7274,9 @@
         <a:font script="Viet" typeface="Times New Roman"/>
         <a:font script="Uigh" typeface="Microsoft Uighur"/>
         <a:font script="Geor" typeface="Sylfaen"/>
-        <a:font script="Armn" typeface="Arial"/>
-        <a:font script="Bugi" typeface="Leelawadee UI"/>
-        <a:font script="Bopo" typeface="Microsoft JhengHei"/>
-        <a:font script="Java" typeface="Javanese Text"/>
-        <a:font script="Lisu" typeface="Segoe UI"/>
-        <a:font script="Mymr" typeface="Myanmar Text"/>
-        <a:font script="Nkoo" typeface="Ebrima"/>
-        <a:font script="Olck" typeface="Nirmala UI"/>
-        <a:font script="Osma" typeface="Ebrima"/>
-        <a:font script="Phag" typeface="Phagspa"/>
-        <a:font script="Syrn" typeface="Estrangelo Edessa"/>
-        <a:font script="Syrj" typeface="Estrangelo Edessa"/>
-        <a:font script="Syre" typeface="Estrangelo Edessa"/>
-        <a:font script="Sora" typeface="Nirmala UI"/>
-        <a:font script="Tale" typeface="Microsoft Tai Le"/>
-        <a:font script="Talu" typeface="Microsoft New Tai Lue"/>
-        <a:font script="Tfng" typeface="Ebrima"/>
       </a:majorFont>
       <a:minorFont>
-        <a:latin typeface="Aptos" panose="02110004020202020204"/>
+        <a:latin typeface="Aptos"/>
         <a:ea typeface=""/>
         <a:cs typeface=""/>
         <a:font script="Jpan" typeface="游ゴシック"/>
@@ -7822,23 +7309,6 @@
         <a:font script="Viet" typeface="Arial"/>
         <a:font script="Uigh" typeface="Microsoft Uighur"/>
         <a:font script="Geor" typeface="Sylfaen"/>
-        <a:font script="Armn" typeface="Arial"/>
-        <a:font script="Bugi" typeface="Leelawadee UI"/>
-        <a:font script="Bopo" typeface="Microsoft JhengHei"/>
-        <a:font script="Java" typeface="Javanese Text"/>
-        <a:font script="Lisu" typeface="Segoe UI"/>
-        <a:font script="Mymr" typeface="Myanmar Text"/>
-        <a:font script="Nkoo" typeface="Ebrima"/>
-        <a:font script="Olck" typeface="Nirmala UI"/>
-        <a:font script="Osma" typeface="Ebrima"/>
-        <a:font script="Phag" typeface="Phagspa"/>
-        <a:font script="Syrn" typeface="Estrangelo Edessa"/>
-        <a:font script="Syrj" typeface="Estrangelo Edessa"/>
-        <a:font script="Syre" typeface="Estrangelo Edessa"/>
-        <a:font script="Sora" typeface="Nirmala UI"/>
-        <a:font script="Tale" typeface="Microsoft Tai Le"/>
-        <a:font script="Talu" typeface="Microsoft New Tai Lue"/>
-        <a:font script="Tfng" typeface="Ebrima"/>
       </a:minorFont>
     </a:fontScheme>
     <a:fmtScheme name="Office">
@@ -7981,11 +7451,6 @@
   </a:themeElements>
   <a:objectDefaults/>
   <a:extraClrSchemeLst/>
-  <a:extLst>
-    <a:ext uri="{05A4C25C-085E-4340-85A3-A5531E510DB2}">
-      <thm15:themeFamily xmlns:thm15="http://schemas.microsoft.com/office/thememl/2012/main" name="Office Theme" id="{62F939B6-93AF-4DB8-9C6B-D6C7DFDC589F}" vid="{4A3C46E8-61CC-4603-A589-7422A47A8E4A}"/>
-    </a:ext>
-  </a:extLst>
 </a:theme>
 </file>
 

--- a/docs/assignment 1.docx
+++ b/docs/assignment 1.docx
@@ -1,6 +1,6 @@
 
 <file path=word/document.xml><?xml version="1.0" encoding="utf-8"?>
-<w:document xmlns:wpc="http://schemas.microsoft.com/office/word/2010/wordprocessingCanvas" xmlns:cx="http://schemas.microsoft.com/office/drawing/2014/chartex" xmlns:cx1="http://schemas.microsoft.com/office/drawing/2015/9/8/chartex" xmlns:cx2="http://schemas.microsoft.com/office/drawing/2015/10/21/chartex" xmlns:cx3="http://schemas.microsoft.com/office/drawing/2016/5/9/chartex" xmlns:cx4="http://schemas.microsoft.com/office/drawing/2016/5/10/chartex" xmlns:cx5="http://schemas.microsoft.com/office/drawing/2016/5/11/chartex" xmlns:cx6="http://schemas.microsoft.com/office/drawing/2016/5/12/chartex" xmlns:cx7="http://schemas.microsoft.com/office/drawing/2016/5/13/chartex" xmlns:cx8="http://schemas.microsoft.com/office/drawing/2016/5/14/chartex" xmlns:mc="http://schemas.openxmlformats.org/markup-compatibility/2006" xmlns:aink="http://schemas.microsoft.com/office/drawing/2016/ink" xmlns:am3d="http://schemas.microsoft.com/office/drawing/2017/model3d" xmlns:o="urn:schemas-microsoft-com:office:office" xmlns:oel="http://schemas.microsoft.com/office/2019/extlst" xmlns:r="http://schemas.openxmlformats.org/officeDocument/2006/relationships" xmlns:m="http://schemas.openxmlformats.org/officeDocument/2006/math" xmlns:v="urn:schemas-microsoft-com:vml" xmlns:wp14="http://schemas.microsoft.com/office/word/2010/wordprocessingDrawing" xmlns:wp="http://schemas.openxmlformats.org/drawingml/2006/wordprocessingDrawing" xmlns:w10="urn:schemas-microsoft-com:office:word" xmlns:w="http://schemas.openxmlformats.org/wordprocessingml/2006/main" xmlns:w14="http://schemas.microsoft.com/office/word/2010/wordml" xmlns:w15="http://schemas.microsoft.com/office/word/2012/wordml" xmlns:w16cex="http://schemas.microsoft.com/office/word/2018/wordml/cex" xmlns:w16cid="http://schemas.microsoft.com/office/word/2016/wordml/cid" xmlns:w16="http://schemas.microsoft.com/office/word/2018/wordml" xmlns:w16du="http://schemas.microsoft.com/office/word/2023/wordml/word16du" xmlns:w16sdtdh="http://schemas.microsoft.com/office/word/2020/wordml/sdtdatahash" xmlns:w16sdtfl="http://schemas.microsoft.com/office/word/2024/wordml/sdtformatlock" xmlns:w16se="http://schemas.microsoft.com/office/word/2015/wordml/symex" xmlns:wpg="http://schemas.microsoft.com/office/word/2010/wordprocessingGroup" xmlns:wpi="http://schemas.microsoft.com/office/word/2010/wordprocessingInk" xmlns:wne="http://schemas.microsoft.com/office/word/2006/wordml" xmlns:wps="http://schemas.microsoft.com/office/word/2010/wordprocessingShape" mc:Ignorable="w14 w15 w16se w16cid w16 w16cex w16sdtdh w16sdtfl w16du wp14">
+<w:document xmlns:wpc="http://schemas.microsoft.com/office/word/2010/wordprocessingCanvas" xmlns:cx="http://schemas.microsoft.com/office/drawing/2014/chartex" xmlns:mc="http://schemas.openxmlformats.org/markup-compatibility/2006" xmlns:o="urn:schemas-microsoft-com:office:office" xmlns:r="http://schemas.openxmlformats.org/officeDocument/2006/relationships" xmlns:m="http://schemas.openxmlformats.org/officeDocument/2006/math" xmlns:v="urn:schemas-microsoft-com:vml" xmlns:wp14="http://schemas.microsoft.com/office/word/2010/wordprocessingDrawing" xmlns:wp="http://schemas.openxmlformats.org/drawingml/2006/wordprocessingDrawing" xmlns:w10="urn:schemas-microsoft-com:office:word" xmlns:w="http://schemas.openxmlformats.org/wordprocessingml/2006/main" xmlns:w14="http://schemas.microsoft.com/office/word/2010/wordml" xmlns:w15="http://schemas.microsoft.com/office/word/2012/wordml" xmlns:w16se="http://schemas.microsoft.com/office/word/2015/wordml/symex" xmlns:wpg="http://schemas.microsoft.com/office/word/2010/wordprocessingGroup" xmlns:wpi="http://schemas.microsoft.com/office/word/2010/wordprocessingInk" xmlns:wne="http://schemas.microsoft.com/office/word/2006/wordml" xmlns:wps="http://schemas.microsoft.com/office/word/2010/wordprocessingShape" mc:Ignorable="w14 w15 w16se wp14">
   <w:body>
     <w:p>
       <w:pPr>
@@ -189,6 +189,7 @@
           <w:docPartUnique/>
         </w:docPartObj>
       </w:sdtPr>
+      <w:sdtEndPr/>
       <w:sdtContent>
         <w:p>
           <w:pPr>
@@ -549,7 +550,15 @@
                 <w:rFonts w:ascii="Times New Roman" w:hAnsi="Times New Roman" w:cs="Times New Roman"/>
                 <w:sz w:val="24"/>
               </w:rPr>
-              <w:t>4.1  In Scope</w:t>
+              <w:t>4.1  In Sc</w:t>
+            </w:r>
+            <w:r>
+              <w:rPr>
+                <w:rStyle w:val="Hyperlink"/>
+                <w:rFonts w:ascii="Times New Roman" w:hAnsi="Times New Roman" w:cs="Times New Roman"/>
+                <w:sz w:val="24"/>
+              </w:rPr>
+              <w:t>ope</w:t>
             </w:r>
             <w:r>
               <w:rPr>
@@ -924,7 +933,15 @@
                 <w:rFonts w:ascii="Times New Roman" w:hAnsi="Times New Roman" w:cs="Times New Roman"/>
                 <w:sz w:val="24"/>
               </w:rPr>
-              <w:t>5.3 Gantt Chart</w:t>
+              <w:t>5.</w:t>
+            </w:r>
+            <w:r>
+              <w:rPr>
+                <w:rStyle w:val="Hyperlink"/>
+                <w:rFonts w:ascii="Times New Roman" w:hAnsi="Times New Roman" w:cs="Times New Roman"/>
+                <w:sz w:val="24"/>
+              </w:rPr>
+              <w:t>3 Gantt Chart</w:t>
             </w:r>
             <w:r>
               <w:rPr>
@@ -1224,7 +1241,15 @@
                 <w:rFonts w:ascii="Times New Roman" w:hAnsi="Times New Roman" w:cs="Times New Roman"/>
                 <w:sz w:val="24"/>
               </w:rPr>
-              <w:t>7.0 Risk Management Plan</w:t>
+              <w:t>7.</w:t>
+            </w:r>
+            <w:r>
+              <w:rPr>
+                <w:rStyle w:val="Hyperlink"/>
+                <w:rFonts w:ascii="Times New Roman" w:hAnsi="Times New Roman" w:cs="Times New Roman"/>
+                <w:sz w:val="24"/>
+              </w:rPr>
+              <w:t>0 Risk Management Plan</w:t>
             </w:r>
             <w:r>
               <w:rPr>
@@ -1327,15 +1352,24 @@
         </w:rPr>
       </w:pPr>
       <w:bookmarkStart w:id="0" w:name="_Toc231999196"/>
+      <w:proofErr w:type="gramStart"/>
       <w:r>
         <w:rPr>
           <w:rFonts w:ascii="Times New Roman" w:hAnsi="Times New Roman"/>
           <w:sz w:val="24"/>
         </w:rPr>
         <w:lastRenderedPageBreak/>
-        <w:t>1.0  Overview</w:t>
+        <w:t xml:space="preserve">1.0  </w:t>
+      </w:r>
+      <w:r>
+        <w:rPr>
+          <w:rFonts w:ascii="Times New Roman" w:hAnsi="Times New Roman"/>
+          <w:sz w:val="24"/>
+        </w:rPr>
+        <w:t>Overview</w:t>
       </w:r>
       <w:bookmarkEnd w:id="0"/>
+      <w:proofErr w:type="gramEnd"/>
     </w:p>
     <w:p>
       <w:pPr>
@@ -1366,7 +1400,21 @@
           <w:rFonts w:ascii="Times New Roman" w:hAnsi="Times New Roman"/>
           <w:sz w:val="24"/>
         </w:rPr>
-        <w:t xml:space="preserve">] 2023). Poor food inventory management, lack of expiry date, awareness and no platform for food sharing are the main reasons for the majority of waste coming from household waste in the country. According to Yeong (2024), Malaysians waste food worth billions of ringgit annually, despite many households facing rising food costs.  </w:t>
+        <w:t>] 2023). Poor food inventory management, lack of e</w:t>
+      </w:r>
+      <w:r>
+        <w:rPr>
+          <w:rFonts w:ascii="Times New Roman" w:hAnsi="Times New Roman"/>
+          <w:sz w:val="24"/>
+        </w:rPr>
+        <w:t>xpiry date, awareness and no platform for food sharing are the main reasons for the majority of waste coming from household waste in the country. According to Yeong (2024), Malaysians waste food worth billions of ringgit annually, despite many households f</w:t>
+      </w:r>
+      <w:r>
+        <w:rPr>
+          <w:rFonts w:ascii="Times New Roman" w:hAnsi="Times New Roman"/>
+          <w:sz w:val="24"/>
+        </w:rPr>
+        <w:t xml:space="preserve">acing rising food costs.  </w:t>
       </w:r>
       <w:proofErr w:type="spellStart"/>
       <w:r>
@@ -1382,7 +1430,14 @@
           <w:rFonts w:ascii="Times New Roman" w:hAnsi="Times New Roman"/>
           <w:sz w:val="24"/>
         </w:rPr>
-        <w:t xml:space="preserve"> is proposed to be a direct remedy to this pressing environmental and social issue, consistent with the United Nations Sustainable Development Goal 12 (Responsible Consumption and Production) and the National Food Security Policy of Malaysia.</w:t>
+        <w:t xml:space="preserve"> is proposed to be a direct remedy to this pressing environmental and social issue, consistent with the United Nations Sustainable Development Goal 12 (Responsible Consumption and Production) and the National Food Securit</w:t>
+      </w:r>
+      <w:r>
+        <w:rPr>
+          <w:rFonts w:ascii="Times New Roman" w:hAnsi="Times New Roman"/>
+          <w:sz w:val="24"/>
+        </w:rPr>
+        <w:t>y Policy of Malaysia.</w:t>
       </w:r>
     </w:p>
     <w:p>
@@ -1414,7 +1469,14 @@
           <w:rFonts w:ascii="Times New Roman" w:hAnsi="Times New Roman"/>
           <w:sz w:val="24"/>
         </w:rPr>
-        <w:t xml:space="preserve"> are individuals and families of Malaysian household, who buy, store and cook food at home. Secondary users are community members who would like to give away extra food or receive food from neighbors in their neighborhood.</w:t>
+        <w:t xml:space="preserve"> are individuals and families of Malaysian household, who buy, store and cook food at home. Secondary users are community members who would like to give away extra food or receive food from </w:t>
+      </w:r>
+      <w:r>
+        <w:rPr>
+          <w:rFonts w:ascii="Times New Roman" w:hAnsi="Times New Roman"/>
+          <w:sz w:val="24"/>
+        </w:rPr>
+        <w:t>neighbors in their neighborhood.</w:t>
       </w:r>
     </w:p>
     <w:p>
@@ -1439,7 +1501,14 @@
           <w:rFonts w:ascii="Times New Roman" w:hAnsi="Times New Roman"/>
           <w:sz w:val="24"/>
         </w:rPr>
-        <w:t xml:space="preserve"> is a new product as there is no existing system being extended. It will be designed from scratch to be a fully functional web based application with six major use cases which will include User registration and Privacy Settings, Manage food inventory, Browse food items and donations, food analytics, View notifications and Plan weekly meals.</w:t>
+        <w:t xml:space="preserve"> is a new product as there is no existing system being extended. It will be designed from scratch to be a fully functional web based application with six major use cases which will include User registration and Pri</w:t>
+      </w:r>
+      <w:r>
+        <w:rPr>
+          <w:rFonts w:ascii="Times New Roman" w:hAnsi="Times New Roman"/>
+          <w:sz w:val="24"/>
+        </w:rPr>
+        <w:t>vacy Settings, Manage food inventory, Browse food items and donations, food analytics, View notifications and Plan weekly meals.</w:t>
       </w:r>
     </w:p>
     <w:p>
@@ -1455,7 +1524,14 @@
           <w:rFonts w:ascii="Times New Roman" w:hAnsi="Times New Roman"/>
           <w:sz w:val="24"/>
         </w:rPr>
-        <w:t xml:space="preserve">The financial cost to the client is none since it is an academic project that is produced as part of the BIT216 Software Engineering principles course at HELP University. All development will be completed by us three team members as per question. Throughout the project, we will be using some free and open source tools like </w:t>
+        <w:t>The financial cost to the client is none since it is an academic project that is produced as part of the BIT216 Software Engine</w:t>
+      </w:r>
+      <w:r>
+        <w:rPr>
+          <w:rFonts w:ascii="Times New Roman" w:hAnsi="Times New Roman"/>
+          <w:sz w:val="24"/>
+        </w:rPr>
+        <w:t xml:space="preserve">ering principles course at HELP University. All development will be completed by us three team members as per question. Throughout the project, we will be using some free and open source tools like </w:t>
       </w:r>
       <w:proofErr w:type="spellStart"/>
       <w:r>
@@ -1471,7 +1547,14 @@
           <w:rFonts w:ascii="Times New Roman" w:hAnsi="Times New Roman"/>
           <w:sz w:val="24"/>
         </w:rPr>
-        <w:t xml:space="preserve"> for scheduling, GitHub for version control, Figma(free) for wire framing and development framework: React.js/Node.js will be used.</w:t>
+        <w:t xml:space="preserve"> for scheduling, GitHub for version control, F</w:t>
+      </w:r>
+      <w:r>
+        <w:rPr>
+          <w:rFonts w:ascii="Times New Roman" w:hAnsi="Times New Roman"/>
+          <w:sz w:val="24"/>
+        </w:rPr>
+        <w:t>igma(free) for wire framing and development framework: React.js/Node.js will be used.</w:t>
       </w:r>
     </w:p>
     <w:p>
@@ -1519,7 +1602,14 @@
           <w:rFonts w:ascii="Times New Roman" w:hAnsi="Times New Roman"/>
           <w:sz w:val="24"/>
         </w:rPr>
-        <w:t xml:space="preserve"> by July 14, 2026, in Iteration 1, and </w:t>
+        <w:t xml:space="preserve"> b</w:t>
+      </w:r>
+      <w:r>
+        <w:rPr>
+          <w:rFonts w:ascii="Times New Roman" w:hAnsi="Times New Roman"/>
+          <w:sz w:val="24"/>
+        </w:rPr>
+        <w:t xml:space="preserve">y July 14, 2026, in Iteration 1, and </w:t>
       </w:r>
       <w:proofErr w:type="spellStart"/>
       <w:r>
@@ -1566,13 +1656,22 @@
         </w:rPr>
       </w:pPr>
       <w:bookmarkStart w:id="1" w:name="_Toc231999197"/>
+      <w:proofErr w:type="gramStart"/>
       <w:r>
         <w:rPr>
           <w:rFonts w:ascii="Times New Roman" w:hAnsi="Times New Roman"/>
           <w:sz w:val="24"/>
         </w:rPr>
         <w:lastRenderedPageBreak/>
-        <w:t>2.0  Project Aims</w:t>
+        <w:t>2.0  Project</w:t>
+      </w:r>
+      <w:proofErr w:type="gramEnd"/>
+      <w:r>
+        <w:rPr>
+          <w:rFonts w:ascii="Times New Roman" w:hAnsi="Times New Roman"/>
+          <w:sz w:val="24"/>
+        </w:rPr>
+        <w:t xml:space="preserve"> Aims</w:t>
       </w:r>
       <w:bookmarkEnd w:id="1"/>
     </w:p>
@@ -1625,7 +1724,14 @@
           <w:rFonts w:ascii="Times New Roman" w:hAnsi="Times New Roman"/>
           <w:sz w:val="24"/>
         </w:rPr>
-        <w:t>To develop a functional and user-friendly web-based application that helps Malaysian households manage their food inventory and reduce food waste.</w:t>
+        <w:t>To develop a functional and user-friendly web-based application that helps Malaysian h</w:t>
+      </w:r>
+      <w:r>
+        <w:rPr>
+          <w:rFonts w:ascii="Times New Roman" w:hAnsi="Times New Roman"/>
+          <w:sz w:val="24"/>
+        </w:rPr>
+        <w:t>ouseholds manage their food inventory and reduce food waste.</w:t>
       </w:r>
     </w:p>
     <w:p>
@@ -1667,7 +1773,14 @@
           <w:rFonts w:ascii="Times New Roman" w:hAnsi="Times New Roman" w:cs="Times New Roman"/>
           <w:sz w:val="24"/>
         </w:rPr>
-        <w:t>To promote responsible meal planning by enabling users to plan weekly meals based on their available food inventory.</w:t>
+        <w:t xml:space="preserve">To promote responsible meal planning by enabling users to plan weekly meals based on </w:t>
+      </w:r>
+      <w:r>
+        <w:rPr>
+          <w:rFonts w:ascii="Times New Roman" w:hAnsi="Times New Roman" w:cs="Times New Roman"/>
+          <w:sz w:val="24"/>
+        </w:rPr>
+        <w:t>their available food inventory.</w:t>
       </w:r>
     </w:p>
     <w:p>
@@ -1736,13 +1849,22 @@
         </w:rPr>
       </w:pPr>
       <w:bookmarkStart w:id="2" w:name="_Toc231999198"/>
+      <w:proofErr w:type="gramStart"/>
       <w:r>
         <w:rPr>
           <w:rFonts w:ascii="Times New Roman" w:hAnsi="Times New Roman"/>
           <w:sz w:val="24"/>
         </w:rPr>
         <w:lastRenderedPageBreak/>
-        <w:t>3.0  Project Objectives</w:t>
+        <w:t>3.0  Project</w:t>
+      </w:r>
+      <w:proofErr w:type="gramEnd"/>
+      <w:r>
+        <w:rPr>
+          <w:rFonts w:ascii="Times New Roman" w:hAnsi="Times New Roman"/>
+          <w:sz w:val="24"/>
+        </w:rPr>
+        <w:t xml:space="preserve"> Objectives</w:t>
       </w:r>
       <w:bookmarkEnd w:id="2"/>
     </w:p>
@@ -1801,7 +1923,14 @@
           <w:rFonts w:ascii="Times New Roman" w:hAnsi="Times New Roman" w:cs="Times New Roman"/>
           <w:sz w:val="24"/>
         </w:rPr>
-        <w:t>Developed a food inventory module which can be used to add food items, edit, delete, and categorize them with expiry dates, and generates alerts automatically when food items are coming up to their expiry date.</w:t>
+        <w:t xml:space="preserve">Developed a food inventory module which can </w:t>
+      </w:r>
+      <w:r>
+        <w:rPr>
+          <w:rFonts w:ascii="Times New Roman" w:hAnsi="Times New Roman" w:cs="Times New Roman"/>
+          <w:sz w:val="24"/>
+        </w:rPr>
+        <w:t>be used to add food items, edit, delete, and categorize them with expiry dates, and generates alerts automatically when food items are coming up to their expiry date.</w:t>
       </w:r>
     </w:p>
     <w:p>
@@ -1822,7 +1951,14 @@
           <w:rFonts w:ascii="Times New Roman" w:hAnsi="Times New Roman" w:cs="Times New Roman"/>
           <w:sz w:val="24"/>
         </w:rPr>
-        <w:t>Built a food donation browsing and claiming module which allows users to post, browse and claim food donations with pickup information.</w:t>
+        <w:t>Built a food donation browsing and claiming module which allows users to post, browse and</w:t>
+      </w:r>
+      <w:r>
+        <w:rPr>
+          <w:rFonts w:ascii="Times New Roman" w:hAnsi="Times New Roman" w:cs="Times New Roman"/>
+          <w:sz w:val="24"/>
+        </w:rPr>
+        <w:t xml:space="preserve"> claim food donations with pickup information.</w:t>
       </w:r>
     </w:p>
     <w:p>
@@ -1864,7 +2000,14 @@
           <w:rFonts w:ascii="Times New Roman" w:hAnsi="Times New Roman" w:cs="Times New Roman"/>
           <w:sz w:val="24"/>
         </w:rPr>
-        <w:t>Developed a notification system to provide reminders and timely notifications for expiry dates, donations status, and meal planning.</w:t>
+        <w:t xml:space="preserve">Developed a notification system to provide reminders and timely notifications </w:t>
+      </w:r>
+      <w:r>
+        <w:rPr>
+          <w:rFonts w:ascii="Times New Roman" w:hAnsi="Times New Roman" w:cs="Times New Roman"/>
+          <w:sz w:val="24"/>
+        </w:rPr>
+        <w:t>for expiry dates, donations status, and meal planning.</w:t>
       </w:r>
     </w:p>
     <w:p>
@@ -1906,7 +2049,14 @@
           <w:rFonts w:ascii="Times New Roman" w:hAnsi="Times New Roman" w:cs="Times New Roman"/>
           <w:sz w:val="24"/>
         </w:rPr>
-        <w:t>Built out all modules with working prototypes with test cases and GitHub Collaboration evidence for Iteration 1 and Iteration 2.</w:t>
+        <w:t>Built out all modules with working prototypes with test cases and GitHub Collaboration</w:t>
+      </w:r>
+      <w:r>
+        <w:rPr>
+          <w:rFonts w:ascii="Times New Roman" w:hAnsi="Times New Roman" w:cs="Times New Roman"/>
+          <w:sz w:val="24"/>
+        </w:rPr>
+        <w:t xml:space="preserve"> evidence for Iteration 1 and Iteration 2.</w:t>
       </w:r>
       <w:r>
         <w:rPr>
@@ -1926,13 +2076,22 @@
         </w:rPr>
       </w:pPr>
       <w:bookmarkStart w:id="3" w:name="_Toc231999199"/>
+      <w:proofErr w:type="gramStart"/>
       <w:r>
         <w:rPr>
           <w:rFonts w:ascii="Times New Roman" w:hAnsi="Times New Roman"/>
           <w:sz w:val="24"/>
         </w:rPr>
         <w:lastRenderedPageBreak/>
-        <w:t>4.0  Project Scope</w:t>
+        <w:t>4.0  Project</w:t>
+      </w:r>
+      <w:proofErr w:type="gramEnd"/>
+      <w:r>
+        <w:rPr>
+          <w:rFonts w:ascii="Times New Roman" w:hAnsi="Times New Roman"/>
+          <w:sz w:val="24"/>
+        </w:rPr>
+        <w:t xml:space="preserve"> Scope</w:t>
       </w:r>
       <w:bookmarkEnd w:id="3"/>
     </w:p>
@@ -1946,12 +2105,21 @@
         </w:rPr>
       </w:pPr>
       <w:bookmarkStart w:id="4" w:name="_Toc231999200"/>
-      <w:r>
-        <w:rPr>
-          <w:rFonts w:ascii="Times New Roman" w:hAnsi="Times New Roman"/>
-          <w:sz w:val="24"/>
-        </w:rPr>
-        <w:t>4.1  In Scope</w:t>
+      <w:proofErr w:type="gramStart"/>
+      <w:r>
+        <w:rPr>
+          <w:rFonts w:ascii="Times New Roman" w:hAnsi="Times New Roman"/>
+          <w:sz w:val="24"/>
+        </w:rPr>
+        <w:t>4.1  In</w:t>
+      </w:r>
+      <w:proofErr w:type="gramEnd"/>
+      <w:r>
+        <w:rPr>
+          <w:rFonts w:ascii="Times New Roman" w:hAnsi="Times New Roman"/>
+          <w:sz w:val="24"/>
+        </w:rPr>
+        <w:t xml:space="preserve"> Scope</w:t>
       </w:r>
       <w:bookmarkEnd w:id="4"/>
     </w:p>
@@ -2011,7 +2179,14 @@
           <w:rFonts w:ascii="Times New Roman" w:eastAsiaTheme="minorHAnsi" w:hAnsi="Times New Roman"/>
           <w:sz w:val="24"/>
         </w:rPr>
-        <w:t xml:space="preserve">Food inventory management: add, edit and delete food items along with name, quantity, expiry date, category and storage place. </w:t>
+        <w:t>Food inventory management: add, ed</w:t>
+      </w:r>
+      <w:r>
+        <w:rPr>
+          <w:rFonts w:ascii="Times New Roman" w:eastAsiaTheme="minorHAnsi" w:hAnsi="Times New Roman"/>
+          <w:sz w:val="24"/>
+        </w:rPr>
+        <w:t xml:space="preserve">it and delete food items along with name, quantity, expiry date, category and storage place. </w:t>
       </w:r>
     </w:p>
     <w:p>
@@ -2053,7 +2228,14 @@
           <w:rFonts w:ascii="Times New Roman" w:eastAsiaTheme="minorHAnsi" w:hAnsi="Times New Roman"/>
           <w:sz w:val="24"/>
         </w:rPr>
-        <w:t>Food analytics - visual reports of food saved from waste and food donated, filtered by date range and category.</w:t>
+        <w:t>Food analytics - visual reports of food saved from waste an</w:t>
+      </w:r>
+      <w:r>
+        <w:rPr>
+          <w:rFonts w:ascii="Times New Roman" w:eastAsiaTheme="minorHAnsi" w:hAnsi="Times New Roman"/>
+          <w:sz w:val="24"/>
+        </w:rPr>
+        <w:t>d food donated, filtered by date range and category.</w:t>
       </w:r>
     </w:p>
     <w:p>
@@ -2095,7 +2277,14 @@
           <w:rFonts w:ascii="Times New Roman" w:eastAsiaTheme="minorHAnsi" w:hAnsi="Times New Roman"/>
           <w:sz w:val="24"/>
         </w:rPr>
-        <w:t>Weekly meal planner: Plan meals by day/slot, view possible meals from what's available.</w:t>
+        <w:t xml:space="preserve">Weekly meal planner: Plan meals by day/slot, view possible meals from </w:t>
+      </w:r>
+      <w:r>
+        <w:rPr>
+          <w:rFonts w:ascii="Times New Roman" w:eastAsiaTheme="minorHAnsi" w:hAnsi="Times New Roman"/>
+          <w:sz w:val="24"/>
+        </w:rPr>
+        <w:t>what's available.</w:t>
       </w:r>
     </w:p>
     <w:p>
@@ -2117,12 +2306,21 @@
           <w:sz w:val="24"/>
         </w:rPr>
       </w:pPr>
-      <w:r>
-        <w:rPr>
-          <w:rFonts w:ascii="Times New Roman" w:hAnsi="Times New Roman"/>
-          <w:sz w:val="24"/>
-        </w:rPr>
-        <w:t>4.2  Out of Scope</w:t>
+      <w:proofErr w:type="gramStart"/>
+      <w:r>
+        <w:rPr>
+          <w:rFonts w:ascii="Times New Roman" w:hAnsi="Times New Roman"/>
+          <w:sz w:val="24"/>
+        </w:rPr>
+        <w:t>4.2  Out</w:t>
+      </w:r>
+      <w:proofErr w:type="gramEnd"/>
+      <w:r>
+        <w:rPr>
+          <w:rFonts w:ascii="Times New Roman" w:hAnsi="Times New Roman"/>
+          <w:sz w:val="24"/>
+        </w:rPr>
+        <w:t xml:space="preserve"> of Scope</w:t>
       </w:r>
       <w:bookmarkEnd w:id="5"/>
     </w:p>
@@ -2202,7 +2400,14 @@
           <w:rFonts w:ascii="Times New Roman" w:hAnsi="Times New Roman" w:cs="Times New Roman"/>
           <w:sz w:val="24"/>
         </w:rPr>
-        <w:t>Integration with external food database or 3rd party recipe API - recipe suggestions will be based on what food items are available.</w:t>
+        <w:t xml:space="preserve">Integration with external food database or 3rd party recipe API </w:t>
+      </w:r>
+      <w:r>
+        <w:rPr>
+          <w:rFonts w:ascii="Times New Roman" w:hAnsi="Times New Roman" w:cs="Times New Roman"/>
+          <w:sz w:val="24"/>
+        </w:rPr>
+        <w:t>- recipe suggestions will be based on what food items are available.</w:t>
       </w:r>
     </w:p>
     <w:p>
@@ -2654,7 +2859,14 @@
                 <w:rFonts w:ascii="Times New Roman" w:hAnsi="Times New Roman"/>
                 <w:sz w:val="24"/>
               </w:rPr>
-              <w:t>Design Specification Document</w:t>
+              <w:t xml:space="preserve">Design </w:t>
+            </w:r>
+            <w:r>
+              <w:rPr>
+                <w:rFonts w:ascii="Times New Roman" w:hAnsi="Times New Roman"/>
+                <w:sz w:val="24"/>
+              </w:rPr>
+              <w:t>Specification Document</w:t>
             </w:r>
           </w:p>
         </w:tc>
@@ -2892,13 +3104,6 @@
           <w:sz w:val="24"/>
         </w:rPr>
       </w:pPr>
-      <w:r>
-        <w:rPr>
-          <w:rFonts w:ascii="Times New Roman" w:hAnsi="Times New Roman"/>
-          <w:sz w:val="24"/>
-        </w:rPr>
-        <w:t xml:space="preserve">The following Gantt chart was created using </w:t>
-      </w:r>
       <w:proofErr w:type="spellStart"/>
       <w:r>
         <w:rPr>
@@ -2913,7 +3118,7 @@
           <w:rFonts w:ascii="Times New Roman" w:hAnsi="Times New Roman"/>
           <w:sz w:val="24"/>
         </w:rPr>
-        <w:t xml:space="preserve"> and shows the baseline project schedule with task dependencies, resource allocations and milestones. </w:t>
+        <w:t xml:space="preserve"> was used to construct the following Gantt chart which displays the baseline project timeline along with task dependencies, resource allocation and milestones</w:t>
       </w:r>
     </w:p>
     <w:p>
@@ -2973,8 +3178,54 @@
           <w:rFonts w:ascii="Times New Roman" w:hAnsi="Times New Roman"/>
           <w:sz w:val="24"/>
         </w:rPr>
-        <w:t xml:space="preserve"> using the React.js and Node.js stack. The system is client server based with a RESTful API backend, a MySQL relational database, and is cloud-hosted on AWS. The push notifications for expiry alerts and donation updates are managed through Firebase Cloud Messaging..</w:t>
-      </w:r>
+        <w:t xml:space="preserve"> using the React.js and Node.js stack. The system is </w:t>
+      </w:r>
+      <w:proofErr w:type="spellStart"/>
+      <w:r>
+        <w:rPr>
+          <w:rFonts w:ascii="Times New Roman" w:hAnsi="Times New Roman"/>
+          <w:sz w:val="24"/>
+        </w:rPr>
+        <w:t>clien</w:t>
+      </w:r>
+      <w:r>
+        <w:rPr>
+          <w:rFonts w:ascii="Times New Roman" w:hAnsi="Times New Roman"/>
+          <w:sz w:val="24"/>
+        </w:rPr>
+        <w:t>r</w:t>
+      </w:r>
+      <w:r>
+        <w:rPr>
+          <w:rFonts w:ascii="Times New Roman" w:hAnsi="Times New Roman"/>
+          <w:sz w:val="24"/>
+        </w:rPr>
+        <w:t>t</w:t>
+      </w:r>
+      <w:proofErr w:type="spellEnd"/>
+      <w:r>
+        <w:rPr>
+          <w:rFonts w:ascii="Times New Roman" w:hAnsi="Times New Roman"/>
+          <w:sz w:val="24"/>
+        </w:rPr>
+        <w:t xml:space="preserve"> server based wit</w:t>
+      </w:r>
+      <w:r>
+        <w:rPr>
+          <w:rFonts w:ascii="Times New Roman" w:hAnsi="Times New Roman"/>
+          <w:sz w:val="24"/>
+        </w:rPr>
+        <w:t xml:space="preserve">h a RESTful API backend, a MySQL relational database, and is cloud-hosted on AWS. The push notifications for expiry alerts and donation updates are managed through Firebase Cloud </w:t>
+      </w:r>
+      <w:proofErr w:type="gramStart"/>
+      <w:r>
+        <w:rPr>
+          <w:rFonts w:ascii="Times New Roman" w:hAnsi="Times New Roman"/>
+          <w:sz w:val="24"/>
+        </w:rPr>
+        <w:t>Messaging..</w:t>
+      </w:r>
+      <w:proofErr w:type="gramEnd"/>
     </w:p>
     <w:p>
       <w:pPr>
@@ -3008,7 +3259,14 @@
           <w:rFonts w:ascii="Times New Roman" w:hAnsi="Times New Roman"/>
           <w:sz w:val="24"/>
         </w:rPr>
-        <w:t xml:space="preserve">The following tables describe the methods, tools, languages, and environments used for the design, implementation, testing, and documentation of </w:t>
+        <w:t>The following tables describe the method</w:t>
+      </w:r>
+      <w:r>
+        <w:rPr>
+          <w:rFonts w:ascii="Times New Roman" w:hAnsi="Times New Roman"/>
+          <w:sz w:val="24"/>
+        </w:rPr>
+        <w:t xml:space="preserve">s, tools, languages, and environments used for the design, implementation, testing, and documentation of </w:t>
       </w:r>
       <w:proofErr w:type="spellStart"/>
       <w:r>
@@ -3214,7 +3472,14 @@
                 <w:rFonts w:ascii="Times New Roman" w:hAnsi="Times New Roman"/>
                 <w:sz w:val="24"/>
               </w:rPr>
-              <w:t>For project reports and assignment documentation</w:t>
+              <w:t>For project reports and assign</w:t>
+            </w:r>
+            <w:r>
+              <w:rPr>
+                <w:rFonts w:ascii="Times New Roman" w:hAnsi="Times New Roman"/>
+                <w:sz w:val="24"/>
+              </w:rPr>
+              <w:t>ment documentation</w:t>
             </w:r>
           </w:p>
         </w:tc>
@@ -4421,7 +4686,15 @@
                 <w:b/>
                 <w:sz w:val="24"/>
               </w:rPr>
-              <w:t>Tools/ Hardware</w:t>
+              <w:t xml:space="preserve">Tools/ </w:t>
+            </w:r>
+            <w:r>
+              <w:rPr>
+                <w:rFonts w:ascii="Times New Roman" w:hAnsi="Times New Roman"/>
+                <w:b/>
+                <w:sz w:val="24"/>
+              </w:rPr>
+              <w:t>Hardware</w:t>
             </w:r>
           </w:p>
         </w:tc>
@@ -4772,7 +5045,14 @@
           <w:rFonts w:ascii="Times New Roman" w:hAnsi="Times New Roman"/>
           <w:sz w:val="24"/>
         </w:rPr>
-        <w:t>7.0 Risk Management Plan</w:t>
+        <w:t xml:space="preserve">7.0 </w:t>
+      </w:r>
+      <w:r>
+        <w:rPr>
+          <w:rFonts w:ascii="Times New Roman" w:hAnsi="Times New Roman"/>
+          <w:sz w:val="24"/>
+        </w:rPr>
+        <w:t>Risk Management Plan</w:t>
       </w:r>
       <w:bookmarkEnd w:id="13"/>
     </w:p>
@@ -4913,7 +5193,21 @@
                 <w:rFonts w:ascii="Times New Roman" w:hAnsi="Times New Roman"/>
                 <w:sz w:val="24"/>
               </w:rPr>
-              <w:t>Team member keeps adding new features beyond the original plan, increasing workload and missing deadlines</w:t>
+              <w:t>A team member continues to add features o</w:t>
+            </w:r>
+            <w:r>
+              <w:rPr>
+                <w:rFonts w:ascii="Times New Roman" w:hAnsi="Times New Roman"/>
+                <w:sz w:val="24"/>
+              </w:rPr>
+              <w:t>ver what was originally planned,</w:t>
+            </w:r>
+            <w:r>
+              <w:rPr>
+                <w:rFonts w:ascii="Times New Roman" w:hAnsi="Times New Roman"/>
+                <w:sz w:val="24"/>
+              </w:rPr>
+              <w:t xml:space="preserve"> adding to the stress and missing deadlines.</w:t>
             </w:r>
           </w:p>
         </w:tc>
@@ -4944,26 +5238,55 @@
           </w:tcPr>
           <w:p>
             <w:pPr>
+              <w:rPr>
+                <w:rFonts w:ascii="Times New Roman" w:hAnsi="Times New Roman"/>
+                <w:sz w:val="24"/>
+              </w:rPr>
+            </w:pPr>
+            <w:r>
+              <w:rPr>
+                <w:rFonts w:ascii="Times New Roman" w:hAnsi="Times New Roman"/>
+                <w:sz w:val="24"/>
+              </w:rPr>
+              <w:t>Fully define</w:t>
+            </w:r>
+            <w:r>
+              <w:rPr>
+                <w:rFonts w:ascii="Times New Roman" w:hAnsi="Times New Roman"/>
+                <w:sz w:val="24"/>
+              </w:rPr>
+              <w:t xml:space="preserve"> the scope in the documentation and</w:t>
+            </w:r>
+            <w:r>
+              <w:rPr>
+                <w:rFonts w:ascii="Times New Roman" w:hAnsi="Times New Roman"/>
+                <w:sz w:val="24"/>
+              </w:rPr>
+              <w:t xml:space="preserve"> review</w:t>
+            </w:r>
+            <w:r>
+              <w:rPr>
+                <w:rFonts w:ascii="Times New Roman" w:hAnsi="Times New Roman"/>
+                <w:sz w:val="24"/>
+              </w:rPr>
+              <w:t xml:space="preserve"> it before adding any features </w:t>
+            </w:r>
+            <w:r>
+              <w:rPr>
+                <w:rFonts w:ascii="Times New Roman" w:hAnsi="Times New Roman"/>
+                <w:sz w:val="24"/>
+              </w:rPr>
+              <w:t>and agree on any changes to the scope with all three members.</w:t>
+            </w:r>
+          </w:p>
+          <w:p>
+            <w:pPr>
               <w:spacing w:line="360" w:lineRule="auto"/>
               <w:rPr>
                 <w:rFonts w:ascii="Times New Roman" w:hAnsi="Times New Roman"/>
                 <w:sz w:val="24"/>
               </w:rPr>
             </w:pPr>
-            <w:r>
-              <w:rPr>
-                <w:rFonts w:ascii="Times New Roman" w:hAnsi="Times New Roman"/>
-                <w:sz w:val="24"/>
-              </w:rPr>
-              <w:t xml:space="preserve">Define clear scope in documentation, review scope before adding any feature </w:t>
-            </w:r>
-            <w:r>
-              <w:rPr>
-                <w:rFonts w:ascii="Times New Roman" w:hAnsi="Times New Roman"/>
-                <w:sz w:val="24"/>
-              </w:rPr>
-              <w:t>, all 3 members must agree on any scope change</w:t>
-            </w:r>
           </w:p>
         </w:tc>
       </w:tr>
@@ -5006,7 +5329,7 @@
                 <w:rFonts w:ascii="Times New Roman" w:hAnsi="Times New Roman"/>
                 <w:sz w:val="24"/>
               </w:rPr>
-              <w:t>Malaysian households don’t download or use the app after launch</w:t>
+              <w:t>Following its availability, Malaysian families do not download or utilize the app.</w:t>
             </w:r>
           </w:p>
         </w:tc>
@@ -5048,21 +5371,7 @@
                 <w:rFonts w:ascii="Times New Roman" w:hAnsi="Times New Roman"/>
                 <w:sz w:val="24"/>
               </w:rPr>
-              <w:t>Conduct usability testing with at least 10 users</w:t>
-            </w:r>
-            <w:r>
-              <w:rPr>
-                <w:rFonts w:ascii="Times New Roman" w:hAnsi="Times New Roman"/>
-                <w:sz w:val="24"/>
-              </w:rPr>
-              <w:t xml:space="preserve">, </w:t>
-            </w:r>
-            <w:r>
-              <w:rPr>
-                <w:rFonts w:ascii="Times New Roman" w:hAnsi="Times New Roman"/>
-                <w:sz w:val="24"/>
-              </w:rPr>
-              <w:t>add simple onboarding tutorial inside app</w:t>
+              <w:t>Conduct usability testing with at least 10 users, add simple onboarding tutorial inside app</w:t>
             </w:r>
           </w:p>
         </w:tc>
@@ -5148,7 +5457,28 @@
                 <w:rFonts w:ascii="Times New Roman" w:hAnsi="Times New Roman"/>
                 <w:sz w:val="24"/>
               </w:rPr>
-              <w:t>Use HTTPS encryption; implement 2FA login</w:t>
+              <w:t xml:space="preserve">Use HTTPS encryption by </w:t>
+            </w:r>
+            <w:r>
+              <w:rPr>
+                <w:rFonts w:ascii="Times New Roman" w:hAnsi="Times New Roman"/>
+                <w:sz w:val="24"/>
+              </w:rPr>
+              <w:t>implement</w:t>
+            </w:r>
+            <w:r>
+              <w:rPr>
+                <w:rFonts w:ascii="Times New Roman" w:hAnsi="Times New Roman"/>
+                <w:sz w:val="24"/>
+              </w:rPr>
+              <w:t>ing</w:t>
+            </w:r>
+            <w:r>
+              <w:rPr>
+                <w:rFonts w:ascii="Times New Roman" w:hAnsi="Times New Roman"/>
+                <w:sz w:val="24"/>
+              </w:rPr>
+              <w:t xml:space="preserve"> 2FA login</w:t>
             </w:r>
           </w:p>
         </w:tc>
@@ -5234,7 +5564,28 @@
                 <w:rFonts w:ascii="Times New Roman" w:hAnsi="Times New Roman"/>
                 <w:sz w:val="24"/>
               </w:rPr>
-              <w:t>Cross-train all 3 members on all modules; keep GitHub updated daily so anyone can continue the work</w:t>
+              <w:t xml:space="preserve">Cross </w:t>
+            </w:r>
+            <w:r>
+              <w:rPr>
+                <w:rFonts w:ascii="Times New Roman" w:hAnsi="Times New Roman"/>
+                <w:sz w:val="24"/>
+              </w:rPr>
+              <w:t>tra</w:t>
+            </w:r>
+            <w:r>
+              <w:rPr>
+                <w:rFonts w:ascii="Times New Roman" w:hAnsi="Times New Roman"/>
+                <w:sz w:val="24"/>
+              </w:rPr>
+              <w:t>in all 3 members on all modules,</w:t>
+            </w:r>
+            <w:r>
+              <w:rPr>
+                <w:rFonts w:ascii="Times New Roman" w:hAnsi="Times New Roman"/>
+                <w:sz w:val="24"/>
+              </w:rPr>
+              <w:t xml:space="preserve"> keep GitHub updated daily so anyone can continue the work</w:t>
             </w:r>
           </w:p>
         </w:tc>
@@ -5320,7 +5671,35 @@
                 <w:rFonts w:ascii="Times New Roman" w:hAnsi="Times New Roman"/>
                 <w:sz w:val="24"/>
               </w:rPr>
-              <w:t>Test all integrations early; use free tier tools with strong community support; build fallback options</w:t>
+              <w:t>Test all integrations</w:t>
+            </w:r>
+            <w:r>
+              <w:rPr>
+                <w:rFonts w:ascii="Times New Roman" w:hAnsi="Times New Roman"/>
+                <w:sz w:val="24"/>
+              </w:rPr>
+              <w:t xml:space="preserve"> early,</w:t>
+            </w:r>
+            <w:r>
+              <w:rPr>
+                <w:rFonts w:ascii="Times New Roman" w:hAnsi="Times New Roman"/>
+                <w:sz w:val="24"/>
+              </w:rPr>
+              <w:t xml:space="preserve"> use free tier tool</w:t>
+            </w:r>
+            <w:r>
+              <w:rPr>
+                <w:rFonts w:ascii="Times New Roman" w:hAnsi="Times New Roman"/>
+                <w:sz w:val="24"/>
+              </w:rPr>
+              <w:t>s with strong community support</w:t>
+            </w:r>
+            <w:r>
+              <w:rPr>
+                <w:rFonts w:ascii="Times New Roman" w:hAnsi="Times New Roman"/>
+                <w:sz w:val="24"/>
+              </w:rPr>
+              <w:t xml:space="preserve"> build fallback options</w:t>
             </w:r>
           </w:p>
         </w:tc>
@@ -5343,6 +5722,7 @@
                 <w:rFonts w:ascii="Times New Roman" w:hAnsi="Times New Roman"/>
                 <w:sz w:val="24"/>
               </w:rPr>
+              <w:lastRenderedPageBreak/>
               <w:t>Miscommunication Among Team</w:t>
             </w:r>
           </w:p>
@@ -5364,16 +5744,10 @@
                 <w:rFonts w:ascii="Times New Roman" w:hAnsi="Times New Roman"/>
                 <w:sz w:val="24"/>
               </w:rPr>
-              <w:t xml:space="preserve">Team members misunderstand task </w:t>
-            </w:r>
-            <w:r>
-              <w:rPr>
-                <w:rFonts w:ascii="Times New Roman" w:hAnsi="Times New Roman"/>
-                <w:sz w:val="24"/>
-              </w:rPr>
-              <w:lastRenderedPageBreak/>
-              <w:t>requirements or produce incompatible work</w:t>
-            </w:r>
+              <w:t>Members of the team generate work that is incompatible or misunderstanding the job requirements.</w:t>
+            </w:r>
+            <w:bookmarkStart w:id="14" w:name="_GoBack"/>
+            <w:bookmarkEnd w:id="14"/>
           </w:p>
         </w:tc>
         <w:tc>
@@ -5393,7 +5767,6 @@
                 <w:rFonts w:ascii="Times New Roman" w:hAnsi="Times New Roman"/>
                 <w:sz w:val="24"/>
               </w:rPr>
-              <w:lastRenderedPageBreak/>
               <w:t>Medium</w:t>
             </w:r>
           </w:p>
@@ -5415,21 +5788,7 @@
                 <w:rFonts w:ascii="Times New Roman" w:hAnsi="Times New Roman"/>
                 <w:sz w:val="24"/>
               </w:rPr>
-              <w:t>Hold weekly team meetings</w:t>
-            </w:r>
-            <w:r>
-              <w:rPr>
-                <w:rFonts w:ascii="Times New Roman" w:hAnsi="Times New Roman"/>
-                <w:sz w:val="24"/>
-              </w:rPr>
-              <w:t xml:space="preserve">, </w:t>
-            </w:r>
-            <w:r>
-              <w:rPr>
-                <w:rFonts w:ascii="Times New Roman" w:hAnsi="Times New Roman"/>
-                <w:sz w:val="24"/>
-              </w:rPr>
-              <w:t>use GitHub for version control</w:t>
+              <w:t>Hold weekly team meetings, use GitHub for version control</w:t>
             </w:r>
           </w:p>
         </w:tc>
@@ -5515,35 +5874,14 @@
                 <w:rFonts w:ascii="Times New Roman" w:hAnsi="Times New Roman"/>
                 <w:sz w:val="24"/>
               </w:rPr>
-              <w:t>Distribute tasks based on each member's strengths</w:t>
-            </w:r>
-            <w:r>
-              <w:rPr>
-                <w:rFonts w:ascii="Times New Roman" w:hAnsi="Times New Roman"/>
-                <w:sz w:val="24"/>
-              </w:rPr>
-              <w:t xml:space="preserve">, </w:t>
-            </w:r>
-            <w:r>
-              <w:rPr>
-                <w:rFonts w:ascii="Times New Roman" w:hAnsi="Times New Roman"/>
-                <w:sz w:val="24"/>
-              </w:rPr>
-              <w:t>conduct knowledge sharing sessions</w:t>
-            </w:r>
-            <w:r>
-              <w:rPr>
-                <w:rFonts w:ascii="Times New Roman" w:hAnsi="Times New Roman"/>
-                <w:sz w:val="24"/>
-              </w:rPr>
-              <w:t xml:space="preserve">, </w:t>
-            </w:r>
-            <w:r>
-              <w:rPr>
-                <w:rFonts w:ascii="Times New Roman" w:hAnsi="Times New Roman"/>
-                <w:sz w:val="24"/>
-              </w:rPr>
-              <w:t>simplify complex features</w:t>
+              <w:t>Organize knowledge sharing sessions, distribute duties according to each member's skills, and make hard aspects simpler</w:t>
+            </w:r>
+            <w:r>
+              <w:rPr>
+                <w:rFonts w:ascii="Times New Roman" w:hAnsi="Times New Roman"/>
+                <w:sz w:val="24"/>
+              </w:rPr>
+              <w:t>.</w:t>
             </w:r>
           </w:p>
         </w:tc>
@@ -5579,7 +5917,7 @@
 </file>
 
 <file path=word/endnotes.xml><?xml version="1.0" encoding="utf-8"?>
-<w:endnotes xmlns:wpc="http://schemas.microsoft.com/office/word/2010/wordprocessingCanvas" xmlns:cx="http://schemas.microsoft.com/office/drawing/2014/chartex" xmlns:cx1="http://schemas.microsoft.com/office/drawing/2015/9/8/chartex" xmlns:cx2="http://schemas.microsoft.com/office/drawing/2015/10/21/chartex" xmlns:cx3="http://schemas.microsoft.com/office/drawing/2016/5/9/chartex" xmlns:cx4="http://schemas.microsoft.com/office/drawing/2016/5/10/chartex" xmlns:cx5="http://schemas.microsoft.com/office/drawing/2016/5/11/chartex" xmlns:cx6="http://schemas.microsoft.com/office/drawing/2016/5/12/chartex" xmlns:cx7="http://schemas.microsoft.com/office/drawing/2016/5/13/chartex" xmlns:cx8="http://schemas.microsoft.com/office/drawing/2016/5/14/chartex" xmlns:mc="http://schemas.openxmlformats.org/markup-compatibility/2006" xmlns:aink="http://schemas.microsoft.com/office/drawing/2016/ink" xmlns:am3d="http://schemas.microsoft.com/office/drawing/2017/model3d" xmlns:o="urn:schemas-microsoft-com:office:office" xmlns:oel="http://schemas.microsoft.com/office/2019/extlst" xmlns:r="http://schemas.openxmlformats.org/officeDocument/2006/relationships" xmlns:m="http://schemas.openxmlformats.org/officeDocument/2006/math" xmlns:v="urn:schemas-microsoft-com:vml" xmlns:wp14="http://schemas.microsoft.com/office/word/2010/wordprocessingDrawing" xmlns:wp="http://schemas.openxmlformats.org/drawingml/2006/wordprocessingDrawing" xmlns:w10="urn:schemas-microsoft-com:office:word" xmlns:w="http://schemas.openxmlformats.org/wordprocessingml/2006/main" xmlns:w14="http://schemas.microsoft.com/office/word/2010/wordml" xmlns:w15="http://schemas.microsoft.com/office/word/2012/wordml" xmlns:w16cex="http://schemas.microsoft.com/office/word/2018/wordml/cex" xmlns:w16cid="http://schemas.microsoft.com/office/word/2016/wordml/cid" xmlns:w16="http://schemas.microsoft.com/office/word/2018/wordml" xmlns:w16du="http://schemas.microsoft.com/office/word/2023/wordml/word16du" xmlns:w16sdtdh="http://schemas.microsoft.com/office/word/2020/wordml/sdtdatahash" xmlns:w16sdtfl="http://schemas.microsoft.com/office/word/2024/wordml/sdtformatlock" xmlns:w16se="http://schemas.microsoft.com/office/word/2015/wordml/symex" xmlns:wpg="http://schemas.microsoft.com/office/word/2010/wordprocessingGroup" xmlns:wpi="http://schemas.microsoft.com/office/word/2010/wordprocessingInk" xmlns:wne="http://schemas.microsoft.com/office/word/2006/wordml" xmlns:wps="http://schemas.microsoft.com/office/word/2010/wordprocessingShape" mc:Ignorable="w14 w15 w16se w16cid w16 w16cex w16sdtdh w16sdtfl w16du wp14">
+<w:endnotes xmlns:wpc="http://schemas.microsoft.com/office/word/2010/wordprocessingCanvas" xmlns:cx="http://schemas.microsoft.com/office/drawing/2014/chartex" xmlns:mc="http://schemas.openxmlformats.org/markup-compatibility/2006" xmlns:o="urn:schemas-microsoft-com:office:office" xmlns:r="http://schemas.openxmlformats.org/officeDocument/2006/relationships" xmlns:m="http://schemas.openxmlformats.org/officeDocument/2006/math" xmlns:v="urn:schemas-microsoft-com:vml" xmlns:wp14="http://schemas.microsoft.com/office/word/2010/wordprocessingDrawing" xmlns:wp="http://schemas.openxmlformats.org/drawingml/2006/wordprocessingDrawing" xmlns:w10="urn:schemas-microsoft-com:office:word" xmlns:w="http://schemas.openxmlformats.org/wordprocessingml/2006/main" xmlns:w14="http://schemas.microsoft.com/office/word/2010/wordml" xmlns:w15="http://schemas.microsoft.com/office/word/2012/wordml" xmlns:w16se="http://schemas.microsoft.com/office/word/2015/wordml/symex" xmlns:wpg="http://schemas.microsoft.com/office/word/2010/wordprocessingGroup" xmlns:wpi="http://schemas.microsoft.com/office/word/2010/wordprocessingInk" xmlns:wne="http://schemas.microsoft.com/office/word/2006/wordml" xmlns:wps="http://schemas.microsoft.com/office/word/2010/wordprocessingShape" mc:Ignorable="w14 w15 w16se wp14">
   <w:endnote w:type="separator" w:id="-1">
     <w:p>
       <w:pPr>
@@ -5604,7 +5942,7 @@
 </file>
 
 <file path=word/footer1.xml><?xml version="1.0" encoding="utf-8"?>
-<w:ftr xmlns:wpc="http://schemas.microsoft.com/office/word/2010/wordprocessingCanvas" xmlns:cx="http://schemas.microsoft.com/office/drawing/2014/chartex" xmlns:cx1="http://schemas.microsoft.com/office/drawing/2015/9/8/chartex" xmlns:cx2="http://schemas.microsoft.com/office/drawing/2015/10/21/chartex" xmlns:cx3="http://schemas.microsoft.com/office/drawing/2016/5/9/chartex" xmlns:cx4="http://schemas.microsoft.com/office/drawing/2016/5/10/chartex" xmlns:cx5="http://schemas.microsoft.com/office/drawing/2016/5/11/chartex" xmlns:cx6="http://schemas.microsoft.com/office/drawing/2016/5/12/chartex" xmlns:cx7="http://schemas.microsoft.com/office/drawing/2016/5/13/chartex" xmlns:cx8="http://schemas.microsoft.com/office/drawing/2016/5/14/chartex" xmlns:mc="http://schemas.openxmlformats.org/markup-compatibility/2006" xmlns:aink="http://schemas.microsoft.com/office/drawing/2016/ink" xmlns:am3d="http://schemas.microsoft.com/office/drawing/2017/model3d" xmlns:o="urn:schemas-microsoft-com:office:office" xmlns:oel="http://schemas.microsoft.com/office/2019/extlst" xmlns:r="http://schemas.openxmlformats.org/officeDocument/2006/relationships" xmlns:m="http://schemas.openxmlformats.org/officeDocument/2006/math" xmlns:v="urn:schemas-microsoft-com:vml" xmlns:wp14="http://schemas.microsoft.com/office/word/2010/wordprocessingDrawing" xmlns:wp="http://schemas.openxmlformats.org/drawingml/2006/wordprocessingDrawing" xmlns:w10="urn:schemas-microsoft-com:office:word" xmlns:w="http://schemas.openxmlformats.org/wordprocessingml/2006/main" xmlns:w14="http://schemas.microsoft.com/office/word/2010/wordml" xmlns:w15="http://schemas.microsoft.com/office/word/2012/wordml" xmlns:w16cex="http://schemas.microsoft.com/office/word/2018/wordml/cex" xmlns:w16cid="http://schemas.microsoft.com/office/word/2016/wordml/cid" xmlns:w16="http://schemas.microsoft.com/office/word/2018/wordml" xmlns:w16du="http://schemas.microsoft.com/office/word/2023/wordml/word16du" xmlns:w16sdtdh="http://schemas.microsoft.com/office/word/2020/wordml/sdtdatahash" xmlns:w16sdtfl="http://schemas.microsoft.com/office/word/2024/wordml/sdtformatlock" xmlns:w16se="http://schemas.microsoft.com/office/word/2015/wordml/symex" xmlns:wpg="http://schemas.microsoft.com/office/word/2010/wordprocessingGroup" xmlns:wpi="http://schemas.microsoft.com/office/word/2010/wordprocessingInk" xmlns:wne="http://schemas.microsoft.com/office/word/2006/wordml" xmlns:wps="http://schemas.microsoft.com/office/word/2010/wordprocessingShape" mc:Ignorable="w14 w15 w16se w16cid w16 w16cex w16sdtdh w16sdtfl w16du wp14">
+<w:ftr xmlns:wpc="http://schemas.microsoft.com/office/word/2010/wordprocessingCanvas" xmlns:cx="http://schemas.microsoft.com/office/drawing/2014/chartex" xmlns:mc="http://schemas.openxmlformats.org/markup-compatibility/2006" xmlns:o="urn:schemas-microsoft-com:office:office" xmlns:r="http://schemas.openxmlformats.org/officeDocument/2006/relationships" xmlns:m="http://schemas.openxmlformats.org/officeDocument/2006/math" xmlns:v="urn:schemas-microsoft-com:vml" xmlns:wp14="http://schemas.microsoft.com/office/word/2010/wordprocessingDrawing" xmlns:wp="http://schemas.openxmlformats.org/drawingml/2006/wordprocessingDrawing" xmlns:w10="urn:schemas-microsoft-com:office:word" xmlns:w="http://schemas.openxmlformats.org/wordprocessingml/2006/main" xmlns:w14="http://schemas.microsoft.com/office/word/2010/wordml" xmlns:w15="http://schemas.microsoft.com/office/word/2012/wordml" xmlns:w16se="http://schemas.microsoft.com/office/word/2015/wordml/symex" xmlns:wpg="http://schemas.microsoft.com/office/word/2010/wordprocessingGroup" xmlns:wpi="http://schemas.microsoft.com/office/word/2010/wordprocessingInk" xmlns:wne="http://schemas.microsoft.com/office/word/2006/wordml" xmlns:wps="http://schemas.microsoft.com/office/word/2010/wordprocessingShape" mc:Ignorable="w14 w15 w16se wp14">
   <w:sdt>
     <w:sdtPr>
       <w:id w:val="-1436752461"/>
@@ -5612,6 +5950,7 @@
         <w:docPartGallery w:val="AutoText"/>
       </w:docPartObj>
     </w:sdtPr>
+    <w:sdtEndPr/>
     <w:sdtContent>
       <w:p>
         <w:pPr>
@@ -5628,6 +5967,9 @@
           <w:fldChar w:fldCharType="separate"/>
         </w:r>
         <w:r>
+          <w:rPr>
+            <w:noProof/>
+          </w:rPr>
           <w:t>7</w:t>
         </w:r>
         <w:r>
@@ -5645,7 +5987,7 @@
 </file>
 
 <file path=word/footnotes.xml><?xml version="1.0" encoding="utf-8"?>
-<w:footnotes xmlns:wpc="http://schemas.microsoft.com/office/word/2010/wordprocessingCanvas" xmlns:cx="http://schemas.microsoft.com/office/drawing/2014/chartex" xmlns:cx1="http://schemas.microsoft.com/office/drawing/2015/9/8/chartex" xmlns:cx2="http://schemas.microsoft.com/office/drawing/2015/10/21/chartex" xmlns:cx3="http://schemas.microsoft.com/office/drawing/2016/5/9/chartex" xmlns:cx4="http://schemas.microsoft.com/office/drawing/2016/5/10/chartex" xmlns:cx5="http://schemas.microsoft.com/office/drawing/2016/5/11/chartex" xmlns:cx6="http://schemas.microsoft.com/office/drawing/2016/5/12/chartex" xmlns:cx7="http://schemas.microsoft.com/office/drawing/2016/5/13/chartex" xmlns:cx8="http://schemas.microsoft.com/office/drawing/2016/5/14/chartex" xmlns:mc="http://schemas.openxmlformats.org/markup-compatibility/2006" xmlns:aink="http://schemas.microsoft.com/office/drawing/2016/ink" xmlns:am3d="http://schemas.microsoft.com/office/drawing/2017/model3d" xmlns:o="urn:schemas-microsoft-com:office:office" xmlns:oel="http://schemas.microsoft.com/office/2019/extlst" xmlns:r="http://schemas.openxmlformats.org/officeDocument/2006/relationships" xmlns:m="http://schemas.openxmlformats.org/officeDocument/2006/math" xmlns:v="urn:schemas-microsoft-com:vml" xmlns:wp14="http://schemas.microsoft.com/office/word/2010/wordprocessingDrawing" xmlns:wp="http://schemas.openxmlformats.org/drawingml/2006/wordprocessingDrawing" xmlns:w10="urn:schemas-microsoft-com:office:word" xmlns:w="http://schemas.openxmlformats.org/wordprocessingml/2006/main" xmlns:w14="http://schemas.microsoft.com/office/word/2010/wordml" xmlns:w15="http://schemas.microsoft.com/office/word/2012/wordml" xmlns:w16cex="http://schemas.microsoft.com/office/word/2018/wordml/cex" xmlns:w16cid="http://schemas.microsoft.com/office/word/2016/wordml/cid" xmlns:w16="http://schemas.microsoft.com/office/word/2018/wordml" xmlns:w16du="http://schemas.microsoft.com/office/word/2023/wordml/word16du" xmlns:w16sdtdh="http://schemas.microsoft.com/office/word/2020/wordml/sdtdatahash" xmlns:w16sdtfl="http://schemas.microsoft.com/office/word/2024/wordml/sdtformatlock" xmlns:w16se="http://schemas.microsoft.com/office/word/2015/wordml/symex" xmlns:wpg="http://schemas.microsoft.com/office/word/2010/wordprocessingGroup" xmlns:wpi="http://schemas.microsoft.com/office/word/2010/wordprocessingInk" xmlns:wne="http://schemas.microsoft.com/office/word/2006/wordml" xmlns:wps="http://schemas.microsoft.com/office/word/2010/wordprocessingShape" mc:Ignorable="w14 w15 w16se w16cid w16 w16cex w16sdtdh w16sdtfl w16du wp14">
+<w:footnotes xmlns:wpc="http://schemas.microsoft.com/office/word/2010/wordprocessingCanvas" xmlns:cx="http://schemas.microsoft.com/office/drawing/2014/chartex" xmlns:mc="http://schemas.openxmlformats.org/markup-compatibility/2006" xmlns:o="urn:schemas-microsoft-com:office:office" xmlns:r="http://schemas.openxmlformats.org/officeDocument/2006/relationships" xmlns:m="http://schemas.openxmlformats.org/officeDocument/2006/math" xmlns:v="urn:schemas-microsoft-com:vml" xmlns:wp14="http://schemas.microsoft.com/office/word/2010/wordprocessingDrawing" xmlns:wp="http://schemas.openxmlformats.org/drawingml/2006/wordprocessingDrawing" xmlns:w10="urn:schemas-microsoft-com:office:word" xmlns:w="http://schemas.openxmlformats.org/wordprocessingml/2006/main" xmlns:w14="http://schemas.microsoft.com/office/word/2010/wordml" xmlns:w15="http://schemas.microsoft.com/office/word/2012/wordml" xmlns:w16se="http://schemas.microsoft.com/office/word/2015/wordml/symex" xmlns:wpg="http://schemas.microsoft.com/office/word/2010/wordprocessingGroup" xmlns:wpi="http://schemas.microsoft.com/office/word/2010/wordprocessingInk" xmlns:wne="http://schemas.microsoft.com/office/word/2006/wordml" xmlns:wps="http://schemas.microsoft.com/office/word/2010/wordprocessingShape" mc:Ignorable="w14 w15 w16se wp14">
   <w:footnote w:type="separator" w:id="-1">
     <w:p>
       <w:pPr>
@@ -5670,7 +6012,7 @@
 </file>
 
 <file path=word/numbering.xml><?xml version="1.0" encoding="utf-8"?>
-<w:numbering xmlns:wpc="http://schemas.microsoft.com/office/word/2010/wordprocessingCanvas" xmlns:cx="http://schemas.microsoft.com/office/drawing/2014/chartex" xmlns:cx1="http://schemas.microsoft.com/office/drawing/2015/9/8/chartex" xmlns:cx2="http://schemas.microsoft.com/office/drawing/2015/10/21/chartex" xmlns:cx3="http://schemas.microsoft.com/office/drawing/2016/5/9/chartex" xmlns:cx4="http://schemas.microsoft.com/office/drawing/2016/5/10/chartex" xmlns:cx5="http://schemas.microsoft.com/office/drawing/2016/5/11/chartex" xmlns:cx6="http://schemas.microsoft.com/office/drawing/2016/5/12/chartex" xmlns:cx7="http://schemas.microsoft.com/office/drawing/2016/5/13/chartex" xmlns:cx8="http://schemas.microsoft.com/office/drawing/2016/5/14/chartex" xmlns:mc="http://schemas.openxmlformats.org/markup-compatibility/2006" xmlns:aink="http://schemas.microsoft.com/office/drawing/2016/ink" xmlns:am3d="http://schemas.microsoft.com/office/drawing/2017/model3d" xmlns:o="urn:schemas-microsoft-com:office:office" xmlns:oel="http://schemas.microsoft.com/office/2019/extlst" xmlns:r="http://schemas.openxmlformats.org/officeDocument/2006/relationships" xmlns:m="http://schemas.openxmlformats.org/officeDocument/2006/math" xmlns:v="urn:schemas-microsoft-com:vml" xmlns:wp14="http://schemas.microsoft.com/office/word/2010/wordprocessingDrawing" xmlns:wp="http://schemas.openxmlformats.org/drawingml/2006/wordprocessingDrawing" xmlns:w10="urn:schemas-microsoft-com:office:word" xmlns:w="http://schemas.openxmlformats.org/wordprocessingml/2006/main" xmlns:w14="http://schemas.microsoft.com/office/word/2010/wordml" xmlns:w15="http://schemas.microsoft.com/office/word/2012/wordml" xmlns:w16cex="http://schemas.microsoft.com/office/word/2018/wordml/cex" xmlns:w16cid="http://schemas.microsoft.com/office/word/2016/wordml/cid" xmlns:w16="http://schemas.microsoft.com/office/word/2018/wordml" xmlns:w16du="http://schemas.microsoft.com/office/word/2023/wordml/word16du" xmlns:w16sdtdh="http://schemas.microsoft.com/office/word/2020/wordml/sdtdatahash" xmlns:w16sdtfl="http://schemas.microsoft.com/office/word/2024/wordml/sdtformatlock" xmlns:w16se="http://schemas.microsoft.com/office/word/2015/wordml/symex" xmlns:wpg="http://schemas.microsoft.com/office/word/2010/wordprocessingGroup" xmlns:wpi="http://schemas.microsoft.com/office/word/2010/wordprocessingInk" xmlns:wne="http://schemas.microsoft.com/office/word/2006/wordml" xmlns:wps="http://schemas.microsoft.com/office/word/2010/wordprocessingShape" mc:Ignorable="w14 w15 w16se w16cid w16 w16cex w16sdtdh w16sdtfl w16du wp14">
+<w:numbering xmlns:wpc="http://schemas.microsoft.com/office/word/2010/wordprocessingCanvas" xmlns:cx="http://schemas.microsoft.com/office/drawing/2014/chartex" xmlns:mc="http://schemas.openxmlformats.org/markup-compatibility/2006" xmlns:o="urn:schemas-microsoft-com:office:office" xmlns:r="http://schemas.openxmlformats.org/officeDocument/2006/relationships" xmlns:m="http://schemas.openxmlformats.org/officeDocument/2006/math" xmlns:v="urn:schemas-microsoft-com:vml" xmlns:wp14="http://schemas.microsoft.com/office/word/2010/wordprocessingDrawing" xmlns:wp="http://schemas.openxmlformats.org/drawingml/2006/wordprocessingDrawing" xmlns:w10="urn:schemas-microsoft-com:office:word" xmlns:w="http://schemas.openxmlformats.org/wordprocessingml/2006/main" xmlns:w14="http://schemas.microsoft.com/office/word/2010/wordml" xmlns:w15="http://schemas.microsoft.com/office/word/2012/wordml" xmlns:w16se="http://schemas.microsoft.com/office/word/2015/wordml/symex" xmlns:wpg="http://schemas.microsoft.com/office/word/2010/wordprocessingGroup" xmlns:wpi="http://schemas.microsoft.com/office/word/2010/wordprocessingInk" xmlns:wne="http://schemas.microsoft.com/office/word/2006/wordml" xmlns:wps="http://schemas.microsoft.com/office/word/2010/wordprocessingShape" mc:Ignorable="w14 w15 w16se wp14">
   <w:abstractNum w:abstractNumId="0" w15:restartNumberingAfterBreak="0">
     <w:nsid w:val="1295191A"/>
     <w:multiLevelType w:val="multilevel"/>
@@ -6123,7 +6465,7 @@
       </w:rPr>
     </w:lvl>
   </w:abstractNum>
-  <w:num w:numId="1" w16cid:durableId="294213744">
+  <w:num w:numId="1">
     <w:abstractNumId w:val="2"/>
     <w:lvlOverride w:ilvl="1">
       <w:startOverride w:val="1"/>
@@ -6150,20 +6492,20 @@
       <w:startOverride w:val="1"/>
     </w:lvlOverride>
   </w:num>
-  <w:num w:numId="2" w16cid:durableId="1189609734">
+  <w:num w:numId="2">
     <w:abstractNumId w:val="1"/>
   </w:num>
-  <w:num w:numId="3" w16cid:durableId="831526228">
+  <w:num w:numId="3">
     <w:abstractNumId w:val="0"/>
   </w:num>
-  <w:num w:numId="4" w16cid:durableId="153762909">
+  <w:num w:numId="4">
     <w:abstractNumId w:val="3"/>
   </w:num>
 </w:numbering>
 </file>
 
 <file path=word/styles.xml><?xml version="1.0" encoding="utf-8"?>
-<w:styles xmlns:mc="http://schemas.openxmlformats.org/markup-compatibility/2006" xmlns:r="http://schemas.openxmlformats.org/officeDocument/2006/relationships" xmlns:w="http://schemas.openxmlformats.org/wordprocessingml/2006/main" xmlns:w14="http://schemas.microsoft.com/office/word/2010/wordml" xmlns:w15="http://schemas.microsoft.com/office/word/2012/wordml" xmlns:w16cex="http://schemas.microsoft.com/office/word/2018/wordml/cex" xmlns:w16cid="http://schemas.microsoft.com/office/word/2016/wordml/cid" xmlns:w16="http://schemas.microsoft.com/office/word/2018/wordml" xmlns:w16du="http://schemas.microsoft.com/office/word/2023/wordml/word16du" xmlns:w16sdtdh="http://schemas.microsoft.com/office/word/2020/wordml/sdtdatahash" xmlns:w16sdtfl="http://schemas.microsoft.com/office/word/2024/wordml/sdtformatlock" xmlns:w16se="http://schemas.microsoft.com/office/word/2015/wordml/symex" mc:Ignorable="w14 w15 w16se w16cid w16 w16cex w16sdtdh w16sdtfl w16du">
+<w:styles xmlns:mc="http://schemas.openxmlformats.org/markup-compatibility/2006" xmlns:r="http://schemas.openxmlformats.org/officeDocument/2006/relationships" xmlns:w="http://schemas.openxmlformats.org/wordprocessingml/2006/main" xmlns:w14="http://schemas.microsoft.com/office/word/2010/wordml" xmlns:w15="http://schemas.microsoft.com/office/word/2012/wordml" xmlns:w16se="http://schemas.microsoft.com/office/word/2015/wordml/symex" mc:Ignorable="w14 w15 w16se">
   <w:docDefaults>
     <w:rPrDefault>
       <w:rPr>
@@ -6173,7 +6515,7 @@
     </w:rPrDefault>
     <w:pPrDefault/>
   </w:docDefaults>
-  <w:latentStyles w:defLockedState="0" w:defUIPriority="99" w:defSemiHidden="0" w:defUnhideWhenUsed="0" w:defQFormat="0" w:count="376">
+  <w:latentStyles w:defLockedState="0" w:defUIPriority="99" w:defSemiHidden="0" w:defUnhideWhenUsed="0" w:defQFormat="0" w:count="371">
     <w:lsdException w:name="Normal" w:uiPriority="0" w:qFormat="1"/>
     <w:lsdException w:name="heading 1" w:uiPriority="9" w:qFormat="1"/>
     <w:lsdException w:name="heading 2" w:uiPriority="9" w:unhideWhenUsed="1" w:qFormat="1"/>
@@ -6545,11 +6887,6 @@
     <w:lsdException w:name="List Table 5 Dark Accent 6" w:uiPriority="50"/>
     <w:lsdException w:name="List Table 6 Colorful Accent 6" w:uiPriority="51"/>
     <w:lsdException w:name="List Table 7 Colorful Accent 6" w:uiPriority="52"/>
-    <w:lsdException w:name="Mention" w:semiHidden="1" w:unhideWhenUsed="1"/>
-    <w:lsdException w:name="Smart Hyperlink" w:semiHidden="1" w:unhideWhenUsed="1"/>
-    <w:lsdException w:name="Hashtag" w:semiHidden="1" w:unhideWhenUsed="1"/>
-    <w:lsdException w:name="Unresolved Mention" w:semiHidden="1" w:unhideWhenUsed="1"/>
-    <w:lsdException w:name="Smart Link" w:semiHidden="1" w:unhideWhenUsed="1"/>
   </w:latentStyles>
   <w:style w:type="paragraph" w:default="1" w:styleId="Normal">
     <w:name w:val="Normal"/>
@@ -6754,6 +7091,7 @@
   <w:style w:type="character" w:default="1" w:styleId="DefaultParagraphFont">
     <w:name w:val="Default Paragraph Font"/>
     <w:uiPriority w:val="1"/>
+    <w:semiHidden/>
     <w:unhideWhenUsed/>
   </w:style>
   <w:style w:type="table" w:default="1" w:styleId="TableNormal">
@@ -7459,7 +7797,7 @@
 </file>
 
 <file path=customXml/itemProps1.xml><?xml version="1.0" encoding="utf-8"?>
-<ds:datastoreItem xmlns:ds="http://schemas.openxmlformats.org/officeDocument/2006/customXml" ds:itemID="{D3649F06-6FC3-4C6D-B8A8-C7098E6AEA6A}">
+<ds:datastoreItem xmlns:ds="http://schemas.openxmlformats.org/officeDocument/2006/customXml" ds:itemID="{59AF259B-0E07-41CB-A864-72838DD9CFE4}">
   <ds:schemaRefs>
     <ds:schemaRef ds:uri="http://schemas.openxmlformats.org/officeDocument/2006/bibliography"/>
   </ds:schemaRefs>
